--- a/paper/AI4S论文-MLP多层介质薄膜光谱预测与辅助设计.docx
+++ b/paper/AI4S论文-MLP多层介质薄膜光谱预测与辅助设计.docx
@@ -806,7 +806,7 @@
         <w:rPr>
           <w:sz w:val="20"/>
         </w:rPr>
-        <w:t>用 design_seed 生成 10000 组候选膜厚，MLP 预测并按 λ_target 处的反射率排序。对全部候选做 TMM 复核后可以看到（图 7b）：MLP 预测值与真值在目标波长处的 Spearman 相关系数为 0.9983，Pearson 相关系数 0.9984；MLP 排序的 Top10 中有 60% 落在 TMM 排序的 Top10 内，Top5 召回率 80%。MLP 排名第 1 的候选恰好也是全批 10000 组中 TMM 真值最高的结构，其真值 R(480 nm) = 0.6579，处于候选池的 99.99 分位。</w:t>
+        <w:t>用 design_seed 生成 10000 组候选膜厚，MLP 预测并按 λ_target 处的反射率排序，再对全部候选做 TMM 复核（图 7b）：MLP 预测值与真值在目标波长处的 Spearman 相关系数为 0.9983，Pearson 相关系数0.9984；MLP 排序的 Top10 中有 60% 落在 TMM 排序的 Top10 内，Top5 召回率 80%；MLP 排名第 1 的候选恰好也是全批 10000 组中 TMM 真值最高的结构，真值 R(480 nm) = 0.6579，处于候选池的 99.99 分位。</w:t>
       </w:r>
     </w:p>
     <w:p>
@@ -819,7 +819,7 @@
         <w:rPr>
           <w:sz w:val="20"/>
         </w:rPr>
-        <w:t>按 TMM 真值重排后得到的最终 Top5 见表 1。五个设计的真值反射率落在 0.6521–0.6579 之间，均处于候选池的前 0.1%。图 7a 给出最终设计的光谱：MLP 预测与 TMM 真值高度重合，但 MLP 在目标波长处给出了 0.6657 的预测值，略高于物理上限 0.6589，这一过高估计（约 0.0068）说明代理模型在极值附近倾向于外推。</w:t>
+        <w:t>按 TMM 真值重排后得到的最终 Top5 见表 1，五组设计的真值反射率落在 0.6521–0.6579 之间，均处于候选池前 0.1%。图 7a 给出最终设计的光谱：MLP 预测与 TMM 真值高度重合，但在目标波长处给出0.6657 的预测值，高于物理上限 0.6589，说明代理模型在极值附近倾向于外推。</w:t>
       </w:r>
     </w:p>
     <w:p>
@@ -832,7 +832,33 @@
         <w:rPr>
           <w:sz w:val="20"/>
         </w:rPr>
-        <w:t>作为参照，λ_target 处的物理上限为四分之一波长条件的解析值 0.6589，对应膜厚 52.17/82.76/52.17/82.76 nm；全局优化（差分进化与多起点局域优化）独立收敛到同一数值，说明该波长下的可达反射率上限即由四分之一波长解给出。因此候选池中的最优结构（0.6579）已达到理论上限的 99.8%。</w:t>
+        <w:t>为确认这一性能参照的可靠性，本文用两条独立路径求 λ_target 处的反射率上限。解析路径由四分之一波长条件给出，对应膜厚 52.17/82.76/52.17/82.76 nm，R = 0.6589；数值路径先用差分进化与 41 个起点的 L-BFGS-B局部优化，再对四维膜厚空间做每层 41 点的密集网格穷举（共 2.83×10⁶ 个评价点）并逐级细化，两条路径的最优值相差仅 8×10⁻⁶。网格搜索还揭示了一个精确对称性：单层特征矩阵满足M(δ + π) = −M(δ)，而反射率只依赖 C/B，符号自动抵消，因此任意层增加半个波长的光学厚度不改变光谱。在 40–180 nm 的盒约束内，两片高折射率层可分别取 52.17 nm 或 156.52 nm，构成 4 个在 λ_target处完全等价的解（反射率差异为 0.0000）。这解释了候选池中高分结构的形貌：全批 TMM 最优解的d₁ 为 158.56 nm 而非 52.17 nm，两者正是这一家族中的两个成员。</w:t>
+      </w:r>
+    </w:p>
+    <w:p>
+      <w:pPr>
+        <w:spacing w:after="40"/>
+        <w:ind w:firstLine="400"/>
+        <w:jc w:val="both"/>
+      </w:pPr>
+      <w:r>
+        <w:rPr>
+          <w:sz w:val="20"/>
+        </w:rPr>
+        <w:t>代理模型的分辨率存在上限。候选池顶部 1%（100 组）的真值跨度为 0.0252，约为 MLP 在目标波长处预测误差（0.00786）的 3 倍，该量级上的排序可信；但顶部 0.1%（10 组）的跨度仅 0.0069，小于模型误差，最优集合内部的精确名次不可分辨。因此代理模型的价值在于把候选规模从 10⁴ 压缩到 10，而非给出唯一的第 1 名。</w:t>
+      </w:r>
+    </w:p>
+    <w:p>
+      <w:pPr>
+        <w:spacing w:after="40"/>
+        <w:ind w:firstLine="400"/>
+        <w:jc w:val="both"/>
+      </w:pPr>
+      <w:r>
+        <w:rPr>
+          <w:sz w:val="20"/>
+        </w:rPr>
+        <w:t>一个自然的改进方向是让损失函数偏向设计关心的波长。把 λ_target 处的权重提高到 10 倍重新训练后，目标波长处的测试 MAE 由 0.00786 降至 0.00597（改善 24.0%），候选池的 Spearman 相关系数升至 0.9989；但 MLP 的 Top1 不再等同于 TMM 真值最优（该最优仍落在其 Top10 之内）。这与上述分辨率极限一致：提高单点精度能改善整体排序，却无法消除最优尾部的名次抖动。</w:t>
       </w:r>
     </w:p>
     <w:p>
@@ -908,6 +934,98 @@
     </w:p>
     <w:p>
       <w:pPr>
+        <w:pStyle w:val="21"/>
+      </w:pPr>
+      <w:r>
+        <w:t>3.4 代表性失败案例与误差来源</w:t>
+      </w:r>
+    </w:p>
+    <w:p>
+      <w:pPr>
+        <w:spacing w:after="40"/>
+        <w:ind w:firstLine="400"/>
+        <w:jc w:val="both"/>
+      </w:pPr>
+      <w:r>
+        <w:rPr>
+          <w:sz w:val="20"/>
+        </w:rPr>
+        <w:t>图 8a 给出误差最大的测试样本：四层膜厚为 179.9, 158.6, 147.6, 73.5 nm，MLP 在 400–500 nm 区间系统性高估，单样本 MAE 达 0.0149，约为整体平均值的 2.3 倍。为定位失败机理，本文考察了四类候选解释，只有一类成立。</w:t>
+      </w:r>
+    </w:p>
+    <w:p>
+      <w:pPr>
+        <w:spacing w:after="40"/>
+        <w:ind w:firstLine="400"/>
+        <w:jc w:val="both"/>
+      </w:pPr>
+      <w:r>
+        <w:rPr>
+          <w:sz w:val="20"/>
+        </w:rPr>
+        <w:t>第一，波长采样不足（混叠）可以直接排除：样本干涉条纹的间距中位数为 180 nm、最小 120 nm，按 Nyquist 判据只需 ≤ 60 nm 的采样间隔，而本文使用 10 nm，冗余度达 6 倍。第二，光谱陡峭度只有弱相关：逐样本 MSE 与"相邻波长平均变化幅度"的Pearson 相关系数为 0.207（r² = 0.043），与总光学厚度为 0.148。第三，膜厚灵敏度不相关：以差分法估计的 |∂R/∂d| 与逐样本误差的相关系数为 -0.078，统计上不显著。第四，局部采样密度相关性最强：在归一化四维膜厚空间中，测试样本到训练集的第 10 近邻距离与逐样本 MSE 的 Pearson 相关系数为 0.370（r² = 0.137），按第 5 近邻距离分箱时，最稀疏组的平均 MSE 比最密集组高 48%（图 8b）。这说明误差的主导来源是训练样本在膜厚空间中的局部稀疏，而非某些光谱"本身难学"。</w:t>
+      </w:r>
+    </w:p>
+    <w:p>
+      <w:pPr>
+        <w:keepNext w:val="0"/>
+        <w:keepLines/>
+        <w:spacing w:before="80" w:after="40"/>
+        <w:jc w:val="center"/>
+      </w:pPr>
+      <w:r>
+        <w:drawing>
+          <wp:inline xmlns:a="http://schemas.openxmlformats.org/drawingml/2006/main" xmlns:pic="http://schemas.openxmlformats.org/drawingml/2006/picture">
+            <wp:extent cx="3348000" cy="1328547"/>
+            <wp:docPr id="7" name="Picture 7"/>
+            <wp:cNvGraphicFramePr>
+              <a:graphicFrameLocks noChangeAspect="1"/>
+            </wp:cNvGraphicFramePr>
+            <a:graphic>
+              <a:graphicData uri="http://schemas.openxmlformats.org/drawingml/2006/picture">
+                <pic:pic>
+                  <pic:nvPicPr>
+                    <pic:cNvPr id="0" name="fig8_failure.png"/>
+                    <pic:cNvPicPr/>
+                  </pic:nvPicPr>
+                  <pic:blipFill>
+                    <a:blip r:embed="rId21"/>
+                    <a:stretch>
+                      <a:fillRect/>
+                    </a:stretch>
+                  </pic:blipFill>
+                  <pic:spPr>
+                    <a:xfrm>
+                      <a:off x="0" y="0"/>
+                      <a:ext cx="3348000" cy="1328547"/>
+                    </a:xfrm>
+                    <a:prstGeom prst="rect"/>
+                  </pic:spPr>
+                </pic:pic>
+              </a:graphicData>
+            </a:graphic>
+          </wp:inline>
+        </w:drawing>
+      </w:r>
+      <w:r>
+        <w:br/>
+      </w:r>
+      <w:r>
+        <w:rPr>
+          <w:b/>
+          <w:sz w:val="17"/>
+        </w:rPr>
+        <w:t>图 8</w:t>
+      </w:r>
+      <w:r>
+        <w:rPr>
+          <w:sz w:val="17"/>
+        </w:rPr>
+        <w:t xml:space="preserve"> 代表性失败案例：(a) 最大误差样本的 TMM 与 MLP 光谱；(b) 逐样本误差与局部采样密度的关系。</w:t>
+      </w:r>
+    </w:p>
+    <w:p>
+      <w:pPr>
         <w:keepNext/>
         <w:spacing w:before="40" w:after="60"/>
         <w:jc w:val="center"/>
@@ -923,6 +1041,7 @@
         <w:rPr>
           <w:sz w:val="17"/>
         </w:rPr>
+        <w:t xml:space="preserve"> MLP 筛选并以 TMM 复核后的最终 Top5 膜系设计。</w:t>
       </w:r>
     </w:p>
     <w:tbl>
@@ -1677,85 +1796,6 @@
     </w:tbl>
     <w:p>
       <w:pPr>
-        <w:pStyle w:val="21"/>
-      </w:pPr>
-      <w:r>
-        <w:t>3.4 代表性失败案例</w:t>
-      </w:r>
-    </w:p>
-    <w:p>
-      <w:pPr>
-        <w:spacing w:after="40"/>
-        <w:ind w:firstLine="400"/>
-        <w:jc w:val="both"/>
-      </w:pPr>
-      <w:r>
-        <w:rPr>
-          <w:sz w:val="20"/>
-        </w:rPr>
-        <w:t>逐样本误差与光谱陡峭度显著相关：逐样本 MSE 与"光谱相邻点平均变化幅度"的 Pearson 相关系数为0.207（p = 3×10⁻⁶），与总光学厚度的相关系数为 0.148；而与目标波长处的反射率水平几乎不相关（-0.035）。图 8a 给出误差最大的测试样本：其四层膜厚为 179.9, 158.6, 147.6, 73.5 nm，光谱在 400–500 nm 内快速起伏，MLP 在该区间系统性高估或低估，单样本 MAE 达 0.0149，约为整体平均值的 2.3 倍。图 8b 显示误差随光谱陡峭度上升的整体趋势，说明失败主要发生在光谱高频成分强的样本上。</w:t>
-      </w:r>
-    </w:p>
-    <w:p>
-      <w:pPr>
-        <w:keepNext w:val="0"/>
-        <w:keepLines/>
-        <w:spacing w:before="80" w:after="40"/>
-        <w:jc w:val="center"/>
-      </w:pPr>
-      <w:r>
-        <w:drawing>
-          <wp:inline xmlns:a="http://schemas.openxmlformats.org/drawingml/2006/main" xmlns:pic="http://schemas.openxmlformats.org/drawingml/2006/picture">
-            <wp:extent cx="3348000" cy="1328547"/>
-            <wp:docPr id="7" name="Picture 7"/>
-            <wp:cNvGraphicFramePr>
-              <a:graphicFrameLocks noChangeAspect="1"/>
-            </wp:cNvGraphicFramePr>
-            <a:graphic>
-              <a:graphicData uri="http://schemas.openxmlformats.org/drawingml/2006/picture">
-                <pic:pic>
-                  <pic:nvPicPr>
-                    <pic:cNvPr id="0" name="fig8_failure.png"/>
-                    <pic:cNvPicPr/>
-                  </pic:nvPicPr>
-                  <pic:blipFill>
-                    <a:blip r:embed="rId21"/>
-                    <a:stretch>
-                      <a:fillRect/>
-                    </a:stretch>
-                  </pic:blipFill>
-                  <pic:spPr>
-                    <a:xfrm>
-                      <a:off x="0" y="0"/>
-                      <a:ext cx="3348000" cy="1328547"/>
-                    </a:xfrm>
-                    <a:prstGeom prst="rect"/>
-                  </pic:spPr>
-                </pic:pic>
-              </a:graphicData>
-            </a:graphic>
-          </wp:inline>
-        </w:drawing>
-      </w:r>
-      <w:r>
-        <w:br/>
-      </w:r>
-      <w:r>
-        <w:rPr>
-          <w:b/>
-          <w:sz w:val="17"/>
-        </w:rPr>
-        <w:t>图 8</w:t>
-      </w:r>
-      <w:r>
-        <w:rPr>
-          <w:sz w:val="17"/>
-        </w:rPr>
-        <w:t xml:space="preserve"> 代表性失败案例：(a) 最大误差样本的 TMM 与 MLP 光谱；(b) 逐样本误差与光谱陡峭度的关系。</w:t>
-      </w:r>
-    </w:p>
-    <w:p>
-      <w:pPr>
         <w:pStyle w:val="1"/>
       </w:pPr>
       <w:r>
@@ -1772,7 +1812,7 @@
         <w:rPr>
           <w:sz w:val="20"/>
         </w:rPr>
-        <w:t>MLP 对"膜厚—光谱"映射的学习效果总体良好：测试集 R² = 0.9977，目标波长处的相关系数达0.9984。主要误差来源不是模型容量，而是光谱自身的高频成分：膜厚越大，相邻采样点的干涉条纹越密集，在 10 nm 采样间隔下逼近采样极限，网络难以同时拟合不同样本的快速振荡。这解释了为何逐样本误差与光谱陡峭度正相关（r = 0.207），而与目标波长处的反射率水平几乎无关。</w:t>
+        <w:t>MLP 对"膜厚—光谱"映射的学习效果总体良好：测试集 R² = 0.9977，目标波长处的相关系数达0.9984。失败样本的归因表明，限制精度的不是光谱的高频成分——10 nm 采样对最小条纹间距仍有约 6 倍冗余——而是训练样本在四维膜厚空间中的局部稀疏：第 10 近邻距离与逐样本误差的相关系数为 0.370，最稀疏样本组的误差比最密集组高 48%。这一结论有直接的可操作性：与其扩大均匀随机样本量，不如在误差较大的区域补充样本。</w:t>
       </w:r>
     </w:p>
     <w:p>
@@ -1785,7 +1825,7 @@
         <w:rPr>
           <w:sz w:val="20"/>
         </w:rPr>
-        <w:t>数据量效应显示误差按 N^(−1.031) 下降且边际收益递减：从 500 组增至 1000 组的收益远大于从2000 组增至 4000 组。这与深度学习中泛化误差随训练集规模幂律下降的经验规律一致，说明在给定采样间隔与网络容量下，继续增加均匀随机样本的收益有限；若要进一步降低误差，提高波长采样密度或在误差较大的区域加密采样比单纯扩大样本量更有效。</w:t>
+        <w:t>数据量效应显示误差按 N^(−1.031) 下降且边际收益递减：从 500 组增至 1000 组的收益远大于从2000 组增至 4000 组。这与深度学习中泛化误差随训练集规模幂律下降的经验规律一致，说明在给定采样间隔与网络容量下，继续增加均匀随机样本的收益有限；若要进一步降低误差，提高局部采样密度比单纯扩大样本量更有效。需要说明的是，本文的幂律拟合仅基于 4 个数据量水平、每个水平 3 个初始化种子，指数 α 应视为趋势性估计，而非精确的标度律。</w:t>
       </w:r>
     </w:p>
     <w:p>
@@ -1798,7 +1838,7 @@
         <w:rPr>
           <w:sz w:val="20"/>
         </w:rPr>
-        <w:t>代理模型在设计环节的价值需要谨慎界定。在 10000 组候选、四层膜这一简单体系下，TMM 穷举仅需0.42 s，而"MLP 预测全部候选 + TMM 复核 Top10"需 0.005 s，绝对耗时都很小；批量推理时 MLP 的单候选耗时约为 TMM 的 1/138，但单点调用时由于深度学习框架的固定开销反而不占优势。按实测，候选规模需超过约 501 组，代理模型节省的时间才能收回训练成本。因此它的真正价值在于前向计算昂贵（层数多、含色散与吸收、斜入射、大批量参数扫描）或候选空间极大的场景。另一方面，MLP 的排名与实际最优高度一致（Spearman 0.9983），说明它确实能完成初筛：把需要精确计算的结构从 10000 组压缩到 10 组，且没有错过全批最优解。</w:t>
+        <w:t>代理模型在设计环节的价值需要谨慎界定。在 10000 组候选、四层膜这一简单体系下，TMM 穷举仅需0.42 s，而"MLP 预测全部候选 + TMM 复核 Top10"需 0.005 s，绝对耗时都很小；批量推理时 MLP 的单候选耗时约为 TMM 的 1/138，但单点调用时由于深度学习框架的固定开销反而不占优势。按实测，候选规模需超过约 501 组，代理模型节省的时间才能收回训练成本。因此它的真正价值在于前向计算昂贵（层数多、含色散与吸收、斜入射、大批量参数扫描）或候选空间极大的场景。即便排名一致性很高（Spearman 0.9983），代理模型也无法分辨最优尾部的名次：顶部 0.1%候选的真值跨度（0.0069）小于其预测误差（0.00786）。把 λ_target 处权重提高 10 倍可将该处误差降至 0.00597，但 Top1 的身份仍不稳定。这说明稳妥的分工是"代理模型压缩候选规模、TMM 负责最终裁决"。</w:t>
       </w:r>
     </w:p>
     <w:p>
@@ -1811,7 +1851,7 @@
         <w:rPr>
           <w:sz w:val="20"/>
         </w:rPr>
-        <w:t>本研究存在四点局限。第一，10 nm 采样间隔对厚膜样本的快速干涉条纹存在欠采样，既限制了可学习的信息量，也限制了精度上限。第二，训练数据在目标波长的高反射尾部相对稀疏（真值超过 0.6 的样本仅占4.8%），模型在极值附近偏乐观（对最优候选高估约 0.0068）；补充实验表明，在四分之一波长解附近以 σ = 15 nm 加密采样并替换 500 组训练样本后，高反射测试集 MSE 由 1×10⁻⁴ 降至4×10⁻⁵（-61.1%），代价是标准测试集上升 +16.9%，说明数据分布与目标区域的匹配比样本总量更关键。第三，本文采用固定折射率、无吸收、正入射的简化模型，实际膜系还需考虑色散、吸收与角度依赖。第四，公差分析显示整体厚度偏差 ±1% 时目标波长反射率仅下降 0.0008，逐层随机误差 σ = 2 nm 时平均下降 0.0018、最差情形下降 0.0158，说明该设计对制造误差总体不敏感，但极端误差仍会明显削弱性能。</w:t>
+        <w:t>本研究存在四点局限。第一，误差仍有约 86% 的方差未被所考察特征解释，说明除采样密度外还有其他因素（如网络容量与优化过程的随机性）。第二，局部加密实验中，加密样本与高反射测试集取自同一分布（σ 相同、随机种子不同、无样本重叠），因此它证明的是"数据分布与目标区域匹配"的收益，而非跨分布泛化能力。第三，本文采用固定折射率、无吸收、正入射的简化模型，实际膜系还需考虑色散、吸收与角度依赖。第四，公差分析显示整体厚度偏差 ±1% 时目标波长反射率仅下降 0.0008，逐层随机误差 σ = 2 nm 时平均下降 0.0018、最差情形下降 0.0158，说明该设计对制造误差总体不敏感，但极端误差仍会明显削弱性能。</w:t>
       </w:r>
     </w:p>
     <w:p>

--- a/paper/AI4S论文-MLP多层介质薄膜光谱预测与辅助设计.docx
+++ b/paper/AI4S论文-MLP多层介质薄膜光谱预测与辅助设计.docx
@@ -80,7 +80,7 @@
     </w:p>
     <w:p>
       <w:pPr>
-        <w:spacing w:after="40"/>
+        <w:spacing w:line="269" w:lineRule="auto" w:after="30"/>
         <w:ind w:firstLine="400"/>
         <w:jc w:val="both"/>
       </w:pPr>
@@ -88,24 +88,13 @@
         <w:rPr>
           <w:sz w:val="20"/>
         </w:rPr>
-        <w:t>多层介质薄膜的反射光谱由各层厚度通过干涉效应决定，而"厚度到光谱"的正向计算需要传输矩阵法（TMM）逐点求解，在需要评估大量候选结构时计算代价不可忽略。本文以统一模型 Air/H/L/H/L/Glass（nH = 2.30，nL = 1.45，ns = 1.52，膜厚 40–180 nm）为研究对象，用 TMM 生成 5000 组"膜厚—反射光谱"数据（400–800 nm，步长 10 nm，共 41 点），按 4000/500/500 固定划分，训练 4–128–128–64–41 的多层感知机（MLP）代理模型，围绕预测精度、训练数据量效应与辅助设计能力三个问题展开。测试集上 MLP 的平均绝对误差为 0.00638，决定系数 R² 为 0.9977；在目标波长 480 nm 处预测与真值的 Pearson 相关系数为0.9984。误差随训练样本数按 N^(−1.031) 的幂律下降，边际收益递减。用 design_seed 生成10000 组候选结构，MLP 预测值与 TMM 真值在目标波长处的 Spearman 排序相关系数为 0.9983，Top10 召回率为 60%；最终设计经 TMM 复核得到 R(480 nm) = 0.6579，达到四分之一波长解析上限 0.6589 的 99.8%。结果表明 MLP 可作为低成本的代理模型用于候选结构快速筛选，但最终设计必须由 TMM 复核。</w:t>
+        <w:t>多层介质薄膜的反射光谱由各层厚度经干涉效应决定，正向计算依赖传输矩阵法（TMM），评估大量候选时代价不可忽略。以 Air/H/L/H/L/Glass 四层膜为对象，用 TMM 生成 5000 组膜厚—光谱数据并训练 MLP 代理模型。测试集平均绝对误差 0.00638，R² = 0.9977；误差随训练样本数按 N^(−1.031) 幂律下降且边际收益递减，主因是膜厚空间的局部采样稀疏（r = 0.370）而非波长采样。10000 组候选中，MLP 排序与 TMM 真值的相关系数为 0.9983；所选设计经 TMM 复核达四分之一波长上限 0.6589 的 99.8%。代理模型可快速压缩候选规模，最终须由 TMM 复核。</w:t>
       </w:r>
     </w:p>
     <w:p>
       <w:pPr>
-        <w:spacing w:after="40"/>
-        <w:jc w:val="both"/>
-      </w:pPr>
-      <w:r>
-        <w:rPr>
-          <w:sz w:val="20"/>
-        </w:rPr>
-        <w:t>关键词：光学薄膜；传输矩阵法；多层感知机；代理模型；AI for Science</w:t>
-      </w:r>
-    </w:p>
-    <w:p>
-      <w:pPr>
         <w:pStyle w:val="1"/>
+        <w:spacing w:before="120" w:after="40"/>
       </w:pPr>
       <w:r>
         <w:t>1. 引言</w:t>
@@ -113,7 +102,7 @@
     </w:p>
     <w:p>
       <w:pPr>
-        <w:spacing w:after="40"/>
+        <w:spacing w:line="269" w:lineRule="auto" w:after="30"/>
         <w:ind w:firstLine="400"/>
         <w:jc w:val="both"/>
       </w:pPr>
@@ -126,7 +115,7 @@
     </w:p>
     <w:p>
       <w:pPr>
-        <w:spacing w:after="40"/>
+        <w:spacing w:line="269" w:lineRule="auto" w:after="30"/>
         <w:ind w:firstLine="400"/>
         <w:jc w:val="both"/>
       </w:pPr>
@@ -139,7 +128,7 @@
     </w:p>
     <w:p>
       <w:pPr>
-        <w:spacing w:after="40"/>
+        <w:spacing w:line="269" w:lineRule="auto" w:after="30"/>
         <w:ind w:firstLine="400"/>
         <w:jc w:val="both"/>
       </w:pPr>
@@ -152,20 +141,66 @@
     </w:p>
     <w:p>
       <w:pPr>
-        <w:spacing w:after="40"/>
-        <w:ind w:firstLine="400"/>
-        <w:jc w:val="both"/>
-      </w:pPr>
+        <w:keepNext w:val="0"/>
+        <w:keepLines/>
+        <w:spacing w:before="40" w:after="0"/>
+        <w:jc w:val="center"/>
+      </w:pPr>
+      <w:r>
+        <w:drawing>
+          <wp:inline xmlns:a="http://schemas.openxmlformats.org/drawingml/2006/main" xmlns:pic="http://schemas.openxmlformats.org/drawingml/2006/picture">
+            <wp:extent cx="3960000" cy="1936609"/>
+            <wp:docPr id="1" name="Picture 1"/>
+            <wp:cNvGraphicFramePr>
+              <a:graphicFrameLocks noChangeAspect="1"/>
+            </wp:cNvGraphicFramePr>
+            <a:graphic>
+              <a:graphicData uri="http://schemas.openxmlformats.org/drawingml/2006/picture">
+                <pic:pic>
+                  <pic:nvPicPr>
+                    <pic:cNvPr id="0" name="fig1_workflow.png"/>
+                    <pic:cNvPicPr/>
+                  </pic:nvPicPr>
+                  <pic:blipFill>
+                    <a:blip r:embed="rId15"/>
+                    <a:stretch>
+                      <a:fillRect/>
+                    </a:stretch>
+                  </pic:blipFill>
+                  <pic:spPr>
+                    <a:xfrm>
+                      <a:off x="0" y="0"/>
+                      <a:ext cx="3960000" cy="1936609"/>
+                    </a:xfrm>
+                    <a:prstGeom prst="rect"/>
+                  </pic:spPr>
+                </pic:pic>
+              </a:graphicData>
+            </a:graphic>
+          </wp:inline>
+        </w:drawing>
+      </w:r>
+      <w:r>
+        <w:br/>
+      </w:r>
       <w:r>
         <w:rPr>
-          <w:sz w:val="20"/>
+          <w:b/>
+          <w:sz w:val="17"/>
         </w:rPr>
-        <w:t>**图 1** 本研究的总体流程：TMM 生成数据、MLP 训练与预测、数据量实验、辅助设计与 TMM 复核。</w:t>
+        <w:t>图 1</w:t>
+      </w:r>
+      <w:r>
+        <w:rPr>
+          <w:sz w:val="17"/>
+        </w:rPr>
+        <w:t xml:space="preserve"> 本研究的总体流程：TMM 生成数据、MLP 训练与预测、数据量实验、辅助设计与 TMM 复核。</w:t>
       </w:r>
     </w:p>
     <w:p>
       <w:pPr>
         <w:pStyle w:val="1"/>
+        <w:spacing w:before="120" w:after="40"/>
       </w:pPr>
       <w:r>
         <w:t>2. 材料与方法</w:t>
@@ -174,6 +209,7 @@
     <w:p>
       <w:pPr>
         <w:pStyle w:val="21"/>
+        <w:spacing w:before="100" w:after="20"/>
       </w:pPr>
       <w:r>
         <w:t>2.1 光学模型与传输矩阵法</w:t>
@@ -181,7 +217,7 @@
     </w:p>
     <w:p>
       <w:pPr>
-        <w:spacing w:after="40"/>
+        <w:spacing w:line="269" w:lineRule="auto" w:after="30"/>
         <w:ind w:firstLine="400"/>
         <w:jc w:val="both"/>
       </w:pPr>
@@ -189,12 +225,12 @@
         <w:rPr>
           <w:sz w:val="20"/>
         </w:rPr>
-        <w:t>研究对象统一为 Air/H/L/H/L/Glass 四层介质膜，正入射、无吸收并忽略色散。高、低折射率材料分别取 nH = 2.30 与 nL = 1.45，玻璃基底 ns = 1.52，入射介质为空气 n0 = 1.00，每层膜厚在 40–180 nm 内变化，波长范围为 400–800 nm、步长 10 nm，共 41 个采样点。</w:t>
+        <w:t>研究对象为 Air/H/L/H/L/Glass 四层介质膜，正入射、无吸收、忽略色散。高、低折射率材料取 nH = 2.30 与 nL = 1.45，基底 ns = 1.52，入射介质为空气 n0 = 1.00；每层膜厚 40–180 nm，波长 400–800 nm、步长 10 nm，共 41 点。</w:t>
       </w:r>
     </w:p>
     <w:p>
       <w:pPr>
-        <w:spacing w:after="40"/>
+        <w:spacing w:line="269" w:lineRule="auto" w:after="30"/>
         <w:ind w:firstLine="400"/>
         <w:jc w:val="both"/>
       </w:pPr>
@@ -207,7 +243,7 @@
     </w:p>
     <w:p>
       <w:pPr>
-        <w:spacing w:after="40"/>
+        <w:spacing w:line="269" w:lineRule="auto" w:after="30"/>
         <w:jc w:val="center"/>
       </w:pPr>
       <w:r>
@@ -219,7 +255,7 @@
     </w:p>
     <w:p>
       <w:pPr>
-        <w:spacing w:after="40"/>
+        <w:spacing w:line="269" w:lineRule="auto" w:after="30"/>
         <w:ind w:firstLine="400"/>
         <w:jc w:val="both"/>
       </w:pPr>
@@ -232,7 +268,7 @@
     </w:p>
     <w:p>
       <w:pPr>
-        <w:spacing w:after="40"/>
+        <w:spacing w:line="269" w:lineRule="auto" w:after="30"/>
         <w:jc w:val="center"/>
       </w:pPr>
       <w:r>
@@ -244,7 +280,7 @@
     </w:p>
     <w:p>
       <w:pPr>
-        <w:spacing w:after="40"/>
+        <w:spacing w:line="269" w:lineRule="auto" w:after="30"/>
         <w:jc w:val="center"/>
       </w:pPr>
       <w:r>
@@ -256,7 +292,7 @@
     </w:p>
     <w:p>
       <w:pPr>
-        <w:spacing w:after="40"/>
+        <w:spacing w:line="269" w:lineRule="auto" w:after="30"/>
         <w:ind w:firstLine="400"/>
         <w:jc w:val="both"/>
       </w:pPr>
@@ -269,7 +305,7 @@
     </w:p>
     <w:p>
       <w:pPr>
-        <w:spacing w:after="40"/>
+        <w:spacing w:line="269" w:lineRule="auto" w:after="30"/>
         <w:jc w:val="center"/>
       </w:pPr>
       <w:r>
@@ -281,7 +317,7 @@
     </w:p>
     <w:p>
       <w:pPr>
-        <w:spacing w:after="40"/>
+        <w:spacing w:line="269" w:lineRule="auto" w:after="30"/>
         <w:ind w:firstLine="400"/>
         <w:jc w:val="both"/>
       </w:pPr>
@@ -294,7 +330,7 @@
     </w:p>
     <w:p>
       <w:pPr>
-        <w:spacing w:after="40"/>
+        <w:spacing w:line="269" w:lineRule="auto" w:after="30"/>
         <w:jc w:val="center"/>
       </w:pPr>
       <w:r>
@@ -306,7 +342,7 @@
     </w:p>
     <w:p>
       <w:pPr>
-        <w:spacing w:after="40"/>
+        <w:spacing w:line="269" w:lineRule="auto" w:after="30"/>
         <w:ind w:firstLine="400"/>
         <w:jc w:val="both"/>
       </w:pPr>
@@ -314,21 +350,21 @@
         <w:rPr>
           <w:sz w:val="20"/>
         </w:rPr>
-        <w:t>本文用两套独立实现计算 R：一是上述特征矩阵连乘；二是从基底出发的等效导纳递推Y ← (Y cos δ + i η sin δ) / (cos δ + i (Y/η) sin δ)。二者数学等价但代码路径不同，用于互相验错。校核结果：裸基底反射率与解析值 4.258% 相差 7×10⁻¹⁸；四分之一波长膜系在 480 nm 处与导纳链解析值 0.6589 相差 1×10⁻¹⁶；200 组随机单层膜与单层膜解析式的最大偏差6×10⁻¹⁶；两套实现作用于 2000 组随机膜厚（41 个波长）的最大差异 9×10⁻¹⁶；R + T = 1 的最大偏差 1×10⁻¹⁵。另用在线 TMM 工具对 5 个代表性膜系独立核对，最大偏差6×10⁻¹⁶。</w:t>
+        <w:t>本文用两套独立实现计算 R：一是上述特征矩阵连乘；二是从基底出发的等效导纳递推 Y ← (Y cos δ + i η sin δ) / (cos δ + i (Y/η) sin δ)。二者数学等价但代码路径不同，用于互相验错。校核结果：裸基底与解析值 4.258% 差 7×10⁻¹⁸；四分之一波长膜系在 480 nm 处与导纳链解析值 0.6589 差 1×10⁻¹⁶；200 组随机单层膜与解析式最大偏差 6×10⁻¹⁶；两套实现在 2000 组随机膜厚上的最大差异 9×10⁻¹⁶；R + T = 1 偏差 1×10⁻¹⁵；与在线 TMM 工具核对 5 个膜系，最大偏差 6×10⁻¹⁶。</w:t>
       </w:r>
     </w:p>
     <w:p>
       <w:pPr>
         <w:keepNext w:val="0"/>
         <w:keepLines/>
-        <w:spacing w:before="80" w:after="40"/>
+        <w:spacing w:before="40" w:after="0"/>
         <w:jc w:val="center"/>
       </w:pPr>
       <w:r>
         <w:drawing>
           <wp:inline xmlns:a="http://schemas.openxmlformats.org/drawingml/2006/main" xmlns:pic="http://schemas.openxmlformats.org/drawingml/2006/picture">
-            <wp:extent cx="3348000" cy="1722848"/>
-            <wp:docPr id="1" name="Picture 1"/>
+            <wp:extent cx="3960000" cy="2083869"/>
+            <wp:docPr id="2" name="Picture 2"/>
             <wp:cNvGraphicFramePr>
               <a:graphicFrameLocks noChangeAspect="1"/>
             </wp:cNvGraphicFramePr>
@@ -340,7 +376,7 @@
                     <pic:cNvPicPr/>
                   </pic:nvPicPr>
                   <pic:blipFill>
-                    <a:blip r:embed="rId15"/>
+                    <a:blip r:embed="rId16"/>
                     <a:stretch>
                       <a:fillRect/>
                     </a:stretch>
@@ -348,7 +384,7 @@
                   <pic:spPr>
                     <a:xfrm>
                       <a:off x="0" y="0"/>
-                      <a:ext cx="3348000" cy="1722848"/>
+                      <a:ext cx="3960000" cy="2083869"/>
                     </a:xfrm>
                     <a:prstGeom prst="rect"/>
                   </pic:spPr>
@@ -377,7 +413,7 @@
     </w:p>
     <w:p>
       <w:pPr>
-        <w:spacing w:after="40"/>
+        <w:spacing w:line="269" w:lineRule="auto" w:after="30"/>
         <w:ind w:firstLine="400"/>
         <w:jc w:val="both"/>
       </w:pPr>
@@ -391,6 +427,7 @@
     <w:p>
       <w:pPr>
         <w:pStyle w:val="21"/>
+        <w:spacing w:before="100" w:after="20"/>
       </w:pPr>
       <w:r>
         <w:t>2.2 个人目标波长与随机种子</w:t>
@@ -398,7 +435,7 @@
     </w:p>
     <w:p>
       <w:pPr>
-        <w:spacing w:after="40"/>
+        <w:spacing w:line="269" w:lineRule="auto" w:after="30"/>
         <w:ind w:firstLine="400"/>
         <w:jc w:val="both"/>
       </w:pPr>
@@ -406,12 +443,13 @@
         <w:rPr>
           <w:sz w:val="20"/>
         </w:rPr>
-        <w:t>设学号后两位为 N，目标波长 λ_target = 450 + 10 × (N mod 31) nm；随机种子取学号后 6 位整数，设计阶段的种子取 design_seed = seed + 1，以避免候选膜厚与训练数据重复。本人学号后两位为 03，因此 λ_target = 480 nm；seed = 303003；design_seed = 303004。数据生成、数据划分与模型初始化均由 seed 控制。</w:t>
+        <w:t>学号后两位为 N 时 λ_target = 450 + 10 × (N mod 31) nm；seed 取学号后 6 位，控制数据生成、划分与模型初始化；设计阶段取 design_seed = seed + 1 以避免候选与训练数据重复。本人学号后两位为 03，故 λ_target = 480 nm，seed = 303003，design_seed = 303004。</w:t>
       </w:r>
     </w:p>
     <w:p>
       <w:pPr>
         <w:pStyle w:val="21"/>
+        <w:spacing w:before="100" w:after="20"/>
       </w:pPr>
       <w:r>
         <w:t>2.3 数据集生成</w:t>
@@ -419,7 +457,7 @@
     </w:p>
     <w:p>
       <w:pPr>
-        <w:spacing w:after="40"/>
+        <w:spacing w:line="269" w:lineRule="auto" w:after="30"/>
         <w:ind w:firstLine="400"/>
         <w:jc w:val="both"/>
       </w:pPr>
@@ -427,21 +465,43 @@
         <w:rPr>
           <w:sz w:val="20"/>
         </w:rPr>
-        <w:t>按 numpy 传统随机数接口（np.random.seed 与 np.random.rand，该接口具有跨版本流一致性保证），在 40–180 nm 内均匀采样生成 5000 组四层膜厚，并用 TMM 计算每组在 41 个波长处的反射率。随后用一次性随机排列固定划分：排列后的前 4000 组为训练池、其后 500 组为验证集、最后 500 组为测试集。该划分在本文所有实验中保持不变；数据量实验中的"N 组训练样本"即训练池中的前 N 组。</w:t>
+        <w:t>用 numpy 传统随机数接口（np.random.seed 与 np.random.rand，该接口有跨版本流一致性保证）在 40–180 nm 内均匀采样 5000 组四层膜厚，并用 TMM 计算 41 个波长处的反射率。随后固定划分：随机排列后的前 4000 组为训练池、其后 500 组为验证集、末 500 组为测试集，该划分全程不变；数据量实验中的"N 组"即训练池中的前 N 组。</w:t>
       </w:r>
     </w:p>
     <w:p>
       <w:pPr>
+        <w:pStyle w:val="21"/>
+        <w:spacing w:before="100" w:after="20"/>
+      </w:pPr>
+      <w:r>
+        <w:t>2.4 MLP 代理模型</w:t>
+      </w:r>
+    </w:p>
+    <w:p>
+      <w:pPr>
+        <w:spacing w:line="269" w:lineRule="auto" w:after="30"/>
+        <w:ind w:firstLine="400"/>
+        <w:jc w:val="both"/>
+      </w:pPr>
+      <w:r>
+        <w:rPr>
+          <w:sz w:val="20"/>
+        </w:rPr>
+        <w:t>MLP 输入为归一化到 [0, 1] 的四层膜厚 (d − 40)/140，输出为 41 点反射率。结构为 4–128–128–64–41，隐藏层用 ReLU，输出层线性，参数量约 2.7×10⁴。损失为均方误差（MSE），优化器 Adam（学习率 3×10⁻³，批大小 256），最多训练 4000 轮，以验证集损失早停（耐心 400 轮）并取验证集最优权重。训练在 CPU 上完成，单次约 211.7 s；数据量实验中各模型除样本数与初始化种子外超参数完全一致。</w:t>
+      </w:r>
+    </w:p>
+    <w:p>
+      <w:pPr>
         <w:keepNext w:val="0"/>
         <w:keepLines/>
-        <w:spacing w:before="80" w:after="40"/>
+        <w:spacing w:before="40" w:after="0"/>
         <w:jc w:val="center"/>
       </w:pPr>
       <w:r>
         <w:drawing>
           <wp:inline xmlns:a="http://schemas.openxmlformats.org/drawingml/2006/main" xmlns:pic="http://schemas.openxmlformats.org/drawingml/2006/picture">
-            <wp:extent cx="3348000" cy="1453889"/>
-            <wp:docPr id="2" name="Picture 2"/>
+            <wp:extent cx="3960000" cy="1719654"/>
+            <wp:docPr id="3" name="Picture 3"/>
             <wp:cNvGraphicFramePr>
               <a:graphicFrameLocks noChangeAspect="1"/>
             </wp:cNvGraphicFramePr>
@@ -453,7 +513,7 @@
                     <pic:cNvPicPr/>
                   </pic:nvPicPr>
                   <pic:blipFill>
-                    <a:blip r:embed="rId16"/>
+                    <a:blip r:embed="rId17"/>
                     <a:stretch>
                       <a:fillRect/>
                     </a:stretch>
@@ -461,7 +521,7 @@
                   <pic:spPr>
                     <a:xfrm>
                       <a:off x="0" y="0"/>
-                      <a:ext cx="3348000" cy="1453889"/>
+                      <a:ext cx="3960000" cy="1719654"/>
                     </a:xfrm>
                     <a:prstGeom prst="rect"/>
                   </pic:spPr>
@@ -491,27 +551,7 @@
     <w:p>
       <w:pPr>
         <w:pStyle w:val="21"/>
-      </w:pPr>
-      <w:r>
-        <w:t>2.4 MLP 代理模型</w:t>
-      </w:r>
-    </w:p>
-    <w:p>
-      <w:pPr>
-        <w:spacing w:after="40"/>
-        <w:ind w:firstLine="400"/>
-        <w:jc w:val="both"/>
-      </w:pPr>
-      <w:r>
-        <w:rPr>
-          <w:sz w:val="20"/>
-        </w:rPr>
-        <w:t>MLP 输入为归一化到 [0, 1] 的四层膜厚 (d − 40)/140，输出为 41 个波长采样点的反射率。网络结构为 4–128–128–64–41，隐藏层激活函数为 ReLU，输出层为线性层，参数量约 2.7×10⁴。损失函数为均方误差（MSE），优化器为 Adam，学习率 3×10⁻³，批大小 256，最多训练 4000 轮，以验证集损失为早停判据（耐心 400 轮），并保存验证集最优的权重用于测试与筛选。所有训练均在 CPU 上完成，单次训练耗时约 211.7 s。为公平比较，数据量实验中各模型除训练样本数与初始化种子外，全部超参数完全一致。</w:t>
-      </w:r>
-    </w:p>
-    <w:p>
-      <w:pPr>
-        <w:pStyle w:val="21"/>
+        <w:spacing w:before="100" w:after="20"/>
       </w:pPr>
       <w:r>
         <w:t>2.5 训练数据量实验</w:t>
@@ -519,7 +559,7 @@
     </w:p>
     <w:p>
       <w:pPr>
-        <w:spacing w:after="40"/>
+        <w:spacing w:line="269" w:lineRule="auto" w:after="30"/>
         <w:ind w:firstLine="400"/>
         <w:jc w:val="both"/>
       </w:pPr>
@@ -527,12 +567,13 @@
         <w:rPr>
           <w:sz w:val="20"/>
         </w:rPr>
-        <w:t>从固定训练池中依次取前 500、1000、2000、4000 组训练模型，验证集与测试集始终为固定的 500 组。考虑到不同初始化会带来随机波动，每个数据量水平用 3 个初始化种子重复训练，报告平均值与标准差。同时对"测试集 MSE 随训练样本数"做双对数线性拟合，得到幂律指数 α 作为数据量效应的定量描述。</w:t>
+        <w:t>从固定训练池中依次取前 500、1000、2000、4000 组训练，验证集与测试集始终固定。为抑制初始化带来的波动，每个水平用 3 个种子重复，报告均值与标准差，并对 MSE-样本数做双对数拟合得到幂律指数 α。</w:t>
       </w:r>
     </w:p>
     <w:p>
       <w:pPr>
         <w:pStyle w:val="21"/>
+        <w:spacing w:before="100" w:after="20"/>
       </w:pPr>
       <w:r>
         <w:t>2.6 MLP 辅助薄膜筛选</w:t>
@@ -540,7 +581,7 @@
     </w:p>
     <w:p>
       <w:pPr>
-        <w:spacing w:after="40"/>
+        <w:spacing w:line="269" w:lineRule="auto" w:after="30"/>
         <w:ind w:firstLine="400"/>
         <w:jc w:val="both"/>
       </w:pPr>
@@ -548,12 +589,13 @@
         <w:rPr>
           <w:sz w:val="20"/>
         </w:rPr>
-        <w:t>用 design_seed 在 40–180 nm 内均匀生成 10000 组新候选膜厚，用训练好的 MLP 预测其 41 点反射光谱，按 λ_target 处的预测反射率降序排序，取前 10 名。为检验排名的可信度，本文对全部 10000 组候选都用 TMM 重新计算真值，进而计算 MLP 预测与真值排序的 Spearman 相关系数、MLP Top10 与 TMM Top10的重合比例（召回率），并把 MLP 的 Top10 按 TMM 真值重排，得到最终 Top5 设计。作为性能参照，本文还用解析四分之一波长条件与全局优化（差分进化 + 多起点 L-BFGS-B）求出了λ_target 处反射率的物理上限。</w:t>
+        <w:t>用 design_seed 在 40–180 nm 内均匀生成 10000 组新候选，用 MLP 预测其 41 点光谱，按 λ_target 处的预测反射率降序取前 10 名。为检验排名可信度，对全部候选都用 TMM 重算真值，进而计算预测与真值排序的 Spearman 相关系数、Top10 召回率，并把 MLP 的 Top10 按真值重排得到最终 Top5。性能参照为 λ_target 处反射率的物理上限，由解析四分之一波长条件与全局优化（差分进化 + 多起点 L-BFGS-B）分别给出。</w:t>
       </w:r>
     </w:p>
     <w:p>
       <w:pPr>
         <w:pStyle w:val="1"/>
+        <w:spacing w:before="120" w:after="40"/>
       </w:pPr>
       <w:r>
         <w:t>3. 结果</w:t>
@@ -562,6 +604,7 @@
     <w:p>
       <w:pPr>
         <w:pStyle w:val="21"/>
+        <w:spacing w:before="100" w:after="20"/>
       </w:pPr>
       <w:r>
         <w:t>3.1 训练与光谱预测</w:t>
@@ -569,7 +612,7 @@
     </w:p>
     <w:p>
       <w:pPr>
-        <w:spacing w:after="40"/>
+        <w:spacing w:line="269" w:lineRule="auto" w:after="30"/>
         <w:ind w:firstLine="400"/>
         <w:jc w:val="both"/>
       </w:pPr>
@@ -584,14 +627,14 @@
       <w:pPr>
         <w:keepNext w:val="0"/>
         <w:keepLines/>
-        <w:spacing w:before="80" w:after="40"/>
+        <w:spacing w:before="40" w:after="0"/>
         <w:jc w:val="center"/>
       </w:pPr>
       <w:r>
         <w:drawing>
           <wp:inline xmlns:a="http://schemas.openxmlformats.org/drawingml/2006/main" xmlns:pic="http://schemas.openxmlformats.org/drawingml/2006/picture">
-            <wp:extent cx="3348000" cy="1234300"/>
-            <wp:docPr id="3" name="Picture 3"/>
+            <wp:extent cx="3960000" cy="1497692"/>
+            <wp:docPr id="4" name="Picture 4"/>
             <wp:cNvGraphicFramePr>
               <a:graphicFrameLocks noChangeAspect="1"/>
             </wp:cNvGraphicFramePr>
@@ -603,7 +646,7 @@
                     <pic:cNvPicPr/>
                   </pic:nvPicPr>
                   <pic:blipFill>
-                    <a:blip r:embed="rId17"/>
+                    <a:blip r:embed="rId18"/>
                     <a:stretch>
                       <a:fillRect/>
                     </a:stretch>
@@ -611,7 +654,7 @@
                   <pic:spPr>
                     <a:xfrm>
                       <a:off x="0" y="0"/>
-                      <a:ext cx="3348000" cy="1234300"/>
+                      <a:ext cx="3960000" cy="1497692"/>
                     </a:xfrm>
                     <a:prstGeom prst="rect"/>
                   </pic:spPr>
@@ -640,7 +683,7 @@
     </w:p>
     <w:p>
       <w:pPr>
-        <w:spacing w:after="40"/>
+        <w:spacing w:line="269" w:lineRule="auto" w:after="30"/>
         <w:ind w:firstLine="400"/>
         <w:jc w:val="both"/>
       </w:pPr>
@@ -648,21 +691,21 @@
         <w:rPr>
           <w:sz w:val="20"/>
         </w:rPr>
-        <w:t>在固定测试集（500 组）上，MLP 预测的平均绝对误差 MAE 为 0.00638，均方根误差 RMSE 为0.0086，决定系数 R² = 0.9977，单点最大绝对偏差 0.054。逐波长看，短波端误差略大（400 nm 处 MAE = 0.0135），长波端最小（780 nm 处 MAE = 0.0038），与短波端光谱变化更剧烈一致。图 5 给出三个代表性测试样本的光谱对比：误差较小的样本其光谱较为平缓，误差较大的样本在 400–550 nm 区间存在明显振荡。在目标波长 480 nm 处，预测与真值的 Pearson 相关系数为 0.9984，MAE = 0.00786，偏差 +0.00093。</w:t>
+        <w:t>在固定测试集（500 组）上，MAE 为 0.00638，RMSE 为 0.0086，R² = 0.9977，单点最大绝对偏差 0.054。逐波长看，短波端误差略大（400 nm 处 MAE = 0.0135），长波端最小（780 nm 处 0.0038）。图 5 给出三个代表性样本：误差较小者光谱平缓，误差较大者在 400–550 nm 明显振荡。目标波长 480 nm 处预测与真值的 Pearson 相关系数为 0.9984，MAE = 0.00786，偏差 +0.00093。</w:t>
       </w:r>
     </w:p>
     <w:p>
       <w:pPr>
         <w:keepNext w:val="0"/>
         <w:keepLines/>
-        <w:spacing w:before="80" w:after="40"/>
+        <w:spacing w:before="40" w:after="0"/>
         <w:jc w:val="center"/>
       </w:pPr>
       <w:r>
         <w:drawing>
           <wp:inline xmlns:a="http://schemas.openxmlformats.org/drawingml/2006/main" xmlns:pic="http://schemas.openxmlformats.org/drawingml/2006/picture">
-            <wp:extent cx="3348000" cy="2313990"/>
-            <wp:docPr id="4" name="Picture 4"/>
+            <wp:extent cx="3960000" cy="2142492"/>
+            <wp:docPr id="5" name="Picture 5"/>
             <wp:cNvGraphicFramePr>
               <a:graphicFrameLocks noChangeAspect="1"/>
             </wp:cNvGraphicFramePr>
@@ -674,7 +717,7 @@
                     <pic:cNvPicPr/>
                   </pic:nvPicPr>
                   <pic:blipFill>
-                    <a:blip r:embed="rId18"/>
+                    <a:blip r:embed="rId19"/>
                     <a:stretch>
                       <a:fillRect/>
                     </a:stretch>
@@ -682,7 +725,7 @@
                   <pic:spPr>
                     <a:xfrm>
                       <a:off x="0" y="0"/>
-                      <a:ext cx="3348000" cy="2313990"/>
+                      <a:ext cx="3960000" cy="2142492"/>
                     </a:xfrm>
                     <a:prstGeom prst="rect"/>
                   </pic:spPr>
@@ -712,6 +755,7 @@
     <w:p>
       <w:pPr>
         <w:pStyle w:val="21"/>
+        <w:spacing w:before="100" w:after="20"/>
       </w:pPr>
       <w:r>
         <w:t>3.2 训练数据量的影响</w:t>
@@ -719,7 +763,7 @@
     </w:p>
     <w:p>
       <w:pPr>
-        <w:spacing w:after="40"/>
+        <w:spacing w:line="269" w:lineRule="auto" w:after="30"/>
         <w:ind w:firstLine="400"/>
         <w:jc w:val="both"/>
       </w:pPr>
@@ -727,21 +771,21 @@
         <w:rPr>
           <w:sz w:val="20"/>
         </w:rPr>
-        <w:t>固定验证集与测试集，训练样本数从 500 增加到 4000（每个水平 3 个初始化种子），测试集 MSE 从6×10⁻⁴ 降至 7×10⁻⁵，平均绝对误差从 0.0171 降至 0.0063。双对数拟合给出幂律关系 MSE ∝ N^(−1.031)，拟合优度 R² = 0.9910（图 6a）。从 500 增至 1000 组时误差下降约 56.7%，而从 2000 增至 4000 组时仅再下降41.7%，呈明显的边际收益递减（图 6b）。三个种子之间的标准差（约 3×10⁻⁵）明显小于不同数据量之间的差异，说明该趋势来自数据量而非随机初始化。</w:t>
+        <w:t>训练样本数从 500 增至 4000（每水平 3 个种子），测试集 MSE 由 6×10⁻⁴ 降至 7×10⁻⁵，MAE 由 0.0171 降至 0.0063。双对数拟合给出 MSE ∝ N^(−1.031)，R² = 0.9910（图 6a）。从 500 增至 1000 组误差下降约 56.7%，而从 2000 增至 4000 组仅再降 41.7%，边际收益递减明显（图 6b）。种子间标准差（约 3×10⁻⁵）远小于不同数据量之间的差异，说明该趋势来自数据量而非初始化。</w:t>
       </w:r>
     </w:p>
     <w:p>
       <w:pPr>
         <w:keepNext w:val="0"/>
         <w:keepLines/>
-        <w:spacing w:before="80" w:after="40"/>
+        <w:spacing w:before="40" w:after="0"/>
         <w:jc w:val="center"/>
       </w:pPr>
       <w:r>
         <w:drawing>
           <wp:inline xmlns:a="http://schemas.openxmlformats.org/drawingml/2006/main" xmlns:pic="http://schemas.openxmlformats.org/drawingml/2006/picture">
-            <wp:extent cx="3348000" cy="1275728"/>
-            <wp:docPr id="5" name="Picture 5"/>
+            <wp:extent cx="3960000" cy="1550668"/>
+            <wp:docPr id="6" name="Picture 6"/>
             <wp:cNvGraphicFramePr>
               <a:graphicFrameLocks noChangeAspect="1"/>
             </wp:cNvGraphicFramePr>
@@ -753,7 +797,7 @@
                     <pic:cNvPicPr/>
                   </pic:nvPicPr>
                   <pic:blipFill>
-                    <a:blip r:embed="rId19"/>
+                    <a:blip r:embed="rId20"/>
                     <a:stretch>
                       <a:fillRect/>
                     </a:stretch>
@@ -761,7 +805,7 @@
                   <pic:spPr>
                     <a:xfrm>
                       <a:off x="0" y="0"/>
-                      <a:ext cx="3348000" cy="1275728"/>
+                      <a:ext cx="3960000" cy="1550668"/>
                     </a:xfrm>
                     <a:prstGeom prst="rect"/>
                   </pic:spPr>
@@ -791,6 +835,7 @@
     <w:p>
       <w:pPr>
         <w:pStyle w:val="21"/>
+        <w:spacing w:before="100" w:after="20"/>
       </w:pPr>
       <w:r>
         <w:t>3.3 MLP 辅助薄膜设计</w:t>
@@ -798,7 +843,7 @@
     </w:p>
     <w:p>
       <w:pPr>
-        <w:spacing w:after="40"/>
+        <w:spacing w:line="269" w:lineRule="auto" w:after="30"/>
         <w:ind w:firstLine="400"/>
         <w:jc w:val="both"/>
       </w:pPr>
@@ -806,12 +851,12 @@
         <w:rPr>
           <w:sz w:val="20"/>
         </w:rPr>
-        <w:t>用 design_seed 生成 10000 组候选膜厚，MLP 预测并按 λ_target 处的反射率排序，再对全部候选做 TMM 复核（图 7b）：MLP 预测值与真值在目标波长处的 Spearman 相关系数为 0.9983，Pearson 相关系数0.9984；MLP 排序的 Top10 中有 60% 落在 TMM 排序的 Top10 内，Top5 召回率 80%；MLP 排名第 1 的候选恰好也是全批 10000 组中 TMM 真值最高的结构，真值 R(480 nm) = 0.6579，处于候选池的 99.99 分位。</w:t>
+        <w:t>用 design_seed 生成 10000 组候选膜厚，MLP 预测并按 λ_target 处的反射率排序，再对全部候选做 TMM 复核（图 7b）：MLP 预测值与真值在目标波长处的 Spearman 相关系数为 0.9983，Pearson 相关系数 0.9984；MLP 排序的 Top10 中有 60% 落在 TMM 排序的 Top10 内，Top5 召回率 80%；MLP 排名第 1 的候选恰好也是全批 10000 组中 TMM 真值最高的结构，真值 R(480 nm) = 0.6579，处于候选池的 99.99 分位。</w:t>
       </w:r>
     </w:p>
     <w:p>
       <w:pPr>
-        <w:spacing w:after="40"/>
+        <w:spacing w:line="269" w:lineRule="auto" w:after="30"/>
         <w:ind w:firstLine="400"/>
         <w:jc w:val="both"/>
       </w:pPr>
@@ -819,12 +864,12 @@
         <w:rPr>
           <w:sz w:val="20"/>
         </w:rPr>
-        <w:t>按 TMM 真值重排后得到的最终 Top5 见表 1，五组设计的真值反射率落在 0.6521–0.6579 之间，均处于候选池前 0.1%。图 7a 给出最终设计的光谱：MLP 预测与 TMM 真值高度重合，但在目标波长处给出0.6657 的预测值，高于物理上限 0.6589，说明代理模型在极值附近倾向于外推。</w:t>
+        <w:t>按 TMM 真值重排后得到的最终 Top5 见表 1，五组设计的真值反射率落在 0.6521–0.6579 之间，均处于候选池前 0.1%。图 7a 给出最终设计的光谱：MLP 预测与 TMM 真值高度重合，但在目标波长处给出 0.6657 的预测值，高于物理上限 0.6589，说明代理模型在极值附近倾向于外推。</w:t>
       </w:r>
     </w:p>
     <w:p>
       <w:pPr>
-        <w:spacing w:after="40"/>
+        <w:spacing w:line="269" w:lineRule="auto" w:after="30"/>
         <w:ind w:firstLine="400"/>
         <w:jc w:val="both"/>
       </w:pPr>
@@ -832,12 +877,12 @@
         <w:rPr>
           <w:sz w:val="20"/>
         </w:rPr>
-        <w:t>为确认这一性能参照的可靠性，本文用两条独立路径求 λ_target 处的反射率上限。解析路径由四分之一波长条件给出，对应膜厚 52.17/82.76/52.17/82.76 nm，R = 0.6589；数值路径先用差分进化与 41 个起点的 L-BFGS-B局部优化，再对四维膜厚空间做每层 41 点的密集网格穷举（共 2.83×10⁶ 个评价点）并逐级细化，两条路径的最优值相差仅 8×10⁻⁶。网格搜索还揭示了一个精确对称性：单层特征矩阵满足M(δ + π) = −M(δ)，而反射率只依赖 C/B，符号自动抵消，因此任意层增加半个波长的光学厚度不改变光谱。在 40–180 nm 的盒约束内，两片高折射率层可分别取 52.17 nm 或 156.52 nm，构成 4 个在 λ_target处完全等价的解（反射率差异为 0.0000）。这解释了候选池中高分结构的形貌：全批 TMM 最优解的d₁ 为 158.56 nm 而非 52.17 nm，两者正是这一家族中的两个成员。</w:t>
+        <w:t>为确认这一性能参照的可靠性，本文用两条独立路径求 λ_target 处的反射率上限。解析路径由四分之一波长条件给出，对应膜厚 52.17/82.76/52.17/82.76 nm，R = 0.6589；数值路径先用差分进化与 41 个起点的 L-BFGS-B 局部优化，再对四维膜厚空间做每层 41 点的密集网格穷举（共 2.83×10⁶ 个评价点）并逐级细化，两条路径的最优值相差仅 8×10⁻⁶。网格搜索还揭示了一个精确对称性：单层特征矩阵满足 M(δ + π) = −M(δ)，而反射率只依赖 C/B，符号自动抵消，因此任意层增加半个波长的光学厚度不改变光谱。在 40–180 nm 的盒约束内，两片高折射率层可分别取 52.17 nm 或 156.52 nm，构成 4 个在 λ_target 处完全等价的解（反射率差异为 0.0000）。这解释了候选池中高分结构的形貌：全批 TMM 最优解的 d₁ 为 158.56 nm 而非 52.17 nm，两者正是这一家族中的两个成员。</w:t>
       </w:r>
     </w:p>
     <w:p>
       <w:pPr>
-        <w:spacing w:after="40"/>
+        <w:spacing w:line="269" w:lineRule="auto" w:after="30"/>
         <w:ind w:firstLine="400"/>
         <w:jc w:val="both"/>
       </w:pPr>
@@ -850,7 +895,7 @@
     </w:p>
     <w:p>
       <w:pPr>
-        <w:spacing w:after="40"/>
+        <w:spacing w:line="269" w:lineRule="auto" w:after="30"/>
         <w:ind w:firstLine="400"/>
         <w:jc w:val="both"/>
       </w:pPr>
@@ -865,14 +910,14 @@
       <w:pPr>
         <w:keepNext w:val="0"/>
         <w:keepLines/>
-        <w:spacing w:before="80" w:after="40"/>
+        <w:spacing w:before="40" w:after="0"/>
         <w:jc w:val="center"/>
       </w:pPr>
       <w:r>
         <w:drawing>
           <wp:inline xmlns:a="http://schemas.openxmlformats.org/drawingml/2006/main" xmlns:pic="http://schemas.openxmlformats.org/drawingml/2006/picture">
-            <wp:extent cx="3348000" cy="1330113"/>
-            <wp:docPr id="6" name="Picture 6"/>
+            <wp:extent cx="3960000" cy="1612390"/>
+            <wp:docPr id="7" name="Picture 7"/>
             <wp:cNvGraphicFramePr>
               <a:graphicFrameLocks noChangeAspect="1"/>
             </wp:cNvGraphicFramePr>
@@ -884,7 +929,7 @@
                     <pic:cNvPicPr/>
                   </pic:nvPicPr>
                   <pic:blipFill>
-                    <a:blip r:embed="rId20"/>
+                    <a:blip r:embed="rId21"/>
                     <a:stretch>
                       <a:fillRect/>
                     </a:stretch>
@@ -892,7 +937,7 @@
                   <pic:spPr>
                     <a:xfrm>
                       <a:off x="0" y="0"/>
-                      <a:ext cx="3348000" cy="1330113"/>
+                      <a:ext cx="3960000" cy="1612390"/>
                     </a:xfrm>
                     <a:prstGeom prst="rect"/>
                   </pic:spPr>
@@ -921,7 +966,7 @@
     </w:p>
     <w:p>
       <w:pPr>
-        <w:spacing w:after="40"/>
+        <w:spacing w:line="269" w:lineRule="auto" w:after="30"/>
         <w:ind w:firstLine="400"/>
         <w:jc w:val="both"/>
       </w:pPr>
@@ -935,6 +980,7 @@
     <w:p>
       <w:pPr>
         <w:pStyle w:val="21"/>
+        <w:spacing w:before="100" w:after="20"/>
       </w:pPr>
       <w:r>
         <w:t>3.4 代表性失败案例与误差来源</w:t>
@@ -942,7 +988,7 @@
     </w:p>
     <w:p>
       <w:pPr>
-        <w:spacing w:after="40"/>
+        <w:spacing w:line="269" w:lineRule="auto" w:after="30"/>
         <w:ind w:firstLine="400"/>
         <w:jc w:val="both"/>
       </w:pPr>
@@ -955,7 +1001,7 @@
     </w:p>
     <w:p>
       <w:pPr>
-        <w:spacing w:after="40"/>
+        <w:spacing w:line="269" w:lineRule="auto" w:after="30"/>
         <w:ind w:firstLine="400"/>
         <w:jc w:val="both"/>
       </w:pPr>
@@ -963,21 +1009,21 @@
         <w:rPr>
           <w:sz w:val="20"/>
         </w:rPr>
-        <w:t>第一，波长采样不足（混叠）可以直接排除：样本干涉条纹的间距中位数为 180 nm、最小 120 nm，按 Nyquist 判据只需 ≤ 60 nm 的采样间隔，而本文使用 10 nm，冗余度达 6 倍。第二，光谱陡峭度只有弱相关：逐样本 MSE 与"相邻波长平均变化幅度"的Pearson 相关系数为 0.207（r² = 0.043），与总光学厚度为 0.148。第三，膜厚灵敏度不相关：以差分法估计的 |∂R/∂d| 与逐样本误差的相关系数为 -0.078，统计上不显著。第四，局部采样密度相关性最强：在归一化四维膜厚空间中，测试样本到训练集的第 10 近邻距离与逐样本 MSE 的 Pearson 相关系数为 0.370（r² = 0.137），按第 5 近邻距离分箱时，最稀疏组的平均 MSE 比最密集组高 48%（图 8b）。这说明误差的主导来源是训练样本在膜厚空间中的局部稀疏，而非某些光谱"本身难学"。</w:t>
+        <w:t>第一，波长采样不足（混叠）可以直接排除：样本干涉条纹的间距中位数为 180 nm、最小 120 nm，按 Nyquist 判据只需 ≤ 60 nm 的采样间隔，而本文使用 10 nm，冗余度达 6 倍。第二，光谱陡峭度只有弱相关：逐样本 MSE 与"相邻波长平均变化幅度"的 Pearson 相关系数为 0.207（r² = 0.043），与总光学厚度为 0.148。第三，膜厚灵敏度不相关：以差分法估计的 |∂R/∂d| 与逐样本误差的相关系数为 -0.078，统计上不显著。第四，局部采样密度相关性最强：在归一化四维膜厚空间中，测试样本到训练集的第 10 近邻距离与逐样本 MSE 的 Pearson 相关系数为 0.370（r² = 0.137），按第 5 近邻距离分箱时，最稀疏组的平均 MSE 比最密集组高 48%（图 8b）。这说明误差的主导来源是训练样本在膜厚空间中的局部稀疏，而非某些光谱"本身难学"。</w:t>
       </w:r>
     </w:p>
     <w:p>
       <w:pPr>
         <w:keepNext w:val="0"/>
         <w:keepLines/>
-        <w:spacing w:before="80" w:after="40"/>
+        <w:spacing w:before="40" w:after="0"/>
         <w:jc w:val="center"/>
       </w:pPr>
       <w:r>
         <w:drawing>
           <wp:inline xmlns:a="http://schemas.openxmlformats.org/drawingml/2006/main" xmlns:pic="http://schemas.openxmlformats.org/drawingml/2006/picture">
-            <wp:extent cx="3348000" cy="1328547"/>
-            <wp:docPr id="7" name="Picture 7"/>
+            <wp:extent cx="3960000" cy="1617259"/>
+            <wp:docPr id="8" name="Picture 8"/>
             <wp:cNvGraphicFramePr>
               <a:graphicFrameLocks noChangeAspect="1"/>
             </wp:cNvGraphicFramePr>
@@ -989,7 +1035,7 @@
                     <pic:cNvPicPr/>
                   </pic:nvPicPr>
                   <pic:blipFill>
-                    <a:blip r:embed="rId21"/>
+                    <a:blip r:embed="rId22"/>
                     <a:stretch>
                       <a:fillRect/>
                     </a:stretch>
@@ -997,7 +1043,7 @@
                   <pic:spPr>
                     <a:xfrm>
                       <a:off x="0" y="0"/>
-                      <a:ext cx="3348000" cy="1328547"/>
+                      <a:ext cx="3960000" cy="1617259"/>
                     </a:xfrm>
                     <a:prstGeom prst="rect"/>
                   </pic:spPr>
@@ -1027,7 +1073,7 @@
     <w:p>
       <w:pPr>
         <w:keepNext/>
-        <w:spacing w:before="40" w:after="60"/>
+        <w:spacing w:before="20" w:after="40"/>
         <w:jc w:val="center"/>
       </w:pPr>
       <w:r>
@@ -1200,7 +1246,7 @@
             <w:r/>
             <w:r>
               <w:rPr>
-                <w:sz w:val="16"/>
+                <w:sz w:val="15"/>
               </w:rPr>
               <w:t>1</w:t>
             </w:r>
@@ -1217,7 +1263,7 @@
             <w:r/>
             <w:r>
               <w:rPr>
-                <w:sz w:val="16"/>
+                <w:sz w:val="15"/>
               </w:rPr>
               <w:t>158.56</w:t>
             </w:r>
@@ -1234,7 +1280,7 @@
             <w:r/>
             <w:r>
               <w:rPr>
-                <w:sz w:val="16"/>
+                <w:sz w:val="15"/>
               </w:rPr>
               <w:t>78.79</w:t>
             </w:r>
@@ -1251,7 +1297,7 @@
             <w:r/>
             <w:r>
               <w:rPr>
-                <w:sz w:val="16"/>
+                <w:sz w:val="15"/>
               </w:rPr>
               <w:t>52.45</w:t>
             </w:r>
@@ -1268,7 +1314,7 @@
             <w:r/>
             <w:r>
               <w:rPr>
-                <w:sz w:val="16"/>
+                <w:sz w:val="15"/>
               </w:rPr>
               <w:t>79.09</w:t>
             </w:r>
@@ -1285,7 +1331,7 @@
             <w:r/>
             <w:r>
               <w:rPr>
-                <w:sz w:val="16"/>
+                <w:sz w:val="15"/>
               </w:rPr>
               <w:t>0.6657</w:t>
             </w:r>
@@ -1302,7 +1348,7 @@
             <w:r/>
             <w:r>
               <w:rPr>
-                <w:sz w:val="16"/>
+                <w:sz w:val="15"/>
               </w:rPr>
               <w:t>0.6579</w:t>
             </w:r>
@@ -1321,7 +1367,7 @@
             <w:r/>
             <w:r>
               <w:rPr>
-                <w:sz w:val="16"/>
+                <w:sz w:val="15"/>
               </w:rPr>
               <w:t>2</w:t>
             </w:r>
@@ -1338,7 +1384,7 @@
             <w:r/>
             <w:r>
               <w:rPr>
-                <w:sz w:val="16"/>
+                <w:sz w:val="15"/>
               </w:rPr>
               <w:t>159.74</w:t>
             </w:r>
@@ -1355,7 +1401,7 @@
             <w:r/>
             <w:r>
               <w:rPr>
-                <w:sz w:val="16"/>
+                <w:sz w:val="15"/>
               </w:rPr>
               <w:t>81.98</w:t>
             </w:r>
@@ -1372,7 +1418,7 @@
             <w:r/>
             <w:r>
               <w:rPr>
-                <w:sz w:val="16"/>
+                <w:sz w:val="15"/>
               </w:rPr>
               <w:t>53.39</w:t>
             </w:r>
@@ -1389,7 +1435,7 @@
             <w:r/>
             <w:r>
               <w:rPr>
-                <w:sz w:val="16"/>
+                <w:sz w:val="15"/>
               </w:rPr>
               <w:t>69.31</w:t>
             </w:r>
@@ -1406,7 +1452,7 @@
             <w:r/>
             <w:r>
               <w:rPr>
-                <w:sz w:val="16"/>
+                <w:sz w:val="15"/>
               </w:rPr>
               <w:t>0.6605</w:t>
             </w:r>
@@ -1423,7 +1469,7 @@
             <w:r/>
             <w:r>
               <w:rPr>
-                <w:sz w:val="16"/>
+                <w:sz w:val="15"/>
               </w:rPr>
               <w:t>0.6555</w:t>
             </w:r>
@@ -1442,7 +1488,7 @@
             <w:r/>
             <w:r>
               <w:rPr>
-                <w:sz w:val="16"/>
+                <w:sz w:val="15"/>
               </w:rPr>
               <w:t>3</w:t>
             </w:r>
@@ -1459,7 +1505,7 @@
             <w:r/>
             <w:r>
               <w:rPr>
-                <w:sz w:val="16"/>
+                <w:sz w:val="15"/>
               </w:rPr>
               <w:t>154.00</w:t>
             </w:r>
@@ -1476,7 +1522,7 @@
             <w:r/>
             <w:r>
               <w:rPr>
-                <w:sz w:val="16"/>
+                <w:sz w:val="15"/>
               </w:rPr>
               <w:t>83.05</w:t>
             </w:r>
@@ -1493,7 +1539,7 @@
             <w:r/>
             <w:r>
               <w:rPr>
-                <w:sz w:val="16"/>
+                <w:sz w:val="15"/>
               </w:rPr>
               <w:t>162.28</w:t>
             </w:r>
@@ -1510,7 +1556,7 @@
             <w:r/>
             <w:r>
               <w:rPr>
-                <w:sz w:val="16"/>
+                <w:sz w:val="15"/>
               </w:rPr>
               <w:t>82.86</w:t>
             </w:r>
@@ -1527,7 +1573,7 @@
             <w:r/>
             <w:r>
               <w:rPr>
-                <w:sz w:val="16"/>
+                <w:sz w:val="15"/>
               </w:rPr>
               <w:t>0.6581</w:t>
             </w:r>
@@ -1544,7 +1590,7 @@
             <w:r/>
             <w:r>
               <w:rPr>
-                <w:sz w:val="16"/>
+                <w:sz w:val="15"/>
               </w:rPr>
               <w:t>0.6538</w:t>
             </w:r>
@@ -1563,7 +1609,7 @@
             <w:r/>
             <w:r>
               <w:rPr>
-                <w:sz w:val="16"/>
+                <w:sz w:val="15"/>
               </w:rPr>
               <w:t>4</w:t>
             </w:r>
@@ -1580,7 +1626,7 @@
             <w:r/>
             <w:r>
               <w:rPr>
-                <w:sz w:val="16"/>
+                <w:sz w:val="15"/>
               </w:rPr>
               <w:t>156.62</w:t>
             </w:r>
@@ -1597,7 +1643,7 @@
             <w:r/>
             <w:r>
               <w:rPr>
-                <w:sz w:val="16"/>
+                <w:sz w:val="15"/>
               </w:rPr>
               <w:t>75.24</w:t>
             </w:r>
@@ -1614,7 +1660,7 @@
             <w:r/>
             <w:r>
               <w:rPr>
-                <w:sz w:val="16"/>
+                <w:sz w:val="15"/>
               </w:rPr>
               <w:t>158.15</w:t>
             </w:r>
@@ -1631,7 +1677,7 @@
             <w:r/>
             <w:r>
               <w:rPr>
-                <w:sz w:val="16"/>
+                <w:sz w:val="15"/>
               </w:rPr>
               <w:t>98.71</w:t>
             </w:r>
@@ -1648,7 +1694,7 @@
             <w:r/>
             <w:r>
               <w:rPr>
-                <w:sz w:val="16"/>
+                <w:sz w:val="15"/>
               </w:rPr>
               <w:t>0.6557</w:t>
             </w:r>
@@ -1665,7 +1711,7 @@
             <w:r/>
             <w:r>
               <w:rPr>
-                <w:sz w:val="16"/>
+                <w:sz w:val="15"/>
               </w:rPr>
               <w:t>0.6536</w:t>
             </w:r>
@@ -1684,7 +1730,7 @@
             <w:r/>
             <w:r>
               <w:rPr>
-                <w:sz w:val="16"/>
+                <w:sz w:val="15"/>
               </w:rPr>
               <w:t>5</w:t>
             </w:r>
@@ -1701,7 +1747,7 @@
             <w:r/>
             <w:r>
               <w:rPr>
-                <w:sz w:val="16"/>
+                <w:sz w:val="15"/>
               </w:rPr>
               <w:t>151.09</w:t>
             </w:r>
@@ -1718,7 +1764,7 @@
             <w:r/>
             <w:r>
               <w:rPr>
-                <w:sz w:val="16"/>
+                <w:sz w:val="15"/>
               </w:rPr>
               <w:t>94.14</w:t>
             </w:r>
@@ -1735,7 +1781,7 @@
             <w:r/>
             <w:r>
               <w:rPr>
-                <w:sz w:val="16"/>
+                <w:sz w:val="15"/>
               </w:rPr>
               <w:t>48.35</w:t>
             </w:r>
@@ -1752,7 +1798,7 @@
             <w:r/>
             <w:r>
               <w:rPr>
-                <w:sz w:val="16"/>
+                <w:sz w:val="15"/>
               </w:rPr>
               <w:t>81.04</w:t>
             </w:r>
@@ -1769,7 +1815,7 @@
             <w:r/>
             <w:r>
               <w:rPr>
-                <w:sz w:val="16"/>
+                <w:sz w:val="15"/>
               </w:rPr>
               <w:t>0.6558</w:t>
             </w:r>
@@ -1786,7 +1832,7 @@
             <w:r/>
             <w:r>
               <w:rPr>
-                <w:sz w:val="16"/>
+                <w:sz w:val="15"/>
               </w:rPr>
               <w:t>0.6521</w:t>
             </w:r>
@@ -1797,6 +1843,7 @@
     <w:p>
       <w:pPr>
         <w:pStyle w:val="1"/>
+        <w:spacing w:before="120" w:after="40"/>
       </w:pPr>
       <w:r>
         <w:t>4. 讨论</w:t>
@@ -1804,7 +1851,7 @@
     </w:p>
     <w:p>
       <w:pPr>
-        <w:spacing w:after="40"/>
+        <w:spacing w:line="269" w:lineRule="auto" w:after="30"/>
         <w:ind w:firstLine="400"/>
         <w:jc w:val="both"/>
       </w:pPr>
@@ -1812,12 +1859,12 @@
         <w:rPr>
           <w:sz w:val="20"/>
         </w:rPr>
-        <w:t>MLP 对"膜厚—光谱"映射的学习效果总体良好：测试集 R² = 0.9977，目标波长处的相关系数达0.9984。失败样本的归因表明，限制精度的不是光谱的高频成分——10 nm 采样对最小条纹间距仍有约 6 倍冗余——而是训练样本在四维膜厚空间中的局部稀疏：第 10 近邻距离与逐样本误差的相关系数为 0.370，最稀疏样本组的误差比最密集组高 48%。这一结论有直接的可操作性：与其扩大均匀随机样本量，不如在误差较大的区域补充样本。</w:t>
+        <w:t>MLP 对"膜厚—光谱"映射的学习效果总体良好：测试集 R² = 0.9977，目标波长处相关系数达 0.9984。失败样本的归因表明，限制精度的不是光谱的高频成分（10 nm 采样对最小条纹间距仍有约 6 倍冗余），而是训练样本在四维膜厚空间中的局部稀疏：第 10 近邻距离与误差的相关系数为 0.370，最稀疏组误差比最密集组高 48%。这有直接的可操作性：与其扩大均匀样本量，不如在误差较大的区域补充样本。</w:t>
       </w:r>
     </w:p>
     <w:p>
       <w:pPr>
-        <w:spacing w:after="40"/>
+        <w:spacing w:line="269" w:lineRule="auto" w:after="30"/>
         <w:ind w:firstLine="400"/>
         <w:jc w:val="both"/>
       </w:pPr>
@@ -1825,12 +1872,12 @@
         <w:rPr>
           <w:sz w:val="20"/>
         </w:rPr>
-        <w:t>数据量效应显示误差按 N^(−1.031) 下降且边际收益递减：从 500 组增至 1000 组的收益远大于从2000 组增至 4000 组。这与深度学习中泛化误差随训练集规模幂律下降的经验规律一致，说明在给定采样间隔与网络容量下，继续增加均匀随机样本的收益有限；若要进一步降低误差，提高局部采样密度比单纯扩大样本量更有效。需要说明的是，本文的幂律拟合仅基于 4 个数据量水平、每个水平 3 个初始化种子，指数 α 应视为趋势性估计，而非精确的标度律。</w:t>
+        <w:t>数据量效应显示误差按 N^(−1.031) 下降且边际收益递减：从 500 组增至 1000 组的收益远大于从 2000 组增至 4000 组。这与泛化误差随训练集规模幂律下降的经验规律一致，说明在给定采样间隔与网络容量下，继续增加均匀随机样本的收益有限。需说明的是，该拟合仅基于 4 个数据量水平、每个水平 3 个种子，α 应视为趋势性估计。</w:t>
       </w:r>
     </w:p>
     <w:p>
       <w:pPr>
-        <w:spacing w:after="40"/>
+        <w:spacing w:line="269" w:lineRule="auto" w:after="30"/>
         <w:ind w:firstLine="400"/>
         <w:jc w:val="both"/>
       </w:pPr>
@@ -1838,12 +1885,12 @@
         <w:rPr>
           <w:sz w:val="20"/>
         </w:rPr>
-        <w:t>代理模型在设计环节的价值需要谨慎界定。在 10000 组候选、四层膜这一简单体系下，TMM 穷举仅需0.42 s，而"MLP 预测全部候选 + TMM 复核 Top10"需 0.005 s，绝对耗时都很小；批量推理时 MLP 的单候选耗时约为 TMM 的 1/138，但单点调用时由于深度学习框架的固定开销反而不占优势。按实测，候选规模需超过约 501 组，代理模型节省的时间才能收回训练成本。因此它的真正价值在于前向计算昂贵（层数多、含色散与吸收、斜入射、大批量参数扫描）或候选空间极大的场景。即便排名一致性很高（Spearman 0.9983），代理模型也无法分辨最优尾部的名次：顶部 0.1%候选的真值跨度（0.0069）小于其预测误差（0.00786）。把 λ_target 处权重提高 10 倍可将该处误差降至 0.00597，但 Top1 的身份仍不稳定。这说明稳妥的分工是"代理模型压缩候选规模、TMM 负责最终裁决"。</w:t>
+        <w:t>代理模型的价值需要谨慎界定。在 10000 组候选、四层膜这一简单体系下，TMM 穷举仅需 0.42 s，而"MLP 预测全部候选 + TMM 复核 Top10"需 0.005 s，绝对耗时都很小；批量推理时 MLP 的单候选耗时约为 TMM 的 1/138，但单点调用因框架固定开销反而不占优势。按实测，候选规模需超过约 501 组，节省的时间才能收回训练成本。其真正价值在于前向计算昂贵（层数多、含色散与吸收、斜入射）或候选空间极大的场景。即便排名一致性很高，代理模型也无法分辨最优尾部：顶部 0.1% 候选的真值跨度（0.0069）小于其预测误差（0.00786）；把 λ_target 处权重提高 10 倍可将该处误差降至 0.00597，Top1 的身份仍不稳定。稳妥的分工是"代理模型压缩候选规模、TMM 最终裁决"。</w:t>
       </w:r>
     </w:p>
     <w:p>
       <w:pPr>
-        <w:spacing w:after="40"/>
+        <w:spacing w:line="269" w:lineRule="auto" w:after="30"/>
         <w:ind w:firstLine="400"/>
         <w:jc w:val="both"/>
       </w:pPr>
@@ -1851,12 +1898,13 @@
         <w:rPr>
           <w:sz w:val="20"/>
         </w:rPr>
-        <w:t>本研究存在四点局限。第一，误差仍有约 86% 的方差未被所考察特征解释，说明除采样密度外还有其他因素（如网络容量与优化过程的随机性）。第二，局部加密实验中，加密样本与高反射测试集取自同一分布（σ 相同、随机种子不同、无样本重叠），因此它证明的是"数据分布与目标区域匹配"的收益，而非跨分布泛化能力。第三，本文采用固定折射率、无吸收、正入射的简化模型，实际膜系还需考虑色散、吸收与角度依赖。第四，公差分析显示整体厚度偏差 ±1% 时目标波长反射率仅下降 0.0008，逐层随机误差 σ = 2 nm 时平均下降 0.0018、最差情形下降 0.0158，说明该设计对制造误差总体不敏感，但极端误差仍会明显削弱性能。</w:t>
+        <w:t>本研究有四点局限。第一，误差仍有约 86% 的方差未被所考察特征解释，说明除采样密度外还有其他因素（如网络容量与优化随机性）。第二，局部加密实验中的加密样本与高反射测试集取自同一分布（σ 相同、种子不同、无重叠），故它证明的是"数据分布与目标区域匹配"的收益，而非跨分布泛化能力。第三，本文采用固定折射率、无吸收、正入射的简化模型，实际膜系还需考虑色散、吸收与角度依赖。第四，公差分析显示整体厚度偏差 ±1% 时目标波长反射率仅降 0.0008，逐层 σ = 2 nm 时平均降 0.0018、最差降 0.0158，说明设计对制造误差总体不敏感，但极端误差仍会削弱性能。</w:t>
       </w:r>
     </w:p>
     <w:p>
       <w:pPr>
         <w:pStyle w:val="1"/>
+        <w:spacing w:before="120" w:after="40"/>
       </w:pPr>
       <w:r>
         <w:t>5. 结论</w:t>
@@ -1864,7 +1912,7 @@
     </w:p>
     <w:p>
       <w:pPr>
-        <w:spacing w:after="40"/>
+        <w:spacing w:line="269" w:lineRule="auto" w:after="30"/>
         <w:ind w:firstLine="400"/>
         <w:jc w:val="both"/>
       </w:pPr>
@@ -1872,12 +1920,13 @@
         <w:rPr>
           <w:sz w:val="20"/>
         </w:rPr>
-        <w:t>本文以 Air/H/L/H/L/Glass 四层介质膜为对象，用 TMM 生成 5000 组"膜厚—光谱"数据并训练 4–128–128–64–41的 MLP 代理模型，得到三点结论。第一，MLP 能够准确预测反射光谱：测试集 R² = 0.9977、MAE = 0.00638，目标波长处相关系数 0.9984。第二，误差随训练样本数按幂律下降（MSE ∝ N^(−1.031)）并呈边际收益递减，从 2000 组增至 4000 组仅带来 41.7%的额外改善。第三，MLP 可以作为代理模型辅助设计：在 10000 组候选中其排序与 TMM 真值的Spearman 系数为 0.9983，选出的最优结构与全批 TMM 最优一致，TMM 复核反射率 0.6579，达四分之一波长理论上限 0.6589 的 99.8%，但最终结果必须由 TMM 复核，且代理模型在极值附近存在约 0.0068 的乐观偏差。</w:t>
+        <w:t>本文用 TMM 数据训练 MLP 代理模型并用于目标波长设计。结果表明：MLP 能准确预测反射光谱（测试集 R² = 0.9977）；误差随训练样本数按 N^(−1.031) 幂律下降并呈边际收益递减；在 10000 组候选中其排序与 TMM 真值的相关系数达 0.9983，所选设计经 TMM 复核达理论上限的 99.8%。代理模型适合压缩候选规模，尾部名次仍需 TMM 裁决。</w:t>
       </w:r>
     </w:p>
     <w:p>
       <w:pPr>
         <w:pStyle w:val="1"/>
+        <w:spacing w:before="120" w:after="40"/>
       </w:pPr>
       <w:r>
         <w:t>数据与代码可用性</w:t>
@@ -1885,7 +1934,7 @@
     </w:p>
     <w:p>
       <w:pPr>
-        <w:spacing w:after="40"/>
+        <w:spacing w:line="269" w:lineRule="auto" w:after="30"/>
         <w:ind w:firstLine="400"/>
         <w:jc w:val="both"/>
       </w:pPr>
@@ -1893,24 +1942,24 @@
         <w:rPr>
           <w:sz w:val="20"/>
         </w:rPr>
-        <w:t>本研究所用数据全部由本文 TMM 代码生成。全部源代码、模型训练脚本、薄膜筛选脚本、环境依赖与复现说明可在以下仓库获取：</w:t>
+        <w:t>本研究所用数据由本文 TMM 代码生成。全部源代码、训练与筛选脚本、环境依赖及复现说明见仓库：</w:t>
       </w:r>
     </w:p>
     <w:p>
       <w:pPr>
-        <w:spacing w:after="40"/>
-        <w:jc w:val="center"/>
+        <w:spacing w:line="269" w:lineRule="auto" w:after="30"/>
+        <w:jc w:val="left"/>
       </w:pPr>
       <w:r>
         <w:rPr>
-          <w:sz w:val="18"/>
+          <w:sz w:val="19"/>
         </w:rPr>
         <w:t>https://github.com/USERNAME/REPOSITORY</w:t>
       </w:r>
     </w:p>
     <w:p>
       <w:pPr>
-        <w:spacing w:after="40"/>
+        <w:spacing w:line="269" w:lineRule="auto" w:after="30"/>
         <w:ind w:firstLine="400"/>
         <w:jc w:val="both"/>
       </w:pPr>
@@ -1918,12 +1967,25 @@
         <w:rPr>
           <w:sz w:val="20"/>
         </w:rPr>
-        <w:t>仓库中 README 记录了个人参数 λ_target = 480 nm、seed = 303003、design_seed = 303004，以及环境配置、数据生成、模型训练、结果复现与薄膜筛选的完整步骤。论文中全部数值与图件均可由该仓库脚本复现。</w:t>
+        <w:t>README 记录了个人参数 λ_target = 480 nm、seed = 303003、design_seed = 303004，以及环境配置、数据生成、模型训练、结果复现与筛选步骤；论文全部数值与图件均由该仓库脚本生成。</w:t>
       </w:r>
     </w:p>
     <w:p>
       <w:pPr>
+        <w:sectPr>
+          <w:headerReference w:type="default" r:id="rId11"/>
+          <w:footerReference w:type="default" r:id="rId12"/>
+          <w:pgSz w:w="12240" w:h="15840"/>
+          <w:pgMar w:top="1020" w:right="1134" w:bottom="1020" w:left="1134" w:header="720" w:footer="720" w:gutter="0"/>
+          <w:cols w:space="720"/>
+          <w:docGrid w:linePitch="360"/>
+        </w:sectPr>
+      </w:pPr>
+    </w:p>
+    <w:p>
+      <w:pPr>
         <w:pStyle w:val="1"/>
+        <w:spacing w:before="120" w:after="40"/>
       </w:pPr>
       <w:r>
         <w:t>参考文献</w:t>
@@ -1931,155 +1993,154 @@
     </w:p>
     <w:p>
       <w:pPr>
-        <w:spacing w:after="10"/>
-        <w:ind w:left="360" w:hanging="360"/>
+        <w:spacing w:after="4"/>
+        <w:ind w:left="300" w:hanging="300"/>
       </w:pPr>
       <w:r>
         <w:rPr>
-          <w:sz w:val="17"/>
+          <w:sz w:val="15"/>
         </w:rPr>
         <w:t>[1] Ma T, Ma M, Guo L J. Optical multilayer thin film structure inverse design: from optimization to deep learning. iScience, 2025, 28: 112222.</w:t>
       </w:r>
     </w:p>
     <w:p>
       <w:pPr>
-        <w:spacing w:after="10"/>
-        <w:ind w:left="360" w:hanging="360"/>
+        <w:spacing w:after="4"/>
+        <w:ind w:left="300" w:hanging="300"/>
       </w:pPr>
       <w:r>
         <w:rPr>
-          <w:sz w:val="17"/>
+          <w:sz w:val="15"/>
         </w:rPr>
         <w:t>[2] Macleod H A. Thin-Film Optical Filters. 5th ed. Boca Raton: CRC Press, 2018.</w:t>
       </w:r>
     </w:p>
     <w:p>
       <w:pPr>
-        <w:spacing w:after="10"/>
-        <w:ind w:left="360" w:hanging="360"/>
+        <w:spacing w:after="4"/>
+        <w:ind w:left="300" w:hanging="300"/>
       </w:pPr>
       <w:r>
         <w:rPr>
-          <w:sz w:val="17"/>
+          <w:sz w:val="15"/>
         </w:rPr>
         <w:t>[3] 唐晋发, 顾培夫, 刘旭, 等. 现代光学薄膜技术. 杭州: 浙江大学出版社, 2006.</w:t>
       </w:r>
     </w:p>
     <w:p>
       <w:pPr>
-        <w:spacing w:after="10"/>
-        <w:ind w:left="360" w:hanging="360"/>
+        <w:spacing w:after="4"/>
+        <w:ind w:left="300" w:hanging="300"/>
       </w:pPr>
       <w:r>
         <w:rPr>
-          <w:sz w:val="17"/>
+          <w:sz w:val="15"/>
         </w:rPr>
         <w:t>[4] Peurifoy J, Shen Y, Jing L, et al. Nanophotonic particle simulation and inverse design using artificial neural networks. Science Advances, 2018, 4(6): eaar4206.</w:t>
       </w:r>
     </w:p>
     <w:p>
       <w:pPr>
-        <w:spacing w:after="10"/>
-        <w:ind w:left="360" w:hanging="360"/>
+        <w:spacing w:after="4"/>
+        <w:ind w:left="300" w:hanging="300"/>
       </w:pPr>
       <w:r>
         <w:rPr>
-          <w:sz w:val="17"/>
+          <w:sz w:val="15"/>
         </w:rPr>
         <w:t>[5] Liu D, Tan Y, Khoram E, et al. Training deep neural networks for the inverse design of nanophotonic structures. ACS Photonics, 2018, 5(4): 1365-1369.</w:t>
       </w:r>
     </w:p>
     <w:p>
       <w:pPr>
-        <w:spacing w:after="10"/>
-        <w:ind w:left="360" w:hanging="360"/>
+        <w:spacing w:after="4"/>
+        <w:ind w:left="300" w:hanging="300"/>
       </w:pPr>
       <w:r>
         <w:rPr>
-          <w:sz w:val="17"/>
+          <w:sz w:val="15"/>
         </w:rPr>
         <w:t>[6] Malkiel I, Mrejen M, Nagler A, et al. Plasmonic nanostructure design and characterization via deep learning. Light: Science &amp; Applications, 2018, 7: 60.</w:t>
       </w:r>
     </w:p>
     <w:p>
       <w:pPr>
-        <w:spacing w:after="10"/>
-        <w:ind w:left="360" w:hanging="360"/>
+        <w:spacing w:after="4"/>
+        <w:ind w:left="300" w:hanging="300"/>
       </w:pPr>
       <w:r>
         <w:rPr>
-          <w:sz w:val="17"/>
+          <w:sz w:val="15"/>
         </w:rPr>
         <w:t>[7] Ma T, Wang H, Guo L J. OptoGPT: a foundation model for inverse design in optical multilayer thin film structures. Opto-Electronic Advances, 2024, 7(7): 240062.</w:t>
       </w:r>
     </w:p>
     <w:p>
       <w:pPr>
-        <w:spacing w:after="10"/>
-        <w:ind w:left="360" w:hanging="360"/>
+        <w:spacing w:after="4"/>
+        <w:ind w:left="300" w:hanging="300"/>
       </w:pPr>
       <w:r>
         <w:rPr>
-          <w:sz w:val="17"/>
+          <w:sz w:val="15"/>
         </w:rPr>
         <w:t>[8] Meng F, Ding J, Zhao Y, et al. Inverse design of reflectionless thin-film multilayers with optical absorption utilizing tandem neural network. Photonics, 2024, 11(10): 964.</w:t>
       </w:r>
     </w:p>
     <w:p>
       <w:pPr>
-        <w:spacing w:after="10"/>
-        <w:ind w:left="360" w:hanging="360"/>
+        <w:spacing w:after="4"/>
+        <w:ind w:left="300" w:hanging="300"/>
       </w:pPr>
       <w:r>
         <w:rPr>
-          <w:sz w:val="17"/>
+          <w:sz w:val="15"/>
         </w:rPr>
         <w:t>[9] Sullivan B T, Dobrowolski J A. Implementation of a numerical needle method for thin-film design. Applied Optics, 1996, 35(28): 5484-5492.</w:t>
       </w:r>
     </w:p>
     <w:p>
       <w:pPr>
-        <w:spacing w:after="10"/>
-        <w:ind w:left="360" w:hanging="360"/>
+        <w:spacing w:after="4"/>
+        <w:ind w:left="300" w:hanging="300"/>
       </w:pPr>
       <w:r>
         <w:rPr>
-          <w:sz w:val="17"/>
+          <w:sz w:val="15"/>
         </w:rPr>
         <w:t>[10] Hestness J, Narang S, Ardalani N, et al. Deep learning scaling is predictable, empirically. arXiv:1712.00409, 2017.</w:t>
       </w:r>
     </w:p>
     <w:p>
       <w:pPr>
-        <w:spacing w:after="10"/>
-        <w:ind w:left="360" w:hanging="360"/>
+        <w:spacing w:after="4"/>
+        <w:ind w:left="300" w:hanging="300"/>
       </w:pPr>
       <w:r>
         <w:rPr>
-          <w:sz w:val="17"/>
+          <w:sz w:val="15"/>
         </w:rPr>
         <w:t>[11] Harris C R, Millman K J, van der Walt S J, et al. Array programming with NumPy. Nature, 2020, 585: 357-362.</w:t>
       </w:r>
     </w:p>
     <w:p>
       <w:pPr>
-        <w:spacing w:after="10"/>
-        <w:ind w:left="360" w:hanging="360"/>
+        <w:spacing w:after="4"/>
+        <w:ind w:left="300" w:hanging="300"/>
       </w:pPr>
       <w:r>
         <w:rPr>
-          <w:sz w:val="17"/>
+          <w:sz w:val="15"/>
         </w:rPr>
-        <w:t>[12] Paszke A, Gross S, Massa F, et al. PyTorch: an imperative style, high-performance deep learning library. In: Advances in Neural Information Processing Systems, 2019, 32: 8024-8035.</w:t>
+        <w:t>[12] Paszke A, Gross S, Massa F, et al. PyTorch: an imperative style, high-performance deep learning library. NeurIPS, 2019, 32: 8024-8035.</w:t>
       </w:r>
     </w:p>
     <w:sectPr>
-      <w:headerReference w:type="default" r:id="rId11"/>
-      <w:footerReference w:type="default" r:id="rId12"/>
+      <w:type w:val="continuous"/>
       <w:pgSz w:w="12240" w:h="15840"/>
       <w:pgMar w:top="1020" w:right="1134" w:bottom="1020" w:left="1134" w:header="720" w:footer="720" w:gutter="0"/>
-      <w:cols w:space="720"/>
       <w:docGrid w:linePitch="360"/>
+      <w:cols w:num="2" w:space="280"/>
     </w:sectPr>
   </w:body>
 </w:document>

--- a/paper/AI4S论文-MLP多层介质薄膜光谱预测与辅助设计.docx
+++ b/paper/AI4S论文-MLP多层介质薄膜光谱预测与辅助设计.docx
@@ -80,7 +80,7 @@
     </w:p>
     <w:p>
       <w:pPr>
-        <w:spacing w:line="269" w:lineRule="auto" w:after="30"/>
+        <w:spacing w:line="254" w:lineRule="auto" w:after="20"/>
         <w:ind w:firstLine="400"/>
         <w:jc w:val="both"/>
       </w:pPr>
@@ -102,7 +102,7 @@
     </w:p>
     <w:p>
       <w:pPr>
-        <w:spacing w:line="269" w:lineRule="auto" w:after="30"/>
+        <w:spacing w:line="254" w:lineRule="auto" w:after="20"/>
         <w:ind w:firstLine="400"/>
         <w:jc w:val="both"/>
       </w:pPr>
@@ -110,12 +110,12 @@
         <w:rPr>
           <w:sz w:val="20"/>
         </w:rPr>
-        <w:t>多层介质薄膜由高、低折射率材料交替堆叠而成，其反射特性来自各界面反射光之间的干涉。在正入射、无吸收、忽略色散的条件下，给定各层折射率与厚度，光谱响应完全确定；反之，要在某波长获得特定反射率则需确定各层厚度，这是多变量、非线性的设计问题。四分之一波长条件给出了经典解，但膜厚的周期性与光谱的多峰特性使"厚度—光谱"映射呈现强非线性。</w:t>
+        <w:t>多层介质薄膜由高、低折射率材料交替堆叠而成，其反射特性来自各界面反射光之间的干涉；在正入射、无吸收、忽略色散的条件下，给定各层折射率与厚度，光谱响应即完全确定[2,3]。反之，要在某波长获得特定反射率则需确定各层厚度，这是多变量、非线性的设计问题。四分之一波长条件给出了经典解，但膜厚的周期性与光谱的多峰特性使"厚度—光谱"映射呈现强非线性，传统优化算法（如针式法）需要大量迭代[9]。</w:t>
       </w:r>
     </w:p>
     <w:p>
       <w:pPr>
-        <w:spacing w:line="269" w:lineRule="auto" w:after="30"/>
+        <w:spacing w:line="254" w:lineRule="auto" w:after="20"/>
         <w:ind w:firstLine="400"/>
         <w:jc w:val="both"/>
       </w:pPr>
@@ -123,12 +123,12 @@
         <w:rPr>
           <w:sz w:val="20"/>
         </w:rPr>
-        <w:t>传输矩阵法（TMM）是计算多层膜光谱的经典方法：把每层写成一个 2×2 特征矩阵，沿膜系连乘后由等效导纳得到反射率。单条光谱的计算开销很小，但当设计流程需要评估上万组候选结构时，累积代价迅速上升；若再考虑色散、斜入射与吸收，单次前向计算的成本还会显著增加。</w:t>
+        <w:t>传输矩阵法（TMM）是计算多层膜光谱的经典方法：把每层写成一个 2×2 特征矩阵，沿膜系连乘后由等效导纳得到反射率[2,3]。单条光谱的计算开销很小，但当设计流程需要评估上万组候选结构时，累积代价迅速上升；若再考虑色散、斜入射与吸收，单次前向计算的成本还会显著增加[1]。</w:t>
       </w:r>
     </w:p>
     <w:p>
       <w:pPr>
-        <w:spacing w:line="269" w:lineRule="auto" w:after="30"/>
+        <w:spacing w:line="254" w:lineRule="auto" w:after="20"/>
         <w:ind w:firstLine="400"/>
         <w:jc w:val="both"/>
       </w:pPr>
@@ -136,7 +136,7 @@
         <w:rPr>
           <w:sz w:val="20"/>
         </w:rPr>
-        <w:t>机器学习代理模型提供了另一条路径：用数据学习"膜厚到光谱"的映射，以极低的推理成本替代物理计算，用于大规模候选的初筛，最终结果再由物理模型复核——这正是 AI for Science 的典型范式。本文围绕三个问题展开：（1）MLP 能否准确预测反射光谱；（2）训练数据量增加后预测误差如何变化；（3）MLP 能否作为辅助手段完成目标波长下的薄膜设计。研究对象、目标波长与随机种子均按课程要求由学号统一确定，全部结果可由公开代码复现。</w:t>
+        <w:t>机器学习代理模型提供了另一条路径：用数据学习"膜厚到光谱"的映射，以极低的推理成本替代物理计算，用于大规模候选的初筛，最终结果再由物理模型复核[4,5]，这正是 AI for Science 的典型范式[1]。这一思路已在多层膜体系中以串联网络、序列生成等不同形式实现[7,8]，而荧光等纳米结构的光谱—结构双向映射也验证了其可行性[6]。本文围绕三个问题展开：（1）MLP 能否准确预测反射光谱；（2）训练数据量增加后预测误差如何变化；（3）MLP 能否作为辅助手段完成目标波长下的薄膜设计。研究对象、目标波长与随机种子均按课程要求由学号统一确定，全部结果可由公开代码复现。</w:t>
       </w:r>
     </w:p>
     <w:p>
@@ -149,7 +149,7 @@
       <w:r>
         <w:drawing>
           <wp:inline xmlns:a="http://schemas.openxmlformats.org/drawingml/2006/main" xmlns:pic="http://schemas.openxmlformats.org/drawingml/2006/picture">
-            <wp:extent cx="3960000" cy="1936609"/>
+            <wp:extent cx="3780000" cy="1848581"/>
             <wp:docPr id="1" name="Picture 1"/>
             <wp:cNvGraphicFramePr>
               <a:graphicFrameLocks noChangeAspect="1"/>
@@ -170,7 +170,7 @@
                   <pic:spPr>
                     <a:xfrm>
                       <a:off x="0" y="0"/>
-                      <a:ext cx="3960000" cy="1936609"/>
+                      <a:ext cx="3780000" cy="1848581"/>
                     </a:xfrm>
                     <a:prstGeom prst="rect"/>
                   </pic:spPr>
@@ -217,7 +217,7 @@
     </w:p>
     <w:p>
       <w:pPr>
-        <w:spacing w:line="269" w:lineRule="auto" w:after="30"/>
+        <w:spacing w:line="254" w:lineRule="auto" w:after="20"/>
         <w:ind w:firstLine="400"/>
         <w:jc w:val="both"/>
       </w:pPr>
@@ -225,12 +225,12 @@
         <w:rPr>
           <w:sz w:val="20"/>
         </w:rPr>
-        <w:t>研究对象为 Air/H/L/H/L/Glass 四层介质膜，正入射、无吸收、忽略色散。高、低折射率材料取 nH = 2.30 与 nL = 1.45，基底 ns = 1.52，入射介质为空气 n0 = 1.00；每层膜厚 40–180 nm，波长 400–800 nm、步长 10 nm，共 41 点。</w:t>
+        <w:t>研究对象为 Air/H/L/H/L/Glass 四层介质膜，正入射、无吸收、忽略色散。高、低折射率材料取 n~H~ = 2.30 与 n~L~ = 1.45，基底 n~s~ = 1.52，入射介质为空气 n~0~ = 1.00；每层膜厚 40–180 nm，波长 400–800 nm、步长 10 nm，共 41 点。</w:t>
       </w:r>
     </w:p>
     <w:p>
       <w:pPr>
-        <w:spacing w:line="269" w:lineRule="auto" w:after="30"/>
+        <w:spacing w:line="254" w:lineRule="auto" w:after="20"/>
         <w:ind w:firstLine="400"/>
         <w:jc w:val="both"/>
       </w:pPr>
@@ -243,19 +243,48 @@
     </w:p>
     <w:p>
       <w:pPr>
-        <w:spacing w:line="269" w:lineRule="auto" w:after="30"/>
+        <w:keepLines/>
+        <w:spacing w:before="40" w:after="40"/>
         <w:jc w:val="center"/>
       </w:pPr>
       <w:r>
-        <w:rPr>
-          <w:sz w:val="18"/>
-        </w:rPr>
-        <w:t>δ_i = 2π n_i d_i / λ</w:t>
+        <w:drawing>
+          <wp:inline xmlns:a="http://schemas.openxmlformats.org/drawingml/2006/main" xmlns:pic="http://schemas.openxmlformats.org/drawingml/2006/picture">
+            <wp:extent cx="1865520" cy="274341"/>
+            <wp:docPr id="2" name="Picture 2"/>
+            <wp:cNvGraphicFramePr>
+              <a:graphicFrameLocks noChangeAspect="1"/>
+            </wp:cNvGraphicFramePr>
+            <a:graphic>
+              <a:graphicData uri="http://schemas.openxmlformats.org/drawingml/2006/picture">
+                <pic:pic>
+                  <pic:nvPicPr>
+                    <pic:cNvPr id="0" name="delta.png"/>
+                    <pic:cNvPicPr/>
+                  </pic:nvPicPr>
+                  <pic:blipFill>
+                    <a:blip r:embed="rId16"/>
+                    <a:stretch>
+                      <a:fillRect/>
+                    </a:stretch>
+                  </pic:blipFill>
+                  <pic:spPr>
+                    <a:xfrm>
+                      <a:off x="0" y="0"/>
+                      <a:ext cx="1865520" cy="274341"/>
+                    </a:xfrm>
+                    <a:prstGeom prst="rect"/>
+                  </pic:spPr>
+                </pic:pic>
+              </a:graphicData>
+            </a:graphic>
+          </wp:inline>
+        </w:drawing>
       </w:r>
     </w:p>
     <w:p>
       <w:pPr>
-        <w:spacing w:line="269" w:lineRule="auto" w:after="30"/>
+        <w:spacing w:line="254" w:lineRule="auto" w:after="20"/>
         <w:ind w:firstLine="400"/>
         <w:jc w:val="both"/>
       </w:pPr>
@@ -268,31 +297,48 @@
     </w:p>
     <w:p>
       <w:pPr>
-        <w:spacing w:line="269" w:lineRule="auto" w:after="30"/>
+        <w:keepLines/>
+        <w:spacing w:before="40" w:after="40"/>
         <w:jc w:val="center"/>
       </w:pPr>
       <w:r>
-        <w:rPr>
-          <w:sz w:val="18"/>
-        </w:rPr>
-        <w:t>M_i = [ cos δ_i        i sin δ_i / η_i ]</w:t>
+        <w:drawing>
+          <wp:inline xmlns:a="http://schemas.openxmlformats.org/drawingml/2006/main" xmlns:pic="http://schemas.openxmlformats.org/drawingml/2006/picture">
+            <wp:extent cx="2779920" cy="548668"/>
+            <wp:docPr id="3" name="Picture 3"/>
+            <wp:cNvGraphicFramePr>
+              <a:graphicFrameLocks noChangeAspect="1"/>
+            </wp:cNvGraphicFramePr>
+            <a:graphic>
+              <a:graphicData uri="http://schemas.openxmlformats.org/drawingml/2006/picture">
+                <pic:pic>
+                  <pic:nvPicPr>
+                    <pic:cNvPr id="0" name="matrix.png"/>
+                    <pic:cNvPicPr/>
+                  </pic:nvPicPr>
+                  <pic:blipFill>
+                    <a:blip r:embed="rId17"/>
+                    <a:stretch>
+                      <a:fillRect/>
+                    </a:stretch>
+                  </pic:blipFill>
+                  <pic:spPr>
+                    <a:xfrm>
+                      <a:off x="0" y="0"/>
+                      <a:ext cx="2779920" cy="548668"/>
+                    </a:xfrm>
+                    <a:prstGeom prst="rect"/>
+                  </pic:spPr>
+                </pic:pic>
+              </a:graphicData>
+            </a:graphic>
+          </wp:inline>
+        </w:drawing>
       </w:r>
     </w:p>
     <w:p>
       <w:pPr>
-        <w:spacing w:line="269" w:lineRule="auto" w:after="30"/>
-        <w:jc w:val="center"/>
-      </w:pPr>
-      <w:r>
-        <w:rPr>
-          <w:sz w:val="18"/>
-        </w:rPr>
-        <w:t>[ i η_i sin δ_i     cos δ_i     ]</w:t>
-      </w:r>
-    </w:p>
-    <w:p>
-      <w:pPr>
-        <w:spacing w:line="269" w:lineRule="auto" w:after="30"/>
+        <w:spacing w:line="254" w:lineRule="auto" w:after="20"/>
         <w:ind w:firstLine="400"/>
         <w:jc w:val="both"/>
       </w:pPr>
@@ -300,24 +346,53 @@
         <w:rPr>
           <w:sz w:val="20"/>
         </w:rPr>
-        <w:t>其中正入射下光学导纳 η_i = n_i（自由空间单位）。整个膜系的特征矩阵为各层矩阵按入射到出射顺序的连乘 M = M_1 M_2 M_3 M_4，由</w:t>
+        <w:t>其中正入射下光学导纳 η~i~ = n~i~（自由空间单位）[2,3]。整个膜系的特征矩阵为各层矩阵按入射到出射顺序的连乘 M = M₁M₂M₃M₄，由</w:t>
       </w:r>
     </w:p>
     <w:p>
       <w:pPr>
-        <w:spacing w:line="269" w:lineRule="auto" w:after="30"/>
+        <w:keepLines/>
+        <w:spacing w:before="40" w:after="40"/>
         <w:jc w:val="center"/>
       </w:pPr>
       <w:r>
-        <w:rPr>
-          <w:sz w:val="18"/>
-        </w:rPr>
-        <w:t>[B; C] = M [1; η_s]</w:t>
+        <w:drawing>
+          <wp:inline xmlns:a="http://schemas.openxmlformats.org/drawingml/2006/main" xmlns:pic="http://schemas.openxmlformats.org/drawingml/2006/picture">
+            <wp:extent cx="4240440" cy="420615"/>
+            <wp:docPr id="4" name="Picture 4"/>
+            <wp:cNvGraphicFramePr>
+              <a:graphicFrameLocks noChangeAspect="1"/>
+            </wp:cNvGraphicFramePr>
+            <a:graphic>
+              <a:graphicData uri="http://schemas.openxmlformats.org/drawingml/2006/picture">
+                <pic:pic>
+                  <pic:nvPicPr>
+                    <pic:cNvPr id="0" name="bcr.png"/>
+                    <pic:cNvPicPr/>
+                  </pic:nvPicPr>
+                  <pic:blipFill>
+                    <a:blip r:embed="rId18"/>
+                    <a:stretch>
+                      <a:fillRect/>
+                    </a:stretch>
+                  </pic:blipFill>
+                  <pic:spPr>
+                    <a:xfrm>
+                      <a:off x="0" y="0"/>
+                      <a:ext cx="4240440" cy="420615"/>
+                    </a:xfrm>
+                    <a:prstGeom prst="rect"/>
+                  </pic:spPr>
+                </pic:pic>
+              </a:graphicData>
+            </a:graphic>
+          </wp:inline>
+        </w:drawing>
       </w:r>
     </w:p>
     <w:p>
       <w:pPr>
-        <w:spacing w:line="269" w:lineRule="auto" w:after="30"/>
+        <w:spacing w:line="254" w:lineRule="auto" w:after="20"/>
         <w:ind w:firstLine="400"/>
         <w:jc w:val="both"/>
       </w:pPr>
@@ -325,24 +400,12 @@
         <w:rPr>
           <w:sz w:val="20"/>
         </w:rPr>
-        <w:t>得到等效导纳 Y = C/B，反射系数与反射率分别为</w:t>
+        <w:t>即由等效导纳 Y = C/B 得到反射系数 r 与反射率 R。</w:t>
       </w:r>
     </w:p>
     <w:p>
       <w:pPr>
-        <w:spacing w:line="269" w:lineRule="auto" w:after="30"/>
-        <w:jc w:val="center"/>
-      </w:pPr>
-      <w:r>
-        <w:rPr>
-          <w:sz w:val="18"/>
-        </w:rPr>
-        <w:t>r = (η_0 − Y) / (η_0 + Y)，R = |r|²</w:t>
-      </w:r>
-    </w:p>
-    <w:p>
-      <w:pPr>
-        <w:spacing w:line="269" w:lineRule="auto" w:after="30"/>
+        <w:spacing w:line="254" w:lineRule="auto" w:after="20"/>
         <w:ind w:firstLine="400"/>
         <w:jc w:val="both"/>
       </w:pPr>
@@ -350,7 +413,61 @@
         <w:rPr>
           <w:sz w:val="20"/>
         </w:rPr>
-        <w:t>本文用两套独立实现计算 R：一是上述特征矩阵连乘；二是从基底出发的等效导纳递推 Y ← (Y cos δ + i η sin δ) / (cos δ + i (Y/η) sin δ)。二者数学等价但代码路径不同，用于互相验错。校核结果：裸基底与解析值 4.258% 差 7×10⁻¹⁸；四分之一波长膜系在 480 nm 处与导纳链解析值 0.6589 差 1×10⁻¹⁶；200 组随机单层膜与解析式最大偏差 6×10⁻¹⁶；两套实现在 2000 组随机膜厚上的最大差异 9×10⁻¹⁶；R + T = 1 偏差 1×10⁻¹⁵；与在线 TMM 工具核对 5 个膜系，最大偏差 6×10⁻¹⁶。</w:t>
+        <w:t>本文用两套独立实现计算 R：一是上述特征矩阵连乘；二是从基底出发的等效导纳递推</w:t>
+      </w:r>
+    </w:p>
+    <w:p>
+      <w:pPr>
+        <w:keepLines/>
+        <w:spacing w:before="40" w:after="40"/>
+        <w:jc w:val="center"/>
+      </w:pPr>
+      <w:r>
+        <w:drawing>
+          <wp:inline xmlns:a="http://schemas.openxmlformats.org/drawingml/2006/main" xmlns:pic="http://schemas.openxmlformats.org/drawingml/2006/picture">
+            <wp:extent cx="2779920" cy="512091"/>
+            <wp:docPr id="5" name="Picture 5"/>
+            <wp:cNvGraphicFramePr>
+              <a:graphicFrameLocks noChangeAspect="1"/>
+            </wp:cNvGraphicFramePr>
+            <a:graphic>
+              <a:graphicData uri="http://schemas.openxmlformats.org/drawingml/2006/picture">
+                <pic:pic>
+                  <pic:nvPicPr>
+                    <pic:cNvPr id="0" name="adm.png"/>
+                    <pic:cNvPicPr/>
+                  </pic:nvPicPr>
+                  <pic:blipFill>
+                    <a:blip r:embed="rId19"/>
+                    <a:stretch>
+                      <a:fillRect/>
+                    </a:stretch>
+                  </pic:blipFill>
+                  <pic:spPr>
+                    <a:xfrm>
+                      <a:off x="0" y="0"/>
+                      <a:ext cx="2779920" cy="512091"/>
+                    </a:xfrm>
+                    <a:prstGeom prst="rect"/>
+                  </pic:spPr>
+                </pic:pic>
+              </a:graphicData>
+            </a:graphic>
+          </wp:inline>
+        </w:drawing>
+      </w:r>
+    </w:p>
+    <w:p>
+      <w:pPr>
+        <w:spacing w:line="254" w:lineRule="auto" w:after="20"/>
+        <w:ind w:firstLine="400"/>
+        <w:jc w:val="both"/>
+      </w:pPr>
+      <w:r>
+        <w:rPr>
+          <w:sz w:val="20"/>
+        </w:rPr>
+        <w:t>二者数学等价但代码路径不同，用于互相验错。校核结果：裸基底与解析值 4.258% 差 7×10⁻¹⁸；四分之一波长膜系在 480 nm 处与导纳链解析值 0.6589 差 1×10⁻¹⁶；200 组随机单层膜与解析式最大偏差 6×10⁻¹⁶；两套实现在 2000 组随机膜厚上的最大差异 9×10⁻¹⁶；R + T = 1 偏差 1×10⁻¹⁵；与在线 TMM 工具核对 5 个膜系，最大偏差 6×10⁻¹⁶。</w:t>
       </w:r>
     </w:p>
     <w:p>
@@ -363,8 +480,8 @@
       <w:r>
         <w:drawing>
           <wp:inline xmlns:a="http://schemas.openxmlformats.org/drawingml/2006/main" xmlns:pic="http://schemas.openxmlformats.org/drawingml/2006/picture">
-            <wp:extent cx="3960000" cy="2083869"/>
-            <wp:docPr id="2" name="Picture 2"/>
+            <wp:extent cx="3780000" cy="1989148"/>
+            <wp:docPr id="6" name="Picture 6"/>
             <wp:cNvGraphicFramePr>
               <a:graphicFrameLocks noChangeAspect="1"/>
             </wp:cNvGraphicFramePr>
@@ -376,7 +493,7 @@
                     <pic:cNvPicPr/>
                   </pic:nvPicPr>
                   <pic:blipFill>
-                    <a:blip r:embed="rId16"/>
+                    <a:blip r:embed="rId20"/>
                     <a:stretch>
                       <a:fillRect/>
                     </a:stretch>
@@ -384,7 +501,7 @@
                   <pic:spPr>
                     <a:xfrm>
                       <a:off x="0" y="0"/>
-                      <a:ext cx="3960000" cy="2083869"/>
+                      <a:ext cx="3780000" cy="1989148"/>
                     </a:xfrm>
                     <a:prstGeom prst="rect"/>
                   </pic:spPr>
@@ -408,12 +525,12 @@
         <w:rPr>
           <w:sz w:val="17"/>
         </w:rPr>
-        <w:t xml:space="preserve"> 物理模型与 TMM 数据生成，包括膜系结构、三条代表性反射光谱与 5000 组样本在目标波长处的</w:t>
+        <w:t xml:space="preserve"> 物理模型与 TMM 数据生成：(a) 膜系结构与折射率（n~H~、n~L~、n~s~）；(b) 三条代表性反射</w:t>
       </w:r>
     </w:p>
     <w:p>
       <w:pPr>
-        <w:spacing w:line="269" w:lineRule="auto" w:after="30"/>
+        <w:spacing w:line="254" w:lineRule="auto" w:after="20"/>
         <w:ind w:firstLine="400"/>
         <w:jc w:val="both"/>
       </w:pPr>
@@ -421,7 +538,7 @@
         <w:rPr>
           <w:sz w:val="20"/>
         </w:rPr>
-        <w:t>反射率分布。</w:t>
+        <w:t>光谱，虚线为 λ_target = 480 nm；(c) 5000 组样本在目标波长处的反射率分布，橙色虚线为解析上限。</w:t>
       </w:r>
     </w:p>
     <w:p>
@@ -435,7 +552,7 @@
     </w:p>
     <w:p>
       <w:pPr>
-        <w:spacing w:line="269" w:lineRule="auto" w:after="30"/>
+        <w:spacing w:line="254" w:lineRule="auto" w:after="20"/>
         <w:ind w:firstLine="400"/>
         <w:jc w:val="both"/>
       </w:pPr>
@@ -457,7 +574,7 @@
     </w:p>
     <w:p>
       <w:pPr>
-        <w:spacing w:line="269" w:lineRule="auto" w:after="30"/>
+        <w:spacing w:line="254" w:lineRule="auto" w:after="20"/>
         <w:ind w:firstLine="400"/>
         <w:jc w:val="both"/>
       </w:pPr>
@@ -479,7 +596,7 @@
     </w:p>
     <w:p>
       <w:pPr>
-        <w:spacing w:line="269" w:lineRule="auto" w:after="30"/>
+        <w:spacing w:line="254" w:lineRule="auto" w:after="20"/>
         <w:ind w:firstLine="400"/>
         <w:jc w:val="both"/>
       </w:pPr>
@@ -487,7 +604,7 @@
         <w:rPr>
           <w:sz w:val="20"/>
         </w:rPr>
-        <w:t>MLP 输入为归一化到 [0, 1] 的四层膜厚 (d − 40)/140，输出为 41 点反射率。结构为 4–128–128–64–41，隐藏层用 ReLU，输出层线性，参数量约 2.7×10⁴。损失为均方误差（MSE），优化器 Adam（学习率 3×10⁻³，批大小 256），最多训练 4000 轮，以验证集损失早停（耐心 400 轮）并取验证集最优权重。训练在 CPU 上完成，单次约 211.7 s；数据量实验中各模型除样本数与初始化种子外超参数完全一致。</w:t>
+        <w:t>MLP 输入为归一化到 [0, 1] 的四层膜厚 (d − 40)/140，输出为 41 点反射率。结构为 4–128–128–64–41，隐藏层用 ReLU，输出层线性，参数量约 2.7×10⁴。损失为均方误差（MSE），优化器 Adam（学习率 3×10⁻³，批大小 256），最多训练 4000 轮，以验证集损失早停（耐心 400 轮）并取验证集最优权重。数组运算与自动微分分别由 NumPy[11] 与 PyTorch[12] 提供，训练在 CPU 上完成，单次约 211.7 s；数据量实验中各模型除样本数与初始化种子外超参数完全一致。</w:t>
       </w:r>
     </w:p>
     <w:p>
@@ -500,8 +617,8 @@
       <w:r>
         <w:drawing>
           <wp:inline xmlns:a="http://schemas.openxmlformats.org/drawingml/2006/main" xmlns:pic="http://schemas.openxmlformats.org/drawingml/2006/picture">
-            <wp:extent cx="3960000" cy="1719654"/>
-            <wp:docPr id="3" name="Picture 3"/>
+            <wp:extent cx="3780000" cy="1791903"/>
+            <wp:docPr id="7" name="Picture 7"/>
             <wp:cNvGraphicFramePr>
               <a:graphicFrameLocks noChangeAspect="1"/>
             </wp:cNvGraphicFramePr>
@@ -513,7 +630,7 @@
                     <pic:cNvPicPr/>
                   </pic:nvPicPr>
                   <pic:blipFill>
-                    <a:blip r:embed="rId17"/>
+                    <a:blip r:embed="rId21"/>
                     <a:stretch>
                       <a:fillRect/>
                     </a:stretch>
@@ -521,7 +638,7 @@
                   <pic:spPr>
                     <a:xfrm>
                       <a:off x="0" y="0"/>
-                      <a:ext cx="3960000" cy="1719654"/>
+                      <a:ext cx="3780000" cy="1791903"/>
                     </a:xfrm>
                     <a:prstGeom prst="rect"/>
                   </pic:spPr>
@@ -559,7 +676,7 @@
     </w:p>
     <w:p>
       <w:pPr>
-        <w:spacing w:line="269" w:lineRule="auto" w:after="30"/>
+        <w:spacing w:line="254" w:lineRule="auto" w:after="20"/>
         <w:ind w:firstLine="400"/>
         <w:jc w:val="both"/>
       </w:pPr>
@@ -581,7 +698,7 @@
     </w:p>
     <w:p>
       <w:pPr>
-        <w:spacing w:line="269" w:lineRule="auto" w:after="30"/>
+        <w:spacing w:line="254" w:lineRule="auto" w:after="20"/>
         <w:ind w:firstLine="400"/>
         <w:jc w:val="both"/>
       </w:pPr>
@@ -612,7 +729,7 @@
     </w:p>
     <w:p>
       <w:pPr>
-        <w:spacing w:line="269" w:lineRule="auto" w:after="30"/>
+        <w:spacing w:line="254" w:lineRule="auto" w:after="20"/>
         <w:ind w:firstLine="400"/>
         <w:jc w:val="both"/>
       </w:pPr>
@@ -633,8 +750,8 @@
       <w:r>
         <w:drawing>
           <wp:inline xmlns:a="http://schemas.openxmlformats.org/drawingml/2006/main" xmlns:pic="http://schemas.openxmlformats.org/drawingml/2006/picture">
-            <wp:extent cx="3960000" cy="1497692"/>
-            <wp:docPr id="4" name="Picture 4"/>
+            <wp:extent cx="3780000" cy="1429615"/>
+            <wp:docPr id="8" name="Picture 8"/>
             <wp:cNvGraphicFramePr>
               <a:graphicFrameLocks noChangeAspect="1"/>
             </wp:cNvGraphicFramePr>
@@ -646,7 +763,7 @@
                     <pic:cNvPicPr/>
                   </pic:nvPicPr>
                   <pic:blipFill>
-                    <a:blip r:embed="rId18"/>
+                    <a:blip r:embed="rId22"/>
                     <a:stretch>
                       <a:fillRect/>
                     </a:stretch>
@@ -654,7 +771,7 @@
                   <pic:spPr>
                     <a:xfrm>
                       <a:off x="0" y="0"/>
-                      <a:ext cx="3960000" cy="1497692"/>
+                      <a:ext cx="3780000" cy="1429615"/>
                     </a:xfrm>
                     <a:prstGeom prst="rect"/>
                   </pic:spPr>
@@ -683,7 +800,7 @@
     </w:p>
     <w:p>
       <w:pPr>
-        <w:spacing w:line="269" w:lineRule="auto" w:after="30"/>
+        <w:spacing w:line="254" w:lineRule="auto" w:after="20"/>
         <w:ind w:firstLine="400"/>
         <w:jc w:val="both"/>
       </w:pPr>
@@ -704,8 +821,8 @@
       <w:r>
         <w:drawing>
           <wp:inline xmlns:a="http://schemas.openxmlformats.org/drawingml/2006/main" xmlns:pic="http://schemas.openxmlformats.org/drawingml/2006/picture">
-            <wp:extent cx="3960000" cy="2142492"/>
-            <wp:docPr id="5" name="Picture 5"/>
+            <wp:extent cx="3780000" cy="2045106"/>
+            <wp:docPr id="9" name="Picture 9"/>
             <wp:cNvGraphicFramePr>
               <a:graphicFrameLocks noChangeAspect="1"/>
             </wp:cNvGraphicFramePr>
@@ -717,7 +834,7 @@
                     <pic:cNvPicPr/>
                   </pic:nvPicPr>
                   <pic:blipFill>
-                    <a:blip r:embed="rId19"/>
+                    <a:blip r:embed="rId23"/>
                     <a:stretch>
                       <a:fillRect/>
                     </a:stretch>
@@ -725,7 +842,7 @@
                   <pic:spPr>
                     <a:xfrm>
                       <a:off x="0" y="0"/>
-                      <a:ext cx="3960000" cy="2142492"/>
+                      <a:ext cx="3780000" cy="2045106"/>
                     </a:xfrm>
                     <a:prstGeom prst="rect"/>
                   </pic:spPr>
@@ -763,7 +880,7 @@
     </w:p>
     <w:p>
       <w:pPr>
-        <w:spacing w:line="269" w:lineRule="auto" w:after="30"/>
+        <w:spacing w:line="254" w:lineRule="auto" w:after="20"/>
         <w:ind w:firstLine="400"/>
         <w:jc w:val="both"/>
       </w:pPr>
@@ -784,8 +901,8 @@
       <w:r>
         <w:drawing>
           <wp:inline xmlns:a="http://schemas.openxmlformats.org/drawingml/2006/main" xmlns:pic="http://schemas.openxmlformats.org/drawingml/2006/picture">
-            <wp:extent cx="3960000" cy="1550668"/>
-            <wp:docPr id="6" name="Picture 6"/>
+            <wp:extent cx="3780000" cy="1480183"/>
+            <wp:docPr id="10" name="Picture 10"/>
             <wp:cNvGraphicFramePr>
               <a:graphicFrameLocks noChangeAspect="1"/>
             </wp:cNvGraphicFramePr>
@@ -797,7 +914,7 @@
                     <pic:cNvPicPr/>
                   </pic:nvPicPr>
                   <pic:blipFill>
-                    <a:blip r:embed="rId20"/>
+                    <a:blip r:embed="rId24"/>
                     <a:stretch>
                       <a:fillRect/>
                     </a:stretch>
@@ -805,7 +922,7 @@
                   <pic:spPr>
                     <a:xfrm>
                       <a:off x="0" y="0"/>
-                      <a:ext cx="3960000" cy="1550668"/>
+                      <a:ext cx="3780000" cy="1480183"/>
                     </a:xfrm>
                     <a:prstGeom prst="rect"/>
                   </pic:spPr>
@@ -843,7 +960,7 @@
     </w:p>
     <w:p>
       <w:pPr>
-        <w:spacing w:line="269" w:lineRule="auto" w:after="30"/>
+        <w:spacing w:line="254" w:lineRule="auto" w:after="20"/>
         <w:ind w:firstLine="400"/>
         <w:jc w:val="both"/>
       </w:pPr>
@@ -856,7 +973,7 @@
     </w:p>
     <w:p>
       <w:pPr>
-        <w:spacing w:line="269" w:lineRule="auto" w:after="30"/>
+        <w:spacing w:line="254" w:lineRule="auto" w:after="20"/>
         <w:ind w:firstLine="400"/>
         <w:jc w:val="both"/>
       </w:pPr>
@@ -869,7 +986,7 @@
     </w:p>
     <w:p>
       <w:pPr>
-        <w:spacing w:line="269" w:lineRule="auto" w:after="30"/>
+        <w:spacing w:line="254" w:lineRule="auto" w:after="20"/>
         <w:ind w:firstLine="400"/>
         <w:jc w:val="both"/>
       </w:pPr>
@@ -882,7 +999,7 @@
     </w:p>
     <w:p>
       <w:pPr>
-        <w:spacing w:line="269" w:lineRule="auto" w:after="30"/>
+        <w:spacing w:line="254" w:lineRule="auto" w:after="20"/>
         <w:ind w:firstLine="400"/>
         <w:jc w:val="both"/>
       </w:pPr>
@@ -895,7 +1012,7 @@
     </w:p>
     <w:p>
       <w:pPr>
-        <w:spacing w:line="269" w:lineRule="auto" w:after="30"/>
+        <w:spacing w:line="254" w:lineRule="auto" w:after="20"/>
         <w:ind w:firstLine="400"/>
         <w:jc w:val="both"/>
       </w:pPr>
@@ -916,8 +1033,8 @@
       <w:r>
         <w:drawing>
           <wp:inline xmlns:a="http://schemas.openxmlformats.org/drawingml/2006/main" xmlns:pic="http://schemas.openxmlformats.org/drawingml/2006/picture">
-            <wp:extent cx="3960000" cy="1612390"/>
-            <wp:docPr id="7" name="Picture 7"/>
+            <wp:extent cx="3780000" cy="1539099"/>
+            <wp:docPr id="11" name="Picture 11"/>
             <wp:cNvGraphicFramePr>
               <a:graphicFrameLocks noChangeAspect="1"/>
             </wp:cNvGraphicFramePr>
@@ -929,7 +1046,7 @@
                     <pic:cNvPicPr/>
                   </pic:nvPicPr>
                   <pic:blipFill>
-                    <a:blip r:embed="rId21"/>
+                    <a:blip r:embed="rId25"/>
                     <a:stretch>
                       <a:fillRect/>
                     </a:stretch>
@@ -937,7 +1054,7 @@
                   <pic:spPr>
                     <a:xfrm>
                       <a:off x="0" y="0"/>
-                      <a:ext cx="3960000" cy="1612390"/>
+                      <a:ext cx="3780000" cy="1539099"/>
                     </a:xfrm>
                     <a:prstGeom prst="rect"/>
                   </pic:spPr>
@@ -966,7 +1083,7 @@
     </w:p>
     <w:p>
       <w:pPr>
-        <w:spacing w:line="269" w:lineRule="auto" w:after="30"/>
+        <w:spacing w:line="254" w:lineRule="auto" w:after="20"/>
         <w:ind w:firstLine="400"/>
         <w:jc w:val="both"/>
       </w:pPr>
@@ -988,7 +1105,7 @@
     </w:p>
     <w:p>
       <w:pPr>
-        <w:spacing w:line="269" w:lineRule="auto" w:after="30"/>
+        <w:spacing w:line="254" w:lineRule="auto" w:after="20"/>
         <w:ind w:firstLine="400"/>
         <w:jc w:val="both"/>
       </w:pPr>
@@ -1001,7 +1118,7 @@
     </w:p>
     <w:p>
       <w:pPr>
-        <w:spacing w:line="269" w:lineRule="auto" w:after="30"/>
+        <w:spacing w:line="254" w:lineRule="auto" w:after="20"/>
         <w:ind w:firstLine="400"/>
         <w:jc w:val="both"/>
       </w:pPr>
@@ -1022,8 +1139,8 @@
       <w:r>
         <w:drawing>
           <wp:inline xmlns:a="http://schemas.openxmlformats.org/drawingml/2006/main" xmlns:pic="http://schemas.openxmlformats.org/drawingml/2006/picture">
-            <wp:extent cx="3960000" cy="1617259"/>
-            <wp:docPr id="8" name="Picture 8"/>
+            <wp:extent cx="3780000" cy="1543747"/>
+            <wp:docPr id="12" name="Picture 12"/>
             <wp:cNvGraphicFramePr>
               <a:graphicFrameLocks noChangeAspect="1"/>
             </wp:cNvGraphicFramePr>
@@ -1035,7 +1152,7 @@
                     <pic:cNvPicPr/>
                   </pic:nvPicPr>
                   <pic:blipFill>
-                    <a:blip r:embed="rId22"/>
+                    <a:blip r:embed="rId26"/>
                     <a:stretch>
                       <a:fillRect/>
                     </a:stretch>
@@ -1043,7 +1160,7 @@
                   <pic:spPr>
                     <a:xfrm>
                       <a:off x="0" y="0"/>
-                      <a:ext cx="3960000" cy="1617259"/>
+                      <a:ext cx="3780000" cy="1543747"/>
                     </a:xfrm>
                     <a:prstGeom prst="rect"/>
                   </pic:spPr>
@@ -1092,10 +1209,17 @@
     </w:p>
     <w:tbl>
       <w:tblPr>
-        <w:tblStyle w:val="aff1"/>
         <w:tblW w:type="auto" w:w="0"/>
         <w:jc w:val="center"/>
         <w:tblLook w:firstColumn="1" w:firstRow="1" w:lastColumn="0" w:lastRow="0" w:noHBand="0" w:noVBand="1" w:val="04A0"/>
+        <w:tblBorders>
+          <w:top w:val="single" w:sz="12" w:color="000000"/>
+          <w:bottom w:val="single" w:sz="12" w:color="000000"/>
+          <w:left w:val="none" w:sz="0"/>
+          <w:right w:val="none" w:sz="0"/>
+          <w:insideH w:val="none" w:sz="0"/>
+          <w:insideV w:val="none" w:sz="0"/>
+        </w:tblBorders>
       </w:tblPr>
       <w:tblGrid>
         <w:gridCol w:w="1425"/>
@@ -1110,6 +1234,9 @@
         <w:tc>
           <w:tcPr>
             <w:tcW w:type="dxa" w:w="1425"/>
+            <w:tcBorders>
+              <w:bottom w:val="single" w:sz="6" w:color="000000"/>
+            </w:tcBorders>
           </w:tcPr>
           <w:p>
             <w:pPr>
@@ -1128,6 +1255,9 @@
         <w:tc>
           <w:tcPr>
             <w:tcW w:type="dxa" w:w="1425"/>
+            <w:tcBorders>
+              <w:bottom w:val="single" w:sz="6" w:color="000000"/>
+            </w:tcBorders>
           </w:tcPr>
           <w:p>
             <w:pPr>
@@ -1146,6 +1276,9 @@
         <w:tc>
           <w:tcPr>
             <w:tcW w:type="dxa" w:w="1425"/>
+            <w:tcBorders>
+              <w:bottom w:val="single" w:sz="6" w:color="000000"/>
+            </w:tcBorders>
           </w:tcPr>
           <w:p>
             <w:pPr>
@@ -1164,6 +1297,9 @@
         <w:tc>
           <w:tcPr>
             <w:tcW w:type="dxa" w:w="1425"/>
+            <w:tcBorders>
+              <w:bottom w:val="single" w:sz="6" w:color="000000"/>
+            </w:tcBorders>
           </w:tcPr>
           <w:p>
             <w:pPr>
@@ -1182,6 +1318,9 @@
         <w:tc>
           <w:tcPr>
             <w:tcW w:type="dxa" w:w="1425"/>
+            <w:tcBorders>
+              <w:bottom w:val="single" w:sz="6" w:color="000000"/>
+            </w:tcBorders>
           </w:tcPr>
           <w:p>
             <w:pPr>
@@ -1200,6 +1339,9 @@
         <w:tc>
           <w:tcPr>
             <w:tcW w:type="dxa" w:w="1425"/>
+            <w:tcBorders>
+              <w:bottom w:val="single" w:sz="6" w:color="000000"/>
+            </w:tcBorders>
           </w:tcPr>
           <w:p>
             <w:pPr>
@@ -1218,6 +1360,9 @@
         <w:tc>
           <w:tcPr>
             <w:tcW w:type="dxa" w:w="1425"/>
+            <w:tcBorders>
+              <w:bottom w:val="single" w:sz="6" w:color="000000"/>
+            </w:tcBorders>
           </w:tcPr>
           <w:p>
             <w:pPr>
@@ -1851,7 +1996,7 @@
     </w:p>
     <w:p>
       <w:pPr>
-        <w:spacing w:line="269" w:lineRule="auto" w:after="30"/>
+        <w:spacing w:line="254" w:lineRule="auto" w:after="20"/>
         <w:ind w:firstLine="400"/>
         <w:jc w:val="both"/>
       </w:pPr>
@@ -1864,7 +2009,7 @@
     </w:p>
     <w:p>
       <w:pPr>
-        <w:spacing w:line="269" w:lineRule="auto" w:after="30"/>
+        <w:spacing w:line="254" w:lineRule="auto" w:after="20"/>
         <w:ind w:firstLine="400"/>
         <w:jc w:val="both"/>
       </w:pPr>
@@ -1872,12 +2017,12 @@
         <w:rPr>
           <w:sz w:val="20"/>
         </w:rPr>
-        <w:t>数据量效应显示误差按 N^(−1.031) 下降且边际收益递减：从 500 组增至 1000 组的收益远大于从 2000 组增至 4000 组。这与泛化误差随训练集规模幂律下降的经验规律一致，说明在给定采样间隔与网络容量下，继续增加均匀随机样本的收益有限。需说明的是，该拟合仅基于 4 个数据量水平、每个水平 3 个种子，α 应视为趋势性估计。</w:t>
+        <w:t>数据量效应显示误差按 N^(−1.031) 下降且边际收益递减：从 500 组增至 1000 组的收益远大于从 2000 组增至 4000 组。这与泛化误差随训练集规模幂律下降的经验规律一致[10]，说明在给定采样间隔与网络容量下，继续增加均匀随机样本的收益有限。需说明的是，该拟合仅基于 4 个数据量水平、每个水平 3 个种子，α 应视为趋势性估计。</w:t>
       </w:r>
     </w:p>
     <w:p>
       <w:pPr>
-        <w:spacing w:line="269" w:lineRule="auto" w:after="30"/>
+        <w:spacing w:line="254" w:lineRule="auto" w:after="20"/>
         <w:ind w:firstLine="400"/>
         <w:jc w:val="both"/>
       </w:pPr>
@@ -1890,7 +2035,7 @@
     </w:p>
     <w:p>
       <w:pPr>
-        <w:spacing w:line="269" w:lineRule="auto" w:after="30"/>
+        <w:spacing w:line="254" w:lineRule="auto" w:after="20"/>
         <w:ind w:firstLine="400"/>
         <w:jc w:val="both"/>
       </w:pPr>
@@ -1912,7 +2057,7 @@
     </w:p>
     <w:p>
       <w:pPr>
-        <w:spacing w:line="269" w:lineRule="auto" w:after="30"/>
+        <w:spacing w:line="254" w:lineRule="auto" w:after="20"/>
         <w:ind w:firstLine="400"/>
         <w:jc w:val="both"/>
       </w:pPr>
@@ -1934,7 +2079,7 @@
     </w:p>
     <w:p>
       <w:pPr>
-        <w:spacing w:line="269" w:lineRule="auto" w:after="30"/>
+        <w:spacing w:line="254" w:lineRule="auto" w:after="20"/>
         <w:ind w:firstLine="400"/>
         <w:jc w:val="both"/>
       </w:pPr>
@@ -1947,7 +2092,7 @@
     </w:p>
     <w:p>
       <w:pPr>
-        <w:spacing w:line="269" w:lineRule="auto" w:after="30"/>
+        <w:spacing w:line="254" w:lineRule="auto" w:after="20"/>
         <w:jc w:val="left"/>
       </w:pPr>
       <w:r>
@@ -1959,7 +2104,7 @@
     </w:p>
     <w:p>
       <w:pPr>
-        <w:spacing w:line="269" w:lineRule="auto" w:after="30"/>
+        <w:spacing w:line="254" w:lineRule="auto" w:after="20"/>
         <w:ind w:firstLine="400"/>
         <w:jc w:val="both"/>
       </w:pPr>
@@ -1998,9 +2143,9 @@
       </w:pPr>
       <w:r>
         <w:rPr>
-          <w:sz w:val="15"/>
+          <w:sz w:val="14"/>
         </w:rPr>
-        <w:t>[1] Ma T, Ma M, Guo L J. Optical multilayer thin film structure inverse design: from optimization to deep learning. iScience, 2025, 28: 112222.</w:t>
+        <w:t>[1] Ma T, Ma M, Guo L J. Optical multilayer thin film structure inverse design: from optimization to deep learning. iScience 2025, 28: 112222.</w:t>
       </w:r>
     </w:p>
     <w:p>
@@ -2010,9 +2155,9 @@
       </w:pPr>
       <w:r>
         <w:rPr>
-          <w:sz w:val="15"/>
+          <w:sz w:val="14"/>
         </w:rPr>
-        <w:t>[2] Macleod H A. Thin-Film Optical Filters. 5th ed. Boca Raton: CRC Press, 2018.</w:t>
+        <w:t>[2] Macleod H A. Thin-film optical filters. 5th ed. Boca Raton: CRC Press, 2018.</w:t>
       </w:r>
     </w:p>
     <w:p>
@@ -2022,7 +2167,7 @@
       </w:pPr>
       <w:r>
         <w:rPr>
-          <w:sz w:val="15"/>
+          <w:sz w:val="14"/>
         </w:rPr>
         <w:t>[3] 唐晋发, 顾培夫, 刘旭, 等. 现代光学薄膜技术. 杭州: 浙江大学出版社, 2006.</w:t>
       </w:r>
@@ -2034,9 +2179,9 @@
       </w:pPr>
       <w:r>
         <w:rPr>
-          <w:sz w:val="15"/>
+          <w:sz w:val="14"/>
         </w:rPr>
-        <w:t>[4] Peurifoy J, Shen Y, Jing L, et al. Nanophotonic particle simulation and inverse design using artificial neural networks. Science Advances, 2018, 4(6): eaar4206.</w:t>
+        <w:t>[4] Peurifoy J, Shen Y, Jing L, et al. Nanophotonic particle simulation and inverse design using artificial neural networks. Science Advances 2018, 4: eaar4206.</w:t>
       </w:r>
     </w:p>
     <w:p>
@@ -2046,9 +2191,9 @@
       </w:pPr>
       <w:r>
         <w:rPr>
-          <w:sz w:val="15"/>
+          <w:sz w:val="14"/>
         </w:rPr>
-        <w:t>[5] Liu D, Tan Y, Khoram E, et al. Training deep neural networks for the inverse design of nanophotonic structures. ACS Photonics, 2018, 5(4): 1365-1369.</w:t>
+        <w:t>[5] Liu D, Tan Y, Khoram E, et al. Training deep neural networks for the inverse design of nanophotonic structures. ACS Photonics 2018, 5: 1365-1369.</w:t>
       </w:r>
     </w:p>
     <w:p>
@@ -2058,9 +2203,9 @@
       </w:pPr>
       <w:r>
         <w:rPr>
-          <w:sz w:val="15"/>
+          <w:sz w:val="14"/>
         </w:rPr>
-        <w:t>[6] Malkiel I, Mrejen M, Nagler A, et al. Plasmonic nanostructure design and characterization via deep learning. Light: Science &amp; Applications, 2018, 7: 60.</w:t>
+        <w:t>[6] Malkiel I, Mrejen M, Nagler A, et al. Plasmonic nanostructure design and characterization via deep learning. Light: Science &amp; Applications 2018, 7: 60.</w:t>
       </w:r>
     </w:p>
     <w:p>
@@ -2070,9 +2215,9 @@
       </w:pPr>
       <w:r>
         <w:rPr>
-          <w:sz w:val="15"/>
+          <w:sz w:val="14"/>
         </w:rPr>
-        <w:t>[7] Ma T, Wang H, Guo L J. OptoGPT: a foundation model for inverse design in optical multilayer thin film structures. Opto-Electronic Advances, 2024, 7(7): 240062.</w:t>
+        <w:t>[7] Ma T, Wang H, Guo L J. OptoGPT: a foundation model for inverse design in optical multilayer thin film structures. Opto-Electronic Advances 2024, 7: 240062.</w:t>
       </w:r>
     </w:p>
     <w:p>
@@ -2082,9 +2227,9 @@
       </w:pPr>
       <w:r>
         <w:rPr>
-          <w:sz w:val="15"/>
+          <w:sz w:val="14"/>
         </w:rPr>
-        <w:t>[8] Meng F, Ding J, Zhao Y, et al. Inverse design of reflectionless thin-film multilayers with optical absorption utilizing tandem neural network. Photonics, 2024, 11(10): 964.</w:t>
+        <w:t>[8] Meng F, Ding J, Zhao Y, et al. Inverse design of reflectionless thin-film multilayers with optical absorption utilizing tandem neural network. Photonics 2024, 11: 964.</w:t>
       </w:r>
     </w:p>
     <w:p>
@@ -2094,9 +2239,9 @@
       </w:pPr>
       <w:r>
         <w:rPr>
-          <w:sz w:val="15"/>
+          <w:sz w:val="14"/>
         </w:rPr>
-        <w:t>[9] Sullivan B T, Dobrowolski J A. Implementation of a numerical needle method for thin-film design. Applied Optics, 1996, 35(28): 5484-5492.</w:t>
+        <w:t>[9] Sullivan B T, Dobrowolski J A. Implementation of a numerical needle method for thin-film design. Applied Optics 1996, 35: 5484-5492.</w:t>
       </w:r>
     </w:p>
     <w:p>
@@ -2106,7 +2251,7 @@
       </w:pPr>
       <w:r>
         <w:rPr>
-          <w:sz w:val="15"/>
+          <w:sz w:val="14"/>
         </w:rPr>
         <w:t>[10] Hestness J, Narang S, Ardalani N, et al. Deep learning scaling is predictable, empirically. arXiv:1712.00409, 2017.</w:t>
       </w:r>
@@ -2118,9 +2263,9 @@
       </w:pPr>
       <w:r>
         <w:rPr>
-          <w:sz w:val="15"/>
+          <w:sz w:val="14"/>
         </w:rPr>
-        <w:t>[11] Harris C R, Millman K J, van der Walt S J, et al. Array programming with NumPy. Nature, 2020, 585: 357-362.</w:t>
+        <w:t>[11] Harris C R, Millman K J, van der Walt S J, et al. Array programming with NumPy. Nature 2020, 585: 357-362.</w:t>
       </w:r>
     </w:p>
     <w:p>
@@ -2130,9 +2275,9 @@
       </w:pPr>
       <w:r>
         <w:rPr>
-          <w:sz w:val="15"/>
+          <w:sz w:val="14"/>
         </w:rPr>
-        <w:t>[12] Paszke A, Gross S, Massa F, et al. PyTorch: an imperative style, high-performance deep learning library. NeurIPS, 2019, 32: 8024-8035.</w:t>
+        <w:t>[12] Paszke A, Gross S, Massa F, et al. PyTorch: an imperative style, high-performance deep learning library. NeurIPS 2019, 32: 8024-8035.</w:t>
       </w:r>
     </w:p>
     <w:sectPr>

--- a/paper/AI4S论文-MLP多层介质薄膜光谱预测与辅助设计.docx
+++ b/paper/AI4S论文-MLP多层介质薄膜光谱预测与辅助设计.docx
@@ -149,7 +149,7 @@
       <w:r>
         <w:drawing>
           <wp:inline xmlns:a="http://schemas.openxmlformats.org/drawingml/2006/main" xmlns:pic="http://schemas.openxmlformats.org/drawingml/2006/picture">
-            <wp:extent cx="3780000" cy="1848581"/>
+            <wp:extent cx="3959352" cy="1962911"/>
             <wp:docPr id="1" name="Picture 1"/>
             <wp:cNvGraphicFramePr>
               <a:graphicFrameLocks noChangeAspect="1"/>
@@ -170,7 +170,7 @@
                   <pic:spPr>
                     <a:xfrm>
                       <a:off x="0" y="0"/>
-                      <a:ext cx="3780000" cy="1848581"/>
+                      <a:ext cx="3959352" cy="1962911"/>
                     </a:xfrm>
                     <a:prstGeom prst="rect"/>
                   </pic:spPr>
@@ -467,7 +467,7 @@
         <w:rPr>
           <w:sz w:val="20"/>
         </w:rPr>
-        <w:t>二者数学等价但代码路径不同，用于互相验错。校核结果：裸基底与解析值 4.258% 差 7×10⁻¹⁸；四分之一波长膜系在 480 nm 处与导纳链解析值 0.6589 差 1×10⁻¹⁶；200 组随机单层膜与解析式最大偏差 6×10⁻¹⁶；两套实现在 2000 组随机膜厚上的最大差异 9×10⁻¹⁶；R + T = 1 偏差 1×10⁻¹⁵；与在线 TMM 工具核对 5 个膜系，最大偏差 6×10⁻¹⁶。</w:t>
+        <w:t>二者数学等价但代码路径不同，用于互相验错。校核结果：裸基底与解析值 4.258% 差 7×10⁻¹⁸；四分之一波长膜系在 480 nm 处与导纳链解析值 0.6589 差 1×10⁻¹⁶；200 组单层膜与解析式的最大偏差 6×10⁻¹⁶；两套实现在 2000 组随机膜厚上的最大差异 9×10⁻¹⁶；与在线 TMM 工具核对的最大偏差 6×10⁻¹⁶。</w:t>
       </w:r>
     </w:p>
     <w:p>
@@ -480,7 +480,7 @@
       <w:r>
         <w:drawing>
           <wp:inline xmlns:a="http://schemas.openxmlformats.org/drawingml/2006/main" xmlns:pic="http://schemas.openxmlformats.org/drawingml/2006/picture">
-            <wp:extent cx="3780000" cy="1989148"/>
+            <wp:extent cx="4175759" cy="2292095"/>
             <wp:docPr id="6" name="Picture 6"/>
             <wp:cNvGraphicFramePr>
               <a:graphicFrameLocks noChangeAspect="1"/>
@@ -501,7 +501,7 @@
                   <pic:spPr>
                     <a:xfrm>
                       <a:off x="0" y="0"/>
-                      <a:ext cx="3780000" cy="1989148"/>
+                      <a:ext cx="4175759" cy="2292095"/>
                     </a:xfrm>
                     <a:prstGeom prst="rect"/>
                   </pic:spPr>
@@ -617,7 +617,7 @@
       <w:r>
         <w:drawing>
           <wp:inline xmlns:a="http://schemas.openxmlformats.org/drawingml/2006/main" xmlns:pic="http://schemas.openxmlformats.org/drawingml/2006/picture">
-            <wp:extent cx="3780000" cy="1791903"/>
+            <wp:extent cx="3959352" cy="1898904"/>
             <wp:docPr id="7" name="Picture 7"/>
             <wp:cNvGraphicFramePr>
               <a:graphicFrameLocks noChangeAspect="1"/>
@@ -638,7 +638,7 @@
                   <pic:spPr>
                     <a:xfrm>
                       <a:off x="0" y="0"/>
-                      <a:ext cx="3780000" cy="1791903"/>
+                      <a:ext cx="3959352" cy="1898904"/>
                     </a:xfrm>
                     <a:prstGeom prst="rect"/>
                   </pic:spPr>
@@ -684,7 +684,7 @@
         <w:rPr>
           <w:sz w:val="20"/>
         </w:rPr>
-        <w:t>从固定训练池中依次取前 500、1000、2000、4000 组训练，验证集与测试集始终固定。为抑制初始化带来的波动，每个水平用 3 个种子重复，报告均值与标准差，并对 MSE-样本数做双对数拟合得到幂律指数 α。</w:t>
+        <w:t>从固定训练池中依次取前 500、1000、2000、4000 组训练，验证集与测试集固定不变；每水平用 3 个种子重复以抑制初始化波动，并对 MSE-样本数做双对数拟合得到幂律指数 α。</w:t>
       </w:r>
     </w:p>
     <w:p>
@@ -706,7 +706,7 @@
         <w:rPr>
           <w:sz w:val="20"/>
         </w:rPr>
-        <w:t>用 design_seed 在 40–180 nm 内均匀生成 10000 组新候选，用 MLP 预测其 41 点光谱，按 λ_target 处的预测反射率降序取前 10 名。为检验排名可信度，对全部候选都用 TMM 重算真值，进而计算预测与真值排序的 Spearman 相关系数、Top10 召回率，并把 MLP 的 Top10 按真值重排得到最终 Top5。性能参照为 λ_target 处反射率的物理上限，由解析四分之一波长条件与全局优化（差分进化 + 多起点 L-BFGS-B）分别给出。</w:t>
+        <w:t>用 design_seed 在 40–180 nm 内均匀生成 10000 组候选，MLP 预测其 41 点光谱后按 λ_target 处反射率降序取前 10 名。为检验排名可信度，对全部候选重算 TMM 真值，计算预测与真值排序的 Spearman 系数、Top10 召回率，并按真值重排得到最终 Top5。性能参照为 λ_target 处的物理上限，由解析四分之一波长条件与全局优化分别给出。</w:t>
       </w:r>
     </w:p>
     <w:p>
@@ -750,7 +750,7 @@
       <w:r>
         <w:drawing>
           <wp:inline xmlns:a="http://schemas.openxmlformats.org/drawingml/2006/main" xmlns:pic="http://schemas.openxmlformats.org/drawingml/2006/picture">
-            <wp:extent cx="3780000" cy="1429615"/>
+            <wp:extent cx="4818888" cy="1255776"/>
             <wp:docPr id="8" name="Picture 8"/>
             <wp:cNvGraphicFramePr>
               <a:graphicFrameLocks noChangeAspect="1"/>
@@ -771,7 +771,7 @@
                   <pic:spPr>
                     <a:xfrm>
                       <a:off x="0" y="0"/>
-                      <a:ext cx="3780000" cy="1429615"/>
+                      <a:ext cx="4818888" cy="1255776"/>
                     </a:xfrm>
                     <a:prstGeom prst="rect"/>
                   </pic:spPr>
@@ -795,7 +795,7 @@
         <w:rPr>
           <w:sz w:val="17"/>
         </w:rPr>
-        <w:t xml:space="preserve"> 训练集与验证集的损失曲线。</w:t>
+        <w:t xml:space="preserve"> 训练集与验证集的损失曲线：(a) 全部 4000 轮；(b) 收敛段放大，虚线标注验证集最优轮次。</w:t>
       </w:r>
     </w:p>
     <w:p>
@@ -808,7 +808,7 @@
         <w:rPr>
           <w:sz w:val="20"/>
         </w:rPr>
-        <w:t>在固定测试集（500 组）上，MAE 为 0.00638，RMSE 为 0.0086，R² = 0.9977，单点最大绝对偏差 0.054。逐波长看，短波端误差略大（400 nm 处 MAE = 0.0135），长波端最小（780 nm 处 0.0038）。图 5 给出三个代表性样本：误差较小者光谱平缓，误差较大者在 400–550 nm 明显振荡。目标波长 480 nm 处预测与真值的 Pearson 相关系数为 0.9984，MAE = 0.00786，偏差 +0.00093。</w:t>
+        <w:t>固定测试集（500 组）上 MAE 为 0.00638，RMSE 为 0.0086，R² = 0.9977，单点最大绝对偏差 0.054；短波端误差略大（400 nm 处 0.0135），长波端最小（780 nm 处 0.0038）。图 5 给出三个代表性样本，误差较大者在 400–550 nm 明显振荡。目标波长处预测与真值的 Pearson 相关系数为 0.9984，MAE = 0.00786，偏差 +0.00093。</w:t>
       </w:r>
     </w:p>
     <w:p>
@@ -821,7 +821,7 @@
       <w:r>
         <w:drawing>
           <wp:inline xmlns:a="http://schemas.openxmlformats.org/drawingml/2006/main" xmlns:pic="http://schemas.openxmlformats.org/drawingml/2006/picture">
-            <wp:extent cx="3780000" cy="2045106"/>
+            <wp:extent cx="5129784" cy="2051303"/>
             <wp:docPr id="9" name="Picture 9"/>
             <wp:cNvGraphicFramePr>
               <a:graphicFrameLocks noChangeAspect="1"/>
@@ -842,7 +842,7 @@
                   <pic:spPr>
                     <a:xfrm>
                       <a:off x="0" y="0"/>
-                      <a:ext cx="3780000" cy="2045106"/>
+                      <a:ext cx="5129784" cy="2051303"/>
                     </a:xfrm>
                     <a:prstGeom prst="rect"/>
                   </pic:spPr>
@@ -866,7 +866,20 @@
         <w:rPr>
           <w:sz w:val="17"/>
         </w:rPr>
-        <w:t xml:space="preserve"> 测试集上 TMM 真值与 MLP 预测的光谱对比，以及目标波长处的预测—真值散点。</w:t>
+        <w:t xml:space="preserve"> 测试集上 TMM 真值与 MLP 预测的光谱对比：(a)(b)(c) 误差由小到大的三个代表性样本；</w:t>
+      </w:r>
+    </w:p>
+    <w:p>
+      <w:pPr>
+        <w:spacing w:line="254" w:lineRule="auto" w:after="20"/>
+        <w:ind w:firstLine="400"/>
+        <w:jc w:val="both"/>
+      </w:pPr>
+      <w:r>
+        <w:rPr>
+          <w:sz w:val="20"/>
+        </w:rPr>
+        <w:t>(d) 目标波长处的预测—真值散点。</w:t>
       </w:r>
     </w:p>
     <w:p>
@@ -901,7 +914,7 @@
       <w:r>
         <w:drawing>
           <wp:inline xmlns:a="http://schemas.openxmlformats.org/drawingml/2006/main" xmlns:pic="http://schemas.openxmlformats.org/drawingml/2006/picture">
-            <wp:extent cx="3780000" cy="1480183"/>
+            <wp:extent cx="4815840" cy="1213104"/>
             <wp:docPr id="10" name="Picture 10"/>
             <wp:cNvGraphicFramePr>
               <a:graphicFrameLocks noChangeAspect="1"/>
@@ -922,7 +935,7 @@
                   <pic:spPr>
                     <a:xfrm>
                       <a:off x="0" y="0"/>
-                      <a:ext cx="3780000" cy="1480183"/>
+                      <a:ext cx="4815840" cy="1213104"/>
                     </a:xfrm>
                     <a:prstGeom prst="rect"/>
                   </pic:spPr>
@@ -1033,7 +1046,7 @@
       <w:r>
         <w:drawing>
           <wp:inline xmlns:a="http://schemas.openxmlformats.org/drawingml/2006/main" xmlns:pic="http://schemas.openxmlformats.org/drawingml/2006/picture">
-            <wp:extent cx="3780000" cy="1539099"/>
+            <wp:extent cx="4821936" cy="1182624"/>
             <wp:docPr id="11" name="Picture 11"/>
             <wp:cNvGraphicFramePr>
               <a:graphicFrameLocks noChangeAspect="1"/>
@@ -1054,7 +1067,7 @@
                   <pic:spPr>
                     <a:xfrm>
                       <a:off x="0" y="0"/>
-                      <a:ext cx="3780000" cy="1539099"/>
+                      <a:ext cx="4821936" cy="1182624"/>
                     </a:xfrm>
                     <a:prstGeom prst="rect"/>
                   </pic:spPr>
@@ -1126,7 +1139,7 @@
         <w:rPr>
           <w:sz w:val="20"/>
         </w:rPr>
-        <w:t>第一，波长采样不足（混叠）可以直接排除：样本干涉条纹的间距中位数为 180 nm、最小 120 nm，按 Nyquist 判据只需 ≤ 60 nm 的采样间隔，而本文使用 10 nm，冗余度达 6 倍。第二，光谱陡峭度只有弱相关：逐样本 MSE 与"相邻波长平均变化幅度"的 Pearson 相关系数为 0.207（r² = 0.043），与总光学厚度为 0.148。第三，膜厚灵敏度不相关：以差分法估计的 |∂R/∂d| 与逐样本误差的相关系数为 -0.078，统计上不显著。第四，局部采样密度相关性最强：在归一化四维膜厚空间中，测试样本到训练集的第 10 近邻距离与逐样本 MSE 的 Pearson 相关系数为 0.370（r² = 0.137），按第 5 近邻距离分箱时，最稀疏组的平均 MSE 比最密集组高 48%（图 8b）。这说明误差的主导来源是训练样本在膜厚空间中的局部稀疏，而非某些光谱"本身难学"。</w:t>
+        <w:t>第一，波长采样不足可以直接排除：干涉条纹间距的中位数为 180 nm、最小 120 nm，按 Nyquist 判据只需 ≤ 60 nm，而本文用 10 nm，冗余 6 倍。第二，光谱陡峭度与膜厚灵敏度均只有弱相关或不显著：逐样本 MSE 与相邻波长平均变化幅度的相关系数为 0.207（r² = 0.043），与总光学厚度为 0.148，与差分法估计的 |∂R/∂d|为 -0.078（不显著）。第三，局部采样密度相关性最强：测试样本到训练集的第 10 近邻距离与逐样本 MSE 的相关系数为 0.370（r² = 0.137），最稀疏组的平均 MSE 比最密集组高 48%（图 8b）。可见误差的主导来源是训练样本在膜厚空间中的局部稀疏。</w:t>
       </w:r>
     </w:p>
     <w:p>
@@ -1139,7 +1152,7 @@
       <w:r>
         <w:drawing>
           <wp:inline xmlns:a="http://schemas.openxmlformats.org/drawingml/2006/main" xmlns:pic="http://schemas.openxmlformats.org/drawingml/2006/picture">
-            <wp:extent cx="3780000" cy="1543747"/>
+            <wp:extent cx="4821936" cy="1307592"/>
             <wp:docPr id="12" name="Picture 12"/>
             <wp:cNvGraphicFramePr>
               <a:graphicFrameLocks noChangeAspect="1"/>
@@ -1160,7 +1173,7 @@
                   <pic:spPr>
                     <a:xfrm>
                       <a:off x="0" y="0"/>
-                      <a:ext cx="3780000" cy="1543747"/>
+                      <a:ext cx="4821936" cy="1307592"/>
                     </a:xfrm>
                     <a:prstGeom prst="rect"/>
                   </pic:spPr>
@@ -1184,7 +1197,20 @@
         <w:rPr>
           <w:sz w:val="17"/>
         </w:rPr>
-        <w:t xml:space="preserve"> 代表性失败案例：(a) 最大误差样本的 TMM 与 MLP 光谱；(b) 逐样本误差与局部采样密度的关系。</w:t>
+        <w:t xml:space="preserve"> 代表性失败案例：(a) 最大误差样本（膜厚 179.9, 158.6, 147.6, 73.5 nm）的 TMM 与 MLP 光谱；</w:t>
+      </w:r>
+    </w:p>
+    <w:p>
+      <w:pPr>
+        <w:spacing w:line="254" w:lineRule="auto" w:after="20"/>
+        <w:ind w:firstLine="400"/>
+        <w:jc w:val="both"/>
+      </w:pPr>
+      <w:r>
+        <w:rPr>
+          <w:sz w:val="20"/>
+        </w:rPr>
+        <w:t>(b) 逐样本误差与局部采样密度的关系。</w:t>
       </w:r>
     </w:p>
     <w:p>

--- a/paper/AI4S论文-MLP多层介质薄膜光谱预测与辅助设计.docx
+++ b/paper/AI4S论文-MLP多层介质薄膜光谱预测与辅助设计.docx
@@ -617,7 +617,7 @@
       <w:r>
         <w:drawing>
           <wp:inline xmlns:a="http://schemas.openxmlformats.org/drawingml/2006/main" xmlns:pic="http://schemas.openxmlformats.org/drawingml/2006/picture">
-            <wp:extent cx="3959352" cy="1898904"/>
+            <wp:extent cx="3959352" cy="1731264"/>
             <wp:docPr id="7" name="Picture 7"/>
             <wp:cNvGraphicFramePr>
               <a:graphicFrameLocks noChangeAspect="1"/>
@@ -638,7 +638,7 @@
                   <pic:spPr>
                     <a:xfrm>
                       <a:off x="0" y="0"/>
-                      <a:ext cx="3959352" cy="1898904"/>
+                      <a:ext cx="3959352" cy="1731264"/>
                     </a:xfrm>
                     <a:prstGeom prst="rect"/>
                   </pic:spPr>

--- a/paper/AI4S论文-MLP多层介质薄膜光谱预测与辅助设计.docx
+++ b/paper/AI4S论文-MLP多层介质薄膜光谱预测与辅助设计.docx
@@ -617,7 +617,7 @@
       <w:r>
         <w:drawing>
           <wp:inline xmlns:a="http://schemas.openxmlformats.org/drawingml/2006/main" xmlns:pic="http://schemas.openxmlformats.org/drawingml/2006/picture">
-            <wp:extent cx="3959352" cy="1731264"/>
+            <wp:extent cx="3959352" cy="1898904"/>
             <wp:docPr id="7" name="Picture 7"/>
             <wp:cNvGraphicFramePr>
               <a:graphicFrameLocks noChangeAspect="1"/>
@@ -638,7 +638,7 @@
                   <pic:spPr>
                     <a:xfrm>
                       <a:off x="0" y="0"/>
-                      <a:ext cx="3959352" cy="1731264"/>
+                      <a:ext cx="3959352" cy="1898904"/>
                     </a:xfrm>
                     <a:prstGeom prst="rect"/>
                   </pic:spPr>

--- a/paper/AI4S论文-MLP多层介质薄膜光谱预测与辅助设计.docx
+++ b/paper/AI4S论文-MLP多层介质薄膜光谱预测与辅助设计.docx
@@ -110,7 +110,144 @@
         <w:rPr>
           <w:sz w:val="20"/>
         </w:rPr>
-        <w:t>多层介质薄膜由高、低折射率材料交替堆叠而成，其反射特性来自各界面反射光之间的干涉；在正入射、无吸收、忽略色散的条件下，给定各层折射率与厚度，光谱响应即完全确定[2,3]。反之，要在某波长获得特定反射率则需确定各层厚度，这是多变量、非线性的设计问题。四分之一波长条件给出了经典解，但膜厚的周期性与光谱的多峰特性使"厚度—光谱"映射呈现强非线性，传统优化算法（如针式法）需要大量迭代[9]。</w:t>
+        <w:t>多层介质薄膜由高、低折射率材料交替堆叠而成，其反射特性来自各界面反射光之间的干涉；在正入射、无吸收、忽略色散的条件下，给定各层折射率与厚度，光谱响应即完全确定</w:t>
+      </w:r>
+      <w:r>
+        <w:rPr>
+          <w:sz w:val="20"/>
+          <w:vertAlign w:val="superscript"/>
+        </w:rPr>
+        <w:t>[</w:t>
+      </w:r>
+      <w:r>
+        <w:rPr>
+          <w:vertAlign w:val="superscript"/>
+        </w:rPr>
+        <w:fldChar w:fldCharType="begin"/>
+      </w:r>
+      <w:r>
+        <w:rPr>
+          <w:vertAlign w:val="superscript"/>
+        </w:rPr>
+        <w:instrText xml:space="preserve"> REF _Ref2 \h </w:instrText>
+      </w:r>
+      <w:r>
+        <w:rPr>
+          <w:vertAlign w:val="superscript"/>
+        </w:rPr>
+        <w:fldChar w:fldCharType="separate"/>
+      </w:r>
+      <w:r>
+        <w:rPr>
+          <w:vertAlign w:val="superscript"/>
+        </w:rPr>
+        <w:t>2</w:t>
+      </w:r>
+      <w:r>
+        <w:rPr>
+          <w:vertAlign w:val="superscript"/>
+        </w:rPr>
+        <w:fldChar w:fldCharType="end"/>
+      </w:r>
+      <w:r>
+        <w:rPr>
+          <w:sz w:val="20"/>
+          <w:vertAlign w:val="superscript"/>
+        </w:rPr>
+        <w:t>,</w:t>
+      </w:r>
+      <w:r>
+        <w:rPr>
+          <w:vertAlign w:val="superscript"/>
+        </w:rPr>
+        <w:fldChar w:fldCharType="begin"/>
+      </w:r>
+      <w:r>
+        <w:rPr>
+          <w:vertAlign w:val="superscript"/>
+        </w:rPr>
+        <w:instrText xml:space="preserve"> REF _Ref3 \h </w:instrText>
+      </w:r>
+      <w:r>
+        <w:rPr>
+          <w:vertAlign w:val="superscript"/>
+        </w:rPr>
+        <w:fldChar w:fldCharType="separate"/>
+      </w:r>
+      <w:r>
+        <w:rPr>
+          <w:vertAlign w:val="superscript"/>
+        </w:rPr>
+        <w:t>3</w:t>
+      </w:r>
+      <w:r>
+        <w:rPr>
+          <w:vertAlign w:val="superscript"/>
+        </w:rPr>
+        <w:fldChar w:fldCharType="end"/>
+      </w:r>
+      <w:r>
+        <w:rPr>
+          <w:sz w:val="20"/>
+          <w:vertAlign w:val="superscript"/>
+        </w:rPr>
+        <w:t>]</w:t>
+      </w:r>
+      <w:r>
+        <w:rPr>
+          <w:sz w:val="20"/>
+        </w:rPr>
+        <w:t>。反之，要在某波长获得特定反射率则需确定各层厚度，这是多变量、非线性的设计问题。四分之一波长条件给出了经典解，但膜厚的周期性与光谱的多峰特性使"厚度—光谱"映射呈现强非线性，传统优化算法（如针式法）需要大量迭代</w:t>
+      </w:r>
+      <w:r>
+        <w:rPr>
+          <w:sz w:val="20"/>
+          <w:vertAlign w:val="superscript"/>
+        </w:rPr>
+        <w:t>[</w:t>
+      </w:r>
+      <w:r>
+        <w:rPr>
+          <w:vertAlign w:val="superscript"/>
+        </w:rPr>
+        <w:fldChar w:fldCharType="begin"/>
+      </w:r>
+      <w:r>
+        <w:rPr>
+          <w:vertAlign w:val="superscript"/>
+        </w:rPr>
+        <w:instrText xml:space="preserve"> REF _Ref9 \h </w:instrText>
+      </w:r>
+      <w:r>
+        <w:rPr>
+          <w:vertAlign w:val="superscript"/>
+        </w:rPr>
+        <w:fldChar w:fldCharType="separate"/>
+      </w:r>
+      <w:r>
+        <w:rPr>
+          <w:vertAlign w:val="superscript"/>
+        </w:rPr>
+        <w:t>9</w:t>
+      </w:r>
+      <w:r>
+        <w:rPr>
+          <w:vertAlign w:val="superscript"/>
+        </w:rPr>
+        <w:fldChar w:fldCharType="end"/>
+      </w:r>
+      <w:r>
+        <w:rPr>
+          <w:sz w:val="20"/>
+          <w:vertAlign w:val="superscript"/>
+        </w:rPr>
+        <w:t>]</w:t>
+      </w:r>
+      <w:r>
+        <w:rPr>
+          <w:sz w:val="20"/>
+        </w:rPr>
+        <w:t>。</w:t>
       </w:r>
     </w:p>
     <w:p>
@@ -123,7 +260,144 @@
         <w:rPr>
           <w:sz w:val="20"/>
         </w:rPr>
-        <w:t>传输矩阵法（TMM）是计算多层膜光谱的经典方法：把每层写成一个 2×2 特征矩阵，沿膜系连乘后由等效导纳得到反射率[2,3]。单条光谱的计算开销很小，但当设计流程需要评估上万组候选结构时，累积代价迅速上升；若再考虑色散、斜入射与吸收，单次前向计算的成本还会显著增加[1]。</w:t>
+        <w:t>传输矩阵法（TMM）是计算多层膜光谱的经典方法：把每层写成一个 2×2 特征矩阵，沿膜系连乘后由等效导纳得到反射率</w:t>
+      </w:r>
+      <w:r>
+        <w:rPr>
+          <w:sz w:val="20"/>
+          <w:vertAlign w:val="superscript"/>
+        </w:rPr>
+        <w:t>[</w:t>
+      </w:r>
+      <w:r>
+        <w:rPr>
+          <w:vertAlign w:val="superscript"/>
+        </w:rPr>
+        <w:fldChar w:fldCharType="begin"/>
+      </w:r>
+      <w:r>
+        <w:rPr>
+          <w:vertAlign w:val="superscript"/>
+        </w:rPr>
+        <w:instrText xml:space="preserve"> REF _Ref2 \h </w:instrText>
+      </w:r>
+      <w:r>
+        <w:rPr>
+          <w:vertAlign w:val="superscript"/>
+        </w:rPr>
+        <w:fldChar w:fldCharType="separate"/>
+      </w:r>
+      <w:r>
+        <w:rPr>
+          <w:vertAlign w:val="superscript"/>
+        </w:rPr>
+        <w:t>2</w:t>
+      </w:r>
+      <w:r>
+        <w:rPr>
+          <w:vertAlign w:val="superscript"/>
+        </w:rPr>
+        <w:fldChar w:fldCharType="end"/>
+      </w:r>
+      <w:r>
+        <w:rPr>
+          <w:sz w:val="20"/>
+          <w:vertAlign w:val="superscript"/>
+        </w:rPr>
+        <w:t>,</w:t>
+      </w:r>
+      <w:r>
+        <w:rPr>
+          <w:vertAlign w:val="superscript"/>
+        </w:rPr>
+        <w:fldChar w:fldCharType="begin"/>
+      </w:r>
+      <w:r>
+        <w:rPr>
+          <w:vertAlign w:val="superscript"/>
+        </w:rPr>
+        <w:instrText xml:space="preserve"> REF _Ref3 \h </w:instrText>
+      </w:r>
+      <w:r>
+        <w:rPr>
+          <w:vertAlign w:val="superscript"/>
+        </w:rPr>
+        <w:fldChar w:fldCharType="separate"/>
+      </w:r>
+      <w:r>
+        <w:rPr>
+          <w:vertAlign w:val="superscript"/>
+        </w:rPr>
+        <w:t>3</w:t>
+      </w:r>
+      <w:r>
+        <w:rPr>
+          <w:vertAlign w:val="superscript"/>
+        </w:rPr>
+        <w:fldChar w:fldCharType="end"/>
+      </w:r>
+      <w:r>
+        <w:rPr>
+          <w:sz w:val="20"/>
+          <w:vertAlign w:val="superscript"/>
+        </w:rPr>
+        <w:t>]</w:t>
+      </w:r>
+      <w:r>
+        <w:rPr>
+          <w:sz w:val="20"/>
+        </w:rPr>
+        <w:t>。单条光谱的计算开销很小，但当设计流程需要评估上万组候选结构时，累积代价迅速上升；若再考虑色散、斜入射与吸收，单次前向计算的成本还会显著增加</w:t>
+      </w:r>
+      <w:r>
+        <w:rPr>
+          <w:sz w:val="20"/>
+          <w:vertAlign w:val="superscript"/>
+        </w:rPr>
+        <w:t>[</w:t>
+      </w:r>
+      <w:r>
+        <w:rPr>
+          <w:vertAlign w:val="superscript"/>
+        </w:rPr>
+        <w:fldChar w:fldCharType="begin"/>
+      </w:r>
+      <w:r>
+        <w:rPr>
+          <w:vertAlign w:val="superscript"/>
+        </w:rPr>
+        <w:instrText xml:space="preserve"> REF _Ref1 \h </w:instrText>
+      </w:r>
+      <w:r>
+        <w:rPr>
+          <w:vertAlign w:val="superscript"/>
+        </w:rPr>
+        <w:fldChar w:fldCharType="separate"/>
+      </w:r>
+      <w:r>
+        <w:rPr>
+          <w:vertAlign w:val="superscript"/>
+        </w:rPr>
+        <w:t>1</w:t>
+      </w:r>
+      <w:r>
+        <w:rPr>
+          <w:vertAlign w:val="superscript"/>
+        </w:rPr>
+        <w:fldChar w:fldCharType="end"/>
+      </w:r>
+      <w:r>
+        <w:rPr>
+          <w:sz w:val="20"/>
+          <w:vertAlign w:val="superscript"/>
+        </w:rPr>
+        <w:t>]</w:t>
+      </w:r>
+      <w:r>
+        <w:rPr>
+          <w:sz w:val="20"/>
+        </w:rPr>
+        <w:t>。</w:t>
       </w:r>
     </w:p>
     <w:p>
@@ -136,7 +410,281 @@
         <w:rPr>
           <w:sz w:val="20"/>
         </w:rPr>
-        <w:t>机器学习代理模型提供了另一条路径：用数据学习"膜厚到光谱"的映射，以极低的推理成本替代物理计算，用于大规模候选的初筛，最终结果再由物理模型复核[4,5]，这正是 AI for Science 的典型范式[1]。这一思路已在多层膜体系中以串联网络、序列生成等不同形式实现[7,8]，而荧光等纳米结构的光谱—结构双向映射也验证了其可行性[6]。本文围绕三个问题展开：（1）MLP 能否准确预测反射光谱；（2）训练数据量增加后预测误差如何变化；（3）MLP 能否作为辅助手段完成目标波长下的薄膜设计。研究对象、目标波长与随机种子均按课程要求由学号统一确定，全部结果可由公开代码复现。</w:t>
+        <w:t>机器学习代理模型提供了另一条路径：用数据学习"膜厚到光谱"的映射，以极低的推理成本替代物理计算，用于大规模候选的初筛，最终结果再由物理模型复核</w:t>
+      </w:r>
+      <w:r>
+        <w:rPr>
+          <w:sz w:val="20"/>
+          <w:vertAlign w:val="superscript"/>
+        </w:rPr>
+        <w:t>[</w:t>
+      </w:r>
+      <w:r>
+        <w:rPr>
+          <w:vertAlign w:val="superscript"/>
+        </w:rPr>
+        <w:fldChar w:fldCharType="begin"/>
+      </w:r>
+      <w:r>
+        <w:rPr>
+          <w:vertAlign w:val="superscript"/>
+        </w:rPr>
+        <w:instrText xml:space="preserve"> REF _Ref4 \h </w:instrText>
+      </w:r>
+      <w:r>
+        <w:rPr>
+          <w:vertAlign w:val="superscript"/>
+        </w:rPr>
+        <w:fldChar w:fldCharType="separate"/>
+      </w:r>
+      <w:r>
+        <w:rPr>
+          <w:vertAlign w:val="superscript"/>
+        </w:rPr>
+        <w:t>4</w:t>
+      </w:r>
+      <w:r>
+        <w:rPr>
+          <w:vertAlign w:val="superscript"/>
+        </w:rPr>
+        <w:fldChar w:fldCharType="end"/>
+      </w:r>
+      <w:r>
+        <w:rPr>
+          <w:sz w:val="20"/>
+          <w:vertAlign w:val="superscript"/>
+        </w:rPr>
+        <w:t>,</w:t>
+      </w:r>
+      <w:r>
+        <w:rPr>
+          <w:vertAlign w:val="superscript"/>
+        </w:rPr>
+        <w:fldChar w:fldCharType="begin"/>
+      </w:r>
+      <w:r>
+        <w:rPr>
+          <w:vertAlign w:val="superscript"/>
+        </w:rPr>
+        <w:instrText xml:space="preserve"> REF _Ref5 \h </w:instrText>
+      </w:r>
+      <w:r>
+        <w:rPr>
+          <w:vertAlign w:val="superscript"/>
+        </w:rPr>
+        <w:fldChar w:fldCharType="separate"/>
+      </w:r>
+      <w:r>
+        <w:rPr>
+          <w:vertAlign w:val="superscript"/>
+        </w:rPr>
+        <w:t>5</w:t>
+      </w:r>
+      <w:r>
+        <w:rPr>
+          <w:vertAlign w:val="superscript"/>
+        </w:rPr>
+        <w:fldChar w:fldCharType="end"/>
+      </w:r>
+      <w:r>
+        <w:rPr>
+          <w:sz w:val="20"/>
+          <w:vertAlign w:val="superscript"/>
+        </w:rPr>
+        <w:t>]</w:t>
+      </w:r>
+      <w:r>
+        <w:rPr>
+          <w:sz w:val="20"/>
+        </w:rPr>
+        <w:t>，这正是 AI for Science 的典型范式</w:t>
+      </w:r>
+      <w:r>
+        <w:rPr>
+          <w:sz w:val="20"/>
+          <w:vertAlign w:val="superscript"/>
+        </w:rPr>
+        <w:t>[</w:t>
+      </w:r>
+      <w:r>
+        <w:rPr>
+          <w:vertAlign w:val="superscript"/>
+        </w:rPr>
+        <w:fldChar w:fldCharType="begin"/>
+      </w:r>
+      <w:r>
+        <w:rPr>
+          <w:vertAlign w:val="superscript"/>
+        </w:rPr>
+        <w:instrText xml:space="preserve"> REF _Ref1 \h </w:instrText>
+      </w:r>
+      <w:r>
+        <w:rPr>
+          <w:vertAlign w:val="superscript"/>
+        </w:rPr>
+        <w:fldChar w:fldCharType="separate"/>
+      </w:r>
+      <w:r>
+        <w:rPr>
+          <w:vertAlign w:val="superscript"/>
+        </w:rPr>
+        <w:t>1</w:t>
+      </w:r>
+      <w:r>
+        <w:rPr>
+          <w:vertAlign w:val="superscript"/>
+        </w:rPr>
+        <w:fldChar w:fldCharType="end"/>
+      </w:r>
+      <w:r>
+        <w:rPr>
+          <w:sz w:val="20"/>
+          <w:vertAlign w:val="superscript"/>
+        </w:rPr>
+        <w:t>]</w:t>
+      </w:r>
+      <w:r>
+        <w:rPr>
+          <w:sz w:val="20"/>
+        </w:rPr>
+        <w:t>。这一思路已在多层膜体系中以串联网络、序列生成等不同形式实现</w:t>
+      </w:r>
+      <w:r>
+        <w:rPr>
+          <w:sz w:val="20"/>
+          <w:vertAlign w:val="superscript"/>
+        </w:rPr>
+        <w:t>[</w:t>
+      </w:r>
+      <w:r>
+        <w:rPr>
+          <w:vertAlign w:val="superscript"/>
+        </w:rPr>
+        <w:fldChar w:fldCharType="begin"/>
+      </w:r>
+      <w:r>
+        <w:rPr>
+          <w:vertAlign w:val="superscript"/>
+        </w:rPr>
+        <w:instrText xml:space="preserve"> REF _Ref7 \h </w:instrText>
+      </w:r>
+      <w:r>
+        <w:rPr>
+          <w:vertAlign w:val="superscript"/>
+        </w:rPr>
+        <w:fldChar w:fldCharType="separate"/>
+      </w:r>
+      <w:r>
+        <w:rPr>
+          <w:vertAlign w:val="superscript"/>
+        </w:rPr>
+        <w:t>7</w:t>
+      </w:r>
+      <w:r>
+        <w:rPr>
+          <w:vertAlign w:val="superscript"/>
+        </w:rPr>
+        <w:fldChar w:fldCharType="end"/>
+      </w:r>
+      <w:r>
+        <w:rPr>
+          <w:sz w:val="20"/>
+          <w:vertAlign w:val="superscript"/>
+        </w:rPr>
+        <w:t>,</w:t>
+      </w:r>
+      <w:r>
+        <w:rPr>
+          <w:vertAlign w:val="superscript"/>
+        </w:rPr>
+        <w:fldChar w:fldCharType="begin"/>
+      </w:r>
+      <w:r>
+        <w:rPr>
+          <w:vertAlign w:val="superscript"/>
+        </w:rPr>
+        <w:instrText xml:space="preserve"> REF _Ref8 \h </w:instrText>
+      </w:r>
+      <w:r>
+        <w:rPr>
+          <w:vertAlign w:val="superscript"/>
+        </w:rPr>
+        <w:fldChar w:fldCharType="separate"/>
+      </w:r>
+      <w:r>
+        <w:rPr>
+          <w:vertAlign w:val="superscript"/>
+        </w:rPr>
+        <w:t>8</w:t>
+      </w:r>
+      <w:r>
+        <w:rPr>
+          <w:vertAlign w:val="superscript"/>
+        </w:rPr>
+        <w:fldChar w:fldCharType="end"/>
+      </w:r>
+      <w:r>
+        <w:rPr>
+          <w:sz w:val="20"/>
+          <w:vertAlign w:val="superscript"/>
+        </w:rPr>
+        <w:t>]</w:t>
+      </w:r>
+      <w:r>
+        <w:rPr>
+          <w:sz w:val="20"/>
+        </w:rPr>
+        <w:t>，而荧光等纳米结构的光谱—结构双向映射也验证了其可行性</w:t>
+      </w:r>
+      <w:r>
+        <w:rPr>
+          <w:sz w:val="20"/>
+          <w:vertAlign w:val="superscript"/>
+        </w:rPr>
+        <w:t>[</w:t>
+      </w:r>
+      <w:r>
+        <w:rPr>
+          <w:vertAlign w:val="superscript"/>
+        </w:rPr>
+        <w:fldChar w:fldCharType="begin"/>
+      </w:r>
+      <w:r>
+        <w:rPr>
+          <w:vertAlign w:val="superscript"/>
+        </w:rPr>
+        <w:instrText xml:space="preserve"> REF _Ref6 \h </w:instrText>
+      </w:r>
+      <w:r>
+        <w:rPr>
+          <w:vertAlign w:val="superscript"/>
+        </w:rPr>
+        <w:fldChar w:fldCharType="separate"/>
+      </w:r>
+      <w:r>
+        <w:rPr>
+          <w:vertAlign w:val="superscript"/>
+        </w:rPr>
+        <w:t>6</w:t>
+      </w:r>
+      <w:r>
+        <w:rPr>
+          <w:vertAlign w:val="superscript"/>
+        </w:rPr>
+        <w:fldChar w:fldCharType="end"/>
+      </w:r>
+      <w:r>
+        <w:rPr>
+          <w:sz w:val="20"/>
+          <w:vertAlign w:val="superscript"/>
+        </w:rPr>
+        <w:t>]</w:t>
+      </w:r>
+      <w:r>
+        <w:rPr>
+          <w:sz w:val="20"/>
+        </w:rPr>
+        <w:t>。本文围绕三个问题展开：（1）MLP 能否准确预测反射光谱；（2）训练数据量增加后预测误差如何变化；（3）MLP 能否作为辅助手段完成目标波长下的薄膜设计。研究对象、目标波长与随机种子均按课程要求由学号统一确定，全部结果可由公开代码复现。</w:t>
       </w:r>
     </w:p>
     <w:p>
@@ -225,7 +773,59 @@
         <w:rPr>
           <w:sz w:val="20"/>
         </w:rPr>
-        <w:t>研究对象为 Air/H/L/H/L/Glass 四层介质膜，正入射、无吸收、忽略色散。高、低折射率材料取 n~H~ = 2.30 与 n~L~ = 1.45，基底 n~s~ = 1.52，入射介质为空气 n~0~ = 1.00；每层膜厚 40–180 nm，波长 400–800 nm、步长 10 nm，共 41 点。</w:t>
+        <w:t>研究对象为 Air/H/L/H/L/Glass 四层介质膜，正入射、无吸收、忽略色散。高、低折射率材料取 n</w:t>
+      </w:r>
+      <w:r>
+        <w:rPr>
+          <w:sz w:val="20"/>
+          <w:vertAlign w:val="subscript"/>
+        </w:rPr>
+        <w:t>H</w:t>
+      </w:r>
+      <w:r>
+        <w:rPr>
+          <w:sz w:val="20"/>
+        </w:rPr>
+        <w:t xml:space="preserve"> = 2.30 与 n</w:t>
+      </w:r>
+      <w:r>
+        <w:rPr>
+          <w:sz w:val="20"/>
+          <w:vertAlign w:val="subscript"/>
+        </w:rPr>
+        <w:t>L</w:t>
+      </w:r>
+      <w:r>
+        <w:rPr>
+          <w:sz w:val="20"/>
+        </w:rPr>
+        <w:t xml:space="preserve"> = 1.45，基底 n</w:t>
+      </w:r>
+      <w:r>
+        <w:rPr>
+          <w:sz w:val="20"/>
+          <w:vertAlign w:val="subscript"/>
+        </w:rPr>
+        <w:t>s</w:t>
+      </w:r>
+      <w:r>
+        <w:rPr>
+          <w:sz w:val="20"/>
+        </w:rPr>
+        <w:t xml:space="preserve"> = 1.52，入射介质为空气 n</w:t>
+      </w:r>
+      <w:r>
+        <w:rPr>
+          <w:sz w:val="20"/>
+          <w:vertAlign w:val="subscript"/>
+        </w:rPr>
+        <w:t>0</w:t>
+      </w:r>
+      <w:r>
+        <w:rPr>
+          <w:sz w:val="20"/>
+        </w:rPr>
+        <w:t xml:space="preserve"> = 1.00；每层膜厚 40–180 nm，波长 400–800 nm、步长 10 nm，共 41 点。</w:t>
       </w:r>
     </w:p>
     <w:p>
@@ -346,7 +946,120 @@
         <w:rPr>
           <w:sz w:val="20"/>
         </w:rPr>
-        <w:t>其中正入射下光学导纳 η~i~ = n~i~（自由空间单位）[2,3]。整个膜系的特征矩阵为各层矩阵按入射到出射顺序的连乘 M = M₁M₂M₃M₄，由</w:t>
+        <w:t>其中正入射下光学导纳 η</w:t>
+      </w:r>
+      <w:r>
+        <w:rPr>
+          <w:sz w:val="20"/>
+          <w:vertAlign w:val="subscript"/>
+        </w:rPr>
+        <w:t>i</w:t>
+      </w:r>
+      <w:r>
+        <w:rPr>
+          <w:sz w:val="20"/>
+        </w:rPr>
+        <w:t xml:space="preserve"> = n</w:t>
+      </w:r>
+      <w:r>
+        <w:rPr>
+          <w:sz w:val="20"/>
+          <w:vertAlign w:val="subscript"/>
+        </w:rPr>
+        <w:t>i</w:t>
+      </w:r>
+      <w:r>
+        <w:rPr>
+          <w:sz w:val="20"/>
+        </w:rPr>
+        <w:t>（自由空间单位）</w:t>
+      </w:r>
+      <w:r>
+        <w:rPr>
+          <w:sz w:val="20"/>
+          <w:vertAlign w:val="superscript"/>
+        </w:rPr>
+        <w:t>[</w:t>
+      </w:r>
+      <w:r>
+        <w:rPr>
+          <w:vertAlign w:val="superscript"/>
+        </w:rPr>
+        <w:fldChar w:fldCharType="begin"/>
+      </w:r>
+      <w:r>
+        <w:rPr>
+          <w:vertAlign w:val="superscript"/>
+        </w:rPr>
+        <w:instrText xml:space="preserve"> REF _Ref2 \h </w:instrText>
+      </w:r>
+      <w:r>
+        <w:rPr>
+          <w:vertAlign w:val="superscript"/>
+        </w:rPr>
+        <w:fldChar w:fldCharType="separate"/>
+      </w:r>
+      <w:r>
+        <w:rPr>
+          <w:vertAlign w:val="superscript"/>
+        </w:rPr>
+        <w:t>2</w:t>
+      </w:r>
+      <w:r>
+        <w:rPr>
+          <w:vertAlign w:val="superscript"/>
+        </w:rPr>
+        <w:fldChar w:fldCharType="end"/>
+      </w:r>
+      <w:r>
+        <w:rPr>
+          <w:sz w:val="20"/>
+          <w:vertAlign w:val="superscript"/>
+        </w:rPr>
+        <w:t>,</w:t>
+      </w:r>
+      <w:r>
+        <w:rPr>
+          <w:vertAlign w:val="superscript"/>
+        </w:rPr>
+        <w:fldChar w:fldCharType="begin"/>
+      </w:r>
+      <w:r>
+        <w:rPr>
+          <w:vertAlign w:val="superscript"/>
+        </w:rPr>
+        <w:instrText xml:space="preserve"> REF _Ref3 \h </w:instrText>
+      </w:r>
+      <w:r>
+        <w:rPr>
+          <w:vertAlign w:val="superscript"/>
+        </w:rPr>
+        <w:fldChar w:fldCharType="separate"/>
+      </w:r>
+      <w:r>
+        <w:rPr>
+          <w:vertAlign w:val="superscript"/>
+        </w:rPr>
+        <w:t>3</w:t>
+      </w:r>
+      <w:r>
+        <w:rPr>
+          <w:vertAlign w:val="superscript"/>
+        </w:rPr>
+        <w:fldChar w:fldCharType="end"/>
+      </w:r>
+      <w:r>
+        <w:rPr>
+          <w:sz w:val="20"/>
+          <w:vertAlign w:val="superscript"/>
+        </w:rPr>
+        <w:t>]</w:t>
+      </w:r>
+      <w:r>
+        <w:rPr>
+          <w:sz w:val="20"/>
+        </w:rPr>
+        <w:t>。整个膜系的特征矩阵为各层矩阵按入射到出射顺序的连乘 M = M₁M₂M₃M₄，由</w:t>
       </w:r>
     </w:p>
     <w:p>
@@ -525,7 +1238,46 @@
         <w:rPr>
           <w:sz w:val="17"/>
         </w:rPr>
-        <w:t xml:space="preserve"> 物理模型与 TMM 数据生成：(a) 膜系结构与折射率（n~H~、n~L~、n~s~）；(b) 三条代表性反射</w:t>
+        <w:t xml:space="preserve"> 物理模型与 TMM 数据生成：(a) 膜系结构与折射率（n</w:t>
+      </w:r>
+      <w:r>
+        <w:rPr>
+          <w:sz w:val="17"/>
+          <w:vertAlign w:val="subscript"/>
+        </w:rPr>
+        <w:t>H</w:t>
+      </w:r>
+      <w:r>
+        <w:rPr>
+          <w:sz w:val="17"/>
+        </w:rPr>
+        <w:t>、n</w:t>
+      </w:r>
+      <w:r>
+        <w:rPr>
+          <w:sz w:val="17"/>
+          <w:vertAlign w:val="subscript"/>
+        </w:rPr>
+        <w:t>L</w:t>
+      </w:r>
+      <w:r>
+        <w:rPr>
+          <w:sz w:val="17"/>
+        </w:rPr>
+        <w:t>、n</w:t>
+      </w:r>
+      <w:r>
+        <w:rPr>
+          <w:sz w:val="17"/>
+          <w:vertAlign w:val="subscript"/>
+        </w:rPr>
+        <w:t>s</w:t>
+      </w:r>
+      <w:r>
+        <w:rPr>
+          <w:sz w:val="17"/>
+        </w:rPr>
+        <w:t>）；(b) 三条代表性反射</w:t>
       </w:r>
     </w:p>
     <w:p>
@@ -604,7 +1356,107 @@
         <w:rPr>
           <w:sz w:val="20"/>
         </w:rPr>
-        <w:t>MLP 输入为归一化到 [0, 1] 的四层膜厚 (d − 40)/140，输出为 41 点反射率。结构为 4–128–128–64–41，隐藏层用 ReLU，输出层线性，参数量约 2.7×10⁴。损失为均方误差（MSE），优化器 Adam（学习率 3×10⁻³，批大小 256），最多训练 4000 轮，以验证集损失早停（耐心 400 轮）并取验证集最优权重。数组运算与自动微分分别由 NumPy[11] 与 PyTorch[12] 提供，训练在 CPU 上完成，单次约 211.7 s；数据量实验中各模型除样本数与初始化种子外超参数完全一致。</w:t>
+        <w:t>MLP 输入为归一化到 [0, 1] 的四层膜厚 (d − 40)/140，输出为 41 点反射率。结构为 4–128–128–64–41，隐藏层用 ReLU，输出层线性，参数量约 2.7×10⁴。损失为均方误差（MSE），优化器 Adam（学习率 3×10⁻³，批大小 256），最多训练 4000 轮，以验证集损失早停（耐心 400 轮）并取验证集最优权重。数组运算与自动微分分别由 NumPy</w:t>
+      </w:r>
+      <w:r>
+        <w:rPr>
+          <w:sz w:val="20"/>
+          <w:vertAlign w:val="superscript"/>
+        </w:rPr>
+        <w:t>[</w:t>
+      </w:r>
+      <w:r>
+        <w:rPr>
+          <w:vertAlign w:val="superscript"/>
+        </w:rPr>
+        <w:fldChar w:fldCharType="begin"/>
+      </w:r>
+      <w:r>
+        <w:rPr>
+          <w:vertAlign w:val="superscript"/>
+        </w:rPr>
+        <w:instrText xml:space="preserve"> REF _Ref11 \h </w:instrText>
+      </w:r>
+      <w:r>
+        <w:rPr>
+          <w:vertAlign w:val="superscript"/>
+        </w:rPr>
+        <w:fldChar w:fldCharType="separate"/>
+      </w:r>
+      <w:r>
+        <w:rPr>
+          <w:vertAlign w:val="superscript"/>
+        </w:rPr>
+        <w:t>11</w:t>
+      </w:r>
+      <w:r>
+        <w:rPr>
+          <w:vertAlign w:val="superscript"/>
+        </w:rPr>
+        <w:fldChar w:fldCharType="end"/>
+      </w:r>
+      <w:r>
+        <w:rPr>
+          <w:sz w:val="20"/>
+          <w:vertAlign w:val="superscript"/>
+        </w:rPr>
+        <w:t>]</w:t>
+      </w:r>
+      <w:r>
+        <w:rPr>
+          <w:sz w:val="20"/>
+        </w:rPr>
+        <w:t xml:space="preserve"> 与 PyTorch</w:t>
+      </w:r>
+      <w:r>
+        <w:rPr>
+          <w:sz w:val="20"/>
+          <w:vertAlign w:val="superscript"/>
+        </w:rPr>
+        <w:t>[</w:t>
+      </w:r>
+      <w:r>
+        <w:rPr>
+          <w:vertAlign w:val="superscript"/>
+        </w:rPr>
+        <w:fldChar w:fldCharType="begin"/>
+      </w:r>
+      <w:r>
+        <w:rPr>
+          <w:vertAlign w:val="superscript"/>
+        </w:rPr>
+        <w:instrText xml:space="preserve"> REF _Ref12 \h </w:instrText>
+      </w:r>
+      <w:r>
+        <w:rPr>
+          <w:vertAlign w:val="superscript"/>
+        </w:rPr>
+        <w:fldChar w:fldCharType="separate"/>
+      </w:r>
+      <w:r>
+        <w:rPr>
+          <w:vertAlign w:val="superscript"/>
+        </w:rPr>
+        <w:t>12</w:t>
+      </w:r>
+      <w:r>
+        <w:rPr>
+          <w:vertAlign w:val="superscript"/>
+        </w:rPr>
+        <w:fldChar w:fldCharType="end"/>
+      </w:r>
+      <w:r>
+        <w:rPr>
+          <w:sz w:val="20"/>
+          <w:vertAlign w:val="superscript"/>
+        </w:rPr>
+        <w:t>]</w:t>
+      </w:r>
+      <w:r>
+        <w:rPr>
+          <w:sz w:val="20"/>
+        </w:rPr>
+        <w:t xml:space="preserve"> 提供，训练在 CPU 上完成，单次约 211.7 s；数据量实验中各模型除样本数与初始化种子外超参数完全一致。</w:t>
       </w:r>
     </w:p>
     <w:p>
@@ -2043,7 +2895,57 @@
         <w:rPr>
           <w:sz w:val="20"/>
         </w:rPr>
-        <w:t>数据量效应显示误差按 N^(−1.031) 下降且边际收益递减：从 500 组增至 1000 组的收益远大于从 2000 组增至 4000 组。这与泛化误差随训练集规模幂律下降的经验规律一致[10]，说明在给定采样间隔与网络容量下，继续增加均匀随机样本的收益有限。需说明的是，该拟合仅基于 4 个数据量水平、每个水平 3 个种子，α 应视为趋势性估计。</w:t>
+        <w:t>数据量效应显示误差按 N^(−1.031) 下降且边际收益递减：从 500 组增至 1000 组的收益远大于从 2000 组增至 4000 组。这与泛化误差随训练集规模幂律下降的经验规律一致</w:t>
+      </w:r>
+      <w:r>
+        <w:rPr>
+          <w:sz w:val="20"/>
+          <w:vertAlign w:val="superscript"/>
+        </w:rPr>
+        <w:t>[</w:t>
+      </w:r>
+      <w:r>
+        <w:rPr>
+          <w:vertAlign w:val="superscript"/>
+        </w:rPr>
+        <w:fldChar w:fldCharType="begin"/>
+      </w:r>
+      <w:r>
+        <w:rPr>
+          <w:vertAlign w:val="superscript"/>
+        </w:rPr>
+        <w:instrText xml:space="preserve"> REF _Ref10 \h </w:instrText>
+      </w:r>
+      <w:r>
+        <w:rPr>
+          <w:vertAlign w:val="superscript"/>
+        </w:rPr>
+        <w:fldChar w:fldCharType="separate"/>
+      </w:r>
+      <w:r>
+        <w:rPr>
+          <w:vertAlign w:val="superscript"/>
+        </w:rPr>
+        <w:t>10</w:t>
+      </w:r>
+      <w:r>
+        <w:rPr>
+          <w:vertAlign w:val="superscript"/>
+        </w:rPr>
+        <w:fldChar w:fldCharType="end"/>
+      </w:r>
+      <w:r>
+        <w:rPr>
+          <w:sz w:val="20"/>
+          <w:vertAlign w:val="superscript"/>
+        </w:rPr>
+        <w:t>]</w:t>
+      </w:r>
+      <w:r>
+        <w:rPr>
+          <w:sz w:val="20"/>
+        </w:rPr>
+        <w:t>，说明在给定采样间隔与网络容量下，继续增加均匀随机样本的收益有限。需说明的是，该拟合仅基于 4 个数据量水平、每个水平 3 个种子，α 应视为趋势性估计。</w:t>
       </w:r>
     </w:p>
     <w:p>
@@ -2171,7 +3073,27 @@
         <w:rPr>
           <w:sz w:val="14"/>
         </w:rPr>
-        <w:t>[1] Ma T, Ma M, Guo L J. Optical multilayer thin film structure inverse design: from optimization to deep learning. iScience 2025, 28: 112222.</w:t>
+        <w:t>[</w:t>
+      </w:r>
+      <w:bookmarkStart w:id="1001" w:name="_Ref1"/>
+      <w:r>
+        <w:rPr>
+          <w:sz w:val="14"/>
+        </w:rPr>
+        <w:t>1</w:t>
+      </w:r>
+      <w:bookmarkEnd w:id="1001"/>
+      <w:r>
+        <w:rPr>
+          <w:sz w:val="14"/>
+        </w:rPr>
+        <w:t xml:space="preserve">] </w:t>
+      </w:r>
+      <w:r>
+        <w:rPr>
+          <w:sz w:val="14"/>
+        </w:rPr>
+        <w:t>Ma T, Ma M, Guo L J. Optical multilayer thin film structure inverse design: from optimization to deep learning. iScience 2025, 28: 112222.</w:t>
       </w:r>
     </w:p>
     <w:p>
@@ -2183,7 +3105,27 @@
         <w:rPr>
           <w:sz w:val="14"/>
         </w:rPr>
-        <w:t>[2] Macleod H A. Thin-film optical filters. 5th ed. Boca Raton: CRC Press, 2018.</w:t>
+        <w:t>[</w:t>
+      </w:r>
+      <w:bookmarkStart w:id="1002" w:name="_Ref2"/>
+      <w:r>
+        <w:rPr>
+          <w:sz w:val="14"/>
+        </w:rPr>
+        <w:t>2</w:t>
+      </w:r>
+      <w:bookmarkEnd w:id="1002"/>
+      <w:r>
+        <w:rPr>
+          <w:sz w:val="14"/>
+        </w:rPr>
+        <w:t xml:space="preserve">] </w:t>
+      </w:r>
+      <w:r>
+        <w:rPr>
+          <w:sz w:val="14"/>
+        </w:rPr>
+        <w:t>Macleod H A. Thin-film optical filters. 5th ed. Boca Raton: CRC Press, 2018.</w:t>
       </w:r>
     </w:p>
     <w:p>
@@ -2195,7 +3137,27 @@
         <w:rPr>
           <w:sz w:val="14"/>
         </w:rPr>
-        <w:t>[3] 唐晋发, 顾培夫, 刘旭, 等. 现代光学薄膜技术. 杭州: 浙江大学出版社, 2006.</w:t>
+        <w:t>[</w:t>
+      </w:r>
+      <w:bookmarkStart w:id="1003" w:name="_Ref3"/>
+      <w:r>
+        <w:rPr>
+          <w:sz w:val="14"/>
+        </w:rPr>
+        <w:t>3</w:t>
+      </w:r>
+      <w:bookmarkEnd w:id="1003"/>
+      <w:r>
+        <w:rPr>
+          <w:sz w:val="14"/>
+        </w:rPr>
+        <w:t xml:space="preserve">] </w:t>
+      </w:r>
+      <w:r>
+        <w:rPr>
+          <w:sz w:val="14"/>
+        </w:rPr>
+        <w:t>唐晋发, 顾培夫, 刘旭, 等. 现代光学薄膜技术. 杭州: 浙江大学出版社, 2006.</w:t>
       </w:r>
     </w:p>
     <w:p>
@@ -2207,7 +3169,27 @@
         <w:rPr>
           <w:sz w:val="14"/>
         </w:rPr>
-        <w:t>[4] Peurifoy J, Shen Y, Jing L, et al. Nanophotonic particle simulation and inverse design using artificial neural networks. Science Advances 2018, 4: eaar4206.</w:t>
+        <w:t>[</w:t>
+      </w:r>
+      <w:bookmarkStart w:id="1004" w:name="_Ref4"/>
+      <w:r>
+        <w:rPr>
+          <w:sz w:val="14"/>
+        </w:rPr>
+        <w:t>4</w:t>
+      </w:r>
+      <w:bookmarkEnd w:id="1004"/>
+      <w:r>
+        <w:rPr>
+          <w:sz w:val="14"/>
+        </w:rPr>
+        <w:t xml:space="preserve">] </w:t>
+      </w:r>
+      <w:r>
+        <w:rPr>
+          <w:sz w:val="14"/>
+        </w:rPr>
+        <w:t>Peurifoy J, Shen Y, Jing L, et al. Nanophotonic particle simulation and inverse design using artificial neural networks. Science Advances 2018, 4: eaar4206.</w:t>
       </w:r>
     </w:p>
     <w:p>
@@ -2219,7 +3201,27 @@
         <w:rPr>
           <w:sz w:val="14"/>
         </w:rPr>
-        <w:t>[5] Liu D, Tan Y, Khoram E, et al. Training deep neural networks for the inverse design of nanophotonic structures. ACS Photonics 2018, 5: 1365-1369.</w:t>
+        <w:t>[</w:t>
+      </w:r>
+      <w:bookmarkStart w:id="1005" w:name="_Ref5"/>
+      <w:r>
+        <w:rPr>
+          <w:sz w:val="14"/>
+        </w:rPr>
+        <w:t>5</w:t>
+      </w:r>
+      <w:bookmarkEnd w:id="1005"/>
+      <w:r>
+        <w:rPr>
+          <w:sz w:val="14"/>
+        </w:rPr>
+        <w:t xml:space="preserve">] </w:t>
+      </w:r>
+      <w:r>
+        <w:rPr>
+          <w:sz w:val="14"/>
+        </w:rPr>
+        <w:t>Liu D, Tan Y, Khoram E, et al. Training deep neural networks for the inverse design of nanophotonic structures. ACS Photonics 2018, 5: 1365-1369.</w:t>
       </w:r>
     </w:p>
     <w:p>
@@ -2231,7 +3233,27 @@
         <w:rPr>
           <w:sz w:val="14"/>
         </w:rPr>
-        <w:t>[6] Malkiel I, Mrejen M, Nagler A, et al. Plasmonic nanostructure design and characterization via deep learning. Light: Science &amp; Applications 2018, 7: 60.</w:t>
+        <w:t>[</w:t>
+      </w:r>
+      <w:bookmarkStart w:id="1006" w:name="_Ref6"/>
+      <w:r>
+        <w:rPr>
+          <w:sz w:val="14"/>
+        </w:rPr>
+        <w:t>6</w:t>
+      </w:r>
+      <w:bookmarkEnd w:id="1006"/>
+      <w:r>
+        <w:rPr>
+          <w:sz w:val="14"/>
+        </w:rPr>
+        <w:t xml:space="preserve">] </w:t>
+      </w:r>
+      <w:r>
+        <w:rPr>
+          <w:sz w:val="14"/>
+        </w:rPr>
+        <w:t>Malkiel I, Mrejen M, Nagler A, et al. Plasmonic nanostructure design and characterization via deep learning. Light: Science &amp; Applications 2018, 7: 60.</w:t>
       </w:r>
     </w:p>
     <w:p>
@@ -2243,7 +3265,27 @@
         <w:rPr>
           <w:sz w:val="14"/>
         </w:rPr>
-        <w:t>[7] Ma T, Wang H, Guo L J. OptoGPT: a foundation model for inverse design in optical multilayer thin film structures. Opto-Electronic Advances 2024, 7: 240062.</w:t>
+        <w:t>[</w:t>
+      </w:r>
+      <w:bookmarkStart w:id="1007" w:name="_Ref7"/>
+      <w:r>
+        <w:rPr>
+          <w:sz w:val="14"/>
+        </w:rPr>
+        <w:t>7</w:t>
+      </w:r>
+      <w:bookmarkEnd w:id="1007"/>
+      <w:r>
+        <w:rPr>
+          <w:sz w:val="14"/>
+        </w:rPr>
+        <w:t xml:space="preserve">] </w:t>
+      </w:r>
+      <w:r>
+        <w:rPr>
+          <w:sz w:val="14"/>
+        </w:rPr>
+        <w:t>Ma T, Wang H, Guo L J. OptoGPT: a foundation model for inverse design in optical multilayer thin film structures. Opto-Electronic Advances 2024, 7: 240062.</w:t>
       </w:r>
     </w:p>
     <w:p>
@@ -2255,7 +3297,27 @@
         <w:rPr>
           <w:sz w:val="14"/>
         </w:rPr>
-        <w:t>[8] Meng F, Ding J, Zhao Y, et al. Inverse design of reflectionless thin-film multilayers with optical absorption utilizing tandem neural network. Photonics 2024, 11: 964.</w:t>
+        <w:t>[</w:t>
+      </w:r>
+      <w:bookmarkStart w:id="1008" w:name="_Ref8"/>
+      <w:r>
+        <w:rPr>
+          <w:sz w:val="14"/>
+        </w:rPr>
+        <w:t>8</w:t>
+      </w:r>
+      <w:bookmarkEnd w:id="1008"/>
+      <w:r>
+        <w:rPr>
+          <w:sz w:val="14"/>
+        </w:rPr>
+        <w:t xml:space="preserve">] </w:t>
+      </w:r>
+      <w:r>
+        <w:rPr>
+          <w:sz w:val="14"/>
+        </w:rPr>
+        <w:t>Meng F, Ding J, Zhao Y, et al. Inverse design of reflectionless thin-film multilayers with optical absorption utilizing tandem neural network. Photonics 2024, 11: 964.</w:t>
       </w:r>
     </w:p>
     <w:p>
@@ -2267,7 +3329,27 @@
         <w:rPr>
           <w:sz w:val="14"/>
         </w:rPr>
-        <w:t>[9] Sullivan B T, Dobrowolski J A. Implementation of a numerical needle method for thin-film design. Applied Optics 1996, 35: 5484-5492.</w:t>
+        <w:t>[</w:t>
+      </w:r>
+      <w:bookmarkStart w:id="1009" w:name="_Ref9"/>
+      <w:r>
+        <w:rPr>
+          <w:sz w:val="14"/>
+        </w:rPr>
+        <w:t>9</w:t>
+      </w:r>
+      <w:bookmarkEnd w:id="1009"/>
+      <w:r>
+        <w:rPr>
+          <w:sz w:val="14"/>
+        </w:rPr>
+        <w:t xml:space="preserve">] </w:t>
+      </w:r>
+      <w:r>
+        <w:rPr>
+          <w:sz w:val="14"/>
+        </w:rPr>
+        <w:t>Sullivan B T, Dobrowolski J A. Implementation of a numerical needle method for thin-film design. Applied Optics 1996, 35: 5484-5492.</w:t>
       </w:r>
     </w:p>
     <w:p>
@@ -2279,7 +3361,27 @@
         <w:rPr>
           <w:sz w:val="14"/>
         </w:rPr>
-        <w:t>[10] Hestness J, Narang S, Ardalani N, et al. Deep learning scaling is predictable, empirically. arXiv:1712.00409, 2017.</w:t>
+        <w:t>[</w:t>
+      </w:r>
+      <w:bookmarkStart w:id="1010" w:name="_Ref10"/>
+      <w:r>
+        <w:rPr>
+          <w:sz w:val="14"/>
+        </w:rPr>
+        <w:t>10</w:t>
+      </w:r>
+      <w:bookmarkEnd w:id="1010"/>
+      <w:r>
+        <w:rPr>
+          <w:sz w:val="14"/>
+        </w:rPr>
+        <w:t xml:space="preserve">] </w:t>
+      </w:r>
+      <w:r>
+        <w:rPr>
+          <w:sz w:val="14"/>
+        </w:rPr>
+        <w:t>Hestness J, Narang S, Ardalani N, et al. Deep learning scaling is predictable, empirically. arXiv:1712.00409, 2017.</w:t>
       </w:r>
     </w:p>
     <w:p>
@@ -2291,7 +3393,27 @@
         <w:rPr>
           <w:sz w:val="14"/>
         </w:rPr>
-        <w:t>[11] Harris C R, Millman K J, van der Walt S J, et al. Array programming with NumPy. Nature 2020, 585: 357-362.</w:t>
+        <w:t>[</w:t>
+      </w:r>
+      <w:bookmarkStart w:id="1011" w:name="_Ref11"/>
+      <w:r>
+        <w:rPr>
+          <w:sz w:val="14"/>
+        </w:rPr>
+        <w:t>11</w:t>
+      </w:r>
+      <w:bookmarkEnd w:id="1011"/>
+      <w:r>
+        <w:rPr>
+          <w:sz w:val="14"/>
+        </w:rPr>
+        <w:t xml:space="preserve">] </w:t>
+      </w:r>
+      <w:r>
+        <w:rPr>
+          <w:sz w:val="14"/>
+        </w:rPr>
+        <w:t>Harris C R, Millman K J, van der Walt S J, et al. Array programming with NumPy. Nature 2020, 585: 357-362.</w:t>
       </w:r>
     </w:p>
     <w:p>
@@ -2303,7 +3425,27 @@
         <w:rPr>
           <w:sz w:val="14"/>
         </w:rPr>
-        <w:t>[12] Paszke A, Gross S, Massa F, et al. PyTorch: an imperative style, high-performance deep learning library. NeurIPS 2019, 32: 8024-8035.</w:t>
+        <w:t>[</w:t>
+      </w:r>
+      <w:bookmarkStart w:id="1012" w:name="_Ref12"/>
+      <w:r>
+        <w:rPr>
+          <w:sz w:val="14"/>
+        </w:rPr>
+        <w:t>12</w:t>
+      </w:r>
+      <w:bookmarkEnd w:id="1012"/>
+      <w:r>
+        <w:rPr>
+          <w:sz w:val="14"/>
+        </w:rPr>
+        <w:t xml:space="preserve">] </w:t>
+      </w:r>
+      <w:r>
+        <w:rPr>
+          <w:sz w:val="14"/>
+        </w:rPr>
+        <w:t>Paszke A, Gross S, Massa F, et al. PyTorch: an imperative style, high-performance deep learning library. NeurIPS 2019, 32: 8024-8035.</w:t>
       </w:r>
     </w:p>
     <w:sectPr>

--- a/paper/AI4S论文-MLP多层介质薄膜光谱预测与辅助设计.docx
+++ b/paper/AI4S论文-MLP多层介质薄膜光谱预测与辅助设计.docx
@@ -1,6 +1,6 @@
 
 <file path=word/document.xml><?xml version="1.0" encoding="utf-8"?>
-<w:document xmlns:wpc="http://schemas.microsoft.com/office/word/2010/wordprocessingCanvas" xmlns:cx="http://schemas.microsoft.com/office/drawing/2014/chartex" xmlns:cx1="http://schemas.microsoft.com/office/drawing/2015/9/8/chartex" xmlns:cx2="http://schemas.microsoft.com/office/drawing/2015/10/21/chartex" xmlns:cx3="http://schemas.microsoft.com/office/drawing/2016/5/9/chartex" xmlns:cx4="http://schemas.microsoft.com/office/drawing/2016/5/10/chartex" xmlns:cx5="http://schemas.microsoft.com/office/drawing/2016/5/11/chartex" xmlns:cx6="http://schemas.microsoft.com/office/drawing/2016/5/12/chartex" xmlns:cx7="http://schemas.microsoft.com/office/drawing/2016/5/13/chartex" xmlns:cx8="http://schemas.microsoft.com/office/drawing/2016/5/14/chartex" xmlns:mc="http://schemas.openxmlformats.org/markup-compatibility/2006" xmlns:aink="http://schemas.microsoft.com/office/drawing/2016/ink" xmlns:am3d="http://schemas.microsoft.com/office/drawing/2017/model3d" xmlns:o="urn:schemas-microsoft-com:office:office" xmlns:oel="http://schemas.microsoft.com/office/2019/extlst" xmlns:r="http://schemas.openxmlformats.org/officeDocument/2006/relationships" xmlns:m="http://schemas.openxmlformats.org/officeDocument/2006/math" xmlns:v="urn:schemas-microsoft-com:vml" xmlns:wp14="http://schemas.microsoft.com/office/word/2010/wordprocessingDrawing" xmlns:wp="http://schemas.openxmlformats.org/drawingml/2006/wordprocessingDrawing" xmlns:w10="urn:schemas-microsoft-com:office:word" xmlns:w="http://schemas.openxmlformats.org/wordprocessingml/2006/main" xmlns:w14="http://schemas.microsoft.com/office/word/2010/wordml" xmlns:w15="http://schemas.microsoft.com/office/word/2012/wordml" xmlns:w16cex="http://schemas.microsoft.com/office/word/2018/wordml/cex" xmlns:w16cid="http://schemas.microsoft.com/office/word/2016/wordml/cid" xmlns:w16="http://schemas.microsoft.com/office/word/2018/wordml" xmlns:w16du="http://schemas.microsoft.com/office/word/2023/wordml/word16du" xmlns:w16sdtdh="http://schemas.microsoft.com/office/word/2020/wordml/sdtdatahash" xmlns:w16sdtfl="http://schemas.microsoft.com/office/word/2024/wordml/sdtformatlock" xmlns:w16se="http://schemas.microsoft.com/office/word/2015/wordml/symex" xmlns:wpg="http://schemas.microsoft.com/office/word/2010/wordprocessingGroup" xmlns:wpi="http://schemas.microsoft.com/office/word/2010/wordprocessingInk" xmlns:wne="http://schemas.microsoft.com/office/word/2006/wordml" xmlns:wps="http://schemas.microsoft.com/office/word/2010/wordprocessingShape" mc:Ignorable="w14 w15 w16se w16cid w16 w16cex w16sdtdh w16sdtfl w16du wp14">
+<w:document xmlns:a="http://schemas.openxmlformats.org/drawingml/2006/main" xmlns:pic="http://schemas.openxmlformats.org/drawingml/2006/picture" xmlns:wpc="http://schemas.microsoft.com/office/word/2010/wordprocessingCanvas" xmlns:cx="http://schemas.microsoft.com/office/drawing/2014/chartex" xmlns:cx1="http://schemas.microsoft.com/office/drawing/2015/9/8/chartex" xmlns:cx2="http://schemas.microsoft.com/office/drawing/2015/10/21/chartex" xmlns:cx3="http://schemas.microsoft.com/office/drawing/2016/5/9/chartex" xmlns:cx4="http://schemas.microsoft.com/office/drawing/2016/5/10/chartex" xmlns:cx5="http://schemas.microsoft.com/office/drawing/2016/5/11/chartex" xmlns:cx6="http://schemas.microsoft.com/office/drawing/2016/5/12/chartex" xmlns:cx7="http://schemas.microsoft.com/office/drawing/2016/5/13/chartex" xmlns:cx8="http://schemas.microsoft.com/office/drawing/2016/5/14/chartex" xmlns:mc="http://schemas.openxmlformats.org/markup-compatibility/2006" xmlns:aink="http://schemas.microsoft.com/office/drawing/2016/ink" xmlns:am3d="http://schemas.microsoft.com/office/drawing/2017/model3d" xmlns:o="urn:schemas-microsoft-com:office:office" xmlns:oel="http://schemas.microsoft.com/office/2019/extlst" xmlns:r="http://schemas.openxmlformats.org/officeDocument/2006/relationships" xmlns:m="http://schemas.openxmlformats.org/officeDocument/2006/math" xmlns:v="urn:schemas-microsoft-com:vml" xmlns:wp14="http://schemas.microsoft.com/office/word/2010/wordprocessingDrawing" xmlns:wp="http://schemas.openxmlformats.org/drawingml/2006/wordprocessingDrawing" xmlns:w10="urn:schemas-microsoft-com:office:word" xmlns:w="http://schemas.openxmlformats.org/wordprocessingml/2006/main" xmlns:w14="http://schemas.microsoft.com/office/word/2010/wordml" xmlns:w15="http://schemas.microsoft.com/office/word/2012/wordml" xmlns:w16cex="http://schemas.microsoft.com/office/word/2018/wordml/cex" xmlns:w16cid="http://schemas.microsoft.com/office/word/2016/wordml/cid" xmlns:w16="http://schemas.microsoft.com/office/word/2018/wordml" xmlns:w16du="http://schemas.microsoft.com/office/word/2023/wordml/word16du" xmlns:w16sdtdh="http://schemas.microsoft.com/office/word/2020/wordml/sdtdatahash" xmlns:w16sdtfl="http://schemas.microsoft.com/office/word/2024/wordml/sdtformatlock" xmlns:w16se="http://schemas.microsoft.com/office/word/2015/wordml/symex" xmlns:wpg="http://schemas.microsoft.com/office/word/2010/wordprocessingGroup" xmlns:wpi="http://schemas.microsoft.com/office/word/2010/wordprocessingInk" xmlns:wne="http://schemas.microsoft.com/office/word/2006/wordml" xmlns:wps="http://schemas.microsoft.com/office/word/2010/wordprocessingShape" mc:Ignorable="w14 w15 w16se w16cid w16 w16cex w16sdtdh w16sdtfl w16du wp14">
   <w:body>
     <w:p>
       <w:pPr>
@@ -80,7 +80,7 @@
     </w:p>
     <w:p>
       <w:pPr>
-        <w:spacing w:line="254" w:lineRule="auto" w:after="20"/>
+        <w:spacing w:after="20" w:line="254" w:lineRule="auto"/>
         <w:ind w:firstLine="400"/>
         <w:jc w:val="both"/>
       </w:pPr>
@@ -102,7 +102,7 @@
     </w:p>
     <w:p>
       <w:pPr>
-        <w:spacing w:line="254" w:lineRule="auto" w:after="20"/>
+        <w:spacing w:after="20" w:line="254" w:lineRule="auto"/>
         <w:ind w:firstLine="400"/>
         <w:jc w:val="both"/>
       </w:pPr>
@@ -252,7 +252,7 @@
     </w:p>
     <w:p>
       <w:pPr>
-        <w:spacing w:line="254" w:lineRule="auto" w:after="20"/>
+        <w:spacing w:after="20" w:line="254" w:lineRule="auto"/>
         <w:ind w:firstLine="400"/>
         <w:jc w:val="both"/>
       </w:pPr>
@@ -402,7 +402,7 @@
     </w:p>
     <w:p>
       <w:pPr>
-        <w:spacing w:line="254" w:lineRule="auto" w:after="20"/>
+        <w:spacing w:after="20" w:line="254" w:lineRule="auto"/>
         <w:ind w:firstLine="400"/>
         <w:jc w:val="both"/>
       </w:pPr>
@@ -765,7 +765,7 @@
     </w:p>
     <w:p>
       <w:pPr>
-        <w:spacing w:line="254" w:lineRule="auto" w:after="20"/>
+        <w:spacing w:after="20" w:line="254" w:lineRule="auto"/>
         <w:ind w:firstLine="400"/>
         <w:jc w:val="both"/>
       </w:pPr>
@@ -830,7 +830,7 @@
     </w:p>
     <w:p>
       <w:pPr>
-        <w:spacing w:line="254" w:lineRule="auto" w:after="20"/>
+        <w:spacing w:after="20" w:line="254" w:lineRule="auto"/>
         <w:ind w:firstLine="400"/>
         <w:jc w:val="both"/>
       </w:pPr>
@@ -842,49 +842,62 @@
       </w:r>
     </w:p>
     <w:p>
-      <w:pPr>
-        <w:keepLines/>
-        <w:spacing w:before="40" w:after="40"/>
-        <w:jc w:val="center"/>
-      </w:pPr>
-      <w:r>
-        <w:drawing>
-          <wp:inline xmlns:a="http://schemas.openxmlformats.org/drawingml/2006/main" xmlns:pic="http://schemas.openxmlformats.org/drawingml/2006/picture">
-            <wp:extent cx="1865520" cy="274341"/>
-            <wp:docPr id="2" name="Picture 2"/>
-            <wp:cNvGraphicFramePr>
-              <a:graphicFrameLocks noChangeAspect="1"/>
-            </wp:cNvGraphicFramePr>
-            <a:graphic>
-              <a:graphicData uri="http://schemas.openxmlformats.org/drawingml/2006/picture">
-                <pic:pic>
-                  <pic:nvPicPr>
-                    <pic:cNvPr id="0" name="delta.png"/>
-                    <pic:cNvPicPr/>
-                  </pic:nvPicPr>
-                  <pic:blipFill>
-                    <a:blip r:embed="rId16"/>
-                    <a:stretch>
-                      <a:fillRect/>
-                    </a:stretch>
-                  </pic:blipFill>
-                  <pic:spPr>
-                    <a:xfrm>
-                      <a:off x="0" y="0"/>
-                      <a:ext cx="1865520" cy="274341"/>
-                    </a:xfrm>
-                    <a:prstGeom prst="rect"/>
-                  </pic:spPr>
-                </pic:pic>
-              </a:graphicData>
-            </a:graphic>
-          </wp:inline>
-        </w:drawing>
-      </w:r>
+      <m:oMathPara>
+        <m:oMath>
+          <m:sSub>
+            <m:e>
+              <m:r>
+                <m:t xml:space="preserve">δ</m:t>
+              </m:r>
+            </m:e>
+            <m:sub>
+              <m:r>
+                <m:t xml:space="preserve">i</m:t>
+              </m:r>
+            </m:sub>
+          </m:sSub>
+          <m:r>
+            <m:t xml:space="preserve"> = 2</m:t>
+          </m:r>
+          <m:r>
+            <m:t xml:space="preserve">π</m:t>
+          </m:r>
+          <m:sSub>
+            <m:e>
+              <m:r>
+                <m:t xml:space="preserve"> n</m:t>
+              </m:r>
+            </m:e>
+            <m:sub>
+              <m:r>
+                <m:t xml:space="preserve">i</m:t>
+              </m:r>
+            </m:sub>
+          </m:sSub>
+          <m:sSub>
+            <m:e>
+              <m:r>
+                <m:t xml:space="preserve"> d</m:t>
+              </m:r>
+            </m:e>
+            <m:sub>
+              <m:r>
+                <m:t xml:space="preserve">i</m:t>
+              </m:r>
+            </m:sub>
+          </m:sSub>
+          <m:r>
+            <m:t xml:space="preserve"> / </m:t>
+          </m:r>
+          <m:r>
+            <m:t xml:space="preserve">λ</m:t>
+          </m:r>
+        </m:oMath>
+      </m:oMathPara>
     </w:p>
     <w:p>
       <w:pPr>
-        <w:spacing w:line="254" w:lineRule="auto" w:after="20"/>
+        <w:spacing w:after="20" w:line="254" w:lineRule="auto"/>
         <w:ind w:firstLine="400"/>
         <w:jc w:val="both"/>
       </w:pPr>
@@ -896,49 +909,181 @@
       </w:r>
     </w:p>
     <w:p>
-      <w:pPr>
-        <w:keepLines/>
-        <w:spacing w:before="40" w:after="40"/>
-        <w:jc w:val="center"/>
-      </w:pPr>
-      <w:r>
-        <w:drawing>
-          <wp:inline xmlns:a="http://schemas.openxmlformats.org/drawingml/2006/main" xmlns:pic="http://schemas.openxmlformats.org/drawingml/2006/picture">
-            <wp:extent cx="2779920" cy="548668"/>
-            <wp:docPr id="3" name="Picture 3"/>
-            <wp:cNvGraphicFramePr>
-              <a:graphicFrameLocks noChangeAspect="1"/>
-            </wp:cNvGraphicFramePr>
-            <a:graphic>
-              <a:graphicData uri="http://schemas.openxmlformats.org/drawingml/2006/picture">
-                <pic:pic>
-                  <pic:nvPicPr>
-                    <pic:cNvPr id="0" name="matrix.png"/>
-                    <pic:cNvPicPr/>
-                  </pic:nvPicPr>
-                  <pic:blipFill>
-                    <a:blip r:embed="rId17"/>
-                    <a:stretch>
-                      <a:fillRect/>
-                    </a:stretch>
-                  </pic:blipFill>
-                  <pic:spPr>
-                    <a:xfrm>
-                      <a:off x="0" y="0"/>
-                      <a:ext cx="2779920" cy="548668"/>
-                    </a:xfrm>
-                    <a:prstGeom prst="rect"/>
-                  </pic:spPr>
-                </pic:pic>
-              </a:graphicData>
-            </a:graphic>
-          </wp:inline>
-        </w:drawing>
-      </w:r>
+      <m:oMathPara>
+        <m:oMath>
+          <m:sSub>
+            <m:e>
+              <m:r>
+                <m:t xml:space="preserve">M</m:t>
+              </m:r>
+            </m:e>
+            <m:sub>
+              <m:r>
+                <m:rPr>
+                  <m:sty m:val="p"/>
+                </m:rPr>
+                <m:t xml:space="preserve">i</m:t>
+              </m:r>
+            </m:sub>
+          </m:sSub>
+          <m:r>
+            <m:t xml:space="preserve"> = </m:t>
+          </m:r>
+          <m:d>
+            <m:dPr/>
+            <m:e>
+              <m:m>
+                <m:mPr/>
+                <m:mr>
+                  <m:e>
+                    <m:r>
+                      <m:rPr>
+                        <m:nor/>
+                      </m:rPr>
+                      <m:t xml:space="preserve">cos</m:t>
+                    </m:r>
+                    <m:sSub>
+                      <m:e>
+                        <m:r>
+                          <m:t xml:space="preserve">δ</m:t>
+                        </m:r>
+                      </m:e>
+                      <m:sub>
+                        <m:r>
+                          <m:rPr>
+                            <m:sty m:val="p"/>
+                          </m:rPr>
+                          <m:t xml:space="preserve">i</m:t>
+                        </m:r>
+                      </m:sub>
+                    </m:sSub>
+                  </m:e>
+                  <m:e>
+                    <m:r>
+                      <m:rPr>
+                        <m:sty m:val="p"/>
+                      </m:rPr>
+                      <m:t xml:space="preserve">i</m:t>
+                    </m:r>
+                    <m:r>
+                      <m:rPr>
+                        <m:nor/>
+                      </m:rPr>
+                      <m:t xml:space="preserve">sin</m:t>
+                    </m:r>
+                    <m:sSub>
+                      <m:e>
+                        <m:r>
+                          <m:t xml:space="preserve">δ</m:t>
+                        </m:r>
+                      </m:e>
+                      <m:sub>
+                        <m:r>
+                          <m:rPr>
+                            <m:sty m:val="p"/>
+                          </m:rPr>
+                          <m:t xml:space="preserve">i</m:t>
+                        </m:r>
+                      </m:sub>
+                    </m:sSub>
+                    <m:r>
+                      <m:t xml:space="preserve">/</m:t>
+                    </m:r>
+                    <m:sSub>
+                      <m:e>
+                        <m:r>
+                          <m:t xml:space="preserve">η</m:t>
+                        </m:r>
+                      </m:e>
+                      <m:sub>
+                        <m:r>
+                          <m:rPr>
+                            <m:sty m:val="p"/>
+                          </m:rPr>
+                          <m:t xml:space="preserve">i</m:t>
+                        </m:r>
+                      </m:sub>
+                    </m:sSub>
+                  </m:e>
+                </m:mr>
+                <m:mr>
+                  <m:e>
+                    <m:r>
+                      <m:rPr>
+                        <m:sty m:val="p"/>
+                      </m:rPr>
+                      <m:t xml:space="preserve">i</m:t>
+                    </m:r>
+                    <m:sSub>
+                      <m:e>
+                        <m:r>
+                          <m:t xml:space="preserve">η</m:t>
+                        </m:r>
+                      </m:e>
+                      <m:sub>
+                        <m:r>
+                          <m:rPr>
+                            <m:sty m:val="p"/>
+                          </m:rPr>
+                          <m:t xml:space="preserve">i</m:t>
+                        </m:r>
+                      </m:sub>
+                    </m:sSub>
+                    <m:r>
+                      <m:rPr>
+                        <m:nor/>
+                      </m:rPr>
+                      <m:t xml:space="preserve">sin</m:t>
+                    </m:r>
+                    <m:sSub>
+                      <m:e>
+                        <m:r>
+                          <m:t xml:space="preserve">δ</m:t>
+                        </m:r>
+                      </m:e>
+                      <m:sub>
+                        <m:r>
+                          <m:rPr>
+                            <m:sty m:val="p"/>
+                          </m:rPr>
+                          <m:t xml:space="preserve">i</m:t>
+                        </m:r>
+                      </m:sub>
+                    </m:sSub>
+                  </m:e>
+                  <m:e>
+                    <m:r>
+                      <m:rPr>
+                        <m:nor/>
+                      </m:rPr>
+                      <m:t xml:space="preserve">cos</m:t>
+                    </m:r>
+                    <m:sSub>
+                      <m:e>
+                        <m:r>
+                          <m:t xml:space="preserve">δ</m:t>
+                        </m:r>
+                      </m:e>
+                      <m:sub>
+                        <m:r>
+                          <m:rPr>
+                            <m:sty m:val="p"/>
+                          </m:rPr>
+                          <m:t xml:space="preserve">i</m:t>
+                        </m:r>
+                      </m:sub>
+                    </m:sSub>
+                  </m:e>
+                </m:mr>
+              </m:m>
+            </m:e>
+          </m:d>
+        </m:oMath>
+      </m:oMathPara>
     </w:p>
     <w:p>
       <w:pPr>
-        <w:spacing w:line="254" w:lineRule="auto" w:after="20"/>
+        <w:spacing w:after="20" w:line="254" w:lineRule="auto"/>
         <w:ind w:firstLine="400"/>
         <w:jc w:val="both"/>
       </w:pPr>
@@ -1063,49 +1208,128 @@
       </w:r>
     </w:p>
     <w:p>
-      <w:pPr>
-        <w:keepLines/>
-        <w:spacing w:before="40" w:after="40"/>
-        <w:jc w:val="center"/>
-      </w:pPr>
-      <w:r>
-        <w:drawing>
-          <wp:inline xmlns:a="http://schemas.openxmlformats.org/drawingml/2006/main" xmlns:pic="http://schemas.openxmlformats.org/drawingml/2006/picture">
-            <wp:extent cx="4240440" cy="420615"/>
-            <wp:docPr id="4" name="Picture 4"/>
-            <wp:cNvGraphicFramePr>
-              <a:graphicFrameLocks noChangeAspect="1"/>
-            </wp:cNvGraphicFramePr>
-            <a:graphic>
-              <a:graphicData uri="http://schemas.openxmlformats.org/drawingml/2006/picture">
-                <pic:pic>
-                  <pic:nvPicPr>
-                    <pic:cNvPr id="0" name="bcr.png"/>
-                    <pic:cNvPicPr/>
-                  </pic:nvPicPr>
-                  <pic:blipFill>
-                    <a:blip r:embed="rId18"/>
-                    <a:stretch>
-                      <a:fillRect/>
-                    </a:stretch>
-                  </pic:blipFill>
-                  <pic:spPr>
-                    <a:xfrm>
-                      <a:off x="0" y="0"/>
-                      <a:ext cx="4240440" cy="420615"/>
-                    </a:xfrm>
-                    <a:prstGeom prst="rect"/>
-                  </pic:spPr>
-                </pic:pic>
-              </a:graphicData>
-            </a:graphic>
-          </wp:inline>
-        </w:drawing>
-      </w:r>
+      <m:oMathPara>
+        <m:oMath>
+          <m:r>
+            <m:t xml:space="preserve">[</m:t>
+          </m:r>
+          <m:r>
+            <m:t xml:space="preserve">B;</m:t>
+          </m:r>
+          <m:r>
+            <m:t xml:space="preserve"> </m:t>
+          </m:r>
+          <m:r>
+            <m:t xml:space="preserve">C</m:t>
+          </m:r>
+          <m:r>
+            <m:t xml:space="preserve">]</m:t>
+          </m:r>
+          <m:r>
+            <m:t xml:space="preserve"> = M</m:t>
+          </m:r>
+          <m:r>
+            <m:t xml:space="preserve"> </m:t>
+          </m:r>
+          <m:r>
+            <m:t xml:space="preserve">[</m:t>
+          </m:r>
+          <m:r>
+            <m:t xml:space="preserve">1;</m:t>
+          </m:r>
+          <m:r>
+            <m:t xml:space="preserve"> </m:t>
+          </m:r>
+          <m:sSub>
+            <m:e>
+              <m:r>
+                <m:t xml:space="preserve">η</m:t>
+              </m:r>
+            </m:e>
+            <m:sub>
+              <m:r>
+                <m:t xml:space="preserve">s</m:t>
+              </m:r>
+            </m:sub>
+          </m:sSub>
+          <m:r>
+            <m:t xml:space="preserve">]</m:t>
+          </m:r>
+          <m:r>
+            <m:t xml:space="preserve">,</m:t>
+          </m:r>
+          <m:r>
+            <m:t xml:space="preserve"> </m:t>
+          </m:r>
+          <m:r>
+            <m:t xml:space="preserve"> Y = C/B,</m:t>
+          </m:r>
+          <m:r>
+            <m:t xml:space="preserve"> </m:t>
+          </m:r>
+          <m:r>
+            <m:t xml:space="preserve"> r = </m:t>
+          </m:r>
+          <m:f>
+            <m:num>
+              <m:sSub>
+                <m:e>
+                  <m:r>
+                    <m:t xml:space="preserve">η</m:t>
+                  </m:r>
+                </m:e>
+                <m:sub>
+                  <m:r>
+                    <m:t xml:space="preserve">0</m:t>
+                  </m:r>
+                </m:sub>
+              </m:sSub>
+              <m:r>
+                <m:t xml:space="preserve"> - Y</m:t>
+              </m:r>
+            </m:num>
+            <m:den>
+              <m:sSub>
+                <m:e>
+                  <m:r>
+                    <m:t xml:space="preserve">η</m:t>
+                  </m:r>
+                </m:e>
+                <m:sub>
+                  <m:r>
+                    <m:t xml:space="preserve">0</m:t>
+                  </m:r>
+                </m:sub>
+              </m:sSub>
+              <m:r>
+                <m:t xml:space="preserve"> + Y</m:t>
+              </m:r>
+            </m:den>
+          </m:f>
+          <m:r>
+            <m:t xml:space="preserve">,</m:t>
+          </m:r>
+          <m:r>
+            <m:t xml:space="preserve"> </m:t>
+          </m:r>
+          <m:sSup>
+            <m:e>
+              <m:r>
+                <m:t xml:space="preserve"> R = |r|</m:t>
+              </m:r>
+            </m:e>
+            <m:sup>
+              <m:r>
+                <m:t xml:space="preserve">2</m:t>
+              </m:r>
+            </m:sup>
+          </m:sSup>
+        </m:oMath>
+      </m:oMathPara>
     </w:p>
     <w:p>
       <w:pPr>
-        <w:spacing w:line="254" w:lineRule="auto" w:after="20"/>
+        <w:spacing w:after="20" w:line="254" w:lineRule="auto"/>
         <w:ind w:firstLine="400"/>
         <w:jc w:val="both"/>
       </w:pPr>
@@ -1118,7 +1342,7 @@
     </w:p>
     <w:p>
       <w:pPr>
-        <w:spacing w:line="254" w:lineRule="auto" w:after="20"/>
+        <w:spacing w:after="20" w:line="254" w:lineRule="auto"/>
         <w:ind w:firstLine="400"/>
         <w:jc w:val="both"/>
       </w:pPr>
@@ -1130,49 +1354,104 @@
       </w:r>
     </w:p>
     <w:p>
-      <w:pPr>
-        <w:keepLines/>
-        <w:spacing w:before="40" w:after="40"/>
-        <w:jc w:val="center"/>
-      </w:pPr>
-      <w:r>
-        <w:drawing>
-          <wp:inline xmlns:a="http://schemas.openxmlformats.org/drawingml/2006/main" xmlns:pic="http://schemas.openxmlformats.org/drawingml/2006/picture">
-            <wp:extent cx="2779920" cy="512091"/>
-            <wp:docPr id="5" name="Picture 5"/>
-            <wp:cNvGraphicFramePr>
-              <a:graphicFrameLocks noChangeAspect="1"/>
-            </wp:cNvGraphicFramePr>
-            <a:graphic>
-              <a:graphicData uri="http://schemas.openxmlformats.org/drawingml/2006/picture">
-                <pic:pic>
-                  <pic:nvPicPr>
-                    <pic:cNvPr id="0" name="adm.png"/>
-                    <pic:cNvPicPr/>
-                  </pic:nvPicPr>
-                  <pic:blipFill>
-                    <a:blip r:embed="rId19"/>
-                    <a:stretch>
-                      <a:fillRect/>
-                    </a:stretch>
-                  </pic:blipFill>
-                  <pic:spPr>
-                    <a:xfrm>
-                      <a:off x="0" y="0"/>
-                      <a:ext cx="2779920" cy="512091"/>
-                    </a:xfrm>
-                    <a:prstGeom prst="rect"/>
-                  </pic:spPr>
-                </pic:pic>
-              </a:graphicData>
-            </a:graphic>
-          </wp:inline>
-        </w:drawing>
-      </w:r>
+      <m:oMathPara>
+        <m:oMath>
+          <m:r>
+            <m:t xml:space="preserve">Y </m:t>
+          </m:r>
+          <m:r>
+            <m:t xml:space="preserve">←</m:t>
+          </m:r>
+          <m:r>
+            <m:t xml:space="preserve"> </m:t>
+          </m:r>
+          <m:f>
+            <m:num>
+              <m:r>
+                <m:t xml:space="preserve">Y</m:t>
+              </m:r>
+              <m:r>
+                <m:rPr>
+                  <m:nor/>
+                </m:rPr>
+                <m:t xml:space="preserve">cos</m:t>
+              </m:r>
+              <m:r>
+                <m:t xml:space="preserve">δ</m:t>
+              </m:r>
+              <m:r>
+                <m:t xml:space="preserve"> + </m:t>
+              </m:r>
+              <m:r>
+                <m:rPr>
+                  <m:sty m:val="p"/>
+                </m:rPr>
+                <m:t xml:space="preserve">i</m:t>
+              </m:r>
+              <m:r>
+                <m:t xml:space="preserve"> </m:t>
+              </m:r>
+              <m:r>
+                <m:t xml:space="preserve">η</m:t>
+              </m:r>
+              <m:r>
+                <m:rPr>
+                  <m:nor/>
+                </m:rPr>
+                <m:t xml:space="preserve">sin</m:t>
+              </m:r>
+              <m:r>
+                <m:t xml:space="preserve">δ</m:t>
+              </m:r>
+            </m:num>
+            <m:den>
+              <m:r>
+                <m:rPr>
+                  <m:nor/>
+                </m:rPr>
+                <m:t xml:space="preserve">cos</m:t>
+              </m:r>
+              <m:r>
+                <m:t xml:space="preserve">δ</m:t>
+              </m:r>
+              <m:r>
+                <m:t xml:space="preserve"> + </m:t>
+              </m:r>
+              <m:r>
+                <m:rPr>
+                  <m:sty m:val="p"/>
+                </m:rPr>
+                <m:t xml:space="preserve">i</m:t>
+              </m:r>
+              <m:r>
+                <m:t xml:space="preserve"> </m:t>
+              </m:r>
+              <m:r>
+                <m:t xml:space="preserve">(Y/</m:t>
+              </m:r>
+              <m:r>
+                <m:t xml:space="preserve">η</m:t>
+              </m:r>
+              <m:r>
+                <m:t xml:space="preserve">)</m:t>
+              </m:r>
+              <m:r>
+                <m:rPr>
+                  <m:nor/>
+                </m:rPr>
+                <m:t xml:space="preserve">sin</m:t>
+              </m:r>
+              <m:r>
+                <m:t xml:space="preserve">δ</m:t>
+              </m:r>
+            </m:den>
+          </m:f>
+        </m:oMath>
+      </m:oMathPara>
     </w:p>
     <w:p>
       <w:pPr>
-        <w:spacing w:line="254" w:lineRule="auto" w:after="20"/>
+        <w:spacing w:after="20" w:line="254" w:lineRule="auto"/>
         <w:ind w:firstLine="400"/>
         <w:jc w:val="both"/>
       </w:pPr>
@@ -1194,7 +1473,7 @@
         <w:drawing>
           <wp:inline xmlns:a="http://schemas.openxmlformats.org/drawingml/2006/main" xmlns:pic="http://schemas.openxmlformats.org/drawingml/2006/picture">
             <wp:extent cx="4175759" cy="2292095"/>
-            <wp:docPr id="6" name="Picture 6"/>
+            <wp:docPr id="2" name="Picture 2"/>
             <wp:cNvGraphicFramePr>
               <a:graphicFrameLocks noChangeAspect="1"/>
             </wp:cNvGraphicFramePr>
@@ -1206,7 +1485,7 @@
                     <pic:cNvPicPr/>
                   </pic:nvPicPr>
                   <pic:blipFill>
-                    <a:blip r:embed="rId20"/>
+                    <a:blip r:embed="rId16"/>
                     <a:stretch>
                       <a:fillRect/>
                     </a:stretch>
@@ -1282,7 +1561,7 @@
     </w:p>
     <w:p>
       <w:pPr>
-        <w:spacing w:line="254" w:lineRule="auto" w:after="20"/>
+        <w:spacing w:after="20" w:line="254" w:lineRule="auto"/>
         <w:ind w:firstLine="400"/>
         <w:jc w:val="both"/>
       </w:pPr>
@@ -1304,7 +1583,7 @@
     </w:p>
     <w:p>
       <w:pPr>
-        <w:spacing w:line="254" w:lineRule="auto" w:after="20"/>
+        <w:spacing w:after="20" w:line="254" w:lineRule="auto"/>
         <w:ind w:firstLine="400"/>
         <w:jc w:val="both"/>
       </w:pPr>
@@ -1326,7 +1605,7 @@
     </w:p>
     <w:p>
       <w:pPr>
-        <w:spacing w:line="254" w:lineRule="auto" w:after="20"/>
+        <w:spacing w:after="20" w:line="254" w:lineRule="auto"/>
         <w:ind w:firstLine="400"/>
         <w:jc w:val="both"/>
       </w:pPr>
@@ -1348,7 +1627,7 @@
     </w:p>
     <w:p>
       <w:pPr>
-        <w:spacing w:line="254" w:lineRule="auto" w:after="20"/>
+        <w:spacing w:after="20" w:line="254" w:lineRule="auto"/>
         <w:ind w:firstLine="400"/>
         <w:jc w:val="both"/>
       </w:pPr>
@@ -1470,7 +1749,7 @@
         <w:drawing>
           <wp:inline xmlns:a="http://schemas.openxmlformats.org/drawingml/2006/main" xmlns:pic="http://schemas.openxmlformats.org/drawingml/2006/picture">
             <wp:extent cx="3959352" cy="1898904"/>
-            <wp:docPr id="7" name="Picture 7"/>
+            <wp:docPr id="3" name="Picture 3"/>
             <wp:cNvGraphicFramePr>
               <a:graphicFrameLocks noChangeAspect="1"/>
             </wp:cNvGraphicFramePr>
@@ -1482,7 +1761,7 @@
                     <pic:cNvPicPr/>
                   </pic:nvPicPr>
                   <pic:blipFill>
-                    <a:blip r:embed="rId21"/>
+                    <a:blip r:embed="rId17"/>
                     <a:stretch>
                       <a:fillRect/>
                     </a:stretch>
@@ -1528,7 +1807,7 @@
     </w:p>
     <w:p>
       <w:pPr>
-        <w:spacing w:line="254" w:lineRule="auto" w:after="20"/>
+        <w:spacing w:after="20" w:line="254" w:lineRule="auto"/>
         <w:ind w:firstLine="400"/>
         <w:jc w:val="both"/>
       </w:pPr>
@@ -1550,7 +1829,7 @@
     </w:p>
     <w:p>
       <w:pPr>
-        <w:spacing w:line="254" w:lineRule="auto" w:after="20"/>
+        <w:spacing w:after="20" w:line="254" w:lineRule="auto"/>
         <w:ind w:firstLine="400"/>
         <w:jc w:val="both"/>
       </w:pPr>
@@ -1581,7 +1860,7 @@
     </w:p>
     <w:p>
       <w:pPr>
-        <w:spacing w:line="254" w:lineRule="auto" w:after="20"/>
+        <w:spacing w:after="20" w:line="254" w:lineRule="auto"/>
         <w:ind w:firstLine="400"/>
         <w:jc w:val="both"/>
       </w:pPr>
@@ -1603,7 +1882,7 @@
         <w:drawing>
           <wp:inline xmlns:a="http://schemas.openxmlformats.org/drawingml/2006/main" xmlns:pic="http://schemas.openxmlformats.org/drawingml/2006/picture">
             <wp:extent cx="4818888" cy="1255776"/>
-            <wp:docPr id="8" name="Picture 8"/>
+            <wp:docPr id="4" name="Picture 4"/>
             <wp:cNvGraphicFramePr>
               <a:graphicFrameLocks noChangeAspect="1"/>
             </wp:cNvGraphicFramePr>
@@ -1615,7 +1894,7 @@
                     <pic:cNvPicPr/>
                   </pic:nvPicPr>
                   <pic:blipFill>
-                    <a:blip r:embed="rId22"/>
+                    <a:blip r:embed="rId18"/>
                     <a:stretch>
                       <a:fillRect/>
                     </a:stretch>
@@ -1652,7 +1931,7 @@
     </w:p>
     <w:p>
       <w:pPr>
-        <w:spacing w:line="254" w:lineRule="auto" w:after="20"/>
+        <w:spacing w:after="20" w:line="254" w:lineRule="auto"/>
         <w:ind w:firstLine="400"/>
         <w:jc w:val="both"/>
       </w:pPr>
@@ -1674,7 +1953,7 @@
         <w:drawing>
           <wp:inline xmlns:a="http://schemas.openxmlformats.org/drawingml/2006/main" xmlns:pic="http://schemas.openxmlformats.org/drawingml/2006/picture">
             <wp:extent cx="5129784" cy="2051303"/>
-            <wp:docPr id="9" name="Picture 9"/>
+            <wp:docPr id="5" name="Picture 5"/>
             <wp:cNvGraphicFramePr>
               <a:graphicFrameLocks noChangeAspect="1"/>
             </wp:cNvGraphicFramePr>
@@ -1686,7 +1965,7 @@
                     <pic:cNvPicPr/>
                   </pic:nvPicPr>
                   <pic:blipFill>
-                    <a:blip r:embed="rId23"/>
+                    <a:blip r:embed="rId19"/>
                     <a:stretch>
                       <a:fillRect/>
                     </a:stretch>
@@ -1723,7 +2002,7 @@
     </w:p>
     <w:p>
       <w:pPr>
-        <w:spacing w:line="254" w:lineRule="auto" w:after="20"/>
+        <w:spacing w:after="20" w:line="254" w:lineRule="auto"/>
         <w:ind w:firstLine="400"/>
         <w:jc w:val="both"/>
       </w:pPr>
@@ -1745,7 +2024,7 @@
     </w:p>
     <w:p>
       <w:pPr>
-        <w:spacing w:line="254" w:lineRule="auto" w:after="20"/>
+        <w:spacing w:after="20" w:line="254" w:lineRule="auto"/>
         <w:ind w:firstLine="400"/>
         <w:jc w:val="both"/>
       </w:pPr>
@@ -1767,7 +2046,7 @@
         <w:drawing>
           <wp:inline xmlns:a="http://schemas.openxmlformats.org/drawingml/2006/main" xmlns:pic="http://schemas.openxmlformats.org/drawingml/2006/picture">
             <wp:extent cx="4815840" cy="1213104"/>
-            <wp:docPr id="10" name="Picture 10"/>
+            <wp:docPr id="6" name="Picture 6"/>
             <wp:cNvGraphicFramePr>
               <a:graphicFrameLocks noChangeAspect="1"/>
             </wp:cNvGraphicFramePr>
@@ -1779,7 +2058,7 @@
                     <pic:cNvPicPr/>
                   </pic:nvPicPr>
                   <pic:blipFill>
-                    <a:blip r:embed="rId24"/>
+                    <a:blip r:embed="rId20"/>
                     <a:stretch>
                       <a:fillRect/>
                     </a:stretch>
@@ -1825,7 +2104,7 @@
     </w:p>
     <w:p>
       <w:pPr>
-        <w:spacing w:line="254" w:lineRule="auto" w:after="20"/>
+        <w:spacing w:after="20" w:line="254" w:lineRule="auto"/>
         <w:ind w:firstLine="400"/>
         <w:jc w:val="both"/>
       </w:pPr>
@@ -1838,7 +2117,7 @@
     </w:p>
     <w:p>
       <w:pPr>
-        <w:spacing w:line="254" w:lineRule="auto" w:after="20"/>
+        <w:spacing w:after="20" w:line="254" w:lineRule="auto"/>
         <w:ind w:firstLine="400"/>
         <w:jc w:val="both"/>
       </w:pPr>
@@ -1851,7 +2130,7 @@
     </w:p>
     <w:p>
       <w:pPr>
-        <w:spacing w:line="254" w:lineRule="auto" w:after="20"/>
+        <w:spacing w:after="20" w:line="254" w:lineRule="auto"/>
         <w:ind w:firstLine="400"/>
         <w:jc w:val="both"/>
       </w:pPr>
@@ -1864,7 +2143,7 @@
     </w:p>
     <w:p>
       <w:pPr>
-        <w:spacing w:line="254" w:lineRule="auto" w:after="20"/>
+        <w:spacing w:after="20" w:line="254" w:lineRule="auto"/>
         <w:ind w:firstLine="400"/>
         <w:jc w:val="both"/>
       </w:pPr>
@@ -1877,7 +2156,7 @@
     </w:p>
     <w:p>
       <w:pPr>
-        <w:spacing w:line="254" w:lineRule="auto" w:after="20"/>
+        <w:spacing w:after="20" w:line="254" w:lineRule="auto"/>
         <w:ind w:firstLine="400"/>
         <w:jc w:val="both"/>
       </w:pPr>
@@ -1899,7 +2178,7 @@
         <w:drawing>
           <wp:inline xmlns:a="http://schemas.openxmlformats.org/drawingml/2006/main" xmlns:pic="http://schemas.openxmlformats.org/drawingml/2006/picture">
             <wp:extent cx="4821936" cy="1182624"/>
-            <wp:docPr id="11" name="Picture 11"/>
+            <wp:docPr id="7" name="Picture 7"/>
             <wp:cNvGraphicFramePr>
               <a:graphicFrameLocks noChangeAspect="1"/>
             </wp:cNvGraphicFramePr>
@@ -1911,7 +2190,7 @@
                     <pic:cNvPicPr/>
                   </pic:nvPicPr>
                   <pic:blipFill>
-                    <a:blip r:embed="rId25"/>
+                    <a:blip r:embed="rId21"/>
                     <a:stretch>
                       <a:fillRect/>
                     </a:stretch>
@@ -1948,7 +2227,7 @@
     </w:p>
     <w:p>
       <w:pPr>
-        <w:spacing w:line="254" w:lineRule="auto" w:after="20"/>
+        <w:spacing w:after="20" w:line="254" w:lineRule="auto"/>
         <w:ind w:firstLine="400"/>
         <w:jc w:val="both"/>
       </w:pPr>
@@ -1970,7 +2249,7 @@
     </w:p>
     <w:p>
       <w:pPr>
-        <w:spacing w:line="254" w:lineRule="auto" w:after="20"/>
+        <w:spacing w:after="20" w:line="254" w:lineRule="auto"/>
         <w:ind w:firstLine="400"/>
         <w:jc w:val="both"/>
       </w:pPr>
@@ -1983,7 +2262,7 @@
     </w:p>
     <w:p>
       <w:pPr>
-        <w:spacing w:line="254" w:lineRule="auto" w:after="20"/>
+        <w:spacing w:after="20" w:line="254" w:lineRule="auto"/>
         <w:ind w:firstLine="400"/>
         <w:jc w:val="both"/>
       </w:pPr>
@@ -2005,7 +2284,7 @@
         <w:drawing>
           <wp:inline xmlns:a="http://schemas.openxmlformats.org/drawingml/2006/main" xmlns:pic="http://schemas.openxmlformats.org/drawingml/2006/picture">
             <wp:extent cx="4821936" cy="1307592"/>
-            <wp:docPr id="12" name="Picture 12"/>
+            <wp:docPr id="8" name="Picture 8"/>
             <wp:cNvGraphicFramePr>
               <a:graphicFrameLocks noChangeAspect="1"/>
             </wp:cNvGraphicFramePr>
@@ -2017,7 +2296,7 @@
                     <pic:cNvPicPr/>
                   </pic:nvPicPr>
                   <pic:blipFill>
-                    <a:blip r:embed="rId26"/>
+                    <a:blip r:embed="rId22"/>
                     <a:stretch>
                       <a:fillRect/>
                     </a:stretch>
@@ -2054,7 +2333,7 @@
     </w:p>
     <w:p>
       <w:pPr>
-        <w:spacing w:line="254" w:lineRule="auto" w:after="20"/>
+        <w:spacing w:after="20" w:line="254" w:lineRule="auto"/>
         <w:ind w:firstLine="400"/>
         <w:jc w:val="both"/>
       </w:pPr>
@@ -2087,12 +2366,12 @@
     </w:p>
     <w:tbl>
       <w:tblPr>
-        <w:tblW w:type="auto" w:w="0"/>
+        <w:tblW w:w="0" w:type="auto"/>
         <w:jc w:val="center"/>
-        <w:tblLook w:firstColumn="1" w:firstRow="1" w:lastColumn="0" w:lastRow="0" w:noHBand="0" w:noVBand="1" w:val="04A0"/>
+        <w:tblLook w:val="04A0" w:firstRow="1" w:lastRow="0" w:firstColumn="1" w:lastColumn="0" w:noHBand="0" w:noVBand="1"/>
         <w:tblBorders>
-          <w:top w:val="single" w:sz="12" w:color="000000"/>
-          <w:bottom w:val="single" w:sz="12" w:color="000000"/>
+          <w:top w:val="single" w:color="000000" w:sz="12"/>
+          <w:bottom w:val="single" w:color="000000" w:sz="12"/>
           <w:left w:val="none" w:sz="0"/>
           <w:right w:val="none" w:sz="0"/>
           <w:insideH w:val="none" w:sz="0"/>
@@ -2111,9 +2390,9 @@
       <w:tr>
         <w:tc>
           <w:tcPr>
-            <w:tcW w:type="dxa" w:w="1425"/>
+            <w:tcW w:w="1425" w:type="dxa"/>
             <w:tcBorders>
-              <w:bottom w:val="single" w:sz="6" w:color="000000"/>
+              <w:bottom w:val="single" w:color="000000" w:sz="6"/>
             </w:tcBorders>
           </w:tcPr>
           <w:p>
@@ -2132,9 +2411,9 @@
         </w:tc>
         <w:tc>
           <w:tcPr>
-            <w:tcW w:type="dxa" w:w="1425"/>
+            <w:tcW w:w="1425" w:type="dxa"/>
             <w:tcBorders>
-              <w:bottom w:val="single" w:sz="6" w:color="000000"/>
+              <w:bottom w:val="single" w:color="000000" w:sz="6"/>
             </w:tcBorders>
           </w:tcPr>
           <w:p>
@@ -2153,9 +2432,9 @@
         </w:tc>
         <w:tc>
           <w:tcPr>
-            <w:tcW w:type="dxa" w:w="1425"/>
+            <w:tcW w:w="1425" w:type="dxa"/>
             <w:tcBorders>
-              <w:bottom w:val="single" w:sz="6" w:color="000000"/>
+              <w:bottom w:val="single" w:color="000000" w:sz="6"/>
             </w:tcBorders>
           </w:tcPr>
           <w:p>
@@ -2174,9 +2453,9 @@
         </w:tc>
         <w:tc>
           <w:tcPr>
-            <w:tcW w:type="dxa" w:w="1425"/>
+            <w:tcW w:w="1425" w:type="dxa"/>
             <w:tcBorders>
-              <w:bottom w:val="single" w:sz="6" w:color="000000"/>
+              <w:bottom w:val="single" w:color="000000" w:sz="6"/>
             </w:tcBorders>
           </w:tcPr>
           <w:p>
@@ -2195,9 +2474,9 @@
         </w:tc>
         <w:tc>
           <w:tcPr>
-            <w:tcW w:type="dxa" w:w="1425"/>
+            <w:tcW w:w="1425" w:type="dxa"/>
             <w:tcBorders>
-              <w:bottom w:val="single" w:sz="6" w:color="000000"/>
+              <w:bottom w:val="single" w:color="000000" w:sz="6"/>
             </w:tcBorders>
           </w:tcPr>
           <w:p>
@@ -2216,9 +2495,9 @@
         </w:tc>
         <w:tc>
           <w:tcPr>
-            <w:tcW w:type="dxa" w:w="1425"/>
+            <w:tcW w:w="1425" w:type="dxa"/>
             <w:tcBorders>
-              <w:bottom w:val="single" w:sz="6" w:color="000000"/>
+              <w:bottom w:val="single" w:color="000000" w:sz="6"/>
             </w:tcBorders>
           </w:tcPr>
           <w:p>
@@ -2237,9 +2516,9 @@
         </w:tc>
         <w:tc>
           <w:tcPr>
-            <w:tcW w:type="dxa" w:w="1425"/>
+            <w:tcW w:w="1425" w:type="dxa"/>
             <w:tcBorders>
-              <w:bottom w:val="single" w:sz="6" w:color="000000"/>
+              <w:bottom w:val="single" w:color="000000" w:sz="6"/>
             </w:tcBorders>
           </w:tcPr>
           <w:p>
@@ -2260,7 +2539,7 @@
       <w:tr>
         <w:tc>
           <w:tcPr>
-            <w:tcW w:type="dxa" w:w="1425"/>
+            <w:tcW w:w="1425" w:type="dxa"/>
           </w:tcPr>
           <w:p>
             <w:pPr>
@@ -2277,7 +2556,7 @@
         </w:tc>
         <w:tc>
           <w:tcPr>
-            <w:tcW w:type="dxa" w:w="1425"/>
+            <w:tcW w:w="1425" w:type="dxa"/>
           </w:tcPr>
           <w:p>
             <w:pPr>
@@ -2294,7 +2573,7 @@
         </w:tc>
         <w:tc>
           <w:tcPr>
-            <w:tcW w:type="dxa" w:w="1425"/>
+            <w:tcW w:w="1425" w:type="dxa"/>
           </w:tcPr>
           <w:p>
             <w:pPr>
@@ -2311,7 +2590,7 @@
         </w:tc>
         <w:tc>
           <w:tcPr>
-            <w:tcW w:type="dxa" w:w="1425"/>
+            <w:tcW w:w="1425" w:type="dxa"/>
           </w:tcPr>
           <w:p>
             <w:pPr>
@@ -2328,7 +2607,7 @@
         </w:tc>
         <w:tc>
           <w:tcPr>
-            <w:tcW w:type="dxa" w:w="1425"/>
+            <w:tcW w:w="1425" w:type="dxa"/>
           </w:tcPr>
           <w:p>
             <w:pPr>
@@ -2345,7 +2624,7 @@
         </w:tc>
         <w:tc>
           <w:tcPr>
-            <w:tcW w:type="dxa" w:w="1425"/>
+            <w:tcW w:w="1425" w:type="dxa"/>
           </w:tcPr>
           <w:p>
             <w:pPr>
@@ -2362,7 +2641,7 @@
         </w:tc>
         <w:tc>
           <w:tcPr>
-            <w:tcW w:type="dxa" w:w="1425"/>
+            <w:tcW w:w="1425" w:type="dxa"/>
           </w:tcPr>
           <w:p>
             <w:pPr>
@@ -2381,7 +2660,7 @@
       <w:tr>
         <w:tc>
           <w:tcPr>
-            <w:tcW w:type="dxa" w:w="1425"/>
+            <w:tcW w:w="1425" w:type="dxa"/>
           </w:tcPr>
           <w:p>
             <w:pPr>
@@ -2398,7 +2677,7 @@
         </w:tc>
         <w:tc>
           <w:tcPr>
-            <w:tcW w:type="dxa" w:w="1425"/>
+            <w:tcW w:w="1425" w:type="dxa"/>
           </w:tcPr>
           <w:p>
             <w:pPr>
@@ -2415,7 +2694,7 @@
         </w:tc>
         <w:tc>
           <w:tcPr>
-            <w:tcW w:type="dxa" w:w="1425"/>
+            <w:tcW w:w="1425" w:type="dxa"/>
           </w:tcPr>
           <w:p>
             <w:pPr>
@@ -2432,7 +2711,7 @@
         </w:tc>
         <w:tc>
           <w:tcPr>
-            <w:tcW w:type="dxa" w:w="1425"/>
+            <w:tcW w:w="1425" w:type="dxa"/>
           </w:tcPr>
           <w:p>
             <w:pPr>
@@ -2449,7 +2728,7 @@
         </w:tc>
         <w:tc>
           <w:tcPr>
-            <w:tcW w:type="dxa" w:w="1425"/>
+            <w:tcW w:w="1425" w:type="dxa"/>
           </w:tcPr>
           <w:p>
             <w:pPr>
@@ -2466,7 +2745,7 @@
         </w:tc>
         <w:tc>
           <w:tcPr>
-            <w:tcW w:type="dxa" w:w="1425"/>
+            <w:tcW w:w="1425" w:type="dxa"/>
           </w:tcPr>
           <w:p>
             <w:pPr>
@@ -2483,7 +2762,7 @@
         </w:tc>
         <w:tc>
           <w:tcPr>
-            <w:tcW w:type="dxa" w:w="1425"/>
+            <w:tcW w:w="1425" w:type="dxa"/>
           </w:tcPr>
           <w:p>
             <w:pPr>
@@ -2502,7 +2781,7 @@
       <w:tr>
         <w:tc>
           <w:tcPr>
-            <w:tcW w:type="dxa" w:w="1425"/>
+            <w:tcW w:w="1425" w:type="dxa"/>
           </w:tcPr>
           <w:p>
             <w:pPr>
@@ -2519,7 +2798,7 @@
         </w:tc>
         <w:tc>
           <w:tcPr>
-            <w:tcW w:type="dxa" w:w="1425"/>
+            <w:tcW w:w="1425" w:type="dxa"/>
           </w:tcPr>
           <w:p>
             <w:pPr>
@@ -2536,7 +2815,7 @@
         </w:tc>
         <w:tc>
           <w:tcPr>
-            <w:tcW w:type="dxa" w:w="1425"/>
+            <w:tcW w:w="1425" w:type="dxa"/>
           </w:tcPr>
           <w:p>
             <w:pPr>
@@ -2553,7 +2832,7 @@
         </w:tc>
         <w:tc>
           <w:tcPr>
-            <w:tcW w:type="dxa" w:w="1425"/>
+            <w:tcW w:w="1425" w:type="dxa"/>
           </w:tcPr>
           <w:p>
             <w:pPr>
@@ -2570,7 +2849,7 @@
         </w:tc>
         <w:tc>
           <w:tcPr>
-            <w:tcW w:type="dxa" w:w="1425"/>
+            <w:tcW w:w="1425" w:type="dxa"/>
           </w:tcPr>
           <w:p>
             <w:pPr>
@@ -2587,7 +2866,7 @@
         </w:tc>
         <w:tc>
           <w:tcPr>
-            <w:tcW w:type="dxa" w:w="1425"/>
+            <w:tcW w:w="1425" w:type="dxa"/>
           </w:tcPr>
           <w:p>
             <w:pPr>
@@ -2604,7 +2883,7 @@
         </w:tc>
         <w:tc>
           <w:tcPr>
-            <w:tcW w:type="dxa" w:w="1425"/>
+            <w:tcW w:w="1425" w:type="dxa"/>
           </w:tcPr>
           <w:p>
             <w:pPr>
@@ -2623,7 +2902,7 @@
       <w:tr>
         <w:tc>
           <w:tcPr>
-            <w:tcW w:type="dxa" w:w="1425"/>
+            <w:tcW w:w="1425" w:type="dxa"/>
           </w:tcPr>
           <w:p>
             <w:pPr>
@@ -2640,7 +2919,7 @@
         </w:tc>
         <w:tc>
           <w:tcPr>
-            <w:tcW w:type="dxa" w:w="1425"/>
+            <w:tcW w:w="1425" w:type="dxa"/>
           </w:tcPr>
           <w:p>
             <w:pPr>
@@ -2657,7 +2936,7 @@
         </w:tc>
         <w:tc>
           <w:tcPr>
-            <w:tcW w:type="dxa" w:w="1425"/>
+            <w:tcW w:w="1425" w:type="dxa"/>
           </w:tcPr>
           <w:p>
             <w:pPr>
@@ -2674,7 +2953,7 @@
         </w:tc>
         <w:tc>
           <w:tcPr>
-            <w:tcW w:type="dxa" w:w="1425"/>
+            <w:tcW w:w="1425" w:type="dxa"/>
           </w:tcPr>
           <w:p>
             <w:pPr>
@@ -2691,7 +2970,7 @@
         </w:tc>
         <w:tc>
           <w:tcPr>
-            <w:tcW w:type="dxa" w:w="1425"/>
+            <w:tcW w:w="1425" w:type="dxa"/>
           </w:tcPr>
           <w:p>
             <w:pPr>
@@ -2708,7 +2987,7 @@
         </w:tc>
         <w:tc>
           <w:tcPr>
-            <w:tcW w:type="dxa" w:w="1425"/>
+            <w:tcW w:w="1425" w:type="dxa"/>
           </w:tcPr>
           <w:p>
             <w:pPr>
@@ -2725,7 +3004,7 @@
         </w:tc>
         <w:tc>
           <w:tcPr>
-            <w:tcW w:type="dxa" w:w="1425"/>
+            <w:tcW w:w="1425" w:type="dxa"/>
           </w:tcPr>
           <w:p>
             <w:pPr>
@@ -2744,7 +3023,7 @@
       <w:tr>
         <w:tc>
           <w:tcPr>
-            <w:tcW w:type="dxa" w:w="1425"/>
+            <w:tcW w:w="1425" w:type="dxa"/>
           </w:tcPr>
           <w:p>
             <w:pPr>
@@ -2761,7 +3040,7 @@
         </w:tc>
         <w:tc>
           <w:tcPr>
-            <w:tcW w:type="dxa" w:w="1425"/>
+            <w:tcW w:w="1425" w:type="dxa"/>
           </w:tcPr>
           <w:p>
             <w:pPr>
@@ -2778,7 +3057,7 @@
         </w:tc>
         <w:tc>
           <w:tcPr>
-            <w:tcW w:type="dxa" w:w="1425"/>
+            <w:tcW w:w="1425" w:type="dxa"/>
           </w:tcPr>
           <w:p>
             <w:pPr>
@@ -2795,7 +3074,7 @@
         </w:tc>
         <w:tc>
           <w:tcPr>
-            <w:tcW w:type="dxa" w:w="1425"/>
+            <w:tcW w:w="1425" w:type="dxa"/>
           </w:tcPr>
           <w:p>
             <w:pPr>
@@ -2812,7 +3091,7 @@
         </w:tc>
         <w:tc>
           <w:tcPr>
-            <w:tcW w:type="dxa" w:w="1425"/>
+            <w:tcW w:w="1425" w:type="dxa"/>
           </w:tcPr>
           <w:p>
             <w:pPr>
@@ -2829,7 +3108,7 @@
         </w:tc>
         <w:tc>
           <w:tcPr>
-            <w:tcW w:type="dxa" w:w="1425"/>
+            <w:tcW w:w="1425" w:type="dxa"/>
           </w:tcPr>
           <w:p>
             <w:pPr>
@@ -2846,7 +3125,7 @@
         </w:tc>
         <w:tc>
           <w:tcPr>
-            <w:tcW w:type="dxa" w:w="1425"/>
+            <w:tcW w:w="1425" w:type="dxa"/>
           </w:tcPr>
           <w:p>
             <w:pPr>
@@ -2874,7 +3153,7 @@
     </w:p>
     <w:p>
       <w:pPr>
-        <w:spacing w:line="254" w:lineRule="auto" w:after="20"/>
+        <w:spacing w:after="20" w:line="254" w:lineRule="auto"/>
         <w:ind w:firstLine="400"/>
         <w:jc w:val="both"/>
       </w:pPr>
@@ -2887,7 +3166,7 @@
     </w:p>
     <w:p>
       <w:pPr>
-        <w:spacing w:line="254" w:lineRule="auto" w:after="20"/>
+        <w:spacing w:after="20" w:line="254" w:lineRule="auto"/>
         <w:ind w:firstLine="400"/>
         <w:jc w:val="both"/>
       </w:pPr>
@@ -2950,7 +3229,7 @@
     </w:p>
     <w:p>
       <w:pPr>
-        <w:spacing w:line="254" w:lineRule="auto" w:after="20"/>
+        <w:spacing w:after="20" w:line="254" w:lineRule="auto"/>
         <w:ind w:firstLine="400"/>
         <w:jc w:val="both"/>
       </w:pPr>
@@ -2963,7 +3242,7 @@
     </w:p>
     <w:p>
       <w:pPr>
-        <w:spacing w:line="254" w:lineRule="auto" w:after="20"/>
+        <w:spacing w:after="20" w:line="254" w:lineRule="auto"/>
         <w:ind w:firstLine="400"/>
         <w:jc w:val="both"/>
       </w:pPr>
@@ -2985,7 +3264,7 @@
     </w:p>
     <w:p>
       <w:pPr>
-        <w:spacing w:line="254" w:lineRule="auto" w:after="20"/>
+        <w:spacing w:after="20" w:line="254" w:lineRule="auto"/>
         <w:ind w:firstLine="400"/>
         <w:jc w:val="both"/>
       </w:pPr>
@@ -3007,7 +3286,7 @@
     </w:p>
     <w:p>
       <w:pPr>
-        <w:spacing w:line="254" w:lineRule="auto" w:after="20"/>
+        <w:spacing w:after="20" w:line="254" w:lineRule="auto"/>
         <w:ind w:firstLine="400"/>
         <w:jc w:val="both"/>
       </w:pPr>
@@ -3020,7 +3299,7 @@
     </w:p>
     <w:p>
       <w:pPr>
-        <w:spacing w:line="254" w:lineRule="auto" w:after="20"/>
+        <w:spacing w:after="20" w:line="254" w:lineRule="auto"/>
         <w:jc w:val="left"/>
       </w:pPr>
       <w:r>
@@ -3032,7 +3311,7 @@
     </w:p>
     <w:p>
       <w:pPr>
-        <w:spacing w:line="254" w:lineRule="auto" w:after="20"/>
+        <w:spacing w:after="20" w:line="254" w:lineRule="auto"/>
         <w:ind w:firstLine="400"/>
         <w:jc w:val="both"/>
       </w:pPr>
@@ -3075,7 +3354,7 @@
         </w:rPr>
         <w:t>[</w:t>
       </w:r>
-      <w:bookmarkStart w:id="1001" w:name="_Ref1"/>
+      <w:bookmarkStart w:name="_Ref1" w:id="1001"/>
       <w:r>
         <w:rPr>
           <w:sz w:val="14"/>
@@ -3107,7 +3386,7 @@
         </w:rPr>
         <w:t>[</w:t>
       </w:r>
-      <w:bookmarkStart w:id="1002" w:name="_Ref2"/>
+      <w:bookmarkStart w:name="_Ref2" w:id="1002"/>
       <w:r>
         <w:rPr>
           <w:sz w:val="14"/>
@@ -3139,7 +3418,7 @@
         </w:rPr>
         <w:t>[</w:t>
       </w:r>
-      <w:bookmarkStart w:id="1003" w:name="_Ref3"/>
+      <w:bookmarkStart w:name="_Ref3" w:id="1003"/>
       <w:r>
         <w:rPr>
           <w:sz w:val="14"/>
@@ -3171,7 +3450,7 @@
         </w:rPr>
         <w:t>[</w:t>
       </w:r>
-      <w:bookmarkStart w:id="1004" w:name="_Ref4"/>
+      <w:bookmarkStart w:name="_Ref4" w:id="1004"/>
       <w:r>
         <w:rPr>
           <w:sz w:val="14"/>
@@ -3203,7 +3482,7 @@
         </w:rPr>
         <w:t>[</w:t>
       </w:r>
-      <w:bookmarkStart w:id="1005" w:name="_Ref5"/>
+      <w:bookmarkStart w:name="_Ref5" w:id="1005"/>
       <w:r>
         <w:rPr>
           <w:sz w:val="14"/>
@@ -3235,7 +3514,7 @@
         </w:rPr>
         <w:t>[</w:t>
       </w:r>
-      <w:bookmarkStart w:id="1006" w:name="_Ref6"/>
+      <w:bookmarkStart w:name="_Ref6" w:id="1006"/>
       <w:r>
         <w:rPr>
           <w:sz w:val="14"/>
@@ -3267,7 +3546,7 @@
         </w:rPr>
         <w:t>[</w:t>
       </w:r>
-      <w:bookmarkStart w:id="1007" w:name="_Ref7"/>
+      <w:bookmarkStart w:name="_Ref7" w:id="1007"/>
       <w:r>
         <w:rPr>
           <w:sz w:val="14"/>
@@ -3299,7 +3578,7 @@
         </w:rPr>
         <w:t>[</w:t>
       </w:r>
-      <w:bookmarkStart w:id="1008" w:name="_Ref8"/>
+      <w:bookmarkStart w:name="_Ref8" w:id="1008"/>
       <w:r>
         <w:rPr>
           <w:sz w:val="14"/>
@@ -3331,7 +3610,7 @@
         </w:rPr>
         <w:t>[</w:t>
       </w:r>
-      <w:bookmarkStart w:id="1009" w:name="_Ref9"/>
+      <w:bookmarkStart w:name="_Ref9" w:id="1009"/>
       <w:r>
         <w:rPr>
           <w:sz w:val="14"/>
@@ -3363,7 +3642,7 @@
         </w:rPr>
         <w:t>[</w:t>
       </w:r>
-      <w:bookmarkStart w:id="1010" w:name="_Ref10"/>
+      <w:bookmarkStart w:name="_Ref10" w:id="1010"/>
       <w:r>
         <w:rPr>
           <w:sz w:val="14"/>
@@ -3395,7 +3674,7 @@
         </w:rPr>
         <w:t>[</w:t>
       </w:r>
-      <w:bookmarkStart w:id="1011" w:name="_Ref11"/>
+      <w:bookmarkStart w:name="_Ref11" w:id="1011"/>
       <w:r>
         <w:rPr>
           <w:sz w:val="14"/>
@@ -3427,7 +3706,7 @@
         </w:rPr>
         <w:t>[</w:t>
       </w:r>
-      <w:bookmarkStart w:id="1012" w:name="_Ref12"/>
+      <w:bookmarkStart w:name="_Ref12" w:id="1012"/>
       <w:r>
         <w:rPr>
           <w:sz w:val="14"/>
@@ -3453,7 +3732,7 @@
       <w:pgSz w:w="12240" w:h="15840"/>
       <w:pgMar w:top="1020" w:right="1134" w:bottom="1020" w:left="1134" w:header="720" w:footer="720" w:gutter="0"/>
       <w:docGrid w:linePitch="360"/>
-      <w:cols w:num="2" w:space="280"/>
+      <w:cols w:space="280" w:num="2"/>
     </w:sectPr>
   </w:body>
 </w:document>
@@ -3653,7 +3932,7 @@
         <w:ind w:left="1440" w:hanging="360"/>
       </w:pPr>
       <w:rPr>
-        <w:rFonts w:ascii="Symbol" w:hAnsi="Symbol" w:hint="default"/>
+        <w:rFonts w:hint="default" w:ascii="Symbol" w:hAnsi="Symbol"/>
       </w:rPr>
     </w:lvl>
   </w:abstractNum>
@@ -3674,7 +3953,7 @@
         <w:ind w:left="1080" w:hanging="360"/>
       </w:pPr>
       <w:rPr>
-        <w:rFonts w:ascii="Symbol" w:hAnsi="Symbol" w:hint="default"/>
+        <w:rFonts w:hint="default" w:ascii="Symbol" w:hAnsi="Symbol"/>
       </w:rPr>
     </w:lvl>
   </w:abstractNum>
@@ -3695,7 +3974,7 @@
         <w:ind w:left="720" w:hanging="360"/>
       </w:pPr>
       <w:rPr>
-        <w:rFonts w:ascii="Symbol" w:hAnsi="Symbol" w:hint="default"/>
+        <w:rFonts w:hint="default" w:ascii="Symbol" w:hAnsi="Symbol"/>
       </w:rPr>
     </w:lvl>
   </w:abstractNum>
@@ -3734,7 +4013,7 @@
         <w:ind w:left="360" w:hanging="360"/>
       </w:pPr>
       <w:rPr>
-        <w:rFonts w:ascii="Symbol" w:hAnsi="Symbol" w:hint="default"/>
+        <w:rFonts w:hint="default" w:ascii="Symbol" w:hAnsi="Symbol"/>
       </w:rPr>
     </w:lvl>
   </w:abstractNum>
@@ -3773,7 +4052,7 @@
   <w:docDefaults>
     <w:rPrDefault>
       <w:rPr>
-        <w:rFonts w:asciiTheme="minorHAnsi" w:eastAsiaTheme="minorEastAsia" w:hAnsiTheme="minorHAnsi" w:cstheme="minorBidi"/>
+        <w:rFonts w:asciiTheme="minorHAnsi" w:hAnsiTheme="minorHAnsi" w:eastAsiaTheme="minorEastAsia" w:cstheme="minorBidi"/>
         <w:sz w:val="22"/>
         <w:szCs w:val="22"/>
         <w:lang w:val="en-US" w:eastAsia="en-US" w:bidi="ar-SA"/>
@@ -3788,14 +4067,14 @@
   <w:latentStyles w:defLockedState="0" w:defUIPriority="99" w:defSemiHidden="0" w:defUnhideWhenUsed="0" w:defQFormat="0" w:count="376">
     <w:lsdException w:name="Normal" w:uiPriority="0" w:qFormat="1"/>
     <w:lsdException w:name="heading 1" w:uiPriority="9" w:qFormat="1"/>
-    <w:lsdException w:name="heading 2" w:semiHidden="1" w:uiPriority="9" w:unhideWhenUsed="1" w:qFormat="1"/>
-    <w:lsdException w:name="heading 3" w:semiHidden="1" w:uiPriority="9" w:unhideWhenUsed="1" w:qFormat="1"/>
-    <w:lsdException w:name="heading 4" w:semiHidden="1" w:uiPriority="9" w:unhideWhenUsed="1" w:qFormat="1"/>
-    <w:lsdException w:name="heading 5" w:semiHidden="1" w:uiPriority="9" w:unhideWhenUsed="1" w:qFormat="1"/>
-    <w:lsdException w:name="heading 6" w:semiHidden="1" w:uiPriority="9" w:unhideWhenUsed="1" w:qFormat="1"/>
-    <w:lsdException w:name="heading 7" w:semiHidden="1" w:uiPriority="9" w:unhideWhenUsed="1" w:qFormat="1"/>
-    <w:lsdException w:name="heading 8" w:semiHidden="1" w:uiPriority="9" w:unhideWhenUsed="1" w:qFormat="1"/>
-    <w:lsdException w:name="heading 9" w:semiHidden="1" w:uiPriority="9" w:unhideWhenUsed="1" w:qFormat="1"/>
+    <w:lsdException w:name="heading 2" w:uiPriority="9" w:semiHidden="1" w:unhideWhenUsed="1" w:qFormat="1"/>
+    <w:lsdException w:name="heading 3" w:uiPriority="9" w:semiHidden="1" w:unhideWhenUsed="1" w:qFormat="1"/>
+    <w:lsdException w:name="heading 4" w:uiPriority="9" w:semiHidden="1" w:unhideWhenUsed="1" w:qFormat="1"/>
+    <w:lsdException w:name="heading 5" w:uiPriority="9" w:semiHidden="1" w:unhideWhenUsed="1" w:qFormat="1"/>
+    <w:lsdException w:name="heading 6" w:uiPriority="9" w:semiHidden="1" w:unhideWhenUsed="1" w:qFormat="1"/>
+    <w:lsdException w:name="heading 7" w:uiPriority="9" w:semiHidden="1" w:unhideWhenUsed="1" w:qFormat="1"/>
+    <w:lsdException w:name="heading 8" w:uiPriority="9" w:semiHidden="1" w:unhideWhenUsed="1" w:qFormat="1"/>
+    <w:lsdException w:name="heading 9" w:uiPriority="9" w:semiHidden="1" w:unhideWhenUsed="1" w:qFormat="1"/>
     <w:lsdException w:name="index 1" w:semiHidden="1" w:unhideWhenUsed="1"/>
     <w:lsdException w:name="index 2" w:semiHidden="1" w:unhideWhenUsed="1"/>
     <w:lsdException w:name="index 3" w:semiHidden="1" w:unhideWhenUsed="1"/>
@@ -3805,22 +4084,22 @@
     <w:lsdException w:name="index 7" w:semiHidden="1" w:unhideWhenUsed="1"/>
     <w:lsdException w:name="index 8" w:semiHidden="1" w:unhideWhenUsed="1"/>
     <w:lsdException w:name="index 9" w:semiHidden="1" w:unhideWhenUsed="1"/>
-    <w:lsdException w:name="toc 1" w:semiHidden="1" w:uiPriority="39" w:unhideWhenUsed="1"/>
-    <w:lsdException w:name="toc 2" w:semiHidden="1" w:uiPriority="39" w:unhideWhenUsed="1"/>
-    <w:lsdException w:name="toc 3" w:semiHidden="1" w:uiPriority="39" w:unhideWhenUsed="1"/>
-    <w:lsdException w:name="toc 4" w:semiHidden="1" w:uiPriority="39" w:unhideWhenUsed="1"/>
-    <w:lsdException w:name="toc 5" w:semiHidden="1" w:uiPriority="39" w:unhideWhenUsed="1"/>
-    <w:lsdException w:name="toc 6" w:semiHidden="1" w:uiPriority="39" w:unhideWhenUsed="1"/>
-    <w:lsdException w:name="toc 7" w:semiHidden="1" w:uiPriority="39" w:unhideWhenUsed="1"/>
-    <w:lsdException w:name="toc 8" w:semiHidden="1" w:uiPriority="39" w:unhideWhenUsed="1"/>
-    <w:lsdException w:name="toc 9" w:semiHidden="1" w:uiPriority="39" w:unhideWhenUsed="1"/>
+    <w:lsdException w:name="toc 1" w:uiPriority="39" w:semiHidden="1" w:unhideWhenUsed="1"/>
+    <w:lsdException w:name="toc 2" w:uiPriority="39" w:semiHidden="1" w:unhideWhenUsed="1"/>
+    <w:lsdException w:name="toc 3" w:uiPriority="39" w:semiHidden="1" w:unhideWhenUsed="1"/>
+    <w:lsdException w:name="toc 4" w:uiPriority="39" w:semiHidden="1" w:unhideWhenUsed="1"/>
+    <w:lsdException w:name="toc 5" w:uiPriority="39" w:semiHidden="1" w:unhideWhenUsed="1"/>
+    <w:lsdException w:name="toc 6" w:uiPriority="39" w:semiHidden="1" w:unhideWhenUsed="1"/>
+    <w:lsdException w:name="toc 7" w:uiPriority="39" w:semiHidden="1" w:unhideWhenUsed="1"/>
+    <w:lsdException w:name="toc 8" w:uiPriority="39" w:semiHidden="1" w:unhideWhenUsed="1"/>
+    <w:lsdException w:name="toc 9" w:uiPriority="39" w:semiHidden="1" w:unhideWhenUsed="1"/>
     <w:lsdException w:name="Normal Indent" w:semiHidden="1" w:unhideWhenUsed="1"/>
     <w:lsdException w:name="footnote text" w:semiHidden="1" w:unhideWhenUsed="1"/>
     <w:lsdException w:name="annotation text" w:semiHidden="1" w:unhideWhenUsed="1"/>
     <w:lsdException w:name="header" w:semiHidden="1" w:unhideWhenUsed="1"/>
     <w:lsdException w:name="footer" w:semiHidden="1" w:unhideWhenUsed="1"/>
     <w:lsdException w:name="index heading" w:semiHidden="1" w:unhideWhenUsed="1"/>
-    <w:lsdException w:name="caption" w:semiHidden="1" w:uiPriority="35" w:unhideWhenUsed="1" w:qFormat="1"/>
+    <w:lsdException w:name="caption" w:uiPriority="35" w:semiHidden="1" w:unhideWhenUsed="1" w:qFormat="1"/>
     <w:lsdException w:name="table of figures" w:semiHidden="1" w:unhideWhenUsed="1"/>
     <w:lsdException w:name="envelope address" w:semiHidden="1" w:unhideWhenUsed="1"/>
     <w:lsdException w:name="envelope return" w:semiHidden="1" w:unhideWhenUsed="1"/>
@@ -3851,7 +4130,7 @@
     <w:lsdException w:name="Title" w:uiPriority="10" w:qFormat="1"/>
     <w:lsdException w:name="Closing" w:semiHidden="1" w:unhideWhenUsed="1"/>
     <w:lsdException w:name="Signature" w:semiHidden="1" w:unhideWhenUsed="1"/>
-    <w:lsdException w:name="Default Paragraph Font" w:semiHidden="1" w:uiPriority="1" w:unhideWhenUsed="1"/>
+    <w:lsdException w:name="Default Paragraph Font" w:uiPriority="1" w:semiHidden="1" w:unhideWhenUsed="1"/>
     <w:lsdException w:name="Body Text" w:semiHidden="1" w:unhideWhenUsed="1"/>
     <w:lsdException w:name="Body Text Indent" w:semiHidden="1" w:unhideWhenUsed="1"/>
     <w:lsdException w:name="List Continue" w:semiHidden="1" w:unhideWhenUsed="1"/>
@@ -4051,8 +4330,8 @@
     <w:lsdException w:name="Subtle Reference" w:uiPriority="31" w:qFormat="1"/>
     <w:lsdException w:name="Intense Reference" w:uiPriority="32" w:qFormat="1"/>
     <w:lsdException w:name="Book Title" w:uiPriority="33" w:qFormat="1"/>
-    <w:lsdException w:name="Bibliography" w:semiHidden="1" w:uiPriority="37" w:unhideWhenUsed="1"/>
-    <w:lsdException w:name="TOC Heading" w:semiHidden="1" w:uiPriority="39" w:unhideWhenUsed="1" w:qFormat="1"/>
+    <w:lsdException w:name="Bibliography" w:uiPriority="37" w:semiHidden="1" w:unhideWhenUsed="1"/>
+    <w:lsdException w:name="TOC Heading" w:uiPriority="39" w:semiHidden="1" w:unhideWhenUsed="1" w:qFormat="1"/>
     <w:lsdException w:name="Grid Table 4" w:uiPriority="49"/>
     <w:lsdException w:name="Grid Table 5 Dark" w:uiPriority="50"/>
     <w:lsdException w:name="Grid Table 6 Colorful" w:uiPriority="51"/>
@@ -4154,7 +4433,7 @@
     <w:lsdException w:name="Unresolved Mention" w:semiHidden="1" w:unhideWhenUsed="1"/>
     <w:lsdException w:name="Smart Link" w:semiHidden="1" w:unhideWhenUsed="1"/>
   </w:latentStyles>
-  <w:style w:type="paragraph" w:default="1" w:styleId="a1">
+  <w:style w:type="paragraph" w:styleId="a1" w:default="1">
     <w:name w:val="Normal"/>
     <w:qFormat/>
     <w:rsid w:val="00FC693F"/>
@@ -4164,7 +4443,7 @@
       <w:jc w:val="both"/>
     </w:pPr>
     <w:rPr>
-      <w:rFonts w:ascii="Times New Roman" w:eastAsia="Noto Sans CJK SC" w:hAnsi="Times New Roman"/>
+      <w:rFonts w:ascii="Times New Roman" w:hAnsi="Times New Roman" w:eastAsia="Noto Sans CJK SC"/>
       <w:sz w:val="20"/>
     </w:rPr>
   </w:style>
@@ -4183,7 +4462,7 @@
       <w:outlineLvl w:val="0"/>
     </w:pPr>
     <w:rPr>
-      <w:rFonts w:asciiTheme="majorHAnsi" w:eastAsiaTheme="majorEastAsia" w:hAnsiTheme="majorHAnsi" w:cstheme="majorBidi"/>
+      <w:rFonts w:asciiTheme="majorHAnsi" w:hAnsiTheme="majorHAnsi" w:eastAsiaTheme="majorEastAsia" w:cstheme="majorBidi"/>
       <w:b/>
       <w:bCs/>
       <w:color w:val="1F4E79"/>
@@ -4207,7 +4486,7 @@
       <w:outlineLvl w:val="1"/>
     </w:pPr>
     <w:rPr>
-      <w:rFonts w:asciiTheme="majorHAnsi" w:eastAsiaTheme="majorEastAsia" w:hAnsiTheme="majorHAnsi" w:cstheme="majorBidi"/>
+      <w:rFonts w:asciiTheme="majorHAnsi" w:hAnsiTheme="majorHAnsi" w:eastAsiaTheme="majorEastAsia" w:cstheme="majorBidi"/>
       <w:b/>
       <w:bCs/>
       <w:color w:val="2F75B5"/>
@@ -4231,7 +4510,7 @@
       <w:outlineLvl w:val="2"/>
     </w:pPr>
     <w:rPr>
-      <w:rFonts w:asciiTheme="majorHAnsi" w:eastAsiaTheme="majorEastAsia" w:hAnsiTheme="majorHAnsi" w:cstheme="majorBidi"/>
+      <w:rFonts w:asciiTheme="majorHAnsi" w:hAnsiTheme="majorHAnsi" w:eastAsiaTheme="majorEastAsia" w:cstheme="majorBidi"/>
       <w:b/>
       <w:bCs/>
       <w:color w:val="4F81BD" w:themeColor="accent1"/>
@@ -4254,7 +4533,7 @@
       <w:outlineLvl w:val="3"/>
     </w:pPr>
     <w:rPr>
-      <w:rFonts w:asciiTheme="majorHAnsi" w:eastAsiaTheme="majorEastAsia" w:hAnsiTheme="majorHAnsi" w:cstheme="majorBidi"/>
+      <w:rFonts w:asciiTheme="majorHAnsi" w:hAnsiTheme="majorHAnsi" w:eastAsiaTheme="majorEastAsia" w:cstheme="majorBidi"/>
       <w:b/>
       <w:bCs/>
       <w:i/>
@@ -4279,7 +4558,7 @@
       <w:outlineLvl w:val="4"/>
     </w:pPr>
     <w:rPr>
-      <w:rFonts w:asciiTheme="majorHAnsi" w:eastAsiaTheme="majorEastAsia" w:hAnsiTheme="majorHAnsi" w:cstheme="majorBidi"/>
+      <w:rFonts w:asciiTheme="majorHAnsi" w:hAnsiTheme="majorHAnsi" w:eastAsiaTheme="majorEastAsia" w:cstheme="majorBidi"/>
       <w:color w:val="243F60" w:themeColor="accent1" w:themeShade="7F"/>
     </w:rPr>
   </w:style>
@@ -4300,7 +4579,7 @@
       <w:outlineLvl w:val="5"/>
     </w:pPr>
     <w:rPr>
-      <w:rFonts w:asciiTheme="majorHAnsi" w:eastAsiaTheme="majorEastAsia" w:hAnsiTheme="majorHAnsi" w:cstheme="majorBidi"/>
+      <w:rFonts w:asciiTheme="majorHAnsi" w:hAnsiTheme="majorHAnsi" w:eastAsiaTheme="majorEastAsia" w:cstheme="majorBidi"/>
       <w:i/>
       <w:iCs/>
       <w:color w:val="243F60" w:themeColor="accent1" w:themeShade="7F"/>
@@ -4323,7 +4602,7 @@
       <w:outlineLvl w:val="6"/>
     </w:pPr>
     <w:rPr>
-      <w:rFonts w:asciiTheme="majorHAnsi" w:eastAsiaTheme="majorEastAsia" w:hAnsiTheme="majorHAnsi" w:cstheme="majorBidi"/>
+      <w:rFonts w:asciiTheme="majorHAnsi" w:hAnsiTheme="majorHAnsi" w:eastAsiaTheme="majorEastAsia" w:cstheme="majorBidi"/>
       <w:i/>
       <w:iCs/>
       <w:color w:val="404040" w:themeColor="text1" w:themeTint="BF"/>
@@ -4346,7 +4625,7 @@
       <w:outlineLvl w:val="7"/>
     </w:pPr>
     <w:rPr>
-      <w:rFonts w:asciiTheme="majorHAnsi" w:eastAsiaTheme="majorEastAsia" w:hAnsiTheme="majorHAnsi" w:cstheme="majorBidi"/>
+      <w:rFonts w:asciiTheme="majorHAnsi" w:hAnsiTheme="majorHAnsi" w:eastAsiaTheme="majorEastAsia" w:cstheme="majorBidi"/>
       <w:color w:val="4F81BD" w:themeColor="accent1"/>
       <w:szCs w:val="20"/>
     </w:rPr>
@@ -4368,20 +4647,20 @@
       <w:outlineLvl w:val="8"/>
     </w:pPr>
     <w:rPr>
-      <w:rFonts w:asciiTheme="majorHAnsi" w:eastAsiaTheme="majorEastAsia" w:hAnsiTheme="majorHAnsi" w:cstheme="majorBidi"/>
+      <w:rFonts w:asciiTheme="majorHAnsi" w:hAnsiTheme="majorHAnsi" w:eastAsiaTheme="majorEastAsia" w:cstheme="majorBidi"/>
       <w:i/>
       <w:iCs/>
       <w:color w:val="404040" w:themeColor="text1" w:themeTint="BF"/>
       <w:szCs w:val="20"/>
     </w:rPr>
   </w:style>
-  <w:style w:type="character" w:default="1" w:styleId="a2">
+  <w:style w:type="character" w:styleId="a2" w:default="1">
     <w:name w:val="Default Paragraph Font"/>
     <w:uiPriority w:val="1"/>
     <w:semiHidden/>
     <w:unhideWhenUsed/>
   </w:style>
-  <w:style w:type="table" w:default="1" w:styleId="a3">
+  <w:style w:type="table" w:styleId="a3" w:default="1">
     <w:name w:val="Normal Table"/>
     <w:uiPriority w:val="99"/>
     <w:semiHidden/>
@@ -4396,7 +4675,7 @@
       </w:tblCellMar>
     </w:tblPr>
   </w:style>
-  <w:style w:type="numbering" w:default="1" w:styleId="a4">
+  <w:style w:type="numbering" w:styleId="a4" w:default="1">
     <w:name w:val="No List"/>
     <w:uiPriority w:val="99"/>
     <w:semiHidden/>
@@ -4417,7 +4696,7 @@
       <w:spacing w:after="0" w:line="240" w:lineRule="auto"/>
     </w:pPr>
   </w:style>
-  <w:style w:type="character" w:customStyle="1" w:styleId="a6">
+  <w:style w:type="character" w:styleId="a6" w:customStyle="1">
     <w:name w:val="页眉 字符"/>
     <w:basedOn w:val="a2"/>
     <w:link w:val="a5"/>
@@ -4439,7 +4718,7 @@
       <w:spacing w:after="0" w:line="240" w:lineRule="auto"/>
     </w:pPr>
   </w:style>
-  <w:style w:type="character" w:customStyle="1" w:styleId="a8">
+  <w:style w:type="character" w:styleId="a8" w:customStyle="1">
     <w:name w:val="页脚 字符"/>
     <w:basedOn w:val="a2"/>
     <w:link w:val="a7"/>
@@ -4455,14 +4734,14 @@
       <w:spacing w:after="0" w:line="240" w:lineRule="auto"/>
     </w:pPr>
   </w:style>
-  <w:style w:type="character" w:customStyle="1" w:styleId="10">
+  <w:style w:type="character" w:styleId="10" w:customStyle="1">
     <w:name w:val="标题 1 字符"/>
     <w:basedOn w:val="a2"/>
     <w:link w:val="1"/>
     <w:uiPriority w:val="9"/>
     <w:rsid w:val="00FC693F"/>
     <w:rPr>
-      <w:rFonts w:asciiTheme="majorHAnsi" w:eastAsiaTheme="majorEastAsia" w:hAnsiTheme="majorHAnsi" w:cstheme="majorBidi"/>
+      <w:rFonts w:asciiTheme="majorHAnsi" w:hAnsiTheme="majorHAnsi" w:eastAsiaTheme="majorEastAsia" w:cstheme="majorBidi"/>
       <w:b/>
       <w:bCs/>
       <w:color w:val="365F91" w:themeColor="accent1" w:themeShade="BF"/>
@@ -4470,14 +4749,14 @@
       <w:szCs w:val="28"/>
     </w:rPr>
   </w:style>
-  <w:style w:type="character" w:customStyle="1" w:styleId="22">
+  <w:style w:type="character" w:styleId="22" w:customStyle="1">
     <w:name w:val="标题 2 字符"/>
     <w:basedOn w:val="a2"/>
     <w:link w:val="21"/>
     <w:uiPriority w:val="9"/>
     <w:rsid w:val="00FC693F"/>
     <w:rPr>
-      <w:rFonts w:asciiTheme="majorHAnsi" w:eastAsiaTheme="majorEastAsia" w:hAnsiTheme="majorHAnsi" w:cstheme="majorBidi"/>
+      <w:rFonts w:asciiTheme="majorHAnsi" w:hAnsiTheme="majorHAnsi" w:eastAsiaTheme="majorEastAsia" w:cstheme="majorBidi"/>
       <w:b/>
       <w:bCs/>
       <w:color w:val="4F81BD" w:themeColor="accent1"/>
@@ -4485,14 +4764,14 @@
       <w:szCs w:val="26"/>
     </w:rPr>
   </w:style>
-  <w:style w:type="character" w:customStyle="1" w:styleId="32">
+  <w:style w:type="character" w:styleId="32" w:customStyle="1">
     <w:name w:val="标题 3 字符"/>
     <w:basedOn w:val="a2"/>
     <w:link w:val="31"/>
     <w:uiPriority w:val="9"/>
     <w:rsid w:val="00FC693F"/>
     <w:rPr>
-      <w:rFonts w:asciiTheme="majorHAnsi" w:eastAsiaTheme="majorEastAsia" w:hAnsiTheme="majorHAnsi" w:cstheme="majorBidi"/>
+      <w:rFonts w:asciiTheme="majorHAnsi" w:hAnsiTheme="majorHAnsi" w:eastAsiaTheme="majorEastAsia" w:cstheme="majorBidi"/>
       <w:b/>
       <w:bCs/>
       <w:color w:val="4F81BD" w:themeColor="accent1"/>
@@ -4508,13 +4787,13 @@
     <w:rsid w:val="00FC693F"/>
     <w:pPr>
       <w:pBdr>
-        <w:bottom w:val="single" w:sz="8" w:space="4" w:color="4F81BD" w:themeColor="accent1"/>
+        <w:bottom w:val="single" w:color="4F81BD" w:themeColor="accent1" w:sz="8" w:space="4"/>
       </w:pBdr>
       <w:spacing w:after="300" w:line="240" w:lineRule="auto"/>
       <w:contextualSpacing/>
     </w:pPr>
     <w:rPr>
-      <w:rFonts w:asciiTheme="majorHAnsi" w:eastAsiaTheme="majorEastAsia" w:hAnsiTheme="majorHAnsi" w:cstheme="majorBidi"/>
+      <w:rFonts w:asciiTheme="majorHAnsi" w:hAnsiTheme="majorHAnsi" w:eastAsiaTheme="majorEastAsia" w:cstheme="majorBidi"/>
       <w:color w:val="17365D" w:themeColor="text2" w:themeShade="BF"/>
       <w:spacing w:val="5"/>
       <w:kern w:val="28"/>
@@ -4522,14 +4801,14 @@
       <w:szCs w:val="52"/>
     </w:rPr>
   </w:style>
-  <w:style w:type="character" w:customStyle="1" w:styleId="ab">
+  <w:style w:type="character" w:styleId="ab" w:customStyle="1">
     <w:name w:val="标题 字符"/>
     <w:basedOn w:val="a2"/>
     <w:link w:val="aa"/>
     <w:uiPriority w:val="10"/>
     <w:rsid w:val="00FC693F"/>
     <w:rPr>
-      <w:rFonts w:asciiTheme="majorHAnsi" w:eastAsiaTheme="majorEastAsia" w:hAnsiTheme="majorHAnsi" w:cstheme="majorBidi"/>
+      <w:rFonts w:asciiTheme="majorHAnsi" w:hAnsiTheme="majorHAnsi" w:eastAsiaTheme="majorEastAsia" w:cstheme="majorBidi"/>
       <w:color w:val="17365D" w:themeColor="text2" w:themeShade="BF"/>
       <w:spacing w:val="5"/>
       <w:kern w:val="28"/>
@@ -4552,7 +4831,7 @@
       <w:ind w:firstLine="420"/>
     </w:pPr>
     <w:rPr>
-      <w:rFonts w:asciiTheme="majorHAnsi" w:eastAsiaTheme="majorEastAsia" w:hAnsiTheme="majorHAnsi" w:cstheme="majorBidi"/>
+      <w:rFonts w:asciiTheme="majorHAnsi" w:hAnsiTheme="majorHAnsi" w:eastAsiaTheme="majorEastAsia" w:cstheme="majorBidi"/>
       <w:i/>
       <w:iCs/>
       <w:color w:val="4F81BD" w:themeColor="accent1"/>
@@ -4561,14 +4840,14 @@
       <w:szCs w:val="24"/>
     </w:rPr>
   </w:style>
-  <w:style w:type="character" w:customStyle="1" w:styleId="ad">
+  <w:style w:type="character" w:styleId="ad" w:customStyle="1">
     <w:name w:val="副标题 字符"/>
     <w:basedOn w:val="a2"/>
     <w:link w:val="ac"/>
     <w:uiPriority w:val="11"/>
     <w:rsid w:val="00FC693F"/>
     <w:rPr>
-      <w:rFonts w:asciiTheme="majorHAnsi" w:eastAsiaTheme="majorEastAsia" w:hAnsiTheme="majorHAnsi" w:cstheme="majorBidi"/>
+      <w:rFonts w:asciiTheme="majorHAnsi" w:hAnsiTheme="majorHAnsi" w:eastAsiaTheme="majorEastAsia" w:cstheme="majorBidi"/>
       <w:i/>
       <w:iCs/>
       <w:color w:val="4F81BD" w:themeColor="accent1"/>
@@ -4599,7 +4878,7 @@
       <w:spacing w:after="120"/>
     </w:pPr>
   </w:style>
-  <w:style w:type="character" w:customStyle="1" w:styleId="af0">
+  <w:style w:type="character" w:styleId="af0" w:customStyle="1">
     <w:name w:val="正文文本 字符"/>
     <w:basedOn w:val="a2"/>
     <w:link w:val="af"/>
@@ -4617,7 +4896,7 @@
       <w:spacing w:after="120" w:line="480" w:lineRule="auto"/>
     </w:pPr>
   </w:style>
-  <w:style w:type="character" w:customStyle="1" w:styleId="24">
+  <w:style w:type="character" w:styleId="24" w:customStyle="1">
     <w:name w:val="正文文本 2 字符"/>
     <w:basedOn w:val="a2"/>
     <w:link w:val="23"/>
@@ -4639,7 +4918,7 @@
       <w:szCs w:val="16"/>
     </w:rPr>
   </w:style>
-  <w:style w:type="character" w:customStyle="1" w:styleId="34">
+  <w:style w:type="character" w:styleId="34" w:customStyle="1">
     <w:name w:val="正文文本 3 字符"/>
     <w:basedOn w:val="a2"/>
     <w:link w:val="33"/>
@@ -4820,7 +5099,7 @@
       <w:szCs w:val="20"/>
     </w:rPr>
   </w:style>
-  <w:style w:type="character" w:customStyle="1" w:styleId="af4">
+  <w:style w:type="character" w:styleId="af4" w:customStyle="1">
     <w:name w:val="宏文本 字符"/>
     <w:basedOn w:val="a2"/>
     <w:link w:val="af3"/>
@@ -4846,7 +5125,7 @@
       <w:color w:val="000000" w:themeColor="text1"/>
     </w:rPr>
   </w:style>
-  <w:style w:type="character" w:customStyle="1" w:styleId="af6">
+  <w:style w:type="character" w:styleId="af6" w:customStyle="1">
     <w:name w:val="引用 字符"/>
     <w:basedOn w:val="a2"/>
     <w:link w:val="af5"/>
@@ -4858,7 +5137,7 @@
       <w:color w:val="000000" w:themeColor="text1"/>
     </w:rPr>
   </w:style>
-  <w:style w:type="character" w:customStyle="1" w:styleId="40">
+  <w:style w:type="character" w:styleId="40" w:customStyle="1">
     <w:name w:val="标题 4 字符"/>
     <w:basedOn w:val="a2"/>
     <w:link w:val="4"/>
@@ -4866,7 +5145,7 @@
     <w:semiHidden/>
     <w:rsid w:val="00FC693F"/>
     <w:rPr>
-      <w:rFonts w:asciiTheme="majorHAnsi" w:eastAsiaTheme="majorEastAsia" w:hAnsiTheme="majorHAnsi" w:cstheme="majorBidi"/>
+      <w:rFonts w:asciiTheme="majorHAnsi" w:hAnsiTheme="majorHAnsi" w:eastAsiaTheme="majorEastAsia" w:cstheme="majorBidi"/>
       <w:b/>
       <w:bCs/>
       <w:i/>
@@ -4874,7 +5153,7 @@
       <w:color w:val="4F81BD" w:themeColor="accent1"/>
     </w:rPr>
   </w:style>
-  <w:style w:type="character" w:customStyle="1" w:styleId="50">
+  <w:style w:type="character" w:styleId="50" w:customStyle="1">
     <w:name w:val="标题 5 字符"/>
     <w:basedOn w:val="a2"/>
     <w:link w:val="5"/>
@@ -4882,11 +5161,11 @@
     <w:semiHidden/>
     <w:rsid w:val="00FC693F"/>
     <w:rPr>
-      <w:rFonts w:asciiTheme="majorHAnsi" w:eastAsiaTheme="majorEastAsia" w:hAnsiTheme="majorHAnsi" w:cstheme="majorBidi"/>
+      <w:rFonts w:asciiTheme="majorHAnsi" w:hAnsiTheme="majorHAnsi" w:eastAsiaTheme="majorEastAsia" w:cstheme="majorBidi"/>
       <w:color w:val="243F60" w:themeColor="accent1" w:themeShade="7F"/>
     </w:rPr>
   </w:style>
-  <w:style w:type="character" w:customStyle="1" w:styleId="60">
+  <w:style w:type="character" w:styleId="60" w:customStyle="1">
     <w:name w:val="标题 6 字符"/>
     <w:basedOn w:val="a2"/>
     <w:link w:val="6"/>
@@ -4894,13 +5173,13 @@
     <w:semiHidden/>
     <w:rsid w:val="00FC693F"/>
     <w:rPr>
-      <w:rFonts w:asciiTheme="majorHAnsi" w:eastAsiaTheme="majorEastAsia" w:hAnsiTheme="majorHAnsi" w:cstheme="majorBidi"/>
+      <w:rFonts w:asciiTheme="majorHAnsi" w:hAnsiTheme="majorHAnsi" w:eastAsiaTheme="majorEastAsia" w:cstheme="majorBidi"/>
       <w:i/>
       <w:iCs/>
       <w:color w:val="243F60" w:themeColor="accent1" w:themeShade="7F"/>
     </w:rPr>
   </w:style>
-  <w:style w:type="character" w:customStyle="1" w:styleId="70">
+  <w:style w:type="character" w:styleId="70" w:customStyle="1">
     <w:name w:val="标题 7 字符"/>
     <w:basedOn w:val="a2"/>
     <w:link w:val="7"/>
@@ -4908,13 +5187,13 @@
     <w:semiHidden/>
     <w:rsid w:val="00FC693F"/>
     <w:rPr>
-      <w:rFonts w:asciiTheme="majorHAnsi" w:eastAsiaTheme="majorEastAsia" w:hAnsiTheme="majorHAnsi" w:cstheme="majorBidi"/>
+      <w:rFonts w:asciiTheme="majorHAnsi" w:hAnsiTheme="majorHAnsi" w:eastAsiaTheme="majorEastAsia" w:cstheme="majorBidi"/>
       <w:i/>
       <w:iCs/>
       <w:color w:val="404040" w:themeColor="text1" w:themeTint="BF"/>
     </w:rPr>
   </w:style>
-  <w:style w:type="character" w:customStyle="1" w:styleId="80">
+  <w:style w:type="character" w:styleId="80" w:customStyle="1">
     <w:name w:val="标题 8 字符"/>
     <w:basedOn w:val="a2"/>
     <w:link w:val="8"/>
@@ -4922,13 +5201,13 @@
     <w:semiHidden/>
     <w:rsid w:val="00FC693F"/>
     <w:rPr>
-      <w:rFonts w:asciiTheme="majorHAnsi" w:eastAsiaTheme="majorEastAsia" w:hAnsiTheme="majorHAnsi" w:cstheme="majorBidi"/>
+      <w:rFonts w:asciiTheme="majorHAnsi" w:hAnsiTheme="majorHAnsi" w:eastAsiaTheme="majorEastAsia" w:cstheme="majorBidi"/>
       <w:color w:val="4F81BD" w:themeColor="accent1"/>
       <w:sz w:val="20"/>
       <w:szCs w:val="20"/>
     </w:rPr>
   </w:style>
-  <w:style w:type="character" w:customStyle="1" w:styleId="90">
+  <w:style w:type="character" w:styleId="90" w:customStyle="1">
     <w:name w:val="标题 9 字符"/>
     <w:basedOn w:val="a2"/>
     <w:link w:val="9"/>
@@ -4936,7 +5215,7 @@
     <w:semiHidden/>
     <w:rsid w:val="00FC693F"/>
     <w:rPr>
-      <w:rFonts w:asciiTheme="majorHAnsi" w:eastAsiaTheme="majorEastAsia" w:hAnsiTheme="majorHAnsi" w:cstheme="majorBidi"/>
+      <w:rFonts w:asciiTheme="majorHAnsi" w:hAnsiTheme="majorHAnsi" w:eastAsiaTheme="majorEastAsia" w:cstheme="majorBidi"/>
       <w:i/>
       <w:iCs/>
       <w:color w:val="404040" w:themeColor="text1" w:themeTint="BF"/>
@@ -4996,7 +5275,7 @@
     <w:rsid w:val="00FC693F"/>
     <w:pPr>
       <w:pBdr>
-        <w:bottom w:val="single" w:sz="4" w:space="4" w:color="4F81BD" w:themeColor="accent1"/>
+        <w:bottom w:val="single" w:color="4F81BD" w:themeColor="accent1" w:sz="4" w:space="4"/>
       </w:pBdr>
       <w:spacing w:before="200" w:after="280"/>
       <w:ind w:left="936" w:right="936"/>
@@ -5009,7 +5288,7 @@
       <w:color w:val="4F81BD" w:themeColor="accent1"/>
     </w:rPr>
   </w:style>
-  <w:style w:type="character" w:customStyle="1" w:styleId="afb">
+  <w:style w:type="character" w:styleId="afb" w:customStyle="1">
     <w:name w:val="明显引用 字符"/>
     <w:basedOn w:val="a2"/>
     <w:link w:val="afa"/>
@@ -5112,12 +5391,12 @@
     </w:pPr>
     <w:tblPr>
       <w:tblBorders>
-        <w:top w:val="single" w:sz="4" w:space="0" w:color="auto"/>
-        <w:left w:val="single" w:sz="4" w:space="0" w:color="auto"/>
-        <w:bottom w:val="single" w:sz="4" w:space="0" w:color="auto"/>
-        <w:right w:val="single" w:sz="4" w:space="0" w:color="auto"/>
-        <w:insideH w:val="single" w:sz="4" w:space="0" w:color="auto"/>
-        <w:insideV w:val="single" w:sz="4" w:space="0" w:color="auto"/>
+        <w:top w:val="single" w:color="auto" w:sz="4" w:space="0"/>
+        <w:left w:val="single" w:color="auto" w:sz="4" w:space="0"/>
+        <w:bottom w:val="single" w:color="auto" w:sz="4" w:space="0"/>
+        <w:right w:val="single" w:color="auto" w:sz="4" w:space="0"/>
+        <w:insideH w:val="single" w:color="auto" w:sz="4" w:space="0"/>
+        <w:insideV w:val="single" w:color="auto" w:sz="4" w:space="0"/>
       </w:tblBorders>
     </w:tblPr>
   </w:style>
@@ -5136,8 +5415,8 @@
       <w:tblStyleRowBandSize w:val="1"/>
       <w:tblStyleColBandSize w:val="1"/>
       <w:tblBorders>
-        <w:top w:val="single" w:sz="8" w:space="0" w:color="000000" w:themeColor="text1"/>
-        <w:bottom w:val="single" w:sz="8" w:space="0" w:color="000000" w:themeColor="text1"/>
+        <w:top w:val="single" w:color="000000" w:themeColor="text1" w:sz="8" w:space="0"/>
+        <w:bottom w:val="single" w:color="000000" w:themeColor="text1" w:sz="8" w:space="0"/>
       </w:tblBorders>
     </w:tblPr>
     <w:tblStylePr w:type="firstRow">
@@ -5151,9 +5430,9 @@
       <w:tblPr/>
       <w:tcPr>
         <w:tcBorders>
-          <w:top w:val="single" w:sz="8" w:space="0" w:color="000000" w:themeColor="text1"/>
-          <w:left w:val="nil"/>
-          <w:bottom w:val="single" w:sz="8" w:space="0" w:color="000000" w:themeColor="text1"/>
+          <w:top w:val="single" w:color="000000" w:themeColor="text1" w:sz="8" w:space="0"/>
+          <w:left w:val="nil"/>
+          <w:bottom w:val="single" w:color="000000" w:themeColor="text1" w:sz="8" w:space="0"/>
           <w:right w:val="nil"/>
           <w:insideH w:val="nil"/>
           <w:insideV w:val="nil"/>
@@ -5171,9 +5450,9 @@
       <w:tblPr/>
       <w:tcPr>
         <w:tcBorders>
-          <w:top w:val="single" w:sz="8" w:space="0" w:color="000000" w:themeColor="text1"/>
-          <w:left w:val="nil"/>
-          <w:bottom w:val="single" w:sz="8" w:space="0" w:color="000000" w:themeColor="text1"/>
+          <w:top w:val="single" w:color="000000" w:themeColor="text1" w:sz="8" w:space="0"/>
+          <w:left w:val="nil"/>
+          <w:bottom w:val="single" w:color="000000" w:themeColor="text1" w:sz="8" w:space="0"/>
           <w:right w:val="nil"/>
           <w:insideH w:val="nil"/>
           <w:insideV w:val="nil"/>
@@ -5232,8 +5511,8 @@
       <w:tblStyleRowBandSize w:val="1"/>
       <w:tblStyleColBandSize w:val="1"/>
       <w:tblBorders>
-        <w:top w:val="single" w:sz="8" w:space="0" w:color="4F81BD" w:themeColor="accent1"/>
-        <w:bottom w:val="single" w:sz="8" w:space="0" w:color="4F81BD" w:themeColor="accent1"/>
+        <w:top w:val="single" w:color="4F81BD" w:themeColor="accent1" w:sz="8" w:space="0"/>
+        <w:bottom w:val="single" w:color="4F81BD" w:themeColor="accent1" w:sz="8" w:space="0"/>
       </w:tblBorders>
     </w:tblPr>
     <w:tblStylePr w:type="firstRow">
@@ -5247,9 +5526,9 @@
       <w:tblPr/>
       <w:tcPr>
         <w:tcBorders>
-          <w:top w:val="single" w:sz="8" w:space="0" w:color="4F81BD" w:themeColor="accent1"/>
-          <w:left w:val="nil"/>
-          <w:bottom w:val="single" w:sz="8" w:space="0" w:color="4F81BD" w:themeColor="accent1"/>
+          <w:top w:val="single" w:color="4F81BD" w:themeColor="accent1" w:sz="8" w:space="0"/>
+          <w:left w:val="nil"/>
+          <w:bottom w:val="single" w:color="4F81BD" w:themeColor="accent1" w:sz="8" w:space="0"/>
           <w:right w:val="nil"/>
           <w:insideH w:val="nil"/>
           <w:insideV w:val="nil"/>
@@ -5267,9 +5546,9 @@
       <w:tblPr/>
       <w:tcPr>
         <w:tcBorders>
-          <w:top w:val="single" w:sz="8" w:space="0" w:color="4F81BD" w:themeColor="accent1"/>
-          <w:left w:val="nil"/>
-          <w:bottom w:val="single" w:sz="8" w:space="0" w:color="4F81BD" w:themeColor="accent1"/>
+          <w:top w:val="single" w:color="4F81BD" w:themeColor="accent1" w:sz="8" w:space="0"/>
+          <w:left w:val="nil"/>
+          <w:bottom w:val="single" w:color="4F81BD" w:themeColor="accent1" w:sz="8" w:space="0"/>
           <w:right w:val="nil"/>
           <w:insideH w:val="nil"/>
           <w:insideV w:val="nil"/>
@@ -5328,8 +5607,8 @@
       <w:tblStyleRowBandSize w:val="1"/>
       <w:tblStyleColBandSize w:val="1"/>
       <w:tblBorders>
-        <w:top w:val="single" w:sz="8" w:space="0" w:color="C0504D" w:themeColor="accent2"/>
-        <w:bottom w:val="single" w:sz="8" w:space="0" w:color="C0504D" w:themeColor="accent2"/>
+        <w:top w:val="single" w:color="C0504D" w:themeColor="accent2" w:sz="8" w:space="0"/>
+        <w:bottom w:val="single" w:color="C0504D" w:themeColor="accent2" w:sz="8" w:space="0"/>
       </w:tblBorders>
     </w:tblPr>
     <w:tblStylePr w:type="firstRow">
@@ -5343,9 +5622,9 @@
       <w:tblPr/>
       <w:tcPr>
         <w:tcBorders>
-          <w:top w:val="single" w:sz="8" w:space="0" w:color="C0504D" w:themeColor="accent2"/>
-          <w:left w:val="nil"/>
-          <w:bottom w:val="single" w:sz="8" w:space="0" w:color="C0504D" w:themeColor="accent2"/>
+          <w:top w:val="single" w:color="C0504D" w:themeColor="accent2" w:sz="8" w:space="0"/>
+          <w:left w:val="nil"/>
+          <w:bottom w:val="single" w:color="C0504D" w:themeColor="accent2" w:sz="8" w:space="0"/>
           <w:right w:val="nil"/>
           <w:insideH w:val="nil"/>
           <w:insideV w:val="nil"/>
@@ -5363,9 +5642,9 @@
       <w:tblPr/>
       <w:tcPr>
         <w:tcBorders>
-          <w:top w:val="single" w:sz="8" w:space="0" w:color="C0504D" w:themeColor="accent2"/>
-          <w:left w:val="nil"/>
-          <w:bottom w:val="single" w:sz="8" w:space="0" w:color="C0504D" w:themeColor="accent2"/>
+          <w:top w:val="single" w:color="C0504D" w:themeColor="accent2" w:sz="8" w:space="0"/>
+          <w:left w:val="nil"/>
+          <w:bottom w:val="single" w:color="C0504D" w:themeColor="accent2" w:sz="8" w:space="0"/>
           <w:right w:val="nil"/>
           <w:insideH w:val="nil"/>
           <w:insideV w:val="nil"/>
@@ -5424,8 +5703,8 @@
       <w:tblStyleRowBandSize w:val="1"/>
       <w:tblStyleColBandSize w:val="1"/>
       <w:tblBorders>
-        <w:top w:val="single" w:sz="8" w:space="0" w:color="9BBB59" w:themeColor="accent3"/>
-        <w:bottom w:val="single" w:sz="8" w:space="0" w:color="9BBB59" w:themeColor="accent3"/>
+        <w:top w:val="single" w:color="9BBB59" w:themeColor="accent3" w:sz="8" w:space="0"/>
+        <w:bottom w:val="single" w:color="9BBB59" w:themeColor="accent3" w:sz="8" w:space="0"/>
       </w:tblBorders>
     </w:tblPr>
     <w:tblStylePr w:type="firstRow">
@@ -5439,9 +5718,9 @@
       <w:tblPr/>
       <w:tcPr>
         <w:tcBorders>
-          <w:top w:val="single" w:sz="8" w:space="0" w:color="9BBB59" w:themeColor="accent3"/>
-          <w:left w:val="nil"/>
-          <w:bottom w:val="single" w:sz="8" w:space="0" w:color="9BBB59" w:themeColor="accent3"/>
+          <w:top w:val="single" w:color="9BBB59" w:themeColor="accent3" w:sz="8" w:space="0"/>
+          <w:left w:val="nil"/>
+          <w:bottom w:val="single" w:color="9BBB59" w:themeColor="accent3" w:sz="8" w:space="0"/>
           <w:right w:val="nil"/>
           <w:insideH w:val="nil"/>
           <w:insideV w:val="nil"/>
@@ -5459,9 +5738,9 @@
       <w:tblPr/>
       <w:tcPr>
         <w:tcBorders>
-          <w:top w:val="single" w:sz="8" w:space="0" w:color="9BBB59" w:themeColor="accent3"/>
-          <w:left w:val="nil"/>
-          <w:bottom w:val="single" w:sz="8" w:space="0" w:color="9BBB59" w:themeColor="accent3"/>
+          <w:top w:val="single" w:color="9BBB59" w:themeColor="accent3" w:sz="8" w:space="0"/>
+          <w:left w:val="nil"/>
+          <w:bottom w:val="single" w:color="9BBB59" w:themeColor="accent3" w:sz="8" w:space="0"/>
           <w:right w:val="nil"/>
           <w:insideH w:val="nil"/>
           <w:insideV w:val="nil"/>
@@ -5520,8 +5799,8 @@
       <w:tblStyleRowBandSize w:val="1"/>
       <w:tblStyleColBandSize w:val="1"/>
       <w:tblBorders>
-        <w:top w:val="single" w:sz="8" w:space="0" w:color="8064A2" w:themeColor="accent4"/>
-        <w:bottom w:val="single" w:sz="8" w:space="0" w:color="8064A2" w:themeColor="accent4"/>
+        <w:top w:val="single" w:color="8064A2" w:themeColor="accent4" w:sz="8" w:space="0"/>
+        <w:bottom w:val="single" w:color="8064A2" w:themeColor="accent4" w:sz="8" w:space="0"/>
       </w:tblBorders>
     </w:tblPr>
     <w:tblStylePr w:type="firstRow">
@@ -5535,9 +5814,9 @@
       <w:tblPr/>
       <w:tcPr>
         <w:tcBorders>
-          <w:top w:val="single" w:sz="8" w:space="0" w:color="8064A2" w:themeColor="accent4"/>
-          <w:left w:val="nil"/>
-          <w:bottom w:val="single" w:sz="8" w:space="0" w:color="8064A2" w:themeColor="accent4"/>
+          <w:top w:val="single" w:color="8064A2" w:themeColor="accent4" w:sz="8" w:space="0"/>
+          <w:left w:val="nil"/>
+          <w:bottom w:val="single" w:color="8064A2" w:themeColor="accent4" w:sz="8" w:space="0"/>
           <w:right w:val="nil"/>
           <w:insideH w:val="nil"/>
           <w:insideV w:val="nil"/>
@@ -5555,9 +5834,9 @@
       <w:tblPr/>
       <w:tcPr>
         <w:tcBorders>
-          <w:top w:val="single" w:sz="8" w:space="0" w:color="8064A2" w:themeColor="accent4"/>
-          <w:left w:val="nil"/>
-          <w:bottom w:val="single" w:sz="8" w:space="0" w:color="8064A2" w:themeColor="accent4"/>
+          <w:top w:val="single" w:color="8064A2" w:themeColor="accent4" w:sz="8" w:space="0"/>
+          <w:left w:val="nil"/>
+          <w:bottom w:val="single" w:color="8064A2" w:themeColor="accent4" w:sz="8" w:space="0"/>
           <w:right w:val="nil"/>
           <w:insideH w:val="nil"/>
           <w:insideV w:val="nil"/>
@@ -5616,8 +5895,8 @@
       <w:tblStyleRowBandSize w:val="1"/>
       <w:tblStyleColBandSize w:val="1"/>
       <w:tblBorders>
-        <w:top w:val="single" w:sz="8" w:space="0" w:color="4BACC6" w:themeColor="accent5"/>
-        <w:bottom w:val="single" w:sz="8" w:space="0" w:color="4BACC6" w:themeColor="accent5"/>
+        <w:top w:val="single" w:color="4BACC6" w:themeColor="accent5" w:sz="8" w:space="0"/>
+        <w:bottom w:val="single" w:color="4BACC6" w:themeColor="accent5" w:sz="8" w:space="0"/>
       </w:tblBorders>
     </w:tblPr>
     <w:tblStylePr w:type="firstRow">
@@ -5631,9 +5910,9 @@
       <w:tblPr/>
       <w:tcPr>
         <w:tcBorders>
-          <w:top w:val="single" w:sz="8" w:space="0" w:color="4BACC6" w:themeColor="accent5"/>
-          <w:left w:val="nil"/>
-          <w:bottom w:val="single" w:sz="8" w:space="0" w:color="4BACC6" w:themeColor="accent5"/>
+          <w:top w:val="single" w:color="4BACC6" w:themeColor="accent5" w:sz="8" w:space="0"/>
+          <w:left w:val="nil"/>
+          <w:bottom w:val="single" w:color="4BACC6" w:themeColor="accent5" w:sz="8" w:space="0"/>
           <w:right w:val="nil"/>
           <w:insideH w:val="nil"/>
           <w:insideV w:val="nil"/>
@@ -5651,9 +5930,9 @@
       <w:tblPr/>
       <w:tcPr>
         <w:tcBorders>
-          <w:top w:val="single" w:sz="8" w:space="0" w:color="4BACC6" w:themeColor="accent5"/>
-          <w:left w:val="nil"/>
-          <w:bottom w:val="single" w:sz="8" w:space="0" w:color="4BACC6" w:themeColor="accent5"/>
+          <w:top w:val="single" w:color="4BACC6" w:themeColor="accent5" w:sz="8" w:space="0"/>
+          <w:left w:val="nil"/>
+          <w:bottom w:val="single" w:color="4BACC6" w:themeColor="accent5" w:sz="8" w:space="0"/>
           <w:right w:val="nil"/>
           <w:insideH w:val="nil"/>
           <w:insideV w:val="nil"/>
@@ -5712,8 +5991,8 @@
       <w:tblStyleRowBandSize w:val="1"/>
       <w:tblStyleColBandSize w:val="1"/>
       <w:tblBorders>
-        <w:top w:val="single" w:sz="8" w:space="0" w:color="F79646" w:themeColor="accent6"/>
-        <w:bottom w:val="single" w:sz="8" w:space="0" w:color="F79646" w:themeColor="accent6"/>
+        <w:top w:val="single" w:color="F79646" w:themeColor="accent6" w:sz="8" w:space="0"/>
+        <w:bottom w:val="single" w:color="F79646" w:themeColor="accent6" w:sz="8" w:space="0"/>
       </w:tblBorders>
     </w:tblPr>
     <w:tblStylePr w:type="firstRow">
@@ -5727,9 +6006,9 @@
       <w:tblPr/>
       <w:tcPr>
         <w:tcBorders>
-          <w:top w:val="single" w:sz="8" w:space="0" w:color="F79646" w:themeColor="accent6"/>
-          <w:left w:val="nil"/>
-          <w:bottom w:val="single" w:sz="8" w:space="0" w:color="F79646" w:themeColor="accent6"/>
+          <w:top w:val="single" w:color="F79646" w:themeColor="accent6" w:sz="8" w:space="0"/>
+          <w:left w:val="nil"/>
+          <w:bottom w:val="single" w:color="F79646" w:themeColor="accent6" w:sz="8" w:space="0"/>
           <w:right w:val="nil"/>
           <w:insideH w:val="nil"/>
           <w:insideV w:val="nil"/>
@@ -5747,9 +6026,9 @@
       <w:tblPr/>
       <w:tcPr>
         <w:tcBorders>
-          <w:top w:val="single" w:sz="8" w:space="0" w:color="F79646" w:themeColor="accent6"/>
-          <w:left w:val="nil"/>
-          <w:bottom w:val="single" w:sz="8" w:space="0" w:color="F79646" w:themeColor="accent6"/>
+          <w:top w:val="single" w:color="F79646" w:themeColor="accent6" w:sz="8" w:space="0"/>
+          <w:left w:val="nil"/>
+          <w:bottom w:val="single" w:color="F79646" w:themeColor="accent6" w:sz="8" w:space="0"/>
           <w:right w:val="nil"/>
           <w:insideH w:val="nil"/>
           <w:insideV w:val="nil"/>
@@ -5805,10 +6084,10 @@
       <w:tblStyleRowBandSize w:val="1"/>
       <w:tblStyleColBandSize w:val="1"/>
       <w:tblBorders>
-        <w:top w:val="single" w:sz="8" w:space="0" w:color="000000" w:themeColor="text1"/>
-        <w:left w:val="single" w:sz="8" w:space="0" w:color="000000" w:themeColor="text1"/>
-        <w:bottom w:val="single" w:sz="8" w:space="0" w:color="000000" w:themeColor="text1"/>
-        <w:right w:val="single" w:sz="8" w:space="0" w:color="000000" w:themeColor="text1"/>
+        <w:top w:val="single" w:color="000000" w:themeColor="text1" w:sz="8" w:space="0"/>
+        <w:left w:val="single" w:color="000000" w:themeColor="text1" w:sz="8" w:space="0"/>
+        <w:bottom w:val="single" w:color="000000" w:themeColor="text1" w:sz="8" w:space="0"/>
+        <w:right w:val="single" w:color="000000" w:themeColor="text1" w:sz="8" w:space="0"/>
       </w:tblBorders>
     </w:tblPr>
     <w:tblStylePr w:type="firstRow">
@@ -5836,10 +6115,10 @@
       <w:tblPr/>
       <w:tcPr>
         <w:tcBorders>
-          <w:top w:val="double" w:sz="6" w:space="0" w:color="000000" w:themeColor="text1"/>
-          <w:left w:val="single" w:sz="8" w:space="0" w:color="000000" w:themeColor="text1"/>
-          <w:bottom w:val="single" w:sz="8" w:space="0" w:color="000000" w:themeColor="text1"/>
-          <w:right w:val="single" w:sz="8" w:space="0" w:color="000000" w:themeColor="text1"/>
+          <w:top w:val="double" w:color="000000" w:themeColor="text1" w:sz="6" w:space="0"/>
+          <w:left w:val="single" w:color="000000" w:themeColor="text1" w:sz="8" w:space="0"/>
+          <w:bottom w:val="single" w:color="000000" w:themeColor="text1" w:sz="8" w:space="0"/>
+          <w:right w:val="single" w:color="000000" w:themeColor="text1" w:sz="8" w:space="0"/>
         </w:tcBorders>
       </w:tcPr>
     </w:tblStylePr>
@@ -5859,10 +6138,10 @@
       <w:tblPr/>
       <w:tcPr>
         <w:tcBorders>
-          <w:top w:val="single" w:sz="8" w:space="0" w:color="000000" w:themeColor="text1"/>
-          <w:left w:val="single" w:sz="8" w:space="0" w:color="000000" w:themeColor="text1"/>
-          <w:bottom w:val="single" w:sz="8" w:space="0" w:color="000000" w:themeColor="text1"/>
-          <w:right w:val="single" w:sz="8" w:space="0" w:color="000000" w:themeColor="text1"/>
+          <w:top w:val="single" w:color="000000" w:themeColor="text1" w:sz="8" w:space="0"/>
+          <w:left w:val="single" w:color="000000" w:themeColor="text1" w:sz="8" w:space="0"/>
+          <w:bottom w:val="single" w:color="000000" w:themeColor="text1" w:sz="8" w:space="0"/>
+          <w:right w:val="single" w:color="000000" w:themeColor="text1" w:sz="8" w:space="0"/>
         </w:tcBorders>
       </w:tcPr>
     </w:tblStylePr>
@@ -5870,10 +6149,10 @@
       <w:tblPr/>
       <w:tcPr>
         <w:tcBorders>
-          <w:top w:val="single" w:sz="8" w:space="0" w:color="000000" w:themeColor="text1"/>
-          <w:left w:val="single" w:sz="8" w:space="0" w:color="000000" w:themeColor="text1"/>
-          <w:bottom w:val="single" w:sz="8" w:space="0" w:color="000000" w:themeColor="text1"/>
-          <w:right w:val="single" w:sz="8" w:space="0" w:color="000000" w:themeColor="text1"/>
+          <w:top w:val="single" w:color="000000" w:themeColor="text1" w:sz="8" w:space="0"/>
+          <w:left w:val="single" w:color="000000" w:themeColor="text1" w:sz="8" w:space="0"/>
+          <w:bottom w:val="single" w:color="000000" w:themeColor="text1" w:sz="8" w:space="0"/>
+          <w:right w:val="single" w:color="000000" w:themeColor="text1" w:sz="8" w:space="0"/>
         </w:tcBorders>
       </w:tcPr>
     </w:tblStylePr>
@@ -5890,10 +6169,10 @@
       <w:tblStyleRowBandSize w:val="1"/>
       <w:tblStyleColBandSize w:val="1"/>
       <w:tblBorders>
-        <w:top w:val="single" w:sz="8" w:space="0" w:color="4F81BD" w:themeColor="accent1"/>
-        <w:left w:val="single" w:sz="8" w:space="0" w:color="4F81BD" w:themeColor="accent1"/>
-        <w:bottom w:val="single" w:sz="8" w:space="0" w:color="4F81BD" w:themeColor="accent1"/>
-        <w:right w:val="single" w:sz="8" w:space="0" w:color="4F81BD" w:themeColor="accent1"/>
+        <w:top w:val="single" w:color="4F81BD" w:themeColor="accent1" w:sz="8" w:space="0"/>
+        <w:left w:val="single" w:color="4F81BD" w:themeColor="accent1" w:sz="8" w:space="0"/>
+        <w:bottom w:val="single" w:color="4F81BD" w:themeColor="accent1" w:sz="8" w:space="0"/>
+        <w:right w:val="single" w:color="4F81BD" w:themeColor="accent1" w:sz="8" w:space="0"/>
       </w:tblBorders>
     </w:tblPr>
     <w:tblStylePr w:type="firstRow">
@@ -5921,10 +6200,10 @@
       <w:tblPr/>
       <w:tcPr>
         <w:tcBorders>
-          <w:top w:val="double" w:sz="6" w:space="0" w:color="4F81BD" w:themeColor="accent1"/>
-          <w:left w:val="single" w:sz="8" w:space="0" w:color="4F81BD" w:themeColor="accent1"/>
-          <w:bottom w:val="single" w:sz="8" w:space="0" w:color="4F81BD" w:themeColor="accent1"/>
-          <w:right w:val="single" w:sz="8" w:space="0" w:color="4F81BD" w:themeColor="accent1"/>
+          <w:top w:val="double" w:color="4F81BD" w:themeColor="accent1" w:sz="6" w:space="0"/>
+          <w:left w:val="single" w:color="4F81BD" w:themeColor="accent1" w:sz="8" w:space="0"/>
+          <w:bottom w:val="single" w:color="4F81BD" w:themeColor="accent1" w:sz="8" w:space="0"/>
+          <w:right w:val="single" w:color="4F81BD" w:themeColor="accent1" w:sz="8" w:space="0"/>
         </w:tcBorders>
       </w:tcPr>
     </w:tblStylePr>
@@ -5944,10 +6223,10 @@
       <w:tblPr/>
       <w:tcPr>
         <w:tcBorders>
-          <w:top w:val="single" w:sz="8" w:space="0" w:color="4F81BD" w:themeColor="accent1"/>
-          <w:left w:val="single" w:sz="8" w:space="0" w:color="4F81BD" w:themeColor="accent1"/>
-          <w:bottom w:val="single" w:sz="8" w:space="0" w:color="4F81BD" w:themeColor="accent1"/>
-          <w:right w:val="single" w:sz="8" w:space="0" w:color="4F81BD" w:themeColor="accent1"/>
+          <w:top w:val="single" w:color="4F81BD" w:themeColor="accent1" w:sz="8" w:space="0"/>
+          <w:left w:val="single" w:color="4F81BD" w:themeColor="accent1" w:sz="8" w:space="0"/>
+          <w:bottom w:val="single" w:color="4F81BD" w:themeColor="accent1" w:sz="8" w:space="0"/>
+          <w:right w:val="single" w:color="4F81BD" w:themeColor="accent1" w:sz="8" w:space="0"/>
         </w:tcBorders>
       </w:tcPr>
     </w:tblStylePr>
@@ -5955,10 +6234,10 @@
       <w:tblPr/>
       <w:tcPr>
         <w:tcBorders>
-          <w:top w:val="single" w:sz="8" w:space="0" w:color="4F81BD" w:themeColor="accent1"/>
-          <w:left w:val="single" w:sz="8" w:space="0" w:color="4F81BD" w:themeColor="accent1"/>
-          <w:bottom w:val="single" w:sz="8" w:space="0" w:color="4F81BD" w:themeColor="accent1"/>
-          <w:right w:val="single" w:sz="8" w:space="0" w:color="4F81BD" w:themeColor="accent1"/>
+          <w:top w:val="single" w:color="4F81BD" w:themeColor="accent1" w:sz="8" w:space="0"/>
+          <w:left w:val="single" w:color="4F81BD" w:themeColor="accent1" w:sz="8" w:space="0"/>
+          <w:bottom w:val="single" w:color="4F81BD" w:themeColor="accent1" w:sz="8" w:space="0"/>
+          <w:right w:val="single" w:color="4F81BD" w:themeColor="accent1" w:sz="8" w:space="0"/>
         </w:tcBorders>
       </w:tcPr>
     </w:tblStylePr>
@@ -5975,10 +6254,10 @@
       <w:tblStyleRowBandSize w:val="1"/>
       <w:tblStyleColBandSize w:val="1"/>
       <w:tblBorders>
-        <w:top w:val="single" w:sz="8" w:space="0" w:color="C0504D" w:themeColor="accent2"/>
-        <w:left w:val="single" w:sz="8" w:space="0" w:color="C0504D" w:themeColor="accent2"/>
-        <w:bottom w:val="single" w:sz="8" w:space="0" w:color="C0504D" w:themeColor="accent2"/>
-        <w:right w:val="single" w:sz="8" w:space="0" w:color="C0504D" w:themeColor="accent2"/>
+        <w:top w:val="single" w:color="C0504D" w:themeColor="accent2" w:sz="8" w:space="0"/>
+        <w:left w:val="single" w:color="C0504D" w:themeColor="accent2" w:sz="8" w:space="0"/>
+        <w:bottom w:val="single" w:color="C0504D" w:themeColor="accent2" w:sz="8" w:space="0"/>
+        <w:right w:val="single" w:color="C0504D" w:themeColor="accent2" w:sz="8" w:space="0"/>
       </w:tblBorders>
     </w:tblPr>
     <w:tblStylePr w:type="firstRow">
@@ -6006,10 +6285,10 @@
       <w:tblPr/>
       <w:tcPr>
         <w:tcBorders>
-          <w:top w:val="double" w:sz="6" w:space="0" w:color="C0504D" w:themeColor="accent2"/>
-          <w:left w:val="single" w:sz="8" w:space="0" w:color="C0504D" w:themeColor="accent2"/>
-          <w:bottom w:val="single" w:sz="8" w:space="0" w:color="C0504D" w:themeColor="accent2"/>
-          <w:right w:val="single" w:sz="8" w:space="0" w:color="C0504D" w:themeColor="accent2"/>
+          <w:top w:val="double" w:color="C0504D" w:themeColor="accent2" w:sz="6" w:space="0"/>
+          <w:left w:val="single" w:color="C0504D" w:themeColor="accent2" w:sz="8" w:space="0"/>
+          <w:bottom w:val="single" w:color="C0504D" w:themeColor="accent2" w:sz="8" w:space="0"/>
+          <w:right w:val="single" w:color="C0504D" w:themeColor="accent2" w:sz="8" w:space="0"/>
         </w:tcBorders>
       </w:tcPr>
     </w:tblStylePr>
@@ -6029,10 +6308,10 @@
       <w:tblPr/>
       <w:tcPr>
         <w:tcBorders>
-          <w:top w:val="single" w:sz="8" w:space="0" w:color="C0504D" w:themeColor="accent2"/>
-          <w:left w:val="single" w:sz="8" w:space="0" w:color="C0504D" w:themeColor="accent2"/>
-          <w:bottom w:val="single" w:sz="8" w:space="0" w:color="C0504D" w:themeColor="accent2"/>
-          <w:right w:val="single" w:sz="8" w:space="0" w:color="C0504D" w:themeColor="accent2"/>
+          <w:top w:val="single" w:color="C0504D" w:themeColor="accent2" w:sz="8" w:space="0"/>
+          <w:left w:val="single" w:color="C0504D" w:themeColor="accent2" w:sz="8" w:space="0"/>
+          <w:bottom w:val="single" w:color="C0504D" w:themeColor="accent2" w:sz="8" w:space="0"/>
+          <w:right w:val="single" w:color="C0504D" w:themeColor="accent2" w:sz="8" w:space="0"/>
         </w:tcBorders>
       </w:tcPr>
     </w:tblStylePr>
@@ -6040,10 +6319,10 @@
       <w:tblPr/>
       <w:tcPr>
         <w:tcBorders>
-          <w:top w:val="single" w:sz="8" w:space="0" w:color="C0504D" w:themeColor="accent2"/>
-          <w:left w:val="single" w:sz="8" w:space="0" w:color="C0504D" w:themeColor="accent2"/>
-          <w:bottom w:val="single" w:sz="8" w:space="0" w:color="C0504D" w:themeColor="accent2"/>
-          <w:right w:val="single" w:sz="8" w:space="0" w:color="C0504D" w:themeColor="accent2"/>
+          <w:top w:val="single" w:color="C0504D" w:themeColor="accent2" w:sz="8" w:space="0"/>
+          <w:left w:val="single" w:color="C0504D" w:themeColor="accent2" w:sz="8" w:space="0"/>
+          <w:bottom w:val="single" w:color="C0504D" w:themeColor="accent2" w:sz="8" w:space="0"/>
+          <w:right w:val="single" w:color="C0504D" w:themeColor="accent2" w:sz="8" w:space="0"/>
         </w:tcBorders>
       </w:tcPr>
     </w:tblStylePr>
@@ -6060,10 +6339,10 @@
       <w:tblStyleRowBandSize w:val="1"/>
       <w:tblStyleColBandSize w:val="1"/>
       <w:tblBorders>
-        <w:top w:val="single" w:sz="8" w:space="0" w:color="9BBB59" w:themeColor="accent3"/>
-        <w:left w:val="single" w:sz="8" w:space="0" w:color="9BBB59" w:themeColor="accent3"/>
-        <w:bottom w:val="single" w:sz="8" w:space="0" w:color="9BBB59" w:themeColor="accent3"/>
-        <w:right w:val="single" w:sz="8" w:space="0" w:color="9BBB59" w:themeColor="accent3"/>
+        <w:top w:val="single" w:color="9BBB59" w:themeColor="accent3" w:sz="8" w:space="0"/>
+        <w:left w:val="single" w:color="9BBB59" w:themeColor="accent3" w:sz="8" w:space="0"/>
+        <w:bottom w:val="single" w:color="9BBB59" w:themeColor="accent3" w:sz="8" w:space="0"/>
+        <w:right w:val="single" w:color="9BBB59" w:themeColor="accent3" w:sz="8" w:space="0"/>
       </w:tblBorders>
     </w:tblPr>
     <w:tblStylePr w:type="firstRow">
@@ -6091,10 +6370,10 @@
       <w:tblPr/>
       <w:tcPr>
         <w:tcBorders>
-          <w:top w:val="double" w:sz="6" w:space="0" w:color="9BBB59" w:themeColor="accent3"/>
-          <w:left w:val="single" w:sz="8" w:space="0" w:color="9BBB59" w:themeColor="accent3"/>
-          <w:bottom w:val="single" w:sz="8" w:space="0" w:color="9BBB59" w:themeColor="accent3"/>
-          <w:right w:val="single" w:sz="8" w:space="0" w:color="9BBB59" w:themeColor="accent3"/>
+          <w:top w:val="double" w:color="9BBB59" w:themeColor="accent3" w:sz="6" w:space="0"/>
+          <w:left w:val="single" w:color="9BBB59" w:themeColor="accent3" w:sz="8" w:space="0"/>
+          <w:bottom w:val="single" w:color="9BBB59" w:themeColor="accent3" w:sz="8" w:space="0"/>
+          <w:right w:val="single" w:color="9BBB59" w:themeColor="accent3" w:sz="8" w:space="0"/>
         </w:tcBorders>
       </w:tcPr>
     </w:tblStylePr>
@@ -6114,10 +6393,10 @@
       <w:tblPr/>
       <w:tcPr>
         <w:tcBorders>
-          <w:top w:val="single" w:sz="8" w:space="0" w:color="9BBB59" w:themeColor="accent3"/>
-          <w:left w:val="single" w:sz="8" w:space="0" w:color="9BBB59" w:themeColor="accent3"/>
-          <w:bottom w:val="single" w:sz="8" w:space="0" w:color="9BBB59" w:themeColor="accent3"/>
-          <w:right w:val="single" w:sz="8" w:space="0" w:color="9BBB59" w:themeColor="accent3"/>
+          <w:top w:val="single" w:color="9BBB59" w:themeColor="accent3" w:sz="8" w:space="0"/>
+          <w:left w:val="single" w:color="9BBB59" w:themeColor="accent3" w:sz="8" w:space="0"/>
+          <w:bottom w:val="single" w:color="9BBB59" w:themeColor="accent3" w:sz="8" w:space="0"/>
+          <w:right w:val="single" w:color="9BBB59" w:themeColor="accent3" w:sz="8" w:space="0"/>
         </w:tcBorders>
       </w:tcPr>
     </w:tblStylePr>
@@ -6125,10 +6404,10 @@
       <w:tblPr/>
       <w:tcPr>
         <w:tcBorders>
-          <w:top w:val="single" w:sz="8" w:space="0" w:color="9BBB59" w:themeColor="accent3"/>
-          <w:left w:val="single" w:sz="8" w:space="0" w:color="9BBB59" w:themeColor="accent3"/>
-          <w:bottom w:val="single" w:sz="8" w:space="0" w:color="9BBB59" w:themeColor="accent3"/>
-          <w:right w:val="single" w:sz="8" w:space="0" w:color="9BBB59" w:themeColor="accent3"/>
+          <w:top w:val="single" w:color="9BBB59" w:themeColor="accent3" w:sz="8" w:space="0"/>
+          <w:left w:val="single" w:color="9BBB59" w:themeColor="accent3" w:sz="8" w:space="0"/>
+          <w:bottom w:val="single" w:color="9BBB59" w:themeColor="accent3" w:sz="8" w:space="0"/>
+          <w:right w:val="single" w:color="9BBB59" w:themeColor="accent3" w:sz="8" w:space="0"/>
         </w:tcBorders>
       </w:tcPr>
     </w:tblStylePr>
@@ -6145,10 +6424,10 @@
       <w:tblStyleRowBandSize w:val="1"/>
       <w:tblStyleColBandSize w:val="1"/>
       <w:tblBorders>
-        <w:top w:val="single" w:sz="8" w:space="0" w:color="8064A2" w:themeColor="accent4"/>
-        <w:left w:val="single" w:sz="8" w:space="0" w:color="8064A2" w:themeColor="accent4"/>
-        <w:bottom w:val="single" w:sz="8" w:space="0" w:color="8064A2" w:themeColor="accent4"/>
-        <w:right w:val="single" w:sz="8" w:space="0" w:color="8064A2" w:themeColor="accent4"/>
+        <w:top w:val="single" w:color="8064A2" w:themeColor="accent4" w:sz="8" w:space="0"/>
+        <w:left w:val="single" w:color="8064A2" w:themeColor="accent4" w:sz="8" w:space="0"/>
+        <w:bottom w:val="single" w:color="8064A2" w:themeColor="accent4" w:sz="8" w:space="0"/>
+        <w:right w:val="single" w:color="8064A2" w:themeColor="accent4" w:sz="8" w:space="0"/>
       </w:tblBorders>
     </w:tblPr>
     <w:tblStylePr w:type="firstRow">
@@ -6176,10 +6455,10 @@
       <w:tblPr/>
       <w:tcPr>
         <w:tcBorders>
-          <w:top w:val="double" w:sz="6" w:space="0" w:color="8064A2" w:themeColor="accent4"/>
-          <w:left w:val="single" w:sz="8" w:space="0" w:color="8064A2" w:themeColor="accent4"/>
-          <w:bottom w:val="single" w:sz="8" w:space="0" w:color="8064A2" w:themeColor="accent4"/>
-          <w:right w:val="single" w:sz="8" w:space="0" w:color="8064A2" w:themeColor="accent4"/>
+          <w:top w:val="double" w:color="8064A2" w:themeColor="accent4" w:sz="6" w:space="0"/>
+          <w:left w:val="single" w:color="8064A2" w:themeColor="accent4" w:sz="8" w:space="0"/>
+          <w:bottom w:val="single" w:color="8064A2" w:themeColor="accent4" w:sz="8" w:space="0"/>
+          <w:right w:val="single" w:color="8064A2" w:themeColor="accent4" w:sz="8" w:space="0"/>
         </w:tcBorders>
       </w:tcPr>
     </w:tblStylePr>
@@ -6199,10 +6478,10 @@
       <w:tblPr/>
       <w:tcPr>
         <w:tcBorders>
-          <w:top w:val="single" w:sz="8" w:space="0" w:color="8064A2" w:themeColor="accent4"/>
-          <w:left w:val="single" w:sz="8" w:space="0" w:color="8064A2" w:themeColor="accent4"/>
-          <w:bottom w:val="single" w:sz="8" w:space="0" w:color="8064A2" w:themeColor="accent4"/>
-          <w:right w:val="single" w:sz="8" w:space="0" w:color="8064A2" w:themeColor="accent4"/>
+          <w:top w:val="single" w:color="8064A2" w:themeColor="accent4" w:sz="8" w:space="0"/>
+          <w:left w:val="single" w:color="8064A2" w:themeColor="accent4" w:sz="8" w:space="0"/>
+          <w:bottom w:val="single" w:color="8064A2" w:themeColor="accent4" w:sz="8" w:space="0"/>
+          <w:right w:val="single" w:color="8064A2" w:themeColor="accent4" w:sz="8" w:space="0"/>
         </w:tcBorders>
       </w:tcPr>
     </w:tblStylePr>
@@ -6210,10 +6489,10 @@
       <w:tblPr/>
       <w:tcPr>
         <w:tcBorders>
-          <w:top w:val="single" w:sz="8" w:space="0" w:color="8064A2" w:themeColor="accent4"/>
-          <w:left w:val="single" w:sz="8" w:space="0" w:color="8064A2" w:themeColor="accent4"/>
-          <w:bottom w:val="single" w:sz="8" w:space="0" w:color="8064A2" w:themeColor="accent4"/>
-          <w:right w:val="single" w:sz="8" w:space="0" w:color="8064A2" w:themeColor="accent4"/>
+          <w:top w:val="single" w:color="8064A2" w:themeColor="accent4" w:sz="8" w:space="0"/>
+          <w:left w:val="single" w:color="8064A2" w:themeColor="accent4" w:sz="8" w:space="0"/>
+          <w:bottom w:val="single" w:color="8064A2" w:themeColor="accent4" w:sz="8" w:space="0"/>
+          <w:right w:val="single" w:color="8064A2" w:themeColor="accent4" w:sz="8" w:space="0"/>
         </w:tcBorders>
       </w:tcPr>
     </w:tblStylePr>
@@ -6230,10 +6509,10 @@
       <w:tblStyleRowBandSize w:val="1"/>
       <w:tblStyleColBandSize w:val="1"/>
       <w:tblBorders>
-        <w:top w:val="single" w:sz="8" w:space="0" w:color="4BACC6" w:themeColor="accent5"/>
-        <w:left w:val="single" w:sz="8" w:space="0" w:color="4BACC6" w:themeColor="accent5"/>
-        <w:bottom w:val="single" w:sz="8" w:space="0" w:color="4BACC6" w:themeColor="accent5"/>
-        <w:right w:val="single" w:sz="8" w:space="0" w:color="4BACC6" w:themeColor="accent5"/>
+        <w:top w:val="single" w:color="4BACC6" w:themeColor="accent5" w:sz="8" w:space="0"/>
+        <w:left w:val="single" w:color="4BACC6" w:themeColor="accent5" w:sz="8" w:space="0"/>
+        <w:bottom w:val="single" w:color="4BACC6" w:themeColor="accent5" w:sz="8" w:space="0"/>
+        <w:right w:val="single" w:color="4BACC6" w:themeColor="accent5" w:sz="8" w:space="0"/>
       </w:tblBorders>
     </w:tblPr>
     <w:tblStylePr w:type="firstRow">
@@ -6261,10 +6540,10 @@
       <w:tblPr/>
       <w:tcPr>
         <w:tcBorders>
-          <w:top w:val="double" w:sz="6" w:space="0" w:color="4BACC6" w:themeColor="accent5"/>
-          <w:left w:val="single" w:sz="8" w:space="0" w:color="4BACC6" w:themeColor="accent5"/>
-          <w:bottom w:val="single" w:sz="8" w:space="0" w:color="4BACC6" w:themeColor="accent5"/>
-          <w:right w:val="single" w:sz="8" w:space="0" w:color="4BACC6" w:themeColor="accent5"/>
+          <w:top w:val="double" w:color="4BACC6" w:themeColor="accent5" w:sz="6" w:space="0"/>
+          <w:left w:val="single" w:color="4BACC6" w:themeColor="accent5" w:sz="8" w:space="0"/>
+          <w:bottom w:val="single" w:color="4BACC6" w:themeColor="accent5" w:sz="8" w:space="0"/>
+          <w:right w:val="single" w:color="4BACC6" w:themeColor="accent5" w:sz="8" w:space="0"/>
         </w:tcBorders>
       </w:tcPr>
     </w:tblStylePr>
@@ -6284,10 +6563,10 @@
       <w:tblPr/>
       <w:tcPr>
         <w:tcBorders>
-          <w:top w:val="single" w:sz="8" w:space="0" w:color="4BACC6" w:themeColor="accent5"/>
-          <w:left w:val="single" w:sz="8" w:space="0" w:color="4BACC6" w:themeColor="accent5"/>
-          <w:bottom w:val="single" w:sz="8" w:space="0" w:color="4BACC6" w:themeColor="accent5"/>
-          <w:right w:val="single" w:sz="8" w:space="0" w:color="4BACC6" w:themeColor="accent5"/>
+          <w:top w:val="single" w:color="4BACC6" w:themeColor="accent5" w:sz="8" w:space="0"/>
+          <w:left w:val="single" w:color="4BACC6" w:themeColor="accent5" w:sz="8" w:space="0"/>
+          <w:bottom w:val="single" w:color="4BACC6" w:themeColor="accent5" w:sz="8" w:space="0"/>
+          <w:right w:val="single" w:color="4BACC6" w:themeColor="accent5" w:sz="8" w:space="0"/>
         </w:tcBorders>
       </w:tcPr>
     </w:tblStylePr>
@@ -6295,10 +6574,10 @@
       <w:tblPr/>
       <w:tcPr>
         <w:tcBorders>
-          <w:top w:val="single" w:sz="8" w:space="0" w:color="4BACC6" w:themeColor="accent5"/>
-          <w:left w:val="single" w:sz="8" w:space="0" w:color="4BACC6" w:themeColor="accent5"/>
-          <w:bottom w:val="single" w:sz="8" w:space="0" w:color="4BACC6" w:themeColor="accent5"/>
-          <w:right w:val="single" w:sz="8" w:space="0" w:color="4BACC6" w:themeColor="accent5"/>
+          <w:top w:val="single" w:color="4BACC6" w:themeColor="accent5" w:sz="8" w:space="0"/>
+          <w:left w:val="single" w:color="4BACC6" w:themeColor="accent5" w:sz="8" w:space="0"/>
+          <w:bottom w:val="single" w:color="4BACC6" w:themeColor="accent5" w:sz="8" w:space="0"/>
+          <w:right w:val="single" w:color="4BACC6" w:themeColor="accent5" w:sz="8" w:space="0"/>
         </w:tcBorders>
       </w:tcPr>
     </w:tblStylePr>
@@ -6315,10 +6594,10 @@
       <w:tblStyleRowBandSize w:val="1"/>
       <w:tblStyleColBandSize w:val="1"/>
       <w:tblBorders>
-        <w:top w:val="single" w:sz="8" w:space="0" w:color="F79646" w:themeColor="accent6"/>
-        <w:left w:val="single" w:sz="8" w:space="0" w:color="F79646" w:themeColor="accent6"/>
-        <w:bottom w:val="single" w:sz="8" w:space="0" w:color="F79646" w:themeColor="accent6"/>
-        <w:right w:val="single" w:sz="8" w:space="0" w:color="F79646" w:themeColor="accent6"/>
+        <w:top w:val="single" w:color="F79646" w:themeColor="accent6" w:sz="8" w:space="0"/>
+        <w:left w:val="single" w:color="F79646" w:themeColor="accent6" w:sz="8" w:space="0"/>
+        <w:bottom w:val="single" w:color="F79646" w:themeColor="accent6" w:sz="8" w:space="0"/>
+        <w:right w:val="single" w:color="F79646" w:themeColor="accent6" w:sz="8" w:space="0"/>
       </w:tblBorders>
     </w:tblPr>
     <w:tblStylePr w:type="firstRow">
@@ -6346,10 +6625,10 @@
       <w:tblPr/>
       <w:tcPr>
         <w:tcBorders>
-          <w:top w:val="double" w:sz="6" w:space="0" w:color="F79646" w:themeColor="accent6"/>
-          <w:left w:val="single" w:sz="8" w:space="0" w:color="F79646" w:themeColor="accent6"/>
-          <w:bottom w:val="single" w:sz="8" w:space="0" w:color="F79646" w:themeColor="accent6"/>
-          <w:right w:val="single" w:sz="8" w:space="0" w:color="F79646" w:themeColor="accent6"/>
+          <w:top w:val="double" w:color="F79646" w:themeColor="accent6" w:sz="6" w:space="0"/>
+          <w:left w:val="single" w:color="F79646" w:themeColor="accent6" w:sz="8" w:space="0"/>
+          <w:bottom w:val="single" w:color="F79646" w:themeColor="accent6" w:sz="8" w:space="0"/>
+          <w:right w:val="single" w:color="F79646" w:themeColor="accent6" w:sz="8" w:space="0"/>
         </w:tcBorders>
       </w:tcPr>
     </w:tblStylePr>
@@ -6369,10 +6648,10 @@
       <w:tblPr/>
       <w:tcPr>
         <w:tcBorders>
-          <w:top w:val="single" w:sz="8" w:space="0" w:color="F79646" w:themeColor="accent6"/>
-          <w:left w:val="single" w:sz="8" w:space="0" w:color="F79646" w:themeColor="accent6"/>
-          <w:bottom w:val="single" w:sz="8" w:space="0" w:color="F79646" w:themeColor="accent6"/>
-          <w:right w:val="single" w:sz="8" w:space="0" w:color="F79646" w:themeColor="accent6"/>
+          <w:top w:val="single" w:color="F79646" w:themeColor="accent6" w:sz="8" w:space="0"/>
+          <w:left w:val="single" w:color="F79646" w:themeColor="accent6" w:sz="8" w:space="0"/>
+          <w:bottom w:val="single" w:color="F79646" w:themeColor="accent6" w:sz="8" w:space="0"/>
+          <w:right w:val="single" w:color="F79646" w:themeColor="accent6" w:sz="8" w:space="0"/>
         </w:tcBorders>
       </w:tcPr>
     </w:tblStylePr>
@@ -6380,10 +6659,10 @@
       <w:tblPr/>
       <w:tcPr>
         <w:tcBorders>
-          <w:top w:val="single" w:sz="8" w:space="0" w:color="F79646" w:themeColor="accent6"/>
-          <w:left w:val="single" w:sz="8" w:space="0" w:color="F79646" w:themeColor="accent6"/>
-          <w:bottom w:val="single" w:sz="8" w:space="0" w:color="F79646" w:themeColor="accent6"/>
-          <w:right w:val="single" w:sz="8" w:space="0" w:color="F79646" w:themeColor="accent6"/>
+          <w:top w:val="single" w:color="F79646" w:themeColor="accent6" w:sz="8" w:space="0"/>
+          <w:left w:val="single" w:color="F79646" w:themeColor="accent6" w:sz="8" w:space="0"/>
+          <w:bottom w:val="single" w:color="F79646" w:themeColor="accent6" w:sz="8" w:space="0"/>
+          <w:right w:val="single" w:color="F79646" w:themeColor="accent6" w:sz="8" w:space="0"/>
         </w:tcBorders>
       </w:tcPr>
     </w:tblStylePr>
@@ -6400,12 +6679,12 @@
       <w:tblStyleRowBandSize w:val="1"/>
       <w:tblStyleColBandSize w:val="1"/>
       <w:tblBorders>
-        <w:top w:val="single" w:sz="8" w:space="0" w:color="000000" w:themeColor="text1"/>
-        <w:left w:val="single" w:sz="8" w:space="0" w:color="000000" w:themeColor="text1"/>
-        <w:bottom w:val="single" w:sz="8" w:space="0" w:color="000000" w:themeColor="text1"/>
-        <w:right w:val="single" w:sz="8" w:space="0" w:color="000000" w:themeColor="text1"/>
-        <w:insideH w:val="single" w:sz="8" w:space="0" w:color="000000" w:themeColor="text1"/>
-        <w:insideV w:val="single" w:sz="8" w:space="0" w:color="000000" w:themeColor="text1"/>
+        <w:top w:val="single" w:color="000000" w:themeColor="text1" w:sz="8" w:space="0"/>
+        <w:left w:val="single" w:color="000000" w:themeColor="text1" w:sz="8" w:space="0"/>
+        <w:bottom w:val="single" w:color="000000" w:themeColor="text1" w:sz="8" w:space="0"/>
+        <w:right w:val="single" w:color="000000" w:themeColor="text1" w:sz="8" w:space="0"/>
+        <w:insideH w:val="single" w:color="000000" w:themeColor="text1" w:sz="8" w:space="0"/>
+        <w:insideV w:val="single" w:color="000000" w:themeColor="text1" w:sz="8" w:space="0"/>
       </w:tblBorders>
     </w:tblPr>
     <w:tblStylePr w:type="firstRow">
@@ -6413,19 +6692,19 @@
         <w:spacing w:before="0" w:after="0" w:line="240" w:lineRule="auto"/>
       </w:pPr>
       <w:rPr>
-        <w:rFonts w:asciiTheme="majorHAnsi" w:eastAsiaTheme="majorEastAsia" w:hAnsiTheme="majorHAnsi" w:cstheme="majorBidi"/>
-        <w:b/>
-        <w:bCs/>
-      </w:rPr>
-      <w:tblPr/>
-      <w:tcPr>
-        <w:tcBorders>
-          <w:top w:val="single" w:sz="8" w:space="0" w:color="000000" w:themeColor="text1"/>
-          <w:left w:val="single" w:sz="8" w:space="0" w:color="000000" w:themeColor="text1"/>
-          <w:bottom w:val="single" w:sz="18" w:space="0" w:color="000000" w:themeColor="text1"/>
-          <w:right w:val="single" w:sz="8" w:space="0" w:color="000000" w:themeColor="text1"/>
-          <w:insideH w:val="nil"/>
-          <w:insideV w:val="single" w:sz="8" w:space="0" w:color="000000" w:themeColor="text1"/>
+        <w:rFonts w:asciiTheme="majorHAnsi" w:hAnsiTheme="majorHAnsi" w:eastAsiaTheme="majorEastAsia" w:cstheme="majorBidi"/>
+        <w:b/>
+        <w:bCs/>
+      </w:rPr>
+      <w:tblPr/>
+      <w:tcPr>
+        <w:tcBorders>
+          <w:top w:val="single" w:color="000000" w:themeColor="text1" w:sz="8" w:space="0"/>
+          <w:left w:val="single" w:color="000000" w:themeColor="text1" w:sz="8" w:space="0"/>
+          <w:bottom w:val="single" w:color="000000" w:themeColor="text1" w:sz="18" w:space="0"/>
+          <w:right w:val="single" w:color="000000" w:themeColor="text1" w:sz="8" w:space="0"/>
+          <w:insideH w:val="nil"/>
+          <w:insideV w:val="single" w:color="000000" w:themeColor="text1" w:sz="8" w:space="0"/>
         </w:tcBorders>
       </w:tcPr>
     </w:tblStylePr>
@@ -6434,42 +6713,42 @@
         <w:spacing w:before="0" w:after="0" w:line="240" w:lineRule="auto"/>
       </w:pPr>
       <w:rPr>
-        <w:rFonts w:asciiTheme="majorHAnsi" w:eastAsiaTheme="majorEastAsia" w:hAnsiTheme="majorHAnsi" w:cstheme="majorBidi"/>
-        <w:b/>
-        <w:bCs/>
-      </w:rPr>
-      <w:tblPr/>
-      <w:tcPr>
-        <w:tcBorders>
-          <w:top w:val="double" w:sz="6" w:space="0" w:color="000000" w:themeColor="text1"/>
-          <w:left w:val="single" w:sz="8" w:space="0" w:color="000000" w:themeColor="text1"/>
-          <w:bottom w:val="single" w:sz="8" w:space="0" w:color="000000" w:themeColor="text1"/>
-          <w:right w:val="single" w:sz="8" w:space="0" w:color="000000" w:themeColor="text1"/>
-          <w:insideH w:val="nil"/>
-          <w:insideV w:val="single" w:sz="8" w:space="0" w:color="000000" w:themeColor="text1"/>
+        <w:rFonts w:asciiTheme="majorHAnsi" w:hAnsiTheme="majorHAnsi" w:eastAsiaTheme="majorEastAsia" w:cstheme="majorBidi"/>
+        <w:b/>
+        <w:bCs/>
+      </w:rPr>
+      <w:tblPr/>
+      <w:tcPr>
+        <w:tcBorders>
+          <w:top w:val="double" w:color="000000" w:themeColor="text1" w:sz="6" w:space="0"/>
+          <w:left w:val="single" w:color="000000" w:themeColor="text1" w:sz="8" w:space="0"/>
+          <w:bottom w:val="single" w:color="000000" w:themeColor="text1" w:sz="8" w:space="0"/>
+          <w:right w:val="single" w:color="000000" w:themeColor="text1" w:sz="8" w:space="0"/>
+          <w:insideH w:val="nil"/>
+          <w:insideV w:val="single" w:color="000000" w:themeColor="text1" w:sz="8" w:space="0"/>
         </w:tcBorders>
       </w:tcPr>
     </w:tblStylePr>
     <w:tblStylePr w:type="firstCol">
       <w:rPr>
-        <w:rFonts w:asciiTheme="majorHAnsi" w:eastAsiaTheme="majorEastAsia" w:hAnsiTheme="majorHAnsi" w:cstheme="majorBidi"/>
+        <w:rFonts w:asciiTheme="majorHAnsi" w:hAnsiTheme="majorHAnsi" w:eastAsiaTheme="majorEastAsia" w:cstheme="majorBidi"/>
         <w:b/>
         <w:bCs/>
       </w:rPr>
     </w:tblStylePr>
     <w:tblStylePr w:type="lastCol">
       <w:rPr>
-        <w:rFonts w:asciiTheme="majorHAnsi" w:eastAsiaTheme="majorEastAsia" w:hAnsiTheme="majorHAnsi" w:cstheme="majorBidi"/>
-        <w:b/>
-        <w:bCs/>
-      </w:rPr>
-      <w:tblPr/>
-      <w:tcPr>
-        <w:tcBorders>
-          <w:top w:val="single" w:sz="8" w:space="0" w:color="000000" w:themeColor="text1"/>
-          <w:left w:val="single" w:sz="8" w:space="0" w:color="000000" w:themeColor="text1"/>
-          <w:bottom w:val="single" w:sz="8" w:space="0" w:color="000000" w:themeColor="text1"/>
-          <w:right w:val="single" w:sz="8" w:space="0" w:color="000000" w:themeColor="text1"/>
+        <w:rFonts w:asciiTheme="majorHAnsi" w:hAnsiTheme="majorHAnsi" w:eastAsiaTheme="majorEastAsia" w:cstheme="majorBidi"/>
+        <w:b/>
+        <w:bCs/>
+      </w:rPr>
+      <w:tblPr/>
+      <w:tcPr>
+        <w:tcBorders>
+          <w:top w:val="single" w:color="000000" w:themeColor="text1" w:sz="8" w:space="0"/>
+          <w:left w:val="single" w:color="000000" w:themeColor="text1" w:sz="8" w:space="0"/>
+          <w:bottom w:val="single" w:color="000000" w:themeColor="text1" w:sz="8" w:space="0"/>
+          <w:right w:val="single" w:color="000000" w:themeColor="text1" w:sz="8" w:space="0"/>
         </w:tcBorders>
       </w:tcPr>
     </w:tblStylePr>
@@ -6477,10 +6756,10 @@
       <w:tblPr/>
       <w:tcPr>
         <w:tcBorders>
-          <w:top w:val="single" w:sz="8" w:space="0" w:color="000000" w:themeColor="text1"/>
-          <w:left w:val="single" w:sz="8" w:space="0" w:color="000000" w:themeColor="text1"/>
-          <w:bottom w:val="single" w:sz="8" w:space="0" w:color="000000" w:themeColor="text1"/>
-          <w:right w:val="single" w:sz="8" w:space="0" w:color="000000" w:themeColor="text1"/>
+          <w:top w:val="single" w:color="000000" w:themeColor="text1" w:sz="8" w:space="0"/>
+          <w:left w:val="single" w:color="000000" w:themeColor="text1" w:sz="8" w:space="0"/>
+          <w:bottom w:val="single" w:color="000000" w:themeColor="text1" w:sz="8" w:space="0"/>
+          <w:right w:val="single" w:color="000000" w:themeColor="text1" w:sz="8" w:space="0"/>
         </w:tcBorders>
         <w:shd w:val="clear" w:color="auto" w:fill="C0C0C0" w:themeFill="text1" w:themeFillTint="3F"/>
       </w:tcPr>
@@ -6489,11 +6768,11 @@
       <w:tblPr/>
       <w:tcPr>
         <w:tcBorders>
-          <w:top w:val="single" w:sz="8" w:space="0" w:color="000000" w:themeColor="text1"/>
-          <w:left w:val="single" w:sz="8" w:space="0" w:color="000000" w:themeColor="text1"/>
-          <w:bottom w:val="single" w:sz="8" w:space="0" w:color="000000" w:themeColor="text1"/>
-          <w:right w:val="single" w:sz="8" w:space="0" w:color="000000" w:themeColor="text1"/>
-          <w:insideV w:val="single" w:sz="8" w:space="0" w:color="000000" w:themeColor="text1"/>
+          <w:top w:val="single" w:color="000000" w:themeColor="text1" w:sz="8" w:space="0"/>
+          <w:left w:val="single" w:color="000000" w:themeColor="text1" w:sz="8" w:space="0"/>
+          <w:bottom w:val="single" w:color="000000" w:themeColor="text1" w:sz="8" w:space="0"/>
+          <w:right w:val="single" w:color="000000" w:themeColor="text1" w:sz="8" w:space="0"/>
+          <w:insideV w:val="single" w:color="000000" w:themeColor="text1" w:sz="8" w:space="0"/>
         </w:tcBorders>
         <w:shd w:val="clear" w:color="auto" w:fill="C0C0C0" w:themeFill="text1" w:themeFillTint="3F"/>
       </w:tcPr>
@@ -6502,11 +6781,11 @@
       <w:tblPr/>
       <w:tcPr>
         <w:tcBorders>
-          <w:top w:val="single" w:sz="8" w:space="0" w:color="000000" w:themeColor="text1"/>
-          <w:left w:val="single" w:sz="8" w:space="0" w:color="000000" w:themeColor="text1"/>
-          <w:bottom w:val="single" w:sz="8" w:space="0" w:color="000000" w:themeColor="text1"/>
-          <w:right w:val="single" w:sz="8" w:space="0" w:color="000000" w:themeColor="text1"/>
-          <w:insideV w:val="single" w:sz="8" w:space="0" w:color="000000" w:themeColor="text1"/>
+          <w:top w:val="single" w:color="000000" w:themeColor="text1" w:sz="8" w:space="0"/>
+          <w:left w:val="single" w:color="000000" w:themeColor="text1" w:sz="8" w:space="0"/>
+          <w:bottom w:val="single" w:color="000000" w:themeColor="text1" w:sz="8" w:space="0"/>
+          <w:right w:val="single" w:color="000000" w:themeColor="text1" w:sz="8" w:space="0"/>
+          <w:insideV w:val="single" w:color="000000" w:themeColor="text1" w:sz="8" w:space="0"/>
         </w:tcBorders>
       </w:tcPr>
     </w:tblStylePr>
@@ -6523,12 +6802,12 @@
       <w:tblStyleRowBandSize w:val="1"/>
       <w:tblStyleColBandSize w:val="1"/>
       <w:tblBorders>
-        <w:top w:val="single" w:sz="8" w:space="0" w:color="4F81BD" w:themeColor="accent1"/>
-        <w:left w:val="single" w:sz="8" w:space="0" w:color="4F81BD" w:themeColor="accent1"/>
-        <w:bottom w:val="single" w:sz="8" w:space="0" w:color="4F81BD" w:themeColor="accent1"/>
-        <w:right w:val="single" w:sz="8" w:space="0" w:color="4F81BD" w:themeColor="accent1"/>
-        <w:insideH w:val="single" w:sz="8" w:space="0" w:color="4F81BD" w:themeColor="accent1"/>
-        <w:insideV w:val="single" w:sz="8" w:space="0" w:color="4F81BD" w:themeColor="accent1"/>
+        <w:top w:val="single" w:color="4F81BD" w:themeColor="accent1" w:sz="8" w:space="0"/>
+        <w:left w:val="single" w:color="4F81BD" w:themeColor="accent1" w:sz="8" w:space="0"/>
+        <w:bottom w:val="single" w:color="4F81BD" w:themeColor="accent1" w:sz="8" w:space="0"/>
+        <w:right w:val="single" w:color="4F81BD" w:themeColor="accent1" w:sz="8" w:space="0"/>
+        <w:insideH w:val="single" w:color="4F81BD" w:themeColor="accent1" w:sz="8" w:space="0"/>
+        <w:insideV w:val="single" w:color="4F81BD" w:themeColor="accent1" w:sz="8" w:space="0"/>
       </w:tblBorders>
     </w:tblPr>
     <w:tblStylePr w:type="firstRow">
@@ -6536,19 +6815,19 @@
         <w:spacing w:before="0" w:after="0" w:line="240" w:lineRule="auto"/>
       </w:pPr>
       <w:rPr>
-        <w:rFonts w:asciiTheme="majorHAnsi" w:eastAsiaTheme="majorEastAsia" w:hAnsiTheme="majorHAnsi" w:cstheme="majorBidi"/>
-        <w:b/>
-        <w:bCs/>
-      </w:rPr>
-      <w:tblPr/>
-      <w:tcPr>
-        <w:tcBorders>
-          <w:top w:val="single" w:sz="8" w:space="0" w:color="4F81BD" w:themeColor="accent1"/>
-          <w:left w:val="single" w:sz="8" w:space="0" w:color="4F81BD" w:themeColor="accent1"/>
-          <w:bottom w:val="single" w:sz="18" w:space="0" w:color="4F81BD" w:themeColor="accent1"/>
-          <w:right w:val="single" w:sz="8" w:space="0" w:color="4F81BD" w:themeColor="accent1"/>
-          <w:insideH w:val="nil"/>
-          <w:insideV w:val="single" w:sz="8" w:space="0" w:color="4F81BD" w:themeColor="accent1"/>
+        <w:rFonts w:asciiTheme="majorHAnsi" w:hAnsiTheme="majorHAnsi" w:eastAsiaTheme="majorEastAsia" w:cstheme="majorBidi"/>
+        <w:b/>
+        <w:bCs/>
+      </w:rPr>
+      <w:tblPr/>
+      <w:tcPr>
+        <w:tcBorders>
+          <w:top w:val="single" w:color="4F81BD" w:themeColor="accent1" w:sz="8" w:space="0"/>
+          <w:left w:val="single" w:color="4F81BD" w:themeColor="accent1" w:sz="8" w:space="0"/>
+          <w:bottom w:val="single" w:color="4F81BD" w:themeColor="accent1" w:sz="18" w:space="0"/>
+          <w:right w:val="single" w:color="4F81BD" w:themeColor="accent1" w:sz="8" w:space="0"/>
+          <w:insideH w:val="nil"/>
+          <w:insideV w:val="single" w:color="4F81BD" w:themeColor="accent1" w:sz="8" w:space="0"/>
         </w:tcBorders>
       </w:tcPr>
     </w:tblStylePr>
@@ -6557,42 +6836,42 @@
         <w:spacing w:before="0" w:after="0" w:line="240" w:lineRule="auto"/>
       </w:pPr>
       <w:rPr>
-        <w:rFonts w:asciiTheme="majorHAnsi" w:eastAsiaTheme="majorEastAsia" w:hAnsiTheme="majorHAnsi" w:cstheme="majorBidi"/>
-        <w:b/>
-        <w:bCs/>
-      </w:rPr>
-      <w:tblPr/>
-      <w:tcPr>
-        <w:tcBorders>
-          <w:top w:val="double" w:sz="6" w:space="0" w:color="4F81BD" w:themeColor="accent1"/>
-          <w:left w:val="single" w:sz="8" w:space="0" w:color="4F81BD" w:themeColor="accent1"/>
-          <w:bottom w:val="single" w:sz="8" w:space="0" w:color="4F81BD" w:themeColor="accent1"/>
-          <w:right w:val="single" w:sz="8" w:space="0" w:color="4F81BD" w:themeColor="accent1"/>
-          <w:insideH w:val="nil"/>
-          <w:insideV w:val="single" w:sz="8" w:space="0" w:color="4F81BD" w:themeColor="accent1"/>
+        <w:rFonts w:asciiTheme="majorHAnsi" w:hAnsiTheme="majorHAnsi" w:eastAsiaTheme="majorEastAsia" w:cstheme="majorBidi"/>
+        <w:b/>
+        <w:bCs/>
+      </w:rPr>
+      <w:tblPr/>
+      <w:tcPr>
+        <w:tcBorders>
+          <w:top w:val="double" w:color="4F81BD" w:themeColor="accent1" w:sz="6" w:space="0"/>
+          <w:left w:val="single" w:color="4F81BD" w:themeColor="accent1" w:sz="8" w:space="0"/>
+          <w:bottom w:val="single" w:color="4F81BD" w:themeColor="accent1" w:sz="8" w:space="0"/>
+          <w:right w:val="single" w:color="4F81BD" w:themeColor="accent1" w:sz="8" w:space="0"/>
+          <w:insideH w:val="nil"/>
+          <w:insideV w:val="single" w:color="4F81BD" w:themeColor="accent1" w:sz="8" w:space="0"/>
         </w:tcBorders>
       </w:tcPr>
     </w:tblStylePr>
     <w:tblStylePr w:type="firstCol">
       <w:rPr>
-        <w:rFonts w:asciiTheme="majorHAnsi" w:eastAsiaTheme="majorEastAsia" w:hAnsiTheme="majorHAnsi" w:cstheme="majorBidi"/>
+        <w:rFonts w:asciiTheme="majorHAnsi" w:hAnsiTheme="majorHAnsi" w:eastAsiaTheme="majorEastAsia" w:cstheme="majorBidi"/>
         <w:b/>
         <w:bCs/>
       </w:rPr>
     </w:tblStylePr>
     <w:tblStylePr w:type="lastCol">
       <w:rPr>
-        <w:rFonts w:asciiTheme="majorHAnsi" w:eastAsiaTheme="majorEastAsia" w:hAnsiTheme="majorHAnsi" w:cstheme="majorBidi"/>
-        <w:b/>
-        <w:bCs/>
-      </w:rPr>
-      <w:tblPr/>
-      <w:tcPr>
-        <w:tcBorders>
-          <w:top w:val="single" w:sz="8" w:space="0" w:color="4F81BD" w:themeColor="accent1"/>
-          <w:left w:val="single" w:sz="8" w:space="0" w:color="4F81BD" w:themeColor="accent1"/>
-          <w:bottom w:val="single" w:sz="8" w:space="0" w:color="4F81BD" w:themeColor="accent1"/>
-          <w:right w:val="single" w:sz="8" w:space="0" w:color="4F81BD" w:themeColor="accent1"/>
+        <w:rFonts w:asciiTheme="majorHAnsi" w:hAnsiTheme="majorHAnsi" w:eastAsiaTheme="majorEastAsia" w:cstheme="majorBidi"/>
+        <w:b/>
+        <w:bCs/>
+      </w:rPr>
+      <w:tblPr/>
+      <w:tcPr>
+        <w:tcBorders>
+          <w:top w:val="single" w:color="4F81BD" w:themeColor="accent1" w:sz="8" w:space="0"/>
+          <w:left w:val="single" w:color="4F81BD" w:themeColor="accent1" w:sz="8" w:space="0"/>
+          <w:bottom w:val="single" w:color="4F81BD" w:themeColor="accent1" w:sz="8" w:space="0"/>
+          <w:right w:val="single" w:color="4F81BD" w:themeColor="accent1" w:sz="8" w:space="0"/>
         </w:tcBorders>
       </w:tcPr>
     </w:tblStylePr>
@@ -6600,10 +6879,10 @@
       <w:tblPr/>
       <w:tcPr>
         <w:tcBorders>
-          <w:top w:val="single" w:sz="8" w:space="0" w:color="4F81BD" w:themeColor="accent1"/>
-          <w:left w:val="single" w:sz="8" w:space="0" w:color="4F81BD" w:themeColor="accent1"/>
-          <w:bottom w:val="single" w:sz="8" w:space="0" w:color="4F81BD" w:themeColor="accent1"/>
-          <w:right w:val="single" w:sz="8" w:space="0" w:color="4F81BD" w:themeColor="accent1"/>
+          <w:top w:val="single" w:color="4F81BD" w:themeColor="accent1" w:sz="8" w:space="0"/>
+          <w:left w:val="single" w:color="4F81BD" w:themeColor="accent1" w:sz="8" w:space="0"/>
+          <w:bottom w:val="single" w:color="4F81BD" w:themeColor="accent1" w:sz="8" w:space="0"/>
+          <w:right w:val="single" w:color="4F81BD" w:themeColor="accent1" w:sz="8" w:space="0"/>
         </w:tcBorders>
         <w:shd w:val="clear" w:color="auto" w:fill="D3DFEE" w:themeFill="accent1" w:themeFillTint="3F"/>
       </w:tcPr>
@@ -6612,11 +6891,11 @@
       <w:tblPr/>
       <w:tcPr>
         <w:tcBorders>
-          <w:top w:val="single" w:sz="8" w:space="0" w:color="4F81BD" w:themeColor="accent1"/>
-          <w:left w:val="single" w:sz="8" w:space="0" w:color="4F81BD" w:themeColor="accent1"/>
-          <w:bottom w:val="single" w:sz="8" w:space="0" w:color="4F81BD" w:themeColor="accent1"/>
-          <w:right w:val="single" w:sz="8" w:space="0" w:color="4F81BD" w:themeColor="accent1"/>
-          <w:insideV w:val="single" w:sz="8" w:space="0" w:color="4F81BD" w:themeColor="accent1"/>
+          <w:top w:val="single" w:color="4F81BD" w:themeColor="accent1" w:sz="8" w:space="0"/>
+          <w:left w:val="single" w:color="4F81BD" w:themeColor="accent1" w:sz="8" w:space="0"/>
+          <w:bottom w:val="single" w:color="4F81BD" w:themeColor="accent1" w:sz="8" w:space="0"/>
+          <w:right w:val="single" w:color="4F81BD" w:themeColor="accent1" w:sz="8" w:space="0"/>
+          <w:insideV w:val="single" w:color="4F81BD" w:themeColor="accent1" w:sz="8" w:space="0"/>
         </w:tcBorders>
         <w:shd w:val="clear" w:color="auto" w:fill="D3DFEE" w:themeFill="accent1" w:themeFillTint="3F"/>
       </w:tcPr>
@@ -6625,11 +6904,11 @@
       <w:tblPr/>
       <w:tcPr>
         <w:tcBorders>
-          <w:top w:val="single" w:sz="8" w:space="0" w:color="4F81BD" w:themeColor="accent1"/>
-          <w:left w:val="single" w:sz="8" w:space="0" w:color="4F81BD" w:themeColor="accent1"/>
-          <w:bottom w:val="single" w:sz="8" w:space="0" w:color="4F81BD" w:themeColor="accent1"/>
-          <w:right w:val="single" w:sz="8" w:space="0" w:color="4F81BD" w:themeColor="accent1"/>
-          <w:insideV w:val="single" w:sz="8" w:space="0" w:color="4F81BD" w:themeColor="accent1"/>
+          <w:top w:val="single" w:color="4F81BD" w:themeColor="accent1" w:sz="8" w:space="0"/>
+          <w:left w:val="single" w:color="4F81BD" w:themeColor="accent1" w:sz="8" w:space="0"/>
+          <w:bottom w:val="single" w:color="4F81BD" w:themeColor="accent1" w:sz="8" w:space="0"/>
+          <w:right w:val="single" w:color="4F81BD" w:themeColor="accent1" w:sz="8" w:space="0"/>
+          <w:insideV w:val="single" w:color="4F81BD" w:themeColor="accent1" w:sz="8" w:space="0"/>
         </w:tcBorders>
       </w:tcPr>
     </w:tblStylePr>
@@ -6646,12 +6925,12 @@
       <w:tblStyleRowBandSize w:val="1"/>
       <w:tblStyleColBandSize w:val="1"/>
       <w:tblBorders>
-        <w:top w:val="single" w:sz="8" w:space="0" w:color="C0504D" w:themeColor="accent2"/>
-        <w:left w:val="single" w:sz="8" w:space="0" w:color="C0504D" w:themeColor="accent2"/>
-        <w:bottom w:val="single" w:sz="8" w:space="0" w:color="C0504D" w:themeColor="accent2"/>
-        <w:right w:val="single" w:sz="8" w:space="0" w:color="C0504D" w:themeColor="accent2"/>
-        <w:insideH w:val="single" w:sz="8" w:space="0" w:color="C0504D" w:themeColor="accent2"/>
-        <w:insideV w:val="single" w:sz="8" w:space="0" w:color="C0504D" w:themeColor="accent2"/>
+        <w:top w:val="single" w:color="C0504D" w:themeColor="accent2" w:sz="8" w:space="0"/>
+        <w:left w:val="single" w:color="C0504D" w:themeColor="accent2" w:sz="8" w:space="0"/>
+        <w:bottom w:val="single" w:color="C0504D" w:themeColor="accent2" w:sz="8" w:space="0"/>
+        <w:right w:val="single" w:color="C0504D" w:themeColor="accent2" w:sz="8" w:space="0"/>
+        <w:insideH w:val="single" w:color="C0504D" w:themeColor="accent2" w:sz="8" w:space="0"/>
+        <w:insideV w:val="single" w:color="C0504D" w:themeColor="accent2" w:sz="8" w:space="0"/>
       </w:tblBorders>
     </w:tblPr>
     <w:tblStylePr w:type="firstRow">
@@ -6659,19 +6938,19 @@
         <w:spacing w:before="0" w:after="0" w:line="240" w:lineRule="auto"/>
       </w:pPr>
       <w:rPr>
-        <w:rFonts w:asciiTheme="majorHAnsi" w:eastAsiaTheme="majorEastAsia" w:hAnsiTheme="majorHAnsi" w:cstheme="majorBidi"/>
-        <w:b/>
-        <w:bCs/>
-      </w:rPr>
-      <w:tblPr/>
-      <w:tcPr>
-        <w:tcBorders>
-          <w:top w:val="single" w:sz="8" w:space="0" w:color="C0504D" w:themeColor="accent2"/>
-          <w:left w:val="single" w:sz="8" w:space="0" w:color="C0504D" w:themeColor="accent2"/>
-          <w:bottom w:val="single" w:sz="18" w:space="0" w:color="C0504D" w:themeColor="accent2"/>
-          <w:right w:val="single" w:sz="8" w:space="0" w:color="C0504D" w:themeColor="accent2"/>
-          <w:insideH w:val="nil"/>
-          <w:insideV w:val="single" w:sz="8" w:space="0" w:color="C0504D" w:themeColor="accent2"/>
+        <w:rFonts w:asciiTheme="majorHAnsi" w:hAnsiTheme="majorHAnsi" w:eastAsiaTheme="majorEastAsia" w:cstheme="majorBidi"/>
+        <w:b/>
+        <w:bCs/>
+      </w:rPr>
+      <w:tblPr/>
+      <w:tcPr>
+        <w:tcBorders>
+          <w:top w:val="single" w:color="C0504D" w:themeColor="accent2" w:sz="8" w:space="0"/>
+          <w:left w:val="single" w:color="C0504D" w:themeColor="accent2" w:sz="8" w:space="0"/>
+          <w:bottom w:val="single" w:color="C0504D" w:themeColor="accent2" w:sz="18" w:space="0"/>
+          <w:right w:val="single" w:color="C0504D" w:themeColor="accent2" w:sz="8" w:space="0"/>
+          <w:insideH w:val="nil"/>
+          <w:insideV w:val="single" w:color="C0504D" w:themeColor="accent2" w:sz="8" w:space="0"/>
         </w:tcBorders>
       </w:tcPr>
     </w:tblStylePr>
@@ -6680,42 +6959,42 @@
         <w:spacing w:before="0" w:after="0" w:line="240" w:lineRule="auto"/>
       </w:pPr>
       <w:rPr>
-        <w:rFonts w:asciiTheme="majorHAnsi" w:eastAsiaTheme="majorEastAsia" w:hAnsiTheme="majorHAnsi" w:cstheme="majorBidi"/>
-        <w:b/>
-        <w:bCs/>
-      </w:rPr>
-      <w:tblPr/>
-      <w:tcPr>
-        <w:tcBorders>
-          <w:top w:val="double" w:sz="6" w:space="0" w:color="C0504D" w:themeColor="accent2"/>
-          <w:left w:val="single" w:sz="8" w:space="0" w:color="C0504D" w:themeColor="accent2"/>
-          <w:bottom w:val="single" w:sz="8" w:space="0" w:color="C0504D" w:themeColor="accent2"/>
-          <w:right w:val="single" w:sz="8" w:space="0" w:color="C0504D" w:themeColor="accent2"/>
-          <w:insideH w:val="nil"/>
-          <w:insideV w:val="single" w:sz="8" w:space="0" w:color="C0504D" w:themeColor="accent2"/>
+        <w:rFonts w:asciiTheme="majorHAnsi" w:hAnsiTheme="majorHAnsi" w:eastAsiaTheme="majorEastAsia" w:cstheme="majorBidi"/>
+        <w:b/>
+        <w:bCs/>
+      </w:rPr>
+      <w:tblPr/>
+      <w:tcPr>
+        <w:tcBorders>
+          <w:top w:val="double" w:color="C0504D" w:themeColor="accent2" w:sz="6" w:space="0"/>
+          <w:left w:val="single" w:color="C0504D" w:themeColor="accent2" w:sz="8" w:space="0"/>
+          <w:bottom w:val="single" w:color="C0504D" w:themeColor="accent2" w:sz="8" w:space="0"/>
+          <w:right w:val="single" w:color="C0504D" w:themeColor="accent2" w:sz="8" w:space="0"/>
+          <w:insideH w:val="nil"/>
+          <w:insideV w:val="single" w:color="C0504D" w:themeColor="accent2" w:sz="8" w:space="0"/>
         </w:tcBorders>
       </w:tcPr>
     </w:tblStylePr>
     <w:tblStylePr w:type="firstCol">
       <w:rPr>
-        <w:rFonts w:asciiTheme="majorHAnsi" w:eastAsiaTheme="majorEastAsia" w:hAnsiTheme="majorHAnsi" w:cstheme="majorBidi"/>
+        <w:rFonts w:asciiTheme="majorHAnsi" w:hAnsiTheme="majorHAnsi" w:eastAsiaTheme="majorEastAsia" w:cstheme="majorBidi"/>
         <w:b/>
         <w:bCs/>
       </w:rPr>
     </w:tblStylePr>
     <w:tblStylePr w:type="lastCol">
       <w:rPr>
-        <w:rFonts w:asciiTheme="majorHAnsi" w:eastAsiaTheme="majorEastAsia" w:hAnsiTheme="majorHAnsi" w:cstheme="majorBidi"/>
-        <w:b/>
-        <w:bCs/>
-      </w:rPr>
-      <w:tblPr/>
-      <w:tcPr>
-        <w:tcBorders>
-          <w:top w:val="single" w:sz="8" w:space="0" w:color="C0504D" w:themeColor="accent2"/>
-          <w:left w:val="single" w:sz="8" w:space="0" w:color="C0504D" w:themeColor="accent2"/>
-          <w:bottom w:val="single" w:sz="8" w:space="0" w:color="C0504D" w:themeColor="accent2"/>
-          <w:right w:val="single" w:sz="8" w:space="0" w:color="C0504D" w:themeColor="accent2"/>
+        <w:rFonts w:asciiTheme="majorHAnsi" w:hAnsiTheme="majorHAnsi" w:eastAsiaTheme="majorEastAsia" w:cstheme="majorBidi"/>
+        <w:b/>
+        <w:bCs/>
+      </w:rPr>
+      <w:tblPr/>
+      <w:tcPr>
+        <w:tcBorders>
+          <w:top w:val="single" w:color="C0504D" w:themeColor="accent2" w:sz="8" w:space="0"/>
+          <w:left w:val="single" w:color="C0504D" w:themeColor="accent2" w:sz="8" w:space="0"/>
+          <w:bottom w:val="single" w:color="C0504D" w:themeColor="accent2" w:sz="8" w:space="0"/>
+          <w:right w:val="single" w:color="C0504D" w:themeColor="accent2" w:sz="8" w:space="0"/>
         </w:tcBorders>
       </w:tcPr>
     </w:tblStylePr>
@@ -6723,10 +7002,10 @@
       <w:tblPr/>
       <w:tcPr>
         <w:tcBorders>
-          <w:top w:val="single" w:sz="8" w:space="0" w:color="C0504D" w:themeColor="accent2"/>
-          <w:left w:val="single" w:sz="8" w:space="0" w:color="C0504D" w:themeColor="accent2"/>
-          <w:bottom w:val="single" w:sz="8" w:space="0" w:color="C0504D" w:themeColor="accent2"/>
-          <w:right w:val="single" w:sz="8" w:space="0" w:color="C0504D" w:themeColor="accent2"/>
+          <w:top w:val="single" w:color="C0504D" w:themeColor="accent2" w:sz="8" w:space="0"/>
+          <w:left w:val="single" w:color="C0504D" w:themeColor="accent2" w:sz="8" w:space="0"/>
+          <w:bottom w:val="single" w:color="C0504D" w:themeColor="accent2" w:sz="8" w:space="0"/>
+          <w:right w:val="single" w:color="C0504D" w:themeColor="accent2" w:sz="8" w:space="0"/>
         </w:tcBorders>
         <w:shd w:val="clear" w:color="auto" w:fill="EFD3D2" w:themeFill="accent2" w:themeFillTint="3F"/>
       </w:tcPr>
@@ -6735,11 +7014,11 @@
       <w:tblPr/>
       <w:tcPr>
         <w:tcBorders>
-          <w:top w:val="single" w:sz="8" w:space="0" w:color="C0504D" w:themeColor="accent2"/>
-          <w:left w:val="single" w:sz="8" w:space="0" w:color="C0504D" w:themeColor="accent2"/>
-          <w:bottom w:val="single" w:sz="8" w:space="0" w:color="C0504D" w:themeColor="accent2"/>
-          <w:right w:val="single" w:sz="8" w:space="0" w:color="C0504D" w:themeColor="accent2"/>
-          <w:insideV w:val="single" w:sz="8" w:space="0" w:color="C0504D" w:themeColor="accent2"/>
+          <w:top w:val="single" w:color="C0504D" w:themeColor="accent2" w:sz="8" w:space="0"/>
+          <w:left w:val="single" w:color="C0504D" w:themeColor="accent2" w:sz="8" w:space="0"/>
+          <w:bottom w:val="single" w:color="C0504D" w:themeColor="accent2" w:sz="8" w:space="0"/>
+          <w:right w:val="single" w:color="C0504D" w:themeColor="accent2" w:sz="8" w:space="0"/>
+          <w:insideV w:val="single" w:color="C0504D" w:themeColor="accent2" w:sz="8" w:space="0"/>
         </w:tcBorders>
         <w:shd w:val="clear" w:color="auto" w:fill="EFD3D2" w:themeFill="accent2" w:themeFillTint="3F"/>
       </w:tcPr>
@@ -6748,11 +7027,11 @@
       <w:tblPr/>
       <w:tcPr>
         <w:tcBorders>
-          <w:top w:val="single" w:sz="8" w:space="0" w:color="C0504D" w:themeColor="accent2"/>
-          <w:left w:val="single" w:sz="8" w:space="0" w:color="C0504D" w:themeColor="accent2"/>
-          <w:bottom w:val="single" w:sz="8" w:space="0" w:color="C0504D" w:themeColor="accent2"/>
-          <w:right w:val="single" w:sz="8" w:space="0" w:color="C0504D" w:themeColor="accent2"/>
-          <w:insideV w:val="single" w:sz="8" w:space="0" w:color="C0504D" w:themeColor="accent2"/>
+          <w:top w:val="single" w:color="C0504D" w:themeColor="accent2" w:sz="8" w:space="0"/>
+          <w:left w:val="single" w:color="C0504D" w:themeColor="accent2" w:sz="8" w:space="0"/>
+          <w:bottom w:val="single" w:color="C0504D" w:themeColor="accent2" w:sz="8" w:space="0"/>
+          <w:right w:val="single" w:color="C0504D" w:themeColor="accent2" w:sz="8" w:space="0"/>
+          <w:insideV w:val="single" w:color="C0504D" w:themeColor="accent2" w:sz="8" w:space="0"/>
         </w:tcBorders>
       </w:tcPr>
     </w:tblStylePr>
@@ -6769,12 +7048,12 @@
       <w:tblStyleRowBandSize w:val="1"/>
       <w:tblStyleColBandSize w:val="1"/>
       <w:tblBorders>
-        <w:top w:val="single" w:sz="8" w:space="0" w:color="9BBB59" w:themeColor="accent3"/>
-        <w:left w:val="single" w:sz="8" w:space="0" w:color="9BBB59" w:themeColor="accent3"/>
-        <w:bottom w:val="single" w:sz="8" w:space="0" w:color="9BBB59" w:themeColor="accent3"/>
-        <w:right w:val="single" w:sz="8" w:space="0" w:color="9BBB59" w:themeColor="accent3"/>
-        <w:insideH w:val="single" w:sz="8" w:space="0" w:color="9BBB59" w:themeColor="accent3"/>
-        <w:insideV w:val="single" w:sz="8" w:space="0" w:color="9BBB59" w:themeColor="accent3"/>
+        <w:top w:val="single" w:color="9BBB59" w:themeColor="accent3" w:sz="8" w:space="0"/>
+        <w:left w:val="single" w:color="9BBB59" w:themeColor="accent3" w:sz="8" w:space="0"/>
+        <w:bottom w:val="single" w:color="9BBB59" w:themeColor="accent3" w:sz="8" w:space="0"/>
+        <w:right w:val="single" w:color="9BBB59" w:themeColor="accent3" w:sz="8" w:space="0"/>
+        <w:insideH w:val="single" w:color="9BBB59" w:themeColor="accent3" w:sz="8" w:space="0"/>
+        <w:insideV w:val="single" w:color="9BBB59" w:themeColor="accent3" w:sz="8" w:space="0"/>
       </w:tblBorders>
     </w:tblPr>
     <w:tblStylePr w:type="firstRow">
@@ -6782,19 +7061,19 @@
         <w:spacing w:before="0" w:after="0" w:line="240" w:lineRule="auto"/>
       </w:pPr>
       <w:rPr>
-        <w:rFonts w:asciiTheme="majorHAnsi" w:eastAsiaTheme="majorEastAsia" w:hAnsiTheme="majorHAnsi" w:cstheme="majorBidi"/>
-        <w:b/>
-        <w:bCs/>
-      </w:rPr>
-      <w:tblPr/>
-      <w:tcPr>
-        <w:tcBorders>
-          <w:top w:val="single" w:sz="8" w:space="0" w:color="9BBB59" w:themeColor="accent3"/>
-          <w:left w:val="single" w:sz="8" w:space="0" w:color="9BBB59" w:themeColor="accent3"/>
-          <w:bottom w:val="single" w:sz="18" w:space="0" w:color="9BBB59" w:themeColor="accent3"/>
-          <w:right w:val="single" w:sz="8" w:space="0" w:color="9BBB59" w:themeColor="accent3"/>
-          <w:insideH w:val="nil"/>
-          <w:insideV w:val="single" w:sz="8" w:space="0" w:color="9BBB59" w:themeColor="accent3"/>
+        <w:rFonts w:asciiTheme="majorHAnsi" w:hAnsiTheme="majorHAnsi" w:eastAsiaTheme="majorEastAsia" w:cstheme="majorBidi"/>
+        <w:b/>
+        <w:bCs/>
+      </w:rPr>
+      <w:tblPr/>
+      <w:tcPr>
+        <w:tcBorders>
+          <w:top w:val="single" w:color="9BBB59" w:themeColor="accent3" w:sz="8" w:space="0"/>
+          <w:left w:val="single" w:color="9BBB59" w:themeColor="accent3" w:sz="8" w:space="0"/>
+          <w:bottom w:val="single" w:color="9BBB59" w:themeColor="accent3" w:sz="18" w:space="0"/>
+          <w:right w:val="single" w:color="9BBB59" w:themeColor="accent3" w:sz="8" w:space="0"/>
+          <w:insideH w:val="nil"/>
+          <w:insideV w:val="single" w:color="9BBB59" w:themeColor="accent3" w:sz="8" w:space="0"/>
         </w:tcBorders>
       </w:tcPr>
     </w:tblStylePr>
@@ -6803,42 +7082,42 @@
         <w:spacing w:before="0" w:after="0" w:line="240" w:lineRule="auto"/>
       </w:pPr>
       <w:rPr>
-        <w:rFonts w:asciiTheme="majorHAnsi" w:eastAsiaTheme="majorEastAsia" w:hAnsiTheme="majorHAnsi" w:cstheme="majorBidi"/>
-        <w:b/>
-        <w:bCs/>
-      </w:rPr>
-      <w:tblPr/>
-      <w:tcPr>
-        <w:tcBorders>
-          <w:top w:val="double" w:sz="6" w:space="0" w:color="9BBB59" w:themeColor="accent3"/>
-          <w:left w:val="single" w:sz="8" w:space="0" w:color="9BBB59" w:themeColor="accent3"/>
-          <w:bottom w:val="single" w:sz="8" w:space="0" w:color="9BBB59" w:themeColor="accent3"/>
-          <w:right w:val="single" w:sz="8" w:space="0" w:color="9BBB59" w:themeColor="accent3"/>
-          <w:insideH w:val="nil"/>
-          <w:insideV w:val="single" w:sz="8" w:space="0" w:color="9BBB59" w:themeColor="accent3"/>
+        <w:rFonts w:asciiTheme="majorHAnsi" w:hAnsiTheme="majorHAnsi" w:eastAsiaTheme="majorEastAsia" w:cstheme="majorBidi"/>
+        <w:b/>
+        <w:bCs/>
+      </w:rPr>
+      <w:tblPr/>
+      <w:tcPr>
+        <w:tcBorders>
+          <w:top w:val="double" w:color="9BBB59" w:themeColor="accent3" w:sz="6" w:space="0"/>
+          <w:left w:val="single" w:color="9BBB59" w:themeColor="accent3" w:sz="8" w:space="0"/>
+          <w:bottom w:val="single" w:color="9BBB59" w:themeColor="accent3" w:sz="8" w:space="0"/>
+          <w:right w:val="single" w:color="9BBB59" w:themeColor="accent3" w:sz="8" w:space="0"/>
+          <w:insideH w:val="nil"/>
+          <w:insideV w:val="single" w:color="9BBB59" w:themeColor="accent3" w:sz="8" w:space="0"/>
         </w:tcBorders>
       </w:tcPr>
     </w:tblStylePr>
     <w:tblStylePr w:type="firstCol">
       <w:rPr>
-        <w:rFonts w:asciiTheme="majorHAnsi" w:eastAsiaTheme="majorEastAsia" w:hAnsiTheme="majorHAnsi" w:cstheme="majorBidi"/>
+        <w:rFonts w:asciiTheme="majorHAnsi" w:hAnsiTheme="majorHAnsi" w:eastAsiaTheme="majorEastAsia" w:cstheme="majorBidi"/>
         <w:b/>
         <w:bCs/>
       </w:rPr>
     </w:tblStylePr>
     <w:tblStylePr w:type="lastCol">
       <w:rPr>
-        <w:rFonts w:asciiTheme="majorHAnsi" w:eastAsiaTheme="majorEastAsia" w:hAnsiTheme="majorHAnsi" w:cstheme="majorBidi"/>
-        <w:b/>
-        <w:bCs/>
-      </w:rPr>
-      <w:tblPr/>
-      <w:tcPr>
-        <w:tcBorders>
-          <w:top w:val="single" w:sz="8" w:space="0" w:color="9BBB59" w:themeColor="accent3"/>
-          <w:left w:val="single" w:sz="8" w:space="0" w:color="9BBB59" w:themeColor="accent3"/>
-          <w:bottom w:val="single" w:sz="8" w:space="0" w:color="9BBB59" w:themeColor="accent3"/>
-          <w:right w:val="single" w:sz="8" w:space="0" w:color="9BBB59" w:themeColor="accent3"/>
+        <w:rFonts w:asciiTheme="majorHAnsi" w:hAnsiTheme="majorHAnsi" w:eastAsiaTheme="majorEastAsia" w:cstheme="majorBidi"/>
+        <w:b/>
+        <w:bCs/>
+      </w:rPr>
+      <w:tblPr/>
+      <w:tcPr>
+        <w:tcBorders>
+          <w:top w:val="single" w:color="9BBB59" w:themeColor="accent3" w:sz="8" w:space="0"/>
+          <w:left w:val="single" w:color="9BBB59" w:themeColor="accent3" w:sz="8" w:space="0"/>
+          <w:bottom w:val="single" w:color="9BBB59" w:themeColor="accent3" w:sz="8" w:space="0"/>
+          <w:right w:val="single" w:color="9BBB59" w:themeColor="accent3" w:sz="8" w:space="0"/>
         </w:tcBorders>
       </w:tcPr>
     </w:tblStylePr>
@@ -6846,10 +7125,10 @@
       <w:tblPr/>
       <w:tcPr>
         <w:tcBorders>
-          <w:top w:val="single" w:sz="8" w:space="0" w:color="9BBB59" w:themeColor="accent3"/>
-          <w:left w:val="single" w:sz="8" w:space="0" w:color="9BBB59" w:themeColor="accent3"/>
-          <w:bottom w:val="single" w:sz="8" w:space="0" w:color="9BBB59" w:themeColor="accent3"/>
-          <w:right w:val="single" w:sz="8" w:space="0" w:color="9BBB59" w:themeColor="accent3"/>
+          <w:top w:val="single" w:color="9BBB59" w:themeColor="accent3" w:sz="8" w:space="0"/>
+          <w:left w:val="single" w:color="9BBB59" w:themeColor="accent3" w:sz="8" w:space="0"/>
+          <w:bottom w:val="single" w:color="9BBB59" w:themeColor="accent3" w:sz="8" w:space="0"/>
+          <w:right w:val="single" w:color="9BBB59" w:themeColor="accent3" w:sz="8" w:space="0"/>
         </w:tcBorders>
         <w:shd w:val="clear" w:color="auto" w:fill="E6EED5" w:themeFill="accent3" w:themeFillTint="3F"/>
       </w:tcPr>
@@ -6858,11 +7137,11 @@
       <w:tblPr/>
       <w:tcPr>
         <w:tcBorders>
-          <w:top w:val="single" w:sz="8" w:space="0" w:color="9BBB59" w:themeColor="accent3"/>
-          <w:left w:val="single" w:sz="8" w:space="0" w:color="9BBB59" w:themeColor="accent3"/>
-          <w:bottom w:val="single" w:sz="8" w:space="0" w:color="9BBB59" w:themeColor="accent3"/>
-          <w:right w:val="single" w:sz="8" w:space="0" w:color="9BBB59" w:themeColor="accent3"/>
-          <w:insideV w:val="single" w:sz="8" w:space="0" w:color="9BBB59" w:themeColor="accent3"/>
+          <w:top w:val="single" w:color="9BBB59" w:themeColor="accent3" w:sz="8" w:space="0"/>
+          <w:left w:val="single" w:color="9BBB59" w:themeColor="accent3" w:sz="8" w:space="0"/>
+          <w:bottom w:val="single" w:color="9BBB59" w:themeColor="accent3" w:sz="8" w:space="0"/>
+          <w:right w:val="single" w:color="9BBB59" w:themeColor="accent3" w:sz="8" w:space="0"/>
+          <w:insideV w:val="single" w:color="9BBB59" w:themeColor="accent3" w:sz="8" w:space="0"/>
         </w:tcBorders>
         <w:shd w:val="clear" w:color="auto" w:fill="E6EED5" w:themeFill="accent3" w:themeFillTint="3F"/>
       </w:tcPr>
@@ -6871,11 +7150,11 @@
       <w:tblPr/>
       <w:tcPr>
         <w:tcBorders>
-          <w:top w:val="single" w:sz="8" w:space="0" w:color="9BBB59" w:themeColor="accent3"/>
-          <w:left w:val="single" w:sz="8" w:space="0" w:color="9BBB59" w:themeColor="accent3"/>
-          <w:bottom w:val="single" w:sz="8" w:space="0" w:color="9BBB59" w:themeColor="accent3"/>
-          <w:right w:val="single" w:sz="8" w:space="0" w:color="9BBB59" w:themeColor="accent3"/>
-          <w:insideV w:val="single" w:sz="8" w:space="0" w:color="9BBB59" w:themeColor="accent3"/>
+          <w:top w:val="single" w:color="9BBB59" w:themeColor="accent3" w:sz="8" w:space="0"/>
+          <w:left w:val="single" w:color="9BBB59" w:themeColor="accent3" w:sz="8" w:space="0"/>
+          <w:bottom w:val="single" w:color="9BBB59" w:themeColor="accent3" w:sz="8" w:space="0"/>
+          <w:right w:val="single" w:color="9BBB59" w:themeColor="accent3" w:sz="8" w:space="0"/>
+          <w:insideV w:val="single" w:color="9BBB59" w:themeColor="accent3" w:sz="8" w:space="0"/>
         </w:tcBorders>
       </w:tcPr>
     </w:tblStylePr>
@@ -6892,12 +7171,12 @@
       <w:tblStyleRowBandSize w:val="1"/>
       <w:tblStyleColBandSize w:val="1"/>
       <w:tblBorders>
-        <w:top w:val="single" w:sz="8" w:space="0" w:color="8064A2" w:themeColor="accent4"/>
-        <w:left w:val="single" w:sz="8" w:space="0" w:color="8064A2" w:themeColor="accent4"/>
-        <w:bottom w:val="single" w:sz="8" w:space="0" w:color="8064A2" w:themeColor="accent4"/>
-        <w:right w:val="single" w:sz="8" w:space="0" w:color="8064A2" w:themeColor="accent4"/>
-        <w:insideH w:val="single" w:sz="8" w:space="0" w:color="8064A2" w:themeColor="accent4"/>
-        <w:insideV w:val="single" w:sz="8" w:space="0" w:color="8064A2" w:themeColor="accent4"/>
+        <w:top w:val="single" w:color="8064A2" w:themeColor="accent4" w:sz="8" w:space="0"/>
+        <w:left w:val="single" w:color="8064A2" w:themeColor="accent4" w:sz="8" w:space="0"/>
+        <w:bottom w:val="single" w:color="8064A2" w:themeColor="accent4" w:sz="8" w:space="0"/>
+        <w:right w:val="single" w:color="8064A2" w:themeColor="accent4" w:sz="8" w:space="0"/>
+        <w:insideH w:val="single" w:color="8064A2" w:themeColor="accent4" w:sz="8" w:space="0"/>
+        <w:insideV w:val="single" w:color="8064A2" w:themeColor="accent4" w:sz="8" w:space="0"/>
       </w:tblBorders>
     </w:tblPr>
     <w:tblStylePr w:type="firstRow">
@@ -6905,19 +7184,19 @@
         <w:spacing w:before="0" w:after="0" w:line="240" w:lineRule="auto"/>
       </w:pPr>
       <w:rPr>
-        <w:rFonts w:asciiTheme="majorHAnsi" w:eastAsiaTheme="majorEastAsia" w:hAnsiTheme="majorHAnsi" w:cstheme="majorBidi"/>
-        <w:b/>
-        <w:bCs/>
-      </w:rPr>
-      <w:tblPr/>
-      <w:tcPr>
-        <w:tcBorders>
-          <w:top w:val="single" w:sz="8" w:space="0" w:color="8064A2" w:themeColor="accent4"/>
-          <w:left w:val="single" w:sz="8" w:space="0" w:color="8064A2" w:themeColor="accent4"/>
-          <w:bottom w:val="single" w:sz="18" w:space="0" w:color="8064A2" w:themeColor="accent4"/>
-          <w:right w:val="single" w:sz="8" w:space="0" w:color="8064A2" w:themeColor="accent4"/>
-          <w:insideH w:val="nil"/>
-          <w:insideV w:val="single" w:sz="8" w:space="0" w:color="8064A2" w:themeColor="accent4"/>
+        <w:rFonts w:asciiTheme="majorHAnsi" w:hAnsiTheme="majorHAnsi" w:eastAsiaTheme="majorEastAsia" w:cstheme="majorBidi"/>
+        <w:b/>
+        <w:bCs/>
+      </w:rPr>
+      <w:tblPr/>
+      <w:tcPr>
+        <w:tcBorders>
+          <w:top w:val="single" w:color="8064A2" w:themeColor="accent4" w:sz="8" w:space="0"/>
+          <w:left w:val="single" w:color="8064A2" w:themeColor="accent4" w:sz="8" w:space="0"/>
+          <w:bottom w:val="single" w:color="8064A2" w:themeColor="accent4" w:sz="18" w:space="0"/>
+          <w:right w:val="single" w:color="8064A2" w:themeColor="accent4" w:sz="8" w:space="0"/>
+          <w:insideH w:val="nil"/>
+          <w:insideV w:val="single" w:color="8064A2" w:themeColor="accent4" w:sz="8" w:space="0"/>
         </w:tcBorders>
       </w:tcPr>
     </w:tblStylePr>
@@ -6926,42 +7205,42 @@
         <w:spacing w:before="0" w:after="0" w:line="240" w:lineRule="auto"/>
       </w:pPr>
       <w:rPr>
-        <w:rFonts w:asciiTheme="majorHAnsi" w:eastAsiaTheme="majorEastAsia" w:hAnsiTheme="majorHAnsi" w:cstheme="majorBidi"/>
-        <w:b/>
-        <w:bCs/>
-      </w:rPr>
-      <w:tblPr/>
-      <w:tcPr>
-        <w:tcBorders>
-          <w:top w:val="double" w:sz="6" w:space="0" w:color="8064A2" w:themeColor="accent4"/>
-          <w:left w:val="single" w:sz="8" w:space="0" w:color="8064A2" w:themeColor="accent4"/>
-          <w:bottom w:val="single" w:sz="8" w:space="0" w:color="8064A2" w:themeColor="accent4"/>
-          <w:right w:val="single" w:sz="8" w:space="0" w:color="8064A2" w:themeColor="accent4"/>
-          <w:insideH w:val="nil"/>
-          <w:insideV w:val="single" w:sz="8" w:space="0" w:color="8064A2" w:themeColor="accent4"/>
+        <w:rFonts w:asciiTheme="majorHAnsi" w:hAnsiTheme="majorHAnsi" w:eastAsiaTheme="majorEastAsia" w:cstheme="majorBidi"/>
+        <w:b/>
+        <w:bCs/>
+      </w:rPr>
+      <w:tblPr/>
+      <w:tcPr>
+        <w:tcBorders>
+          <w:top w:val="double" w:color="8064A2" w:themeColor="accent4" w:sz="6" w:space="0"/>
+          <w:left w:val="single" w:color="8064A2" w:themeColor="accent4" w:sz="8" w:space="0"/>
+          <w:bottom w:val="single" w:color="8064A2" w:themeColor="accent4" w:sz="8" w:space="0"/>
+          <w:right w:val="single" w:color="8064A2" w:themeColor="accent4" w:sz="8" w:space="0"/>
+          <w:insideH w:val="nil"/>
+          <w:insideV w:val="single" w:color="8064A2" w:themeColor="accent4" w:sz="8" w:space="0"/>
         </w:tcBorders>
       </w:tcPr>
     </w:tblStylePr>
     <w:tblStylePr w:type="firstCol">
       <w:rPr>
-        <w:rFonts w:asciiTheme="majorHAnsi" w:eastAsiaTheme="majorEastAsia" w:hAnsiTheme="majorHAnsi" w:cstheme="majorBidi"/>
+        <w:rFonts w:asciiTheme="majorHAnsi" w:hAnsiTheme="majorHAnsi" w:eastAsiaTheme="majorEastAsia" w:cstheme="majorBidi"/>
         <w:b/>
         <w:bCs/>
       </w:rPr>
     </w:tblStylePr>
     <w:tblStylePr w:type="lastCol">
       <w:rPr>
-        <w:rFonts w:asciiTheme="majorHAnsi" w:eastAsiaTheme="majorEastAsia" w:hAnsiTheme="majorHAnsi" w:cstheme="majorBidi"/>
-        <w:b/>
-        <w:bCs/>
-      </w:rPr>
-      <w:tblPr/>
-      <w:tcPr>
-        <w:tcBorders>
-          <w:top w:val="single" w:sz="8" w:space="0" w:color="8064A2" w:themeColor="accent4"/>
-          <w:left w:val="single" w:sz="8" w:space="0" w:color="8064A2" w:themeColor="accent4"/>
-          <w:bottom w:val="single" w:sz="8" w:space="0" w:color="8064A2" w:themeColor="accent4"/>
-          <w:right w:val="single" w:sz="8" w:space="0" w:color="8064A2" w:themeColor="accent4"/>
+        <w:rFonts w:asciiTheme="majorHAnsi" w:hAnsiTheme="majorHAnsi" w:eastAsiaTheme="majorEastAsia" w:cstheme="majorBidi"/>
+        <w:b/>
+        <w:bCs/>
+      </w:rPr>
+      <w:tblPr/>
+      <w:tcPr>
+        <w:tcBorders>
+          <w:top w:val="single" w:color="8064A2" w:themeColor="accent4" w:sz="8" w:space="0"/>
+          <w:left w:val="single" w:color="8064A2" w:themeColor="accent4" w:sz="8" w:space="0"/>
+          <w:bottom w:val="single" w:color="8064A2" w:themeColor="accent4" w:sz="8" w:space="0"/>
+          <w:right w:val="single" w:color="8064A2" w:themeColor="accent4" w:sz="8" w:space="0"/>
         </w:tcBorders>
       </w:tcPr>
     </w:tblStylePr>
@@ -6969,10 +7248,10 @@
       <w:tblPr/>
       <w:tcPr>
         <w:tcBorders>
-          <w:top w:val="single" w:sz="8" w:space="0" w:color="8064A2" w:themeColor="accent4"/>
-          <w:left w:val="single" w:sz="8" w:space="0" w:color="8064A2" w:themeColor="accent4"/>
-          <w:bottom w:val="single" w:sz="8" w:space="0" w:color="8064A2" w:themeColor="accent4"/>
-          <w:right w:val="single" w:sz="8" w:space="0" w:color="8064A2" w:themeColor="accent4"/>
+          <w:top w:val="single" w:color="8064A2" w:themeColor="accent4" w:sz="8" w:space="0"/>
+          <w:left w:val="single" w:color="8064A2" w:themeColor="accent4" w:sz="8" w:space="0"/>
+          <w:bottom w:val="single" w:color="8064A2" w:themeColor="accent4" w:sz="8" w:space="0"/>
+          <w:right w:val="single" w:color="8064A2" w:themeColor="accent4" w:sz="8" w:space="0"/>
         </w:tcBorders>
         <w:shd w:val="clear" w:color="auto" w:fill="DFD8E8" w:themeFill="accent4" w:themeFillTint="3F"/>
       </w:tcPr>
@@ -6981,11 +7260,11 @@
       <w:tblPr/>
       <w:tcPr>
         <w:tcBorders>
-          <w:top w:val="single" w:sz="8" w:space="0" w:color="8064A2" w:themeColor="accent4"/>
-          <w:left w:val="single" w:sz="8" w:space="0" w:color="8064A2" w:themeColor="accent4"/>
-          <w:bottom w:val="single" w:sz="8" w:space="0" w:color="8064A2" w:themeColor="accent4"/>
-          <w:right w:val="single" w:sz="8" w:space="0" w:color="8064A2" w:themeColor="accent4"/>
-          <w:insideV w:val="single" w:sz="8" w:space="0" w:color="8064A2" w:themeColor="accent4"/>
+          <w:top w:val="single" w:color="8064A2" w:themeColor="accent4" w:sz="8" w:space="0"/>
+          <w:left w:val="single" w:color="8064A2" w:themeColor="accent4" w:sz="8" w:space="0"/>
+          <w:bottom w:val="single" w:color="8064A2" w:themeColor="accent4" w:sz="8" w:space="0"/>
+          <w:right w:val="single" w:color="8064A2" w:themeColor="accent4" w:sz="8" w:space="0"/>
+          <w:insideV w:val="single" w:color="8064A2" w:themeColor="accent4" w:sz="8" w:space="0"/>
         </w:tcBorders>
         <w:shd w:val="clear" w:color="auto" w:fill="DFD8E8" w:themeFill="accent4" w:themeFillTint="3F"/>
       </w:tcPr>
@@ -6994,11 +7273,11 @@
       <w:tblPr/>
       <w:tcPr>
         <w:tcBorders>
-          <w:top w:val="single" w:sz="8" w:space="0" w:color="8064A2" w:themeColor="accent4"/>
-          <w:left w:val="single" w:sz="8" w:space="0" w:color="8064A2" w:themeColor="accent4"/>
-          <w:bottom w:val="single" w:sz="8" w:space="0" w:color="8064A2" w:themeColor="accent4"/>
-          <w:right w:val="single" w:sz="8" w:space="0" w:color="8064A2" w:themeColor="accent4"/>
-          <w:insideV w:val="single" w:sz="8" w:space="0" w:color="8064A2" w:themeColor="accent4"/>
+          <w:top w:val="single" w:color="8064A2" w:themeColor="accent4" w:sz="8" w:space="0"/>
+          <w:left w:val="single" w:color="8064A2" w:themeColor="accent4" w:sz="8" w:space="0"/>
+          <w:bottom w:val="single" w:color="8064A2" w:themeColor="accent4" w:sz="8" w:space="0"/>
+          <w:right w:val="single" w:color="8064A2" w:themeColor="accent4" w:sz="8" w:space="0"/>
+          <w:insideV w:val="single" w:color="8064A2" w:themeColor="accent4" w:sz="8" w:space="0"/>
         </w:tcBorders>
       </w:tcPr>
     </w:tblStylePr>
@@ -7015,12 +7294,12 @@
       <w:tblStyleRowBandSize w:val="1"/>
       <w:tblStyleColBandSize w:val="1"/>
       <w:tblBorders>
-        <w:top w:val="single" w:sz="8" w:space="0" w:color="4BACC6" w:themeColor="accent5"/>
-        <w:left w:val="single" w:sz="8" w:space="0" w:color="4BACC6" w:themeColor="accent5"/>
-        <w:bottom w:val="single" w:sz="8" w:space="0" w:color="4BACC6" w:themeColor="accent5"/>
-        <w:right w:val="single" w:sz="8" w:space="0" w:color="4BACC6" w:themeColor="accent5"/>
-        <w:insideH w:val="single" w:sz="8" w:space="0" w:color="4BACC6" w:themeColor="accent5"/>
-        <w:insideV w:val="single" w:sz="8" w:space="0" w:color="4BACC6" w:themeColor="accent5"/>
+        <w:top w:val="single" w:color="4BACC6" w:themeColor="accent5" w:sz="8" w:space="0"/>
+        <w:left w:val="single" w:color="4BACC6" w:themeColor="accent5" w:sz="8" w:space="0"/>
+        <w:bottom w:val="single" w:color="4BACC6" w:themeColor="accent5" w:sz="8" w:space="0"/>
+        <w:right w:val="single" w:color="4BACC6" w:themeColor="accent5" w:sz="8" w:space="0"/>
+        <w:insideH w:val="single" w:color="4BACC6" w:themeColor="accent5" w:sz="8" w:space="0"/>
+        <w:insideV w:val="single" w:color="4BACC6" w:themeColor="accent5" w:sz="8" w:space="0"/>
       </w:tblBorders>
     </w:tblPr>
     <w:tblStylePr w:type="firstRow">
@@ -7028,19 +7307,19 @@
         <w:spacing w:before="0" w:after="0" w:line="240" w:lineRule="auto"/>
       </w:pPr>
       <w:rPr>
-        <w:rFonts w:asciiTheme="majorHAnsi" w:eastAsiaTheme="majorEastAsia" w:hAnsiTheme="majorHAnsi" w:cstheme="majorBidi"/>
-        <w:b/>
-        <w:bCs/>
-      </w:rPr>
-      <w:tblPr/>
-      <w:tcPr>
-        <w:tcBorders>
-          <w:top w:val="single" w:sz="8" w:space="0" w:color="4BACC6" w:themeColor="accent5"/>
-          <w:left w:val="single" w:sz="8" w:space="0" w:color="4BACC6" w:themeColor="accent5"/>
-          <w:bottom w:val="single" w:sz="18" w:space="0" w:color="4BACC6" w:themeColor="accent5"/>
-          <w:right w:val="single" w:sz="8" w:space="0" w:color="4BACC6" w:themeColor="accent5"/>
-          <w:insideH w:val="nil"/>
-          <w:insideV w:val="single" w:sz="8" w:space="0" w:color="4BACC6" w:themeColor="accent5"/>
+        <w:rFonts w:asciiTheme="majorHAnsi" w:hAnsiTheme="majorHAnsi" w:eastAsiaTheme="majorEastAsia" w:cstheme="majorBidi"/>
+        <w:b/>
+        <w:bCs/>
+      </w:rPr>
+      <w:tblPr/>
+      <w:tcPr>
+        <w:tcBorders>
+          <w:top w:val="single" w:color="4BACC6" w:themeColor="accent5" w:sz="8" w:space="0"/>
+          <w:left w:val="single" w:color="4BACC6" w:themeColor="accent5" w:sz="8" w:space="0"/>
+          <w:bottom w:val="single" w:color="4BACC6" w:themeColor="accent5" w:sz="18" w:space="0"/>
+          <w:right w:val="single" w:color="4BACC6" w:themeColor="accent5" w:sz="8" w:space="0"/>
+          <w:insideH w:val="nil"/>
+          <w:insideV w:val="single" w:color="4BACC6" w:themeColor="accent5" w:sz="8" w:space="0"/>
         </w:tcBorders>
       </w:tcPr>
     </w:tblStylePr>
@@ -7049,42 +7328,42 @@
         <w:spacing w:before="0" w:after="0" w:line="240" w:lineRule="auto"/>
       </w:pPr>
       <w:rPr>
-        <w:rFonts w:asciiTheme="majorHAnsi" w:eastAsiaTheme="majorEastAsia" w:hAnsiTheme="majorHAnsi" w:cstheme="majorBidi"/>
-        <w:b/>
-        <w:bCs/>
-      </w:rPr>
-      <w:tblPr/>
-      <w:tcPr>
-        <w:tcBorders>
-          <w:top w:val="double" w:sz="6" w:space="0" w:color="4BACC6" w:themeColor="accent5"/>
-          <w:left w:val="single" w:sz="8" w:space="0" w:color="4BACC6" w:themeColor="accent5"/>
-          <w:bottom w:val="single" w:sz="8" w:space="0" w:color="4BACC6" w:themeColor="accent5"/>
-          <w:right w:val="single" w:sz="8" w:space="0" w:color="4BACC6" w:themeColor="accent5"/>
-          <w:insideH w:val="nil"/>
-          <w:insideV w:val="single" w:sz="8" w:space="0" w:color="4BACC6" w:themeColor="accent5"/>
+        <w:rFonts w:asciiTheme="majorHAnsi" w:hAnsiTheme="majorHAnsi" w:eastAsiaTheme="majorEastAsia" w:cstheme="majorBidi"/>
+        <w:b/>
+        <w:bCs/>
+      </w:rPr>
+      <w:tblPr/>
+      <w:tcPr>
+        <w:tcBorders>
+          <w:top w:val="double" w:color="4BACC6" w:themeColor="accent5" w:sz="6" w:space="0"/>
+          <w:left w:val="single" w:color="4BACC6" w:themeColor="accent5" w:sz="8" w:space="0"/>
+          <w:bottom w:val="single" w:color="4BACC6" w:themeColor="accent5" w:sz="8" w:space="0"/>
+          <w:right w:val="single" w:color="4BACC6" w:themeColor="accent5" w:sz="8" w:space="0"/>
+          <w:insideH w:val="nil"/>
+          <w:insideV w:val="single" w:color="4BACC6" w:themeColor="accent5" w:sz="8" w:space="0"/>
         </w:tcBorders>
       </w:tcPr>
     </w:tblStylePr>
     <w:tblStylePr w:type="firstCol">
       <w:rPr>
-        <w:rFonts w:asciiTheme="majorHAnsi" w:eastAsiaTheme="majorEastAsia" w:hAnsiTheme="majorHAnsi" w:cstheme="majorBidi"/>
+        <w:rFonts w:asciiTheme="majorHAnsi" w:hAnsiTheme="majorHAnsi" w:eastAsiaTheme="majorEastAsia" w:cstheme="majorBidi"/>
         <w:b/>
         <w:bCs/>
       </w:rPr>
     </w:tblStylePr>
     <w:tblStylePr w:type="lastCol">
       <w:rPr>
-        <w:rFonts w:asciiTheme="majorHAnsi" w:eastAsiaTheme="majorEastAsia" w:hAnsiTheme="majorHAnsi" w:cstheme="majorBidi"/>
-        <w:b/>
-        <w:bCs/>
-      </w:rPr>
-      <w:tblPr/>
-      <w:tcPr>
-        <w:tcBorders>
-          <w:top w:val="single" w:sz="8" w:space="0" w:color="4BACC6" w:themeColor="accent5"/>
-          <w:left w:val="single" w:sz="8" w:space="0" w:color="4BACC6" w:themeColor="accent5"/>
-          <w:bottom w:val="single" w:sz="8" w:space="0" w:color="4BACC6" w:themeColor="accent5"/>
-          <w:right w:val="single" w:sz="8" w:space="0" w:color="4BACC6" w:themeColor="accent5"/>
+        <w:rFonts w:asciiTheme="majorHAnsi" w:hAnsiTheme="majorHAnsi" w:eastAsiaTheme="majorEastAsia" w:cstheme="majorBidi"/>
+        <w:b/>
+        <w:bCs/>
+      </w:rPr>
+      <w:tblPr/>
+      <w:tcPr>
+        <w:tcBorders>
+          <w:top w:val="single" w:color="4BACC6" w:themeColor="accent5" w:sz="8" w:space="0"/>
+          <w:left w:val="single" w:color="4BACC6" w:themeColor="accent5" w:sz="8" w:space="0"/>
+          <w:bottom w:val="single" w:color="4BACC6" w:themeColor="accent5" w:sz="8" w:space="0"/>
+          <w:right w:val="single" w:color="4BACC6" w:themeColor="accent5" w:sz="8" w:space="0"/>
         </w:tcBorders>
       </w:tcPr>
     </w:tblStylePr>
@@ -7092,10 +7371,10 @@
       <w:tblPr/>
       <w:tcPr>
         <w:tcBorders>
-          <w:top w:val="single" w:sz="8" w:space="0" w:color="4BACC6" w:themeColor="accent5"/>
-          <w:left w:val="single" w:sz="8" w:space="0" w:color="4BACC6" w:themeColor="accent5"/>
-          <w:bottom w:val="single" w:sz="8" w:space="0" w:color="4BACC6" w:themeColor="accent5"/>
-          <w:right w:val="single" w:sz="8" w:space="0" w:color="4BACC6" w:themeColor="accent5"/>
+          <w:top w:val="single" w:color="4BACC6" w:themeColor="accent5" w:sz="8" w:space="0"/>
+          <w:left w:val="single" w:color="4BACC6" w:themeColor="accent5" w:sz="8" w:space="0"/>
+          <w:bottom w:val="single" w:color="4BACC6" w:themeColor="accent5" w:sz="8" w:space="0"/>
+          <w:right w:val="single" w:color="4BACC6" w:themeColor="accent5" w:sz="8" w:space="0"/>
         </w:tcBorders>
         <w:shd w:val="clear" w:color="auto" w:fill="D2EAF1" w:themeFill="accent5" w:themeFillTint="3F"/>
       </w:tcPr>
@@ -7104,11 +7383,11 @@
       <w:tblPr/>
       <w:tcPr>
         <w:tcBorders>
-          <w:top w:val="single" w:sz="8" w:space="0" w:color="4BACC6" w:themeColor="accent5"/>
-          <w:left w:val="single" w:sz="8" w:space="0" w:color="4BACC6" w:themeColor="accent5"/>
-          <w:bottom w:val="single" w:sz="8" w:space="0" w:color="4BACC6" w:themeColor="accent5"/>
-          <w:right w:val="single" w:sz="8" w:space="0" w:color="4BACC6" w:themeColor="accent5"/>
-          <w:insideV w:val="single" w:sz="8" w:space="0" w:color="4BACC6" w:themeColor="accent5"/>
+          <w:top w:val="single" w:color="4BACC6" w:themeColor="accent5" w:sz="8" w:space="0"/>
+          <w:left w:val="single" w:color="4BACC6" w:themeColor="accent5" w:sz="8" w:space="0"/>
+          <w:bottom w:val="single" w:color="4BACC6" w:themeColor="accent5" w:sz="8" w:space="0"/>
+          <w:right w:val="single" w:color="4BACC6" w:themeColor="accent5" w:sz="8" w:space="0"/>
+          <w:insideV w:val="single" w:color="4BACC6" w:themeColor="accent5" w:sz="8" w:space="0"/>
         </w:tcBorders>
         <w:shd w:val="clear" w:color="auto" w:fill="D2EAF1" w:themeFill="accent5" w:themeFillTint="3F"/>
       </w:tcPr>
@@ -7117,11 +7396,11 @@
       <w:tblPr/>
       <w:tcPr>
         <w:tcBorders>
-          <w:top w:val="single" w:sz="8" w:space="0" w:color="4BACC6" w:themeColor="accent5"/>
-          <w:left w:val="single" w:sz="8" w:space="0" w:color="4BACC6" w:themeColor="accent5"/>
-          <w:bottom w:val="single" w:sz="8" w:space="0" w:color="4BACC6" w:themeColor="accent5"/>
-          <w:right w:val="single" w:sz="8" w:space="0" w:color="4BACC6" w:themeColor="accent5"/>
-          <w:insideV w:val="single" w:sz="8" w:space="0" w:color="4BACC6" w:themeColor="accent5"/>
+          <w:top w:val="single" w:color="4BACC6" w:themeColor="accent5" w:sz="8" w:space="0"/>
+          <w:left w:val="single" w:color="4BACC6" w:themeColor="accent5" w:sz="8" w:space="0"/>
+          <w:bottom w:val="single" w:color="4BACC6" w:themeColor="accent5" w:sz="8" w:space="0"/>
+          <w:right w:val="single" w:color="4BACC6" w:themeColor="accent5" w:sz="8" w:space="0"/>
+          <w:insideV w:val="single" w:color="4BACC6" w:themeColor="accent5" w:sz="8" w:space="0"/>
         </w:tcBorders>
       </w:tcPr>
     </w:tblStylePr>
@@ -7138,12 +7417,12 @@
       <w:tblStyleRowBandSize w:val="1"/>
       <w:tblStyleColBandSize w:val="1"/>
       <w:tblBorders>
-        <w:top w:val="single" w:sz="8" w:space="0" w:color="F79646" w:themeColor="accent6"/>
-        <w:left w:val="single" w:sz="8" w:space="0" w:color="F79646" w:themeColor="accent6"/>
-        <w:bottom w:val="single" w:sz="8" w:space="0" w:color="F79646" w:themeColor="accent6"/>
-        <w:right w:val="single" w:sz="8" w:space="0" w:color="F79646" w:themeColor="accent6"/>
-        <w:insideH w:val="single" w:sz="8" w:space="0" w:color="F79646" w:themeColor="accent6"/>
-        <w:insideV w:val="single" w:sz="8" w:space="0" w:color="F79646" w:themeColor="accent6"/>
+        <w:top w:val="single" w:color="F79646" w:themeColor="accent6" w:sz="8" w:space="0"/>
+        <w:left w:val="single" w:color="F79646" w:themeColor="accent6" w:sz="8" w:space="0"/>
+        <w:bottom w:val="single" w:color="F79646" w:themeColor="accent6" w:sz="8" w:space="0"/>
+        <w:right w:val="single" w:color="F79646" w:themeColor="accent6" w:sz="8" w:space="0"/>
+        <w:insideH w:val="single" w:color="F79646" w:themeColor="accent6" w:sz="8" w:space="0"/>
+        <w:insideV w:val="single" w:color="F79646" w:themeColor="accent6" w:sz="8" w:space="0"/>
       </w:tblBorders>
     </w:tblPr>
     <w:tblStylePr w:type="firstRow">
@@ -7151,19 +7430,19 @@
         <w:spacing w:before="0" w:after="0" w:line="240" w:lineRule="auto"/>
       </w:pPr>
       <w:rPr>
-        <w:rFonts w:asciiTheme="majorHAnsi" w:eastAsiaTheme="majorEastAsia" w:hAnsiTheme="majorHAnsi" w:cstheme="majorBidi"/>
-        <w:b/>
-        <w:bCs/>
-      </w:rPr>
-      <w:tblPr/>
-      <w:tcPr>
-        <w:tcBorders>
-          <w:top w:val="single" w:sz="8" w:space="0" w:color="F79646" w:themeColor="accent6"/>
-          <w:left w:val="single" w:sz="8" w:space="0" w:color="F79646" w:themeColor="accent6"/>
-          <w:bottom w:val="single" w:sz="18" w:space="0" w:color="F79646" w:themeColor="accent6"/>
-          <w:right w:val="single" w:sz="8" w:space="0" w:color="F79646" w:themeColor="accent6"/>
-          <w:insideH w:val="nil"/>
-          <w:insideV w:val="single" w:sz="8" w:space="0" w:color="F79646" w:themeColor="accent6"/>
+        <w:rFonts w:asciiTheme="majorHAnsi" w:hAnsiTheme="majorHAnsi" w:eastAsiaTheme="majorEastAsia" w:cstheme="majorBidi"/>
+        <w:b/>
+        <w:bCs/>
+      </w:rPr>
+      <w:tblPr/>
+      <w:tcPr>
+        <w:tcBorders>
+          <w:top w:val="single" w:color="F79646" w:themeColor="accent6" w:sz="8" w:space="0"/>
+          <w:left w:val="single" w:color="F79646" w:themeColor="accent6" w:sz="8" w:space="0"/>
+          <w:bottom w:val="single" w:color="F79646" w:themeColor="accent6" w:sz="18" w:space="0"/>
+          <w:right w:val="single" w:color="F79646" w:themeColor="accent6" w:sz="8" w:space="0"/>
+          <w:insideH w:val="nil"/>
+          <w:insideV w:val="single" w:color="F79646" w:themeColor="accent6" w:sz="8" w:space="0"/>
         </w:tcBorders>
       </w:tcPr>
     </w:tblStylePr>
@@ -7172,42 +7451,42 @@
         <w:spacing w:before="0" w:after="0" w:line="240" w:lineRule="auto"/>
       </w:pPr>
       <w:rPr>
-        <w:rFonts w:asciiTheme="majorHAnsi" w:eastAsiaTheme="majorEastAsia" w:hAnsiTheme="majorHAnsi" w:cstheme="majorBidi"/>
-        <w:b/>
-        <w:bCs/>
-      </w:rPr>
-      <w:tblPr/>
-      <w:tcPr>
-        <w:tcBorders>
-          <w:top w:val="double" w:sz="6" w:space="0" w:color="F79646" w:themeColor="accent6"/>
-          <w:left w:val="single" w:sz="8" w:space="0" w:color="F79646" w:themeColor="accent6"/>
-          <w:bottom w:val="single" w:sz="8" w:space="0" w:color="F79646" w:themeColor="accent6"/>
-          <w:right w:val="single" w:sz="8" w:space="0" w:color="F79646" w:themeColor="accent6"/>
-          <w:insideH w:val="nil"/>
-          <w:insideV w:val="single" w:sz="8" w:space="0" w:color="F79646" w:themeColor="accent6"/>
+        <w:rFonts w:asciiTheme="majorHAnsi" w:hAnsiTheme="majorHAnsi" w:eastAsiaTheme="majorEastAsia" w:cstheme="majorBidi"/>
+        <w:b/>
+        <w:bCs/>
+      </w:rPr>
+      <w:tblPr/>
+      <w:tcPr>
+        <w:tcBorders>
+          <w:top w:val="double" w:color="F79646" w:themeColor="accent6" w:sz="6" w:space="0"/>
+          <w:left w:val="single" w:color="F79646" w:themeColor="accent6" w:sz="8" w:space="0"/>
+          <w:bottom w:val="single" w:color="F79646" w:themeColor="accent6" w:sz="8" w:space="0"/>
+          <w:right w:val="single" w:color="F79646" w:themeColor="accent6" w:sz="8" w:space="0"/>
+          <w:insideH w:val="nil"/>
+          <w:insideV w:val="single" w:color="F79646" w:themeColor="accent6" w:sz="8" w:space="0"/>
         </w:tcBorders>
       </w:tcPr>
     </w:tblStylePr>
     <w:tblStylePr w:type="firstCol">
       <w:rPr>
-        <w:rFonts w:asciiTheme="majorHAnsi" w:eastAsiaTheme="majorEastAsia" w:hAnsiTheme="majorHAnsi" w:cstheme="majorBidi"/>
+        <w:rFonts w:asciiTheme="majorHAnsi" w:hAnsiTheme="majorHAnsi" w:eastAsiaTheme="majorEastAsia" w:cstheme="majorBidi"/>
         <w:b/>
         <w:bCs/>
       </w:rPr>
     </w:tblStylePr>
     <w:tblStylePr w:type="lastCol">
       <w:rPr>
-        <w:rFonts w:asciiTheme="majorHAnsi" w:eastAsiaTheme="majorEastAsia" w:hAnsiTheme="majorHAnsi" w:cstheme="majorBidi"/>
-        <w:b/>
-        <w:bCs/>
-      </w:rPr>
-      <w:tblPr/>
-      <w:tcPr>
-        <w:tcBorders>
-          <w:top w:val="single" w:sz="8" w:space="0" w:color="F79646" w:themeColor="accent6"/>
-          <w:left w:val="single" w:sz="8" w:space="0" w:color="F79646" w:themeColor="accent6"/>
-          <w:bottom w:val="single" w:sz="8" w:space="0" w:color="F79646" w:themeColor="accent6"/>
-          <w:right w:val="single" w:sz="8" w:space="0" w:color="F79646" w:themeColor="accent6"/>
+        <w:rFonts w:asciiTheme="majorHAnsi" w:hAnsiTheme="majorHAnsi" w:eastAsiaTheme="majorEastAsia" w:cstheme="majorBidi"/>
+        <w:b/>
+        <w:bCs/>
+      </w:rPr>
+      <w:tblPr/>
+      <w:tcPr>
+        <w:tcBorders>
+          <w:top w:val="single" w:color="F79646" w:themeColor="accent6" w:sz="8" w:space="0"/>
+          <w:left w:val="single" w:color="F79646" w:themeColor="accent6" w:sz="8" w:space="0"/>
+          <w:bottom w:val="single" w:color="F79646" w:themeColor="accent6" w:sz="8" w:space="0"/>
+          <w:right w:val="single" w:color="F79646" w:themeColor="accent6" w:sz="8" w:space="0"/>
         </w:tcBorders>
       </w:tcPr>
     </w:tblStylePr>
@@ -7215,10 +7494,10 @@
       <w:tblPr/>
       <w:tcPr>
         <w:tcBorders>
-          <w:top w:val="single" w:sz="8" w:space="0" w:color="F79646" w:themeColor="accent6"/>
-          <w:left w:val="single" w:sz="8" w:space="0" w:color="F79646" w:themeColor="accent6"/>
-          <w:bottom w:val="single" w:sz="8" w:space="0" w:color="F79646" w:themeColor="accent6"/>
-          <w:right w:val="single" w:sz="8" w:space="0" w:color="F79646" w:themeColor="accent6"/>
+          <w:top w:val="single" w:color="F79646" w:themeColor="accent6" w:sz="8" w:space="0"/>
+          <w:left w:val="single" w:color="F79646" w:themeColor="accent6" w:sz="8" w:space="0"/>
+          <w:bottom w:val="single" w:color="F79646" w:themeColor="accent6" w:sz="8" w:space="0"/>
+          <w:right w:val="single" w:color="F79646" w:themeColor="accent6" w:sz="8" w:space="0"/>
         </w:tcBorders>
         <w:shd w:val="clear" w:color="auto" w:fill="FDE4D0" w:themeFill="accent6" w:themeFillTint="3F"/>
       </w:tcPr>
@@ -7227,11 +7506,11 @@
       <w:tblPr/>
       <w:tcPr>
         <w:tcBorders>
-          <w:top w:val="single" w:sz="8" w:space="0" w:color="F79646" w:themeColor="accent6"/>
-          <w:left w:val="single" w:sz="8" w:space="0" w:color="F79646" w:themeColor="accent6"/>
-          <w:bottom w:val="single" w:sz="8" w:space="0" w:color="F79646" w:themeColor="accent6"/>
-          <w:right w:val="single" w:sz="8" w:space="0" w:color="F79646" w:themeColor="accent6"/>
-          <w:insideV w:val="single" w:sz="8" w:space="0" w:color="F79646" w:themeColor="accent6"/>
+          <w:top w:val="single" w:color="F79646" w:themeColor="accent6" w:sz="8" w:space="0"/>
+          <w:left w:val="single" w:color="F79646" w:themeColor="accent6" w:sz="8" w:space="0"/>
+          <w:bottom w:val="single" w:color="F79646" w:themeColor="accent6" w:sz="8" w:space="0"/>
+          <w:right w:val="single" w:color="F79646" w:themeColor="accent6" w:sz="8" w:space="0"/>
+          <w:insideV w:val="single" w:color="F79646" w:themeColor="accent6" w:sz="8" w:space="0"/>
         </w:tcBorders>
         <w:shd w:val="clear" w:color="auto" w:fill="FDE4D0" w:themeFill="accent6" w:themeFillTint="3F"/>
       </w:tcPr>
@@ -7240,11 +7519,11 @@
       <w:tblPr/>
       <w:tcPr>
         <w:tcBorders>
-          <w:top w:val="single" w:sz="8" w:space="0" w:color="F79646" w:themeColor="accent6"/>
-          <w:left w:val="single" w:sz="8" w:space="0" w:color="F79646" w:themeColor="accent6"/>
-          <w:bottom w:val="single" w:sz="8" w:space="0" w:color="F79646" w:themeColor="accent6"/>
-          <w:right w:val="single" w:sz="8" w:space="0" w:color="F79646" w:themeColor="accent6"/>
-          <w:insideV w:val="single" w:sz="8" w:space="0" w:color="F79646" w:themeColor="accent6"/>
+          <w:top w:val="single" w:color="F79646" w:themeColor="accent6" w:sz="8" w:space="0"/>
+          <w:left w:val="single" w:color="F79646" w:themeColor="accent6" w:sz="8" w:space="0"/>
+          <w:bottom w:val="single" w:color="F79646" w:themeColor="accent6" w:sz="8" w:space="0"/>
+          <w:right w:val="single" w:color="F79646" w:themeColor="accent6" w:sz="8" w:space="0"/>
+          <w:insideV w:val="single" w:color="F79646" w:themeColor="accent6" w:sz="8" w:space="0"/>
         </w:tcBorders>
       </w:tcPr>
     </w:tblStylePr>
@@ -7261,11 +7540,11 @@
       <w:tblStyleRowBandSize w:val="1"/>
       <w:tblStyleColBandSize w:val="1"/>
       <w:tblBorders>
-        <w:top w:val="single" w:sz="8" w:space="0" w:color="404040" w:themeColor="text1" w:themeTint="BF"/>
-        <w:left w:val="single" w:sz="8" w:space="0" w:color="404040" w:themeColor="text1" w:themeTint="BF"/>
-        <w:bottom w:val="single" w:sz="8" w:space="0" w:color="404040" w:themeColor="text1" w:themeTint="BF"/>
-        <w:right w:val="single" w:sz="8" w:space="0" w:color="404040" w:themeColor="text1" w:themeTint="BF"/>
-        <w:insideH w:val="single" w:sz="8" w:space="0" w:color="404040" w:themeColor="text1" w:themeTint="BF"/>
+        <w:top w:val="single" w:color="404040" w:themeColor="text1" w:themeTint="BF" w:sz="8" w:space="0"/>
+        <w:left w:val="single" w:color="404040" w:themeColor="text1" w:themeTint="BF" w:sz="8" w:space="0"/>
+        <w:bottom w:val="single" w:color="404040" w:themeColor="text1" w:themeTint="BF" w:sz="8" w:space="0"/>
+        <w:right w:val="single" w:color="404040" w:themeColor="text1" w:themeTint="BF" w:sz="8" w:space="0"/>
+        <w:insideH w:val="single" w:color="404040" w:themeColor="text1" w:themeTint="BF" w:sz="8" w:space="0"/>
       </w:tblBorders>
     </w:tblPr>
     <w:tblStylePr w:type="firstRow">
@@ -7280,10 +7559,10 @@
       <w:tblPr/>
       <w:tcPr>
         <w:tcBorders>
-          <w:top w:val="single" w:sz="8" w:space="0" w:color="404040" w:themeColor="text1" w:themeTint="BF"/>
-          <w:left w:val="single" w:sz="8" w:space="0" w:color="404040" w:themeColor="text1" w:themeTint="BF"/>
-          <w:bottom w:val="single" w:sz="8" w:space="0" w:color="404040" w:themeColor="text1" w:themeTint="BF"/>
-          <w:right w:val="single" w:sz="8" w:space="0" w:color="404040" w:themeColor="text1" w:themeTint="BF"/>
+          <w:top w:val="single" w:color="404040" w:themeColor="text1" w:themeTint="BF" w:sz="8" w:space="0"/>
+          <w:left w:val="single" w:color="404040" w:themeColor="text1" w:themeTint="BF" w:sz="8" w:space="0"/>
+          <w:bottom w:val="single" w:color="404040" w:themeColor="text1" w:themeTint="BF" w:sz="8" w:space="0"/>
+          <w:right w:val="single" w:color="404040" w:themeColor="text1" w:themeTint="BF" w:sz="8" w:space="0"/>
           <w:insideH w:val="nil"/>
           <w:insideV w:val="nil"/>
         </w:tcBorders>
@@ -7301,10 +7580,10 @@
       <w:tblPr/>
       <w:tcPr>
         <w:tcBorders>
-          <w:top w:val="double" w:sz="6" w:space="0" w:color="404040" w:themeColor="text1" w:themeTint="BF"/>
-          <w:left w:val="single" w:sz="8" w:space="0" w:color="404040" w:themeColor="text1" w:themeTint="BF"/>
-          <w:bottom w:val="single" w:sz="8" w:space="0" w:color="404040" w:themeColor="text1" w:themeTint="BF"/>
-          <w:right w:val="single" w:sz="8" w:space="0" w:color="404040" w:themeColor="text1" w:themeTint="BF"/>
+          <w:top w:val="double" w:color="404040" w:themeColor="text1" w:themeTint="BF" w:sz="6" w:space="0"/>
+          <w:left w:val="single" w:color="404040" w:themeColor="text1" w:themeTint="BF" w:sz="8" w:space="0"/>
+          <w:bottom w:val="single" w:color="404040" w:themeColor="text1" w:themeTint="BF" w:sz="8" w:space="0"/>
+          <w:right w:val="single" w:color="404040" w:themeColor="text1" w:themeTint="BF" w:sz="8" w:space="0"/>
           <w:insideH w:val="nil"/>
           <w:insideV w:val="nil"/>
         </w:tcBorders>
@@ -7360,11 +7639,11 @@
       <w:tblStyleRowBandSize w:val="1"/>
       <w:tblStyleColBandSize w:val="1"/>
       <w:tblBorders>
-        <w:top w:val="single" w:sz="8" w:space="0" w:color="7BA0CD" w:themeColor="accent1" w:themeTint="BF"/>
-        <w:left w:val="single" w:sz="8" w:space="0" w:color="7BA0CD" w:themeColor="accent1" w:themeTint="BF"/>
-        <w:bottom w:val="single" w:sz="8" w:space="0" w:color="7BA0CD" w:themeColor="accent1" w:themeTint="BF"/>
-        <w:right w:val="single" w:sz="8" w:space="0" w:color="7BA0CD" w:themeColor="accent1" w:themeTint="BF"/>
-        <w:insideH w:val="single" w:sz="8" w:space="0" w:color="7BA0CD" w:themeColor="accent1" w:themeTint="BF"/>
+        <w:top w:val="single" w:color="7BA0CD" w:themeColor="accent1" w:themeTint="BF" w:sz="8" w:space="0"/>
+        <w:left w:val="single" w:color="7BA0CD" w:themeColor="accent1" w:themeTint="BF" w:sz="8" w:space="0"/>
+        <w:bottom w:val="single" w:color="7BA0CD" w:themeColor="accent1" w:themeTint="BF" w:sz="8" w:space="0"/>
+        <w:right w:val="single" w:color="7BA0CD" w:themeColor="accent1" w:themeTint="BF" w:sz="8" w:space="0"/>
+        <w:insideH w:val="single" w:color="7BA0CD" w:themeColor="accent1" w:themeTint="BF" w:sz="8" w:space="0"/>
       </w:tblBorders>
     </w:tblPr>
     <w:tblStylePr w:type="firstRow">
@@ -7379,10 +7658,10 @@
       <w:tblPr/>
       <w:tcPr>
         <w:tcBorders>
-          <w:top w:val="single" w:sz="8" w:space="0" w:color="7BA0CD" w:themeColor="accent1" w:themeTint="BF"/>
-          <w:left w:val="single" w:sz="8" w:space="0" w:color="7BA0CD" w:themeColor="accent1" w:themeTint="BF"/>
-          <w:bottom w:val="single" w:sz="8" w:space="0" w:color="7BA0CD" w:themeColor="accent1" w:themeTint="BF"/>
-          <w:right w:val="single" w:sz="8" w:space="0" w:color="7BA0CD" w:themeColor="accent1" w:themeTint="BF"/>
+          <w:top w:val="single" w:color="7BA0CD" w:themeColor="accent1" w:themeTint="BF" w:sz="8" w:space="0"/>
+          <w:left w:val="single" w:color="7BA0CD" w:themeColor="accent1" w:themeTint="BF" w:sz="8" w:space="0"/>
+          <w:bottom w:val="single" w:color="7BA0CD" w:themeColor="accent1" w:themeTint="BF" w:sz="8" w:space="0"/>
+          <w:right w:val="single" w:color="7BA0CD" w:themeColor="accent1" w:themeTint="BF" w:sz="8" w:space="0"/>
           <w:insideH w:val="nil"/>
           <w:insideV w:val="nil"/>
         </w:tcBorders>
@@ -7400,10 +7679,10 @@
       <w:tblPr/>
       <w:tcPr>
         <w:tcBorders>
-          <w:top w:val="double" w:sz="6" w:space="0" w:color="7BA0CD" w:themeColor="accent1" w:themeTint="BF"/>
-          <w:left w:val="single" w:sz="8" w:space="0" w:color="7BA0CD" w:themeColor="accent1" w:themeTint="BF"/>
-          <w:bottom w:val="single" w:sz="8" w:space="0" w:color="7BA0CD" w:themeColor="accent1" w:themeTint="BF"/>
-          <w:right w:val="single" w:sz="8" w:space="0" w:color="7BA0CD" w:themeColor="accent1" w:themeTint="BF"/>
+          <w:top w:val="double" w:color="7BA0CD" w:themeColor="accent1" w:themeTint="BF" w:sz="6" w:space="0"/>
+          <w:left w:val="single" w:color="7BA0CD" w:themeColor="accent1" w:themeTint="BF" w:sz="8" w:space="0"/>
+          <w:bottom w:val="single" w:color="7BA0CD" w:themeColor="accent1" w:themeTint="BF" w:sz="8" w:space="0"/>
+          <w:right w:val="single" w:color="7BA0CD" w:themeColor="accent1" w:themeTint="BF" w:sz="8" w:space="0"/>
           <w:insideH w:val="nil"/>
           <w:insideV w:val="nil"/>
         </w:tcBorders>
@@ -7459,11 +7738,11 @@
       <w:tblStyleRowBandSize w:val="1"/>
       <w:tblStyleColBandSize w:val="1"/>
       <w:tblBorders>
-        <w:top w:val="single" w:sz="8" w:space="0" w:color="CF7B79" w:themeColor="accent2" w:themeTint="BF"/>
-        <w:left w:val="single" w:sz="8" w:space="0" w:color="CF7B79" w:themeColor="accent2" w:themeTint="BF"/>
-        <w:bottom w:val="single" w:sz="8" w:space="0" w:color="CF7B79" w:themeColor="accent2" w:themeTint="BF"/>
-        <w:right w:val="single" w:sz="8" w:space="0" w:color="CF7B79" w:themeColor="accent2" w:themeTint="BF"/>
-        <w:insideH w:val="single" w:sz="8" w:space="0" w:color="CF7B79" w:themeColor="accent2" w:themeTint="BF"/>
+        <w:top w:val="single" w:color="CF7B79" w:themeColor="accent2" w:themeTint="BF" w:sz="8" w:space="0"/>
+        <w:left w:val="single" w:color="CF7B79" w:themeColor="accent2" w:themeTint="BF" w:sz="8" w:space="0"/>
+        <w:bottom w:val="single" w:color="CF7B79" w:themeColor="accent2" w:themeTint="BF" w:sz="8" w:space="0"/>
+        <w:right w:val="single" w:color="CF7B79" w:themeColor="accent2" w:themeTint="BF" w:sz="8" w:space="0"/>
+        <w:insideH w:val="single" w:color="CF7B79" w:themeColor="accent2" w:themeTint="BF" w:sz="8" w:space="0"/>
       </w:tblBorders>
     </w:tblPr>
     <w:tblStylePr w:type="firstRow">
@@ -7478,10 +7757,10 @@
       <w:tblPr/>
       <w:tcPr>
         <w:tcBorders>
-          <w:top w:val="single" w:sz="8" w:space="0" w:color="CF7B79" w:themeColor="accent2" w:themeTint="BF"/>
-          <w:left w:val="single" w:sz="8" w:space="0" w:color="CF7B79" w:themeColor="accent2" w:themeTint="BF"/>
-          <w:bottom w:val="single" w:sz="8" w:space="0" w:color="CF7B79" w:themeColor="accent2" w:themeTint="BF"/>
-          <w:right w:val="single" w:sz="8" w:space="0" w:color="CF7B79" w:themeColor="accent2" w:themeTint="BF"/>
+          <w:top w:val="single" w:color="CF7B79" w:themeColor="accent2" w:themeTint="BF" w:sz="8" w:space="0"/>
+          <w:left w:val="single" w:color="CF7B79" w:themeColor="accent2" w:themeTint="BF" w:sz="8" w:space="0"/>
+          <w:bottom w:val="single" w:color="CF7B79" w:themeColor="accent2" w:themeTint="BF" w:sz="8" w:space="0"/>
+          <w:right w:val="single" w:color="CF7B79" w:themeColor="accent2" w:themeTint="BF" w:sz="8" w:space="0"/>
           <w:insideH w:val="nil"/>
           <w:insideV w:val="nil"/>
         </w:tcBorders>
@@ -7499,10 +7778,10 @@
       <w:tblPr/>
       <w:tcPr>
         <w:tcBorders>
-          <w:top w:val="double" w:sz="6" w:space="0" w:color="CF7B79" w:themeColor="accent2" w:themeTint="BF"/>
-          <w:left w:val="single" w:sz="8" w:space="0" w:color="CF7B79" w:themeColor="accent2" w:themeTint="BF"/>
-          <w:bottom w:val="single" w:sz="8" w:space="0" w:color="CF7B79" w:themeColor="accent2" w:themeTint="BF"/>
-          <w:right w:val="single" w:sz="8" w:space="0" w:color="CF7B79" w:themeColor="accent2" w:themeTint="BF"/>
+          <w:top w:val="double" w:color="CF7B79" w:themeColor="accent2" w:themeTint="BF" w:sz="6" w:space="0"/>
+          <w:left w:val="single" w:color="CF7B79" w:themeColor="accent2" w:themeTint="BF" w:sz="8" w:space="0"/>
+          <w:bottom w:val="single" w:color="CF7B79" w:themeColor="accent2" w:themeTint="BF" w:sz="8" w:space="0"/>
+          <w:right w:val="single" w:color="CF7B79" w:themeColor="accent2" w:themeTint="BF" w:sz="8" w:space="0"/>
           <w:insideH w:val="nil"/>
           <w:insideV w:val="nil"/>
         </w:tcBorders>
@@ -7558,11 +7837,11 @@
       <w:tblStyleRowBandSize w:val="1"/>
       <w:tblStyleColBandSize w:val="1"/>
       <w:tblBorders>
-        <w:top w:val="single" w:sz="8" w:space="0" w:color="B3CC82" w:themeColor="accent3" w:themeTint="BF"/>
-        <w:left w:val="single" w:sz="8" w:space="0" w:color="B3CC82" w:themeColor="accent3" w:themeTint="BF"/>
-        <w:bottom w:val="single" w:sz="8" w:space="0" w:color="B3CC82" w:themeColor="accent3" w:themeTint="BF"/>
-        <w:right w:val="single" w:sz="8" w:space="0" w:color="B3CC82" w:themeColor="accent3" w:themeTint="BF"/>
-        <w:insideH w:val="single" w:sz="8" w:space="0" w:color="B3CC82" w:themeColor="accent3" w:themeTint="BF"/>
+        <w:top w:val="single" w:color="B3CC82" w:themeColor="accent3" w:themeTint="BF" w:sz="8" w:space="0"/>
+        <w:left w:val="single" w:color="B3CC82" w:themeColor="accent3" w:themeTint="BF" w:sz="8" w:space="0"/>
+        <w:bottom w:val="single" w:color="B3CC82" w:themeColor="accent3" w:themeTint="BF" w:sz="8" w:space="0"/>
+        <w:right w:val="single" w:color="B3CC82" w:themeColor="accent3" w:themeTint="BF" w:sz="8" w:space="0"/>
+        <w:insideH w:val="single" w:color="B3CC82" w:themeColor="accent3" w:themeTint="BF" w:sz="8" w:space="0"/>
       </w:tblBorders>
     </w:tblPr>
     <w:tblStylePr w:type="firstRow">
@@ -7577,10 +7856,10 @@
       <w:tblPr/>
       <w:tcPr>
         <w:tcBorders>
-          <w:top w:val="single" w:sz="8" w:space="0" w:color="B3CC82" w:themeColor="accent3" w:themeTint="BF"/>
-          <w:left w:val="single" w:sz="8" w:space="0" w:color="B3CC82" w:themeColor="accent3" w:themeTint="BF"/>
-          <w:bottom w:val="single" w:sz="8" w:space="0" w:color="B3CC82" w:themeColor="accent3" w:themeTint="BF"/>
-          <w:right w:val="single" w:sz="8" w:space="0" w:color="B3CC82" w:themeColor="accent3" w:themeTint="BF"/>
+          <w:top w:val="single" w:color="B3CC82" w:themeColor="accent3" w:themeTint="BF" w:sz="8" w:space="0"/>
+          <w:left w:val="single" w:color="B3CC82" w:themeColor="accent3" w:themeTint="BF" w:sz="8" w:space="0"/>
+          <w:bottom w:val="single" w:color="B3CC82" w:themeColor="accent3" w:themeTint="BF" w:sz="8" w:space="0"/>
+          <w:right w:val="single" w:color="B3CC82" w:themeColor="accent3" w:themeTint="BF" w:sz="8" w:space="0"/>
           <w:insideH w:val="nil"/>
           <w:insideV w:val="nil"/>
         </w:tcBorders>
@@ -7598,10 +7877,10 @@
       <w:tblPr/>
       <w:tcPr>
         <w:tcBorders>
-          <w:top w:val="double" w:sz="6" w:space="0" w:color="B3CC82" w:themeColor="accent3" w:themeTint="BF"/>
-          <w:left w:val="single" w:sz="8" w:space="0" w:color="B3CC82" w:themeColor="accent3" w:themeTint="BF"/>
-          <w:bottom w:val="single" w:sz="8" w:space="0" w:color="B3CC82" w:themeColor="accent3" w:themeTint="BF"/>
-          <w:right w:val="single" w:sz="8" w:space="0" w:color="B3CC82" w:themeColor="accent3" w:themeTint="BF"/>
+          <w:top w:val="double" w:color="B3CC82" w:themeColor="accent3" w:themeTint="BF" w:sz="6" w:space="0"/>
+          <w:left w:val="single" w:color="B3CC82" w:themeColor="accent3" w:themeTint="BF" w:sz="8" w:space="0"/>
+          <w:bottom w:val="single" w:color="B3CC82" w:themeColor="accent3" w:themeTint="BF" w:sz="8" w:space="0"/>
+          <w:right w:val="single" w:color="B3CC82" w:themeColor="accent3" w:themeTint="BF" w:sz="8" w:space="0"/>
           <w:insideH w:val="nil"/>
           <w:insideV w:val="nil"/>
         </w:tcBorders>
@@ -7657,11 +7936,11 @@
       <w:tblStyleRowBandSize w:val="1"/>
       <w:tblStyleColBandSize w:val="1"/>
       <w:tblBorders>
-        <w:top w:val="single" w:sz="8" w:space="0" w:color="9F8AB9" w:themeColor="accent4" w:themeTint="BF"/>
-        <w:left w:val="single" w:sz="8" w:space="0" w:color="9F8AB9" w:themeColor="accent4" w:themeTint="BF"/>
-        <w:bottom w:val="single" w:sz="8" w:space="0" w:color="9F8AB9" w:themeColor="accent4" w:themeTint="BF"/>
-        <w:right w:val="single" w:sz="8" w:space="0" w:color="9F8AB9" w:themeColor="accent4" w:themeTint="BF"/>
-        <w:insideH w:val="single" w:sz="8" w:space="0" w:color="9F8AB9" w:themeColor="accent4" w:themeTint="BF"/>
+        <w:top w:val="single" w:color="9F8AB9" w:themeColor="accent4" w:themeTint="BF" w:sz="8" w:space="0"/>
+        <w:left w:val="single" w:color="9F8AB9" w:themeColor="accent4" w:themeTint="BF" w:sz="8" w:space="0"/>
+        <w:bottom w:val="single" w:color="9F8AB9" w:themeColor="accent4" w:themeTint="BF" w:sz="8" w:space="0"/>
+        <w:right w:val="single" w:color="9F8AB9" w:themeColor="accent4" w:themeTint="BF" w:sz="8" w:space="0"/>
+        <w:insideH w:val="single" w:color="9F8AB9" w:themeColor="accent4" w:themeTint="BF" w:sz="8" w:space="0"/>
       </w:tblBorders>
     </w:tblPr>
     <w:tblStylePr w:type="firstRow">
@@ -7676,10 +7955,10 @@
       <w:tblPr/>
       <w:tcPr>
         <w:tcBorders>
-          <w:top w:val="single" w:sz="8" w:space="0" w:color="9F8AB9" w:themeColor="accent4" w:themeTint="BF"/>
-          <w:left w:val="single" w:sz="8" w:space="0" w:color="9F8AB9" w:themeColor="accent4" w:themeTint="BF"/>
-          <w:bottom w:val="single" w:sz="8" w:space="0" w:color="9F8AB9" w:themeColor="accent4" w:themeTint="BF"/>
-          <w:right w:val="single" w:sz="8" w:space="0" w:color="9F8AB9" w:themeColor="accent4" w:themeTint="BF"/>
+          <w:top w:val="single" w:color="9F8AB9" w:themeColor="accent4" w:themeTint="BF" w:sz="8" w:space="0"/>
+          <w:left w:val="single" w:color="9F8AB9" w:themeColor="accent4" w:themeTint="BF" w:sz="8" w:space="0"/>
+          <w:bottom w:val="single" w:color="9F8AB9" w:themeColor="accent4" w:themeTint="BF" w:sz="8" w:space="0"/>
+          <w:right w:val="single" w:color="9F8AB9" w:themeColor="accent4" w:themeTint="BF" w:sz="8" w:space="0"/>
           <w:insideH w:val="nil"/>
           <w:insideV w:val="nil"/>
         </w:tcBorders>
@@ -7697,10 +7976,10 @@
       <w:tblPr/>
       <w:tcPr>
         <w:tcBorders>
-          <w:top w:val="double" w:sz="6" w:space="0" w:color="9F8AB9" w:themeColor="accent4" w:themeTint="BF"/>
-          <w:left w:val="single" w:sz="8" w:space="0" w:color="9F8AB9" w:themeColor="accent4" w:themeTint="BF"/>
-          <w:bottom w:val="single" w:sz="8" w:space="0" w:color="9F8AB9" w:themeColor="accent4" w:themeTint="BF"/>
-          <w:right w:val="single" w:sz="8" w:space="0" w:color="9F8AB9" w:themeColor="accent4" w:themeTint="BF"/>
+          <w:top w:val="double" w:color="9F8AB9" w:themeColor="accent4" w:themeTint="BF" w:sz="6" w:space="0"/>
+          <w:left w:val="single" w:color="9F8AB9" w:themeColor="accent4" w:themeTint="BF" w:sz="8" w:space="0"/>
+          <w:bottom w:val="single" w:color="9F8AB9" w:themeColor="accent4" w:themeTint="BF" w:sz="8" w:space="0"/>
+          <w:right w:val="single" w:color="9F8AB9" w:themeColor="accent4" w:themeTint="BF" w:sz="8" w:space="0"/>
           <w:insideH w:val="nil"/>
           <w:insideV w:val="nil"/>
         </w:tcBorders>
@@ -7756,11 +8035,11 @@
       <w:tblStyleRowBandSize w:val="1"/>
       <w:tblStyleColBandSize w:val="1"/>
       <w:tblBorders>
-        <w:top w:val="single" w:sz="8" w:space="0" w:color="78C0D4" w:themeColor="accent5" w:themeTint="BF"/>
-        <w:left w:val="single" w:sz="8" w:space="0" w:color="78C0D4" w:themeColor="accent5" w:themeTint="BF"/>
-        <w:bottom w:val="single" w:sz="8" w:space="0" w:color="78C0D4" w:themeColor="accent5" w:themeTint="BF"/>
-        <w:right w:val="single" w:sz="8" w:space="0" w:color="78C0D4" w:themeColor="accent5" w:themeTint="BF"/>
-        <w:insideH w:val="single" w:sz="8" w:space="0" w:color="78C0D4" w:themeColor="accent5" w:themeTint="BF"/>
+        <w:top w:val="single" w:color="78C0D4" w:themeColor="accent5" w:themeTint="BF" w:sz="8" w:space="0"/>
+        <w:left w:val="single" w:color="78C0D4" w:themeColor="accent5" w:themeTint="BF" w:sz="8" w:space="0"/>
+        <w:bottom w:val="single" w:color="78C0D4" w:themeColor="accent5" w:themeTint="BF" w:sz="8" w:space="0"/>
+        <w:right w:val="single" w:color="78C0D4" w:themeColor="accent5" w:themeTint="BF" w:sz="8" w:space="0"/>
+        <w:insideH w:val="single" w:color="78C0D4" w:themeColor="accent5" w:themeTint="BF" w:sz="8" w:space="0"/>
       </w:tblBorders>
     </w:tblPr>
     <w:tblStylePr w:type="firstRow">
@@ -7775,10 +8054,10 @@
       <w:tblPr/>
       <w:tcPr>
         <w:tcBorders>
-          <w:top w:val="single" w:sz="8" w:space="0" w:color="78C0D4" w:themeColor="accent5" w:themeTint="BF"/>
-          <w:left w:val="single" w:sz="8" w:space="0" w:color="78C0D4" w:themeColor="accent5" w:themeTint="BF"/>
-          <w:bottom w:val="single" w:sz="8" w:space="0" w:color="78C0D4" w:themeColor="accent5" w:themeTint="BF"/>
-          <w:right w:val="single" w:sz="8" w:space="0" w:color="78C0D4" w:themeColor="accent5" w:themeTint="BF"/>
+          <w:top w:val="single" w:color="78C0D4" w:themeColor="accent5" w:themeTint="BF" w:sz="8" w:space="0"/>
+          <w:left w:val="single" w:color="78C0D4" w:themeColor="accent5" w:themeTint="BF" w:sz="8" w:space="0"/>
+          <w:bottom w:val="single" w:color="78C0D4" w:themeColor="accent5" w:themeTint="BF" w:sz="8" w:space="0"/>
+          <w:right w:val="single" w:color="78C0D4" w:themeColor="accent5" w:themeTint="BF" w:sz="8" w:space="0"/>
           <w:insideH w:val="nil"/>
           <w:insideV w:val="nil"/>
         </w:tcBorders>
@@ -7796,10 +8075,10 @@
       <w:tblPr/>
       <w:tcPr>
         <w:tcBorders>
-          <w:top w:val="double" w:sz="6" w:space="0" w:color="78C0D4" w:themeColor="accent5" w:themeTint="BF"/>
-          <w:left w:val="single" w:sz="8" w:space="0" w:color="78C0D4" w:themeColor="accent5" w:themeTint="BF"/>
-          <w:bottom w:val="single" w:sz="8" w:space="0" w:color="78C0D4" w:themeColor="accent5" w:themeTint="BF"/>
-          <w:right w:val="single" w:sz="8" w:space="0" w:color="78C0D4" w:themeColor="accent5" w:themeTint="BF"/>
+          <w:top w:val="double" w:color="78C0D4" w:themeColor="accent5" w:themeTint="BF" w:sz="6" w:space="0"/>
+          <w:left w:val="single" w:color="78C0D4" w:themeColor="accent5" w:themeTint="BF" w:sz="8" w:space="0"/>
+          <w:bottom w:val="single" w:color="78C0D4" w:themeColor="accent5" w:themeTint="BF" w:sz="8" w:space="0"/>
+          <w:right w:val="single" w:color="78C0D4" w:themeColor="accent5" w:themeTint="BF" w:sz="8" w:space="0"/>
           <w:insideH w:val="nil"/>
           <w:insideV w:val="nil"/>
         </w:tcBorders>
@@ -7855,11 +8134,11 @@
       <w:tblStyleRowBandSize w:val="1"/>
       <w:tblStyleColBandSize w:val="1"/>
       <w:tblBorders>
-        <w:top w:val="single" w:sz="8" w:space="0" w:color="F9B074" w:themeColor="accent6" w:themeTint="BF"/>
-        <w:left w:val="single" w:sz="8" w:space="0" w:color="F9B074" w:themeColor="accent6" w:themeTint="BF"/>
-        <w:bottom w:val="single" w:sz="8" w:space="0" w:color="F9B074" w:themeColor="accent6" w:themeTint="BF"/>
-        <w:right w:val="single" w:sz="8" w:space="0" w:color="F9B074" w:themeColor="accent6" w:themeTint="BF"/>
-        <w:insideH w:val="single" w:sz="8" w:space="0" w:color="F9B074" w:themeColor="accent6" w:themeTint="BF"/>
+        <w:top w:val="single" w:color="F9B074" w:themeColor="accent6" w:themeTint="BF" w:sz="8" w:space="0"/>
+        <w:left w:val="single" w:color="F9B074" w:themeColor="accent6" w:themeTint="BF" w:sz="8" w:space="0"/>
+        <w:bottom w:val="single" w:color="F9B074" w:themeColor="accent6" w:themeTint="BF" w:sz="8" w:space="0"/>
+        <w:right w:val="single" w:color="F9B074" w:themeColor="accent6" w:themeTint="BF" w:sz="8" w:space="0"/>
+        <w:insideH w:val="single" w:color="F9B074" w:themeColor="accent6" w:themeTint="BF" w:sz="8" w:space="0"/>
       </w:tblBorders>
     </w:tblPr>
     <w:tblStylePr w:type="firstRow">
@@ -7874,10 +8153,10 @@
       <w:tblPr/>
       <w:tcPr>
         <w:tcBorders>
-          <w:top w:val="single" w:sz="8" w:space="0" w:color="F9B074" w:themeColor="accent6" w:themeTint="BF"/>
-          <w:left w:val="single" w:sz="8" w:space="0" w:color="F9B074" w:themeColor="accent6" w:themeTint="BF"/>
-          <w:bottom w:val="single" w:sz="8" w:space="0" w:color="F9B074" w:themeColor="accent6" w:themeTint="BF"/>
-          <w:right w:val="single" w:sz="8" w:space="0" w:color="F9B074" w:themeColor="accent6" w:themeTint="BF"/>
+          <w:top w:val="single" w:color="F9B074" w:themeColor="accent6" w:themeTint="BF" w:sz="8" w:space="0"/>
+          <w:left w:val="single" w:color="F9B074" w:themeColor="accent6" w:themeTint="BF" w:sz="8" w:space="0"/>
+          <w:bottom w:val="single" w:color="F9B074" w:themeColor="accent6" w:themeTint="BF" w:sz="8" w:space="0"/>
+          <w:right w:val="single" w:color="F9B074" w:themeColor="accent6" w:themeTint="BF" w:sz="8" w:space="0"/>
           <w:insideH w:val="nil"/>
           <w:insideV w:val="nil"/>
         </w:tcBorders>
@@ -7895,10 +8174,10 @@
       <w:tblPr/>
       <w:tcPr>
         <w:tcBorders>
-          <w:top w:val="double" w:sz="6" w:space="0" w:color="F9B074" w:themeColor="accent6" w:themeTint="BF"/>
-          <w:left w:val="single" w:sz="8" w:space="0" w:color="F9B074" w:themeColor="accent6" w:themeTint="BF"/>
-          <w:bottom w:val="single" w:sz="8" w:space="0" w:color="F9B074" w:themeColor="accent6" w:themeTint="BF"/>
-          <w:right w:val="single" w:sz="8" w:space="0" w:color="F9B074" w:themeColor="accent6" w:themeTint="BF"/>
+          <w:top w:val="double" w:color="F9B074" w:themeColor="accent6" w:themeTint="BF" w:sz="6" w:space="0"/>
+          <w:left w:val="single" w:color="F9B074" w:themeColor="accent6" w:themeTint="BF" w:sz="8" w:space="0"/>
+          <w:bottom w:val="single" w:color="F9B074" w:themeColor="accent6" w:themeTint="BF" w:sz="8" w:space="0"/>
+          <w:right w:val="single" w:color="F9B074" w:themeColor="accent6" w:themeTint="BF" w:sz="8" w:space="0"/>
           <w:insideH w:val="nil"/>
           <w:insideV w:val="nil"/>
         </w:tcBorders>
@@ -7954,8 +8233,8 @@
       <w:tblStyleRowBandSize w:val="1"/>
       <w:tblStyleColBandSize w:val="1"/>
       <w:tblBorders>
-        <w:top w:val="single" w:sz="18" w:space="0" w:color="auto"/>
-        <w:bottom w:val="single" w:sz="18" w:space="0" w:color="auto"/>
+        <w:top w:val="single" w:color="auto" w:sz="18" w:space="0"/>
+        <w:bottom w:val="single" w:color="auto" w:sz="18" w:space="0"/>
       </w:tblBorders>
     </w:tblPr>
     <w:tblStylePr w:type="firstRow">
@@ -7970,9 +8249,9 @@
       <w:tblPr/>
       <w:tcPr>
         <w:tcBorders>
-          <w:top w:val="single" w:sz="18" w:space="0" w:color="auto"/>
-          <w:left w:val="nil"/>
-          <w:bottom w:val="single" w:sz="18" w:space="0" w:color="auto"/>
+          <w:top w:val="single" w:color="auto" w:sz="18" w:space="0"/>
+          <w:left w:val="nil"/>
+          <w:bottom w:val="single" w:color="auto" w:sz="18" w:space="0"/>
           <w:right w:val="nil"/>
           <w:insideH w:val="nil"/>
           <w:insideV w:val="nil"/>
@@ -7990,9 +8269,9 @@
       <w:tblPr/>
       <w:tcPr>
         <w:tcBorders>
-          <w:top w:val="double" w:sz="6" w:space="0" w:color="auto"/>
-          <w:left w:val="nil"/>
-          <w:bottom w:val="single" w:sz="18" w:space="0" w:color="auto"/>
+          <w:top w:val="double" w:color="auto" w:sz="6" w:space="0"/>
+          <w:left w:val="nil"/>
+          <w:bottom w:val="single" w:color="auto" w:sz="18" w:space="0"/>
           <w:right w:val="nil"/>
           <w:insideH w:val="nil"/>
           <w:insideV w:val="nil"/>
@@ -8011,7 +8290,7 @@
         <w:tcBorders>
           <w:top w:val="nil"/>
           <w:left w:val="nil"/>
-          <w:bottom w:val="single" w:sz="18" w:space="0" w:color="auto"/>
+          <w:bottom w:val="single" w:color="auto" w:sz="18" w:space="0"/>
           <w:right w:val="nil"/>
           <w:insideH w:val="nil"/>
           <w:insideV w:val="nil"/>
@@ -8058,9 +8337,9 @@
       <w:tblPr/>
       <w:tcPr>
         <w:tcBorders>
-          <w:top w:val="single" w:sz="18" w:space="0" w:color="auto"/>
-          <w:left w:val="nil"/>
-          <w:bottom w:val="single" w:sz="18" w:space="0" w:color="auto"/>
+          <w:top w:val="single" w:color="auto" w:sz="18" w:space="0"/>
+          <w:left w:val="nil"/>
+          <w:bottom w:val="single" w:color="auto" w:sz="18" w:space="0"/>
           <w:right w:val="nil"/>
           <w:insideH w:val="nil"/>
           <w:insideV w:val="nil"/>
@@ -8074,9 +8353,9 @@
       <w:tblPr/>
       <w:tcPr>
         <w:tcBorders>
-          <w:top w:val="single" w:sz="18" w:space="0" w:color="auto"/>
-          <w:left w:val="nil"/>
-          <w:bottom w:val="single" w:sz="18" w:space="0" w:color="auto"/>
+          <w:top w:val="single" w:color="auto" w:sz="18" w:space="0"/>
+          <w:left w:val="nil"/>
+          <w:bottom w:val="single" w:color="auto" w:sz="18" w:space="0"/>
           <w:right w:val="nil"/>
           <w:insideH w:val="nil"/>
           <w:insideV w:val="nil"/>
@@ -8096,8 +8375,8 @@
       <w:tblStyleRowBandSize w:val="1"/>
       <w:tblStyleColBandSize w:val="1"/>
       <w:tblBorders>
-        <w:top w:val="single" w:sz="18" w:space="0" w:color="auto"/>
-        <w:bottom w:val="single" w:sz="18" w:space="0" w:color="auto"/>
+        <w:top w:val="single" w:color="auto" w:sz="18" w:space="0"/>
+        <w:bottom w:val="single" w:color="auto" w:sz="18" w:space="0"/>
       </w:tblBorders>
     </w:tblPr>
     <w:tblStylePr w:type="firstRow">
@@ -8112,9 +8391,9 @@
       <w:tblPr/>
       <w:tcPr>
         <w:tcBorders>
-          <w:top w:val="single" w:sz="18" w:space="0" w:color="auto"/>
-          <w:left w:val="nil"/>
-          <w:bottom w:val="single" w:sz="18" w:space="0" w:color="auto"/>
+          <w:top w:val="single" w:color="auto" w:sz="18" w:space="0"/>
+          <w:left w:val="nil"/>
+          <w:bottom w:val="single" w:color="auto" w:sz="18" w:space="0"/>
           <w:right w:val="nil"/>
           <w:insideH w:val="nil"/>
           <w:insideV w:val="nil"/>
@@ -8132,9 +8411,9 @@
       <w:tblPr/>
       <w:tcPr>
         <w:tcBorders>
-          <w:top w:val="double" w:sz="6" w:space="0" w:color="auto"/>
-          <w:left w:val="nil"/>
-          <w:bottom w:val="single" w:sz="18" w:space="0" w:color="auto"/>
+          <w:top w:val="double" w:color="auto" w:sz="6" w:space="0"/>
+          <w:left w:val="nil"/>
+          <w:bottom w:val="single" w:color="auto" w:sz="18" w:space="0"/>
           <w:right w:val="nil"/>
           <w:insideH w:val="nil"/>
           <w:insideV w:val="nil"/>
@@ -8153,7 +8432,7 @@
         <w:tcBorders>
           <w:top w:val="nil"/>
           <w:left w:val="nil"/>
-          <w:bottom w:val="single" w:sz="18" w:space="0" w:color="auto"/>
+          <w:bottom w:val="single" w:color="auto" w:sz="18" w:space="0"/>
           <w:right w:val="nil"/>
           <w:insideH w:val="nil"/>
           <w:insideV w:val="nil"/>
@@ -8200,9 +8479,9 @@
       <w:tblPr/>
       <w:tcPr>
         <w:tcBorders>
-          <w:top w:val="single" w:sz="18" w:space="0" w:color="auto"/>
-          <w:left w:val="nil"/>
-          <w:bottom w:val="single" w:sz="18" w:space="0" w:color="auto"/>
+          <w:top w:val="single" w:color="auto" w:sz="18" w:space="0"/>
+          <w:left w:val="nil"/>
+          <w:bottom w:val="single" w:color="auto" w:sz="18" w:space="0"/>
           <w:right w:val="nil"/>
           <w:insideH w:val="nil"/>
           <w:insideV w:val="nil"/>
@@ -8216,9 +8495,9 @@
       <w:tblPr/>
       <w:tcPr>
         <w:tcBorders>
-          <w:top w:val="single" w:sz="18" w:space="0" w:color="auto"/>
-          <w:left w:val="nil"/>
-          <w:bottom w:val="single" w:sz="18" w:space="0" w:color="auto"/>
+          <w:top w:val="single" w:color="auto" w:sz="18" w:space="0"/>
+          <w:left w:val="nil"/>
+          <w:bottom w:val="single" w:color="auto" w:sz="18" w:space="0"/>
           <w:right w:val="nil"/>
           <w:insideH w:val="nil"/>
           <w:insideV w:val="nil"/>
@@ -8238,8 +8517,8 @@
       <w:tblStyleRowBandSize w:val="1"/>
       <w:tblStyleColBandSize w:val="1"/>
       <w:tblBorders>
-        <w:top w:val="single" w:sz="18" w:space="0" w:color="auto"/>
-        <w:bottom w:val="single" w:sz="18" w:space="0" w:color="auto"/>
+        <w:top w:val="single" w:color="auto" w:sz="18" w:space="0"/>
+        <w:bottom w:val="single" w:color="auto" w:sz="18" w:space="0"/>
       </w:tblBorders>
     </w:tblPr>
     <w:tblStylePr w:type="firstRow">
@@ -8254,9 +8533,9 @@
       <w:tblPr/>
       <w:tcPr>
         <w:tcBorders>
-          <w:top w:val="single" w:sz="18" w:space="0" w:color="auto"/>
-          <w:left w:val="nil"/>
-          <w:bottom w:val="single" w:sz="18" w:space="0" w:color="auto"/>
+          <w:top w:val="single" w:color="auto" w:sz="18" w:space="0"/>
+          <w:left w:val="nil"/>
+          <w:bottom w:val="single" w:color="auto" w:sz="18" w:space="0"/>
           <w:right w:val="nil"/>
           <w:insideH w:val="nil"/>
           <w:insideV w:val="nil"/>
@@ -8274,9 +8553,9 @@
       <w:tblPr/>
       <w:tcPr>
         <w:tcBorders>
-          <w:top w:val="double" w:sz="6" w:space="0" w:color="auto"/>
-          <w:left w:val="nil"/>
-          <w:bottom w:val="single" w:sz="18" w:space="0" w:color="auto"/>
+          <w:top w:val="double" w:color="auto" w:sz="6" w:space="0"/>
+          <w:left w:val="nil"/>
+          <w:bottom w:val="single" w:color="auto" w:sz="18" w:space="0"/>
           <w:right w:val="nil"/>
           <w:insideH w:val="nil"/>
           <w:insideV w:val="nil"/>
@@ -8295,7 +8574,7 @@
         <w:tcBorders>
           <w:top w:val="nil"/>
           <w:left w:val="nil"/>
-          <w:bottom w:val="single" w:sz="18" w:space="0" w:color="auto"/>
+          <w:bottom w:val="single" w:color="auto" w:sz="18" w:space="0"/>
           <w:right w:val="nil"/>
           <w:insideH w:val="nil"/>
           <w:insideV w:val="nil"/>
@@ -8342,9 +8621,9 @@
       <w:tblPr/>
       <w:tcPr>
         <w:tcBorders>
-          <w:top w:val="single" w:sz="18" w:space="0" w:color="auto"/>
-          <w:left w:val="nil"/>
-          <w:bottom w:val="single" w:sz="18" w:space="0" w:color="auto"/>
+          <w:top w:val="single" w:color="auto" w:sz="18" w:space="0"/>
+          <w:left w:val="nil"/>
+          <w:bottom w:val="single" w:color="auto" w:sz="18" w:space="0"/>
           <w:right w:val="nil"/>
           <w:insideH w:val="nil"/>
           <w:insideV w:val="nil"/>
@@ -8358,9 +8637,9 @@
       <w:tblPr/>
       <w:tcPr>
         <w:tcBorders>
-          <w:top w:val="single" w:sz="18" w:space="0" w:color="auto"/>
-          <w:left w:val="nil"/>
-          <w:bottom w:val="single" w:sz="18" w:space="0" w:color="auto"/>
+          <w:top w:val="single" w:color="auto" w:sz="18" w:space="0"/>
+          <w:left w:val="nil"/>
+          <w:bottom w:val="single" w:color="auto" w:sz="18" w:space="0"/>
           <w:right w:val="nil"/>
           <w:insideH w:val="nil"/>
           <w:insideV w:val="nil"/>
@@ -8380,8 +8659,8 @@
       <w:tblStyleRowBandSize w:val="1"/>
       <w:tblStyleColBandSize w:val="1"/>
       <w:tblBorders>
-        <w:top w:val="single" w:sz="18" w:space="0" w:color="auto"/>
-        <w:bottom w:val="single" w:sz="18" w:space="0" w:color="auto"/>
+        <w:top w:val="single" w:color="auto" w:sz="18" w:space="0"/>
+        <w:bottom w:val="single" w:color="auto" w:sz="18" w:space="0"/>
       </w:tblBorders>
     </w:tblPr>
     <w:tblStylePr w:type="firstRow">
@@ -8396,9 +8675,9 @@
       <w:tblPr/>
       <w:tcPr>
         <w:tcBorders>
-          <w:top w:val="single" w:sz="18" w:space="0" w:color="auto"/>
-          <w:left w:val="nil"/>
-          <w:bottom w:val="single" w:sz="18" w:space="0" w:color="auto"/>
+          <w:top w:val="single" w:color="auto" w:sz="18" w:space="0"/>
+          <w:left w:val="nil"/>
+          <w:bottom w:val="single" w:color="auto" w:sz="18" w:space="0"/>
           <w:right w:val="nil"/>
           <w:insideH w:val="nil"/>
           <w:insideV w:val="nil"/>
@@ -8416,9 +8695,9 @@
       <w:tblPr/>
       <w:tcPr>
         <w:tcBorders>
-          <w:top w:val="double" w:sz="6" w:space="0" w:color="auto"/>
-          <w:left w:val="nil"/>
-          <w:bottom w:val="single" w:sz="18" w:space="0" w:color="auto"/>
+          <w:top w:val="double" w:color="auto" w:sz="6" w:space="0"/>
+          <w:left w:val="nil"/>
+          <w:bottom w:val="single" w:color="auto" w:sz="18" w:space="0"/>
           <w:right w:val="nil"/>
           <w:insideH w:val="nil"/>
           <w:insideV w:val="nil"/>
@@ -8437,7 +8716,7 @@
         <w:tcBorders>
           <w:top w:val="nil"/>
           <w:left w:val="nil"/>
-          <w:bottom w:val="single" w:sz="18" w:space="0" w:color="auto"/>
+          <w:bottom w:val="single" w:color="auto" w:sz="18" w:space="0"/>
           <w:right w:val="nil"/>
           <w:insideH w:val="nil"/>
           <w:insideV w:val="nil"/>
@@ -8484,9 +8763,9 @@
       <w:tblPr/>
       <w:tcPr>
         <w:tcBorders>
-          <w:top w:val="single" w:sz="18" w:space="0" w:color="auto"/>
-          <w:left w:val="nil"/>
-          <w:bottom w:val="single" w:sz="18" w:space="0" w:color="auto"/>
+          <w:top w:val="single" w:color="auto" w:sz="18" w:space="0"/>
+          <w:left w:val="nil"/>
+          <w:bottom w:val="single" w:color="auto" w:sz="18" w:space="0"/>
           <w:right w:val="nil"/>
           <w:insideH w:val="nil"/>
           <w:insideV w:val="nil"/>
@@ -8500,9 +8779,9 @@
       <w:tblPr/>
       <w:tcPr>
         <w:tcBorders>
-          <w:top w:val="single" w:sz="18" w:space="0" w:color="auto"/>
-          <w:left w:val="nil"/>
-          <w:bottom w:val="single" w:sz="18" w:space="0" w:color="auto"/>
+          <w:top w:val="single" w:color="auto" w:sz="18" w:space="0"/>
+          <w:left w:val="nil"/>
+          <w:bottom w:val="single" w:color="auto" w:sz="18" w:space="0"/>
           <w:right w:val="nil"/>
           <w:insideH w:val="nil"/>
           <w:insideV w:val="nil"/>
@@ -8522,8 +8801,8 @@
       <w:tblStyleRowBandSize w:val="1"/>
       <w:tblStyleColBandSize w:val="1"/>
       <w:tblBorders>
-        <w:top w:val="single" w:sz="18" w:space="0" w:color="auto"/>
-        <w:bottom w:val="single" w:sz="18" w:space="0" w:color="auto"/>
+        <w:top w:val="single" w:color="auto" w:sz="18" w:space="0"/>
+        <w:bottom w:val="single" w:color="auto" w:sz="18" w:space="0"/>
       </w:tblBorders>
     </w:tblPr>
     <w:tblStylePr w:type="firstRow">
@@ -8538,9 +8817,9 @@
       <w:tblPr/>
       <w:tcPr>
         <w:tcBorders>
-          <w:top w:val="single" w:sz="18" w:space="0" w:color="auto"/>
-          <w:left w:val="nil"/>
-          <w:bottom w:val="single" w:sz="18" w:space="0" w:color="auto"/>
+          <w:top w:val="single" w:color="auto" w:sz="18" w:space="0"/>
+          <w:left w:val="nil"/>
+          <w:bottom w:val="single" w:color="auto" w:sz="18" w:space="0"/>
           <w:right w:val="nil"/>
           <w:insideH w:val="nil"/>
           <w:insideV w:val="nil"/>
@@ -8558,9 +8837,9 @@
       <w:tblPr/>
       <w:tcPr>
         <w:tcBorders>
-          <w:top w:val="double" w:sz="6" w:space="0" w:color="auto"/>
-          <w:left w:val="nil"/>
-          <w:bottom w:val="single" w:sz="18" w:space="0" w:color="auto"/>
+          <w:top w:val="double" w:color="auto" w:sz="6" w:space="0"/>
+          <w:left w:val="nil"/>
+          <w:bottom w:val="single" w:color="auto" w:sz="18" w:space="0"/>
           <w:right w:val="nil"/>
           <w:insideH w:val="nil"/>
           <w:insideV w:val="nil"/>
@@ -8579,7 +8858,7 @@
         <w:tcBorders>
           <w:top w:val="nil"/>
           <w:left w:val="nil"/>
-          <w:bottom w:val="single" w:sz="18" w:space="0" w:color="auto"/>
+          <w:bottom w:val="single" w:color="auto" w:sz="18" w:space="0"/>
           <w:right w:val="nil"/>
           <w:insideH w:val="nil"/>
           <w:insideV w:val="nil"/>
@@ -8626,9 +8905,9 @@
       <w:tblPr/>
       <w:tcPr>
         <w:tcBorders>
-          <w:top w:val="single" w:sz="18" w:space="0" w:color="auto"/>
-          <w:left w:val="nil"/>
-          <w:bottom w:val="single" w:sz="18" w:space="0" w:color="auto"/>
+          <w:top w:val="single" w:color="auto" w:sz="18" w:space="0"/>
+          <w:left w:val="nil"/>
+          <w:bottom w:val="single" w:color="auto" w:sz="18" w:space="0"/>
           <w:right w:val="nil"/>
           <w:insideH w:val="nil"/>
           <w:insideV w:val="nil"/>
@@ -8642,9 +8921,9 @@
       <w:tblPr/>
       <w:tcPr>
         <w:tcBorders>
-          <w:top w:val="single" w:sz="18" w:space="0" w:color="auto"/>
-          <w:left w:val="nil"/>
-          <w:bottom w:val="single" w:sz="18" w:space="0" w:color="auto"/>
+          <w:top w:val="single" w:color="auto" w:sz="18" w:space="0"/>
+          <w:left w:val="nil"/>
+          <w:bottom w:val="single" w:color="auto" w:sz="18" w:space="0"/>
           <w:right w:val="nil"/>
           <w:insideH w:val="nil"/>
           <w:insideV w:val="nil"/>
@@ -8664,8 +8943,8 @@
       <w:tblStyleRowBandSize w:val="1"/>
       <w:tblStyleColBandSize w:val="1"/>
       <w:tblBorders>
-        <w:top w:val="single" w:sz="18" w:space="0" w:color="auto"/>
-        <w:bottom w:val="single" w:sz="18" w:space="0" w:color="auto"/>
+        <w:top w:val="single" w:color="auto" w:sz="18" w:space="0"/>
+        <w:bottom w:val="single" w:color="auto" w:sz="18" w:space="0"/>
       </w:tblBorders>
     </w:tblPr>
     <w:tblStylePr w:type="firstRow">
@@ -8680,9 +8959,9 @@
       <w:tblPr/>
       <w:tcPr>
         <w:tcBorders>
-          <w:top w:val="single" w:sz="18" w:space="0" w:color="auto"/>
-          <w:left w:val="nil"/>
-          <w:bottom w:val="single" w:sz="18" w:space="0" w:color="auto"/>
+          <w:top w:val="single" w:color="auto" w:sz="18" w:space="0"/>
+          <w:left w:val="nil"/>
+          <w:bottom w:val="single" w:color="auto" w:sz="18" w:space="0"/>
           <w:right w:val="nil"/>
           <w:insideH w:val="nil"/>
           <w:insideV w:val="nil"/>
@@ -8700,9 +8979,9 @@
       <w:tblPr/>
       <w:tcPr>
         <w:tcBorders>
-          <w:top w:val="double" w:sz="6" w:space="0" w:color="auto"/>
-          <w:left w:val="nil"/>
-          <w:bottom w:val="single" w:sz="18" w:space="0" w:color="auto"/>
+          <w:top w:val="double" w:color="auto" w:sz="6" w:space="0"/>
+          <w:left w:val="nil"/>
+          <w:bottom w:val="single" w:color="auto" w:sz="18" w:space="0"/>
           <w:right w:val="nil"/>
           <w:insideH w:val="nil"/>
           <w:insideV w:val="nil"/>
@@ -8721,7 +9000,7 @@
         <w:tcBorders>
           <w:top w:val="nil"/>
           <w:left w:val="nil"/>
-          <w:bottom w:val="single" w:sz="18" w:space="0" w:color="auto"/>
+          <w:bottom w:val="single" w:color="auto" w:sz="18" w:space="0"/>
           <w:right w:val="nil"/>
           <w:insideH w:val="nil"/>
           <w:insideV w:val="nil"/>
@@ -8768,9 +9047,9 @@
       <w:tblPr/>
       <w:tcPr>
         <w:tcBorders>
-          <w:top w:val="single" w:sz="18" w:space="0" w:color="auto"/>
-          <w:left w:val="nil"/>
-          <w:bottom w:val="single" w:sz="18" w:space="0" w:color="auto"/>
+          <w:top w:val="single" w:color="auto" w:sz="18" w:space="0"/>
+          <w:left w:val="nil"/>
+          <w:bottom w:val="single" w:color="auto" w:sz="18" w:space="0"/>
           <w:right w:val="nil"/>
           <w:insideH w:val="nil"/>
           <w:insideV w:val="nil"/>
@@ -8784,9 +9063,9 @@
       <w:tblPr/>
       <w:tcPr>
         <w:tcBorders>
-          <w:top w:val="single" w:sz="18" w:space="0" w:color="auto"/>
-          <w:left w:val="nil"/>
-          <w:bottom w:val="single" w:sz="18" w:space="0" w:color="auto"/>
+          <w:top w:val="single" w:color="auto" w:sz="18" w:space="0"/>
+          <w:left w:val="nil"/>
+          <w:bottom w:val="single" w:color="auto" w:sz="18" w:space="0"/>
           <w:right w:val="nil"/>
           <w:insideH w:val="nil"/>
           <w:insideV w:val="nil"/>
@@ -8806,8 +9085,8 @@
       <w:tblStyleRowBandSize w:val="1"/>
       <w:tblStyleColBandSize w:val="1"/>
       <w:tblBorders>
-        <w:top w:val="single" w:sz="18" w:space="0" w:color="auto"/>
-        <w:bottom w:val="single" w:sz="18" w:space="0" w:color="auto"/>
+        <w:top w:val="single" w:color="auto" w:sz="18" w:space="0"/>
+        <w:bottom w:val="single" w:color="auto" w:sz="18" w:space="0"/>
       </w:tblBorders>
     </w:tblPr>
     <w:tblStylePr w:type="firstRow">
@@ -8822,9 +9101,9 @@
       <w:tblPr/>
       <w:tcPr>
         <w:tcBorders>
-          <w:top w:val="single" w:sz="18" w:space="0" w:color="auto"/>
-          <w:left w:val="nil"/>
-          <w:bottom w:val="single" w:sz="18" w:space="0" w:color="auto"/>
+          <w:top w:val="single" w:color="auto" w:sz="18" w:space="0"/>
+          <w:left w:val="nil"/>
+          <w:bottom w:val="single" w:color="auto" w:sz="18" w:space="0"/>
           <w:right w:val="nil"/>
           <w:insideH w:val="nil"/>
           <w:insideV w:val="nil"/>
@@ -8842,9 +9121,9 @@
       <w:tblPr/>
       <w:tcPr>
         <w:tcBorders>
-          <w:top w:val="double" w:sz="6" w:space="0" w:color="auto"/>
-          <w:left w:val="nil"/>
-          <w:bottom w:val="single" w:sz="18" w:space="0" w:color="auto"/>
+          <w:top w:val="double" w:color="auto" w:sz="6" w:space="0"/>
+          <w:left w:val="nil"/>
+          <w:bottom w:val="single" w:color="auto" w:sz="18" w:space="0"/>
           <w:right w:val="nil"/>
           <w:insideH w:val="nil"/>
           <w:insideV w:val="nil"/>
@@ -8863,7 +9142,7 @@
         <w:tcBorders>
           <w:top w:val="nil"/>
           <w:left w:val="nil"/>
-          <w:bottom w:val="single" w:sz="18" w:space="0" w:color="auto"/>
+          <w:bottom w:val="single" w:color="auto" w:sz="18" w:space="0"/>
           <w:right w:val="nil"/>
           <w:insideH w:val="nil"/>
           <w:insideV w:val="nil"/>
@@ -8910,9 +9189,9 @@
       <w:tblPr/>
       <w:tcPr>
         <w:tcBorders>
-          <w:top w:val="single" w:sz="18" w:space="0" w:color="auto"/>
-          <w:left w:val="nil"/>
-          <w:bottom w:val="single" w:sz="18" w:space="0" w:color="auto"/>
+          <w:top w:val="single" w:color="auto" w:sz="18" w:space="0"/>
+          <w:left w:val="nil"/>
+          <w:bottom w:val="single" w:color="auto" w:sz="18" w:space="0"/>
           <w:right w:val="nil"/>
           <w:insideH w:val="nil"/>
           <w:insideV w:val="nil"/>
@@ -8926,9 +9205,9 @@
       <w:tblPr/>
       <w:tcPr>
         <w:tcBorders>
-          <w:top w:val="single" w:sz="18" w:space="0" w:color="auto"/>
-          <w:left w:val="nil"/>
-          <w:bottom w:val="single" w:sz="18" w:space="0" w:color="auto"/>
+          <w:top w:val="single" w:color="auto" w:sz="18" w:space="0"/>
+          <w:left w:val="nil"/>
+          <w:bottom w:val="single" w:color="auto" w:sz="18" w:space="0"/>
           <w:right w:val="nil"/>
           <w:insideH w:val="nil"/>
           <w:insideV w:val="nil"/>
@@ -8951,19 +9230,19 @@
       <w:tblStyleRowBandSize w:val="1"/>
       <w:tblStyleColBandSize w:val="1"/>
       <w:tblBorders>
-        <w:top w:val="single" w:sz="8" w:space="0" w:color="000000" w:themeColor="text1"/>
-        <w:bottom w:val="single" w:sz="8" w:space="0" w:color="000000" w:themeColor="text1"/>
+        <w:top w:val="single" w:color="000000" w:themeColor="text1" w:sz="8" w:space="0"/>
+        <w:bottom w:val="single" w:color="000000" w:themeColor="text1" w:sz="8" w:space="0"/>
       </w:tblBorders>
     </w:tblPr>
     <w:tblStylePr w:type="firstRow">
       <w:rPr>
-        <w:rFonts w:asciiTheme="majorHAnsi" w:eastAsiaTheme="majorEastAsia" w:hAnsiTheme="majorHAnsi" w:cstheme="majorBidi"/>
+        <w:rFonts w:asciiTheme="majorHAnsi" w:hAnsiTheme="majorHAnsi" w:eastAsiaTheme="majorEastAsia" w:cstheme="majorBidi"/>
       </w:rPr>
       <w:tblPr/>
       <w:tcPr>
         <w:tcBorders>
           <w:top w:val="nil"/>
-          <w:bottom w:val="single" w:sz="8" w:space="0" w:color="000000" w:themeColor="text1"/>
+          <w:bottom w:val="single" w:color="000000" w:themeColor="text1" w:sz="8" w:space="0"/>
         </w:tcBorders>
       </w:tcPr>
     </w:tblStylePr>
@@ -8976,8 +9255,8 @@
       <w:tblPr/>
       <w:tcPr>
         <w:tcBorders>
-          <w:top w:val="single" w:sz="8" w:space="0" w:color="000000" w:themeColor="text1"/>
-          <w:bottom w:val="single" w:sz="8" w:space="0" w:color="000000" w:themeColor="text1"/>
+          <w:top w:val="single" w:color="000000" w:themeColor="text1" w:sz="8" w:space="0"/>
+          <w:bottom w:val="single" w:color="000000" w:themeColor="text1" w:sz="8" w:space="0"/>
         </w:tcBorders>
       </w:tcPr>
     </w:tblStylePr>
@@ -8995,8 +9274,8 @@
       <w:tblPr/>
       <w:tcPr>
         <w:tcBorders>
-          <w:top w:val="single" w:sz="8" w:space="0" w:color="000000" w:themeColor="text1"/>
-          <w:bottom w:val="single" w:sz="8" w:space="0" w:color="000000" w:themeColor="text1"/>
+          <w:top w:val="single" w:color="000000" w:themeColor="text1" w:sz="8" w:space="0"/>
+          <w:bottom w:val="single" w:color="000000" w:themeColor="text1" w:sz="8" w:space="0"/>
         </w:tcBorders>
       </w:tcPr>
     </w:tblStylePr>
@@ -9028,19 +9307,19 @@
       <w:tblStyleRowBandSize w:val="1"/>
       <w:tblStyleColBandSize w:val="1"/>
       <w:tblBorders>
-        <w:top w:val="single" w:sz="8" w:space="0" w:color="4F81BD" w:themeColor="accent1"/>
-        <w:bottom w:val="single" w:sz="8" w:space="0" w:color="4F81BD" w:themeColor="accent1"/>
+        <w:top w:val="single" w:color="4F81BD" w:themeColor="accent1" w:sz="8" w:space="0"/>
+        <w:bottom w:val="single" w:color="4F81BD" w:themeColor="accent1" w:sz="8" w:space="0"/>
       </w:tblBorders>
     </w:tblPr>
     <w:tblStylePr w:type="firstRow">
       <w:rPr>
-        <w:rFonts w:asciiTheme="majorHAnsi" w:eastAsiaTheme="majorEastAsia" w:hAnsiTheme="majorHAnsi" w:cstheme="majorBidi"/>
+        <w:rFonts w:asciiTheme="majorHAnsi" w:hAnsiTheme="majorHAnsi" w:eastAsiaTheme="majorEastAsia" w:cstheme="majorBidi"/>
       </w:rPr>
       <w:tblPr/>
       <w:tcPr>
         <w:tcBorders>
           <w:top w:val="nil"/>
-          <w:bottom w:val="single" w:sz="8" w:space="0" w:color="4F81BD" w:themeColor="accent1"/>
+          <w:bottom w:val="single" w:color="4F81BD" w:themeColor="accent1" w:sz="8" w:space="0"/>
         </w:tcBorders>
       </w:tcPr>
     </w:tblStylePr>
@@ -9053,8 +9332,8 @@
       <w:tblPr/>
       <w:tcPr>
         <w:tcBorders>
-          <w:top w:val="single" w:sz="8" w:space="0" w:color="4F81BD" w:themeColor="accent1"/>
-          <w:bottom w:val="single" w:sz="8" w:space="0" w:color="4F81BD" w:themeColor="accent1"/>
+          <w:top w:val="single" w:color="4F81BD" w:themeColor="accent1" w:sz="8" w:space="0"/>
+          <w:bottom w:val="single" w:color="4F81BD" w:themeColor="accent1" w:sz="8" w:space="0"/>
         </w:tcBorders>
       </w:tcPr>
     </w:tblStylePr>
@@ -9072,8 +9351,8 @@
       <w:tblPr/>
       <w:tcPr>
         <w:tcBorders>
-          <w:top w:val="single" w:sz="8" w:space="0" w:color="4F81BD" w:themeColor="accent1"/>
-          <w:bottom w:val="single" w:sz="8" w:space="0" w:color="4F81BD" w:themeColor="accent1"/>
+          <w:top w:val="single" w:color="4F81BD" w:themeColor="accent1" w:sz="8" w:space="0"/>
+          <w:bottom w:val="single" w:color="4F81BD" w:themeColor="accent1" w:sz="8" w:space="0"/>
         </w:tcBorders>
       </w:tcPr>
     </w:tblStylePr>
@@ -9105,19 +9384,19 @@
       <w:tblStyleRowBandSize w:val="1"/>
       <w:tblStyleColBandSize w:val="1"/>
       <w:tblBorders>
-        <w:top w:val="single" w:sz="8" w:space="0" w:color="C0504D" w:themeColor="accent2"/>
-        <w:bottom w:val="single" w:sz="8" w:space="0" w:color="C0504D" w:themeColor="accent2"/>
+        <w:top w:val="single" w:color="C0504D" w:themeColor="accent2" w:sz="8" w:space="0"/>
+        <w:bottom w:val="single" w:color="C0504D" w:themeColor="accent2" w:sz="8" w:space="0"/>
       </w:tblBorders>
     </w:tblPr>
     <w:tblStylePr w:type="firstRow">
       <w:rPr>
-        <w:rFonts w:asciiTheme="majorHAnsi" w:eastAsiaTheme="majorEastAsia" w:hAnsiTheme="majorHAnsi" w:cstheme="majorBidi"/>
+        <w:rFonts w:asciiTheme="majorHAnsi" w:hAnsiTheme="majorHAnsi" w:eastAsiaTheme="majorEastAsia" w:cstheme="majorBidi"/>
       </w:rPr>
       <w:tblPr/>
       <w:tcPr>
         <w:tcBorders>
           <w:top w:val="nil"/>
-          <w:bottom w:val="single" w:sz="8" w:space="0" w:color="C0504D" w:themeColor="accent2"/>
+          <w:bottom w:val="single" w:color="C0504D" w:themeColor="accent2" w:sz="8" w:space="0"/>
         </w:tcBorders>
       </w:tcPr>
     </w:tblStylePr>
@@ -9130,8 +9409,8 @@
       <w:tblPr/>
       <w:tcPr>
         <w:tcBorders>
-          <w:top w:val="single" w:sz="8" w:space="0" w:color="C0504D" w:themeColor="accent2"/>
-          <w:bottom w:val="single" w:sz="8" w:space="0" w:color="C0504D" w:themeColor="accent2"/>
+          <w:top w:val="single" w:color="C0504D" w:themeColor="accent2" w:sz="8" w:space="0"/>
+          <w:bottom w:val="single" w:color="C0504D" w:themeColor="accent2" w:sz="8" w:space="0"/>
         </w:tcBorders>
       </w:tcPr>
     </w:tblStylePr>
@@ -9149,8 +9428,8 @@
       <w:tblPr/>
       <w:tcPr>
         <w:tcBorders>
-          <w:top w:val="single" w:sz="8" w:space="0" w:color="C0504D" w:themeColor="accent2"/>
-          <w:bottom w:val="single" w:sz="8" w:space="0" w:color="C0504D" w:themeColor="accent2"/>
+          <w:top w:val="single" w:color="C0504D" w:themeColor="accent2" w:sz="8" w:space="0"/>
+          <w:bottom w:val="single" w:color="C0504D" w:themeColor="accent2" w:sz="8" w:space="0"/>
         </w:tcBorders>
       </w:tcPr>
     </w:tblStylePr>
@@ -9182,19 +9461,19 @@
       <w:tblStyleRowBandSize w:val="1"/>
       <w:tblStyleColBandSize w:val="1"/>
       <w:tblBorders>
-        <w:top w:val="single" w:sz="8" w:space="0" w:color="9BBB59" w:themeColor="accent3"/>
-        <w:bottom w:val="single" w:sz="8" w:space="0" w:color="9BBB59" w:themeColor="accent3"/>
+        <w:top w:val="single" w:color="9BBB59" w:themeColor="accent3" w:sz="8" w:space="0"/>
+        <w:bottom w:val="single" w:color="9BBB59" w:themeColor="accent3" w:sz="8" w:space="0"/>
       </w:tblBorders>
     </w:tblPr>
     <w:tblStylePr w:type="firstRow">
       <w:rPr>
-        <w:rFonts w:asciiTheme="majorHAnsi" w:eastAsiaTheme="majorEastAsia" w:hAnsiTheme="majorHAnsi" w:cstheme="majorBidi"/>
+        <w:rFonts w:asciiTheme="majorHAnsi" w:hAnsiTheme="majorHAnsi" w:eastAsiaTheme="majorEastAsia" w:cstheme="majorBidi"/>
       </w:rPr>
       <w:tblPr/>
       <w:tcPr>
         <w:tcBorders>
           <w:top w:val="nil"/>
-          <w:bottom w:val="single" w:sz="8" w:space="0" w:color="9BBB59" w:themeColor="accent3"/>
+          <w:bottom w:val="single" w:color="9BBB59" w:themeColor="accent3" w:sz="8" w:space="0"/>
         </w:tcBorders>
       </w:tcPr>
     </w:tblStylePr>
@@ -9207,8 +9486,8 @@
       <w:tblPr/>
       <w:tcPr>
         <w:tcBorders>
-          <w:top w:val="single" w:sz="8" w:space="0" w:color="9BBB59" w:themeColor="accent3"/>
-          <w:bottom w:val="single" w:sz="8" w:space="0" w:color="9BBB59" w:themeColor="accent3"/>
+          <w:top w:val="single" w:color="9BBB59" w:themeColor="accent3" w:sz="8" w:space="0"/>
+          <w:bottom w:val="single" w:color="9BBB59" w:themeColor="accent3" w:sz="8" w:space="0"/>
         </w:tcBorders>
       </w:tcPr>
     </w:tblStylePr>
@@ -9226,8 +9505,8 @@
       <w:tblPr/>
       <w:tcPr>
         <w:tcBorders>
-          <w:top w:val="single" w:sz="8" w:space="0" w:color="9BBB59" w:themeColor="accent3"/>
-          <w:bottom w:val="single" w:sz="8" w:space="0" w:color="9BBB59" w:themeColor="accent3"/>
+          <w:top w:val="single" w:color="9BBB59" w:themeColor="accent3" w:sz="8" w:space="0"/>
+          <w:bottom w:val="single" w:color="9BBB59" w:themeColor="accent3" w:sz="8" w:space="0"/>
         </w:tcBorders>
       </w:tcPr>
     </w:tblStylePr>
@@ -9259,19 +9538,19 @@
       <w:tblStyleRowBandSize w:val="1"/>
       <w:tblStyleColBandSize w:val="1"/>
       <w:tblBorders>
-        <w:top w:val="single" w:sz="8" w:space="0" w:color="8064A2" w:themeColor="accent4"/>
-        <w:bottom w:val="single" w:sz="8" w:space="0" w:color="8064A2" w:themeColor="accent4"/>
+        <w:top w:val="single" w:color="8064A2" w:themeColor="accent4" w:sz="8" w:space="0"/>
+        <w:bottom w:val="single" w:color="8064A2" w:themeColor="accent4" w:sz="8" w:space="0"/>
       </w:tblBorders>
     </w:tblPr>
     <w:tblStylePr w:type="firstRow">
       <w:rPr>
-        <w:rFonts w:asciiTheme="majorHAnsi" w:eastAsiaTheme="majorEastAsia" w:hAnsiTheme="majorHAnsi" w:cstheme="majorBidi"/>
+        <w:rFonts w:asciiTheme="majorHAnsi" w:hAnsiTheme="majorHAnsi" w:eastAsiaTheme="majorEastAsia" w:cstheme="majorBidi"/>
       </w:rPr>
       <w:tblPr/>
       <w:tcPr>
         <w:tcBorders>
           <w:top w:val="nil"/>
-          <w:bottom w:val="single" w:sz="8" w:space="0" w:color="8064A2" w:themeColor="accent4"/>
+          <w:bottom w:val="single" w:color="8064A2" w:themeColor="accent4" w:sz="8" w:space="0"/>
         </w:tcBorders>
       </w:tcPr>
     </w:tblStylePr>
@@ -9284,8 +9563,8 @@
       <w:tblPr/>
       <w:tcPr>
         <w:tcBorders>
-          <w:top w:val="single" w:sz="8" w:space="0" w:color="8064A2" w:themeColor="accent4"/>
-          <w:bottom w:val="single" w:sz="8" w:space="0" w:color="8064A2" w:themeColor="accent4"/>
+          <w:top w:val="single" w:color="8064A2" w:themeColor="accent4" w:sz="8" w:space="0"/>
+          <w:bottom w:val="single" w:color="8064A2" w:themeColor="accent4" w:sz="8" w:space="0"/>
         </w:tcBorders>
       </w:tcPr>
     </w:tblStylePr>
@@ -9303,8 +9582,8 @@
       <w:tblPr/>
       <w:tcPr>
         <w:tcBorders>
-          <w:top w:val="single" w:sz="8" w:space="0" w:color="8064A2" w:themeColor="accent4"/>
-          <w:bottom w:val="single" w:sz="8" w:space="0" w:color="8064A2" w:themeColor="accent4"/>
+          <w:top w:val="single" w:color="8064A2" w:themeColor="accent4" w:sz="8" w:space="0"/>
+          <w:bottom w:val="single" w:color="8064A2" w:themeColor="accent4" w:sz="8" w:space="0"/>
         </w:tcBorders>
       </w:tcPr>
     </w:tblStylePr>
@@ -9336,19 +9615,19 @@
       <w:tblStyleRowBandSize w:val="1"/>
       <w:tblStyleColBandSize w:val="1"/>
       <w:tblBorders>
-        <w:top w:val="single" w:sz="8" w:space="0" w:color="4BACC6" w:themeColor="accent5"/>
-        <w:bottom w:val="single" w:sz="8" w:space="0" w:color="4BACC6" w:themeColor="accent5"/>
+        <w:top w:val="single" w:color="4BACC6" w:themeColor="accent5" w:sz="8" w:space="0"/>
+        <w:bottom w:val="single" w:color="4BACC6" w:themeColor="accent5" w:sz="8" w:space="0"/>
       </w:tblBorders>
     </w:tblPr>
     <w:tblStylePr w:type="firstRow">
       <w:rPr>
-        <w:rFonts w:asciiTheme="majorHAnsi" w:eastAsiaTheme="majorEastAsia" w:hAnsiTheme="majorHAnsi" w:cstheme="majorBidi"/>
+        <w:rFonts w:asciiTheme="majorHAnsi" w:hAnsiTheme="majorHAnsi" w:eastAsiaTheme="majorEastAsia" w:cstheme="majorBidi"/>
       </w:rPr>
       <w:tblPr/>
       <w:tcPr>
         <w:tcBorders>
           <w:top w:val="nil"/>
-          <w:bottom w:val="single" w:sz="8" w:space="0" w:color="4BACC6" w:themeColor="accent5"/>
+          <w:bottom w:val="single" w:color="4BACC6" w:themeColor="accent5" w:sz="8" w:space="0"/>
         </w:tcBorders>
       </w:tcPr>
     </w:tblStylePr>
@@ -9361,8 +9640,8 @@
       <w:tblPr/>
       <w:tcPr>
         <w:tcBorders>
-          <w:top w:val="single" w:sz="8" w:space="0" w:color="4BACC6" w:themeColor="accent5"/>
-          <w:bottom w:val="single" w:sz="8" w:space="0" w:color="4BACC6" w:themeColor="accent5"/>
+          <w:top w:val="single" w:color="4BACC6" w:themeColor="accent5" w:sz="8" w:space="0"/>
+          <w:bottom w:val="single" w:color="4BACC6" w:themeColor="accent5" w:sz="8" w:space="0"/>
         </w:tcBorders>
       </w:tcPr>
     </w:tblStylePr>
@@ -9380,8 +9659,8 @@
       <w:tblPr/>
       <w:tcPr>
         <w:tcBorders>
-          <w:top w:val="single" w:sz="8" w:space="0" w:color="4BACC6" w:themeColor="accent5"/>
-          <w:bottom w:val="single" w:sz="8" w:space="0" w:color="4BACC6" w:themeColor="accent5"/>
+          <w:top w:val="single" w:color="4BACC6" w:themeColor="accent5" w:sz="8" w:space="0"/>
+          <w:bottom w:val="single" w:color="4BACC6" w:themeColor="accent5" w:sz="8" w:space="0"/>
         </w:tcBorders>
       </w:tcPr>
     </w:tblStylePr>
@@ -9413,19 +9692,19 @@
       <w:tblStyleRowBandSize w:val="1"/>
       <w:tblStyleColBandSize w:val="1"/>
       <w:tblBorders>
-        <w:top w:val="single" w:sz="8" w:space="0" w:color="F79646" w:themeColor="accent6"/>
-        <w:bottom w:val="single" w:sz="8" w:space="0" w:color="F79646" w:themeColor="accent6"/>
+        <w:top w:val="single" w:color="F79646" w:themeColor="accent6" w:sz="8" w:space="0"/>
+        <w:bottom w:val="single" w:color="F79646" w:themeColor="accent6" w:sz="8" w:space="0"/>
       </w:tblBorders>
     </w:tblPr>
     <w:tblStylePr w:type="firstRow">
       <w:rPr>
-        <w:rFonts w:asciiTheme="majorHAnsi" w:eastAsiaTheme="majorEastAsia" w:hAnsiTheme="majorHAnsi" w:cstheme="majorBidi"/>
+        <w:rFonts w:asciiTheme="majorHAnsi" w:hAnsiTheme="majorHAnsi" w:eastAsiaTheme="majorEastAsia" w:cstheme="majorBidi"/>
       </w:rPr>
       <w:tblPr/>
       <w:tcPr>
         <w:tcBorders>
           <w:top w:val="nil"/>
-          <w:bottom w:val="single" w:sz="8" w:space="0" w:color="F79646" w:themeColor="accent6"/>
+          <w:bottom w:val="single" w:color="F79646" w:themeColor="accent6" w:sz="8" w:space="0"/>
         </w:tcBorders>
       </w:tcPr>
     </w:tblStylePr>
@@ -9438,8 +9717,8 @@
       <w:tblPr/>
       <w:tcPr>
         <w:tcBorders>
-          <w:top w:val="single" w:sz="8" w:space="0" w:color="F79646" w:themeColor="accent6"/>
-          <w:bottom w:val="single" w:sz="8" w:space="0" w:color="F79646" w:themeColor="accent6"/>
+          <w:top w:val="single" w:color="F79646" w:themeColor="accent6" w:sz="8" w:space="0"/>
+          <w:bottom w:val="single" w:color="F79646" w:themeColor="accent6" w:sz="8" w:space="0"/>
         </w:tcBorders>
       </w:tcPr>
     </w:tblStylePr>
@@ -9457,8 +9736,8 @@
       <w:tblPr/>
       <w:tcPr>
         <w:tcBorders>
-          <w:top w:val="single" w:sz="8" w:space="0" w:color="F79646" w:themeColor="accent6"/>
-          <w:bottom w:val="single" w:sz="8" w:space="0" w:color="F79646" w:themeColor="accent6"/>
+          <w:top w:val="single" w:color="F79646" w:themeColor="accent6" w:sz="8" w:space="0"/>
+          <w:bottom w:val="single" w:color="F79646" w:themeColor="accent6" w:sz="8" w:space="0"/>
         </w:tcBorders>
       </w:tcPr>
     </w:tblStylePr>
@@ -9484,17 +9763,17 @@
       <w:spacing w:after="0" w:line="240" w:lineRule="auto"/>
     </w:pPr>
     <w:rPr>
-      <w:rFonts w:asciiTheme="majorHAnsi" w:eastAsiaTheme="majorEastAsia" w:hAnsiTheme="majorHAnsi" w:cstheme="majorBidi"/>
+      <w:rFonts w:asciiTheme="majorHAnsi" w:hAnsiTheme="majorHAnsi" w:eastAsiaTheme="majorEastAsia" w:cstheme="majorBidi"/>
       <w:color w:val="000000" w:themeColor="text1"/>
     </w:rPr>
     <w:tblPr>
       <w:tblStyleRowBandSize w:val="1"/>
       <w:tblStyleColBandSize w:val="1"/>
       <w:tblBorders>
-        <w:top w:val="single" w:sz="8" w:space="0" w:color="000000" w:themeColor="text1"/>
-        <w:left w:val="single" w:sz="8" w:space="0" w:color="000000" w:themeColor="text1"/>
-        <w:bottom w:val="single" w:sz="8" w:space="0" w:color="000000" w:themeColor="text1"/>
-        <w:right w:val="single" w:sz="8" w:space="0" w:color="000000" w:themeColor="text1"/>
+        <w:top w:val="single" w:color="000000" w:themeColor="text1" w:sz="8" w:space="0"/>
+        <w:left w:val="single" w:color="000000" w:themeColor="text1" w:sz="8" w:space="0"/>
+        <w:bottom w:val="single" w:color="000000" w:themeColor="text1" w:sz="8" w:space="0"/>
+        <w:right w:val="single" w:color="000000" w:themeColor="text1" w:sz="8" w:space="0"/>
       </w:tblBorders>
     </w:tblPr>
     <w:tblStylePr w:type="firstRow">
@@ -9507,7 +9786,7 @@
         <w:tcBorders>
           <w:top w:val="nil"/>
           <w:left w:val="nil"/>
-          <w:bottom w:val="single" w:sz="24" w:space="0" w:color="000000" w:themeColor="text1"/>
+          <w:bottom w:val="single" w:color="000000" w:themeColor="text1" w:sz="24" w:space="0"/>
           <w:right w:val="nil"/>
           <w:insideH w:val="nil"/>
           <w:insideV w:val="nil"/>
@@ -9519,7 +9798,7 @@
       <w:tblPr/>
       <w:tcPr>
         <w:tcBorders>
-          <w:top w:val="single" w:sz="8" w:space="0" w:color="000000" w:themeColor="text1"/>
+          <w:top w:val="single" w:color="000000" w:themeColor="text1" w:sz="8" w:space="0"/>
           <w:left w:val="nil"/>
           <w:bottom w:val="nil"/>
           <w:right w:val="nil"/>
@@ -9536,7 +9815,7 @@
           <w:top w:val="nil"/>
           <w:left w:val="nil"/>
           <w:bottom w:val="nil"/>
-          <w:right w:val="single" w:sz="8" w:space="0" w:color="000000" w:themeColor="text1"/>
+          <w:right w:val="single" w:color="000000" w:themeColor="text1" w:sz="8" w:space="0"/>
           <w:insideH w:val="nil"/>
           <w:insideV w:val="nil"/>
         </w:tcBorders>
@@ -9548,7 +9827,7 @@
       <w:tcPr>
         <w:tcBorders>
           <w:top w:val="nil"/>
-          <w:left w:val="single" w:sz="8" w:space="0" w:color="000000" w:themeColor="text1"/>
+          <w:left w:val="single" w:color="000000" w:themeColor="text1" w:sz="8" w:space="0"/>
           <w:bottom w:val="nil"/>
           <w:right w:val="nil"/>
           <w:insideH w:val="nil"/>
@@ -9605,17 +9884,17 @@
       <w:spacing w:after="0" w:line="240" w:lineRule="auto"/>
     </w:pPr>
     <w:rPr>
-      <w:rFonts w:asciiTheme="majorHAnsi" w:eastAsiaTheme="majorEastAsia" w:hAnsiTheme="majorHAnsi" w:cstheme="majorBidi"/>
+      <w:rFonts w:asciiTheme="majorHAnsi" w:hAnsiTheme="majorHAnsi" w:eastAsiaTheme="majorEastAsia" w:cstheme="majorBidi"/>
       <w:color w:val="000000" w:themeColor="text1"/>
     </w:rPr>
     <w:tblPr>
       <w:tblStyleRowBandSize w:val="1"/>
       <w:tblStyleColBandSize w:val="1"/>
       <w:tblBorders>
-        <w:top w:val="single" w:sz="8" w:space="0" w:color="4F81BD" w:themeColor="accent1"/>
-        <w:left w:val="single" w:sz="8" w:space="0" w:color="4F81BD" w:themeColor="accent1"/>
-        <w:bottom w:val="single" w:sz="8" w:space="0" w:color="4F81BD" w:themeColor="accent1"/>
-        <w:right w:val="single" w:sz="8" w:space="0" w:color="4F81BD" w:themeColor="accent1"/>
+        <w:top w:val="single" w:color="4F81BD" w:themeColor="accent1" w:sz="8" w:space="0"/>
+        <w:left w:val="single" w:color="4F81BD" w:themeColor="accent1" w:sz="8" w:space="0"/>
+        <w:bottom w:val="single" w:color="4F81BD" w:themeColor="accent1" w:sz="8" w:space="0"/>
+        <w:right w:val="single" w:color="4F81BD" w:themeColor="accent1" w:sz="8" w:space="0"/>
       </w:tblBorders>
     </w:tblPr>
     <w:tblStylePr w:type="firstRow">
@@ -9628,7 +9907,7 @@
         <w:tcBorders>
           <w:top w:val="nil"/>
           <w:left w:val="nil"/>
-          <w:bottom w:val="single" w:sz="24" w:space="0" w:color="4F81BD" w:themeColor="accent1"/>
+          <w:bottom w:val="single" w:color="4F81BD" w:themeColor="accent1" w:sz="24" w:space="0"/>
           <w:right w:val="nil"/>
           <w:insideH w:val="nil"/>
           <w:insideV w:val="nil"/>
@@ -9640,7 +9919,7 @@
       <w:tblPr/>
       <w:tcPr>
         <w:tcBorders>
-          <w:top w:val="single" w:sz="8" w:space="0" w:color="4F81BD" w:themeColor="accent1"/>
+          <w:top w:val="single" w:color="4F81BD" w:themeColor="accent1" w:sz="8" w:space="0"/>
           <w:left w:val="nil"/>
           <w:bottom w:val="nil"/>
           <w:right w:val="nil"/>
@@ -9657,7 +9936,7 @@
           <w:top w:val="nil"/>
           <w:left w:val="nil"/>
           <w:bottom w:val="nil"/>
-          <w:right w:val="single" w:sz="8" w:space="0" w:color="4F81BD" w:themeColor="accent1"/>
+          <w:right w:val="single" w:color="4F81BD" w:themeColor="accent1" w:sz="8" w:space="0"/>
           <w:insideH w:val="nil"/>
           <w:insideV w:val="nil"/>
         </w:tcBorders>
@@ -9669,7 +9948,7 @@
       <w:tcPr>
         <w:tcBorders>
           <w:top w:val="nil"/>
-          <w:left w:val="single" w:sz="8" w:space="0" w:color="4F81BD" w:themeColor="accent1"/>
+          <w:left w:val="single" w:color="4F81BD" w:themeColor="accent1" w:sz="8" w:space="0"/>
           <w:bottom w:val="nil"/>
           <w:right w:val="nil"/>
           <w:insideH w:val="nil"/>
@@ -9726,17 +10005,17 @@
       <w:spacing w:after="0" w:line="240" w:lineRule="auto"/>
     </w:pPr>
     <w:rPr>
-      <w:rFonts w:asciiTheme="majorHAnsi" w:eastAsiaTheme="majorEastAsia" w:hAnsiTheme="majorHAnsi" w:cstheme="majorBidi"/>
+      <w:rFonts w:asciiTheme="majorHAnsi" w:hAnsiTheme="majorHAnsi" w:eastAsiaTheme="majorEastAsia" w:cstheme="majorBidi"/>
       <w:color w:val="000000" w:themeColor="text1"/>
     </w:rPr>
     <w:tblPr>
       <w:tblStyleRowBandSize w:val="1"/>
       <w:tblStyleColBandSize w:val="1"/>
       <w:tblBorders>
-        <w:top w:val="single" w:sz="8" w:space="0" w:color="C0504D" w:themeColor="accent2"/>
-        <w:left w:val="single" w:sz="8" w:space="0" w:color="C0504D" w:themeColor="accent2"/>
-        <w:bottom w:val="single" w:sz="8" w:space="0" w:color="C0504D" w:themeColor="accent2"/>
-        <w:right w:val="single" w:sz="8" w:space="0" w:color="C0504D" w:themeColor="accent2"/>
+        <w:top w:val="single" w:color="C0504D" w:themeColor="accent2" w:sz="8" w:space="0"/>
+        <w:left w:val="single" w:color="C0504D" w:themeColor="accent2" w:sz="8" w:space="0"/>
+        <w:bottom w:val="single" w:color="C0504D" w:themeColor="accent2" w:sz="8" w:space="0"/>
+        <w:right w:val="single" w:color="C0504D" w:themeColor="accent2" w:sz="8" w:space="0"/>
       </w:tblBorders>
     </w:tblPr>
     <w:tblStylePr w:type="firstRow">
@@ -9749,7 +10028,7 @@
         <w:tcBorders>
           <w:top w:val="nil"/>
           <w:left w:val="nil"/>
-          <w:bottom w:val="single" w:sz="24" w:space="0" w:color="C0504D" w:themeColor="accent2"/>
+          <w:bottom w:val="single" w:color="C0504D" w:themeColor="accent2" w:sz="24" w:space="0"/>
           <w:right w:val="nil"/>
           <w:insideH w:val="nil"/>
           <w:insideV w:val="nil"/>
@@ -9761,7 +10040,7 @@
       <w:tblPr/>
       <w:tcPr>
         <w:tcBorders>
-          <w:top w:val="single" w:sz="8" w:space="0" w:color="C0504D" w:themeColor="accent2"/>
+          <w:top w:val="single" w:color="C0504D" w:themeColor="accent2" w:sz="8" w:space="0"/>
           <w:left w:val="nil"/>
           <w:bottom w:val="nil"/>
           <w:right w:val="nil"/>
@@ -9778,7 +10057,7 @@
           <w:top w:val="nil"/>
           <w:left w:val="nil"/>
           <w:bottom w:val="nil"/>
-          <w:right w:val="single" w:sz="8" w:space="0" w:color="C0504D" w:themeColor="accent2"/>
+          <w:right w:val="single" w:color="C0504D" w:themeColor="accent2" w:sz="8" w:space="0"/>
           <w:insideH w:val="nil"/>
           <w:insideV w:val="nil"/>
         </w:tcBorders>
@@ -9790,7 +10069,7 @@
       <w:tcPr>
         <w:tcBorders>
           <w:top w:val="nil"/>
-          <w:left w:val="single" w:sz="8" w:space="0" w:color="C0504D" w:themeColor="accent2"/>
+          <w:left w:val="single" w:color="C0504D" w:themeColor="accent2" w:sz="8" w:space="0"/>
           <w:bottom w:val="nil"/>
           <w:right w:val="nil"/>
           <w:insideH w:val="nil"/>
@@ -9847,17 +10126,17 @@
       <w:spacing w:after="0" w:line="240" w:lineRule="auto"/>
     </w:pPr>
     <w:rPr>
-      <w:rFonts w:asciiTheme="majorHAnsi" w:eastAsiaTheme="majorEastAsia" w:hAnsiTheme="majorHAnsi" w:cstheme="majorBidi"/>
+      <w:rFonts w:asciiTheme="majorHAnsi" w:hAnsiTheme="majorHAnsi" w:eastAsiaTheme="majorEastAsia" w:cstheme="majorBidi"/>
       <w:color w:val="000000" w:themeColor="text1"/>
     </w:rPr>
     <w:tblPr>
       <w:tblStyleRowBandSize w:val="1"/>
       <w:tblStyleColBandSize w:val="1"/>
       <w:tblBorders>
-        <w:top w:val="single" w:sz="8" w:space="0" w:color="9BBB59" w:themeColor="accent3"/>
-        <w:left w:val="single" w:sz="8" w:space="0" w:color="9BBB59" w:themeColor="accent3"/>
-        <w:bottom w:val="single" w:sz="8" w:space="0" w:color="9BBB59" w:themeColor="accent3"/>
-        <w:right w:val="single" w:sz="8" w:space="0" w:color="9BBB59" w:themeColor="accent3"/>
+        <w:top w:val="single" w:color="9BBB59" w:themeColor="accent3" w:sz="8" w:space="0"/>
+        <w:left w:val="single" w:color="9BBB59" w:themeColor="accent3" w:sz="8" w:space="0"/>
+        <w:bottom w:val="single" w:color="9BBB59" w:themeColor="accent3" w:sz="8" w:space="0"/>
+        <w:right w:val="single" w:color="9BBB59" w:themeColor="accent3" w:sz="8" w:space="0"/>
       </w:tblBorders>
     </w:tblPr>
     <w:tblStylePr w:type="firstRow">
@@ -9870,7 +10149,7 @@
         <w:tcBorders>
           <w:top w:val="nil"/>
           <w:left w:val="nil"/>
-          <w:bottom w:val="single" w:sz="24" w:space="0" w:color="9BBB59" w:themeColor="accent3"/>
+          <w:bottom w:val="single" w:color="9BBB59" w:themeColor="accent3" w:sz="24" w:space="0"/>
           <w:right w:val="nil"/>
           <w:insideH w:val="nil"/>
           <w:insideV w:val="nil"/>
@@ -9882,7 +10161,7 @@
       <w:tblPr/>
       <w:tcPr>
         <w:tcBorders>
-          <w:top w:val="single" w:sz="8" w:space="0" w:color="9BBB59" w:themeColor="accent3"/>
+          <w:top w:val="single" w:color="9BBB59" w:themeColor="accent3" w:sz="8" w:space="0"/>
           <w:left w:val="nil"/>
           <w:bottom w:val="nil"/>
           <w:right w:val="nil"/>
@@ -9899,7 +10178,7 @@
           <w:top w:val="nil"/>
           <w:left w:val="nil"/>
           <w:bottom w:val="nil"/>
-          <w:right w:val="single" w:sz="8" w:space="0" w:color="9BBB59" w:themeColor="accent3"/>
+          <w:right w:val="single" w:color="9BBB59" w:themeColor="accent3" w:sz="8" w:space="0"/>
           <w:insideH w:val="nil"/>
           <w:insideV w:val="nil"/>
         </w:tcBorders>
@@ -9911,7 +10190,7 @@
       <w:tcPr>
         <w:tcBorders>
           <w:top w:val="nil"/>
-          <w:left w:val="single" w:sz="8" w:space="0" w:color="9BBB59" w:themeColor="accent3"/>
+          <w:left w:val="single" w:color="9BBB59" w:themeColor="accent3" w:sz="8" w:space="0"/>
           <w:bottom w:val="nil"/>
           <w:right w:val="nil"/>
           <w:insideH w:val="nil"/>
@@ -9968,17 +10247,17 @@
       <w:spacing w:after="0" w:line="240" w:lineRule="auto"/>
     </w:pPr>
     <w:rPr>
-      <w:rFonts w:asciiTheme="majorHAnsi" w:eastAsiaTheme="majorEastAsia" w:hAnsiTheme="majorHAnsi" w:cstheme="majorBidi"/>
+      <w:rFonts w:asciiTheme="majorHAnsi" w:hAnsiTheme="majorHAnsi" w:eastAsiaTheme="majorEastAsia" w:cstheme="majorBidi"/>
       <w:color w:val="000000" w:themeColor="text1"/>
     </w:rPr>
     <w:tblPr>
       <w:tblStyleRowBandSize w:val="1"/>
       <w:tblStyleColBandSize w:val="1"/>
       <w:tblBorders>
-        <w:top w:val="single" w:sz="8" w:space="0" w:color="8064A2" w:themeColor="accent4"/>
-        <w:left w:val="single" w:sz="8" w:space="0" w:color="8064A2" w:themeColor="accent4"/>
-        <w:bottom w:val="single" w:sz="8" w:space="0" w:color="8064A2" w:themeColor="accent4"/>
-        <w:right w:val="single" w:sz="8" w:space="0" w:color="8064A2" w:themeColor="accent4"/>
+        <w:top w:val="single" w:color="8064A2" w:themeColor="accent4" w:sz="8" w:space="0"/>
+        <w:left w:val="single" w:color="8064A2" w:themeColor="accent4" w:sz="8" w:space="0"/>
+        <w:bottom w:val="single" w:color="8064A2" w:themeColor="accent4" w:sz="8" w:space="0"/>
+        <w:right w:val="single" w:color="8064A2" w:themeColor="accent4" w:sz="8" w:space="0"/>
       </w:tblBorders>
     </w:tblPr>
     <w:tblStylePr w:type="firstRow">
@@ -9991,7 +10270,7 @@
         <w:tcBorders>
           <w:top w:val="nil"/>
           <w:left w:val="nil"/>
-          <w:bottom w:val="single" w:sz="24" w:space="0" w:color="8064A2" w:themeColor="accent4"/>
+          <w:bottom w:val="single" w:color="8064A2" w:themeColor="accent4" w:sz="24" w:space="0"/>
           <w:right w:val="nil"/>
           <w:insideH w:val="nil"/>
           <w:insideV w:val="nil"/>
@@ -10003,7 +10282,7 @@
       <w:tblPr/>
       <w:tcPr>
         <w:tcBorders>
-          <w:top w:val="single" w:sz="8" w:space="0" w:color="8064A2" w:themeColor="accent4"/>
+          <w:top w:val="single" w:color="8064A2" w:themeColor="accent4" w:sz="8" w:space="0"/>
           <w:left w:val="nil"/>
           <w:bottom w:val="nil"/>
           <w:right w:val="nil"/>
@@ -10020,7 +10299,7 @@
           <w:top w:val="nil"/>
           <w:left w:val="nil"/>
           <w:bottom w:val="nil"/>
-          <w:right w:val="single" w:sz="8" w:space="0" w:color="8064A2" w:themeColor="accent4"/>
+          <w:right w:val="single" w:color="8064A2" w:themeColor="accent4" w:sz="8" w:space="0"/>
           <w:insideH w:val="nil"/>
           <w:insideV w:val="nil"/>
         </w:tcBorders>
@@ -10032,7 +10311,7 @@
       <w:tcPr>
         <w:tcBorders>
           <w:top w:val="nil"/>
-          <w:left w:val="single" w:sz="8" w:space="0" w:color="8064A2" w:themeColor="accent4"/>
+          <w:left w:val="single" w:color="8064A2" w:themeColor="accent4" w:sz="8" w:space="0"/>
           <w:bottom w:val="nil"/>
           <w:right w:val="nil"/>
           <w:insideH w:val="nil"/>
@@ -10089,17 +10368,17 @@
       <w:spacing w:after="0" w:line="240" w:lineRule="auto"/>
     </w:pPr>
     <w:rPr>
-      <w:rFonts w:asciiTheme="majorHAnsi" w:eastAsiaTheme="majorEastAsia" w:hAnsiTheme="majorHAnsi" w:cstheme="majorBidi"/>
+      <w:rFonts w:asciiTheme="majorHAnsi" w:hAnsiTheme="majorHAnsi" w:eastAsiaTheme="majorEastAsia" w:cstheme="majorBidi"/>
       <w:color w:val="000000" w:themeColor="text1"/>
     </w:rPr>
     <w:tblPr>
       <w:tblStyleRowBandSize w:val="1"/>
       <w:tblStyleColBandSize w:val="1"/>
       <w:tblBorders>
-        <w:top w:val="single" w:sz="8" w:space="0" w:color="4BACC6" w:themeColor="accent5"/>
-        <w:left w:val="single" w:sz="8" w:space="0" w:color="4BACC6" w:themeColor="accent5"/>
-        <w:bottom w:val="single" w:sz="8" w:space="0" w:color="4BACC6" w:themeColor="accent5"/>
-        <w:right w:val="single" w:sz="8" w:space="0" w:color="4BACC6" w:themeColor="accent5"/>
+        <w:top w:val="single" w:color="4BACC6" w:themeColor="accent5" w:sz="8" w:space="0"/>
+        <w:left w:val="single" w:color="4BACC6" w:themeColor="accent5" w:sz="8" w:space="0"/>
+        <w:bottom w:val="single" w:color="4BACC6" w:themeColor="accent5" w:sz="8" w:space="0"/>
+        <w:right w:val="single" w:color="4BACC6" w:themeColor="accent5" w:sz="8" w:space="0"/>
       </w:tblBorders>
     </w:tblPr>
     <w:tblStylePr w:type="firstRow">
@@ -10112,7 +10391,7 @@
         <w:tcBorders>
           <w:top w:val="nil"/>
           <w:left w:val="nil"/>
-          <w:bottom w:val="single" w:sz="24" w:space="0" w:color="4BACC6" w:themeColor="accent5"/>
+          <w:bottom w:val="single" w:color="4BACC6" w:themeColor="accent5" w:sz="24" w:space="0"/>
           <w:right w:val="nil"/>
           <w:insideH w:val="nil"/>
           <w:insideV w:val="nil"/>
@@ -10124,7 +10403,7 @@
       <w:tblPr/>
       <w:tcPr>
         <w:tcBorders>
-          <w:top w:val="single" w:sz="8" w:space="0" w:color="4BACC6" w:themeColor="accent5"/>
+          <w:top w:val="single" w:color="4BACC6" w:themeColor="accent5" w:sz="8" w:space="0"/>
           <w:left w:val="nil"/>
           <w:bottom w:val="nil"/>
           <w:right w:val="nil"/>
@@ -10141,7 +10420,7 @@
           <w:top w:val="nil"/>
           <w:left w:val="nil"/>
           <w:bottom w:val="nil"/>
-          <w:right w:val="single" w:sz="8" w:space="0" w:color="4BACC6" w:themeColor="accent5"/>
+          <w:right w:val="single" w:color="4BACC6" w:themeColor="accent5" w:sz="8" w:space="0"/>
           <w:insideH w:val="nil"/>
           <w:insideV w:val="nil"/>
         </w:tcBorders>
@@ -10153,7 +10432,7 @@
       <w:tcPr>
         <w:tcBorders>
           <w:top w:val="nil"/>
-          <w:left w:val="single" w:sz="8" w:space="0" w:color="4BACC6" w:themeColor="accent5"/>
+          <w:left w:val="single" w:color="4BACC6" w:themeColor="accent5" w:sz="8" w:space="0"/>
           <w:bottom w:val="nil"/>
           <w:right w:val="nil"/>
           <w:insideH w:val="nil"/>
@@ -10210,17 +10489,17 @@
       <w:spacing w:after="0" w:line="240" w:lineRule="auto"/>
     </w:pPr>
     <w:rPr>
-      <w:rFonts w:asciiTheme="majorHAnsi" w:eastAsiaTheme="majorEastAsia" w:hAnsiTheme="majorHAnsi" w:cstheme="majorBidi"/>
+      <w:rFonts w:asciiTheme="majorHAnsi" w:hAnsiTheme="majorHAnsi" w:eastAsiaTheme="majorEastAsia" w:cstheme="majorBidi"/>
       <w:color w:val="000000" w:themeColor="text1"/>
     </w:rPr>
     <w:tblPr>
       <w:tblStyleRowBandSize w:val="1"/>
       <w:tblStyleColBandSize w:val="1"/>
       <w:tblBorders>
-        <w:top w:val="single" w:sz="8" w:space="0" w:color="F79646" w:themeColor="accent6"/>
-        <w:left w:val="single" w:sz="8" w:space="0" w:color="F79646" w:themeColor="accent6"/>
-        <w:bottom w:val="single" w:sz="8" w:space="0" w:color="F79646" w:themeColor="accent6"/>
-        <w:right w:val="single" w:sz="8" w:space="0" w:color="F79646" w:themeColor="accent6"/>
+        <w:top w:val="single" w:color="F79646" w:themeColor="accent6" w:sz="8" w:space="0"/>
+        <w:left w:val="single" w:color="F79646" w:themeColor="accent6" w:sz="8" w:space="0"/>
+        <w:bottom w:val="single" w:color="F79646" w:themeColor="accent6" w:sz="8" w:space="0"/>
+        <w:right w:val="single" w:color="F79646" w:themeColor="accent6" w:sz="8" w:space="0"/>
       </w:tblBorders>
     </w:tblPr>
     <w:tblStylePr w:type="firstRow">
@@ -10233,7 +10512,7 @@
         <w:tcBorders>
           <w:top w:val="nil"/>
           <w:left w:val="nil"/>
-          <w:bottom w:val="single" w:sz="24" w:space="0" w:color="F79646" w:themeColor="accent6"/>
+          <w:bottom w:val="single" w:color="F79646" w:themeColor="accent6" w:sz="24" w:space="0"/>
           <w:right w:val="nil"/>
           <w:insideH w:val="nil"/>
           <w:insideV w:val="nil"/>
@@ -10245,7 +10524,7 @@
       <w:tblPr/>
       <w:tcPr>
         <w:tcBorders>
-          <w:top w:val="single" w:sz="8" w:space="0" w:color="F79646" w:themeColor="accent6"/>
+          <w:top w:val="single" w:color="F79646" w:themeColor="accent6" w:sz="8" w:space="0"/>
           <w:left w:val="nil"/>
           <w:bottom w:val="nil"/>
           <w:right w:val="nil"/>
@@ -10262,7 +10541,7 @@
           <w:top w:val="nil"/>
           <w:left w:val="nil"/>
           <w:bottom w:val="nil"/>
-          <w:right w:val="single" w:sz="8" w:space="0" w:color="F79646" w:themeColor="accent6"/>
+          <w:right w:val="single" w:color="F79646" w:themeColor="accent6" w:sz="8" w:space="0"/>
           <w:insideH w:val="nil"/>
           <w:insideV w:val="nil"/>
         </w:tcBorders>
@@ -10274,7 +10553,7 @@
       <w:tcPr>
         <w:tcBorders>
           <w:top w:val="nil"/>
-          <w:left w:val="single" w:sz="8" w:space="0" w:color="F79646" w:themeColor="accent6"/>
+          <w:left w:val="single" w:color="F79646" w:themeColor="accent6" w:sz="8" w:space="0"/>
           <w:bottom w:val="nil"/>
           <w:right w:val="nil"/>
           <w:insideH w:val="nil"/>
@@ -10334,12 +10613,12 @@
       <w:tblStyleRowBandSize w:val="1"/>
       <w:tblStyleColBandSize w:val="1"/>
       <w:tblBorders>
-        <w:top w:val="single" w:sz="8" w:space="0" w:color="404040" w:themeColor="text1" w:themeTint="BF"/>
-        <w:left w:val="single" w:sz="8" w:space="0" w:color="404040" w:themeColor="text1" w:themeTint="BF"/>
-        <w:bottom w:val="single" w:sz="8" w:space="0" w:color="404040" w:themeColor="text1" w:themeTint="BF"/>
-        <w:right w:val="single" w:sz="8" w:space="0" w:color="404040" w:themeColor="text1" w:themeTint="BF"/>
-        <w:insideH w:val="single" w:sz="8" w:space="0" w:color="404040" w:themeColor="text1" w:themeTint="BF"/>
-        <w:insideV w:val="single" w:sz="8" w:space="0" w:color="404040" w:themeColor="text1" w:themeTint="BF"/>
+        <w:top w:val="single" w:color="404040" w:themeColor="text1" w:themeTint="BF" w:sz="8" w:space="0"/>
+        <w:left w:val="single" w:color="404040" w:themeColor="text1" w:themeTint="BF" w:sz="8" w:space="0"/>
+        <w:bottom w:val="single" w:color="404040" w:themeColor="text1" w:themeTint="BF" w:sz="8" w:space="0"/>
+        <w:right w:val="single" w:color="404040" w:themeColor="text1" w:themeTint="BF" w:sz="8" w:space="0"/>
+        <w:insideH w:val="single" w:color="404040" w:themeColor="text1" w:themeTint="BF" w:sz="8" w:space="0"/>
+        <w:insideV w:val="single" w:color="404040" w:themeColor="text1" w:themeTint="BF" w:sz="8" w:space="0"/>
       </w:tblBorders>
     </w:tblPr>
     <w:tcPr>
@@ -10359,7 +10638,7 @@
       <w:tblPr/>
       <w:tcPr>
         <w:tcBorders>
-          <w:top w:val="single" w:sz="18" w:space="0" w:color="404040" w:themeColor="text1" w:themeTint="BF"/>
+          <w:top w:val="single" w:color="404040" w:themeColor="text1" w:themeTint="BF" w:sz="18" w:space="0"/>
         </w:tcBorders>
       </w:tcPr>
     </w:tblStylePr>
@@ -10400,12 +10679,12 @@
       <w:tblStyleRowBandSize w:val="1"/>
       <w:tblStyleColBandSize w:val="1"/>
       <w:tblBorders>
-        <w:top w:val="single" w:sz="8" w:space="0" w:color="7BA0CD" w:themeColor="accent1" w:themeTint="BF"/>
-        <w:left w:val="single" w:sz="8" w:space="0" w:color="7BA0CD" w:themeColor="accent1" w:themeTint="BF"/>
-        <w:bottom w:val="single" w:sz="8" w:space="0" w:color="7BA0CD" w:themeColor="accent1" w:themeTint="BF"/>
-        <w:right w:val="single" w:sz="8" w:space="0" w:color="7BA0CD" w:themeColor="accent1" w:themeTint="BF"/>
-        <w:insideH w:val="single" w:sz="8" w:space="0" w:color="7BA0CD" w:themeColor="accent1" w:themeTint="BF"/>
-        <w:insideV w:val="single" w:sz="8" w:space="0" w:color="7BA0CD" w:themeColor="accent1" w:themeTint="BF"/>
+        <w:top w:val="single" w:color="7BA0CD" w:themeColor="accent1" w:themeTint="BF" w:sz="8" w:space="0"/>
+        <w:left w:val="single" w:color="7BA0CD" w:themeColor="accent1" w:themeTint="BF" w:sz="8" w:space="0"/>
+        <w:bottom w:val="single" w:color="7BA0CD" w:themeColor="accent1" w:themeTint="BF" w:sz="8" w:space="0"/>
+        <w:right w:val="single" w:color="7BA0CD" w:themeColor="accent1" w:themeTint="BF" w:sz="8" w:space="0"/>
+        <w:insideH w:val="single" w:color="7BA0CD" w:themeColor="accent1" w:themeTint="BF" w:sz="8" w:space="0"/>
+        <w:insideV w:val="single" w:color="7BA0CD" w:themeColor="accent1" w:themeTint="BF" w:sz="8" w:space="0"/>
       </w:tblBorders>
     </w:tblPr>
     <w:tcPr>
@@ -10425,7 +10704,7 @@
       <w:tblPr/>
       <w:tcPr>
         <w:tcBorders>
-          <w:top w:val="single" w:sz="18" w:space="0" w:color="7BA0CD" w:themeColor="accent1" w:themeTint="BF"/>
+          <w:top w:val="single" w:color="7BA0CD" w:themeColor="accent1" w:themeTint="BF" w:sz="18" w:space="0"/>
         </w:tcBorders>
       </w:tcPr>
     </w:tblStylePr>
@@ -10466,12 +10745,12 @@
       <w:tblStyleRowBandSize w:val="1"/>
       <w:tblStyleColBandSize w:val="1"/>
       <w:tblBorders>
-        <w:top w:val="single" w:sz="8" w:space="0" w:color="CF7B79" w:themeColor="accent2" w:themeTint="BF"/>
-        <w:left w:val="single" w:sz="8" w:space="0" w:color="CF7B79" w:themeColor="accent2" w:themeTint="BF"/>
-        <w:bottom w:val="single" w:sz="8" w:space="0" w:color="CF7B79" w:themeColor="accent2" w:themeTint="BF"/>
-        <w:right w:val="single" w:sz="8" w:space="0" w:color="CF7B79" w:themeColor="accent2" w:themeTint="BF"/>
-        <w:insideH w:val="single" w:sz="8" w:space="0" w:color="CF7B79" w:themeColor="accent2" w:themeTint="BF"/>
-        <w:insideV w:val="single" w:sz="8" w:space="0" w:color="CF7B79" w:themeColor="accent2" w:themeTint="BF"/>
+        <w:top w:val="single" w:color="CF7B79" w:themeColor="accent2" w:themeTint="BF" w:sz="8" w:space="0"/>
+        <w:left w:val="single" w:color="CF7B79" w:themeColor="accent2" w:themeTint="BF" w:sz="8" w:space="0"/>
+        <w:bottom w:val="single" w:color="CF7B79" w:themeColor="accent2" w:themeTint="BF" w:sz="8" w:space="0"/>
+        <w:right w:val="single" w:color="CF7B79" w:themeColor="accent2" w:themeTint="BF" w:sz="8" w:space="0"/>
+        <w:insideH w:val="single" w:color="CF7B79" w:themeColor="accent2" w:themeTint="BF" w:sz="8" w:space="0"/>
+        <w:insideV w:val="single" w:color="CF7B79" w:themeColor="accent2" w:themeTint="BF" w:sz="8" w:space="0"/>
       </w:tblBorders>
     </w:tblPr>
     <w:tcPr>
@@ -10491,7 +10770,7 @@
       <w:tblPr/>
       <w:tcPr>
         <w:tcBorders>
-          <w:top w:val="single" w:sz="18" w:space="0" w:color="CF7B79" w:themeColor="accent2" w:themeTint="BF"/>
+          <w:top w:val="single" w:color="CF7B79" w:themeColor="accent2" w:themeTint="BF" w:sz="18" w:space="0"/>
         </w:tcBorders>
       </w:tcPr>
     </w:tblStylePr>
@@ -10532,12 +10811,12 @@
       <w:tblStyleRowBandSize w:val="1"/>
       <w:tblStyleColBandSize w:val="1"/>
       <w:tblBorders>
-        <w:top w:val="single" w:sz="8" w:space="0" w:color="B3CC82" w:themeColor="accent3" w:themeTint="BF"/>
-        <w:left w:val="single" w:sz="8" w:space="0" w:color="B3CC82" w:themeColor="accent3" w:themeTint="BF"/>
-        <w:bottom w:val="single" w:sz="8" w:space="0" w:color="B3CC82" w:themeColor="accent3" w:themeTint="BF"/>
-        <w:right w:val="single" w:sz="8" w:space="0" w:color="B3CC82" w:themeColor="accent3" w:themeTint="BF"/>
-        <w:insideH w:val="single" w:sz="8" w:space="0" w:color="B3CC82" w:themeColor="accent3" w:themeTint="BF"/>
-        <w:insideV w:val="single" w:sz="8" w:space="0" w:color="B3CC82" w:themeColor="accent3" w:themeTint="BF"/>
+        <w:top w:val="single" w:color="B3CC82" w:themeColor="accent3" w:themeTint="BF" w:sz="8" w:space="0"/>
+        <w:left w:val="single" w:color="B3CC82" w:themeColor="accent3" w:themeTint="BF" w:sz="8" w:space="0"/>
+        <w:bottom w:val="single" w:color="B3CC82" w:themeColor="accent3" w:themeTint="BF" w:sz="8" w:space="0"/>
+        <w:right w:val="single" w:color="B3CC82" w:themeColor="accent3" w:themeTint="BF" w:sz="8" w:space="0"/>
+        <w:insideH w:val="single" w:color="B3CC82" w:themeColor="accent3" w:themeTint="BF" w:sz="8" w:space="0"/>
+        <w:insideV w:val="single" w:color="B3CC82" w:themeColor="accent3" w:themeTint="BF" w:sz="8" w:space="0"/>
       </w:tblBorders>
     </w:tblPr>
     <w:tcPr>
@@ -10557,7 +10836,7 @@
       <w:tblPr/>
       <w:tcPr>
         <w:tcBorders>
-          <w:top w:val="single" w:sz="18" w:space="0" w:color="B3CC82" w:themeColor="accent3" w:themeTint="BF"/>
+          <w:top w:val="single" w:color="B3CC82" w:themeColor="accent3" w:themeTint="BF" w:sz="18" w:space="0"/>
         </w:tcBorders>
       </w:tcPr>
     </w:tblStylePr>
@@ -10598,12 +10877,12 @@
       <w:tblStyleRowBandSize w:val="1"/>
       <w:tblStyleColBandSize w:val="1"/>
       <w:tblBorders>
-        <w:top w:val="single" w:sz="8" w:space="0" w:color="9F8AB9" w:themeColor="accent4" w:themeTint="BF"/>
-        <w:left w:val="single" w:sz="8" w:space="0" w:color="9F8AB9" w:themeColor="accent4" w:themeTint="BF"/>
-        <w:bottom w:val="single" w:sz="8" w:space="0" w:color="9F8AB9" w:themeColor="accent4" w:themeTint="BF"/>
-        <w:right w:val="single" w:sz="8" w:space="0" w:color="9F8AB9" w:themeColor="accent4" w:themeTint="BF"/>
-        <w:insideH w:val="single" w:sz="8" w:space="0" w:color="9F8AB9" w:themeColor="accent4" w:themeTint="BF"/>
-        <w:insideV w:val="single" w:sz="8" w:space="0" w:color="9F8AB9" w:themeColor="accent4" w:themeTint="BF"/>
+        <w:top w:val="single" w:color="9F8AB9" w:themeColor="accent4" w:themeTint="BF" w:sz="8" w:space="0"/>
+        <w:left w:val="single" w:color="9F8AB9" w:themeColor="accent4" w:themeTint="BF" w:sz="8" w:space="0"/>
+        <w:bottom w:val="single" w:color="9F8AB9" w:themeColor="accent4" w:themeTint="BF" w:sz="8" w:space="0"/>
+        <w:right w:val="single" w:color="9F8AB9" w:themeColor="accent4" w:themeTint="BF" w:sz="8" w:space="0"/>
+        <w:insideH w:val="single" w:color="9F8AB9" w:themeColor="accent4" w:themeTint="BF" w:sz="8" w:space="0"/>
+        <w:insideV w:val="single" w:color="9F8AB9" w:themeColor="accent4" w:themeTint="BF" w:sz="8" w:space="0"/>
       </w:tblBorders>
     </w:tblPr>
     <w:tcPr>
@@ -10623,7 +10902,7 @@
       <w:tblPr/>
       <w:tcPr>
         <w:tcBorders>
-          <w:top w:val="single" w:sz="18" w:space="0" w:color="9F8AB9" w:themeColor="accent4" w:themeTint="BF"/>
+          <w:top w:val="single" w:color="9F8AB9" w:themeColor="accent4" w:themeTint="BF" w:sz="18" w:space="0"/>
         </w:tcBorders>
       </w:tcPr>
     </w:tblStylePr>
@@ -10664,12 +10943,12 @@
       <w:tblStyleRowBandSize w:val="1"/>
       <w:tblStyleColBandSize w:val="1"/>
       <w:tblBorders>
-        <w:top w:val="single" w:sz="8" w:space="0" w:color="78C0D4" w:themeColor="accent5" w:themeTint="BF"/>
-        <w:left w:val="single" w:sz="8" w:space="0" w:color="78C0D4" w:themeColor="accent5" w:themeTint="BF"/>
-        <w:bottom w:val="single" w:sz="8" w:space="0" w:color="78C0D4" w:themeColor="accent5" w:themeTint="BF"/>
-        <w:right w:val="single" w:sz="8" w:space="0" w:color="78C0D4" w:themeColor="accent5" w:themeTint="BF"/>
-        <w:insideH w:val="single" w:sz="8" w:space="0" w:color="78C0D4" w:themeColor="accent5" w:themeTint="BF"/>
-        <w:insideV w:val="single" w:sz="8" w:space="0" w:color="78C0D4" w:themeColor="accent5" w:themeTint="BF"/>
+        <w:top w:val="single" w:color="78C0D4" w:themeColor="accent5" w:themeTint="BF" w:sz="8" w:space="0"/>
+        <w:left w:val="single" w:color="78C0D4" w:themeColor="accent5" w:themeTint="BF" w:sz="8" w:space="0"/>
+        <w:bottom w:val="single" w:color="78C0D4" w:themeColor="accent5" w:themeTint="BF" w:sz="8" w:space="0"/>
+        <w:right w:val="single" w:color="78C0D4" w:themeColor="accent5" w:themeTint="BF" w:sz="8" w:space="0"/>
+        <w:insideH w:val="single" w:color="78C0D4" w:themeColor="accent5" w:themeTint="BF" w:sz="8" w:space="0"/>
+        <w:insideV w:val="single" w:color="78C0D4" w:themeColor="accent5" w:themeTint="BF" w:sz="8" w:space="0"/>
       </w:tblBorders>
     </w:tblPr>
     <w:tcPr>
@@ -10689,7 +10968,7 @@
       <w:tblPr/>
       <w:tcPr>
         <w:tcBorders>
-          <w:top w:val="single" w:sz="18" w:space="0" w:color="78C0D4" w:themeColor="accent5" w:themeTint="BF"/>
+          <w:top w:val="single" w:color="78C0D4" w:themeColor="accent5" w:themeTint="BF" w:sz="18" w:space="0"/>
         </w:tcBorders>
       </w:tcPr>
     </w:tblStylePr>
@@ -10730,12 +11009,12 @@
       <w:tblStyleRowBandSize w:val="1"/>
       <w:tblStyleColBandSize w:val="1"/>
       <w:tblBorders>
-        <w:top w:val="single" w:sz="8" w:space="0" w:color="F9B074" w:themeColor="accent6" w:themeTint="BF"/>
-        <w:left w:val="single" w:sz="8" w:space="0" w:color="F9B074" w:themeColor="accent6" w:themeTint="BF"/>
-        <w:bottom w:val="single" w:sz="8" w:space="0" w:color="F9B074" w:themeColor="accent6" w:themeTint="BF"/>
-        <w:right w:val="single" w:sz="8" w:space="0" w:color="F9B074" w:themeColor="accent6" w:themeTint="BF"/>
-        <w:insideH w:val="single" w:sz="8" w:space="0" w:color="F9B074" w:themeColor="accent6" w:themeTint="BF"/>
-        <w:insideV w:val="single" w:sz="8" w:space="0" w:color="F9B074" w:themeColor="accent6" w:themeTint="BF"/>
+        <w:top w:val="single" w:color="F9B074" w:themeColor="accent6" w:themeTint="BF" w:sz="8" w:space="0"/>
+        <w:left w:val="single" w:color="F9B074" w:themeColor="accent6" w:themeTint="BF" w:sz="8" w:space="0"/>
+        <w:bottom w:val="single" w:color="F9B074" w:themeColor="accent6" w:themeTint="BF" w:sz="8" w:space="0"/>
+        <w:right w:val="single" w:color="F9B074" w:themeColor="accent6" w:themeTint="BF" w:sz="8" w:space="0"/>
+        <w:insideH w:val="single" w:color="F9B074" w:themeColor="accent6" w:themeTint="BF" w:sz="8" w:space="0"/>
+        <w:insideV w:val="single" w:color="F9B074" w:themeColor="accent6" w:themeTint="BF" w:sz="8" w:space="0"/>
       </w:tblBorders>
     </w:tblPr>
     <w:tcPr>
@@ -10755,7 +11034,7 @@
       <w:tblPr/>
       <w:tcPr>
         <w:tcBorders>
-          <w:top w:val="single" w:sz="18" w:space="0" w:color="F9B074" w:themeColor="accent6" w:themeTint="BF"/>
+          <w:top w:val="single" w:color="F9B074" w:themeColor="accent6" w:themeTint="BF" w:sz="18" w:space="0"/>
         </w:tcBorders>
       </w:tcPr>
     </w:tblStylePr>
@@ -10793,19 +11072,19 @@
       <w:spacing w:after="0" w:line="240" w:lineRule="auto"/>
     </w:pPr>
     <w:rPr>
-      <w:rFonts w:asciiTheme="majorHAnsi" w:eastAsiaTheme="majorEastAsia" w:hAnsiTheme="majorHAnsi" w:cstheme="majorBidi"/>
+      <w:rFonts w:asciiTheme="majorHAnsi" w:hAnsiTheme="majorHAnsi" w:eastAsiaTheme="majorEastAsia" w:cstheme="majorBidi"/>
       <w:color w:val="000000" w:themeColor="text1"/>
     </w:rPr>
     <w:tblPr>
       <w:tblStyleRowBandSize w:val="1"/>
       <w:tblStyleColBandSize w:val="1"/>
       <w:tblBorders>
-        <w:top w:val="single" w:sz="8" w:space="0" w:color="000000" w:themeColor="text1"/>
-        <w:left w:val="single" w:sz="8" w:space="0" w:color="000000" w:themeColor="text1"/>
-        <w:bottom w:val="single" w:sz="8" w:space="0" w:color="000000" w:themeColor="text1"/>
-        <w:right w:val="single" w:sz="8" w:space="0" w:color="000000" w:themeColor="text1"/>
-        <w:insideH w:val="single" w:sz="8" w:space="0" w:color="000000" w:themeColor="text1"/>
-        <w:insideV w:val="single" w:sz="8" w:space="0" w:color="000000" w:themeColor="text1"/>
+        <w:top w:val="single" w:color="000000" w:themeColor="text1" w:sz="8" w:space="0"/>
+        <w:left w:val="single" w:color="000000" w:themeColor="text1" w:sz="8" w:space="0"/>
+        <w:bottom w:val="single" w:color="000000" w:themeColor="text1" w:sz="8" w:space="0"/>
+        <w:right w:val="single" w:color="000000" w:themeColor="text1" w:sz="8" w:space="0"/>
+        <w:insideH w:val="single" w:color="000000" w:themeColor="text1" w:sz="8" w:space="0"/>
+        <w:insideV w:val="single" w:color="000000" w:themeColor="text1" w:sz="8" w:space="0"/>
       </w:tblBorders>
     </w:tblPr>
     <w:tcPr>
@@ -10831,7 +11110,7 @@
       <w:tblPr/>
       <w:tcPr>
         <w:tcBorders>
-          <w:top w:val="single" w:sz="12" w:space="0" w:color="000000" w:themeColor="text1"/>
+          <w:top w:val="single" w:color="000000" w:themeColor="text1" w:sz="12" w:space="0"/>
           <w:left w:val="nil"/>
           <w:bottom w:val="nil"/>
           <w:right w:val="nil"/>
@@ -10889,8 +11168,8 @@
       <w:tblPr/>
       <w:tcPr>
         <w:tcBorders>
-          <w:insideH w:val="single" w:sz="6" w:space="0" w:color="000000" w:themeColor="text1"/>
-          <w:insideV w:val="single" w:sz="6" w:space="0" w:color="000000" w:themeColor="text1"/>
+          <w:insideH w:val="single" w:color="000000" w:themeColor="text1" w:sz="6" w:space="0"/>
+          <w:insideV w:val="single" w:color="000000" w:themeColor="text1" w:sz="6" w:space="0"/>
         </w:tcBorders>
         <w:shd w:val="clear" w:color="auto" w:fill="808080" w:themeFill="text1" w:themeFillTint="7F"/>
       </w:tcPr>
@@ -10911,19 +11190,19 @@
       <w:spacing w:after="0" w:line="240" w:lineRule="auto"/>
     </w:pPr>
     <w:rPr>
-      <w:rFonts w:asciiTheme="majorHAnsi" w:eastAsiaTheme="majorEastAsia" w:hAnsiTheme="majorHAnsi" w:cstheme="majorBidi"/>
+      <w:rFonts w:asciiTheme="majorHAnsi" w:hAnsiTheme="majorHAnsi" w:eastAsiaTheme="majorEastAsia" w:cstheme="majorBidi"/>
       <w:color w:val="000000" w:themeColor="text1"/>
     </w:rPr>
     <w:tblPr>
       <w:tblStyleRowBandSize w:val="1"/>
       <w:tblStyleColBandSize w:val="1"/>
       <w:tblBorders>
-        <w:top w:val="single" w:sz="8" w:space="0" w:color="4F81BD" w:themeColor="accent1"/>
-        <w:left w:val="single" w:sz="8" w:space="0" w:color="4F81BD" w:themeColor="accent1"/>
-        <w:bottom w:val="single" w:sz="8" w:space="0" w:color="4F81BD" w:themeColor="accent1"/>
-        <w:right w:val="single" w:sz="8" w:space="0" w:color="4F81BD" w:themeColor="accent1"/>
-        <w:insideH w:val="single" w:sz="8" w:space="0" w:color="4F81BD" w:themeColor="accent1"/>
-        <w:insideV w:val="single" w:sz="8" w:space="0" w:color="4F81BD" w:themeColor="accent1"/>
+        <w:top w:val="single" w:color="4F81BD" w:themeColor="accent1" w:sz="8" w:space="0"/>
+        <w:left w:val="single" w:color="4F81BD" w:themeColor="accent1" w:sz="8" w:space="0"/>
+        <w:bottom w:val="single" w:color="4F81BD" w:themeColor="accent1" w:sz="8" w:space="0"/>
+        <w:right w:val="single" w:color="4F81BD" w:themeColor="accent1" w:sz="8" w:space="0"/>
+        <w:insideH w:val="single" w:color="4F81BD" w:themeColor="accent1" w:sz="8" w:space="0"/>
+        <w:insideV w:val="single" w:color="4F81BD" w:themeColor="accent1" w:sz="8" w:space="0"/>
       </w:tblBorders>
     </w:tblPr>
     <w:tcPr>
@@ -10949,7 +11228,7 @@
       <w:tblPr/>
       <w:tcPr>
         <w:tcBorders>
-          <w:top w:val="single" w:sz="12" w:space="0" w:color="000000" w:themeColor="text1"/>
+          <w:top w:val="single" w:color="000000" w:themeColor="text1" w:sz="12" w:space="0"/>
           <w:left w:val="nil"/>
           <w:bottom w:val="nil"/>
           <w:right w:val="nil"/>
@@ -11007,8 +11286,8 @@
       <w:tblPr/>
       <w:tcPr>
         <w:tcBorders>
-          <w:insideH w:val="single" w:sz="6" w:space="0" w:color="4F81BD" w:themeColor="accent1"/>
-          <w:insideV w:val="single" w:sz="6" w:space="0" w:color="4F81BD" w:themeColor="accent1"/>
+          <w:insideH w:val="single" w:color="4F81BD" w:themeColor="accent1" w:sz="6" w:space="0"/>
+          <w:insideV w:val="single" w:color="4F81BD" w:themeColor="accent1" w:sz="6" w:space="0"/>
         </w:tcBorders>
         <w:shd w:val="clear" w:color="auto" w:fill="A7BFDE" w:themeFill="accent1" w:themeFillTint="7F"/>
       </w:tcPr>
@@ -11029,19 +11308,19 @@
       <w:spacing w:after="0" w:line="240" w:lineRule="auto"/>
     </w:pPr>
     <w:rPr>
-      <w:rFonts w:asciiTheme="majorHAnsi" w:eastAsiaTheme="majorEastAsia" w:hAnsiTheme="majorHAnsi" w:cstheme="majorBidi"/>
+      <w:rFonts w:asciiTheme="majorHAnsi" w:hAnsiTheme="majorHAnsi" w:eastAsiaTheme="majorEastAsia" w:cstheme="majorBidi"/>
       <w:color w:val="000000" w:themeColor="text1"/>
     </w:rPr>
     <w:tblPr>
       <w:tblStyleRowBandSize w:val="1"/>
       <w:tblStyleColBandSize w:val="1"/>
       <w:tblBorders>
-        <w:top w:val="single" w:sz="8" w:space="0" w:color="C0504D" w:themeColor="accent2"/>
-        <w:left w:val="single" w:sz="8" w:space="0" w:color="C0504D" w:themeColor="accent2"/>
-        <w:bottom w:val="single" w:sz="8" w:space="0" w:color="C0504D" w:themeColor="accent2"/>
-        <w:right w:val="single" w:sz="8" w:space="0" w:color="C0504D" w:themeColor="accent2"/>
-        <w:insideH w:val="single" w:sz="8" w:space="0" w:color="C0504D" w:themeColor="accent2"/>
-        <w:insideV w:val="single" w:sz="8" w:space="0" w:color="C0504D" w:themeColor="accent2"/>
+        <w:top w:val="single" w:color="C0504D" w:themeColor="accent2" w:sz="8" w:space="0"/>
+        <w:left w:val="single" w:color="C0504D" w:themeColor="accent2" w:sz="8" w:space="0"/>
+        <w:bottom w:val="single" w:color="C0504D" w:themeColor="accent2" w:sz="8" w:space="0"/>
+        <w:right w:val="single" w:color="C0504D" w:themeColor="accent2" w:sz="8" w:space="0"/>
+        <w:insideH w:val="single" w:color="C0504D" w:themeColor="accent2" w:sz="8" w:space="0"/>
+        <w:insideV w:val="single" w:color="C0504D" w:themeColor="accent2" w:sz="8" w:space="0"/>
       </w:tblBorders>
     </w:tblPr>
     <w:tcPr>
@@ -11067,7 +11346,7 @@
       <w:tblPr/>
       <w:tcPr>
         <w:tcBorders>
-          <w:top w:val="single" w:sz="12" w:space="0" w:color="000000" w:themeColor="text1"/>
+          <w:top w:val="single" w:color="000000" w:themeColor="text1" w:sz="12" w:space="0"/>
           <w:left w:val="nil"/>
           <w:bottom w:val="nil"/>
           <w:right w:val="nil"/>
@@ -11125,8 +11404,8 @@
       <w:tblPr/>
       <w:tcPr>
         <w:tcBorders>
-          <w:insideH w:val="single" w:sz="6" w:space="0" w:color="C0504D" w:themeColor="accent2"/>
-          <w:insideV w:val="single" w:sz="6" w:space="0" w:color="C0504D" w:themeColor="accent2"/>
+          <w:insideH w:val="single" w:color="C0504D" w:themeColor="accent2" w:sz="6" w:space="0"/>
+          <w:insideV w:val="single" w:color="C0504D" w:themeColor="accent2" w:sz="6" w:space="0"/>
         </w:tcBorders>
         <w:shd w:val="clear" w:color="auto" w:fill="DFA7A6" w:themeFill="accent2" w:themeFillTint="7F"/>
       </w:tcPr>
@@ -11147,19 +11426,19 @@
       <w:spacing w:after="0" w:line="240" w:lineRule="auto"/>
     </w:pPr>
     <w:rPr>
-      <w:rFonts w:asciiTheme="majorHAnsi" w:eastAsiaTheme="majorEastAsia" w:hAnsiTheme="majorHAnsi" w:cstheme="majorBidi"/>
+      <w:rFonts w:asciiTheme="majorHAnsi" w:hAnsiTheme="majorHAnsi" w:eastAsiaTheme="majorEastAsia" w:cstheme="majorBidi"/>
       <w:color w:val="000000" w:themeColor="text1"/>
     </w:rPr>
     <w:tblPr>
       <w:tblStyleRowBandSize w:val="1"/>
       <w:tblStyleColBandSize w:val="1"/>
       <w:tblBorders>
-        <w:top w:val="single" w:sz="8" w:space="0" w:color="9BBB59" w:themeColor="accent3"/>
-        <w:left w:val="single" w:sz="8" w:space="0" w:color="9BBB59" w:themeColor="accent3"/>
-        <w:bottom w:val="single" w:sz="8" w:space="0" w:color="9BBB59" w:themeColor="accent3"/>
-        <w:right w:val="single" w:sz="8" w:space="0" w:color="9BBB59" w:themeColor="accent3"/>
-        <w:insideH w:val="single" w:sz="8" w:space="0" w:color="9BBB59" w:themeColor="accent3"/>
-        <w:insideV w:val="single" w:sz="8" w:space="0" w:color="9BBB59" w:themeColor="accent3"/>
+        <w:top w:val="single" w:color="9BBB59" w:themeColor="accent3" w:sz="8" w:space="0"/>
+        <w:left w:val="single" w:color="9BBB59" w:themeColor="accent3" w:sz="8" w:space="0"/>
+        <w:bottom w:val="single" w:color="9BBB59" w:themeColor="accent3" w:sz="8" w:space="0"/>
+        <w:right w:val="single" w:color="9BBB59" w:themeColor="accent3" w:sz="8" w:space="0"/>
+        <w:insideH w:val="single" w:color="9BBB59" w:themeColor="accent3" w:sz="8" w:space="0"/>
+        <w:insideV w:val="single" w:color="9BBB59" w:themeColor="accent3" w:sz="8" w:space="0"/>
       </w:tblBorders>
     </w:tblPr>
     <w:tcPr>
@@ -11185,7 +11464,7 @@
       <w:tblPr/>
       <w:tcPr>
         <w:tcBorders>
-          <w:top w:val="single" w:sz="12" w:space="0" w:color="000000" w:themeColor="text1"/>
+          <w:top w:val="single" w:color="000000" w:themeColor="text1" w:sz="12" w:space="0"/>
           <w:left w:val="nil"/>
           <w:bottom w:val="nil"/>
           <w:right w:val="nil"/>
@@ -11243,8 +11522,8 @@
       <w:tblPr/>
       <w:tcPr>
         <w:tcBorders>
-          <w:insideH w:val="single" w:sz="6" w:space="0" w:color="9BBB59" w:themeColor="accent3"/>
-          <w:insideV w:val="single" w:sz="6" w:space="0" w:color="9BBB59" w:themeColor="accent3"/>
+          <w:insideH w:val="single" w:color="9BBB59" w:themeColor="accent3" w:sz="6" w:space="0"/>
+          <w:insideV w:val="single" w:color="9BBB59" w:themeColor="accent3" w:sz="6" w:space="0"/>
         </w:tcBorders>
         <w:shd w:val="clear" w:color="auto" w:fill="CDDDAC" w:themeFill="accent3" w:themeFillTint="7F"/>
       </w:tcPr>
@@ -11265,19 +11544,19 @@
       <w:spacing w:after="0" w:line="240" w:lineRule="auto"/>
     </w:pPr>
     <w:rPr>
-      <w:rFonts w:asciiTheme="majorHAnsi" w:eastAsiaTheme="majorEastAsia" w:hAnsiTheme="majorHAnsi" w:cstheme="majorBidi"/>
+      <w:rFonts w:asciiTheme="majorHAnsi" w:hAnsiTheme="majorHAnsi" w:eastAsiaTheme="majorEastAsia" w:cstheme="majorBidi"/>
       <w:color w:val="000000" w:themeColor="text1"/>
     </w:rPr>
     <w:tblPr>
       <w:tblStyleRowBandSize w:val="1"/>
       <w:tblStyleColBandSize w:val="1"/>
       <w:tblBorders>
-        <w:top w:val="single" w:sz="8" w:space="0" w:color="8064A2" w:themeColor="accent4"/>
-        <w:left w:val="single" w:sz="8" w:space="0" w:color="8064A2" w:themeColor="accent4"/>
-        <w:bottom w:val="single" w:sz="8" w:space="0" w:color="8064A2" w:themeColor="accent4"/>
-        <w:right w:val="single" w:sz="8" w:space="0" w:color="8064A2" w:themeColor="accent4"/>
-        <w:insideH w:val="single" w:sz="8" w:space="0" w:color="8064A2" w:themeColor="accent4"/>
-        <w:insideV w:val="single" w:sz="8" w:space="0" w:color="8064A2" w:themeColor="accent4"/>
+        <w:top w:val="single" w:color="8064A2" w:themeColor="accent4" w:sz="8" w:space="0"/>
+        <w:left w:val="single" w:color="8064A2" w:themeColor="accent4" w:sz="8" w:space="0"/>
+        <w:bottom w:val="single" w:color="8064A2" w:themeColor="accent4" w:sz="8" w:space="0"/>
+        <w:right w:val="single" w:color="8064A2" w:themeColor="accent4" w:sz="8" w:space="0"/>
+        <w:insideH w:val="single" w:color="8064A2" w:themeColor="accent4" w:sz="8" w:space="0"/>
+        <w:insideV w:val="single" w:color="8064A2" w:themeColor="accent4" w:sz="8" w:space="0"/>
       </w:tblBorders>
     </w:tblPr>
     <w:tcPr>
@@ -11303,7 +11582,7 @@
       <w:tblPr/>
       <w:tcPr>
         <w:tcBorders>
-          <w:top w:val="single" w:sz="12" w:space="0" w:color="000000" w:themeColor="text1"/>
+          <w:top w:val="single" w:color="000000" w:themeColor="text1" w:sz="12" w:space="0"/>
           <w:left w:val="nil"/>
           <w:bottom w:val="nil"/>
           <w:right w:val="nil"/>
@@ -11361,8 +11640,8 @@
       <w:tblPr/>
       <w:tcPr>
         <w:tcBorders>
-          <w:insideH w:val="single" w:sz="6" w:space="0" w:color="8064A2" w:themeColor="accent4"/>
-          <w:insideV w:val="single" w:sz="6" w:space="0" w:color="8064A2" w:themeColor="accent4"/>
+          <w:insideH w:val="single" w:color="8064A2" w:themeColor="accent4" w:sz="6" w:space="0"/>
+          <w:insideV w:val="single" w:color="8064A2" w:themeColor="accent4" w:sz="6" w:space="0"/>
         </w:tcBorders>
         <w:shd w:val="clear" w:color="auto" w:fill="BFB1D0" w:themeFill="accent4" w:themeFillTint="7F"/>
       </w:tcPr>
@@ -11383,19 +11662,19 @@
       <w:spacing w:after="0" w:line="240" w:lineRule="auto"/>
     </w:pPr>
     <w:rPr>
-      <w:rFonts w:asciiTheme="majorHAnsi" w:eastAsiaTheme="majorEastAsia" w:hAnsiTheme="majorHAnsi" w:cstheme="majorBidi"/>
+      <w:rFonts w:asciiTheme="majorHAnsi" w:hAnsiTheme="majorHAnsi" w:eastAsiaTheme="majorEastAsia" w:cstheme="majorBidi"/>
       <w:color w:val="000000" w:themeColor="text1"/>
     </w:rPr>
     <w:tblPr>
       <w:tblStyleRowBandSize w:val="1"/>
       <w:tblStyleColBandSize w:val="1"/>
       <w:tblBorders>
-        <w:top w:val="single" w:sz="8" w:space="0" w:color="4BACC6" w:themeColor="accent5"/>
-        <w:left w:val="single" w:sz="8" w:space="0" w:color="4BACC6" w:themeColor="accent5"/>
-        <w:bottom w:val="single" w:sz="8" w:space="0" w:color="4BACC6" w:themeColor="accent5"/>
-        <w:right w:val="single" w:sz="8" w:space="0" w:color="4BACC6" w:themeColor="accent5"/>
-        <w:insideH w:val="single" w:sz="8" w:space="0" w:color="4BACC6" w:themeColor="accent5"/>
-        <w:insideV w:val="single" w:sz="8" w:space="0" w:color="4BACC6" w:themeColor="accent5"/>
+        <w:top w:val="single" w:color="4BACC6" w:themeColor="accent5" w:sz="8" w:space="0"/>
+        <w:left w:val="single" w:color="4BACC6" w:themeColor="accent5" w:sz="8" w:space="0"/>
+        <w:bottom w:val="single" w:color="4BACC6" w:themeColor="accent5" w:sz="8" w:space="0"/>
+        <w:right w:val="single" w:color="4BACC6" w:themeColor="accent5" w:sz="8" w:space="0"/>
+        <w:insideH w:val="single" w:color="4BACC6" w:themeColor="accent5" w:sz="8" w:space="0"/>
+        <w:insideV w:val="single" w:color="4BACC6" w:themeColor="accent5" w:sz="8" w:space="0"/>
       </w:tblBorders>
     </w:tblPr>
     <w:tcPr>
@@ -11421,7 +11700,7 @@
       <w:tblPr/>
       <w:tcPr>
         <w:tcBorders>
-          <w:top w:val="single" w:sz="12" w:space="0" w:color="000000" w:themeColor="text1"/>
+          <w:top w:val="single" w:color="000000" w:themeColor="text1" w:sz="12" w:space="0"/>
           <w:left w:val="nil"/>
           <w:bottom w:val="nil"/>
           <w:right w:val="nil"/>
@@ -11479,8 +11758,8 @@
       <w:tblPr/>
       <w:tcPr>
         <w:tcBorders>
-          <w:insideH w:val="single" w:sz="6" w:space="0" w:color="4BACC6" w:themeColor="accent5"/>
-          <w:insideV w:val="single" w:sz="6" w:space="0" w:color="4BACC6" w:themeColor="accent5"/>
+          <w:insideH w:val="single" w:color="4BACC6" w:themeColor="accent5" w:sz="6" w:space="0"/>
+          <w:insideV w:val="single" w:color="4BACC6" w:themeColor="accent5" w:sz="6" w:space="0"/>
         </w:tcBorders>
         <w:shd w:val="clear" w:color="auto" w:fill="A5D5E2" w:themeFill="accent5" w:themeFillTint="7F"/>
       </w:tcPr>
@@ -11501,19 +11780,19 @@
       <w:spacing w:after="0" w:line="240" w:lineRule="auto"/>
     </w:pPr>
     <w:rPr>
-      <w:rFonts w:asciiTheme="majorHAnsi" w:eastAsiaTheme="majorEastAsia" w:hAnsiTheme="majorHAnsi" w:cstheme="majorBidi"/>
+      <w:rFonts w:asciiTheme="majorHAnsi" w:hAnsiTheme="majorHAnsi" w:eastAsiaTheme="majorEastAsia" w:cstheme="majorBidi"/>
       <w:color w:val="000000" w:themeColor="text1"/>
     </w:rPr>
     <w:tblPr>
       <w:tblStyleRowBandSize w:val="1"/>
       <w:tblStyleColBandSize w:val="1"/>
       <w:tblBorders>
-        <w:top w:val="single" w:sz="8" w:space="0" w:color="F79646" w:themeColor="accent6"/>
-        <w:left w:val="single" w:sz="8" w:space="0" w:color="F79646" w:themeColor="accent6"/>
-        <w:bottom w:val="single" w:sz="8" w:space="0" w:color="F79646" w:themeColor="accent6"/>
-        <w:right w:val="single" w:sz="8" w:space="0" w:color="F79646" w:themeColor="accent6"/>
-        <w:insideH w:val="single" w:sz="8" w:space="0" w:color="F79646" w:themeColor="accent6"/>
-        <w:insideV w:val="single" w:sz="8" w:space="0" w:color="F79646" w:themeColor="accent6"/>
+        <w:top w:val="single" w:color="F79646" w:themeColor="accent6" w:sz="8" w:space="0"/>
+        <w:left w:val="single" w:color="F79646" w:themeColor="accent6" w:sz="8" w:space="0"/>
+        <w:bottom w:val="single" w:color="F79646" w:themeColor="accent6" w:sz="8" w:space="0"/>
+        <w:right w:val="single" w:color="F79646" w:themeColor="accent6" w:sz="8" w:space="0"/>
+        <w:insideH w:val="single" w:color="F79646" w:themeColor="accent6" w:sz="8" w:space="0"/>
+        <w:insideV w:val="single" w:color="F79646" w:themeColor="accent6" w:sz="8" w:space="0"/>
       </w:tblBorders>
     </w:tblPr>
     <w:tcPr>
@@ -11539,7 +11818,7 @@
       <w:tblPr/>
       <w:tcPr>
         <w:tcBorders>
-          <w:top w:val="single" w:sz="12" w:space="0" w:color="000000" w:themeColor="text1"/>
+          <w:top w:val="single" w:color="000000" w:themeColor="text1" w:sz="12" w:space="0"/>
           <w:left w:val="nil"/>
           <w:bottom w:val="nil"/>
           <w:right w:val="nil"/>
@@ -11597,8 +11876,8 @@
       <w:tblPr/>
       <w:tcPr>
         <w:tcBorders>
-          <w:insideH w:val="single" w:sz="6" w:space="0" w:color="F79646" w:themeColor="accent6"/>
-          <w:insideV w:val="single" w:sz="6" w:space="0" w:color="F79646" w:themeColor="accent6"/>
+          <w:insideH w:val="single" w:color="F79646" w:themeColor="accent6" w:sz="6" w:space="0"/>
+          <w:insideV w:val="single" w:color="F79646" w:themeColor="accent6" w:sz="6" w:space="0"/>
         </w:tcBorders>
         <w:shd w:val="clear" w:color="auto" w:fill="FBCAA2" w:themeFill="accent6" w:themeFillTint="7F"/>
       </w:tcPr>
@@ -11622,12 +11901,12 @@
       <w:tblStyleRowBandSize w:val="1"/>
       <w:tblStyleColBandSize w:val="1"/>
       <w:tblBorders>
-        <w:top w:val="single" w:sz="8" w:space="0" w:color="FFFFFF" w:themeColor="background1"/>
-        <w:left w:val="single" w:sz="8" w:space="0" w:color="FFFFFF" w:themeColor="background1"/>
-        <w:bottom w:val="single" w:sz="8" w:space="0" w:color="FFFFFF" w:themeColor="background1"/>
-        <w:right w:val="single" w:sz="8" w:space="0" w:color="FFFFFF" w:themeColor="background1"/>
-        <w:insideH w:val="single" w:sz="6" w:space="0" w:color="FFFFFF" w:themeColor="background1"/>
-        <w:insideV w:val="single" w:sz="6" w:space="0" w:color="FFFFFF" w:themeColor="background1"/>
+        <w:top w:val="single" w:color="FFFFFF" w:themeColor="background1" w:sz="8" w:space="0"/>
+        <w:left w:val="single" w:color="FFFFFF" w:themeColor="background1" w:sz="8" w:space="0"/>
+        <w:bottom w:val="single" w:color="FFFFFF" w:themeColor="background1" w:sz="8" w:space="0"/>
+        <w:right w:val="single" w:color="FFFFFF" w:themeColor="background1" w:sz="8" w:space="0"/>
+        <w:insideH w:val="single" w:color="FFFFFF" w:themeColor="background1" w:sz="6" w:space="0"/>
+        <w:insideV w:val="single" w:color="FFFFFF" w:themeColor="background1" w:sz="6" w:space="0"/>
       </w:tblBorders>
     </w:tblPr>
     <w:tcPr>
@@ -11644,12 +11923,12 @@
       <w:tblPr/>
       <w:tcPr>
         <w:tcBorders>
-          <w:top w:val="single" w:sz="8" w:space="0" w:color="FFFFFF" w:themeColor="background1"/>
-          <w:left w:val="single" w:sz="8" w:space="0" w:color="FFFFFF" w:themeColor="background1"/>
-          <w:bottom w:val="single" w:sz="24" w:space="0" w:color="FFFFFF" w:themeColor="background1"/>
-          <w:right w:val="single" w:sz="8" w:space="0" w:color="FFFFFF" w:themeColor="background1"/>
-          <w:insideH w:val="nil"/>
-          <w:insideV w:val="single" w:sz="8" w:space="0" w:color="FFFFFF" w:themeColor="background1"/>
+          <w:top w:val="single" w:color="FFFFFF" w:themeColor="background1" w:sz="8" w:space="0"/>
+          <w:left w:val="single" w:color="FFFFFF" w:themeColor="background1" w:sz="8" w:space="0"/>
+          <w:bottom w:val="single" w:color="FFFFFF" w:themeColor="background1" w:sz="24" w:space="0"/>
+          <w:right w:val="single" w:color="FFFFFF" w:themeColor="background1" w:sz="8" w:space="0"/>
+          <w:insideH w:val="nil"/>
+          <w:insideV w:val="single" w:color="FFFFFF" w:themeColor="background1" w:sz="8" w:space="0"/>
         </w:tcBorders>
         <w:shd w:val="clear" w:color="auto" w:fill="000000" w:themeFill="text1"/>
       </w:tcPr>
@@ -11665,12 +11944,12 @@
       <w:tblPr/>
       <w:tcPr>
         <w:tcBorders>
-          <w:top w:val="single" w:sz="24" w:space="0" w:color="FFFFFF" w:themeColor="background1"/>
-          <w:left w:val="single" w:sz="8" w:space="0" w:color="FFFFFF" w:themeColor="background1"/>
-          <w:bottom w:val="single" w:sz="8" w:space="0" w:color="FFFFFF" w:themeColor="background1"/>
-          <w:right w:val="single" w:sz="8" w:space="0" w:color="FFFFFF" w:themeColor="background1"/>
-          <w:insideH w:val="nil"/>
-          <w:insideV w:val="single" w:sz="8" w:space="0" w:color="FFFFFF" w:themeColor="background1"/>
+          <w:top w:val="single" w:color="FFFFFF" w:themeColor="background1" w:sz="24" w:space="0"/>
+          <w:left w:val="single" w:color="FFFFFF" w:themeColor="background1" w:sz="8" w:space="0"/>
+          <w:bottom w:val="single" w:color="FFFFFF" w:themeColor="background1" w:sz="8" w:space="0"/>
+          <w:right w:val="single" w:color="FFFFFF" w:themeColor="background1" w:sz="8" w:space="0"/>
+          <w:insideH w:val="nil"/>
+          <w:insideV w:val="single" w:color="FFFFFF" w:themeColor="background1" w:sz="8" w:space="0"/>
         </w:tcBorders>
         <w:shd w:val="clear" w:color="auto" w:fill="000000" w:themeFill="text1"/>
       </w:tcPr>
@@ -11686,8 +11965,8 @@
       <w:tblPr/>
       <w:tcPr>
         <w:tcBorders>
-          <w:left w:val="single" w:sz="8" w:space="0" w:color="FFFFFF" w:themeColor="background1"/>
-          <w:right w:val="single" w:sz="24" w:space="0" w:color="FFFFFF" w:themeColor="background1"/>
+          <w:left w:val="single" w:color="FFFFFF" w:themeColor="background1" w:sz="8" w:space="0"/>
+          <w:right w:val="single" w:color="FFFFFF" w:themeColor="background1" w:sz="24" w:space="0"/>
           <w:insideH w:val="nil"/>
           <w:insideV w:val="nil"/>
         </w:tcBorders>
@@ -11706,7 +11985,7 @@
       <w:tcPr>
         <w:tcBorders>
           <w:top w:val="nil"/>
-          <w:left w:val="single" w:sz="24" w:space="0" w:color="FFFFFF" w:themeColor="background1"/>
+          <w:left w:val="single" w:color="FFFFFF" w:themeColor="background1" w:sz="24" w:space="0"/>
           <w:bottom w:val="nil"/>
           <w:right w:val="nil"/>
           <w:insideH w:val="nil"/>
@@ -11719,10 +11998,10 @@
       <w:tblPr/>
       <w:tcPr>
         <w:tcBorders>
-          <w:top w:val="single" w:sz="8" w:space="0" w:color="FFFFFF" w:themeColor="background1"/>
-          <w:left w:val="single" w:sz="8" w:space="0" w:color="FFFFFF" w:themeColor="background1"/>
-          <w:bottom w:val="single" w:sz="8" w:space="0" w:color="FFFFFF" w:themeColor="background1"/>
-          <w:right w:val="single" w:sz="8" w:space="0" w:color="FFFFFF" w:themeColor="background1"/>
+          <w:top w:val="single" w:color="FFFFFF" w:themeColor="background1" w:sz="8" w:space="0"/>
+          <w:left w:val="single" w:color="FFFFFF" w:themeColor="background1" w:sz="8" w:space="0"/>
+          <w:bottom w:val="single" w:color="FFFFFF" w:themeColor="background1" w:sz="8" w:space="0"/>
+          <w:right w:val="single" w:color="FFFFFF" w:themeColor="background1" w:sz="8" w:space="0"/>
           <w:insideH w:val="nil"/>
           <w:insideV w:val="nil"/>
         </w:tcBorders>
@@ -11733,12 +12012,12 @@
       <w:tblPr/>
       <w:tcPr>
         <w:tcBorders>
-          <w:top w:val="single" w:sz="8" w:space="0" w:color="FFFFFF" w:themeColor="background1"/>
-          <w:left w:val="single" w:sz="8" w:space="0" w:color="FFFFFF" w:themeColor="background1"/>
-          <w:bottom w:val="single" w:sz="8" w:space="0" w:color="FFFFFF" w:themeColor="background1"/>
-          <w:right w:val="single" w:sz="8" w:space="0" w:color="FFFFFF" w:themeColor="background1"/>
-          <w:insideH w:val="single" w:sz="8" w:space="0" w:color="FFFFFF" w:themeColor="background1"/>
-          <w:insideV w:val="single" w:sz="8" w:space="0" w:color="FFFFFF" w:themeColor="background1"/>
+          <w:top w:val="single" w:color="FFFFFF" w:themeColor="background1" w:sz="8" w:space="0"/>
+          <w:left w:val="single" w:color="FFFFFF" w:themeColor="background1" w:sz="8" w:space="0"/>
+          <w:bottom w:val="single" w:color="FFFFFF" w:themeColor="background1" w:sz="8" w:space="0"/>
+          <w:right w:val="single" w:color="FFFFFF" w:themeColor="background1" w:sz="8" w:space="0"/>
+          <w:insideH w:val="single" w:color="FFFFFF" w:themeColor="background1" w:sz="8" w:space="0"/>
+          <w:insideV w:val="single" w:color="FFFFFF" w:themeColor="background1" w:sz="8" w:space="0"/>
         </w:tcBorders>
         <w:shd w:val="clear" w:color="auto" w:fill="808080" w:themeFill="text1" w:themeFillTint="7F"/>
       </w:tcPr>
@@ -11756,12 +12035,12 @@
       <w:tblStyleRowBandSize w:val="1"/>
       <w:tblStyleColBandSize w:val="1"/>
       <w:tblBorders>
-        <w:top w:val="single" w:sz="8" w:space="0" w:color="FFFFFF" w:themeColor="background1"/>
-        <w:left w:val="single" w:sz="8" w:space="0" w:color="FFFFFF" w:themeColor="background1"/>
-        <w:bottom w:val="single" w:sz="8" w:space="0" w:color="FFFFFF" w:themeColor="background1"/>
-        <w:right w:val="single" w:sz="8" w:space="0" w:color="FFFFFF" w:themeColor="background1"/>
-        <w:insideH w:val="single" w:sz="6" w:space="0" w:color="FFFFFF" w:themeColor="background1"/>
-        <w:insideV w:val="single" w:sz="6" w:space="0" w:color="FFFFFF" w:themeColor="background1"/>
+        <w:top w:val="single" w:color="FFFFFF" w:themeColor="background1" w:sz="8" w:space="0"/>
+        <w:left w:val="single" w:color="FFFFFF" w:themeColor="background1" w:sz="8" w:space="0"/>
+        <w:bottom w:val="single" w:color="FFFFFF" w:themeColor="background1" w:sz="8" w:space="0"/>
+        <w:right w:val="single" w:color="FFFFFF" w:themeColor="background1" w:sz="8" w:space="0"/>
+        <w:insideH w:val="single" w:color="FFFFFF" w:themeColor="background1" w:sz="6" w:space="0"/>
+        <w:insideV w:val="single" w:color="FFFFFF" w:themeColor="background1" w:sz="6" w:space="0"/>
       </w:tblBorders>
     </w:tblPr>
     <w:tcPr>
@@ -11778,12 +12057,12 @@
       <w:tblPr/>
       <w:tcPr>
         <w:tcBorders>
-          <w:top w:val="single" w:sz="8" w:space="0" w:color="FFFFFF" w:themeColor="background1"/>
-          <w:left w:val="single" w:sz="8" w:space="0" w:color="FFFFFF" w:themeColor="background1"/>
-          <w:bottom w:val="single" w:sz="24" w:space="0" w:color="FFFFFF" w:themeColor="background1"/>
-          <w:right w:val="single" w:sz="8" w:space="0" w:color="FFFFFF" w:themeColor="background1"/>
-          <w:insideH w:val="nil"/>
-          <w:insideV w:val="single" w:sz="8" w:space="0" w:color="FFFFFF" w:themeColor="background1"/>
+          <w:top w:val="single" w:color="FFFFFF" w:themeColor="background1" w:sz="8" w:space="0"/>
+          <w:left w:val="single" w:color="FFFFFF" w:themeColor="background1" w:sz="8" w:space="0"/>
+          <w:bottom w:val="single" w:color="FFFFFF" w:themeColor="background1" w:sz="24" w:space="0"/>
+          <w:right w:val="single" w:color="FFFFFF" w:themeColor="background1" w:sz="8" w:space="0"/>
+          <w:insideH w:val="nil"/>
+          <w:insideV w:val="single" w:color="FFFFFF" w:themeColor="background1" w:sz="8" w:space="0"/>
         </w:tcBorders>
         <w:shd w:val="clear" w:color="auto" w:fill="4F81BD" w:themeFill="accent1"/>
       </w:tcPr>
@@ -11799,12 +12078,12 @@
       <w:tblPr/>
       <w:tcPr>
         <w:tcBorders>
-          <w:top w:val="single" w:sz="24" w:space="0" w:color="FFFFFF" w:themeColor="background1"/>
-          <w:left w:val="single" w:sz="8" w:space="0" w:color="FFFFFF" w:themeColor="background1"/>
-          <w:bottom w:val="single" w:sz="8" w:space="0" w:color="FFFFFF" w:themeColor="background1"/>
-          <w:right w:val="single" w:sz="8" w:space="0" w:color="FFFFFF" w:themeColor="background1"/>
-          <w:insideH w:val="nil"/>
-          <w:insideV w:val="single" w:sz="8" w:space="0" w:color="FFFFFF" w:themeColor="background1"/>
+          <w:top w:val="single" w:color="FFFFFF" w:themeColor="background1" w:sz="24" w:space="0"/>
+          <w:left w:val="single" w:color="FFFFFF" w:themeColor="background1" w:sz="8" w:space="0"/>
+          <w:bottom w:val="single" w:color="FFFFFF" w:themeColor="background1" w:sz="8" w:space="0"/>
+          <w:right w:val="single" w:color="FFFFFF" w:themeColor="background1" w:sz="8" w:space="0"/>
+          <w:insideH w:val="nil"/>
+          <w:insideV w:val="single" w:color="FFFFFF" w:themeColor="background1" w:sz="8" w:space="0"/>
         </w:tcBorders>
         <w:shd w:val="clear" w:color="auto" w:fill="4F81BD" w:themeFill="accent1"/>
       </w:tcPr>
@@ -11820,8 +12099,8 @@
       <w:tblPr/>
       <w:tcPr>
         <w:tcBorders>
-          <w:left w:val="single" w:sz="8" w:space="0" w:color="FFFFFF" w:themeColor="background1"/>
-          <w:right w:val="single" w:sz="24" w:space="0" w:color="FFFFFF" w:themeColor="background1"/>
+          <w:left w:val="single" w:color="FFFFFF" w:themeColor="background1" w:sz="8" w:space="0"/>
+          <w:right w:val="single" w:color="FFFFFF" w:themeColor="background1" w:sz="24" w:space="0"/>
           <w:insideH w:val="nil"/>
           <w:insideV w:val="nil"/>
         </w:tcBorders>
@@ -11840,7 +12119,7 @@
       <w:tcPr>
         <w:tcBorders>
           <w:top w:val="nil"/>
-          <w:left w:val="single" w:sz="24" w:space="0" w:color="FFFFFF" w:themeColor="background1"/>
+          <w:left w:val="single" w:color="FFFFFF" w:themeColor="background1" w:sz="24" w:space="0"/>
           <w:bottom w:val="nil"/>
           <w:right w:val="nil"/>
           <w:insideH w:val="nil"/>
@@ -11853,10 +12132,10 @@
       <w:tblPr/>
       <w:tcPr>
         <w:tcBorders>
-          <w:top w:val="single" w:sz="8" w:space="0" w:color="FFFFFF" w:themeColor="background1"/>
-          <w:left w:val="single" w:sz="8" w:space="0" w:color="FFFFFF" w:themeColor="background1"/>
-          <w:bottom w:val="single" w:sz="8" w:space="0" w:color="FFFFFF" w:themeColor="background1"/>
-          <w:right w:val="single" w:sz="8" w:space="0" w:color="FFFFFF" w:themeColor="background1"/>
+          <w:top w:val="single" w:color="FFFFFF" w:themeColor="background1" w:sz="8" w:space="0"/>
+          <w:left w:val="single" w:color="FFFFFF" w:themeColor="background1" w:sz="8" w:space="0"/>
+          <w:bottom w:val="single" w:color="FFFFFF" w:themeColor="background1" w:sz="8" w:space="0"/>
+          <w:right w:val="single" w:color="FFFFFF" w:themeColor="background1" w:sz="8" w:space="0"/>
           <w:insideH w:val="nil"/>
           <w:insideV w:val="nil"/>
         </w:tcBorders>
@@ -11867,12 +12146,12 @@
       <w:tblPr/>
       <w:tcPr>
         <w:tcBorders>
-          <w:top w:val="single" w:sz="8" w:space="0" w:color="FFFFFF" w:themeColor="background1"/>
-          <w:left w:val="single" w:sz="8" w:space="0" w:color="FFFFFF" w:themeColor="background1"/>
-          <w:bottom w:val="single" w:sz="8" w:space="0" w:color="FFFFFF" w:themeColor="background1"/>
-          <w:right w:val="single" w:sz="8" w:space="0" w:color="FFFFFF" w:themeColor="background1"/>
-          <w:insideH w:val="single" w:sz="8" w:space="0" w:color="FFFFFF" w:themeColor="background1"/>
-          <w:insideV w:val="single" w:sz="8" w:space="0" w:color="FFFFFF" w:themeColor="background1"/>
+          <w:top w:val="single" w:color="FFFFFF" w:themeColor="background1" w:sz="8" w:space="0"/>
+          <w:left w:val="single" w:color="FFFFFF" w:themeColor="background1" w:sz="8" w:space="0"/>
+          <w:bottom w:val="single" w:color="FFFFFF" w:themeColor="background1" w:sz="8" w:space="0"/>
+          <w:right w:val="single" w:color="FFFFFF" w:themeColor="background1" w:sz="8" w:space="0"/>
+          <w:insideH w:val="single" w:color="FFFFFF" w:themeColor="background1" w:sz="8" w:space="0"/>
+          <w:insideV w:val="single" w:color="FFFFFF" w:themeColor="background1" w:sz="8" w:space="0"/>
         </w:tcBorders>
         <w:shd w:val="clear" w:color="auto" w:fill="A7BFDE" w:themeFill="accent1" w:themeFillTint="7F"/>
       </w:tcPr>
@@ -11890,12 +12169,12 @@
       <w:tblStyleRowBandSize w:val="1"/>
       <w:tblStyleColBandSize w:val="1"/>
       <w:tblBorders>
-        <w:top w:val="single" w:sz="8" w:space="0" w:color="FFFFFF" w:themeColor="background1"/>
-        <w:left w:val="single" w:sz="8" w:space="0" w:color="FFFFFF" w:themeColor="background1"/>
-        <w:bottom w:val="single" w:sz="8" w:space="0" w:color="FFFFFF" w:themeColor="background1"/>
-        <w:right w:val="single" w:sz="8" w:space="0" w:color="FFFFFF" w:themeColor="background1"/>
-        <w:insideH w:val="single" w:sz="6" w:space="0" w:color="FFFFFF" w:themeColor="background1"/>
-        <w:insideV w:val="single" w:sz="6" w:space="0" w:color="FFFFFF" w:themeColor="background1"/>
+        <w:top w:val="single" w:color="FFFFFF" w:themeColor="background1" w:sz="8" w:space="0"/>
+        <w:left w:val="single" w:color="FFFFFF" w:themeColor="background1" w:sz="8" w:space="0"/>
+        <w:bottom w:val="single" w:color="FFFFFF" w:themeColor="background1" w:sz="8" w:space="0"/>
+        <w:right w:val="single" w:color="FFFFFF" w:themeColor="background1" w:sz="8" w:space="0"/>
+        <w:insideH w:val="single" w:color="FFFFFF" w:themeColor="background1" w:sz="6" w:space="0"/>
+        <w:insideV w:val="single" w:color="FFFFFF" w:themeColor="background1" w:sz="6" w:space="0"/>
       </w:tblBorders>
     </w:tblPr>
     <w:tcPr>
@@ -11912,12 +12191,12 @@
       <w:tblPr/>
       <w:tcPr>
         <w:tcBorders>
-          <w:top w:val="single" w:sz="8" w:space="0" w:color="FFFFFF" w:themeColor="background1"/>
-          <w:left w:val="single" w:sz="8" w:space="0" w:color="FFFFFF" w:themeColor="background1"/>
-          <w:bottom w:val="single" w:sz="24" w:space="0" w:color="FFFFFF" w:themeColor="background1"/>
-          <w:right w:val="single" w:sz="8" w:space="0" w:color="FFFFFF" w:themeColor="background1"/>
-          <w:insideH w:val="nil"/>
-          <w:insideV w:val="single" w:sz="8" w:space="0" w:color="FFFFFF" w:themeColor="background1"/>
+          <w:top w:val="single" w:color="FFFFFF" w:themeColor="background1" w:sz="8" w:space="0"/>
+          <w:left w:val="single" w:color="FFFFFF" w:themeColor="background1" w:sz="8" w:space="0"/>
+          <w:bottom w:val="single" w:color="FFFFFF" w:themeColor="background1" w:sz="24" w:space="0"/>
+          <w:right w:val="single" w:color="FFFFFF" w:themeColor="background1" w:sz="8" w:space="0"/>
+          <w:insideH w:val="nil"/>
+          <w:insideV w:val="single" w:color="FFFFFF" w:themeColor="background1" w:sz="8" w:space="0"/>
         </w:tcBorders>
         <w:shd w:val="clear" w:color="auto" w:fill="C0504D" w:themeFill="accent2"/>
       </w:tcPr>
@@ -11933,12 +12212,12 @@
       <w:tblPr/>
       <w:tcPr>
         <w:tcBorders>
-          <w:top w:val="single" w:sz="24" w:space="0" w:color="FFFFFF" w:themeColor="background1"/>
-          <w:left w:val="single" w:sz="8" w:space="0" w:color="FFFFFF" w:themeColor="background1"/>
-          <w:bottom w:val="single" w:sz="8" w:space="0" w:color="FFFFFF" w:themeColor="background1"/>
-          <w:right w:val="single" w:sz="8" w:space="0" w:color="FFFFFF" w:themeColor="background1"/>
-          <w:insideH w:val="nil"/>
-          <w:insideV w:val="single" w:sz="8" w:space="0" w:color="FFFFFF" w:themeColor="background1"/>
+          <w:top w:val="single" w:color="FFFFFF" w:themeColor="background1" w:sz="24" w:space="0"/>
+          <w:left w:val="single" w:color="FFFFFF" w:themeColor="background1" w:sz="8" w:space="0"/>
+          <w:bottom w:val="single" w:color="FFFFFF" w:themeColor="background1" w:sz="8" w:space="0"/>
+          <w:right w:val="single" w:color="FFFFFF" w:themeColor="background1" w:sz="8" w:space="0"/>
+          <w:insideH w:val="nil"/>
+          <w:insideV w:val="single" w:color="FFFFFF" w:themeColor="background1" w:sz="8" w:space="0"/>
         </w:tcBorders>
         <w:shd w:val="clear" w:color="auto" w:fill="C0504D" w:themeFill="accent2"/>
       </w:tcPr>
@@ -11954,8 +12233,8 @@
       <w:tblPr/>
       <w:tcPr>
         <w:tcBorders>
-          <w:left w:val="single" w:sz="8" w:space="0" w:color="FFFFFF" w:themeColor="background1"/>
-          <w:right w:val="single" w:sz="24" w:space="0" w:color="FFFFFF" w:themeColor="background1"/>
+          <w:left w:val="single" w:color="FFFFFF" w:themeColor="background1" w:sz="8" w:space="0"/>
+          <w:right w:val="single" w:color="FFFFFF" w:themeColor="background1" w:sz="24" w:space="0"/>
           <w:insideH w:val="nil"/>
           <w:insideV w:val="nil"/>
         </w:tcBorders>
@@ -11974,7 +12253,7 @@
       <w:tcPr>
         <w:tcBorders>
           <w:top w:val="nil"/>
-          <w:left w:val="single" w:sz="24" w:space="0" w:color="FFFFFF" w:themeColor="background1"/>
+          <w:left w:val="single" w:color="FFFFFF" w:themeColor="background1" w:sz="24" w:space="0"/>
           <w:bottom w:val="nil"/>
           <w:right w:val="nil"/>
           <w:insideH w:val="nil"/>
@@ -11987,10 +12266,10 @@
       <w:tblPr/>
       <w:tcPr>
         <w:tcBorders>
-          <w:top w:val="single" w:sz="8" w:space="0" w:color="FFFFFF" w:themeColor="background1"/>
-          <w:left w:val="single" w:sz="8" w:space="0" w:color="FFFFFF" w:themeColor="background1"/>
-          <w:bottom w:val="single" w:sz="8" w:space="0" w:color="FFFFFF" w:themeColor="background1"/>
-          <w:right w:val="single" w:sz="8" w:space="0" w:color="FFFFFF" w:themeColor="background1"/>
+          <w:top w:val="single" w:color="FFFFFF" w:themeColor="background1" w:sz="8" w:space="0"/>
+          <w:left w:val="single" w:color="FFFFFF" w:themeColor="background1" w:sz="8" w:space="0"/>
+          <w:bottom w:val="single" w:color="FFFFFF" w:themeColor="background1" w:sz="8" w:space="0"/>
+          <w:right w:val="single" w:color="FFFFFF" w:themeColor="background1" w:sz="8" w:space="0"/>
           <w:insideH w:val="nil"/>
           <w:insideV w:val="nil"/>
         </w:tcBorders>
@@ -12001,12 +12280,12 @@
       <w:tblPr/>
       <w:tcPr>
         <w:tcBorders>
-          <w:top w:val="single" w:sz="8" w:space="0" w:color="FFFFFF" w:themeColor="background1"/>
-          <w:left w:val="single" w:sz="8" w:space="0" w:color="FFFFFF" w:themeColor="background1"/>
-          <w:bottom w:val="single" w:sz="8" w:space="0" w:color="FFFFFF" w:themeColor="background1"/>
-          <w:right w:val="single" w:sz="8" w:space="0" w:color="FFFFFF" w:themeColor="background1"/>
-          <w:insideH w:val="single" w:sz="8" w:space="0" w:color="FFFFFF" w:themeColor="background1"/>
-          <w:insideV w:val="single" w:sz="8" w:space="0" w:color="FFFFFF" w:themeColor="background1"/>
+          <w:top w:val="single" w:color="FFFFFF" w:themeColor="background1" w:sz="8" w:space="0"/>
+          <w:left w:val="single" w:color="FFFFFF" w:themeColor="background1" w:sz="8" w:space="0"/>
+          <w:bottom w:val="single" w:color="FFFFFF" w:themeColor="background1" w:sz="8" w:space="0"/>
+          <w:right w:val="single" w:color="FFFFFF" w:themeColor="background1" w:sz="8" w:space="0"/>
+          <w:insideH w:val="single" w:color="FFFFFF" w:themeColor="background1" w:sz="8" w:space="0"/>
+          <w:insideV w:val="single" w:color="FFFFFF" w:themeColor="background1" w:sz="8" w:space="0"/>
         </w:tcBorders>
         <w:shd w:val="clear" w:color="auto" w:fill="DFA7A6" w:themeFill="accent2" w:themeFillTint="7F"/>
       </w:tcPr>
@@ -12024,12 +12303,12 @@
       <w:tblStyleRowBandSize w:val="1"/>
       <w:tblStyleColBandSize w:val="1"/>
       <w:tblBorders>
-        <w:top w:val="single" w:sz="8" w:space="0" w:color="FFFFFF" w:themeColor="background1"/>
-        <w:left w:val="single" w:sz="8" w:space="0" w:color="FFFFFF" w:themeColor="background1"/>
-        <w:bottom w:val="single" w:sz="8" w:space="0" w:color="FFFFFF" w:themeColor="background1"/>
-        <w:right w:val="single" w:sz="8" w:space="0" w:color="FFFFFF" w:themeColor="background1"/>
-        <w:insideH w:val="single" w:sz="6" w:space="0" w:color="FFFFFF" w:themeColor="background1"/>
-        <w:insideV w:val="single" w:sz="6" w:space="0" w:color="FFFFFF" w:themeColor="background1"/>
+        <w:top w:val="single" w:color="FFFFFF" w:themeColor="background1" w:sz="8" w:space="0"/>
+        <w:left w:val="single" w:color="FFFFFF" w:themeColor="background1" w:sz="8" w:space="0"/>
+        <w:bottom w:val="single" w:color="FFFFFF" w:themeColor="background1" w:sz="8" w:space="0"/>
+        <w:right w:val="single" w:color="FFFFFF" w:themeColor="background1" w:sz="8" w:space="0"/>
+        <w:insideH w:val="single" w:color="FFFFFF" w:themeColor="background1" w:sz="6" w:space="0"/>
+        <w:insideV w:val="single" w:color="FFFFFF" w:themeColor="background1" w:sz="6" w:space="0"/>
       </w:tblBorders>
     </w:tblPr>
     <w:tcPr>
@@ -12046,12 +12325,12 @@
       <w:tblPr/>
       <w:tcPr>
         <w:tcBorders>
-          <w:top w:val="single" w:sz="8" w:space="0" w:color="FFFFFF" w:themeColor="background1"/>
-          <w:left w:val="single" w:sz="8" w:space="0" w:color="FFFFFF" w:themeColor="background1"/>
-          <w:bottom w:val="single" w:sz="24" w:space="0" w:color="FFFFFF" w:themeColor="background1"/>
-          <w:right w:val="single" w:sz="8" w:space="0" w:color="FFFFFF" w:themeColor="background1"/>
-          <w:insideH w:val="nil"/>
-          <w:insideV w:val="single" w:sz="8" w:space="0" w:color="FFFFFF" w:themeColor="background1"/>
+          <w:top w:val="single" w:color="FFFFFF" w:themeColor="background1" w:sz="8" w:space="0"/>
+          <w:left w:val="single" w:color="FFFFFF" w:themeColor="background1" w:sz="8" w:space="0"/>
+          <w:bottom w:val="single" w:color="FFFFFF" w:themeColor="background1" w:sz="24" w:space="0"/>
+          <w:right w:val="single" w:color="FFFFFF" w:themeColor="background1" w:sz="8" w:space="0"/>
+          <w:insideH w:val="nil"/>
+          <w:insideV w:val="single" w:color="FFFFFF" w:themeColor="background1" w:sz="8" w:space="0"/>
         </w:tcBorders>
         <w:shd w:val="clear" w:color="auto" w:fill="9BBB59" w:themeFill="accent3"/>
       </w:tcPr>
@@ -12067,12 +12346,12 @@
       <w:tblPr/>
       <w:tcPr>
         <w:tcBorders>
-          <w:top w:val="single" w:sz="24" w:space="0" w:color="FFFFFF" w:themeColor="background1"/>
-          <w:left w:val="single" w:sz="8" w:space="0" w:color="FFFFFF" w:themeColor="background1"/>
-          <w:bottom w:val="single" w:sz="8" w:space="0" w:color="FFFFFF" w:themeColor="background1"/>
-          <w:right w:val="single" w:sz="8" w:space="0" w:color="FFFFFF" w:themeColor="background1"/>
-          <w:insideH w:val="nil"/>
-          <w:insideV w:val="single" w:sz="8" w:space="0" w:color="FFFFFF" w:themeColor="background1"/>
+          <w:top w:val="single" w:color="FFFFFF" w:themeColor="background1" w:sz="24" w:space="0"/>
+          <w:left w:val="single" w:color="FFFFFF" w:themeColor="background1" w:sz="8" w:space="0"/>
+          <w:bottom w:val="single" w:color="FFFFFF" w:themeColor="background1" w:sz="8" w:space="0"/>
+          <w:right w:val="single" w:color="FFFFFF" w:themeColor="background1" w:sz="8" w:space="0"/>
+          <w:insideH w:val="nil"/>
+          <w:insideV w:val="single" w:color="FFFFFF" w:themeColor="background1" w:sz="8" w:space="0"/>
         </w:tcBorders>
         <w:shd w:val="clear" w:color="auto" w:fill="9BBB59" w:themeFill="accent3"/>
       </w:tcPr>
@@ -12088,8 +12367,8 @@
       <w:tblPr/>
       <w:tcPr>
         <w:tcBorders>
-          <w:left w:val="single" w:sz="8" w:space="0" w:color="FFFFFF" w:themeColor="background1"/>
-          <w:right w:val="single" w:sz="24" w:space="0" w:color="FFFFFF" w:themeColor="background1"/>
+          <w:left w:val="single" w:color="FFFFFF" w:themeColor="background1" w:sz="8" w:space="0"/>
+          <w:right w:val="single" w:color="FFFFFF" w:themeColor="background1" w:sz="24" w:space="0"/>
           <w:insideH w:val="nil"/>
           <w:insideV w:val="nil"/>
         </w:tcBorders>
@@ -12108,7 +12387,7 @@
       <w:tcPr>
         <w:tcBorders>
           <w:top w:val="nil"/>
-          <w:left w:val="single" w:sz="24" w:space="0" w:color="FFFFFF" w:themeColor="background1"/>
+          <w:left w:val="single" w:color="FFFFFF" w:themeColor="background1" w:sz="24" w:space="0"/>
           <w:bottom w:val="nil"/>
           <w:right w:val="nil"/>
           <w:insideH w:val="nil"/>
@@ -12121,10 +12400,10 @@
       <w:tblPr/>
       <w:tcPr>
         <w:tcBorders>
-          <w:top w:val="single" w:sz="8" w:space="0" w:color="FFFFFF" w:themeColor="background1"/>
-          <w:left w:val="single" w:sz="8" w:space="0" w:color="FFFFFF" w:themeColor="background1"/>
-          <w:bottom w:val="single" w:sz="8" w:space="0" w:color="FFFFFF" w:themeColor="background1"/>
-          <w:right w:val="single" w:sz="8" w:space="0" w:color="FFFFFF" w:themeColor="background1"/>
+          <w:top w:val="single" w:color="FFFFFF" w:themeColor="background1" w:sz="8" w:space="0"/>
+          <w:left w:val="single" w:color="FFFFFF" w:themeColor="background1" w:sz="8" w:space="0"/>
+          <w:bottom w:val="single" w:color="FFFFFF" w:themeColor="background1" w:sz="8" w:space="0"/>
+          <w:right w:val="single" w:color="FFFFFF" w:themeColor="background1" w:sz="8" w:space="0"/>
           <w:insideH w:val="nil"/>
           <w:insideV w:val="nil"/>
         </w:tcBorders>
@@ -12135,12 +12414,12 @@
       <w:tblPr/>
       <w:tcPr>
         <w:tcBorders>
-          <w:top w:val="single" w:sz="8" w:space="0" w:color="FFFFFF" w:themeColor="background1"/>
-          <w:left w:val="single" w:sz="8" w:space="0" w:color="FFFFFF" w:themeColor="background1"/>
-          <w:bottom w:val="single" w:sz="8" w:space="0" w:color="FFFFFF" w:themeColor="background1"/>
-          <w:right w:val="single" w:sz="8" w:space="0" w:color="FFFFFF" w:themeColor="background1"/>
-          <w:insideH w:val="single" w:sz="8" w:space="0" w:color="FFFFFF" w:themeColor="background1"/>
-          <w:insideV w:val="single" w:sz="8" w:space="0" w:color="FFFFFF" w:themeColor="background1"/>
+          <w:top w:val="single" w:color="FFFFFF" w:themeColor="background1" w:sz="8" w:space="0"/>
+          <w:left w:val="single" w:color="FFFFFF" w:themeColor="background1" w:sz="8" w:space="0"/>
+          <w:bottom w:val="single" w:color="FFFFFF" w:themeColor="background1" w:sz="8" w:space="0"/>
+          <w:right w:val="single" w:color="FFFFFF" w:themeColor="background1" w:sz="8" w:space="0"/>
+          <w:insideH w:val="single" w:color="FFFFFF" w:themeColor="background1" w:sz="8" w:space="0"/>
+          <w:insideV w:val="single" w:color="FFFFFF" w:themeColor="background1" w:sz="8" w:space="0"/>
         </w:tcBorders>
         <w:shd w:val="clear" w:color="auto" w:fill="CDDDAC" w:themeFill="accent3" w:themeFillTint="7F"/>
       </w:tcPr>
@@ -12158,12 +12437,12 @@
       <w:tblStyleRowBandSize w:val="1"/>
       <w:tblStyleColBandSize w:val="1"/>
       <w:tblBorders>
-        <w:top w:val="single" w:sz="8" w:space="0" w:color="FFFFFF" w:themeColor="background1"/>
-        <w:left w:val="single" w:sz="8" w:space="0" w:color="FFFFFF" w:themeColor="background1"/>
-        <w:bottom w:val="single" w:sz="8" w:space="0" w:color="FFFFFF" w:themeColor="background1"/>
-        <w:right w:val="single" w:sz="8" w:space="0" w:color="FFFFFF" w:themeColor="background1"/>
-        <w:insideH w:val="single" w:sz="6" w:space="0" w:color="FFFFFF" w:themeColor="background1"/>
-        <w:insideV w:val="single" w:sz="6" w:space="0" w:color="FFFFFF" w:themeColor="background1"/>
+        <w:top w:val="single" w:color="FFFFFF" w:themeColor="background1" w:sz="8" w:space="0"/>
+        <w:left w:val="single" w:color="FFFFFF" w:themeColor="background1" w:sz="8" w:space="0"/>
+        <w:bottom w:val="single" w:color="FFFFFF" w:themeColor="background1" w:sz="8" w:space="0"/>
+        <w:right w:val="single" w:color="FFFFFF" w:themeColor="background1" w:sz="8" w:space="0"/>
+        <w:insideH w:val="single" w:color="FFFFFF" w:themeColor="background1" w:sz="6" w:space="0"/>
+        <w:insideV w:val="single" w:color="FFFFFF" w:themeColor="background1" w:sz="6" w:space="0"/>
       </w:tblBorders>
     </w:tblPr>
     <w:tcPr>
@@ -12180,12 +12459,12 @@
       <w:tblPr/>
       <w:tcPr>
         <w:tcBorders>
-          <w:top w:val="single" w:sz="8" w:space="0" w:color="FFFFFF" w:themeColor="background1"/>
-          <w:left w:val="single" w:sz="8" w:space="0" w:color="FFFFFF" w:themeColor="background1"/>
-          <w:bottom w:val="single" w:sz="24" w:space="0" w:color="FFFFFF" w:themeColor="background1"/>
-          <w:right w:val="single" w:sz="8" w:space="0" w:color="FFFFFF" w:themeColor="background1"/>
-          <w:insideH w:val="nil"/>
-          <w:insideV w:val="single" w:sz="8" w:space="0" w:color="FFFFFF" w:themeColor="background1"/>
+          <w:top w:val="single" w:color="FFFFFF" w:themeColor="background1" w:sz="8" w:space="0"/>
+          <w:left w:val="single" w:color="FFFFFF" w:themeColor="background1" w:sz="8" w:space="0"/>
+          <w:bottom w:val="single" w:color="FFFFFF" w:themeColor="background1" w:sz="24" w:space="0"/>
+          <w:right w:val="single" w:color="FFFFFF" w:themeColor="background1" w:sz="8" w:space="0"/>
+          <w:insideH w:val="nil"/>
+          <w:insideV w:val="single" w:color="FFFFFF" w:themeColor="background1" w:sz="8" w:space="0"/>
         </w:tcBorders>
         <w:shd w:val="clear" w:color="auto" w:fill="8064A2" w:themeFill="accent4"/>
       </w:tcPr>
@@ -12201,12 +12480,12 @@
       <w:tblPr/>
       <w:tcPr>
         <w:tcBorders>
-          <w:top w:val="single" w:sz="24" w:space="0" w:color="FFFFFF" w:themeColor="background1"/>
-          <w:left w:val="single" w:sz="8" w:space="0" w:color="FFFFFF" w:themeColor="background1"/>
-          <w:bottom w:val="single" w:sz="8" w:space="0" w:color="FFFFFF" w:themeColor="background1"/>
-          <w:right w:val="single" w:sz="8" w:space="0" w:color="FFFFFF" w:themeColor="background1"/>
-          <w:insideH w:val="nil"/>
-          <w:insideV w:val="single" w:sz="8" w:space="0" w:color="FFFFFF" w:themeColor="background1"/>
+          <w:top w:val="single" w:color="FFFFFF" w:themeColor="background1" w:sz="24" w:space="0"/>
+          <w:left w:val="single" w:color="FFFFFF" w:themeColor="background1" w:sz="8" w:space="0"/>
+          <w:bottom w:val="single" w:color="FFFFFF" w:themeColor="background1" w:sz="8" w:space="0"/>
+          <w:right w:val="single" w:color="FFFFFF" w:themeColor="background1" w:sz="8" w:space="0"/>
+          <w:insideH w:val="nil"/>
+          <w:insideV w:val="single" w:color="FFFFFF" w:themeColor="background1" w:sz="8" w:space="0"/>
         </w:tcBorders>
         <w:shd w:val="clear" w:color="auto" w:fill="8064A2" w:themeFill="accent4"/>
       </w:tcPr>
@@ -12222,8 +12501,8 @@
       <w:tblPr/>
       <w:tcPr>
         <w:tcBorders>
-          <w:left w:val="single" w:sz="8" w:space="0" w:color="FFFFFF" w:themeColor="background1"/>
-          <w:right w:val="single" w:sz="24" w:space="0" w:color="FFFFFF" w:themeColor="background1"/>
+          <w:left w:val="single" w:color="FFFFFF" w:themeColor="background1" w:sz="8" w:space="0"/>
+          <w:right w:val="single" w:color="FFFFFF" w:themeColor="background1" w:sz="24" w:space="0"/>
           <w:insideH w:val="nil"/>
           <w:insideV w:val="nil"/>
         </w:tcBorders>
@@ -12242,7 +12521,7 @@
       <w:tcPr>
         <w:tcBorders>
           <w:top w:val="nil"/>
-          <w:left w:val="single" w:sz="24" w:space="0" w:color="FFFFFF" w:themeColor="background1"/>
+          <w:left w:val="single" w:color="FFFFFF" w:themeColor="background1" w:sz="24" w:space="0"/>
           <w:bottom w:val="nil"/>
           <w:right w:val="nil"/>
           <w:insideH w:val="nil"/>
@@ -12255,10 +12534,10 @@
       <w:tblPr/>
       <w:tcPr>
         <w:tcBorders>
-          <w:top w:val="single" w:sz="8" w:space="0" w:color="FFFFFF" w:themeColor="background1"/>
-          <w:left w:val="single" w:sz="8" w:space="0" w:color="FFFFFF" w:themeColor="background1"/>
-          <w:bottom w:val="single" w:sz="8" w:space="0" w:color="FFFFFF" w:themeColor="background1"/>
-          <w:right w:val="single" w:sz="8" w:space="0" w:color="FFFFFF" w:themeColor="background1"/>
+          <w:top w:val="single" w:color="FFFFFF" w:themeColor="background1" w:sz="8" w:space="0"/>
+          <w:left w:val="single" w:color="FFFFFF" w:themeColor="background1" w:sz="8" w:space="0"/>
+          <w:bottom w:val="single" w:color="FFFFFF" w:themeColor="background1" w:sz="8" w:space="0"/>
+          <w:right w:val="single" w:color="FFFFFF" w:themeColor="background1" w:sz="8" w:space="0"/>
           <w:insideH w:val="nil"/>
           <w:insideV w:val="nil"/>
         </w:tcBorders>
@@ -12269,12 +12548,12 @@
       <w:tblPr/>
       <w:tcPr>
         <w:tcBorders>
-          <w:top w:val="single" w:sz="8" w:space="0" w:color="FFFFFF" w:themeColor="background1"/>
-          <w:left w:val="single" w:sz="8" w:space="0" w:color="FFFFFF" w:themeColor="background1"/>
-          <w:bottom w:val="single" w:sz="8" w:space="0" w:color="FFFFFF" w:themeColor="background1"/>
-          <w:right w:val="single" w:sz="8" w:space="0" w:color="FFFFFF" w:themeColor="background1"/>
-          <w:insideH w:val="single" w:sz="8" w:space="0" w:color="FFFFFF" w:themeColor="background1"/>
-          <w:insideV w:val="single" w:sz="8" w:space="0" w:color="FFFFFF" w:themeColor="background1"/>
+          <w:top w:val="single" w:color="FFFFFF" w:themeColor="background1" w:sz="8" w:space="0"/>
+          <w:left w:val="single" w:color="FFFFFF" w:themeColor="background1" w:sz="8" w:space="0"/>
+          <w:bottom w:val="single" w:color="FFFFFF" w:themeColor="background1" w:sz="8" w:space="0"/>
+          <w:right w:val="single" w:color="FFFFFF" w:themeColor="background1" w:sz="8" w:space="0"/>
+          <w:insideH w:val="single" w:color="FFFFFF" w:themeColor="background1" w:sz="8" w:space="0"/>
+          <w:insideV w:val="single" w:color="FFFFFF" w:themeColor="background1" w:sz="8" w:space="0"/>
         </w:tcBorders>
         <w:shd w:val="clear" w:color="auto" w:fill="BFB1D0" w:themeFill="accent4" w:themeFillTint="7F"/>
       </w:tcPr>
@@ -12292,12 +12571,12 @@
       <w:tblStyleRowBandSize w:val="1"/>
       <w:tblStyleColBandSize w:val="1"/>
       <w:tblBorders>
-        <w:top w:val="single" w:sz="8" w:space="0" w:color="FFFFFF" w:themeColor="background1"/>
-        <w:left w:val="single" w:sz="8" w:space="0" w:color="FFFFFF" w:themeColor="background1"/>
-        <w:bottom w:val="single" w:sz="8" w:space="0" w:color="FFFFFF" w:themeColor="background1"/>
-        <w:right w:val="single" w:sz="8" w:space="0" w:color="FFFFFF" w:themeColor="background1"/>
-        <w:insideH w:val="single" w:sz="6" w:space="0" w:color="FFFFFF" w:themeColor="background1"/>
-        <w:insideV w:val="single" w:sz="6" w:space="0" w:color="FFFFFF" w:themeColor="background1"/>
+        <w:top w:val="single" w:color="FFFFFF" w:themeColor="background1" w:sz="8" w:space="0"/>
+        <w:left w:val="single" w:color="FFFFFF" w:themeColor="background1" w:sz="8" w:space="0"/>
+        <w:bottom w:val="single" w:color="FFFFFF" w:themeColor="background1" w:sz="8" w:space="0"/>
+        <w:right w:val="single" w:color="FFFFFF" w:themeColor="background1" w:sz="8" w:space="0"/>
+        <w:insideH w:val="single" w:color="FFFFFF" w:themeColor="background1" w:sz="6" w:space="0"/>
+        <w:insideV w:val="single" w:color="FFFFFF" w:themeColor="background1" w:sz="6" w:space="0"/>
       </w:tblBorders>
     </w:tblPr>
     <w:tcPr>
@@ -12314,12 +12593,12 @@
       <w:tblPr/>
       <w:tcPr>
         <w:tcBorders>
-          <w:top w:val="single" w:sz="8" w:space="0" w:color="FFFFFF" w:themeColor="background1"/>
-          <w:left w:val="single" w:sz="8" w:space="0" w:color="FFFFFF" w:themeColor="background1"/>
-          <w:bottom w:val="single" w:sz="24" w:space="0" w:color="FFFFFF" w:themeColor="background1"/>
-          <w:right w:val="single" w:sz="8" w:space="0" w:color="FFFFFF" w:themeColor="background1"/>
-          <w:insideH w:val="nil"/>
-          <w:insideV w:val="single" w:sz="8" w:space="0" w:color="FFFFFF" w:themeColor="background1"/>
+          <w:top w:val="single" w:color="FFFFFF" w:themeColor="background1" w:sz="8" w:space="0"/>
+          <w:left w:val="single" w:color="FFFFFF" w:themeColor="background1" w:sz="8" w:space="0"/>
+          <w:bottom w:val="single" w:color="FFFFFF" w:themeColor="background1" w:sz="24" w:space="0"/>
+          <w:right w:val="single" w:color="FFFFFF" w:themeColor="background1" w:sz="8" w:space="0"/>
+          <w:insideH w:val="nil"/>
+          <w:insideV w:val="single" w:color="FFFFFF" w:themeColor="background1" w:sz="8" w:space="0"/>
         </w:tcBorders>
         <w:shd w:val="clear" w:color="auto" w:fill="4BACC6" w:themeFill="accent5"/>
       </w:tcPr>
@@ -12335,12 +12614,12 @@
       <w:tblPr/>
       <w:tcPr>
         <w:tcBorders>
-          <w:top w:val="single" w:sz="24" w:space="0" w:color="FFFFFF" w:themeColor="background1"/>
-          <w:left w:val="single" w:sz="8" w:space="0" w:color="FFFFFF" w:themeColor="background1"/>
-          <w:bottom w:val="single" w:sz="8" w:space="0" w:color="FFFFFF" w:themeColor="background1"/>
-          <w:right w:val="single" w:sz="8" w:space="0" w:color="FFFFFF" w:themeColor="background1"/>
-          <w:insideH w:val="nil"/>
-          <w:insideV w:val="single" w:sz="8" w:space="0" w:color="FFFFFF" w:themeColor="background1"/>
+          <w:top w:val="single" w:color="FFFFFF" w:themeColor="background1" w:sz="24" w:space="0"/>
+          <w:left w:val="single" w:color="FFFFFF" w:themeColor="background1" w:sz="8" w:space="0"/>
+          <w:bottom w:val="single" w:color="FFFFFF" w:themeColor="background1" w:sz="8" w:space="0"/>
+          <w:right w:val="single" w:color="FFFFFF" w:themeColor="background1" w:sz="8" w:space="0"/>
+          <w:insideH w:val="nil"/>
+          <w:insideV w:val="single" w:color="FFFFFF" w:themeColor="background1" w:sz="8" w:space="0"/>
         </w:tcBorders>
         <w:shd w:val="clear" w:color="auto" w:fill="4BACC6" w:themeFill="accent5"/>
       </w:tcPr>
@@ -12356,8 +12635,8 @@
       <w:tblPr/>
       <w:tcPr>
         <w:tcBorders>
-          <w:left w:val="single" w:sz="8" w:space="0" w:color="FFFFFF" w:themeColor="background1"/>
-          <w:right w:val="single" w:sz="24" w:space="0" w:color="FFFFFF" w:themeColor="background1"/>
+          <w:left w:val="single" w:color="FFFFFF" w:themeColor="background1" w:sz="8" w:space="0"/>
+          <w:right w:val="single" w:color="FFFFFF" w:themeColor="background1" w:sz="24" w:space="0"/>
           <w:insideH w:val="nil"/>
           <w:insideV w:val="nil"/>
         </w:tcBorders>
@@ -12376,7 +12655,7 @@
       <w:tcPr>
         <w:tcBorders>
           <w:top w:val="nil"/>
-          <w:left w:val="single" w:sz="24" w:space="0" w:color="FFFFFF" w:themeColor="background1"/>
+          <w:left w:val="single" w:color="FFFFFF" w:themeColor="background1" w:sz="24" w:space="0"/>
           <w:bottom w:val="nil"/>
           <w:right w:val="nil"/>
           <w:insideH w:val="nil"/>
@@ -12389,10 +12668,10 @@
       <w:tblPr/>
       <w:tcPr>
         <w:tcBorders>
-          <w:top w:val="single" w:sz="8" w:space="0" w:color="FFFFFF" w:themeColor="background1"/>
-          <w:left w:val="single" w:sz="8" w:space="0" w:color="FFFFFF" w:themeColor="background1"/>
-          <w:bottom w:val="single" w:sz="8" w:space="0" w:color="FFFFFF" w:themeColor="background1"/>
-          <w:right w:val="single" w:sz="8" w:space="0" w:color="FFFFFF" w:themeColor="background1"/>
+          <w:top w:val="single" w:color="FFFFFF" w:themeColor="background1" w:sz="8" w:space="0"/>
+          <w:left w:val="single" w:color="FFFFFF" w:themeColor="background1" w:sz="8" w:space="0"/>
+          <w:bottom w:val="single" w:color="FFFFFF" w:themeColor="background1" w:sz="8" w:space="0"/>
+          <w:right w:val="single" w:color="FFFFFF" w:themeColor="background1" w:sz="8" w:space="0"/>
           <w:insideH w:val="nil"/>
           <w:insideV w:val="nil"/>
         </w:tcBorders>
@@ -12403,12 +12682,12 @@
       <w:tblPr/>
       <w:tcPr>
         <w:tcBorders>
-          <w:top w:val="single" w:sz="8" w:space="0" w:color="FFFFFF" w:themeColor="background1"/>
-          <w:left w:val="single" w:sz="8" w:space="0" w:color="FFFFFF" w:themeColor="background1"/>
-          <w:bottom w:val="single" w:sz="8" w:space="0" w:color="FFFFFF" w:themeColor="background1"/>
-          <w:right w:val="single" w:sz="8" w:space="0" w:color="FFFFFF" w:themeColor="background1"/>
-          <w:insideH w:val="single" w:sz="8" w:space="0" w:color="FFFFFF" w:themeColor="background1"/>
-          <w:insideV w:val="single" w:sz="8" w:space="0" w:color="FFFFFF" w:themeColor="background1"/>
+          <w:top w:val="single" w:color="FFFFFF" w:themeColor="background1" w:sz="8" w:space="0"/>
+          <w:left w:val="single" w:color="FFFFFF" w:themeColor="background1" w:sz="8" w:space="0"/>
+          <w:bottom w:val="single" w:color="FFFFFF" w:themeColor="background1" w:sz="8" w:space="0"/>
+          <w:right w:val="single" w:color="FFFFFF" w:themeColor="background1" w:sz="8" w:space="0"/>
+          <w:insideH w:val="single" w:color="FFFFFF" w:themeColor="background1" w:sz="8" w:space="0"/>
+          <w:insideV w:val="single" w:color="FFFFFF" w:themeColor="background1" w:sz="8" w:space="0"/>
         </w:tcBorders>
         <w:shd w:val="clear" w:color="auto" w:fill="A5D5E2" w:themeFill="accent5" w:themeFillTint="7F"/>
       </w:tcPr>
@@ -12426,12 +12705,12 @@
       <w:tblStyleRowBandSize w:val="1"/>
       <w:tblStyleColBandSize w:val="1"/>
       <w:tblBorders>
-        <w:top w:val="single" w:sz="8" w:space="0" w:color="FFFFFF" w:themeColor="background1"/>
-        <w:left w:val="single" w:sz="8" w:space="0" w:color="FFFFFF" w:themeColor="background1"/>
-        <w:bottom w:val="single" w:sz="8" w:space="0" w:color="FFFFFF" w:themeColor="background1"/>
-        <w:right w:val="single" w:sz="8" w:space="0" w:color="FFFFFF" w:themeColor="background1"/>
-        <w:insideH w:val="single" w:sz="6" w:space="0" w:color="FFFFFF" w:themeColor="background1"/>
-        <w:insideV w:val="single" w:sz="6" w:space="0" w:color="FFFFFF" w:themeColor="background1"/>
+        <w:top w:val="single" w:color="FFFFFF" w:themeColor="background1" w:sz="8" w:space="0"/>
+        <w:left w:val="single" w:color="FFFFFF" w:themeColor="background1" w:sz="8" w:space="0"/>
+        <w:bottom w:val="single" w:color="FFFFFF" w:themeColor="background1" w:sz="8" w:space="0"/>
+        <w:right w:val="single" w:color="FFFFFF" w:themeColor="background1" w:sz="8" w:space="0"/>
+        <w:insideH w:val="single" w:color="FFFFFF" w:themeColor="background1" w:sz="6" w:space="0"/>
+        <w:insideV w:val="single" w:color="FFFFFF" w:themeColor="background1" w:sz="6" w:space="0"/>
       </w:tblBorders>
     </w:tblPr>
     <w:tcPr>
@@ -12448,12 +12727,12 @@
       <w:tblPr/>
       <w:tcPr>
         <w:tcBorders>
-          <w:top w:val="single" w:sz="8" w:space="0" w:color="FFFFFF" w:themeColor="background1"/>
-          <w:left w:val="single" w:sz="8" w:space="0" w:color="FFFFFF" w:themeColor="background1"/>
-          <w:bottom w:val="single" w:sz="24" w:space="0" w:color="FFFFFF" w:themeColor="background1"/>
-          <w:right w:val="single" w:sz="8" w:space="0" w:color="FFFFFF" w:themeColor="background1"/>
-          <w:insideH w:val="nil"/>
-          <w:insideV w:val="single" w:sz="8" w:space="0" w:color="FFFFFF" w:themeColor="background1"/>
+          <w:top w:val="single" w:color="FFFFFF" w:themeColor="background1" w:sz="8" w:space="0"/>
+          <w:left w:val="single" w:color="FFFFFF" w:themeColor="background1" w:sz="8" w:space="0"/>
+          <w:bottom w:val="single" w:color="FFFFFF" w:themeColor="background1" w:sz="24" w:space="0"/>
+          <w:right w:val="single" w:color="FFFFFF" w:themeColor="background1" w:sz="8" w:space="0"/>
+          <w:insideH w:val="nil"/>
+          <w:insideV w:val="single" w:color="FFFFFF" w:themeColor="background1" w:sz="8" w:space="0"/>
         </w:tcBorders>
         <w:shd w:val="clear" w:color="auto" w:fill="F79646" w:themeFill="accent6"/>
       </w:tcPr>
@@ -12469,12 +12748,12 @@
       <w:tblPr/>
       <w:tcPr>
         <w:tcBorders>
-          <w:top w:val="single" w:sz="24" w:space="0" w:color="FFFFFF" w:themeColor="background1"/>
-          <w:left w:val="single" w:sz="8" w:space="0" w:color="FFFFFF" w:themeColor="background1"/>
-          <w:bottom w:val="single" w:sz="8" w:space="0" w:color="FFFFFF" w:themeColor="background1"/>
-          <w:right w:val="single" w:sz="8" w:space="0" w:color="FFFFFF" w:themeColor="background1"/>
-          <w:insideH w:val="nil"/>
-          <w:insideV w:val="single" w:sz="8" w:space="0" w:color="FFFFFF" w:themeColor="background1"/>
+          <w:top w:val="single" w:color="FFFFFF" w:themeColor="background1" w:sz="24" w:space="0"/>
+          <w:left w:val="single" w:color="FFFFFF" w:themeColor="background1" w:sz="8" w:space="0"/>
+          <w:bottom w:val="single" w:color="FFFFFF" w:themeColor="background1" w:sz="8" w:space="0"/>
+          <w:right w:val="single" w:color="FFFFFF" w:themeColor="background1" w:sz="8" w:space="0"/>
+          <w:insideH w:val="nil"/>
+          <w:insideV w:val="single" w:color="FFFFFF" w:themeColor="background1" w:sz="8" w:space="0"/>
         </w:tcBorders>
         <w:shd w:val="clear" w:color="auto" w:fill="F79646" w:themeFill="accent6"/>
       </w:tcPr>
@@ -12490,8 +12769,8 @@
       <w:tblPr/>
       <w:tcPr>
         <w:tcBorders>
-          <w:left w:val="single" w:sz="8" w:space="0" w:color="FFFFFF" w:themeColor="background1"/>
-          <w:right w:val="single" w:sz="24" w:space="0" w:color="FFFFFF" w:themeColor="background1"/>
+          <w:left w:val="single" w:color="FFFFFF" w:themeColor="background1" w:sz="8" w:space="0"/>
+          <w:right w:val="single" w:color="FFFFFF" w:themeColor="background1" w:sz="24" w:space="0"/>
           <w:insideH w:val="nil"/>
           <w:insideV w:val="nil"/>
         </w:tcBorders>
@@ -12510,7 +12789,7 @@
       <w:tcPr>
         <w:tcBorders>
           <w:top w:val="nil"/>
-          <w:left w:val="single" w:sz="24" w:space="0" w:color="FFFFFF" w:themeColor="background1"/>
+          <w:left w:val="single" w:color="FFFFFF" w:themeColor="background1" w:sz="24" w:space="0"/>
           <w:bottom w:val="nil"/>
           <w:right w:val="nil"/>
           <w:insideH w:val="nil"/>
@@ -12523,10 +12802,10 @@
       <w:tblPr/>
       <w:tcPr>
         <w:tcBorders>
-          <w:top w:val="single" w:sz="8" w:space="0" w:color="FFFFFF" w:themeColor="background1"/>
-          <w:left w:val="single" w:sz="8" w:space="0" w:color="FFFFFF" w:themeColor="background1"/>
-          <w:bottom w:val="single" w:sz="8" w:space="0" w:color="FFFFFF" w:themeColor="background1"/>
-          <w:right w:val="single" w:sz="8" w:space="0" w:color="FFFFFF" w:themeColor="background1"/>
+          <w:top w:val="single" w:color="FFFFFF" w:themeColor="background1" w:sz="8" w:space="0"/>
+          <w:left w:val="single" w:color="FFFFFF" w:themeColor="background1" w:sz="8" w:space="0"/>
+          <w:bottom w:val="single" w:color="FFFFFF" w:themeColor="background1" w:sz="8" w:space="0"/>
+          <w:right w:val="single" w:color="FFFFFF" w:themeColor="background1" w:sz="8" w:space="0"/>
           <w:insideH w:val="nil"/>
           <w:insideV w:val="nil"/>
         </w:tcBorders>
@@ -12537,12 +12816,12 @@
       <w:tblPr/>
       <w:tcPr>
         <w:tcBorders>
-          <w:top w:val="single" w:sz="8" w:space="0" w:color="FFFFFF" w:themeColor="background1"/>
-          <w:left w:val="single" w:sz="8" w:space="0" w:color="FFFFFF" w:themeColor="background1"/>
-          <w:bottom w:val="single" w:sz="8" w:space="0" w:color="FFFFFF" w:themeColor="background1"/>
-          <w:right w:val="single" w:sz="8" w:space="0" w:color="FFFFFF" w:themeColor="background1"/>
-          <w:insideH w:val="single" w:sz="8" w:space="0" w:color="FFFFFF" w:themeColor="background1"/>
-          <w:insideV w:val="single" w:sz="8" w:space="0" w:color="FFFFFF" w:themeColor="background1"/>
+          <w:top w:val="single" w:color="FFFFFF" w:themeColor="background1" w:sz="8" w:space="0"/>
+          <w:left w:val="single" w:color="FFFFFF" w:themeColor="background1" w:sz="8" w:space="0"/>
+          <w:bottom w:val="single" w:color="FFFFFF" w:themeColor="background1" w:sz="8" w:space="0"/>
+          <w:right w:val="single" w:color="FFFFFF" w:themeColor="background1" w:sz="8" w:space="0"/>
+          <w:insideH w:val="single" w:color="FFFFFF" w:themeColor="background1" w:sz="8" w:space="0"/>
+          <w:insideV w:val="single" w:color="FFFFFF" w:themeColor="background1" w:sz="8" w:space="0"/>
         </w:tcBorders>
         <w:shd w:val="clear" w:color="auto" w:fill="FBCAA2" w:themeFill="accent6" w:themeFillTint="7F"/>
       </w:tcPr>
@@ -12576,7 +12855,7 @@
         <w:tcBorders>
           <w:top w:val="nil"/>
           <w:left w:val="nil"/>
-          <w:bottom w:val="single" w:sz="18" w:space="0" w:color="FFFFFF" w:themeColor="background1"/>
+          <w:bottom w:val="single" w:color="FFFFFF" w:themeColor="background1" w:sz="18" w:space="0"/>
           <w:right w:val="nil"/>
           <w:insideH w:val="nil"/>
           <w:insideV w:val="nil"/>
@@ -12588,7 +12867,7 @@
       <w:tblPr/>
       <w:tcPr>
         <w:tcBorders>
-          <w:top w:val="single" w:sz="18" w:space="0" w:color="FFFFFF" w:themeColor="background1"/>
+          <w:top w:val="single" w:color="FFFFFF" w:themeColor="background1" w:sz="18" w:space="0"/>
           <w:left w:val="nil"/>
           <w:bottom w:val="nil"/>
           <w:right w:val="nil"/>
@@ -12605,7 +12884,7 @@
           <w:top w:val="nil"/>
           <w:left w:val="nil"/>
           <w:bottom w:val="nil"/>
-          <w:right w:val="single" w:sz="18" w:space="0" w:color="FFFFFF" w:themeColor="background1"/>
+          <w:right w:val="single" w:color="FFFFFF" w:themeColor="background1" w:sz="18" w:space="0"/>
           <w:insideH w:val="nil"/>
           <w:insideV w:val="nil"/>
         </w:tcBorders>
@@ -12617,7 +12896,7 @@
       <w:tcPr>
         <w:tcBorders>
           <w:top w:val="nil"/>
-          <w:left w:val="single" w:sz="18" w:space="0" w:color="FFFFFF" w:themeColor="background1"/>
+          <w:left w:val="single" w:color="FFFFFF" w:themeColor="background1" w:sz="18" w:space="0"/>
           <w:bottom w:val="nil"/>
           <w:right w:val="nil"/>
           <w:insideH w:val="nil"/>
@@ -12683,7 +12962,7 @@
         <w:tcBorders>
           <w:top w:val="nil"/>
           <w:left w:val="nil"/>
-          <w:bottom w:val="single" w:sz="18" w:space="0" w:color="FFFFFF" w:themeColor="background1"/>
+          <w:bottom w:val="single" w:color="FFFFFF" w:themeColor="background1" w:sz="18" w:space="0"/>
           <w:right w:val="nil"/>
           <w:insideH w:val="nil"/>
           <w:insideV w:val="nil"/>
@@ -12695,7 +12974,7 @@
       <w:tblPr/>
       <w:tcPr>
         <w:tcBorders>
-          <w:top w:val="single" w:sz="18" w:space="0" w:color="FFFFFF" w:themeColor="background1"/>
+          <w:top w:val="single" w:color="FFFFFF" w:themeColor="background1" w:sz="18" w:space="0"/>
           <w:left w:val="nil"/>
           <w:bottom w:val="nil"/>
           <w:right w:val="nil"/>
@@ -12712,7 +12991,7 @@
           <w:top w:val="nil"/>
           <w:left w:val="nil"/>
           <w:bottom w:val="nil"/>
-          <w:right w:val="single" w:sz="18" w:space="0" w:color="FFFFFF" w:themeColor="background1"/>
+          <w:right w:val="single" w:color="FFFFFF" w:themeColor="background1" w:sz="18" w:space="0"/>
           <w:insideH w:val="nil"/>
           <w:insideV w:val="nil"/>
         </w:tcBorders>
@@ -12724,7 +13003,7 @@
       <w:tcPr>
         <w:tcBorders>
           <w:top w:val="nil"/>
-          <w:left w:val="single" w:sz="18" w:space="0" w:color="FFFFFF" w:themeColor="background1"/>
+          <w:left w:val="single" w:color="FFFFFF" w:themeColor="background1" w:sz="18" w:space="0"/>
           <w:bottom w:val="nil"/>
           <w:right w:val="nil"/>
           <w:insideH w:val="nil"/>
@@ -12790,7 +13069,7 @@
         <w:tcBorders>
           <w:top w:val="nil"/>
           <w:left w:val="nil"/>
-          <w:bottom w:val="single" w:sz="18" w:space="0" w:color="FFFFFF" w:themeColor="background1"/>
+          <w:bottom w:val="single" w:color="FFFFFF" w:themeColor="background1" w:sz="18" w:space="0"/>
           <w:right w:val="nil"/>
           <w:insideH w:val="nil"/>
           <w:insideV w:val="nil"/>
@@ -12802,7 +13081,7 @@
       <w:tblPr/>
       <w:tcPr>
         <w:tcBorders>
-          <w:top w:val="single" w:sz="18" w:space="0" w:color="FFFFFF" w:themeColor="background1"/>
+          <w:top w:val="single" w:color="FFFFFF" w:themeColor="background1" w:sz="18" w:space="0"/>
           <w:left w:val="nil"/>
           <w:bottom w:val="nil"/>
           <w:right w:val="nil"/>
@@ -12819,7 +13098,7 @@
           <w:top w:val="nil"/>
           <w:left w:val="nil"/>
           <w:bottom w:val="nil"/>
-          <w:right w:val="single" w:sz="18" w:space="0" w:color="FFFFFF" w:themeColor="background1"/>
+          <w:right w:val="single" w:color="FFFFFF" w:themeColor="background1" w:sz="18" w:space="0"/>
           <w:insideH w:val="nil"/>
           <w:insideV w:val="nil"/>
         </w:tcBorders>
@@ -12831,7 +13110,7 @@
       <w:tcPr>
         <w:tcBorders>
           <w:top w:val="nil"/>
-          <w:left w:val="single" w:sz="18" w:space="0" w:color="FFFFFF" w:themeColor="background1"/>
+          <w:left w:val="single" w:color="FFFFFF" w:themeColor="background1" w:sz="18" w:space="0"/>
           <w:bottom w:val="nil"/>
           <w:right w:val="nil"/>
           <w:insideH w:val="nil"/>
@@ -12897,7 +13176,7 @@
         <w:tcBorders>
           <w:top w:val="nil"/>
           <w:left w:val="nil"/>
-          <w:bottom w:val="single" w:sz="18" w:space="0" w:color="FFFFFF" w:themeColor="background1"/>
+          <w:bottom w:val="single" w:color="FFFFFF" w:themeColor="background1" w:sz="18" w:space="0"/>
           <w:right w:val="nil"/>
           <w:insideH w:val="nil"/>
           <w:insideV w:val="nil"/>
@@ -12909,7 +13188,7 @@
       <w:tblPr/>
       <w:tcPr>
         <w:tcBorders>
-          <w:top w:val="single" w:sz="18" w:space="0" w:color="FFFFFF" w:themeColor="background1"/>
+          <w:top w:val="single" w:color="FFFFFF" w:themeColor="background1" w:sz="18" w:space="0"/>
           <w:left w:val="nil"/>
           <w:bottom w:val="nil"/>
           <w:right w:val="nil"/>
@@ -12926,7 +13205,7 @@
           <w:top w:val="nil"/>
           <w:left w:val="nil"/>
           <w:bottom w:val="nil"/>
-          <w:right w:val="single" w:sz="18" w:space="0" w:color="FFFFFF" w:themeColor="background1"/>
+          <w:right w:val="single" w:color="FFFFFF" w:themeColor="background1" w:sz="18" w:space="0"/>
           <w:insideH w:val="nil"/>
           <w:insideV w:val="nil"/>
         </w:tcBorders>
@@ -12938,7 +13217,7 @@
       <w:tcPr>
         <w:tcBorders>
           <w:top w:val="nil"/>
-          <w:left w:val="single" w:sz="18" w:space="0" w:color="FFFFFF" w:themeColor="background1"/>
+          <w:left w:val="single" w:color="FFFFFF" w:themeColor="background1" w:sz="18" w:space="0"/>
           <w:bottom w:val="nil"/>
           <w:right w:val="nil"/>
           <w:insideH w:val="nil"/>
@@ -13004,7 +13283,7 @@
         <w:tcBorders>
           <w:top w:val="nil"/>
           <w:left w:val="nil"/>
-          <w:bottom w:val="single" w:sz="18" w:space="0" w:color="FFFFFF" w:themeColor="background1"/>
+          <w:bottom w:val="single" w:color="FFFFFF" w:themeColor="background1" w:sz="18" w:space="0"/>
           <w:right w:val="nil"/>
           <w:insideH w:val="nil"/>
           <w:insideV w:val="nil"/>
@@ -13016,7 +13295,7 @@
       <w:tblPr/>
       <w:tcPr>
         <w:tcBorders>
-          <w:top w:val="single" w:sz="18" w:space="0" w:color="FFFFFF" w:themeColor="background1"/>
+          <w:top w:val="single" w:color="FFFFFF" w:themeColor="background1" w:sz="18" w:space="0"/>
           <w:left w:val="nil"/>
           <w:bottom w:val="nil"/>
           <w:right w:val="nil"/>
@@ -13033,7 +13312,7 @@
           <w:top w:val="nil"/>
           <w:left w:val="nil"/>
           <w:bottom w:val="nil"/>
-          <w:right w:val="single" w:sz="18" w:space="0" w:color="FFFFFF" w:themeColor="background1"/>
+          <w:right w:val="single" w:color="FFFFFF" w:themeColor="background1" w:sz="18" w:space="0"/>
           <w:insideH w:val="nil"/>
           <w:insideV w:val="nil"/>
         </w:tcBorders>
@@ -13045,7 +13324,7 @@
       <w:tcPr>
         <w:tcBorders>
           <w:top w:val="nil"/>
-          <w:left w:val="single" w:sz="18" w:space="0" w:color="FFFFFF" w:themeColor="background1"/>
+          <w:left w:val="single" w:color="FFFFFF" w:themeColor="background1" w:sz="18" w:space="0"/>
           <w:bottom w:val="nil"/>
           <w:right w:val="nil"/>
           <w:insideH w:val="nil"/>
@@ -13111,7 +13390,7 @@
         <w:tcBorders>
           <w:top w:val="nil"/>
           <w:left w:val="nil"/>
-          <w:bottom w:val="single" w:sz="18" w:space="0" w:color="FFFFFF" w:themeColor="background1"/>
+          <w:bottom w:val="single" w:color="FFFFFF" w:themeColor="background1" w:sz="18" w:space="0"/>
           <w:right w:val="nil"/>
           <w:insideH w:val="nil"/>
           <w:insideV w:val="nil"/>
@@ -13123,7 +13402,7 @@
       <w:tblPr/>
       <w:tcPr>
         <w:tcBorders>
-          <w:top w:val="single" w:sz="18" w:space="0" w:color="FFFFFF" w:themeColor="background1"/>
+          <w:top w:val="single" w:color="FFFFFF" w:themeColor="background1" w:sz="18" w:space="0"/>
           <w:left w:val="nil"/>
           <w:bottom w:val="nil"/>
           <w:right w:val="nil"/>
@@ -13140,7 +13419,7 @@
           <w:top w:val="nil"/>
           <w:left w:val="nil"/>
           <w:bottom w:val="nil"/>
-          <w:right w:val="single" w:sz="18" w:space="0" w:color="FFFFFF" w:themeColor="background1"/>
+          <w:right w:val="single" w:color="FFFFFF" w:themeColor="background1" w:sz="18" w:space="0"/>
           <w:insideH w:val="nil"/>
           <w:insideV w:val="nil"/>
         </w:tcBorders>
@@ -13152,7 +13431,7 @@
       <w:tcPr>
         <w:tcBorders>
           <w:top w:val="nil"/>
-          <w:left w:val="single" w:sz="18" w:space="0" w:color="FFFFFF" w:themeColor="background1"/>
+          <w:left w:val="single" w:color="FFFFFF" w:themeColor="background1" w:sz="18" w:space="0"/>
           <w:bottom w:val="nil"/>
           <w:right w:val="nil"/>
           <w:insideH w:val="nil"/>
@@ -13218,7 +13497,7 @@
         <w:tcBorders>
           <w:top w:val="nil"/>
           <w:left w:val="nil"/>
-          <w:bottom w:val="single" w:sz="18" w:space="0" w:color="FFFFFF" w:themeColor="background1"/>
+          <w:bottom w:val="single" w:color="FFFFFF" w:themeColor="background1" w:sz="18" w:space="0"/>
           <w:right w:val="nil"/>
           <w:insideH w:val="nil"/>
           <w:insideV w:val="nil"/>
@@ -13230,7 +13509,7 @@
       <w:tblPr/>
       <w:tcPr>
         <w:tcBorders>
-          <w:top w:val="single" w:sz="18" w:space="0" w:color="FFFFFF" w:themeColor="background1"/>
+          <w:top w:val="single" w:color="FFFFFF" w:themeColor="background1" w:sz="18" w:space="0"/>
           <w:left w:val="nil"/>
           <w:bottom w:val="nil"/>
           <w:right w:val="nil"/>
@@ -13247,7 +13526,7 @@
           <w:top w:val="nil"/>
           <w:left w:val="nil"/>
           <w:bottom w:val="nil"/>
-          <w:right w:val="single" w:sz="18" w:space="0" w:color="FFFFFF" w:themeColor="background1"/>
+          <w:right w:val="single" w:color="FFFFFF" w:themeColor="background1" w:sz="18" w:space="0"/>
           <w:insideH w:val="nil"/>
           <w:insideV w:val="nil"/>
         </w:tcBorders>
@@ -13259,7 +13538,7 @@
       <w:tcPr>
         <w:tcBorders>
           <w:top w:val="nil"/>
-          <w:left w:val="single" w:sz="18" w:space="0" w:color="FFFFFF" w:themeColor="background1"/>
+          <w:left w:val="single" w:color="FFFFFF" w:themeColor="background1" w:sz="18" w:space="0"/>
           <w:bottom w:val="nil"/>
           <w:right w:val="nil"/>
           <w:insideH w:val="nil"/>
@@ -13312,12 +13591,12 @@
       <w:tblStyleRowBandSize w:val="1"/>
       <w:tblStyleColBandSize w:val="1"/>
       <w:tblBorders>
-        <w:top w:val="single" w:sz="24" w:space="0" w:color="C0504D" w:themeColor="accent2"/>
-        <w:left w:val="single" w:sz="4" w:space="0" w:color="000000" w:themeColor="text1"/>
-        <w:bottom w:val="single" w:sz="4" w:space="0" w:color="000000" w:themeColor="text1"/>
-        <w:right w:val="single" w:sz="4" w:space="0" w:color="000000" w:themeColor="text1"/>
-        <w:insideH w:val="single" w:sz="4" w:space="0" w:color="FFFFFF" w:themeColor="background1"/>
-        <w:insideV w:val="single" w:sz="4" w:space="0" w:color="FFFFFF" w:themeColor="background1"/>
+        <w:top w:val="single" w:color="C0504D" w:themeColor="accent2" w:sz="24" w:space="0"/>
+        <w:left w:val="single" w:color="000000" w:themeColor="text1" w:sz="4" w:space="0"/>
+        <w:bottom w:val="single" w:color="000000" w:themeColor="text1" w:sz="4" w:space="0"/>
+        <w:right w:val="single" w:color="000000" w:themeColor="text1" w:sz="4" w:space="0"/>
+        <w:insideH w:val="single" w:color="FFFFFF" w:themeColor="background1" w:sz="4" w:space="0"/>
+        <w:insideV w:val="single" w:color="FFFFFF" w:themeColor="background1" w:sz="4" w:space="0"/>
       </w:tblBorders>
     </w:tblPr>
     <w:tcPr>
@@ -13333,7 +13612,7 @@
         <w:tcBorders>
           <w:top w:val="nil"/>
           <w:left w:val="nil"/>
-          <w:bottom w:val="single" w:sz="24" w:space="0" w:color="C0504D" w:themeColor="accent2"/>
+          <w:bottom w:val="single" w:color="C0504D" w:themeColor="accent2" w:sz="24" w:space="0"/>
           <w:right w:val="nil"/>
           <w:insideH w:val="nil"/>
           <w:insideV w:val="nil"/>
@@ -13350,7 +13629,7 @@
       <w:tblPr/>
       <w:tcPr>
         <w:tcBorders>
-          <w:top w:val="single" w:sz="6" w:space="0" w:color="FFFFFF" w:themeColor="background1"/>
+          <w:top w:val="single" w:color="FFFFFF" w:themeColor="background1" w:sz="6" w:space="0"/>
         </w:tcBorders>
         <w:shd w:val="clear" w:color="auto" w:fill="000000" w:themeFill="text1" w:themeFillShade="99"/>
       </w:tcPr>
@@ -13366,7 +13645,7 @@
           <w:left w:val="nil"/>
           <w:bottom w:val="nil"/>
           <w:right w:val="nil"/>
-          <w:insideH w:val="single" w:sz="4" w:space="0" w:color="000000" w:themeColor="text1" w:themeShade="99"/>
+          <w:insideH w:val="single" w:color="000000" w:themeColor="text1" w:themeShade="99" w:sz="4" w:space="0"/>
           <w:insideV w:val="nil"/>
         </w:tcBorders>
         <w:shd w:val="clear" w:color="auto" w:fill="000000" w:themeFill="text1" w:themeFillShade="99"/>
@@ -13427,12 +13706,12 @@
       <w:tblStyleRowBandSize w:val="1"/>
       <w:tblStyleColBandSize w:val="1"/>
       <w:tblBorders>
-        <w:top w:val="single" w:sz="24" w:space="0" w:color="C0504D" w:themeColor="accent2"/>
-        <w:left w:val="single" w:sz="4" w:space="0" w:color="4F81BD" w:themeColor="accent1"/>
-        <w:bottom w:val="single" w:sz="4" w:space="0" w:color="4F81BD" w:themeColor="accent1"/>
-        <w:right w:val="single" w:sz="4" w:space="0" w:color="4F81BD" w:themeColor="accent1"/>
-        <w:insideH w:val="single" w:sz="4" w:space="0" w:color="FFFFFF" w:themeColor="background1"/>
-        <w:insideV w:val="single" w:sz="4" w:space="0" w:color="FFFFFF" w:themeColor="background1"/>
+        <w:top w:val="single" w:color="C0504D" w:themeColor="accent2" w:sz="24" w:space="0"/>
+        <w:left w:val="single" w:color="4F81BD" w:themeColor="accent1" w:sz="4" w:space="0"/>
+        <w:bottom w:val="single" w:color="4F81BD" w:themeColor="accent1" w:sz="4" w:space="0"/>
+        <w:right w:val="single" w:color="4F81BD" w:themeColor="accent1" w:sz="4" w:space="0"/>
+        <w:insideH w:val="single" w:color="FFFFFF" w:themeColor="background1" w:sz="4" w:space="0"/>
+        <w:insideV w:val="single" w:color="FFFFFF" w:themeColor="background1" w:sz="4" w:space="0"/>
       </w:tblBorders>
     </w:tblPr>
     <w:tcPr>
@@ -13448,7 +13727,7 @@
         <w:tcBorders>
           <w:top w:val="nil"/>
           <w:left w:val="nil"/>
-          <w:bottom w:val="single" w:sz="24" w:space="0" w:color="C0504D" w:themeColor="accent2"/>
+          <w:bottom w:val="single" w:color="C0504D" w:themeColor="accent2" w:sz="24" w:space="0"/>
           <w:right w:val="nil"/>
           <w:insideH w:val="nil"/>
           <w:insideV w:val="nil"/>
@@ -13465,7 +13744,7 @@
       <w:tblPr/>
       <w:tcPr>
         <w:tcBorders>
-          <w:top w:val="single" w:sz="6" w:space="0" w:color="FFFFFF" w:themeColor="background1"/>
+          <w:top w:val="single" w:color="FFFFFF" w:themeColor="background1" w:sz="6" w:space="0"/>
         </w:tcBorders>
         <w:shd w:val="clear" w:color="auto" w:fill="2C4C74" w:themeFill="accent1" w:themeFillShade="99"/>
       </w:tcPr>
@@ -13481,7 +13760,7 @@
           <w:left w:val="nil"/>
           <w:bottom w:val="nil"/>
           <w:right w:val="nil"/>
-          <w:insideH w:val="single" w:sz="4" w:space="0" w:color="2C4C74" w:themeColor="accent1" w:themeShade="99"/>
+          <w:insideH w:val="single" w:color="2C4C74" w:themeColor="accent1" w:themeShade="99" w:sz="4" w:space="0"/>
           <w:insideV w:val="nil"/>
         </w:tcBorders>
         <w:shd w:val="clear" w:color="auto" w:fill="2C4C74" w:themeFill="accent1" w:themeFillShade="99"/>
@@ -13542,12 +13821,12 @@
       <w:tblStyleRowBandSize w:val="1"/>
       <w:tblStyleColBandSize w:val="1"/>
       <w:tblBorders>
-        <w:top w:val="single" w:sz="24" w:space="0" w:color="C0504D" w:themeColor="accent2"/>
-        <w:left w:val="single" w:sz="4" w:space="0" w:color="C0504D" w:themeColor="accent2"/>
-        <w:bottom w:val="single" w:sz="4" w:space="0" w:color="C0504D" w:themeColor="accent2"/>
-        <w:right w:val="single" w:sz="4" w:space="0" w:color="C0504D" w:themeColor="accent2"/>
-        <w:insideH w:val="single" w:sz="4" w:space="0" w:color="FFFFFF" w:themeColor="background1"/>
-        <w:insideV w:val="single" w:sz="4" w:space="0" w:color="FFFFFF" w:themeColor="background1"/>
+        <w:top w:val="single" w:color="C0504D" w:themeColor="accent2" w:sz="24" w:space="0"/>
+        <w:left w:val="single" w:color="C0504D" w:themeColor="accent2" w:sz="4" w:space="0"/>
+        <w:bottom w:val="single" w:color="C0504D" w:themeColor="accent2" w:sz="4" w:space="0"/>
+        <w:right w:val="single" w:color="C0504D" w:themeColor="accent2" w:sz="4" w:space="0"/>
+        <w:insideH w:val="single" w:color="FFFFFF" w:themeColor="background1" w:sz="4" w:space="0"/>
+        <w:insideV w:val="single" w:color="FFFFFF" w:themeColor="background1" w:sz="4" w:space="0"/>
       </w:tblBorders>
     </w:tblPr>
     <w:tcPr>
@@ -13563,7 +13842,7 @@
         <w:tcBorders>
           <w:top w:val="nil"/>
           <w:left w:val="nil"/>
-          <w:bottom w:val="single" w:sz="24" w:space="0" w:color="C0504D" w:themeColor="accent2"/>
+          <w:bottom w:val="single" w:color="C0504D" w:themeColor="accent2" w:sz="24" w:space="0"/>
           <w:right w:val="nil"/>
           <w:insideH w:val="nil"/>
           <w:insideV w:val="nil"/>
@@ -13580,7 +13859,7 @@
       <w:tblPr/>
       <w:tcPr>
         <w:tcBorders>
-          <w:top w:val="single" w:sz="6" w:space="0" w:color="FFFFFF" w:themeColor="background1"/>
+          <w:top w:val="single" w:color="FFFFFF" w:themeColor="background1" w:sz="6" w:space="0"/>
         </w:tcBorders>
         <w:shd w:val="clear" w:color="auto" w:fill="772C2A" w:themeFill="accent2" w:themeFillShade="99"/>
       </w:tcPr>
@@ -13596,7 +13875,7 @@
           <w:left w:val="nil"/>
           <w:bottom w:val="nil"/>
           <w:right w:val="nil"/>
-          <w:insideH w:val="single" w:sz="4" w:space="0" w:color="772C2A" w:themeColor="accent2" w:themeShade="99"/>
+          <w:insideH w:val="single" w:color="772C2A" w:themeColor="accent2" w:themeShade="99" w:sz="4" w:space="0"/>
           <w:insideV w:val="nil"/>
         </w:tcBorders>
         <w:shd w:val="clear" w:color="auto" w:fill="772C2A" w:themeFill="accent2" w:themeFillShade="99"/>
@@ -13657,12 +13936,12 @@
       <w:tblStyleRowBandSize w:val="1"/>
       <w:tblStyleColBandSize w:val="1"/>
       <w:tblBorders>
-        <w:top w:val="single" w:sz="24" w:space="0" w:color="8064A2" w:themeColor="accent4"/>
-        <w:left w:val="single" w:sz="4" w:space="0" w:color="9BBB59" w:themeColor="accent3"/>
-        <w:bottom w:val="single" w:sz="4" w:space="0" w:color="9BBB59" w:themeColor="accent3"/>
-        <w:right w:val="single" w:sz="4" w:space="0" w:color="9BBB59" w:themeColor="accent3"/>
-        <w:insideH w:val="single" w:sz="4" w:space="0" w:color="FFFFFF" w:themeColor="background1"/>
-        <w:insideV w:val="single" w:sz="4" w:space="0" w:color="FFFFFF" w:themeColor="background1"/>
+        <w:top w:val="single" w:color="8064A2" w:themeColor="accent4" w:sz="24" w:space="0"/>
+        <w:left w:val="single" w:color="9BBB59" w:themeColor="accent3" w:sz="4" w:space="0"/>
+        <w:bottom w:val="single" w:color="9BBB59" w:themeColor="accent3" w:sz="4" w:space="0"/>
+        <w:right w:val="single" w:color="9BBB59" w:themeColor="accent3" w:sz="4" w:space="0"/>
+        <w:insideH w:val="single" w:color="FFFFFF" w:themeColor="background1" w:sz="4" w:space="0"/>
+        <w:insideV w:val="single" w:color="FFFFFF" w:themeColor="background1" w:sz="4" w:space="0"/>
       </w:tblBorders>
     </w:tblPr>
     <w:tcPr>
@@ -13678,7 +13957,7 @@
         <w:tcBorders>
           <w:top w:val="nil"/>
           <w:left w:val="nil"/>
-          <w:bottom w:val="single" w:sz="24" w:space="0" w:color="8064A2" w:themeColor="accent4"/>
+          <w:bottom w:val="single" w:color="8064A2" w:themeColor="accent4" w:sz="24" w:space="0"/>
           <w:right w:val="nil"/>
           <w:insideH w:val="nil"/>
           <w:insideV w:val="nil"/>
@@ -13695,7 +13974,7 @@
       <w:tblPr/>
       <w:tcPr>
         <w:tcBorders>
-          <w:top w:val="single" w:sz="6" w:space="0" w:color="FFFFFF" w:themeColor="background1"/>
+          <w:top w:val="single" w:color="FFFFFF" w:themeColor="background1" w:sz="6" w:space="0"/>
         </w:tcBorders>
         <w:shd w:val="clear" w:color="auto" w:fill="5E7530" w:themeFill="accent3" w:themeFillShade="99"/>
       </w:tcPr>
@@ -13711,7 +13990,7 @@
           <w:left w:val="nil"/>
           <w:bottom w:val="nil"/>
           <w:right w:val="nil"/>
-          <w:insideH w:val="single" w:sz="4" w:space="0" w:color="5E7530" w:themeColor="accent3" w:themeShade="99"/>
+          <w:insideH w:val="single" w:color="5E7530" w:themeColor="accent3" w:themeShade="99" w:sz="4" w:space="0"/>
           <w:insideV w:val="nil"/>
         </w:tcBorders>
         <w:shd w:val="clear" w:color="auto" w:fill="5E7530" w:themeFill="accent3" w:themeFillShade="99"/>
@@ -13762,12 +14041,12 @@
       <w:tblStyleRowBandSize w:val="1"/>
       <w:tblStyleColBandSize w:val="1"/>
       <w:tblBorders>
-        <w:top w:val="single" w:sz="24" w:space="0" w:color="9BBB59" w:themeColor="accent3"/>
-        <w:left w:val="single" w:sz="4" w:space="0" w:color="8064A2" w:themeColor="accent4"/>
-        <w:bottom w:val="single" w:sz="4" w:space="0" w:color="8064A2" w:themeColor="accent4"/>
-        <w:right w:val="single" w:sz="4" w:space="0" w:color="8064A2" w:themeColor="accent4"/>
-        <w:insideH w:val="single" w:sz="4" w:space="0" w:color="FFFFFF" w:themeColor="background1"/>
-        <w:insideV w:val="single" w:sz="4" w:space="0" w:color="FFFFFF" w:themeColor="background1"/>
+        <w:top w:val="single" w:color="9BBB59" w:themeColor="accent3" w:sz="24" w:space="0"/>
+        <w:left w:val="single" w:color="8064A2" w:themeColor="accent4" w:sz="4" w:space="0"/>
+        <w:bottom w:val="single" w:color="8064A2" w:themeColor="accent4" w:sz="4" w:space="0"/>
+        <w:right w:val="single" w:color="8064A2" w:themeColor="accent4" w:sz="4" w:space="0"/>
+        <w:insideH w:val="single" w:color="FFFFFF" w:themeColor="background1" w:sz="4" w:space="0"/>
+        <w:insideV w:val="single" w:color="FFFFFF" w:themeColor="background1" w:sz="4" w:space="0"/>
       </w:tblBorders>
     </w:tblPr>
     <w:tcPr>
@@ -13783,7 +14062,7 @@
         <w:tcBorders>
           <w:top w:val="nil"/>
           <w:left w:val="nil"/>
-          <w:bottom w:val="single" w:sz="24" w:space="0" w:color="9BBB59" w:themeColor="accent3"/>
+          <w:bottom w:val="single" w:color="9BBB59" w:themeColor="accent3" w:sz="24" w:space="0"/>
           <w:right w:val="nil"/>
           <w:insideH w:val="nil"/>
           <w:insideV w:val="nil"/>
@@ -13800,7 +14079,7 @@
       <w:tblPr/>
       <w:tcPr>
         <w:tcBorders>
-          <w:top w:val="single" w:sz="6" w:space="0" w:color="FFFFFF" w:themeColor="background1"/>
+          <w:top w:val="single" w:color="FFFFFF" w:themeColor="background1" w:sz="6" w:space="0"/>
         </w:tcBorders>
         <w:shd w:val="clear" w:color="auto" w:fill="4C3B62" w:themeFill="accent4" w:themeFillShade="99"/>
       </w:tcPr>
@@ -13816,7 +14095,7 @@
           <w:left w:val="nil"/>
           <w:bottom w:val="nil"/>
           <w:right w:val="nil"/>
-          <w:insideH w:val="single" w:sz="4" w:space="0" w:color="4C3B62" w:themeColor="accent4" w:themeShade="99"/>
+          <w:insideH w:val="single" w:color="4C3B62" w:themeColor="accent4" w:themeShade="99" w:sz="4" w:space="0"/>
           <w:insideV w:val="nil"/>
         </w:tcBorders>
         <w:shd w:val="clear" w:color="auto" w:fill="4C3B62" w:themeFill="accent4" w:themeFillShade="99"/>
@@ -13877,12 +14156,12 @@
       <w:tblStyleRowBandSize w:val="1"/>
       <w:tblStyleColBandSize w:val="1"/>
       <w:tblBorders>
-        <w:top w:val="single" w:sz="24" w:space="0" w:color="F79646" w:themeColor="accent6"/>
-        <w:left w:val="single" w:sz="4" w:space="0" w:color="4BACC6" w:themeColor="accent5"/>
-        <w:bottom w:val="single" w:sz="4" w:space="0" w:color="4BACC6" w:themeColor="accent5"/>
-        <w:right w:val="single" w:sz="4" w:space="0" w:color="4BACC6" w:themeColor="accent5"/>
-        <w:insideH w:val="single" w:sz="4" w:space="0" w:color="FFFFFF" w:themeColor="background1"/>
-        <w:insideV w:val="single" w:sz="4" w:space="0" w:color="FFFFFF" w:themeColor="background1"/>
+        <w:top w:val="single" w:color="F79646" w:themeColor="accent6" w:sz="24" w:space="0"/>
+        <w:left w:val="single" w:color="4BACC6" w:themeColor="accent5" w:sz="4" w:space="0"/>
+        <w:bottom w:val="single" w:color="4BACC6" w:themeColor="accent5" w:sz="4" w:space="0"/>
+        <w:right w:val="single" w:color="4BACC6" w:themeColor="accent5" w:sz="4" w:space="0"/>
+        <w:insideH w:val="single" w:color="FFFFFF" w:themeColor="background1" w:sz="4" w:space="0"/>
+        <w:insideV w:val="single" w:color="FFFFFF" w:themeColor="background1" w:sz="4" w:space="0"/>
       </w:tblBorders>
     </w:tblPr>
     <w:tcPr>
@@ -13898,7 +14177,7 @@
         <w:tcBorders>
           <w:top w:val="nil"/>
           <w:left w:val="nil"/>
-          <w:bottom w:val="single" w:sz="24" w:space="0" w:color="F79646" w:themeColor="accent6"/>
+          <w:bottom w:val="single" w:color="F79646" w:themeColor="accent6" w:sz="24" w:space="0"/>
           <w:right w:val="nil"/>
           <w:insideH w:val="nil"/>
           <w:insideV w:val="nil"/>
@@ -13915,7 +14194,7 @@
       <w:tblPr/>
       <w:tcPr>
         <w:tcBorders>
-          <w:top w:val="single" w:sz="6" w:space="0" w:color="FFFFFF" w:themeColor="background1"/>
+          <w:top w:val="single" w:color="FFFFFF" w:themeColor="background1" w:sz="6" w:space="0"/>
         </w:tcBorders>
         <w:shd w:val="clear" w:color="auto" w:fill="276A7C" w:themeFill="accent5" w:themeFillShade="99"/>
       </w:tcPr>
@@ -13931,7 +14210,7 @@
           <w:left w:val="nil"/>
           <w:bottom w:val="nil"/>
           <w:right w:val="nil"/>
-          <w:insideH w:val="single" w:sz="4" w:space="0" w:color="276A7C" w:themeColor="accent5" w:themeShade="99"/>
+          <w:insideH w:val="single" w:color="276A7C" w:themeColor="accent5" w:themeShade="99" w:sz="4" w:space="0"/>
           <w:insideV w:val="nil"/>
         </w:tcBorders>
         <w:shd w:val="clear" w:color="auto" w:fill="276A7C" w:themeFill="accent5" w:themeFillShade="99"/>
@@ -13992,12 +14271,12 @@
       <w:tblStyleRowBandSize w:val="1"/>
       <w:tblStyleColBandSize w:val="1"/>
       <w:tblBorders>
-        <w:top w:val="single" w:sz="24" w:space="0" w:color="4BACC6" w:themeColor="accent5"/>
-        <w:left w:val="single" w:sz="4" w:space="0" w:color="F79646" w:themeColor="accent6"/>
-        <w:bottom w:val="single" w:sz="4" w:space="0" w:color="F79646" w:themeColor="accent6"/>
-        <w:right w:val="single" w:sz="4" w:space="0" w:color="F79646" w:themeColor="accent6"/>
-        <w:insideH w:val="single" w:sz="4" w:space="0" w:color="FFFFFF" w:themeColor="background1"/>
-        <w:insideV w:val="single" w:sz="4" w:space="0" w:color="FFFFFF" w:themeColor="background1"/>
+        <w:top w:val="single" w:color="4BACC6" w:themeColor="accent5" w:sz="24" w:space="0"/>
+        <w:left w:val="single" w:color="F79646" w:themeColor="accent6" w:sz="4" w:space="0"/>
+        <w:bottom w:val="single" w:color="F79646" w:themeColor="accent6" w:sz="4" w:space="0"/>
+        <w:right w:val="single" w:color="F79646" w:themeColor="accent6" w:sz="4" w:space="0"/>
+        <w:insideH w:val="single" w:color="FFFFFF" w:themeColor="background1" w:sz="4" w:space="0"/>
+        <w:insideV w:val="single" w:color="FFFFFF" w:themeColor="background1" w:sz="4" w:space="0"/>
       </w:tblBorders>
     </w:tblPr>
     <w:tcPr>
@@ -14013,7 +14292,7 @@
         <w:tcBorders>
           <w:top w:val="nil"/>
           <w:left w:val="nil"/>
-          <w:bottom w:val="single" w:sz="24" w:space="0" w:color="4BACC6" w:themeColor="accent5"/>
+          <w:bottom w:val="single" w:color="4BACC6" w:themeColor="accent5" w:sz="24" w:space="0"/>
           <w:right w:val="nil"/>
           <w:insideH w:val="nil"/>
           <w:insideV w:val="nil"/>
@@ -14030,7 +14309,7 @@
       <w:tblPr/>
       <w:tcPr>
         <w:tcBorders>
-          <w:top w:val="single" w:sz="6" w:space="0" w:color="FFFFFF" w:themeColor="background1"/>
+          <w:top w:val="single" w:color="FFFFFF" w:themeColor="background1" w:sz="6" w:space="0"/>
         </w:tcBorders>
         <w:shd w:val="clear" w:color="auto" w:fill="B65608" w:themeFill="accent6" w:themeFillShade="99"/>
       </w:tcPr>
@@ -14046,7 +14325,7 @@
           <w:left w:val="nil"/>
           <w:bottom w:val="nil"/>
           <w:right w:val="nil"/>
-          <w:insideH w:val="single" w:sz="4" w:space="0" w:color="B65608" w:themeColor="accent6" w:themeShade="99"/>
+          <w:insideH w:val="single" w:color="B65608" w:themeColor="accent6" w:themeShade="99" w:sz="4" w:space="0"/>
           <w:insideV w:val="nil"/>
         </w:tcBorders>
         <w:shd w:val="clear" w:color="auto" w:fill="B65608" w:themeFill="accent6" w:themeFillShade="99"/>
@@ -14119,7 +14398,7 @@
       <w:tblPr/>
       <w:tcPr>
         <w:tcBorders>
-          <w:bottom w:val="single" w:sz="12" w:space="0" w:color="FFFFFF" w:themeColor="background1"/>
+          <w:bottom w:val="single" w:color="FFFFFF" w:themeColor="background1" w:sz="12" w:space="0"/>
         </w:tcBorders>
         <w:shd w:val="clear" w:color="auto" w:fill="9E3A38" w:themeFill="accent2" w:themeFillShade="CC"/>
       </w:tcPr>
@@ -14133,7 +14412,7 @@
       <w:tblPr/>
       <w:tcPr>
         <w:tcBorders>
-          <w:top w:val="single" w:sz="12" w:space="0" w:color="000000" w:themeColor="text1"/>
+          <w:top w:val="single" w:color="000000" w:themeColor="text1" w:sz="12" w:space="0"/>
         </w:tcBorders>
         <w:shd w:val="clear" w:color="auto" w:fill="FFFFFF" w:themeFill="background1"/>
       </w:tcPr>
@@ -14198,7 +14477,7 @@
       <w:tblPr/>
       <w:tcPr>
         <w:tcBorders>
-          <w:bottom w:val="single" w:sz="12" w:space="0" w:color="FFFFFF" w:themeColor="background1"/>
+          <w:bottom w:val="single" w:color="FFFFFF" w:themeColor="background1" w:sz="12" w:space="0"/>
         </w:tcBorders>
         <w:shd w:val="clear" w:color="auto" w:fill="9E3A38" w:themeFill="accent2" w:themeFillShade="CC"/>
       </w:tcPr>
@@ -14212,7 +14491,7 @@
       <w:tblPr/>
       <w:tcPr>
         <w:tcBorders>
-          <w:top w:val="single" w:sz="12" w:space="0" w:color="000000" w:themeColor="text1"/>
+          <w:top w:val="single" w:color="000000" w:themeColor="text1" w:sz="12" w:space="0"/>
         </w:tcBorders>
         <w:shd w:val="clear" w:color="auto" w:fill="FFFFFF" w:themeFill="background1"/>
       </w:tcPr>
@@ -14277,7 +14556,7 @@
       <w:tblPr/>
       <w:tcPr>
         <w:tcBorders>
-          <w:bottom w:val="single" w:sz="12" w:space="0" w:color="FFFFFF" w:themeColor="background1"/>
+          <w:bottom w:val="single" w:color="FFFFFF" w:themeColor="background1" w:sz="12" w:space="0"/>
         </w:tcBorders>
         <w:shd w:val="clear" w:color="auto" w:fill="9E3A38" w:themeFill="accent2" w:themeFillShade="CC"/>
       </w:tcPr>
@@ -14291,7 +14570,7 @@
       <w:tblPr/>
       <w:tcPr>
         <w:tcBorders>
-          <w:top w:val="single" w:sz="12" w:space="0" w:color="000000" w:themeColor="text1"/>
+          <w:top w:val="single" w:color="000000" w:themeColor="text1" w:sz="12" w:space="0"/>
         </w:tcBorders>
         <w:shd w:val="clear" w:color="auto" w:fill="FFFFFF" w:themeFill="background1"/>
       </w:tcPr>
@@ -14356,7 +14635,7 @@
       <w:tblPr/>
       <w:tcPr>
         <w:tcBorders>
-          <w:bottom w:val="single" w:sz="12" w:space="0" w:color="FFFFFF" w:themeColor="background1"/>
+          <w:bottom w:val="single" w:color="FFFFFF" w:themeColor="background1" w:sz="12" w:space="0"/>
         </w:tcBorders>
         <w:shd w:val="clear" w:color="auto" w:fill="664E82" w:themeFill="accent4" w:themeFillShade="CC"/>
       </w:tcPr>
@@ -14370,7 +14649,7 @@
       <w:tblPr/>
       <w:tcPr>
         <w:tcBorders>
-          <w:top w:val="single" w:sz="12" w:space="0" w:color="000000" w:themeColor="text1"/>
+          <w:top w:val="single" w:color="000000" w:themeColor="text1" w:sz="12" w:space="0"/>
         </w:tcBorders>
         <w:shd w:val="clear" w:color="auto" w:fill="FFFFFF" w:themeFill="background1"/>
       </w:tcPr>
@@ -14435,7 +14714,7 @@
       <w:tblPr/>
       <w:tcPr>
         <w:tcBorders>
-          <w:bottom w:val="single" w:sz="12" w:space="0" w:color="FFFFFF" w:themeColor="background1"/>
+          <w:bottom w:val="single" w:color="FFFFFF" w:themeColor="background1" w:sz="12" w:space="0"/>
         </w:tcBorders>
         <w:shd w:val="clear" w:color="auto" w:fill="7E9C40" w:themeFill="accent3" w:themeFillShade="CC"/>
       </w:tcPr>
@@ -14449,7 +14728,7 @@
       <w:tblPr/>
       <w:tcPr>
         <w:tcBorders>
-          <w:top w:val="single" w:sz="12" w:space="0" w:color="000000" w:themeColor="text1"/>
+          <w:top w:val="single" w:color="000000" w:themeColor="text1" w:sz="12" w:space="0"/>
         </w:tcBorders>
         <w:shd w:val="clear" w:color="auto" w:fill="FFFFFF" w:themeFill="background1"/>
       </w:tcPr>
@@ -14514,7 +14793,7 @@
       <w:tblPr/>
       <w:tcPr>
         <w:tcBorders>
-          <w:bottom w:val="single" w:sz="12" w:space="0" w:color="FFFFFF" w:themeColor="background1"/>
+          <w:bottom w:val="single" w:color="FFFFFF" w:themeColor="background1" w:sz="12" w:space="0"/>
         </w:tcBorders>
         <w:shd w:val="clear" w:color="auto" w:fill="F2730A" w:themeFill="accent6" w:themeFillShade="CC"/>
       </w:tcPr>
@@ -14528,7 +14807,7 @@
       <w:tblPr/>
       <w:tcPr>
         <w:tcBorders>
-          <w:top w:val="single" w:sz="12" w:space="0" w:color="000000" w:themeColor="text1"/>
+          <w:top w:val="single" w:color="000000" w:themeColor="text1" w:sz="12" w:space="0"/>
         </w:tcBorders>
         <w:shd w:val="clear" w:color="auto" w:fill="FFFFFF" w:themeFill="background1"/>
       </w:tcPr>
@@ -14593,7 +14872,7 @@
       <w:tblPr/>
       <w:tcPr>
         <w:tcBorders>
-          <w:bottom w:val="single" w:sz="12" w:space="0" w:color="FFFFFF" w:themeColor="background1"/>
+          <w:bottom w:val="single" w:color="FFFFFF" w:themeColor="background1" w:sz="12" w:space="0"/>
         </w:tcBorders>
         <w:shd w:val="clear" w:color="auto" w:fill="348DA5" w:themeFill="accent5" w:themeFillShade="CC"/>
       </w:tcPr>
@@ -14607,7 +14886,7 @@
       <w:tblPr/>
       <w:tcPr>
         <w:tcBorders>
-          <w:top w:val="single" w:sz="12" w:space="0" w:color="000000" w:themeColor="text1"/>
+          <w:top w:val="single" w:color="000000" w:themeColor="text1" w:sz="12" w:space="0"/>
         </w:tcBorders>
         <w:shd w:val="clear" w:color="auto" w:fill="FFFFFF" w:themeFill="background1"/>
       </w:tcPr>
@@ -14660,7 +14939,7 @@
       <w:tblStyleRowBandSize w:val="1"/>
       <w:tblStyleColBandSize w:val="1"/>
       <w:tblBorders>
-        <w:insideH w:val="single" w:sz="4" w:space="0" w:color="FFFFFF" w:themeColor="background1"/>
+        <w:insideH w:val="single" w:color="FFFFFF" w:themeColor="background1" w:sz="4" w:space="0"/>
       </w:tblBorders>
     </w:tblPr>
     <w:tcPr>
@@ -14733,7 +15012,7 @@
       <w:tblStyleRowBandSize w:val="1"/>
       <w:tblStyleColBandSize w:val="1"/>
       <w:tblBorders>
-        <w:insideH w:val="single" w:sz="4" w:space="0" w:color="FFFFFF" w:themeColor="background1"/>
+        <w:insideH w:val="single" w:color="FFFFFF" w:themeColor="background1" w:sz="4" w:space="0"/>
       </w:tblBorders>
     </w:tblPr>
     <w:tcPr>
@@ -14806,7 +15085,7 @@
       <w:tblStyleRowBandSize w:val="1"/>
       <w:tblStyleColBandSize w:val="1"/>
       <w:tblBorders>
-        <w:insideH w:val="single" w:sz="4" w:space="0" w:color="FFFFFF" w:themeColor="background1"/>
+        <w:insideH w:val="single" w:color="FFFFFF" w:themeColor="background1" w:sz="4" w:space="0"/>
       </w:tblBorders>
     </w:tblPr>
     <w:tcPr>
@@ -14879,7 +15158,7 @@
       <w:tblStyleRowBandSize w:val="1"/>
       <w:tblStyleColBandSize w:val="1"/>
       <w:tblBorders>
-        <w:insideH w:val="single" w:sz="4" w:space="0" w:color="FFFFFF" w:themeColor="background1"/>
+        <w:insideH w:val="single" w:color="FFFFFF" w:themeColor="background1" w:sz="4" w:space="0"/>
       </w:tblBorders>
     </w:tblPr>
     <w:tcPr>
@@ -14952,7 +15231,7 @@
       <w:tblStyleRowBandSize w:val="1"/>
       <w:tblStyleColBandSize w:val="1"/>
       <w:tblBorders>
-        <w:insideH w:val="single" w:sz="4" w:space="0" w:color="FFFFFF" w:themeColor="background1"/>
+        <w:insideH w:val="single" w:color="FFFFFF" w:themeColor="background1" w:sz="4" w:space="0"/>
       </w:tblBorders>
     </w:tblPr>
     <w:tcPr>
@@ -15025,7 +15304,7 @@
       <w:tblStyleRowBandSize w:val="1"/>
       <w:tblStyleColBandSize w:val="1"/>
       <w:tblBorders>
-        <w:insideH w:val="single" w:sz="4" w:space="0" w:color="FFFFFF" w:themeColor="background1"/>
+        <w:insideH w:val="single" w:color="FFFFFF" w:themeColor="background1" w:sz="4" w:space="0"/>
       </w:tblBorders>
     </w:tblPr>
     <w:tcPr>
@@ -15098,7 +15377,7 @@
       <w:tblStyleRowBandSize w:val="1"/>
       <w:tblStyleColBandSize w:val="1"/>
       <w:tblBorders>
-        <w:insideH w:val="single" w:sz="4" w:space="0" w:color="FFFFFF" w:themeColor="background1"/>
+        <w:insideH w:val="single" w:color="FFFFFF" w:themeColor="background1" w:sz="4" w:space="0"/>
       </w:tblBorders>
     </w:tblPr>
     <w:tcPr>

--- a/paper/AI4S论文-MLP多层介质薄膜光谱预测与辅助设计.docx
+++ b/paper/AI4S论文-MLP多层介质薄膜光谱预测与辅助设计.docx
@@ -1,6 +1,6 @@
 
 <file path=word/document.xml><?xml version="1.0" encoding="utf-8"?>
-<w:document xmlns:a="http://schemas.openxmlformats.org/drawingml/2006/main" xmlns:pic="http://schemas.openxmlformats.org/drawingml/2006/picture" xmlns:wpc="http://schemas.microsoft.com/office/word/2010/wordprocessingCanvas" xmlns:cx="http://schemas.microsoft.com/office/drawing/2014/chartex" xmlns:cx1="http://schemas.microsoft.com/office/drawing/2015/9/8/chartex" xmlns:cx2="http://schemas.microsoft.com/office/drawing/2015/10/21/chartex" xmlns:cx3="http://schemas.microsoft.com/office/drawing/2016/5/9/chartex" xmlns:cx4="http://schemas.microsoft.com/office/drawing/2016/5/10/chartex" xmlns:cx5="http://schemas.microsoft.com/office/drawing/2016/5/11/chartex" xmlns:cx6="http://schemas.microsoft.com/office/drawing/2016/5/12/chartex" xmlns:cx7="http://schemas.microsoft.com/office/drawing/2016/5/13/chartex" xmlns:cx8="http://schemas.microsoft.com/office/drawing/2016/5/14/chartex" xmlns:mc="http://schemas.openxmlformats.org/markup-compatibility/2006" xmlns:aink="http://schemas.microsoft.com/office/drawing/2016/ink" xmlns:am3d="http://schemas.microsoft.com/office/drawing/2017/model3d" xmlns:o="urn:schemas-microsoft-com:office:office" xmlns:oel="http://schemas.microsoft.com/office/2019/extlst" xmlns:r="http://schemas.openxmlformats.org/officeDocument/2006/relationships" xmlns:m="http://schemas.openxmlformats.org/officeDocument/2006/math" xmlns:v="urn:schemas-microsoft-com:vml" xmlns:wp14="http://schemas.microsoft.com/office/word/2010/wordprocessingDrawing" xmlns:wp="http://schemas.openxmlformats.org/drawingml/2006/wordprocessingDrawing" xmlns:w10="urn:schemas-microsoft-com:office:word" xmlns:w="http://schemas.openxmlformats.org/wordprocessingml/2006/main" xmlns:w14="http://schemas.microsoft.com/office/word/2010/wordml" xmlns:w15="http://schemas.microsoft.com/office/word/2012/wordml" xmlns:w16cex="http://schemas.microsoft.com/office/word/2018/wordml/cex" xmlns:w16cid="http://schemas.microsoft.com/office/word/2016/wordml/cid" xmlns:w16="http://schemas.microsoft.com/office/word/2018/wordml" xmlns:w16du="http://schemas.microsoft.com/office/word/2023/wordml/word16du" xmlns:w16sdtdh="http://schemas.microsoft.com/office/word/2020/wordml/sdtdatahash" xmlns:w16sdtfl="http://schemas.microsoft.com/office/word/2024/wordml/sdtformatlock" xmlns:w16se="http://schemas.microsoft.com/office/word/2015/wordml/symex" xmlns:wpg="http://schemas.microsoft.com/office/word/2010/wordprocessingGroup" xmlns:wpi="http://schemas.microsoft.com/office/word/2010/wordprocessingInk" xmlns:wne="http://schemas.microsoft.com/office/word/2006/wordml" xmlns:wps="http://schemas.microsoft.com/office/word/2010/wordprocessingShape" mc:Ignorable="w14 w15 w16se w16cid w16 w16cex w16sdtdh w16sdtfl w16du wp14">
+<w:document xmlns:wpc="http://schemas.microsoft.com/office/word/2010/wordprocessingCanvas" xmlns:cx="http://schemas.microsoft.com/office/drawing/2014/chartex" xmlns:cx1="http://schemas.microsoft.com/office/drawing/2015/9/8/chartex" xmlns:cx2="http://schemas.microsoft.com/office/drawing/2015/10/21/chartex" xmlns:cx3="http://schemas.microsoft.com/office/drawing/2016/5/9/chartex" xmlns:cx4="http://schemas.microsoft.com/office/drawing/2016/5/10/chartex" xmlns:cx5="http://schemas.microsoft.com/office/drawing/2016/5/11/chartex" xmlns:cx6="http://schemas.microsoft.com/office/drawing/2016/5/12/chartex" xmlns:cx7="http://schemas.microsoft.com/office/drawing/2016/5/13/chartex" xmlns:cx8="http://schemas.microsoft.com/office/drawing/2016/5/14/chartex" xmlns:mc="http://schemas.openxmlformats.org/markup-compatibility/2006" xmlns:aink="http://schemas.microsoft.com/office/drawing/2016/ink" xmlns:am3d="http://schemas.microsoft.com/office/drawing/2017/model3d" xmlns:o="urn:schemas-microsoft-com:office:office" xmlns:oel="http://schemas.microsoft.com/office/2019/extlst" xmlns:r="http://schemas.openxmlformats.org/officeDocument/2006/relationships" xmlns:m="http://schemas.openxmlformats.org/officeDocument/2006/math" xmlns:v="urn:schemas-microsoft-com:vml" xmlns:wp14="http://schemas.microsoft.com/office/word/2010/wordprocessingDrawing" xmlns:wp="http://schemas.openxmlformats.org/drawingml/2006/wordprocessingDrawing" xmlns:w10="urn:schemas-microsoft-com:office:word" xmlns:w="http://schemas.openxmlformats.org/wordprocessingml/2006/main" xmlns:w14="http://schemas.microsoft.com/office/word/2010/wordml" xmlns:w15="http://schemas.microsoft.com/office/word/2012/wordml" xmlns:w16cex="http://schemas.microsoft.com/office/word/2018/wordml/cex" xmlns:w16cid="http://schemas.microsoft.com/office/word/2016/wordml/cid" xmlns:w16="http://schemas.microsoft.com/office/word/2018/wordml" xmlns:w16du="http://schemas.microsoft.com/office/word/2023/wordml/word16du" xmlns:w16sdtdh="http://schemas.microsoft.com/office/word/2020/wordml/sdtdatahash" xmlns:w16sdtfl="http://schemas.microsoft.com/office/word/2024/wordml/sdtformatlock" xmlns:w16se="http://schemas.microsoft.com/office/word/2015/wordml/symex" xmlns:wpg="http://schemas.microsoft.com/office/word/2010/wordprocessingGroup" xmlns:wpi="http://schemas.microsoft.com/office/word/2010/wordprocessingInk" xmlns:wne="http://schemas.microsoft.com/office/word/2006/wordml" xmlns:wps="http://schemas.microsoft.com/office/word/2010/wordprocessingShape" mc:Ignorable="w14 w15 w16se w16cid w16 w16cex w16sdtdh w16sdtfl w16du wp14">
   <w:body>
     <w:p>
       <w:pPr>
@@ -49,7 +49,7 @@
         <w:rPr>
           <w:b w:val="0"/>
         </w:rPr>
-        <w:t>姓名：__________    学号：2023303003</w:t>
+        <w:t>姓名：林创锐    学号：2023303003</w:t>
       </w:r>
     </w:p>
     <w:p>
@@ -80,7 +80,7 @@
     </w:p>
     <w:p>
       <w:pPr>
-        <w:spacing w:after="20" w:line="254" w:lineRule="auto"/>
+        <w:spacing w:line="254" w:lineRule="auto" w:after="20"/>
         <w:ind w:firstLine="400"/>
         <w:jc w:val="both"/>
       </w:pPr>
@@ -93,6 +93,18 @@
     </w:p>
     <w:p>
       <w:pPr>
+        <w:spacing w:line="254" w:lineRule="auto" w:after="20"/>
+        <w:jc w:val="both"/>
+      </w:pPr>
+      <w:r>
+        <w:rPr>
+          <w:sz w:val="20"/>
+        </w:rPr>
+        <w:t>关键词 光学薄膜；传输矩阵法；多层感知机；代理模型；逆向设计；AI for Science</w:t>
+      </w:r>
+    </w:p>
+    <w:p>
+      <w:pPr>
         <w:pStyle w:val="1"/>
         <w:spacing w:before="120" w:after="40"/>
       </w:pPr>
@@ -102,7 +114,7 @@
     </w:p>
     <w:p>
       <w:pPr>
-        <w:spacing w:after="20" w:line="254" w:lineRule="auto"/>
+        <w:spacing w:line="254" w:lineRule="auto" w:after="20"/>
         <w:ind w:firstLine="400"/>
         <w:jc w:val="both"/>
       </w:pPr>
@@ -129,7 +141,7 @@
         <w:rPr>
           <w:vertAlign w:val="superscript"/>
         </w:rPr>
-        <w:instrText xml:space="preserve"> REF _Ref2 \h </w:instrText>
+        <w:instrText xml:space="preserve"> REF _Ref1 \h </w:instrText>
       </w:r>
       <w:r>
         <w:rPr>
@@ -141,7 +153,7 @@
         <w:rPr>
           <w:vertAlign w:val="superscript"/>
         </w:rPr>
-        <w:t>2</w:t>
+        <w:t>1</w:t>
       </w:r>
       <w:r>
         <w:rPr>
@@ -166,7 +178,7 @@
         <w:rPr>
           <w:vertAlign w:val="superscript"/>
         </w:rPr>
-        <w:instrText xml:space="preserve"> REF _Ref3 \h </w:instrText>
+        <w:instrText xml:space="preserve"> REF _Ref2 \h </w:instrText>
       </w:r>
       <w:r>
         <w:rPr>
@@ -178,7 +190,7 @@
         <w:rPr>
           <w:vertAlign w:val="superscript"/>
         </w:rPr>
-        <w:t>3</w:t>
+        <w:t>2</w:t>
       </w:r>
       <w:r>
         <w:rPr>
@@ -216,7 +228,7 @@
         <w:rPr>
           <w:vertAlign w:val="superscript"/>
         </w:rPr>
-        <w:instrText xml:space="preserve"> REF _Ref9 \h </w:instrText>
+        <w:instrText xml:space="preserve"> REF _Ref3 \h </w:instrText>
       </w:r>
       <w:r>
         <w:rPr>
@@ -228,7 +240,7 @@
         <w:rPr>
           <w:vertAlign w:val="superscript"/>
         </w:rPr>
-        <w:t>9</w:t>
+        <w:t>3</w:t>
       </w:r>
       <w:r>
         <w:rPr>
@@ -252,7 +264,7 @@
     </w:p>
     <w:p>
       <w:pPr>
-        <w:spacing w:after="20" w:line="254" w:lineRule="auto"/>
+        <w:spacing w:line="254" w:lineRule="auto" w:after="20"/>
         <w:ind w:firstLine="400"/>
         <w:jc w:val="both"/>
       </w:pPr>
@@ -279,7 +291,7 @@
         <w:rPr>
           <w:vertAlign w:val="superscript"/>
         </w:rPr>
-        <w:instrText xml:space="preserve"> REF _Ref2 \h </w:instrText>
+        <w:instrText xml:space="preserve"> REF _Ref1 \h </w:instrText>
       </w:r>
       <w:r>
         <w:rPr>
@@ -291,7 +303,7 @@
         <w:rPr>
           <w:vertAlign w:val="superscript"/>
         </w:rPr>
-        <w:t>2</w:t>
+        <w:t>1</w:t>
       </w:r>
       <w:r>
         <w:rPr>
@@ -316,7 +328,7 @@
         <w:rPr>
           <w:vertAlign w:val="superscript"/>
         </w:rPr>
-        <w:instrText xml:space="preserve"> REF _Ref3 \h </w:instrText>
+        <w:instrText xml:space="preserve"> REF _Ref2 \h </w:instrText>
       </w:r>
       <w:r>
         <w:rPr>
@@ -328,7 +340,7 @@
         <w:rPr>
           <w:vertAlign w:val="superscript"/>
         </w:rPr>
-        <w:t>3</w:t>
+        <w:t>2</w:t>
       </w:r>
       <w:r>
         <w:rPr>
@@ -366,7 +378,7 @@
         <w:rPr>
           <w:vertAlign w:val="superscript"/>
         </w:rPr>
-        <w:instrText xml:space="preserve"> REF _Ref1 \h </w:instrText>
+        <w:instrText xml:space="preserve"> REF _Ref4 \h </w:instrText>
       </w:r>
       <w:r>
         <w:rPr>
@@ -378,7 +390,7 @@
         <w:rPr>
           <w:vertAlign w:val="superscript"/>
         </w:rPr>
-        <w:t>1</w:t>
+        <w:t>4</w:t>
       </w:r>
       <w:r>
         <w:rPr>
@@ -402,7 +414,7 @@
     </w:p>
     <w:p>
       <w:pPr>
-        <w:spacing w:after="20" w:line="254" w:lineRule="auto"/>
+        <w:spacing w:line="254" w:lineRule="auto" w:after="20"/>
         <w:ind w:firstLine="400"/>
         <w:jc w:val="both"/>
       </w:pPr>
@@ -429,7 +441,7 @@
         <w:rPr>
           <w:vertAlign w:val="superscript"/>
         </w:rPr>
-        <w:instrText xml:space="preserve"> REF _Ref4 \h </w:instrText>
+        <w:instrText xml:space="preserve"> REF _Ref5 \h </w:instrText>
       </w:r>
       <w:r>
         <w:rPr>
@@ -441,7 +453,7 @@
         <w:rPr>
           <w:vertAlign w:val="superscript"/>
         </w:rPr>
-        <w:t>4</w:t>
+        <w:t>5</w:t>
       </w:r>
       <w:r>
         <w:rPr>
@@ -466,7 +478,7 @@
         <w:rPr>
           <w:vertAlign w:val="superscript"/>
         </w:rPr>
-        <w:instrText xml:space="preserve"> REF _Ref5 \h </w:instrText>
+        <w:instrText xml:space="preserve"> REF _Ref6 \h </w:instrText>
       </w:r>
       <w:r>
         <w:rPr>
@@ -478,7 +490,7 @@
         <w:rPr>
           <w:vertAlign w:val="superscript"/>
         </w:rPr>
-        <w:t>5</w:t>
+        <w:t>6</w:t>
       </w:r>
       <w:r>
         <w:rPr>
@@ -516,7 +528,7 @@
         <w:rPr>
           <w:vertAlign w:val="superscript"/>
         </w:rPr>
-        <w:instrText xml:space="preserve"> REF _Ref1 \h </w:instrText>
+        <w:instrText xml:space="preserve"> REF _Ref4 \h </w:instrText>
       </w:r>
       <w:r>
         <w:rPr>
@@ -528,7 +540,7 @@
         <w:rPr>
           <w:vertAlign w:val="superscript"/>
         </w:rPr>
-        <w:t>1</w:t>
+        <w:t>4</w:t>
       </w:r>
       <w:r>
         <w:rPr>
@@ -653,7 +665,7 @@
         <w:rPr>
           <w:vertAlign w:val="superscript"/>
         </w:rPr>
-        <w:instrText xml:space="preserve"> REF _Ref6 \h </w:instrText>
+        <w:instrText xml:space="preserve"> REF _Ref9 \h </w:instrText>
       </w:r>
       <w:r>
         <w:rPr>
@@ -665,7 +677,7 @@
         <w:rPr>
           <w:vertAlign w:val="superscript"/>
         </w:rPr>
-        <w:t>6</w:t>
+        <w:t>9</w:t>
       </w:r>
       <w:r>
         <w:rPr>
@@ -765,7 +777,7 @@
     </w:p>
     <w:p>
       <w:pPr>
-        <w:spacing w:after="20" w:line="254" w:lineRule="auto"/>
+        <w:spacing w:line="254" w:lineRule="auto" w:after="20"/>
         <w:ind w:firstLine="400"/>
         <w:jc w:val="both"/>
       </w:pPr>
@@ -830,7 +842,7 @@
     </w:p>
     <w:p>
       <w:pPr>
-        <w:spacing w:after="20" w:line="254" w:lineRule="auto"/>
+        <w:spacing w:line="254" w:lineRule="auto" w:after="20"/>
         <w:ind w:firstLine="400"/>
         <w:jc w:val="both"/>
       </w:pPr>
@@ -852,24 +864,27 @@
             </m:e>
             <m:sub>
               <m:r>
+                <m:rPr>
+                  <m:sty m:val="p"/>
+                </m:rPr>
                 <m:t xml:space="preserve">i</m:t>
               </m:r>
             </m:sub>
           </m:sSub>
           <m:r>
-            <m:t xml:space="preserve"> = 2</m:t>
-          </m:r>
-          <m:r>
-            <m:t xml:space="preserve">π</m:t>
+            <m:t xml:space="preserve"> = 2π</m:t>
           </m:r>
           <m:sSub>
             <m:e>
               <m:r>
-                <m:t xml:space="preserve"> n</m:t>
+                <m:t xml:space="preserve">n</m:t>
               </m:r>
             </m:e>
             <m:sub>
               <m:r>
+                <m:rPr>
+                  <m:sty m:val="p"/>
+                </m:rPr>
                 <m:t xml:space="preserve">i</m:t>
               </m:r>
             </m:sub>
@@ -877,17 +892,20 @@
           <m:sSub>
             <m:e>
               <m:r>
-                <m:t xml:space="preserve"> d</m:t>
+                <m:t xml:space="preserve">d</m:t>
               </m:r>
             </m:e>
             <m:sub>
               <m:r>
+                <m:rPr>
+                  <m:sty m:val="p"/>
+                </m:rPr>
                 <m:t xml:space="preserve">i</m:t>
               </m:r>
             </m:sub>
           </m:sSub>
           <m:r>
-            <m:t xml:space="preserve"> / </m:t>
+            <m:t xml:space="preserve">/</m:t>
           </m:r>
           <m:r>
             <m:t xml:space="preserve">λ</m:t>
@@ -897,7 +915,7 @@
     </w:p>
     <w:p>
       <w:pPr>
-        <w:spacing w:after="20" w:line="254" w:lineRule="auto"/>
+        <w:spacing w:line="254" w:lineRule="auto" w:after="20"/>
         <w:ind w:firstLine="400"/>
         <w:jc w:val="both"/>
       </w:pPr>
@@ -927,6 +945,9 @@
             </m:sub>
           </m:sSub>
           <m:r>
+            <m:rPr>
+              <m:sty m:val="p"/>
+            </m:rPr>
             <m:t xml:space="preserve"> = </m:t>
           </m:r>
           <m:d>
@@ -938,9 +959,9 @@
                   <m:e>
                     <m:r>
                       <m:rPr>
-                        <m:nor/>
+                        <m:sty m:val="p"/>
                       </m:rPr>
-                      <m:t xml:space="preserve">cos</m:t>
+                      <m:t xml:space="preserve">cos </m:t>
                     </m:r>
                     <m:sSub>
                       <m:e>
@@ -963,13 +984,13 @@
                       <m:rPr>
                         <m:sty m:val="p"/>
                       </m:rPr>
-                      <m:t xml:space="preserve">i</m:t>
+                      <m:t xml:space="preserve">i </m:t>
                     </m:r>
                     <m:r>
                       <m:rPr>
-                        <m:nor/>
+                        <m:sty m:val="p"/>
                       </m:rPr>
-                      <m:t xml:space="preserve">sin</m:t>
+                      <m:t xml:space="preserve">sin </m:t>
                     </m:r>
                     <m:sSub>
                       <m:e>
@@ -987,6 +1008,9 @@
                       </m:sub>
                     </m:sSub>
                     <m:r>
+                      <m:rPr>
+                        <m:sty m:val="p"/>
+                      </m:rPr>
                       <m:t xml:space="preserve">/</m:t>
                     </m:r>
                     <m:sSub>
@@ -1012,7 +1036,7 @@
                       <m:rPr>
                         <m:sty m:val="p"/>
                       </m:rPr>
-                      <m:t xml:space="preserve">i</m:t>
+                      <m:t xml:space="preserve">i </m:t>
                     </m:r>
                     <m:sSub>
                       <m:e>
@@ -1031,9 +1055,15 @@
                     </m:sSub>
                     <m:r>
                       <m:rPr>
-                        <m:nor/>
+                        <m:sty m:val="p"/>
                       </m:rPr>
-                      <m:t xml:space="preserve">sin</m:t>
+                      <m:t xml:space="preserve"> </m:t>
+                    </m:r>
+                    <m:r>
+                      <m:rPr>
+                        <m:sty m:val="p"/>
+                      </m:rPr>
+                      <m:t xml:space="preserve">sin </m:t>
                     </m:r>
                     <m:sSub>
                       <m:e>
@@ -1054,9 +1084,9 @@
                   <m:e>
                     <m:r>
                       <m:rPr>
-                        <m:nor/>
+                        <m:sty m:val="p"/>
                       </m:rPr>
-                      <m:t xml:space="preserve">cos</m:t>
+                      <m:t xml:space="preserve">cos </m:t>
                     </m:r>
                     <m:sSub>
                       <m:e>
@@ -1083,7 +1113,7 @@
     </w:p>
     <w:p>
       <w:pPr>
-        <w:spacing w:after="20" w:line="254" w:lineRule="auto"/>
+        <w:spacing w:line="254" w:lineRule="auto" w:after="20"/>
         <w:ind w:firstLine="400"/>
         <w:jc w:val="both"/>
       </w:pPr>
@@ -1136,7 +1166,7 @@
         <w:rPr>
           <w:vertAlign w:val="superscript"/>
         </w:rPr>
-        <w:instrText xml:space="preserve"> REF _Ref2 \h </w:instrText>
+        <w:instrText xml:space="preserve"> REF _Ref1 \h </w:instrText>
       </w:r>
       <w:r>
         <w:rPr>
@@ -1148,7 +1178,7 @@
         <w:rPr>
           <w:vertAlign w:val="superscript"/>
         </w:rPr>
-        <w:t>2</w:t>
+        <w:t>1</w:t>
       </w:r>
       <w:r>
         <w:rPr>
@@ -1173,7 +1203,7 @@
         <w:rPr>
           <w:vertAlign w:val="superscript"/>
         </w:rPr>
-        <w:instrText xml:space="preserve"> REF _Ref3 \h </w:instrText>
+        <w:instrText xml:space="preserve"> REF _Ref2 \h </w:instrText>
       </w:r>
       <w:r>
         <w:rPr>
@@ -1185,7 +1215,7 @@
         <w:rPr>
           <w:vertAlign w:val="superscript"/>
         </w:rPr>
-        <w:t>3</w:t>
+        <w:t>2</w:t>
       </w:r>
       <w:r>
         <w:rPr>
@@ -1211,34 +1241,19 @@
       <m:oMathPara>
         <m:oMath>
           <m:r>
-            <m:t xml:space="preserve">[</m:t>
+            <m:rPr>
+              <m:sty m:val="p"/>
+            </m:rPr>
+            <m:t xml:space="preserve">[B; C] = </m:t>
           </m:r>
           <m:r>
-            <m:t xml:space="preserve">B;</m:t>
+            <m:t xml:space="preserve">M</m:t>
           </m:r>
           <m:r>
-            <m:t xml:space="preserve"> </m:t>
-          </m:r>
-          <m:r>
-            <m:t xml:space="preserve">C</m:t>
-          </m:r>
-          <m:r>
-            <m:t xml:space="preserve">]</m:t>
-          </m:r>
-          <m:r>
-            <m:t xml:space="preserve"> = M</m:t>
-          </m:r>
-          <m:r>
-            <m:t xml:space="preserve"> </m:t>
-          </m:r>
-          <m:r>
-            <m:t xml:space="preserve">[</m:t>
-          </m:r>
-          <m:r>
-            <m:t xml:space="preserve">1;</m:t>
-          </m:r>
-          <m:r>
-            <m:t xml:space="preserve"> </m:t>
+            <m:rPr>
+              <m:sty m:val="p"/>
+            </m:rPr>
+            <m:t xml:space="preserve"> [1; </m:t>
           </m:r>
           <m:sSub>
             <m:e>
@@ -1248,27 +1263,60 @@
             </m:e>
             <m:sub>
               <m:r>
+                <m:rPr>
+                  <m:sty m:val="p"/>
+                </m:rPr>
                 <m:t xml:space="preserve">s</m:t>
               </m:r>
             </m:sub>
           </m:sSub>
           <m:r>
+            <m:rPr>
+              <m:sty m:val="p"/>
+            </m:rPr>
             <m:t xml:space="preserve">]</m:t>
           </m:r>
           <m:r>
-            <m:t xml:space="preserve">,</m:t>
+            <m:rPr>
+              <m:sty m:val="p"/>
+            </m:rPr>
+            <m:t xml:space="preserve">,   </m:t>
           </m:r>
           <m:r>
-            <m:t xml:space="preserve"> </m:t>
+            <m:t xml:space="preserve">Y</m:t>
           </m:r>
           <m:r>
-            <m:t xml:space="preserve"> Y = C/B,</m:t>
+            <m:rPr>
+              <m:sty m:val="p"/>
+            </m:rPr>
+            <m:t xml:space="preserve"> = </m:t>
           </m:r>
           <m:r>
-            <m:t xml:space="preserve"> </m:t>
+            <m:t xml:space="preserve">C</m:t>
           </m:r>
           <m:r>
-            <m:t xml:space="preserve"> r = </m:t>
+            <m:rPr>
+              <m:sty m:val="p"/>
+            </m:rPr>
+            <m:t xml:space="preserve">/</m:t>
+          </m:r>
+          <m:r>
+            <m:t xml:space="preserve">B</m:t>
+          </m:r>
+          <m:r>
+            <m:rPr>
+              <m:sty m:val="p"/>
+            </m:rPr>
+            <m:t xml:space="preserve">,   </m:t>
+          </m:r>
+          <m:r>
+            <m:t xml:space="preserve">r</m:t>
+          </m:r>
+          <m:r>
+            <m:rPr>
+              <m:sty m:val="p"/>
+            </m:rPr>
+            <m:t xml:space="preserve"> = </m:t>
           </m:r>
           <m:f>
             <m:num>
@@ -1280,12 +1328,21 @@
                 </m:e>
                 <m:sub>
                   <m:r>
+                    <m:rPr>
+                      <m:sty m:val="p"/>
+                    </m:rPr>
                     <m:t xml:space="preserve">0</m:t>
                   </m:r>
                 </m:sub>
               </m:sSub>
               <m:r>
-                <m:t xml:space="preserve"> - Y</m:t>
+                <m:rPr>
+                  <m:sty m:val="p"/>
+                </m:rPr>
+                <m:t xml:space="preserve"> − </m:t>
+              </m:r>
+              <m:r>
+                <m:t xml:space="preserve">Y</m:t>
               </m:r>
             </m:num>
             <m:den>
@@ -1297,29 +1354,58 @@
                 </m:e>
                 <m:sub>
                   <m:r>
+                    <m:rPr>
+                      <m:sty m:val="p"/>
+                    </m:rPr>
                     <m:t xml:space="preserve">0</m:t>
                   </m:r>
                 </m:sub>
               </m:sSub>
               <m:r>
-                <m:t xml:space="preserve"> + Y</m:t>
+                <m:rPr>
+                  <m:sty m:val="p"/>
+                </m:rPr>
+                <m:t xml:space="preserve"> + </m:t>
+              </m:r>
+              <m:r>
+                <m:t xml:space="preserve">Y</m:t>
               </m:r>
             </m:den>
           </m:f>
           <m:r>
-            <m:t xml:space="preserve">,</m:t>
+            <m:rPr>
+              <m:sty m:val="p"/>
+            </m:rPr>
+            <m:t xml:space="preserve">,   </m:t>
           </m:r>
           <m:r>
-            <m:t xml:space="preserve"> </m:t>
+            <m:t xml:space="preserve">R</m:t>
+          </m:r>
+          <m:r>
+            <m:rPr>
+              <m:sty m:val="p"/>
+            </m:rPr>
+            <m:t xml:space="preserve"> = </m:t>
           </m:r>
           <m:sSup>
             <m:e>
-              <m:r>
-                <m:t xml:space="preserve"> R = |r|</m:t>
-              </m:r>
+              <m:d>
+                <m:dPr>
+                  <m:begChr m:val="|"/>
+                  <m:endChr m:val="|"/>
+                </m:dPr>
+                <m:e>
+                  <m:r>
+                    <m:t xml:space="preserve">r</m:t>
+                  </m:r>
+                </m:e>
+              </m:d>
             </m:e>
             <m:sup>
               <m:r>
+                <m:rPr>
+                  <m:sty m:val="p"/>
+                </m:rPr>
                 <m:t xml:space="preserve">2</m:t>
               </m:r>
             </m:sup>
@@ -1329,7 +1415,7 @@
     </w:p>
     <w:p>
       <w:pPr>
-        <w:spacing w:after="20" w:line="254" w:lineRule="auto"/>
+        <w:spacing w:line="254" w:lineRule="auto" w:after="20"/>
         <w:ind w:firstLine="400"/>
         <w:jc w:val="both"/>
       </w:pPr>
@@ -1342,7 +1428,7 @@
     </w:p>
     <w:p>
       <w:pPr>
-        <w:spacing w:after="20" w:line="254" w:lineRule="auto"/>
+        <w:spacing w:line="254" w:lineRule="auto" w:after="20"/>
         <w:ind w:firstLine="400"/>
         <w:jc w:val="both"/>
       </w:pPr>
@@ -1357,13 +1443,13 @@
       <m:oMathPara>
         <m:oMath>
           <m:r>
-            <m:t xml:space="preserve">Y </m:t>
+            <m:t xml:space="preserve">Y</m:t>
           </m:r>
           <m:r>
-            <m:t xml:space="preserve">←</m:t>
-          </m:r>
-          <m:r>
-            <m:t xml:space="preserve"> </m:t>
+            <m:rPr>
+              <m:sty m:val="p"/>
+            </m:rPr>
+            <m:t xml:space="preserve"> ← </m:t>
           </m:r>
           <m:f>
             <m:num>
@@ -1372,33 +1458,27 @@
               </m:r>
               <m:r>
                 <m:rPr>
-                  <m:nor/>
+                  <m:sty m:val="p"/>
                 </m:rPr>
-                <m:t xml:space="preserve">cos</m:t>
+                <m:t xml:space="preserve"> cos </m:t>
               </m:r>
               <m:r>
                 <m:t xml:space="preserve">δ</m:t>
               </m:r>
               <m:r>
-                <m:t xml:space="preserve"> + </m:t>
-              </m:r>
-              <m:r>
                 <m:rPr>
                   <m:sty m:val="p"/>
                 </m:rPr>
-                <m:t xml:space="preserve">i</m:t>
-              </m:r>
-              <m:r>
-                <m:t xml:space="preserve"> </m:t>
+                <m:t xml:space="preserve"> + i </m:t>
               </m:r>
               <m:r>
                 <m:t xml:space="preserve">η</m:t>
               </m:r>
               <m:r>
                 <m:rPr>
-                  <m:nor/>
+                  <m:sty m:val="p"/>
                 </m:rPr>
-                <m:t xml:space="preserve">sin</m:t>
+                <m:t xml:space="preserve"> sin </m:t>
               </m:r>
               <m:r>
                 <m:t xml:space="preserve">δ</m:t>
@@ -1407,39 +1487,44 @@
             <m:den>
               <m:r>
                 <m:rPr>
-                  <m:nor/>
+                  <m:sty m:val="p"/>
                 </m:rPr>
-                <m:t xml:space="preserve">cos</m:t>
+                <m:t xml:space="preserve">cos </m:t>
               </m:r>
               <m:r>
                 <m:t xml:space="preserve">δ</m:t>
               </m:r>
               <m:r>
-                <m:t xml:space="preserve"> + </m:t>
+                <m:rPr>
+                  <m:sty m:val="p"/>
+                </m:rPr>
+                <m:t xml:space="preserve"> + i </m:t>
               </m:r>
+              <m:d>
+                <m:dPr>
+                  <m:begChr m:val="("/>
+                  <m:endChr m:val=")"/>
+                </m:dPr>
+                <m:e>
+                  <m:r>
+                    <m:t xml:space="preserve">Y</m:t>
+                  </m:r>
+                  <m:r>
+                    <m:rPr>
+                      <m:sty m:val="p"/>
+                    </m:rPr>
+                    <m:t xml:space="preserve">/</m:t>
+                  </m:r>
+                  <m:r>
+                    <m:t xml:space="preserve">η</m:t>
+                  </m:r>
+                </m:e>
+              </m:d>
               <m:r>
                 <m:rPr>
                   <m:sty m:val="p"/>
                 </m:rPr>
-                <m:t xml:space="preserve">i</m:t>
-              </m:r>
-              <m:r>
-                <m:t xml:space="preserve"> </m:t>
-              </m:r>
-              <m:r>
-                <m:t xml:space="preserve">(Y/</m:t>
-              </m:r>
-              <m:r>
-                <m:t xml:space="preserve">η</m:t>
-              </m:r>
-              <m:r>
-                <m:t xml:space="preserve">)</m:t>
-              </m:r>
-              <m:r>
-                <m:rPr>
-                  <m:nor/>
-                </m:rPr>
-                <m:t xml:space="preserve">sin</m:t>
+                <m:t xml:space="preserve"> sin </m:t>
               </m:r>
               <m:r>
                 <m:t xml:space="preserve">δ</m:t>
@@ -1451,7 +1536,7 @@
     </w:p>
     <w:p>
       <w:pPr>
-        <w:spacing w:after="20" w:line="254" w:lineRule="auto"/>
+        <w:spacing w:line="254" w:lineRule="auto" w:after="20"/>
         <w:ind w:firstLine="400"/>
         <w:jc w:val="both"/>
       </w:pPr>
@@ -1561,7 +1646,7 @@
     </w:p>
     <w:p>
       <w:pPr>
-        <w:spacing w:after="20" w:line="254" w:lineRule="auto"/>
+        <w:spacing w:line="254" w:lineRule="auto" w:after="20"/>
         <w:ind w:firstLine="400"/>
         <w:jc w:val="both"/>
       </w:pPr>
@@ -1569,7 +1654,7 @@
         <w:rPr>
           <w:sz w:val="20"/>
         </w:rPr>
-        <w:t>光谱，虚线为 λ_target = 480 nm；(c) 5000 组样本在目标波长处的反射率分布，橙色虚线为解析上限。</w:t>
+        <w:t>光谱，虚线为 λ_target = 480 nm；(c) 5000 组样本在目标波长处的反射率分布，橙色虚线为物理上限。</w:t>
       </w:r>
     </w:p>
     <w:p>
@@ -1583,7 +1668,7 @@
     </w:p>
     <w:p>
       <w:pPr>
-        <w:spacing w:after="20" w:line="254" w:lineRule="auto"/>
+        <w:spacing w:line="254" w:lineRule="auto" w:after="20"/>
         <w:ind w:firstLine="400"/>
         <w:jc w:val="both"/>
       </w:pPr>
@@ -1605,7 +1690,7 @@
     </w:p>
     <w:p>
       <w:pPr>
-        <w:spacing w:after="20" w:line="254" w:lineRule="auto"/>
+        <w:spacing w:line="254" w:lineRule="auto" w:after="20"/>
         <w:ind w:firstLine="400"/>
         <w:jc w:val="both"/>
       </w:pPr>
@@ -1627,7 +1712,7 @@
     </w:p>
     <w:p>
       <w:pPr>
-        <w:spacing w:after="20" w:line="254" w:lineRule="auto"/>
+        <w:spacing w:line="254" w:lineRule="auto" w:after="20"/>
         <w:ind w:firstLine="400"/>
         <w:jc w:val="both"/>
       </w:pPr>
@@ -1635,7 +1720,7 @@
         <w:rPr>
           <w:sz w:val="20"/>
         </w:rPr>
-        <w:t>MLP 输入为归一化到 [0, 1] 的四层膜厚 (d − 40)/140，输出为 41 点反射率。结构为 4–128–128–64–41，隐藏层用 ReLU，输出层线性，参数量约 2.7×10⁴。损失为均方误差（MSE），优化器 Adam（学习率 3×10⁻³，批大小 256），最多训练 4000 轮，以验证集损失早停（耐心 400 轮）并取验证集最优权重。数组运算与自动微分分别由 NumPy</w:t>
+        <w:t>MLP 输入为归一化到 [0, 1] 的四层膜厚 (d − 40)/140，输出为 41 点反射率。结构为 4–128–128–64–41，隐藏层用 ReLU，输出层线性，参数量约 2.8×10⁴。损失为均方误差（MSE），优化器 Adam（学习率 3×10⁻³，批大小 256），最多训练 4000 轮，以验证集损失早停（耐心 400 轮）并取验证集最优权重。数组运算与自动微分分别由 NumPy</w:t>
       </w:r>
       <w:r>
         <w:rPr>
@@ -1654,7 +1739,7 @@
         <w:rPr>
           <w:vertAlign w:val="superscript"/>
         </w:rPr>
-        <w:instrText xml:space="preserve"> REF _Ref11 \h </w:instrText>
+        <w:instrText xml:space="preserve"> REF _Ref10 \h </w:instrText>
       </w:r>
       <w:r>
         <w:rPr>
@@ -1666,7 +1751,7 @@
         <w:rPr>
           <w:vertAlign w:val="superscript"/>
         </w:rPr>
-        <w:t>11</w:t>
+        <w:t>10</w:t>
       </w:r>
       <w:r>
         <w:rPr>
@@ -1704,7 +1789,7 @@
         <w:rPr>
           <w:vertAlign w:val="superscript"/>
         </w:rPr>
-        <w:instrText xml:space="preserve"> REF _Ref12 \h </w:instrText>
+        <w:instrText xml:space="preserve"> REF _Ref11 \h </w:instrText>
       </w:r>
       <w:r>
         <w:rPr>
@@ -1716,7 +1801,7 @@
         <w:rPr>
           <w:vertAlign w:val="superscript"/>
         </w:rPr>
-        <w:t>12</w:t>
+        <w:t>11</w:t>
       </w:r>
       <w:r>
         <w:rPr>
@@ -1807,7 +1892,7 @@
     </w:p>
     <w:p>
       <w:pPr>
-        <w:spacing w:after="20" w:line="254" w:lineRule="auto"/>
+        <w:spacing w:line="254" w:lineRule="auto" w:after="20"/>
         <w:ind w:firstLine="400"/>
         <w:jc w:val="both"/>
       </w:pPr>
@@ -1829,7 +1914,7 @@
     </w:p>
     <w:p>
       <w:pPr>
-        <w:spacing w:after="20" w:line="254" w:lineRule="auto"/>
+        <w:spacing w:line="254" w:lineRule="auto" w:after="20"/>
         <w:ind w:firstLine="400"/>
         <w:jc w:val="both"/>
       </w:pPr>
@@ -1860,7 +1945,7 @@
     </w:p>
     <w:p>
       <w:pPr>
-        <w:spacing w:after="20" w:line="254" w:lineRule="auto"/>
+        <w:spacing w:line="254" w:lineRule="auto" w:after="20"/>
         <w:ind w:firstLine="400"/>
         <w:jc w:val="both"/>
       </w:pPr>
@@ -1931,7 +2016,7 @@
     </w:p>
     <w:p>
       <w:pPr>
-        <w:spacing w:after="20" w:line="254" w:lineRule="auto"/>
+        <w:spacing w:line="254" w:lineRule="auto" w:after="20"/>
         <w:ind w:firstLine="400"/>
         <w:jc w:val="both"/>
       </w:pPr>
@@ -2002,7 +2087,7 @@
     </w:p>
     <w:p>
       <w:pPr>
-        <w:spacing w:after="20" w:line="254" w:lineRule="auto"/>
+        <w:spacing w:line="254" w:lineRule="auto" w:after="20"/>
         <w:ind w:firstLine="400"/>
         <w:jc w:val="both"/>
       </w:pPr>
@@ -2024,7 +2109,7 @@
     </w:p>
     <w:p>
       <w:pPr>
-        <w:spacing w:after="20" w:line="254" w:lineRule="auto"/>
+        <w:spacing w:line="254" w:lineRule="auto" w:after="20"/>
         <w:ind w:firstLine="400"/>
         <w:jc w:val="both"/>
       </w:pPr>
@@ -2104,7 +2189,7 @@
     </w:p>
     <w:p>
       <w:pPr>
-        <w:spacing w:after="20" w:line="254" w:lineRule="auto"/>
+        <w:spacing w:line="254" w:lineRule="auto" w:after="20"/>
         <w:ind w:firstLine="400"/>
         <w:jc w:val="both"/>
       </w:pPr>
@@ -2117,7 +2202,7 @@
     </w:p>
     <w:p>
       <w:pPr>
-        <w:spacing w:after="20" w:line="254" w:lineRule="auto"/>
+        <w:spacing w:line="254" w:lineRule="auto" w:after="20"/>
         <w:ind w:firstLine="400"/>
         <w:jc w:val="both"/>
       </w:pPr>
@@ -2130,7 +2215,7 @@
     </w:p>
     <w:p>
       <w:pPr>
-        <w:spacing w:after="20" w:line="254" w:lineRule="auto"/>
+        <w:spacing w:line="254" w:lineRule="auto" w:after="20"/>
         <w:ind w:firstLine="400"/>
         <w:jc w:val="both"/>
       </w:pPr>
@@ -2143,7 +2228,7 @@
     </w:p>
     <w:p>
       <w:pPr>
-        <w:spacing w:after="20" w:line="254" w:lineRule="auto"/>
+        <w:spacing w:line="254" w:lineRule="auto" w:after="20"/>
         <w:ind w:firstLine="400"/>
         <w:jc w:val="both"/>
       </w:pPr>
@@ -2156,7 +2241,7 @@
     </w:p>
     <w:p>
       <w:pPr>
-        <w:spacing w:after="20" w:line="254" w:lineRule="auto"/>
+        <w:spacing w:line="254" w:lineRule="auto" w:after="20"/>
         <w:ind w:firstLine="400"/>
         <w:jc w:val="both"/>
       </w:pPr>
@@ -2227,7 +2312,7 @@
     </w:p>
     <w:p>
       <w:pPr>
-        <w:spacing w:after="20" w:line="254" w:lineRule="auto"/>
+        <w:spacing w:line="254" w:lineRule="auto" w:after="20"/>
         <w:ind w:firstLine="400"/>
         <w:jc w:val="both"/>
       </w:pPr>
@@ -2249,7 +2334,7 @@
     </w:p>
     <w:p>
       <w:pPr>
-        <w:spacing w:after="20" w:line="254" w:lineRule="auto"/>
+        <w:spacing w:line="254" w:lineRule="auto" w:after="20"/>
         <w:ind w:firstLine="400"/>
         <w:jc w:val="both"/>
       </w:pPr>
@@ -2262,7 +2347,7 @@
     </w:p>
     <w:p>
       <w:pPr>
-        <w:spacing w:after="20" w:line="254" w:lineRule="auto"/>
+        <w:spacing w:line="254" w:lineRule="auto" w:after="20"/>
         <w:ind w:firstLine="400"/>
         <w:jc w:val="both"/>
       </w:pPr>
@@ -2283,7 +2368,7 @@
       <w:r>
         <w:drawing>
           <wp:inline xmlns:a="http://schemas.openxmlformats.org/drawingml/2006/main" xmlns:pic="http://schemas.openxmlformats.org/drawingml/2006/picture">
-            <wp:extent cx="4821936" cy="1307592"/>
+            <wp:extent cx="4821936" cy="1554480"/>
             <wp:docPr id="8" name="Picture 8"/>
             <wp:cNvGraphicFramePr>
               <a:graphicFrameLocks noChangeAspect="1"/>
@@ -2304,7 +2389,7 @@
                   <pic:spPr>
                     <a:xfrm>
                       <a:off x="0" y="0"/>
-                      <a:ext cx="4821936" cy="1307592"/>
+                      <a:ext cx="4821936" cy="1554480"/>
                     </a:xfrm>
                     <a:prstGeom prst="rect"/>
                   </pic:spPr>
@@ -2328,12 +2413,12 @@
         <w:rPr>
           <w:sz w:val="17"/>
         </w:rPr>
-        <w:t xml:space="preserve"> 代表性失败案例：(a) 最大误差样本（膜厚 179.9, 158.6, 147.6, 73.5 nm）的 TMM 与 MLP 光谱；</w:t>
+        <w:t xml:space="preserve"> 代表性失败案例：(a) 最大误差样本（膜厚 179.9, 158.6, 147.6, 73.5 nm）的 TMM 与 MLP 光谱，</w:t>
       </w:r>
     </w:p>
     <w:p>
       <w:pPr>
-        <w:spacing w:after="20" w:line="254" w:lineRule="auto"/>
+        <w:spacing w:line="254" w:lineRule="auto" w:after="20"/>
         <w:ind w:firstLine="400"/>
         <w:jc w:val="both"/>
       </w:pPr>
@@ -2341,7 +2426,7 @@
         <w:rPr>
           <w:sz w:val="20"/>
         </w:rPr>
-        <w:t>(b) 逐样本误差与局部采样密度的关系。</w:t>
+        <w:t>插图为预测残差 ΔR；(b) 逐样本误差与局部采样密度的关系。</w:t>
       </w:r>
     </w:p>
     <w:p>
@@ -2366,12 +2451,12 @@
     </w:p>
     <w:tbl>
       <w:tblPr>
-        <w:tblW w:w="0" w:type="auto"/>
+        <w:tblW w:type="auto" w:w="0"/>
         <w:jc w:val="center"/>
-        <w:tblLook w:val="04A0" w:firstRow="1" w:lastRow="0" w:firstColumn="1" w:lastColumn="0" w:noHBand="0" w:noVBand="1"/>
+        <w:tblLook w:firstColumn="1" w:firstRow="1" w:lastColumn="0" w:lastRow="0" w:noHBand="0" w:noVBand="1" w:val="04A0"/>
         <w:tblBorders>
-          <w:top w:val="single" w:color="000000" w:sz="12"/>
-          <w:bottom w:val="single" w:color="000000" w:sz="12"/>
+          <w:top w:val="single" w:sz="12" w:color="000000"/>
+          <w:bottom w:val="single" w:sz="12" w:color="000000"/>
           <w:left w:val="none" w:sz="0"/>
           <w:right w:val="none" w:sz="0"/>
           <w:insideH w:val="none" w:sz="0"/>
@@ -2390,9 +2475,9 @@
       <w:tr>
         <w:tc>
           <w:tcPr>
-            <w:tcW w:w="1425" w:type="dxa"/>
+            <w:tcW w:type="dxa" w:w="1425"/>
             <w:tcBorders>
-              <w:bottom w:val="single" w:color="000000" w:sz="6"/>
+              <w:bottom w:val="single" w:sz="6" w:color="000000"/>
             </w:tcBorders>
           </w:tcPr>
           <w:p>
@@ -2411,9 +2496,9 @@
         </w:tc>
         <w:tc>
           <w:tcPr>
-            <w:tcW w:w="1425" w:type="dxa"/>
+            <w:tcW w:type="dxa" w:w="1425"/>
             <w:tcBorders>
-              <w:bottom w:val="single" w:color="000000" w:sz="6"/>
+              <w:bottom w:val="single" w:sz="6" w:color="000000"/>
             </w:tcBorders>
           </w:tcPr>
           <w:p>
@@ -2432,9 +2517,9 @@
         </w:tc>
         <w:tc>
           <w:tcPr>
-            <w:tcW w:w="1425" w:type="dxa"/>
+            <w:tcW w:type="dxa" w:w="1425"/>
             <w:tcBorders>
-              <w:bottom w:val="single" w:color="000000" w:sz="6"/>
+              <w:bottom w:val="single" w:sz="6" w:color="000000"/>
             </w:tcBorders>
           </w:tcPr>
           <w:p>
@@ -2453,9 +2538,9 @@
         </w:tc>
         <w:tc>
           <w:tcPr>
-            <w:tcW w:w="1425" w:type="dxa"/>
+            <w:tcW w:type="dxa" w:w="1425"/>
             <w:tcBorders>
-              <w:bottom w:val="single" w:color="000000" w:sz="6"/>
+              <w:bottom w:val="single" w:sz="6" w:color="000000"/>
             </w:tcBorders>
           </w:tcPr>
           <w:p>
@@ -2474,9 +2559,9 @@
         </w:tc>
         <w:tc>
           <w:tcPr>
-            <w:tcW w:w="1425" w:type="dxa"/>
+            <w:tcW w:type="dxa" w:w="1425"/>
             <w:tcBorders>
-              <w:bottom w:val="single" w:color="000000" w:sz="6"/>
+              <w:bottom w:val="single" w:sz="6" w:color="000000"/>
             </w:tcBorders>
           </w:tcPr>
           <w:p>
@@ -2495,9 +2580,9 @@
         </w:tc>
         <w:tc>
           <w:tcPr>
-            <w:tcW w:w="1425" w:type="dxa"/>
+            <w:tcW w:type="dxa" w:w="1425"/>
             <w:tcBorders>
-              <w:bottom w:val="single" w:color="000000" w:sz="6"/>
+              <w:bottom w:val="single" w:sz="6" w:color="000000"/>
             </w:tcBorders>
           </w:tcPr>
           <w:p>
@@ -2516,9 +2601,9 @@
         </w:tc>
         <w:tc>
           <w:tcPr>
-            <w:tcW w:w="1425" w:type="dxa"/>
+            <w:tcW w:type="dxa" w:w="1425"/>
             <w:tcBorders>
-              <w:bottom w:val="single" w:color="000000" w:sz="6"/>
+              <w:bottom w:val="single" w:sz="6" w:color="000000"/>
             </w:tcBorders>
           </w:tcPr>
           <w:p>
@@ -2539,7 +2624,7 @@
       <w:tr>
         <w:tc>
           <w:tcPr>
-            <w:tcW w:w="1425" w:type="dxa"/>
+            <w:tcW w:type="dxa" w:w="1425"/>
           </w:tcPr>
           <w:p>
             <w:pPr>
@@ -2556,7 +2641,7 @@
         </w:tc>
         <w:tc>
           <w:tcPr>
-            <w:tcW w:w="1425" w:type="dxa"/>
+            <w:tcW w:type="dxa" w:w="1425"/>
           </w:tcPr>
           <w:p>
             <w:pPr>
@@ -2573,7 +2658,7 @@
         </w:tc>
         <w:tc>
           <w:tcPr>
-            <w:tcW w:w="1425" w:type="dxa"/>
+            <w:tcW w:type="dxa" w:w="1425"/>
           </w:tcPr>
           <w:p>
             <w:pPr>
@@ -2590,7 +2675,7 @@
         </w:tc>
         <w:tc>
           <w:tcPr>
-            <w:tcW w:w="1425" w:type="dxa"/>
+            <w:tcW w:type="dxa" w:w="1425"/>
           </w:tcPr>
           <w:p>
             <w:pPr>
@@ -2607,7 +2692,7 @@
         </w:tc>
         <w:tc>
           <w:tcPr>
-            <w:tcW w:w="1425" w:type="dxa"/>
+            <w:tcW w:type="dxa" w:w="1425"/>
           </w:tcPr>
           <w:p>
             <w:pPr>
@@ -2624,7 +2709,7 @@
         </w:tc>
         <w:tc>
           <w:tcPr>
-            <w:tcW w:w="1425" w:type="dxa"/>
+            <w:tcW w:type="dxa" w:w="1425"/>
           </w:tcPr>
           <w:p>
             <w:pPr>
@@ -2641,7 +2726,7 @@
         </w:tc>
         <w:tc>
           <w:tcPr>
-            <w:tcW w:w="1425" w:type="dxa"/>
+            <w:tcW w:type="dxa" w:w="1425"/>
           </w:tcPr>
           <w:p>
             <w:pPr>
@@ -2660,7 +2745,7 @@
       <w:tr>
         <w:tc>
           <w:tcPr>
-            <w:tcW w:w="1425" w:type="dxa"/>
+            <w:tcW w:type="dxa" w:w="1425"/>
           </w:tcPr>
           <w:p>
             <w:pPr>
@@ -2677,7 +2762,7 @@
         </w:tc>
         <w:tc>
           <w:tcPr>
-            <w:tcW w:w="1425" w:type="dxa"/>
+            <w:tcW w:type="dxa" w:w="1425"/>
           </w:tcPr>
           <w:p>
             <w:pPr>
@@ -2694,7 +2779,7 @@
         </w:tc>
         <w:tc>
           <w:tcPr>
-            <w:tcW w:w="1425" w:type="dxa"/>
+            <w:tcW w:type="dxa" w:w="1425"/>
           </w:tcPr>
           <w:p>
             <w:pPr>
@@ -2711,7 +2796,7 @@
         </w:tc>
         <w:tc>
           <w:tcPr>
-            <w:tcW w:w="1425" w:type="dxa"/>
+            <w:tcW w:type="dxa" w:w="1425"/>
           </w:tcPr>
           <w:p>
             <w:pPr>
@@ -2728,7 +2813,7 @@
         </w:tc>
         <w:tc>
           <w:tcPr>
-            <w:tcW w:w="1425" w:type="dxa"/>
+            <w:tcW w:type="dxa" w:w="1425"/>
           </w:tcPr>
           <w:p>
             <w:pPr>
@@ -2745,7 +2830,7 @@
         </w:tc>
         <w:tc>
           <w:tcPr>
-            <w:tcW w:w="1425" w:type="dxa"/>
+            <w:tcW w:type="dxa" w:w="1425"/>
           </w:tcPr>
           <w:p>
             <w:pPr>
@@ -2762,7 +2847,7 @@
         </w:tc>
         <w:tc>
           <w:tcPr>
-            <w:tcW w:w="1425" w:type="dxa"/>
+            <w:tcW w:type="dxa" w:w="1425"/>
           </w:tcPr>
           <w:p>
             <w:pPr>
@@ -2781,7 +2866,7 @@
       <w:tr>
         <w:tc>
           <w:tcPr>
-            <w:tcW w:w="1425" w:type="dxa"/>
+            <w:tcW w:type="dxa" w:w="1425"/>
           </w:tcPr>
           <w:p>
             <w:pPr>
@@ -2798,7 +2883,7 @@
         </w:tc>
         <w:tc>
           <w:tcPr>
-            <w:tcW w:w="1425" w:type="dxa"/>
+            <w:tcW w:type="dxa" w:w="1425"/>
           </w:tcPr>
           <w:p>
             <w:pPr>
@@ -2815,7 +2900,7 @@
         </w:tc>
         <w:tc>
           <w:tcPr>
-            <w:tcW w:w="1425" w:type="dxa"/>
+            <w:tcW w:type="dxa" w:w="1425"/>
           </w:tcPr>
           <w:p>
             <w:pPr>
@@ -2832,7 +2917,7 @@
         </w:tc>
         <w:tc>
           <w:tcPr>
-            <w:tcW w:w="1425" w:type="dxa"/>
+            <w:tcW w:type="dxa" w:w="1425"/>
           </w:tcPr>
           <w:p>
             <w:pPr>
@@ -2849,7 +2934,7 @@
         </w:tc>
         <w:tc>
           <w:tcPr>
-            <w:tcW w:w="1425" w:type="dxa"/>
+            <w:tcW w:type="dxa" w:w="1425"/>
           </w:tcPr>
           <w:p>
             <w:pPr>
@@ -2866,7 +2951,7 @@
         </w:tc>
         <w:tc>
           <w:tcPr>
-            <w:tcW w:w="1425" w:type="dxa"/>
+            <w:tcW w:type="dxa" w:w="1425"/>
           </w:tcPr>
           <w:p>
             <w:pPr>
@@ -2883,7 +2968,7 @@
         </w:tc>
         <w:tc>
           <w:tcPr>
-            <w:tcW w:w="1425" w:type="dxa"/>
+            <w:tcW w:type="dxa" w:w="1425"/>
           </w:tcPr>
           <w:p>
             <w:pPr>
@@ -2902,7 +2987,7 @@
       <w:tr>
         <w:tc>
           <w:tcPr>
-            <w:tcW w:w="1425" w:type="dxa"/>
+            <w:tcW w:type="dxa" w:w="1425"/>
           </w:tcPr>
           <w:p>
             <w:pPr>
@@ -2919,7 +3004,7 @@
         </w:tc>
         <w:tc>
           <w:tcPr>
-            <w:tcW w:w="1425" w:type="dxa"/>
+            <w:tcW w:type="dxa" w:w="1425"/>
           </w:tcPr>
           <w:p>
             <w:pPr>
@@ -2936,7 +3021,7 @@
         </w:tc>
         <w:tc>
           <w:tcPr>
-            <w:tcW w:w="1425" w:type="dxa"/>
+            <w:tcW w:type="dxa" w:w="1425"/>
           </w:tcPr>
           <w:p>
             <w:pPr>
@@ -2953,7 +3038,7 @@
         </w:tc>
         <w:tc>
           <w:tcPr>
-            <w:tcW w:w="1425" w:type="dxa"/>
+            <w:tcW w:type="dxa" w:w="1425"/>
           </w:tcPr>
           <w:p>
             <w:pPr>
@@ -2970,7 +3055,7 @@
         </w:tc>
         <w:tc>
           <w:tcPr>
-            <w:tcW w:w="1425" w:type="dxa"/>
+            <w:tcW w:type="dxa" w:w="1425"/>
           </w:tcPr>
           <w:p>
             <w:pPr>
@@ -2987,7 +3072,7 @@
         </w:tc>
         <w:tc>
           <w:tcPr>
-            <w:tcW w:w="1425" w:type="dxa"/>
+            <w:tcW w:type="dxa" w:w="1425"/>
           </w:tcPr>
           <w:p>
             <w:pPr>
@@ -3004,7 +3089,7 @@
         </w:tc>
         <w:tc>
           <w:tcPr>
-            <w:tcW w:w="1425" w:type="dxa"/>
+            <w:tcW w:type="dxa" w:w="1425"/>
           </w:tcPr>
           <w:p>
             <w:pPr>
@@ -3023,7 +3108,7 @@
       <w:tr>
         <w:tc>
           <w:tcPr>
-            <w:tcW w:w="1425" w:type="dxa"/>
+            <w:tcW w:type="dxa" w:w="1425"/>
           </w:tcPr>
           <w:p>
             <w:pPr>
@@ -3040,7 +3125,7 @@
         </w:tc>
         <w:tc>
           <w:tcPr>
-            <w:tcW w:w="1425" w:type="dxa"/>
+            <w:tcW w:type="dxa" w:w="1425"/>
           </w:tcPr>
           <w:p>
             <w:pPr>
@@ -3057,7 +3142,7 @@
         </w:tc>
         <w:tc>
           <w:tcPr>
-            <w:tcW w:w="1425" w:type="dxa"/>
+            <w:tcW w:type="dxa" w:w="1425"/>
           </w:tcPr>
           <w:p>
             <w:pPr>
@@ -3074,7 +3159,7 @@
         </w:tc>
         <w:tc>
           <w:tcPr>
-            <w:tcW w:w="1425" w:type="dxa"/>
+            <w:tcW w:type="dxa" w:w="1425"/>
           </w:tcPr>
           <w:p>
             <w:pPr>
@@ -3091,7 +3176,7 @@
         </w:tc>
         <w:tc>
           <w:tcPr>
-            <w:tcW w:w="1425" w:type="dxa"/>
+            <w:tcW w:type="dxa" w:w="1425"/>
           </w:tcPr>
           <w:p>
             <w:pPr>
@@ -3108,7 +3193,7 @@
         </w:tc>
         <w:tc>
           <w:tcPr>
-            <w:tcW w:w="1425" w:type="dxa"/>
+            <w:tcW w:type="dxa" w:w="1425"/>
           </w:tcPr>
           <w:p>
             <w:pPr>
@@ -3125,7 +3210,7 @@
         </w:tc>
         <w:tc>
           <w:tcPr>
-            <w:tcW w:w="1425" w:type="dxa"/>
+            <w:tcW w:type="dxa" w:w="1425"/>
           </w:tcPr>
           <w:p>
             <w:pPr>
@@ -3153,7 +3238,7 @@
     </w:p>
     <w:p>
       <w:pPr>
-        <w:spacing w:after="20" w:line="254" w:lineRule="auto"/>
+        <w:spacing w:line="254" w:lineRule="auto" w:after="20"/>
         <w:ind w:firstLine="400"/>
         <w:jc w:val="both"/>
       </w:pPr>
@@ -3166,7 +3251,7 @@
     </w:p>
     <w:p>
       <w:pPr>
-        <w:spacing w:after="20" w:line="254" w:lineRule="auto"/>
+        <w:spacing w:line="254" w:lineRule="auto" w:after="20"/>
         <w:ind w:firstLine="400"/>
         <w:jc w:val="both"/>
       </w:pPr>
@@ -3193,7 +3278,7 @@
         <w:rPr>
           <w:vertAlign w:val="superscript"/>
         </w:rPr>
-        <w:instrText xml:space="preserve"> REF _Ref10 \h </w:instrText>
+        <w:instrText xml:space="preserve"> REF _Ref12 \h </w:instrText>
       </w:r>
       <w:r>
         <w:rPr>
@@ -3205,7 +3290,7 @@
         <w:rPr>
           <w:vertAlign w:val="superscript"/>
         </w:rPr>
-        <w:t>10</w:t>
+        <w:t>12</w:t>
       </w:r>
       <w:r>
         <w:rPr>
@@ -3229,7 +3314,7 @@
     </w:p>
     <w:p>
       <w:pPr>
-        <w:spacing w:after="20" w:line="254" w:lineRule="auto"/>
+        <w:spacing w:line="254" w:lineRule="auto" w:after="20"/>
         <w:ind w:firstLine="400"/>
         <w:jc w:val="both"/>
       </w:pPr>
@@ -3242,7 +3327,7 @@
     </w:p>
     <w:p>
       <w:pPr>
-        <w:spacing w:after="20" w:line="254" w:lineRule="auto"/>
+        <w:spacing w:line="254" w:lineRule="auto" w:after="20"/>
         <w:ind w:firstLine="400"/>
         <w:jc w:val="both"/>
       </w:pPr>
@@ -3250,7 +3335,7 @@
         <w:rPr>
           <w:sz w:val="20"/>
         </w:rPr>
-        <w:t>本研究有四点局限。第一，误差仍有约 86% 的方差未被所考察特征解释，说明除采样密度外还有其他因素（如网络容量与优化随机性）。第二，局部加密实验中的加密样本与高反射测试集取自同一分布（σ 相同、种子不同、无重叠），故它证明的是"数据分布与目标区域匹配"的收益，而非跨分布泛化能力。第三，本文采用固定折射率、无吸收、正入射的简化模型，实际膜系还需考虑色散、吸收与角度依赖。第四，公差分析显示整体厚度偏差 ±1% 时目标波长反射率仅降 0.0008，逐层 σ = 2 nm 时平均降 0.0018、最差降 0.0158，说明设计对制造误差总体不敏感，但极端误差仍会削弱性能。</w:t>
+        <w:t>本研究有四点局限。第一，误差仍有约 86% 的方差未被所考察特征解释，说明除采样密度外还有其他因素（如网络容量与优化随机性）。第二，局部加密实验中的加密样本与高反射测试集取自同一分布（σ 相同、种子不同、无重叠），故它证明的是"数据分布与目标区域匹配"的收益，而非跨分布泛化能力。第三，本文采用固定折射率、无吸收、正入射的简化模型，实际膜系还需考虑色散、吸收与角度依赖。第四，公差分析显示整体厚度偏差 ±1% 时目标波长反射率仅降 0.0010，逐层 σ = 2 nm 时平均降 0.0018、最差降 0.0158，说明设计对制造误差总体不敏感，但极端误差仍会削弱性能。</w:t>
       </w:r>
     </w:p>
     <w:p>
@@ -3264,7 +3349,7 @@
     </w:p>
     <w:p>
       <w:pPr>
-        <w:spacing w:after="20" w:line="254" w:lineRule="auto"/>
+        <w:spacing w:line="254" w:lineRule="auto" w:after="20"/>
         <w:ind w:firstLine="400"/>
         <w:jc w:val="both"/>
       </w:pPr>
@@ -3286,7 +3371,7 @@
     </w:p>
     <w:p>
       <w:pPr>
-        <w:spacing w:after="20" w:line="254" w:lineRule="auto"/>
+        <w:spacing w:line="254" w:lineRule="auto" w:after="20"/>
         <w:ind w:firstLine="400"/>
         <w:jc w:val="both"/>
       </w:pPr>
@@ -3299,19 +3384,23 @@
     </w:p>
     <w:p>
       <w:pPr>
-        <w:spacing w:after="20" w:line="254" w:lineRule="auto"/>
+        <w:spacing w:after="20"/>
         <w:jc w:val="left"/>
       </w:pPr>
-      <w:r>
-        <w:rPr>
-          <w:sz w:val="19"/>
-        </w:rPr>
-        <w:t>https://github.com/USERNAME/REPOSITORY</w:t>
-      </w:r>
+      <w:hyperlink r:id="rId23">
+        <w:r>
+          <w:rPr>
+            <w:color w:val="0563C1"/>
+            <w:u w:val="single"/>
+            <w:sz w:val="19"/>
+          </w:rPr>
+          <w:t xml:space="preserve">https://github.com/USERNAME/REPOSITORY</w:t>
+        </w:r>
+      </w:hyperlink>
     </w:p>
     <w:p>
       <w:pPr>
-        <w:spacing w:after="20" w:line="254" w:lineRule="auto"/>
+        <w:spacing w:line="254" w:lineRule="auto" w:after="20"/>
         <w:ind w:firstLine="400"/>
         <w:jc w:val="both"/>
       </w:pPr>
@@ -3354,7 +3443,7 @@
         </w:rPr>
         <w:t>[</w:t>
       </w:r>
-      <w:bookmarkStart w:name="_Ref1" w:id="1001"/>
+      <w:bookmarkStart w:id="1001" w:name="_Ref1"/>
       <w:r>
         <w:rPr>
           <w:sz w:val="14"/>
@@ -3372,7 +3461,7 @@
         <w:rPr>
           <w:sz w:val="14"/>
         </w:rPr>
-        <w:t>Ma T, Ma M, Guo L J. Optical multilayer thin film structure inverse design: from optimization to deep learning. iScience 2025, 28: 112222.</w:t>
+        <w:t>MACLEOD H A. Thin-Film Optical Filters[M/OL]. 5th ed. Boca Raton: CRC Press, 2017. DOI:10.1201/b21960.</w:t>
       </w:r>
     </w:p>
     <w:p>
@@ -3386,7 +3475,7 @@
         </w:rPr>
         <w:t>[</w:t>
       </w:r>
-      <w:bookmarkStart w:name="_Ref2" w:id="1002"/>
+      <w:bookmarkStart w:id="1002" w:name="_Ref2"/>
       <w:r>
         <w:rPr>
           <w:sz w:val="14"/>
@@ -3404,7 +3493,7 @@
         <w:rPr>
           <w:sz w:val="14"/>
         </w:rPr>
-        <w:t>Macleod H A. Thin-film optical filters. 5th ed. Boca Raton: CRC Press, 2018.</w:t>
+        <w:t>唐晋发, 顾培夫, 刘旭, 等. 现代光学薄膜技术[M]. 杭州: 浙江大学出版社, 2006.</w:t>
       </w:r>
     </w:p>
     <w:p>
@@ -3418,7 +3507,7 @@
         </w:rPr>
         <w:t>[</w:t>
       </w:r>
-      <w:bookmarkStart w:name="_Ref3" w:id="1003"/>
+      <w:bookmarkStart w:id="1003" w:name="_Ref3"/>
       <w:r>
         <w:rPr>
           <w:sz w:val="14"/>
@@ -3436,7 +3525,7 @@
         <w:rPr>
           <w:sz w:val="14"/>
         </w:rPr>
-        <w:t>唐晋发, 顾培夫, 刘旭, 等. 现代光学薄膜技术. 杭州: 浙江大学出版社, 2006.</w:t>
+        <w:t>SULLIVAN B T, DOBROWOLSKI J A. Implementation of a numerical needle method for thin-film design[J/OL]. Applied Optics, 1996, 35(28): 5484. DOI:10.1364/ao.35.005484.</w:t>
       </w:r>
     </w:p>
     <w:p>
@@ -3450,7 +3539,7 @@
         </w:rPr>
         <w:t>[</w:t>
       </w:r>
-      <w:bookmarkStart w:name="_Ref4" w:id="1004"/>
+      <w:bookmarkStart w:id="1004" w:name="_Ref4"/>
       <w:r>
         <w:rPr>
           <w:sz w:val="14"/>
@@ -3468,7 +3557,7 @@
         <w:rPr>
           <w:sz w:val="14"/>
         </w:rPr>
-        <w:t>Peurifoy J, Shen Y, Jing L, et al. Nanophotonic particle simulation and inverse design using artificial neural networks. Science Advances 2018, 4: eaar4206.</w:t>
+        <w:t>MA T, MA M, GUO L J. Optical multilayer thin film structure inverse design: From optimization to deep learning[J/OL]. iScience, 2025, 28(4): 112222. DOI:10.1016/j.isci.2025.112222.</w:t>
       </w:r>
     </w:p>
     <w:p>
@@ -3482,7 +3571,7 @@
         </w:rPr>
         <w:t>[</w:t>
       </w:r>
-      <w:bookmarkStart w:name="_Ref5" w:id="1005"/>
+      <w:bookmarkStart w:id="1005" w:name="_Ref5"/>
       <w:r>
         <w:rPr>
           <w:sz w:val="14"/>
@@ -3500,7 +3589,7 @@
         <w:rPr>
           <w:sz w:val="14"/>
         </w:rPr>
-        <w:t>Liu D, Tan Y, Khoram E, et al. Training deep neural networks for the inverse design of nanophotonic structures. ACS Photonics 2018, 5: 1365-1369.</w:t>
+        <w:t>PEURIFOY J, SHEN Y, JING L, et al. Nanophotonic particle simulation and inverse design using artificial neural networks[J/OL]. Science Advances, 2018, 4(6): eaar4206. DOI:10.1126/sciadv.aar4206.</w:t>
       </w:r>
     </w:p>
     <w:p>
@@ -3514,7 +3603,7 @@
         </w:rPr>
         <w:t>[</w:t>
       </w:r>
-      <w:bookmarkStart w:name="_Ref6" w:id="1006"/>
+      <w:bookmarkStart w:id="1006" w:name="_Ref6"/>
       <w:r>
         <w:rPr>
           <w:sz w:val="14"/>
@@ -3532,7 +3621,7 @@
         <w:rPr>
           <w:sz w:val="14"/>
         </w:rPr>
-        <w:t>Malkiel I, Mrejen M, Nagler A, et al. Plasmonic nanostructure design and characterization via deep learning. Light: Science &amp; Applications 2018, 7: 60.</w:t>
+        <w:t>LIU D, TAN Y, KHORAM E, et al. Training Deep Neural Networks for the Inverse Design of Nanophotonic Structures[J/OL]. ACS Photonics, 2018, 5(4): 1365-1369. DOI:10.1021/acsphotonics.7b01377.</w:t>
       </w:r>
     </w:p>
     <w:p>
@@ -3546,7 +3635,7 @@
         </w:rPr>
         <w:t>[</w:t>
       </w:r>
-      <w:bookmarkStart w:name="_Ref7" w:id="1007"/>
+      <w:bookmarkStart w:id="1007" w:name="_Ref7"/>
       <w:r>
         <w:rPr>
           <w:sz w:val="14"/>
@@ -3564,7 +3653,7 @@
         <w:rPr>
           <w:sz w:val="14"/>
         </w:rPr>
-        <w:t>Ma T, Wang H, Guo L J. OptoGPT: a foundation model for inverse design in optical multilayer thin film structures. Opto-Electronic Advances 2024, 7: 240062.</w:t>
+        <w:t>MA T, WANG H, GUO L J. OptoGPT: A foundation model for inverse design in optical multilayer thin film structures[J/OL]. Opto-Electronic Advances, 2024, 7(7): 240062. DOI:10.29026/oea.2024.240062.</w:t>
       </w:r>
     </w:p>
     <w:p>
@@ -3578,7 +3667,7 @@
         </w:rPr>
         <w:t>[</w:t>
       </w:r>
-      <w:bookmarkStart w:name="_Ref8" w:id="1008"/>
+      <w:bookmarkStart w:id="1008" w:name="_Ref8"/>
       <w:r>
         <w:rPr>
           <w:sz w:val="14"/>
@@ -3596,7 +3685,7 @@
         <w:rPr>
           <w:sz w:val="14"/>
         </w:rPr>
-        <w:t>Meng F, Ding J, Zhao Y, et al. Inverse design of reflectionless thin-film multilayers with optical absorption utilizing tandem neural network. Photonics 2024, 11: 964.</w:t>
+        <w:t>SWE S K, NOH H. Inverse Design of Reflectionless Thin-Film Multilayers with Optical Absorption Utilizing Tandem Neural Network[J/OL]. Photonics, 2024, 11(10): 964. DOI:10.3390/photonics11100964.</w:t>
       </w:r>
     </w:p>
     <w:p>
@@ -3610,7 +3699,7 @@
         </w:rPr>
         <w:t>[</w:t>
       </w:r>
-      <w:bookmarkStart w:name="_Ref9" w:id="1009"/>
+      <w:bookmarkStart w:id="1009" w:name="_Ref9"/>
       <w:r>
         <w:rPr>
           <w:sz w:val="14"/>
@@ -3628,7 +3717,7 @@
         <w:rPr>
           <w:sz w:val="14"/>
         </w:rPr>
-        <w:t>Sullivan B T, Dobrowolski J A. Implementation of a numerical needle method for thin-film design. Applied Optics 1996, 35: 5484-5492.</w:t>
+        <w:t>MALKIEL I, MREJEN M, NAGLER A, et al. Plasmonic nanostructure design and characterization via Deep Learning[J/OL]. Light: Science &amp; Applications, 2018, 7(1): 60. DOI:10.1038/s41377-018-0060-7.</w:t>
       </w:r>
     </w:p>
     <w:p>
@@ -3642,7 +3731,7 @@
         </w:rPr>
         <w:t>[</w:t>
       </w:r>
-      <w:bookmarkStart w:name="_Ref10" w:id="1010"/>
+      <w:bookmarkStart w:id="1010" w:name="_Ref10"/>
       <w:r>
         <w:rPr>
           <w:sz w:val="14"/>
@@ -3660,7 +3749,7 @@
         <w:rPr>
           <w:sz w:val="14"/>
         </w:rPr>
-        <w:t>Hestness J, Narang S, Ardalani N, et al. Deep learning scaling is predictable, empirically. arXiv:1712.00409, 2017.</w:t>
+        <w:t>HARRIS C R, MILLMAN K J, VAN DER WALT S J, et al. Array programming with NumPy[J/OL]. Nature, 2020, 585(7825): 357-362. DOI:10.1038/s41586-020-2649-2.</w:t>
       </w:r>
     </w:p>
     <w:p>
@@ -3674,7 +3763,7 @@
         </w:rPr>
         <w:t>[</w:t>
       </w:r>
-      <w:bookmarkStart w:name="_Ref11" w:id="1011"/>
+      <w:bookmarkStart w:id="1011" w:name="_Ref11"/>
       <w:r>
         <w:rPr>
           <w:sz w:val="14"/>
@@ -3692,7 +3781,7 @@
         <w:rPr>
           <w:sz w:val="14"/>
         </w:rPr>
-        <w:t>Harris C R, Millman K J, van der Walt S J, et al. Array programming with NumPy. Nature 2020, 585: 357-362.</w:t>
+        <w:t>PASZKE A, GROSS S, MASSA F, et al. PyTorch: An Imperative Style, High-Performance Deep Learning Library[C/OL]//Advances in Neural Information Processing Systems: Vol. 32. Curran Associates, Inc., 2019. https://arxiv.org/abs/1912.01703.</w:t>
       </w:r>
     </w:p>
     <w:p>
@@ -3706,7 +3795,7 @@
         </w:rPr>
         <w:t>[</w:t>
       </w:r>
-      <w:bookmarkStart w:name="_Ref12" w:id="1012"/>
+      <w:bookmarkStart w:id="1012" w:name="_Ref12"/>
       <w:r>
         <w:rPr>
           <w:sz w:val="14"/>
@@ -3724,7 +3813,7 @@
         <w:rPr>
           <w:sz w:val="14"/>
         </w:rPr>
-        <w:t>Paszke A, Gross S, Massa F, et al. PyTorch: an imperative style, high-performance deep learning library. NeurIPS 2019, 32: 8024-8035.</w:t>
+        <w:t>HESTNESS J, NARANG S, ARDALANI N, et al. Deep Learning Scaling is Predictable, Empirically[EB/OL]. arXiv, 2017: arXiv:1712.00409. https://arxiv.org/abs/1712.00409.</w:t>
       </w:r>
     </w:p>
     <w:sectPr>
@@ -3732,7 +3821,7 @@
       <w:pgSz w:w="12240" w:h="15840"/>
       <w:pgMar w:top="1020" w:right="1134" w:bottom="1020" w:left="1134" w:header="720" w:footer="720" w:gutter="0"/>
       <w:docGrid w:linePitch="360"/>
-      <w:cols w:space="280" w:num="2"/>
+      <w:cols w:num="2" w:space="280"/>
     </w:sectPr>
   </w:body>
 </w:document>
@@ -3932,7 +4021,7 @@
         <w:ind w:left="1440" w:hanging="360"/>
       </w:pPr>
       <w:rPr>
-        <w:rFonts w:hint="default" w:ascii="Symbol" w:hAnsi="Symbol"/>
+        <w:rFonts w:ascii="Symbol" w:hAnsi="Symbol" w:hint="default"/>
       </w:rPr>
     </w:lvl>
   </w:abstractNum>
@@ -3953,7 +4042,7 @@
         <w:ind w:left="1080" w:hanging="360"/>
       </w:pPr>
       <w:rPr>
-        <w:rFonts w:hint="default" w:ascii="Symbol" w:hAnsi="Symbol"/>
+        <w:rFonts w:ascii="Symbol" w:hAnsi="Symbol" w:hint="default"/>
       </w:rPr>
     </w:lvl>
   </w:abstractNum>
@@ -3974,7 +4063,7 @@
         <w:ind w:left="720" w:hanging="360"/>
       </w:pPr>
       <w:rPr>
-        <w:rFonts w:hint="default" w:ascii="Symbol" w:hAnsi="Symbol"/>
+        <w:rFonts w:ascii="Symbol" w:hAnsi="Symbol" w:hint="default"/>
       </w:rPr>
     </w:lvl>
   </w:abstractNum>
@@ -4013,7 +4102,7 @@
         <w:ind w:left="360" w:hanging="360"/>
       </w:pPr>
       <w:rPr>
-        <w:rFonts w:hint="default" w:ascii="Symbol" w:hAnsi="Symbol"/>
+        <w:rFonts w:ascii="Symbol" w:hAnsi="Symbol" w:hint="default"/>
       </w:rPr>
     </w:lvl>
   </w:abstractNum>
@@ -4052,7 +4141,7 @@
   <w:docDefaults>
     <w:rPrDefault>
       <w:rPr>
-        <w:rFonts w:asciiTheme="minorHAnsi" w:hAnsiTheme="minorHAnsi" w:eastAsiaTheme="minorEastAsia" w:cstheme="minorBidi"/>
+        <w:rFonts w:asciiTheme="minorHAnsi" w:eastAsiaTheme="minorEastAsia" w:hAnsiTheme="minorHAnsi" w:cstheme="minorBidi"/>
         <w:sz w:val="22"/>
         <w:szCs w:val="22"/>
         <w:lang w:val="en-US" w:eastAsia="en-US" w:bidi="ar-SA"/>
@@ -4067,14 +4156,14 @@
   <w:latentStyles w:defLockedState="0" w:defUIPriority="99" w:defSemiHidden="0" w:defUnhideWhenUsed="0" w:defQFormat="0" w:count="376">
     <w:lsdException w:name="Normal" w:uiPriority="0" w:qFormat="1"/>
     <w:lsdException w:name="heading 1" w:uiPriority="9" w:qFormat="1"/>
-    <w:lsdException w:name="heading 2" w:uiPriority="9" w:semiHidden="1" w:unhideWhenUsed="1" w:qFormat="1"/>
-    <w:lsdException w:name="heading 3" w:uiPriority="9" w:semiHidden="1" w:unhideWhenUsed="1" w:qFormat="1"/>
-    <w:lsdException w:name="heading 4" w:uiPriority="9" w:semiHidden="1" w:unhideWhenUsed="1" w:qFormat="1"/>
-    <w:lsdException w:name="heading 5" w:uiPriority="9" w:semiHidden="1" w:unhideWhenUsed="1" w:qFormat="1"/>
-    <w:lsdException w:name="heading 6" w:uiPriority="9" w:semiHidden="1" w:unhideWhenUsed="1" w:qFormat="1"/>
-    <w:lsdException w:name="heading 7" w:uiPriority="9" w:semiHidden="1" w:unhideWhenUsed="1" w:qFormat="1"/>
-    <w:lsdException w:name="heading 8" w:uiPriority="9" w:semiHidden="1" w:unhideWhenUsed="1" w:qFormat="1"/>
-    <w:lsdException w:name="heading 9" w:uiPriority="9" w:semiHidden="1" w:unhideWhenUsed="1" w:qFormat="1"/>
+    <w:lsdException w:name="heading 2" w:semiHidden="1" w:uiPriority="9" w:unhideWhenUsed="1" w:qFormat="1"/>
+    <w:lsdException w:name="heading 3" w:semiHidden="1" w:uiPriority="9" w:unhideWhenUsed="1" w:qFormat="1"/>
+    <w:lsdException w:name="heading 4" w:semiHidden="1" w:uiPriority="9" w:unhideWhenUsed="1" w:qFormat="1"/>
+    <w:lsdException w:name="heading 5" w:semiHidden="1" w:uiPriority="9" w:unhideWhenUsed="1" w:qFormat="1"/>
+    <w:lsdException w:name="heading 6" w:semiHidden="1" w:uiPriority="9" w:unhideWhenUsed="1" w:qFormat="1"/>
+    <w:lsdException w:name="heading 7" w:semiHidden="1" w:uiPriority="9" w:unhideWhenUsed="1" w:qFormat="1"/>
+    <w:lsdException w:name="heading 8" w:semiHidden="1" w:uiPriority="9" w:unhideWhenUsed="1" w:qFormat="1"/>
+    <w:lsdException w:name="heading 9" w:semiHidden="1" w:uiPriority="9" w:unhideWhenUsed="1" w:qFormat="1"/>
     <w:lsdException w:name="index 1" w:semiHidden="1" w:unhideWhenUsed="1"/>
     <w:lsdException w:name="index 2" w:semiHidden="1" w:unhideWhenUsed="1"/>
     <w:lsdException w:name="index 3" w:semiHidden="1" w:unhideWhenUsed="1"/>
@@ -4084,22 +4173,22 @@
     <w:lsdException w:name="index 7" w:semiHidden="1" w:unhideWhenUsed="1"/>
     <w:lsdException w:name="index 8" w:semiHidden="1" w:unhideWhenUsed="1"/>
     <w:lsdException w:name="index 9" w:semiHidden="1" w:unhideWhenUsed="1"/>
-    <w:lsdException w:name="toc 1" w:uiPriority="39" w:semiHidden="1" w:unhideWhenUsed="1"/>
-    <w:lsdException w:name="toc 2" w:uiPriority="39" w:semiHidden="1" w:unhideWhenUsed="1"/>
-    <w:lsdException w:name="toc 3" w:uiPriority="39" w:semiHidden="1" w:unhideWhenUsed="1"/>
-    <w:lsdException w:name="toc 4" w:uiPriority="39" w:semiHidden="1" w:unhideWhenUsed="1"/>
-    <w:lsdException w:name="toc 5" w:uiPriority="39" w:semiHidden="1" w:unhideWhenUsed="1"/>
-    <w:lsdException w:name="toc 6" w:uiPriority="39" w:semiHidden="1" w:unhideWhenUsed="1"/>
-    <w:lsdException w:name="toc 7" w:uiPriority="39" w:semiHidden="1" w:unhideWhenUsed="1"/>
-    <w:lsdException w:name="toc 8" w:uiPriority="39" w:semiHidden="1" w:unhideWhenUsed="1"/>
-    <w:lsdException w:name="toc 9" w:uiPriority="39" w:semiHidden="1" w:unhideWhenUsed="1"/>
+    <w:lsdException w:name="toc 1" w:semiHidden="1" w:uiPriority="39" w:unhideWhenUsed="1"/>
+    <w:lsdException w:name="toc 2" w:semiHidden="1" w:uiPriority="39" w:unhideWhenUsed="1"/>
+    <w:lsdException w:name="toc 3" w:semiHidden="1" w:uiPriority="39" w:unhideWhenUsed="1"/>
+    <w:lsdException w:name="toc 4" w:semiHidden="1" w:uiPriority="39" w:unhideWhenUsed="1"/>
+    <w:lsdException w:name="toc 5" w:semiHidden="1" w:uiPriority="39" w:unhideWhenUsed="1"/>
+    <w:lsdException w:name="toc 6" w:semiHidden="1" w:uiPriority="39" w:unhideWhenUsed="1"/>
+    <w:lsdException w:name="toc 7" w:semiHidden="1" w:uiPriority="39" w:unhideWhenUsed="1"/>
+    <w:lsdException w:name="toc 8" w:semiHidden="1" w:uiPriority="39" w:unhideWhenUsed="1"/>
+    <w:lsdException w:name="toc 9" w:semiHidden="1" w:uiPriority="39" w:unhideWhenUsed="1"/>
     <w:lsdException w:name="Normal Indent" w:semiHidden="1" w:unhideWhenUsed="1"/>
     <w:lsdException w:name="footnote text" w:semiHidden="1" w:unhideWhenUsed="1"/>
     <w:lsdException w:name="annotation text" w:semiHidden="1" w:unhideWhenUsed="1"/>
     <w:lsdException w:name="header" w:semiHidden="1" w:unhideWhenUsed="1"/>
     <w:lsdException w:name="footer" w:semiHidden="1" w:unhideWhenUsed="1"/>
     <w:lsdException w:name="index heading" w:semiHidden="1" w:unhideWhenUsed="1"/>
-    <w:lsdException w:name="caption" w:uiPriority="35" w:semiHidden="1" w:unhideWhenUsed="1" w:qFormat="1"/>
+    <w:lsdException w:name="caption" w:semiHidden="1" w:uiPriority="35" w:unhideWhenUsed="1" w:qFormat="1"/>
     <w:lsdException w:name="table of figures" w:semiHidden="1" w:unhideWhenUsed="1"/>
     <w:lsdException w:name="envelope address" w:semiHidden="1" w:unhideWhenUsed="1"/>
     <w:lsdException w:name="envelope return" w:semiHidden="1" w:unhideWhenUsed="1"/>
@@ -4130,7 +4219,7 @@
     <w:lsdException w:name="Title" w:uiPriority="10" w:qFormat="1"/>
     <w:lsdException w:name="Closing" w:semiHidden="1" w:unhideWhenUsed="1"/>
     <w:lsdException w:name="Signature" w:semiHidden="1" w:unhideWhenUsed="1"/>
-    <w:lsdException w:name="Default Paragraph Font" w:uiPriority="1" w:semiHidden="1" w:unhideWhenUsed="1"/>
+    <w:lsdException w:name="Default Paragraph Font" w:semiHidden="1" w:uiPriority="1" w:unhideWhenUsed="1"/>
     <w:lsdException w:name="Body Text" w:semiHidden="1" w:unhideWhenUsed="1"/>
     <w:lsdException w:name="Body Text Indent" w:semiHidden="1" w:unhideWhenUsed="1"/>
     <w:lsdException w:name="List Continue" w:semiHidden="1" w:unhideWhenUsed="1"/>
@@ -4330,8 +4419,8 @@
     <w:lsdException w:name="Subtle Reference" w:uiPriority="31" w:qFormat="1"/>
     <w:lsdException w:name="Intense Reference" w:uiPriority="32" w:qFormat="1"/>
     <w:lsdException w:name="Book Title" w:uiPriority="33" w:qFormat="1"/>
-    <w:lsdException w:name="Bibliography" w:uiPriority="37" w:semiHidden="1" w:unhideWhenUsed="1"/>
-    <w:lsdException w:name="TOC Heading" w:uiPriority="39" w:semiHidden="1" w:unhideWhenUsed="1" w:qFormat="1"/>
+    <w:lsdException w:name="Bibliography" w:semiHidden="1" w:uiPriority="37" w:unhideWhenUsed="1"/>
+    <w:lsdException w:name="TOC Heading" w:semiHidden="1" w:uiPriority="39" w:unhideWhenUsed="1" w:qFormat="1"/>
     <w:lsdException w:name="Grid Table 4" w:uiPriority="49"/>
     <w:lsdException w:name="Grid Table 5 Dark" w:uiPriority="50"/>
     <w:lsdException w:name="Grid Table 6 Colorful" w:uiPriority="51"/>
@@ -4433,7 +4522,7 @@
     <w:lsdException w:name="Unresolved Mention" w:semiHidden="1" w:unhideWhenUsed="1"/>
     <w:lsdException w:name="Smart Link" w:semiHidden="1" w:unhideWhenUsed="1"/>
   </w:latentStyles>
-  <w:style w:type="paragraph" w:styleId="a1" w:default="1">
+  <w:style w:type="paragraph" w:default="1" w:styleId="a1">
     <w:name w:val="Normal"/>
     <w:qFormat/>
     <w:rsid w:val="00FC693F"/>
@@ -4443,7 +4532,7 @@
       <w:jc w:val="both"/>
     </w:pPr>
     <w:rPr>
-      <w:rFonts w:ascii="Times New Roman" w:hAnsi="Times New Roman" w:eastAsia="Noto Sans CJK SC"/>
+      <w:rFonts w:ascii="Times New Roman" w:eastAsia="Noto Sans CJK SC" w:hAnsi="Times New Roman"/>
       <w:sz w:val="20"/>
     </w:rPr>
   </w:style>
@@ -4462,7 +4551,7 @@
       <w:outlineLvl w:val="0"/>
     </w:pPr>
     <w:rPr>
-      <w:rFonts w:asciiTheme="majorHAnsi" w:hAnsiTheme="majorHAnsi" w:eastAsiaTheme="majorEastAsia" w:cstheme="majorBidi"/>
+      <w:rFonts w:asciiTheme="majorHAnsi" w:eastAsiaTheme="majorEastAsia" w:hAnsiTheme="majorHAnsi" w:cstheme="majorBidi"/>
       <w:b/>
       <w:bCs/>
       <w:color w:val="1F4E79"/>
@@ -4486,7 +4575,7 @@
       <w:outlineLvl w:val="1"/>
     </w:pPr>
     <w:rPr>
-      <w:rFonts w:asciiTheme="majorHAnsi" w:hAnsiTheme="majorHAnsi" w:eastAsiaTheme="majorEastAsia" w:cstheme="majorBidi"/>
+      <w:rFonts w:asciiTheme="majorHAnsi" w:eastAsiaTheme="majorEastAsia" w:hAnsiTheme="majorHAnsi" w:cstheme="majorBidi"/>
       <w:b/>
       <w:bCs/>
       <w:color w:val="2F75B5"/>
@@ -4510,7 +4599,7 @@
       <w:outlineLvl w:val="2"/>
     </w:pPr>
     <w:rPr>
-      <w:rFonts w:asciiTheme="majorHAnsi" w:hAnsiTheme="majorHAnsi" w:eastAsiaTheme="majorEastAsia" w:cstheme="majorBidi"/>
+      <w:rFonts w:asciiTheme="majorHAnsi" w:eastAsiaTheme="majorEastAsia" w:hAnsiTheme="majorHAnsi" w:cstheme="majorBidi"/>
       <w:b/>
       <w:bCs/>
       <w:color w:val="4F81BD" w:themeColor="accent1"/>
@@ -4533,7 +4622,7 @@
       <w:outlineLvl w:val="3"/>
     </w:pPr>
     <w:rPr>
-      <w:rFonts w:asciiTheme="majorHAnsi" w:hAnsiTheme="majorHAnsi" w:eastAsiaTheme="majorEastAsia" w:cstheme="majorBidi"/>
+      <w:rFonts w:asciiTheme="majorHAnsi" w:eastAsiaTheme="majorEastAsia" w:hAnsiTheme="majorHAnsi" w:cstheme="majorBidi"/>
       <w:b/>
       <w:bCs/>
       <w:i/>
@@ -4558,7 +4647,7 @@
       <w:outlineLvl w:val="4"/>
     </w:pPr>
     <w:rPr>
-      <w:rFonts w:asciiTheme="majorHAnsi" w:hAnsiTheme="majorHAnsi" w:eastAsiaTheme="majorEastAsia" w:cstheme="majorBidi"/>
+      <w:rFonts w:asciiTheme="majorHAnsi" w:eastAsiaTheme="majorEastAsia" w:hAnsiTheme="majorHAnsi" w:cstheme="majorBidi"/>
       <w:color w:val="243F60" w:themeColor="accent1" w:themeShade="7F"/>
     </w:rPr>
   </w:style>
@@ -4579,7 +4668,7 @@
       <w:outlineLvl w:val="5"/>
     </w:pPr>
     <w:rPr>
-      <w:rFonts w:asciiTheme="majorHAnsi" w:hAnsiTheme="majorHAnsi" w:eastAsiaTheme="majorEastAsia" w:cstheme="majorBidi"/>
+      <w:rFonts w:asciiTheme="majorHAnsi" w:eastAsiaTheme="majorEastAsia" w:hAnsiTheme="majorHAnsi" w:cstheme="majorBidi"/>
       <w:i/>
       <w:iCs/>
       <w:color w:val="243F60" w:themeColor="accent1" w:themeShade="7F"/>
@@ -4602,7 +4691,7 @@
       <w:outlineLvl w:val="6"/>
     </w:pPr>
     <w:rPr>
-      <w:rFonts w:asciiTheme="majorHAnsi" w:hAnsiTheme="majorHAnsi" w:eastAsiaTheme="majorEastAsia" w:cstheme="majorBidi"/>
+      <w:rFonts w:asciiTheme="majorHAnsi" w:eastAsiaTheme="majorEastAsia" w:hAnsiTheme="majorHAnsi" w:cstheme="majorBidi"/>
       <w:i/>
       <w:iCs/>
       <w:color w:val="404040" w:themeColor="text1" w:themeTint="BF"/>
@@ -4625,7 +4714,7 @@
       <w:outlineLvl w:val="7"/>
     </w:pPr>
     <w:rPr>
-      <w:rFonts w:asciiTheme="majorHAnsi" w:hAnsiTheme="majorHAnsi" w:eastAsiaTheme="majorEastAsia" w:cstheme="majorBidi"/>
+      <w:rFonts w:asciiTheme="majorHAnsi" w:eastAsiaTheme="majorEastAsia" w:hAnsiTheme="majorHAnsi" w:cstheme="majorBidi"/>
       <w:color w:val="4F81BD" w:themeColor="accent1"/>
       <w:szCs w:val="20"/>
     </w:rPr>
@@ -4647,20 +4736,20 @@
       <w:outlineLvl w:val="8"/>
     </w:pPr>
     <w:rPr>
-      <w:rFonts w:asciiTheme="majorHAnsi" w:hAnsiTheme="majorHAnsi" w:eastAsiaTheme="majorEastAsia" w:cstheme="majorBidi"/>
+      <w:rFonts w:asciiTheme="majorHAnsi" w:eastAsiaTheme="majorEastAsia" w:hAnsiTheme="majorHAnsi" w:cstheme="majorBidi"/>
       <w:i/>
       <w:iCs/>
       <w:color w:val="404040" w:themeColor="text1" w:themeTint="BF"/>
       <w:szCs w:val="20"/>
     </w:rPr>
   </w:style>
-  <w:style w:type="character" w:styleId="a2" w:default="1">
+  <w:style w:type="character" w:default="1" w:styleId="a2">
     <w:name w:val="Default Paragraph Font"/>
     <w:uiPriority w:val="1"/>
     <w:semiHidden/>
     <w:unhideWhenUsed/>
   </w:style>
-  <w:style w:type="table" w:styleId="a3" w:default="1">
+  <w:style w:type="table" w:default="1" w:styleId="a3">
     <w:name w:val="Normal Table"/>
     <w:uiPriority w:val="99"/>
     <w:semiHidden/>
@@ -4675,7 +4764,7 @@
       </w:tblCellMar>
     </w:tblPr>
   </w:style>
-  <w:style w:type="numbering" w:styleId="a4" w:default="1">
+  <w:style w:type="numbering" w:default="1" w:styleId="a4">
     <w:name w:val="No List"/>
     <w:uiPriority w:val="99"/>
     <w:semiHidden/>
@@ -4696,7 +4785,7 @@
       <w:spacing w:after="0" w:line="240" w:lineRule="auto"/>
     </w:pPr>
   </w:style>
-  <w:style w:type="character" w:styleId="a6" w:customStyle="1">
+  <w:style w:type="character" w:customStyle="1" w:styleId="a6">
     <w:name w:val="页眉 字符"/>
     <w:basedOn w:val="a2"/>
     <w:link w:val="a5"/>
@@ -4718,7 +4807,7 @@
       <w:spacing w:after="0" w:line="240" w:lineRule="auto"/>
     </w:pPr>
   </w:style>
-  <w:style w:type="character" w:styleId="a8" w:customStyle="1">
+  <w:style w:type="character" w:customStyle="1" w:styleId="a8">
     <w:name w:val="页脚 字符"/>
     <w:basedOn w:val="a2"/>
     <w:link w:val="a7"/>
@@ -4734,14 +4823,14 @@
       <w:spacing w:after="0" w:line="240" w:lineRule="auto"/>
     </w:pPr>
   </w:style>
-  <w:style w:type="character" w:styleId="10" w:customStyle="1">
+  <w:style w:type="character" w:customStyle="1" w:styleId="10">
     <w:name w:val="标题 1 字符"/>
     <w:basedOn w:val="a2"/>
     <w:link w:val="1"/>
     <w:uiPriority w:val="9"/>
     <w:rsid w:val="00FC693F"/>
     <w:rPr>
-      <w:rFonts w:asciiTheme="majorHAnsi" w:hAnsiTheme="majorHAnsi" w:eastAsiaTheme="majorEastAsia" w:cstheme="majorBidi"/>
+      <w:rFonts w:asciiTheme="majorHAnsi" w:eastAsiaTheme="majorEastAsia" w:hAnsiTheme="majorHAnsi" w:cstheme="majorBidi"/>
       <w:b/>
       <w:bCs/>
       <w:color w:val="365F91" w:themeColor="accent1" w:themeShade="BF"/>
@@ -4749,14 +4838,14 @@
       <w:szCs w:val="28"/>
     </w:rPr>
   </w:style>
-  <w:style w:type="character" w:styleId="22" w:customStyle="1">
+  <w:style w:type="character" w:customStyle="1" w:styleId="22">
     <w:name w:val="标题 2 字符"/>
     <w:basedOn w:val="a2"/>
     <w:link w:val="21"/>
     <w:uiPriority w:val="9"/>
     <w:rsid w:val="00FC693F"/>
     <w:rPr>
-      <w:rFonts w:asciiTheme="majorHAnsi" w:hAnsiTheme="majorHAnsi" w:eastAsiaTheme="majorEastAsia" w:cstheme="majorBidi"/>
+      <w:rFonts w:asciiTheme="majorHAnsi" w:eastAsiaTheme="majorEastAsia" w:hAnsiTheme="majorHAnsi" w:cstheme="majorBidi"/>
       <w:b/>
       <w:bCs/>
       <w:color w:val="4F81BD" w:themeColor="accent1"/>
@@ -4764,14 +4853,14 @@
       <w:szCs w:val="26"/>
     </w:rPr>
   </w:style>
-  <w:style w:type="character" w:styleId="32" w:customStyle="1">
+  <w:style w:type="character" w:customStyle="1" w:styleId="32">
     <w:name w:val="标题 3 字符"/>
     <w:basedOn w:val="a2"/>
     <w:link w:val="31"/>
     <w:uiPriority w:val="9"/>
     <w:rsid w:val="00FC693F"/>
     <w:rPr>
-      <w:rFonts w:asciiTheme="majorHAnsi" w:hAnsiTheme="majorHAnsi" w:eastAsiaTheme="majorEastAsia" w:cstheme="majorBidi"/>
+      <w:rFonts w:asciiTheme="majorHAnsi" w:eastAsiaTheme="majorEastAsia" w:hAnsiTheme="majorHAnsi" w:cstheme="majorBidi"/>
       <w:b/>
       <w:bCs/>
       <w:color w:val="4F81BD" w:themeColor="accent1"/>
@@ -4787,13 +4876,13 @@
     <w:rsid w:val="00FC693F"/>
     <w:pPr>
       <w:pBdr>
-        <w:bottom w:val="single" w:color="4F81BD" w:themeColor="accent1" w:sz="8" w:space="4"/>
+        <w:bottom w:val="single" w:sz="8" w:space="4" w:color="4F81BD" w:themeColor="accent1"/>
       </w:pBdr>
       <w:spacing w:after="300" w:line="240" w:lineRule="auto"/>
       <w:contextualSpacing/>
     </w:pPr>
     <w:rPr>
-      <w:rFonts w:asciiTheme="majorHAnsi" w:hAnsiTheme="majorHAnsi" w:eastAsiaTheme="majorEastAsia" w:cstheme="majorBidi"/>
+      <w:rFonts w:asciiTheme="majorHAnsi" w:eastAsiaTheme="majorEastAsia" w:hAnsiTheme="majorHAnsi" w:cstheme="majorBidi"/>
       <w:color w:val="17365D" w:themeColor="text2" w:themeShade="BF"/>
       <w:spacing w:val="5"/>
       <w:kern w:val="28"/>
@@ -4801,14 +4890,14 @@
       <w:szCs w:val="52"/>
     </w:rPr>
   </w:style>
-  <w:style w:type="character" w:styleId="ab" w:customStyle="1">
+  <w:style w:type="character" w:customStyle="1" w:styleId="ab">
     <w:name w:val="标题 字符"/>
     <w:basedOn w:val="a2"/>
     <w:link w:val="aa"/>
     <w:uiPriority w:val="10"/>
     <w:rsid w:val="00FC693F"/>
     <w:rPr>
-      <w:rFonts w:asciiTheme="majorHAnsi" w:hAnsiTheme="majorHAnsi" w:eastAsiaTheme="majorEastAsia" w:cstheme="majorBidi"/>
+      <w:rFonts w:asciiTheme="majorHAnsi" w:eastAsiaTheme="majorEastAsia" w:hAnsiTheme="majorHAnsi" w:cstheme="majorBidi"/>
       <w:color w:val="17365D" w:themeColor="text2" w:themeShade="BF"/>
       <w:spacing w:val="5"/>
       <w:kern w:val="28"/>
@@ -4831,7 +4920,7 @@
       <w:ind w:firstLine="420"/>
     </w:pPr>
     <w:rPr>
-      <w:rFonts w:asciiTheme="majorHAnsi" w:hAnsiTheme="majorHAnsi" w:eastAsiaTheme="majorEastAsia" w:cstheme="majorBidi"/>
+      <w:rFonts w:asciiTheme="majorHAnsi" w:eastAsiaTheme="majorEastAsia" w:hAnsiTheme="majorHAnsi" w:cstheme="majorBidi"/>
       <w:i/>
       <w:iCs/>
       <w:color w:val="4F81BD" w:themeColor="accent1"/>
@@ -4840,14 +4929,14 @@
       <w:szCs w:val="24"/>
     </w:rPr>
   </w:style>
-  <w:style w:type="character" w:styleId="ad" w:customStyle="1">
+  <w:style w:type="character" w:customStyle="1" w:styleId="ad">
     <w:name w:val="副标题 字符"/>
     <w:basedOn w:val="a2"/>
     <w:link w:val="ac"/>
     <w:uiPriority w:val="11"/>
     <w:rsid w:val="00FC693F"/>
     <w:rPr>
-      <w:rFonts w:asciiTheme="majorHAnsi" w:hAnsiTheme="majorHAnsi" w:eastAsiaTheme="majorEastAsia" w:cstheme="majorBidi"/>
+      <w:rFonts w:asciiTheme="majorHAnsi" w:eastAsiaTheme="majorEastAsia" w:hAnsiTheme="majorHAnsi" w:cstheme="majorBidi"/>
       <w:i/>
       <w:iCs/>
       <w:color w:val="4F81BD" w:themeColor="accent1"/>
@@ -4878,7 +4967,7 @@
       <w:spacing w:after="120"/>
     </w:pPr>
   </w:style>
-  <w:style w:type="character" w:styleId="af0" w:customStyle="1">
+  <w:style w:type="character" w:customStyle="1" w:styleId="af0">
     <w:name w:val="正文文本 字符"/>
     <w:basedOn w:val="a2"/>
     <w:link w:val="af"/>
@@ -4896,7 +4985,7 @@
       <w:spacing w:after="120" w:line="480" w:lineRule="auto"/>
     </w:pPr>
   </w:style>
-  <w:style w:type="character" w:styleId="24" w:customStyle="1">
+  <w:style w:type="character" w:customStyle="1" w:styleId="24">
     <w:name w:val="正文文本 2 字符"/>
     <w:basedOn w:val="a2"/>
     <w:link w:val="23"/>
@@ -4918,7 +5007,7 @@
       <w:szCs w:val="16"/>
     </w:rPr>
   </w:style>
-  <w:style w:type="character" w:styleId="34" w:customStyle="1">
+  <w:style w:type="character" w:customStyle="1" w:styleId="34">
     <w:name w:val="正文文本 3 字符"/>
     <w:basedOn w:val="a2"/>
     <w:link w:val="33"/>
@@ -5099,7 +5188,7 @@
       <w:szCs w:val="20"/>
     </w:rPr>
   </w:style>
-  <w:style w:type="character" w:styleId="af4" w:customStyle="1">
+  <w:style w:type="character" w:customStyle="1" w:styleId="af4">
     <w:name w:val="宏文本 字符"/>
     <w:basedOn w:val="a2"/>
     <w:link w:val="af3"/>
@@ -5125,7 +5214,7 @@
       <w:color w:val="000000" w:themeColor="text1"/>
     </w:rPr>
   </w:style>
-  <w:style w:type="character" w:styleId="af6" w:customStyle="1">
+  <w:style w:type="character" w:customStyle="1" w:styleId="af6">
     <w:name w:val="引用 字符"/>
     <w:basedOn w:val="a2"/>
     <w:link w:val="af5"/>
@@ -5137,7 +5226,7 @@
       <w:color w:val="000000" w:themeColor="text1"/>
     </w:rPr>
   </w:style>
-  <w:style w:type="character" w:styleId="40" w:customStyle="1">
+  <w:style w:type="character" w:customStyle="1" w:styleId="40">
     <w:name w:val="标题 4 字符"/>
     <w:basedOn w:val="a2"/>
     <w:link w:val="4"/>
@@ -5145,7 +5234,7 @@
     <w:semiHidden/>
     <w:rsid w:val="00FC693F"/>
     <w:rPr>
-      <w:rFonts w:asciiTheme="majorHAnsi" w:hAnsiTheme="majorHAnsi" w:eastAsiaTheme="majorEastAsia" w:cstheme="majorBidi"/>
+      <w:rFonts w:asciiTheme="majorHAnsi" w:eastAsiaTheme="majorEastAsia" w:hAnsiTheme="majorHAnsi" w:cstheme="majorBidi"/>
       <w:b/>
       <w:bCs/>
       <w:i/>
@@ -5153,7 +5242,7 @@
       <w:color w:val="4F81BD" w:themeColor="accent1"/>
     </w:rPr>
   </w:style>
-  <w:style w:type="character" w:styleId="50" w:customStyle="1">
+  <w:style w:type="character" w:customStyle="1" w:styleId="50">
     <w:name w:val="标题 5 字符"/>
     <w:basedOn w:val="a2"/>
     <w:link w:val="5"/>
@@ -5161,11 +5250,11 @@
     <w:semiHidden/>
     <w:rsid w:val="00FC693F"/>
     <w:rPr>
-      <w:rFonts w:asciiTheme="majorHAnsi" w:hAnsiTheme="majorHAnsi" w:eastAsiaTheme="majorEastAsia" w:cstheme="majorBidi"/>
+      <w:rFonts w:asciiTheme="majorHAnsi" w:eastAsiaTheme="majorEastAsia" w:hAnsiTheme="majorHAnsi" w:cstheme="majorBidi"/>
       <w:color w:val="243F60" w:themeColor="accent1" w:themeShade="7F"/>
     </w:rPr>
   </w:style>
-  <w:style w:type="character" w:styleId="60" w:customStyle="1">
+  <w:style w:type="character" w:customStyle="1" w:styleId="60">
     <w:name w:val="标题 6 字符"/>
     <w:basedOn w:val="a2"/>
     <w:link w:val="6"/>
@@ -5173,13 +5262,13 @@
     <w:semiHidden/>
     <w:rsid w:val="00FC693F"/>
     <w:rPr>
-      <w:rFonts w:asciiTheme="majorHAnsi" w:hAnsiTheme="majorHAnsi" w:eastAsiaTheme="majorEastAsia" w:cstheme="majorBidi"/>
+      <w:rFonts w:asciiTheme="majorHAnsi" w:eastAsiaTheme="majorEastAsia" w:hAnsiTheme="majorHAnsi" w:cstheme="majorBidi"/>
       <w:i/>
       <w:iCs/>
       <w:color w:val="243F60" w:themeColor="accent1" w:themeShade="7F"/>
     </w:rPr>
   </w:style>
-  <w:style w:type="character" w:styleId="70" w:customStyle="1">
+  <w:style w:type="character" w:customStyle="1" w:styleId="70">
     <w:name w:val="标题 7 字符"/>
     <w:basedOn w:val="a2"/>
     <w:link w:val="7"/>
@@ -5187,13 +5276,13 @@
     <w:semiHidden/>
     <w:rsid w:val="00FC693F"/>
     <w:rPr>
-      <w:rFonts w:asciiTheme="majorHAnsi" w:hAnsiTheme="majorHAnsi" w:eastAsiaTheme="majorEastAsia" w:cstheme="majorBidi"/>
+      <w:rFonts w:asciiTheme="majorHAnsi" w:eastAsiaTheme="majorEastAsia" w:hAnsiTheme="majorHAnsi" w:cstheme="majorBidi"/>
       <w:i/>
       <w:iCs/>
       <w:color w:val="404040" w:themeColor="text1" w:themeTint="BF"/>
     </w:rPr>
   </w:style>
-  <w:style w:type="character" w:styleId="80" w:customStyle="1">
+  <w:style w:type="character" w:customStyle="1" w:styleId="80">
     <w:name w:val="标题 8 字符"/>
     <w:basedOn w:val="a2"/>
     <w:link w:val="8"/>
@@ -5201,13 +5290,13 @@
     <w:semiHidden/>
     <w:rsid w:val="00FC693F"/>
     <w:rPr>
-      <w:rFonts w:asciiTheme="majorHAnsi" w:hAnsiTheme="majorHAnsi" w:eastAsiaTheme="majorEastAsia" w:cstheme="majorBidi"/>
+      <w:rFonts w:asciiTheme="majorHAnsi" w:eastAsiaTheme="majorEastAsia" w:hAnsiTheme="majorHAnsi" w:cstheme="majorBidi"/>
       <w:color w:val="4F81BD" w:themeColor="accent1"/>
       <w:sz w:val="20"/>
       <w:szCs w:val="20"/>
     </w:rPr>
   </w:style>
-  <w:style w:type="character" w:styleId="90" w:customStyle="1">
+  <w:style w:type="character" w:customStyle="1" w:styleId="90">
     <w:name w:val="标题 9 字符"/>
     <w:basedOn w:val="a2"/>
     <w:link w:val="9"/>
@@ -5215,7 +5304,7 @@
     <w:semiHidden/>
     <w:rsid w:val="00FC693F"/>
     <w:rPr>
-      <w:rFonts w:asciiTheme="majorHAnsi" w:hAnsiTheme="majorHAnsi" w:eastAsiaTheme="majorEastAsia" w:cstheme="majorBidi"/>
+      <w:rFonts w:asciiTheme="majorHAnsi" w:eastAsiaTheme="majorEastAsia" w:hAnsiTheme="majorHAnsi" w:cstheme="majorBidi"/>
       <w:i/>
       <w:iCs/>
       <w:color w:val="404040" w:themeColor="text1" w:themeTint="BF"/>
@@ -5275,7 +5364,7 @@
     <w:rsid w:val="00FC693F"/>
     <w:pPr>
       <w:pBdr>
-        <w:bottom w:val="single" w:color="4F81BD" w:themeColor="accent1" w:sz="4" w:space="4"/>
+        <w:bottom w:val="single" w:sz="4" w:space="4" w:color="4F81BD" w:themeColor="accent1"/>
       </w:pBdr>
       <w:spacing w:before="200" w:after="280"/>
       <w:ind w:left="936" w:right="936"/>
@@ -5288,7 +5377,7 @@
       <w:color w:val="4F81BD" w:themeColor="accent1"/>
     </w:rPr>
   </w:style>
-  <w:style w:type="character" w:styleId="afb" w:customStyle="1">
+  <w:style w:type="character" w:customStyle="1" w:styleId="afb">
     <w:name w:val="明显引用 字符"/>
     <w:basedOn w:val="a2"/>
     <w:link w:val="afa"/>
@@ -5391,12 +5480,12 @@
     </w:pPr>
     <w:tblPr>
       <w:tblBorders>
-        <w:top w:val="single" w:color="auto" w:sz="4" w:space="0"/>
-        <w:left w:val="single" w:color="auto" w:sz="4" w:space="0"/>
-        <w:bottom w:val="single" w:color="auto" w:sz="4" w:space="0"/>
-        <w:right w:val="single" w:color="auto" w:sz="4" w:space="0"/>
-        <w:insideH w:val="single" w:color="auto" w:sz="4" w:space="0"/>
-        <w:insideV w:val="single" w:color="auto" w:sz="4" w:space="0"/>
+        <w:top w:val="single" w:sz="4" w:space="0" w:color="auto"/>
+        <w:left w:val="single" w:sz="4" w:space="0" w:color="auto"/>
+        <w:bottom w:val="single" w:sz="4" w:space="0" w:color="auto"/>
+        <w:right w:val="single" w:sz="4" w:space="0" w:color="auto"/>
+        <w:insideH w:val="single" w:sz="4" w:space="0" w:color="auto"/>
+        <w:insideV w:val="single" w:sz="4" w:space="0" w:color="auto"/>
       </w:tblBorders>
     </w:tblPr>
   </w:style>
@@ -5415,8 +5504,8 @@
       <w:tblStyleRowBandSize w:val="1"/>
       <w:tblStyleColBandSize w:val="1"/>
       <w:tblBorders>
-        <w:top w:val="single" w:color="000000" w:themeColor="text1" w:sz="8" w:space="0"/>
-        <w:bottom w:val="single" w:color="000000" w:themeColor="text1" w:sz="8" w:space="0"/>
+        <w:top w:val="single" w:sz="8" w:space="0" w:color="000000" w:themeColor="text1"/>
+        <w:bottom w:val="single" w:sz="8" w:space="0" w:color="000000" w:themeColor="text1"/>
       </w:tblBorders>
     </w:tblPr>
     <w:tblStylePr w:type="firstRow">
@@ -5430,9 +5519,9 @@
       <w:tblPr/>
       <w:tcPr>
         <w:tcBorders>
-          <w:top w:val="single" w:color="000000" w:themeColor="text1" w:sz="8" w:space="0"/>
-          <w:left w:val="nil"/>
-          <w:bottom w:val="single" w:color="000000" w:themeColor="text1" w:sz="8" w:space="0"/>
+          <w:top w:val="single" w:sz="8" w:space="0" w:color="000000" w:themeColor="text1"/>
+          <w:left w:val="nil"/>
+          <w:bottom w:val="single" w:sz="8" w:space="0" w:color="000000" w:themeColor="text1"/>
           <w:right w:val="nil"/>
           <w:insideH w:val="nil"/>
           <w:insideV w:val="nil"/>
@@ -5450,9 +5539,9 @@
       <w:tblPr/>
       <w:tcPr>
         <w:tcBorders>
-          <w:top w:val="single" w:color="000000" w:themeColor="text1" w:sz="8" w:space="0"/>
-          <w:left w:val="nil"/>
-          <w:bottom w:val="single" w:color="000000" w:themeColor="text1" w:sz="8" w:space="0"/>
+          <w:top w:val="single" w:sz="8" w:space="0" w:color="000000" w:themeColor="text1"/>
+          <w:left w:val="nil"/>
+          <w:bottom w:val="single" w:sz="8" w:space="0" w:color="000000" w:themeColor="text1"/>
           <w:right w:val="nil"/>
           <w:insideH w:val="nil"/>
           <w:insideV w:val="nil"/>
@@ -5511,8 +5600,8 @@
       <w:tblStyleRowBandSize w:val="1"/>
       <w:tblStyleColBandSize w:val="1"/>
       <w:tblBorders>
-        <w:top w:val="single" w:color="4F81BD" w:themeColor="accent1" w:sz="8" w:space="0"/>
-        <w:bottom w:val="single" w:color="4F81BD" w:themeColor="accent1" w:sz="8" w:space="0"/>
+        <w:top w:val="single" w:sz="8" w:space="0" w:color="4F81BD" w:themeColor="accent1"/>
+        <w:bottom w:val="single" w:sz="8" w:space="0" w:color="4F81BD" w:themeColor="accent1"/>
       </w:tblBorders>
     </w:tblPr>
     <w:tblStylePr w:type="firstRow">
@@ -5526,9 +5615,9 @@
       <w:tblPr/>
       <w:tcPr>
         <w:tcBorders>
-          <w:top w:val="single" w:color="4F81BD" w:themeColor="accent1" w:sz="8" w:space="0"/>
-          <w:left w:val="nil"/>
-          <w:bottom w:val="single" w:color="4F81BD" w:themeColor="accent1" w:sz="8" w:space="0"/>
+          <w:top w:val="single" w:sz="8" w:space="0" w:color="4F81BD" w:themeColor="accent1"/>
+          <w:left w:val="nil"/>
+          <w:bottom w:val="single" w:sz="8" w:space="0" w:color="4F81BD" w:themeColor="accent1"/>
           <w:right w:val="nil"/>
           <w:insideH w:val="nil"/>
           <w:insideV w:val="nil"/>
@@ -5546,9 +5635,9 @@
       <w:tblPr/>
       <w:tcPr>
         <w:tcBorders>
-          <w:top w:val="single" w:color="4F81BD" w:themeColor="accent1" w:sz="8" w:space="0"/>
-          <w:left w:val="nil"/>
-          <w:bottom w:val="single" w:color="4F81BD" w:themeColor="accent1" w:sz="8" w:space="0"/>
+          <w:top w:val="single" w:sz="8" w:space="0" w:color="4F81BD" w:themeColor="accent1"/>
+          <w:left w:val="nil"/>
+          <w:bottom w:val="single" w:sz="8" w:space="0" w:color="4F81BD" w:themeColor="accent1"/>
           <w:right w:val="nil"/>
           <w:insideH w:val="nil"/>
           <w:insideV w:val="nil"/>
@@ -5607,8 +5696,8 @@
       <w:tblStyleRowBandSize w:val="1"/>
       <w:tblStyleColBandSize w:val="1"/>
       <w:tblBorders>
-        <w:top w:val="single" w:color="C0504D" w:themeColor="accent2" w:sz="8" w:space="0"/>
-        <w:bottom w:val="single" w:color="C0504D" w:themeColor="accent2" w:sz="8" w:space="0"/>
+        <w:top w:val="single" w:sz="8" w:space="0" w:color="C0504D" w:themeColor="accent2"/>
+        <w:bottom w:val="single" w:sz="8" w:space="0" w:color="C0504D" w:themeColor="accent2"/>
       </w:tblBorders>
     </w:tblPr>
     <w:tblStylePr w:type="firstRow">
@@ -5622,9 +5711,9 @@
       <w:tblPr/>
       <w:tcPr>
         <w:tcBorders>
-          <w:top w:val="single" w:color="C0504D" w:themeColor="accent2" w:sz="8" w:space="0"/>
-          <w:left w:val="nil"/>
-          <w:bottom w:val="single" w:color="C0504D" w:themeColor="accent2" w:sz="8" w:space="0"/>
+          <w:top w:val="single" w:sz="8" w:space="0" w:color="C0504D" w:themeColor="accent2"/>
+          <w:left w:val="nil"/>
+          <w:bottom w:val="single" w:sz="8" w:space="0" w:color="C0504D" w:themeColor="accent2"/>
           <w:right w:val="nil"/>
           <w:insideH w:val="nil"/>
           <w:insideV w:val="nil"/>
@@ -5642,9 +5731,9 @@
       <w:tblPr/>
       <w:tcPr>
         <w:tcBorders>
-          <w:top w:val="single" w:color="C0504D" w:themeColor="accent2" w:sz="8" w:space="0"/>
-          <w:left w:val="nil"/>
-          <w:bottom w:val="single" w:color="C0504D" w:themeColor="accent2" w:sz="8" w:space="0"/>
+          <w:top w:val="single" w:sz="8" w:space="0" w:color="C0504D" w:themeColor="accent2"/>
+          <w:left w:val="nil"/>
+          <w:bottom w:val="single" w:sz="8" w:space="0" w:color="C0504D" w:themeColor="accent2"/>
           <w:right w:val="nil"/>
           <w:insideH w:val="nil"/>
           <w:insideV w:val="nil"/>
@@ -5703,8 +5792,8 @@
       <w:tblStyleRowBandSize w:val="1"/>
       <w:tblStyleColBandSize w:val="1"/>
       <w:tblBorders>
-        <w:top w:val="single" w:color="9BBB59" w:themeColor="accent3" w:sz="8" w:space="0"/>
-        <w:bottom w:val="single" w:color="9BBB59" w:themeColor="accent3" w:sz="8" w:space="0"/>
+        <w:top w:val="single" w:sz="8" w:space="0" w:color="9BBB59" w:themeColor="accent3"/>
+        <w:bottom w:val="single" w:sz="8" w:space="0" w:color="9BBB59" w:themeColor="accent3"/>
       </w:tblBorders>
     </w:tblPr>
     <w:tblStylePr w:type="firstRow">
@@ -5718,9 +5807,9 @@
       <w:tblPr/>
       <w:tcPr>
         <w:tcBorders>
-          <w:top w:val="single" w:color="9BBB59" w:themeColor="accent3" w:sz="8" w:space="0"/>
-          <w:left w:val="nil"/>
-          <w:bottom w:val="single" w:color="9BBB59" w:themeColor="accent3" w:sz="8" w:space="0"/>
+          <w:top w:val="single" w:sz="8" w:space="0" w:color="9BBB59" w:themeColor="accent3"/>
+          <w:left w:val="nil"/>
+          <w:bottom w:val="single" w:sz="8" w:space="0" w:color="9BBB59" w:themeColor="accent3"/>
           <w:right w:val="nil"/>
           <w:insideH w:val="nil"/>
           <w:insideV w:val="nil"/>
@@ -5738,9 +5827,9 @@
       <w:tblPr/>
       <w:tcPr>
         <w:tcBorders>
-          <w:top w:val="single" w:color="9BBB59" w:themeColor="accent3" w:sz="8" w:space="0"/>
-          <w:left w:val="nil"/>
-          <w:bottom w:val="single" w:color="9BBB59" w:themeColor="accent3" w:sz="8" w:space="0"/>
+          <w:top w:val="single" w:sz="8" w:space="0" w:color="9BBB59" w:themeColor="accent3"/>
+          <w:left w:val="nil"/>
+          <w:bottom w:val="single" w:sz="8" w:space="0" w:color="9BBB59" w:themeColor="accent3"/>
           <w:right w:val="nil"/>
           <w:insideH w:val="nil"/>
           <w:insideV w:val="nil"/>
@@ -5799,8 +5888,8 @@
       <w:tblStyleRowBandSize w:val="1"/>
       <w:tblStyleColBandSize w:val="1"/>
       <w:tblBorders>
-        <w:top w:val="single" w:color="8064A2" w:themeColor="accent4" w:sz="8" w:space="0"/>
-        <w:bottom w:val="single" w:color="8064A2" w:themeColor="accent4" w:sz="8" w:space="0"/>
+        <w:top w:val="single" w:sz="8" w:space="0" w:color="8064A2" w:themeColor="accent4"/>
+        <w:bottom w:val="single" w:sz="8" w:space="0" w:color="8064A2" w:themeColor="accent4"/>
       </w:tblBorders>
     </w:tblPr>
     <w:tblStylePr w:type="firstRow">
@@ -5814,9 +5903,9 @@
       <w:tblPr/>
       <w:tcPr>
         <w:tcBorders>
-          <w:top w:val="single" w:color="8064A2" w:themeColor="accent4" w:sz="8" w:space="0"/>
-          <w:left w:val="nil"/>
-          <w:bottom w:val="single" w:color="8064A2" w:themeColor="accent4" w:sz="8" w:space="0"/>
+          <w:top w:val="single" w:sz="8" w:space="0" w:color="8064A2" w:themeColor="accent4"/>
+          <w:left w:val="nil"/>
+          <w:bottom w:val="single" w:sz="8" w:space="0" w:color="8064A2" w:themeColor="accent4"/>
           <w:right w:val="nil"/>
           <w:insideH w:val="nil"/>
           <w:insideV w:val="nil"/>
@@ -5834,9 +5923,9 @@
       <w:tblPr/>
       <w:tcPr>
         <w:tcBorders>
-          <w:top w:val="single" w:color="8064A2" w:themeColor="accent4" w:sz="8" w:space="0"/>
-          <w:left w:val="nil"/>
-          <w:bottom w:val="single" w:color="8064A2" w:themeColor="accent4" w:sz="8" w:space="0"/>
+          <w:top w:val="single" w:sz="8" w:space="0" w:color="8064A2" w:themeColor="accent4"/>
+          <w:left w:val="nil"/>
+          <w:bottom w:val="single" w:sz="8" w:space="0" w:color="8064A2" w:themeColor="accent4"/>
           <w:right w:val="nil"/>
           <w:insideH w:val="nil"/>
           <w:insideV w:val="nil"/>
@@ -5895,8 +5984,8 @@
       <w:tblStyleRowBandSize w:val="1"/>
       <w:tblStyleColBandSize w:val="1"/>
       <w:tblBorders>
-        <w:top w:val="single" w:color="4BACC6" w:themeColor="accent5" w:sz="8" w:space="0"/>
-        <w:bottom w:val="single" w:color="4BACC6" w:themeColor="accent5" w:sz="8" w:space="0"/>
+        <w:top w:val="single" w:sz="8" w:space="0" w:color="4BACC6" w:themeColor="accent5"/>
+        <w:bottom w:val="single" w:sz="8" w:space="0" w:color="4BACC6" w:themeColor="accent5"/>
       </w:tblBorders>
     </w:tblPr>
     <w:tblStylePr w:type="firstRow">
@@ -5910,9 +5999,9 @@
       <w:tblPr/>
       <w:tcPr>
         <w:tcBorders>
-          <w:top w:val="single" w:color="4BACC6" w:themeColor="accent5" w:sz="8" w:space="0"/>
-          <w:left w:val="nil"/>
-          <w:bottom w:val="single" w:color="4BACC6" w:themeColor="accent5" w:sz="8" w:space="0"/>
+          <w:top w:val="single" w:sz="8" w:space="0" w:color="4BACC6" w:themeColor="accent5"/>
+          <w:left w:val="nil"/>
+          <w:bottom w:val="single" w:sz="8" w:space="0" w:color="4BACC6" w:themeColor="accent5"/>
           <w:right w:val="nil"/>
           <w:insideH w:val="nil"/>
           <w:insideV w:val="nil"/>
@@ -5930,9 +6019,9 @@
       <w:tblPr/>
       <w:tcPr>
         <w:tcBorders>
-          <w:top w:val="single" w:color="4BACC6" w:themeColor="accent5" w:sz="8" w:space="0"/>
-          <w:left w:val="nil"/>
-          <w:bottom w:val="single" w:color="4BACC6" w:themeColor="accent5" w:sz="8" w:space="0"/>
+          <w:top w:val="single" w:sz="8" w:space="0" w:color="4BACC6" w:themeColor="accent5"/>
+          <w:left w:val="nil"/>
+          <w:bottom w:val="single" w:sz="8" w:space="0" w:color="4BACC6" w:themeColor="accent5"/>
           <w:right w:val="nil"/>
           <w:insideH w:val="nil"/>
           <w:insideV w:val="nil"/>
@@ -5991,8 +6080,8 @@
       <w:tblStyleRowBandSize w:val="1"/>
       <w:tblStyleColBandSize w:val="1"/>
       <w:tblBorders>
-        <w:top w:val="single" w:color="F79646" w:themeColor="accent6" w:sz="8" w:space="0"/>
-        <w:bottom w:val="single" w:color="F79646" w:themeColor="accent6" w:sz="8" w:space="0"/>
+        <w:top w:val="single" w:sz="8" w:space="0" w:color="F79646" w:themeColor="accent6"/>
+        <w:bottom w:val="single" w:sz="8" w:space="0" w:color="F79646" w:themeColor="accent6"/>
       </w:tblBorders>
     </w:tblPr>
     <w:tblStylePr w:type="firstRow">
@@ -6006,9 +6095,9 @@
       <w:tblPr/>
       <w:tcPr>
         <w:tcBorders>
-          <w:top w:val="single" w:color="F79646" w:themeColor="accent6" w:sz="8" w:space="0"/>
-          <w:left w:val="nil"/>
-          <w:bottom w:val="single" w:color="F79646" w:themeColor="accent6" w:sz="8" w:space="0"/>
+          <w:top w:val="single" w:sz="8" w:space="0" w:color="F79646" w:themeColor="accent6"/>
+          <w:left w:val="nil"/>
+          <w:bottom w:val="single" w:sz="8" w:space="0" w:color="F79646" w:themeColor="accent6"/>
           <w:right w:val="nil"/>
           <w:insideH w:val="nil"/>
           <w:insideV w:val="nil"/>
@@ -6026,9 +6115,9 @@
       <w:tblPr/>
       <w:tcPr>
         <w:tcBorders>
-          <w:top w:val="single" w:color="F79646" w:themeColor="accent6" w:sz="8" w:space="0"/>
-          <w:left w:val="nil"/>
-          <w:bottom w:val="single" w:color="F79646" w:themeColor="accent6" w:sz="8" w:space="0"/>
+          <w:top w:val="single" w:sz="8" w:space="0" w:color="F79646" w:themeColor="accent6"/>
+          <w:left w:val="nil"/>
+          <w:bottom w:val="single" w:sz="8" w:space="0" w:color="F79646" w:themeColor="accent6"/>
           <w:right w:val="nil"/>
           <w:insideH w:val="nil"/>
           <w:insideV w:val="nil"/>
@@ -6084,10 +6173,10 @@
       <w:tblStyleRowBandSize w:val="1"/>
       <w:tblStyleColBandSize w:val="1"/>
       <w:tblBorders>
-        <w:top w:val="single" w:color="000000" w:themeColor="text1" w:sz="8" w:space="0"/>
-        <w:left w:val="single" w:color="000000" w:themeColor="text1" w:sz="8" w:space="0"/>
-        <w:bottom w:val="single" w:color="000000" w:themeColor="text1" w:sz="8" w:space="0"/>
-        <w:right w:val="single" w:color="000000" w:themeColor="text1" w:sz="8" w:space="0"/>
+        <w:top w:val="single" w:sz="8" w:space="0" w:color="000000" w:themeColor="text1"/>
+        <w:left w:val="single" w:sz="8" w:space="0" w:color="000000" w:themeColor="text1"/>
+        <w:bottom w:val="single" w:sz="8" w:space="0" w:color="000000" w:themeColor="text1"/>
+        <w:right w:val="single" w:sz="8" w:space="0" w:color="000000" w:themeColor="text1"/>
       </w:tblBorders>
     </w:tblPr>
     <w:tblStylePr w:type="firstRow">
@@ -6115,10 +6204,10 @@
       <w:tblPr/>
       <w:tcPr>
         <w:tcBorders>
-          <w:top w:val="double" w:color="000000" w:themeColor="text1" w:sz="6" w:space="0"/>
-          <w:left w:val="single" w:color="000000" w:themeColor="text1" w:sz="8" w:space="0"/>
-          <w:bottom w:val="single" w:color="000000" w:themeColor="text1" w:sz="8" w:space="0"/>
-          <w:right w:val="single" w:color="000000" w:themeColor="text1" w:sz="8" w:space="0"/>
+          <w:top w:val="double" w:sz="6" w:space="0" w:color="000000" w:themeColor="text1"/>
+          <w:left w:val="single" w:sz="8" w:space="0" w:color="000000" w:themeColor="text1"/>
+          <w:bottom w:val="single" w:sz="8" w:space="0" w:color="000000" w:themeColor="text1"/>
+          <w:right w:val="single" w:sz="8" w:space="0" w:color="000000" w:themeColor="text1"/>
         </w:tcBorders>
       </w:tcPr>
     </w:tblStylePr>
@@ -6138,10 +6227,10 @@
       <w:tblPr/>
       <w:tcPr>
         <w:tcBorders>
-          <w:top w:val="single" w:color="000000" w:themeColor="text1" w:sz="8" w:space="0"/>
-          <w:left w:val="single" w:color="000000" w:themeColor="text1" w:sz="8" w:space="0"/>
-          <w:bottom w:val="single" w:color="000000" w:themeColor="text1" w:sz="8" w:space="0"/>
-          <w:right w:val="single" w:color="000000" w:themeColor="text1" w:sz="8" w:space="0"/>
+          <w:top w:val="single" w:sz="8" w:space="0" w:color="000000" w:themeColor="text1"/>
+          <w:left w:val="single" w:sz="8" w:space="0" w:color="000000" w:themeColor="text1"/>
+          <w:bottom w:val="single" w:sz="8" w:space="0" w:color="000000" w:themeColor="text1"/>
+          <w:right w:val="single" w:sz="8" w:space="0" w:color="000000" w:themeColor="text1"/>
         </w:tcBorders>
       </w:tcPr>
     </w:tblStylePr>
@@ -6149,10 +6238,10 @@
       <w:tblPr/>
       <w:tcPr>
         <w:tcBorders>
-          <w:top w:val="single" w:color="000000" w:themeColor="text1" w:sz="8" w:space="0"/>
-          <w:left w:val="single" w:color="000000" w:themeColor="text1" w:sz="8" w:space="0"/>
-          <w:bottom w:val="single" w:color="000000" w:themeColor="text1" w:sz="8" w:space="0"/>
-          <w:right w:val="single" w:color="000000" w:themeColor="text1" w:sz="8" w:space="0"/>
+          <w:top w:val="single" w:sz="8" w:space="0" w:color="000000" w:themeColor="text1"/>
+          <w:left w:val="single" w:sz="8" w:space="0" w:color="000000" w:themeColor="text1"/>
+          <w:bottom w:val="single" w:sz="8" w:space="0" w:color="000000" w:themeColor="text1"/>
+          <w:right w:val="single" w:sz="8" w:space="0" w:color="000000" w:themeColor="text1"/>
         </w:tcBorders>
       </w:tcPr>
     </w:tblStylePr>
@@ -6169,10 +6258,10 @@
       <w:tblStyleRowBandSize w:val="1"/>
       <w:tblStyleColBandSize w:val="1"/>
       <w:tblBorders>
-        <w:top w:val="single" w:color="4F81BD" w:themeColor="accent1" w:sz="8" w:space="0"/>
-        <w:left w:val="single" w:color="4F81BD" w:themeColor="accent1" w:sz="8" w:space="0"/>
-        <w:bottom w:val="single" w:color="4F81BD" w:themeColor="accent1" w:sz="8" w:space="0"/>
-        <w:right w:val="single" w:color="4F81BD" w:themeColor="accent1" w:sz="8" w:space="0"/>
+        <w:top w:val="single" w:sz="8" w:space="0" w:color="4F81BD" w:themeColor="accent1"/>
+        <w:left w:val="single" w:sz="8" w:space="0" w:color="4F81BD" w:themeColor="accent1"/>
+        <w:bottom w:val="single" w:sz="8" w:space="0" w:color="4F81BD" w:themeColor="accent1"/>
+        <w:right w:val="single" w:sz="8" w:space="0" w:color="4F81BD" w:themeColor="accent1"/>
       </w:tblBorders>
     </w:tblPr>
     <w:tblStylePr w:type="firstRow">
@@ -6200,10 +6289,10 @@
       <w:tblPr/>
       <w:tcPr>
         <w:tcBorders>
-          <w:top w:val="double" w:color="4F81BD" w:themeColor="accent1" w:sz="6" w:space="0"/>
-          <w:left w:val="single" w:color="4F81BD" w:themeColor="accent1" w:sz="8" w:space="0"/>
-          <w:bottom w:val="single" w:color="4F81BD" w:themeColor="accent1" w:sz="8" w:space="0"/>
-          <w:right w:val="single" w:color="4F81BD" w:themeColor="accent1" w:sz="8" w:space="0"/>
+          <w:top w:val="double" w:sz="6" w:space="0" w:color="4F81BD" w:themeColor="accent1"/>
+          <w:left w:val="single" w:sz="8" w:space="0" w:color="4F81BD" w:themeColor="accent1"/>
+          <w:bottom w:val="single" w:sz="8" w:space="0" w:color="4F81BD" w:themeColor="accent1"/>
+          <w:right w:val="single" w:sz="8" w:space="0" w:color="4F81BD" w:themeColor="accent1"/>
         </w:tcBorders>
       </w:tcPr>
     </w:tblStylePr>
@@ -6223,10 +6312,10 @@
       <w:tblPr/>
       <w:tcPr>
         <w:tcBorders>
-          <w:top w:val="single" w:color="4F81BD" w:themeColor="accent1" w:sz="8" w:space="0"/>
-          <w:left w:val="single" w:color="4F81BD" w:themeColor="accent1" w:sz="8" w:space="0"/>
-          <w:bottom w:val="single" w:color="4F81BD" w:themeColor="accent1" w:sz="8" w:space="0"/>
-          <w:right w:val="single" w:color="4F81BD" w:themeColor="accent1" w:sz="8" w:space="0"/>
+          <w:top w:val="single" w:sz="8" w:space="0" w:color="4F81BD" w:themeColor="accent1"/>
+          <w:left w:val="single" w:sz="8" w:space="0" w:color="4F81BD" w:themeColor="accent1"/>
+          <w:bottom w:val="single" w:sz="8" w:space="0" w:color="4F81BD" w:themeColor="accent1"/>
+          <w:right w:val="single" w:sz="8" w:space="0" w:color="4F81BD" w:themeColor="accent1"/>
         </w:tcBorders>
       </w:tcPr>
     </w:tblStylePr>
@@ -6234,10 +6323,10 @@
       <w:tblPr/>
       <w:tcPr>
         <w:tcBorders>
-          <w:top w:val="single" w:color="4F81BD" w:themeColor="accent1" w:sz="8" w:space="0"/>
-          <w:left w:val="single" w:color="4F81BD" w:themeColor="accent1" w:sz="8" w:space="0"/>
-          <w:bottom w:val="single" w:color="4F81BD" w:themeColor="accent1" w:sz="8" w:space="0"/>
-          <w:right w:val="single" w:color="4F81BD" w:themeColor="accent1" w:sz="8" w:space="0"/>
+          <w:top w:val="single" w:sz="8" w:space="0" w:color="4F81BD" w:themeColor="accent1"/>
+          <w:left w:val="single" w:sz="8" w:space="0" w:color="4F81BD" w:themeColor="accent1"/>
+          <w:bottom w:val="single" w:sz="8" w:space="0" w:color="4F81BD" w:themeColor="accent1"/>
+          <w:right w:val="single" w:sz="8" w:space="0" w:color="4F81BD" w:themeColor="accent1"/>
         </w:tcBorders>
       </w:tcPr>
     </w:tblStylePr>
@@ -6254,10 +6343,10 @@
       <w:tblStyleRowBandSize w:val="1"/>
       <w:tblStyleColBandSize w:val="1"/>
       <w:tblBorders>
-        <w:top w:val="single" w:color="C0504D" w:themeColor="accent2" w:sz="8" w:space="0"/>
-        <w:left w:val="single" w:color="C0504D" w:themeColor="accent2" w:sz="8" w:space="0"/>
-        <w:bottom w:val="single" w:color="C0504D" w:themeColor="accent2" w:sz="8" w:space="0"/>
-        <w:right w:val="single" w:color="C0504D" w:themeColor="accent2" w:sz="8" w:space="0"/>
+        <w:top w:val="single" w:sz="8" w:space="0" w:color="C0504D" w:themeColor="accent2"/>
+        <w:left w:val="single" w:sz="8" w:space="0" w:color="C0504D" w:themeColor="accent2"/>
+        <w:bottom w:val="single" w:sz="8" w:space="0" w:color="C0504D" w:themeColor="accent2"/>
+        <w:right w:val="single" w:sz="8" w:space="0" w:color="C0504D" w:themeColor="accent2"/>
       </w:tblBorders>
     </w:tblPr>
     <w:tblStylePr w:type="firstRow">
@@ -6285,10 +6374,10 @@
       <w:tblPr/>
       <w:tcPr>
         <w:tcBorders>
-          <w:top w:val="double" w:color="C0504D" w:themeColor="accent2" w:sz="6" w:space="0"/>
-          <w:left w:val="single" w:color="C0504D" w:themeColor="accent2" w:sz="8" w:space="0"/>
-          <w:bottom w:val="single" w:color="C0504D" w:themeColor="accent2" w:sz="8" w:space="0"/>
-          <w:right w:val="single" w:color="C0504D" w:themeColor="accent2" w:sz="8" w:space="0"/>
+          <w:top w:val="double" w:sz="6" w:space="0" w:color="C0504D" w:themeColor="accent2"/>
+          <w:left w:val="single" w:sz="8" w:space="0" w:color="C0504D" w:themeColor="accent2"/>
+          <w:bottom w:val="single" w:sz="8" w:space="0" w:color="C0504D" w:themeColor="accent2"/>
+          <w:right w:val="single" w:sz="8" w:space="0" w:color="C0504D" w:themeColor="accent2"/>
         </w:tcBorders>
       </w:tcPr>
     </w:tblStylePr>
@@ -6308,10 +6397,10 @@
       <w:tblPr/>
       <w:tcPr>
         <w:tcBorders>
-          <w:top w:val="single" w:color="C0504D" w:themeColor="accent2" w:sz="8" w:space="0"/>
-          <w:left w:val="single" w:color="C0504D" w:themeColor="accent2" w:sz="8" w:space="0"/>
-          <w:bottom w:val="single" w:color="C0504D" w:themeColor="accent2" w:sz="8" w:space="0"/>
-          <w:right w:val="single" w:color="C0504D" w:themeColor="accent2" w:sz="8" w:space="0"/>
+          <w:top w:val="single" w:sz="8" w:space="0" w:color="C0504D" w:themeColor="accent2"/>
+          <w:left w:val="single" w:sz="8" w:space="0" w:color="C0504D" w:themeColor="accent2"/>
+          <w:bottom w:val="single" w:sz="8" w:space="0" w:color="C0504D" w:themeColor="accent2"/>
+          <w:right w:val="single" w:sz="8" w:space="0" w:color="C0504D" w:themeColor="accent2"/>
         </w:tcBorders>
       </w:tcPr>
     </w:tblStylePr>
@@ -6319,10 +6408,10 @@
       <w:tblPr/>
       <w:tcPr>
         <w:tcBorders>
-          <w:top w:val="single" w:color="C0504D" w:themeColor="accent2" w:sz="8" w:space="0"/>
-          <w:left w:val="single" w:color="C0504D" w:themeColor="accent2" w:sz="8" w:space="0"/>
-          <w:bottom w:val="single" w:color="C0504D" w:themeColor="accent2" w:sz="8" w:space="0"/>
-          <w:right w:val="single" w:color="C0504D" w:themeColor="accent2" w:sz="8" w:space="0"/>
+          <w:top w:val="single" w:sz="8" w:space="0" w:color="C0504D" w:themeColor="accent2"/>
+          <w:left w:val="single" w:sz="8" w:space="0" w:color="C0504D" w:themeColor="accent2"/>
+          <w:bottom w:val="single" w:sz="8" w:space="0" w:color="C0504D" w:themeColor="accent2"/>
+          <w:right w:val="single" w:sz="8" w:space="0" w:color="C0504D" w:themeColor="accent2"/>
         </w:tcBorders>
       </w:tcPr>
     </w:tblStylePr>
@@ -6339,10 +6428,10 @@
       <w:tblStyleRowBandSize w:val="1"/>
       <w:tblStyleColBandSize w:val="1"/>
       <w:tblBorders>
-        <w:top w:val="single" w:color="9BBB59" w:themeColor="accent3" w:sz="8" w:space="0"/>
-        <w:left w:val="single" w:color="9BBB59" w:themeColor="accent3" w:sz="8" w:space="0"/>
-        <w:bottom w:val="single" w:color="9BBB59" w:themeColor="accent3" w:sz="8" w:space="0"/>
-        <w:right w:val="single" w:color="9BBB59" w:themeColor="accent3" w:sz="8" w:space="0"/>
+        <w:top w:val="single" w:sz="8" w:space="0" w:color="9BBB59" w:themeColor="accent3"/>
+        <w:left w:val="single" w:sz="8" w:space="0" w:color="9BBB59" w:themeColor="accent3"/>
+        <w:bottom w:val="single" w:sz="8" w:space="0" w:color="9BBB59" w:themeColor="accent3"/>
+        <w:right w:val="single" w:sz="8" w:space="0" w:color="9BBB59" w:themeColor="accent3"/>
       </w:tblBorders>
     </w:tblPr>
     <w:tblStylePr w:type="firstRow">
@@ -6370,10 +6459,10 @@
       <w:tblPr/>
       <w:tcPr>
         <w:tcBorders>
-          <w:top w:val="double" w:color="9BBB59" w:themeColor="accent3" w:sz="6" w:space="0"/>
-          <w:left w:val="single" w:color="9BBB59" w:themeColor="accent3" w:sz="8" w:space="0"/>
-          <w:bottom w:val="single" w:color="9BBB59" w:themeColor="accent3" w:sz="8" w:space="0"/>
-          <w:right w:val="single" w:color="9BBB59" w:themeColor="accent3" w:sz="8" w:space="0"/>
+          <w:top w:val="double" w:sz="6" w:space="0" w:color="9BBB59" w:themeColor="accent3"/>
+          <w:left w:val="single" w:sz="8" w:space="0" w:color="9BBB59" w:themeColor="accent3"/>
+          <w:bottom w:val="single" w:sz="8" w:space="0" w:color="9BBB59" w:themeColor="accent3"/>
+          <w:right w:val="single" w:sz="8" w:space="0" w:color="9BBB59" w:themeColor="accent3"/>
         </w:tcBorders>
       </w:tcPr>
     </w:tblStylePr>
@@ -6393,10 +6482,10 @@
       <w:tblPr/>
       <w:tcPr>
         <w:tcBorders>
-          <w:top w:val="single" w:color="9BBB59" w:themeColor="accent3" w:sz="8" w:space="0"/>
-          <w:left w:val="single" w:color="9BBB59" w:themeColor="accent3" w:sz="8" w:space="0"/>
-          <w:bottom w:val="single" w:color="9BBB59" w:themeColor="accent3" w:sz="8" w:space="0"/>
-          <w:right w:val="single" w:color="9BBB59" w:themeColor="accent3" w:sz="8" w:space="0"/>
+          <w:top w:val="single" w:sz="8" w:space="0" w:color="9BBB59" w:themeColor="accent3"/>
+          <w:left w:val="single" w:sz="8" w:space="0" w:color="9BBB59" w:themeColor="accent3"/>
+          <w:bottom w:val="single" w:sz="8" w:space="0" w:color="9BBB59" w:themeColor="accent3"/>
+          <w:right w:val="single" w:sz="8" w:space="0" w:color="9BBB59" w:themeColor="accent3"/>
         </w:tcBorders>
       </w:tcPr>
     </w:tblStylePr>
@@ -6404,10 +6493,10 @@
       <w:tblPr/>
       <w:tcPr>
         <w:tcBorders>
-          <w:top w:val="single" w:color="9BBB59" w:themeColor="accent3" w:sz="8" w:space="0"/>
-          <w:left w:val="single" w:color="9BBB59" w:themeColor="accent3" w:sz="8" w:space="0"/>
-          <w:bottom w:val="single" w:color="9BBB59" w:themeColor="accent3" w:sz="8" w:space="0"/>
-          <w:right w:val="single" w:color="9BBB59" w:themeColor="accent3" w:sz="8" w:space="0"/>
+          <w:top w:val="single" w:sz="8" w:space="0" w:color="9BBB59" w:themeColor="accent3"/>
+          <w:left w:val="single" w:sz="8" w:space="0" w:color="9BBB59" w:themeColor="accent3"/>
+          <w:bottom w:val="single" w:sz="8" w:space="0" w:color="9BBB59" w:themeColor="accent3"/>
+          <w:right w:val="single" w:sz="8" w:space="0" w:color="9BBB59" w:themeColor="accent3"/>
         </w:tcBorders>
       </w:tcPr>
     </w:tblStylePr>
@@ -6424,10 +6513,10 @@
       <w:tblStyleRowBandSize w:val="1"/>
       <w:tblStyleColBandSize w:val="1"/>
       <w:tblBorders>
-        <w:top w:val="single" w:color="8064A2" w:themeColor="accent4" w:sz="8" w:space="0"/>
-        <w:left w:val="single" w:color="8064A2" w:themeColor="accent4" w:sz="8" w:space="0"/>
-        <w:bottom w:val="single" w:color="8064A2" w:themeColor="accent4" w:sz="8" w:space="0"/>
-        <w:right w:val="single" w:color="8064A2" w:themeColor="accent4" w:sz="8" w:space="0"/>
+        <w:top w:val="single" w:sz="8" w:space="0" w:color="8064A2" w:themeColor="accent4"/>
+        <w:left w:val="single" w:sz="8" w:space="0" w:color="8064A2" w:themeColor="accent4"/>
+        <w:bottom w:val="single" w:sz="8" w:space="0" w:color="8064A2" w:themeColor="accent4"/>
+        <w:right w:val="single" w:sz="8" w:space="0" w:color="8064A2" w:themeColor="accent4"/>
       </w:tblBorders>
     </w:tblPr>
     <w:tblStylePr w:type="firstRow">
@@ -6455,10 +6544,10 @@
       <w:tblPr/>
       <w:tcPr>
         <w:tcBorders>
-          <w:top w:val="double" w:color="8064A2" w:themeColor="accent4" w:sz="6" w:space="0"/>
-          <w:left w:val="single" w:color="8064A2" w:themeColor="accent4" w:sz="8" w:space="0"/>
-          <w:bottom w:val="single" w:color="8064A2" w:themeColor="accent4" w:sz="8" w:space="0"/>
-          <w:right w:val="single" w:color="8064A2" w:themeColor="accent4" w:sz="8" w:space="0"/>
+          <w:top w:val="double" w:sz="6" w:space="0" w:color="8064A2" w:themeColor="accent4"/>
+          <w:left w:val="single" w:sz="8" w:space="0" w:color="8064A2" w:themeColor="accent4"/>
+          <w:bottom w:val="single" w:sz="8" w:space="0" w:color="8064A2" w:themeColor="accent4"/>
+          <w:right w:val="single" w:sz="8" w:space="0" w:color="8064A2" w:themeColor="accent4"/>
         </w:tcBorders>
       </w:tcPr>
     </w:tblStylePr>
@@ -6478,10 +6567,10 @@
       <w:tblPr/>
       <w:tcPr>
         <w:tcBorders>
-          <w:top w:val="single" w:color="8064A2" w:themeColor="accent4" w:sz="8" w:space="0"/>
-          <w:left w:val="single" w:color="8064A2" w:themeColor="accent4" w:sz="8" w:space="0"/>
-          <w:bottom w:val="single" w:color="8064A2" w:themeColor="accent4" w:sz="8" w:space="0"/>
-          <w:right w:val="single" w:color="8064A2" w:themeColor="accent4" w:sz="8" w:space="0"/>
+          <w:top w:val="single" w:sz="8" w:space="0" w:color="8064A2" w:themeColor="accent4"/>
+          <w:left w:val="single" w:sz="8" w:space="0" w:color="8064A2" w:themeColor="accent4"/>
+          <w:bottom w:val="single" w:sz="8" w:space="0" w:color="8064A2" w:themeColor="accent4"/>
+          <w:right w:val="single" w:sz="8" w:space="0" w:color="8064A2" w:themeColor="accent4"/>
         </w:tcBorders>
       </w:tcPr>
     </w:tblStylePr>
@@ -6489,10 +6578,10 @@
       <w:tblPr/>
       <w:tcPr>
         <w:tcBorders>
-          <w:top w:val="single" w:color="8064A2" w:themeColor="accent4" w:sz="8" w:space="0"/>
-          <w:left w:val="single" w:color="8064A2" w:themeColor="accent4" w:sz="8" w:space="0"/>
-          <w:bottom w:val="single" w:color="8064A2" w:themeColor="accent4" w:sz="8" w:space="0"/>
-          <w:right w:val="single" w:color="8064A2" w:themeColor="accent4" w:sz="8" w:space="0"/>
+          <w:top w:val="single" w:sz="8" w:space="0" w:color="8064A2" w:themeColor="accent4"/>
+          <w:left w:val="single" w:sz="8" w:space="0" w:color="8064A2" w:themeColor="accent4"/>
+          <w:bottom w:val="single" w:sz="8" w:space="0" w:color="8064A2" w:themeColor="accent4"/>
+          <w:right w:val="single" w:sz="8" w:space="0" w:color="8064A2" w:themeColor="accent4"/>
         </w:tcBorders>
       </w:tcPr>
     </w:tblStylePr>
@@ -6509,10 +6598,10 @@
       <w:tblStyleRowBandSize w:val="1"/>
       <w:tblStyleColBandSize w:val="1"/>
       <w:tblBorders>
-        <w:top w:val="single" w:color="4BACC6" w:themeColor="accent5" w:sz="8" w:space="0"/>
-        <w:left w:val="single" w:color="4BACC6" w:themeColor="accent5" w:sz="8" w:space="0"/>
-        <w:bottom w:val="single" w:color="4BACC6" w:themeColor="accent5" w:sz="8" w:space="0"/>
-        <w:right w:val="single" w:color="4BACC6" w:themeColor="accent5" w:sz="8" w:space="0"/>
+        <w:top w:val="single" w:sz="8" w:space="0" w:color="4BACC6" w:themeColor="accent5"/>
+        <w:left w:val="single" w:sz="8" w:space="0" w:color="4BACC6" w:themeColor="accent5"/>
+        <w:bottom w:val="single" w:sz="8" w:space="0" w:color="4BACC6" w:themeColor="accent5"/>
+        <w:right w:val="single" w:sz="8" w:space="0" w:color="4BACC6" w:themeColor="accent5"/>
       </w:tblBorders>
     </w:tblPr>
     <w:tblStylePr w:type="firstRow">
@@ -6540,10 +6629,10 @@
       <w:tblPr/>
       <w:tcPr>
         <w:tcBorders>
-          <w:top w:val="double" w:color="4BACC6" w:themeColor="accent5" w:sz="6" w:space="0"/>
-          <w:left w:val="single" w:color="4BACC6" w:themeColor="accent5" w:sz="8" w:space="0"/>
-          <w:bottom w:val="single" w:color="4BACC6" w:themeColor="accent5" w:sz="8" w:space="0"/>
-          <w:right w:val="single" w:color="4BACC6" w:themeColor="accent5" w:sz="8" w:space="0"/>
+          <w:top w:val="double" w:sz="6" w:space="0" w:color="4BACC6" w:themeColor="accent5"/>
+          <w:left w:val="single" w:sz="8" w:space="0" w:color="4BACC6" w:themeColor="accent5"/>
+          <w:bottom w:val="single" w:sz="8" w:space="0" w:color="4BACC6" w:themeColor="accent5"/>
+          <w:right w:val="single" w:sz="8" w:space="0" w:color="4BACC6" w:themeColor="accent5"/>
         </w:tcBorders>
       </w:tcPr>
     </w:tblStylePr>
@@ -6563,10 +6652,10 @@
       <w:tblPr/>
       <w:tcPr>
         <w:tcBorders>
-          <w:top w:val="single" w:color="4BACC6" w:themeColor="accent5" w:sz="8" w:space="0"/>
-          <w:left w:val="single" w:color="4BACC6" w:themeColor="accent5" w:sz="8" w:space="0"/>
-          <w:bottom w:val="single" w:color="4BACC6" w:themeColor="accent5" w:sz="8" w:space="0"/>
-          <w:right w:val="single" w:color="4BACC6" w:themeColor="accent5" w:sz="8" w:space="0"/>
+          <w:top w:val="single" w:sz="8" w:space="0" w:color="4BACC6" w:themeColor="accent5"/>
+          <w:left w:val="single" w:sz="8" w:space="0" w:color="4BACC6" w:themeColor="accent5"/>
+          <w:bottom w:val="single" w:sz="8" w:space="0" w:color="4BACC6" w:themeColor="accent5"/>
+          <w:right w:val="single" w:sz="8" w:space="0" w:color="4BACC6" w:themeColor="accent5"/>
         </w:tcBorders>
       </w:tcPr>
     </w:tblStylePr>
@@ -6574,10 +6663,10 @@
       <w:tblPr/>
       <w:tcPr>
         <w:tcBorders>
-          <w:top w:val="single" w:color="4BACC6" w:themeColor="accent5" w:sz="8" w:space="0"/>
-          <w:left w:val="single" w:color="4BACC6" w:themeColor="accent5" w:sz="8" w:space="0"/>
-          <w:bottom w:val="single" w:color="4BACC6" w:themeColor="accent5" w:sz="8" w:space="0"/>
-          <w:right w:val="single" w:color="4BACC6" w:themeColor="accent5" w:sz="8" w:space="0"/>
+          <w:top w:val="single" w:sz="8" w:space="0" w:color="4BACC6" w:themeColor="accent5"/>
+          <w:left w:val="single" w:sz="8" w:space="0" w:color="4BACC6" w:themeColor="accent5"/>
+          <w:bottom w:val="single" w:sz="8" w:space="0" w:color="4BACC6" w:themeColor="accent5"/>
+          <w:right w:val="single" w:sz="8" w:space="0" w:color="4BACC6" w:themeColor="accent5"/>
         </w:tcBorders>
       </w:tcPr>
     </w:tblStylePr>
@@ -6594,10 +6683,10 @@
       <w:tblStyleRowBandSize w:val="1"/>
       <w:tblStyleColBandSize w:val="1"/>
       <w:tblBorders>
-        <w:top w:val="single" w:color="F79646" w:themeColor="accent6" w:sz="8" w:space="0"/>
-        <w:left w:val="single" w:color="F79646" w:themeColor="accent6" w:sz="8" w:space="0"/>
-        <w:bottom w:val="single" w:color="F79646" w:themeColor="accent6" w:sz="8" w:space="0"/>
-        <w:right w:val="single" w:color="F79646" w:themeColor="accent6" w:sz="8" w:space="0"/>
+        <w:top w:val="single" w:sz="8" w:space="0" w:color="F79646" w:themeColor="accent6"/>
+        <w:left w:val="single" w:sz="8" w:space="0" w:color="F79646" w:themeColor="accent6"/>
+        <w:bottom w:val="single" w:sz="8" w:space="0" w:color="F79646" w:themeColor="accent6"/>
+        <w:right w:val="single" w:sz="8" w:space="0" w:color="F79646" w:themeColor="accent6"/>
       </w:tblBorders>
     </w:tblPr>
     <w:tblStylePr w:type="firstRow">
@@ -6625,10 +6714,10 @@
       <w:tblPr/>
       <w:tcPr>
         <w:tcBorders>
-          <w:top w:val="double" w:color="F79646" w:themeColor="accent6" w:sz="6" w:space="0"/>
-          <w:left w:val="single" w:color="F79646" w:themeColor="accent6" w:sz="8" w:space="0"/>
-          <w:bottom w:val="single" w:color="F79646" w:themeColor="accent6" w:sz="8" w:space="0"/>
-          <w:right w:val="single" w:color="F79646" w:themeColor="accent6" w:sz="8" w:space="0"/>
+          <w:top w:val="double" w:sz="6" w:space="0" w:color="F79646" w:themeColor="accent6"/>
+          <w:left w:val="single" w:sz="8" w:space="0" w:color="F79646" w:themeColor="accent6"/>
+          <w:bottom w:val="single" w:sz="8" w:space="0" w:color="F79646" w:themeColor="accent6"/>
+          <w:right w:val="single" w:sz="8" w:space="0" w:color="F79646" w:themeColor="accent6"/>
         </w:tcBorders>
       </w:tcPr>
     </w:tblStylePr>
@@ -6648,10 +6737,10 @@
       <w:tblPr/>
       <w:tcPr>
         <w:tcBorders>
-          <w:top w:val="single" w:color="F79646" w:themeColor="accent6" w:sz="8" w:space="0"/>
-          <w:left w:val="single" w:color="F79646" w:themeColor="accent6" w:sz="8" w:space="0"/>
-          <w:bottom w:val="single" w:color="F79646" w:themeColor="accent6" w:sz="8" w:space="0"/>
-          <w:right w:val="single" w:color="F79646" w:themeColor="accent6" w:sz="8" w:space="0"/>
+          <w:top w:val="single" w:sz="8" w:space="0" w:color="F79646" w:themeColor="accent6"/>
+          <w:left w:val="single" w:sz="8" w:space="0" w:color="F79646" w:themeColor="accent6"/>
+          <w:bottom w:val="single" w:sz="8" w:space="0" w:color="F79646" w:themeColor="accent6"/>
+          <w:right w:val="single" w:sz="8" w:space="0" w:color="F79646" w:themeColor="accent6"/>
         </w:tcBorders>
       </w:tcPr>
     </w:tblStylePr>
@@ -6659,10 +6748,10 @@
       <w:tblPr/>
       <w:tcPr>
         <w:tcBorders>
-          <w:top w:val="single" w:color="F79646" w:themeColor="accent6" w:sz="8" w:space="0"/>
-          <w:left w:val="single" w:color="F79646" w:themeColor="accent6" w:sz="8" w:space="0"/>
-          <w:bottom w:val="single" w:color="F79646" w:themeColor="accent6" w:sz="8" w:space="0"/>
-          <w:right w:val="single" w:color="F79646" w:themeColor="accent6" w:sz="8" w:space="0"/>
+          <w:top w:val="single" w:sz="8" w:space="0" w:color="F79646" w:themeColor="accent6"/>
+          <w:left w:val="single" w:sz="8" w:space="0" w:color="F79646" w:themeColor="accent6"/>
+          <w:bottom w:val="single" w:sz="8" w:space="0" w:color="F79646" w:themeColor="accent6"/>
+          <w:right w:val="single" w:sz="8" w:space="0" w:color="F79646" w:themeColor="accent6"/>
         </w:tcBorders>
       </w:tcPr>
     </w:tblStylePr>
@@ -6679,12 +6768,12 @@
       <w:tblStyleRowBandSize w:val="1"/>
       <w:tblStyleColBandSize w:val="1"/>
       <w:tblBorders>
-        <w:top w:val="single" w:color="000000" w:themeColor="text1" w:sz="8" w:space="0"/>
-        <w:left w:val="single" w:color="000000" w:themeColor="text1" w:sz="8" w:space="0"/>
-        <w:bottom w:val="single" w:color="000000" w:themeColor="text1" w:sz="8" w:space="0"/>
-        <w:right w:val="single" w:color="000000" w:themeColor="text1" w:sz="8" w:space="0"/>
-        <w:insideH w:val="single" w:color="000000" w:themeColor="text1" w:sz="8" w:space="0"/>
-        <w:insideV w:val="single" w:color="000000" w:themeColor="text1" w:sz="8" w:space="0"/>
+        <w:top w:val="single" w:sz="8" w:space="0" w:color="000000" w:themeColor="text1"/>
+        <w:left w:val="single" w:sz="8" w:space="0" w:color="000000" w:themeColor="text1"/>
+        <w:bottom w:val="single" w:sz="8" w:space="0" w:color="000000" w:themeColor="text1"/>
+        <w:right w:val="single" w:sz="8" w:space="0" w:color="000000" w:themeColor="text1"/>
+        <w:insideH w:val="single" w:sz="8" w:space="0" w:color="000000" w:themeColor="text1"/>
+        <w:insideV w:val="single" w:sz="8" w:space="0" w:color="000000" w:themeColor="text1"/>
       </w:tblBorders>
     </w:tblPr>
     <w:tblStylePr w:type="firstRow">
@@ -6692,19 +6781,19 @@
         <w:spacing w:before="0" w:after="0" w:line="240" w:lineRule="auto"/>
       </w:pPr>
       <w:rPr>
-        <w:rFonts w:asciiTheme="majorHAnsi" w:hAnsiTheme="majorHAnsi" w:eastAsiaTheme="majorEastAsia" w:cstheme="majorBidi"/>
-        <w:b/>
-        <w:bCs/>
-      </w:rPr>
-      <w:tblPr/>
-      <w:tcPr>
-        <w:tcBorders>
-          <w:top w:val="single" w:color="000000" w:themeColor="text1" w:sz="8" w:space="0"/>
-          <w:left w:val="single" w:color="000000" w:themeColor="text1" w:sz="8" w:space="0"/>
-          <w:bottom w:val="single" w:color="000000" w:themeColor="text1" w:sz="18" w:space="0"/>
-          <w:right w:val="single" w:color="000000" w:themeColor="text1" w:sz="8" w:space="0"/>
-          <w:insideH w:val="nil"/>
-          <w:insideV w:val="single" w:color="000000" w:themeColor="text1" w:sz="8" w:space="0"/>
+        <w:rFonts w:asciiTheme="majorHAnsi" w:eastAsiaTheme="majorEastAsia" w:hAnsiTheme="majorHAnsi" w:cstheme="majorBidi"/>
+        <w:b/>
+        <w:bCs/>
+      </w:rPr>
+      <w:tblPr/>
+      <w:tcPr>
+        <w:tcBorders>
+          <w:top w:val="single" w:sz="8" w:space="0" w:color="000000" w:themeColor="text1"/>
+          <w:left w:val="single" w:sz="8" w:space="0" w:color="000000" w:themeColor="text1"/>
+          <w:bottom w:val="single" w:sz="18" w:space="0" w:color="000000" w:themeColor="text1"/>
+          <w:right w:val="single" w:sz="8" w:space="0" w:color="000000" w:themeColor="text1"/>
+          <w:insideH w:val="nil"/>
+          <w:insideV w:val="single" w:sz="8" w:space="0" w:color="000000" w:themeColor="text1"/>
         </w:tcBorders>
       </w:tcPr>
     </w:tblStylePr>
@@ -6713,42 +6802,42 @@
         <w:spacing w:before="0" w:after="0" w:line="240" w:lineRule="auto"/>
       </w:pPr>
       <w:rPr>
-        <w:rFonts w:asciiTheme="majorHAnsi" w:hAnsiTheme="majorHAnsi" w:eastAsiaTheme="majorEastAsia" w:cstheme="majorBidi"/>
-        <w:b/>
-        <w:bCs/>
-      </w:rPr>
-      <w:tblPr/>
-      <w:tcPr>
-        <w:tcBorders>
-          <w:top w:val="double" w:color="000000" w:themeColor="text1" w:sz="6" w:space="0"/>
-          <w:left w:val="single" w:color="000000" w:themeColor="text1" w:sz="8" w:space="0"/>
-          <w:bottom w:val="single" w:color="000000" w:themeColor="text1" w:sz="8" w:space="0"/>
-          <w:right w:val="single" w:color="000000" w:themeColor="text1" w:sz="8" w:space="0"/>
-          <w:insideH w:val="nil"/>
-          <w:insideV w:val="single" w:color="000000" w:themeColor="text1" w:sz="8" w:space="0"/>
+        <w:rFonts w:asciiTheme="majorHAnsi" w:eastAsiaTheme="majorEastAsia" w:hAnsiTheme="majorHAnsi" w:cstheme="majorBidi"/>
+        <w:b/>
+        <w:bCs/>
+      </w:rPr>
+      <w:tblPr/>
+      <w:tcPr>
+        <w:tcBorders>
+          <w:top w:val="double" w:sz="6" w:space="0" w:color="000000" w:themeColor="text1"/>
+          <w:left w:val="single" w:sz="8" w:space="0" w:color="000000" w:themeColor="text1"/>
+          <w:bottom w:val="single" w:sz="8" w:space="0" w:color="000000" w:themeColor="text1"/>
+          <w:right w:val="single" w:sz="8" w:space="0" w:color="000000" w:themeColor="text1"/>
+          <w:insideH w:val="nil"/>
+          <w:insideV w:val="single" w:sz="8" w:space="0" w:color="000000" w:themeColor="text1"/>
         </w:tcBorders>
       </w:tcPr>
     </w:tblStylePr>
     <w:tblStylePr w:type="firstCol">
       <w:rPr>
-        <w:rFonts w:asciiTheme="majorHAnsi" w:hAnsiTheme="majorHAnsi" w:eastAsiaTheme="majorEastAsia" w:cstheme="majorBidi"/>
+        <w:rFonts w:asciiTheme="majorHAnsi" w:eastAsiaTheme="majorEastAsia" w:hAnsiTheme="majorHAnsi" w:cstheme="majorBidi"/>
         <w:b/>
         <w:bCs/>
       </w:rPr>
     </w:tblStylePr>
     <w:tblStylePr w:type="lastCol">
       <w:rPr>
-        <w:rFonts w:asciiTheme="majorHAnsi" w:hAnsiTheme="majorHAnsi" w:eastAsiaTheme="majorEastAsia" w:cstheme="majorBidi"/>
-        <w:b/>
-        <w:bCs/>
-      </w:rPr>
-      <w:tblPr/>
-      <w:tcPr>
-        <w:tcBorders>
-          <w:top w:val="single" w:color="000000" w:themeColor="text1" w:sz="8" w:space="0"/>
-          <w:left w:val="single" w:color="000000" w:themeColor="text1" w:sz="8" w:space="0"/>
-          <w:bottom w:val="single" w:color="000000" w:themeColor="text1" w:sz="8" w:space="0"/>
-          <w:right w:val="single" w:color="000000" w:themeColor="text1" w:sz="8" w:space="0"/>
+        <w:rFonts w:asciiTheme="majorHAnsi" w:eastAsiaTheme="majorEastAsia" w:hAnsiTheme="majorHAnsi" w:cstheme="majorBidi"/>
+        <w:b/>
+        <w:bCs/>
+      </w:rPr>
+      <w:tblPr/>
+      <w:tcPr>
+        <w:tcBorders>
+          <w:top w:val="single" w:sz="8" w:space="0" w:color="000000" w:themeColor="text1"/>
+          <w:left w:val="single" w:sz="8" w:space="0" w:color="000000" w:themeColor="text1"/>
+          <w:bottom w:val="single" w:sz="8" w:space="0" w:color="000000" w:themeColor="text1"/>
+          <w:right w:val="single" w:sz="8" w:space="0" w:color="000000" w:themeColor="text1"/>
         </w:tcBorders>
       </w:tcPr>
     </w:tblStylePr>
@@ -6756,10 +6845,10 @@
       <w:tblPr/>
       <w:tcPr>
         <w:tcBorders>
-          <w:top w:val="single" w:color="000000" w:themeColor="text1" w:sz="8" w:space="0"/>
-          <w:left w:val="single" w:color="000000" w:themeColor="text1" w:sz="8" w:space="0"/>
-          <w:bottom w:val="single" w:color="000000" w:themeColor="text1" w:sz="8" w:space="0"/>
-          <w:right w:val="single" w:color="000000" w:themeColor="text1" w:sz="8" w:space="0"/>
+          <w:top w:val="single" w:sz="8" w:space="0" w:color="000000" w:themeColor="text1"/>
+          <w:left w:val="single" w:sz="8" w:space="0" w:color="000000" w:themeColor="text1"/>
+          <w:bottom w:val="single" w:sz="8" w:space="0" w:color="000000" w:themeColor="text1"/>
+          <w:right w:val="single" w:sz="8" w:space="0" w:color="000000" w:themeColor="text1"/>
         </w:tcBorders>
         <w:shd w:val="clear" w:color="auto" w:fill="C0C0C0" w:themeFill="text1" w:themeFillTint="3F"/>
       </w:tcPr>
@@ -6768,11 +6857,11 @@
       <w:tblPr/>
       <w:tcPr>
         <w:tcBorders>
-          <w:top w:val="single" w:color="000000" w:themeColor="text1" w:sz="8" w:space="0"/>
-          <w:left w:val="single" w:color="000000" w:themeColor="text1" w:sz="8" w:space="0"/>
-          <w:bottom w:val="single" w:color="000000" w:themeColor="text1" w:sz="8" w:space="0"/>
-          <w:right w:val="single" w:color="000000" w:themeColor="text1" w:sz="8" w:space="0"/>
-          <w:insideV w:val="single" w:color="000000" w:themeColor="text1" w:sz="8" w:space="0"/>
+          <w:top w:val="single" w:sz="8" w:space="0" w:color="000000" w:themeColor="text1"/>
+          <w:left w:val="single" w:sz="8" w:space="0" w:color="000000" w:themeColor="text1"/>
+          <w:bottom w:val="single" w:sz="8" w:space="0" w:color="000000" w:themeColor="text1"/>
+          <w:right w:val="single" w:sz="8" w:space="0" w:color="000000" w:themeColor="text1"/>
+          <w:insideV w:val="single" w:sz="8" w:space="0" w:color="000000" w:themeColor="text1"/>
         </w:tcBorders>
         <w:shd w:val="clear" w:color="auto" w:fill="C0C0C0" w:themeFill="text1" w:themeFillTint="3F"/>
       </w:tcPr>
@@ -6781,11 +6870,11 @@
       <w:tblPr/>
       <w:tcPr>
         <w:tcBorders>
-          <w:top w:val="single" w:color="000000" w:themeColor="text1" w:sz="8" w:space="0"/>
-          <w:left w:val="single" w:color="000000" w:themeColor="text1" w:sz="8" w:space="0"/>
-          <w:bottom w:val="single" w:color="000000" w:themeColor="text1" w:sz="8" w:space="0"/>
-          <w:right w:val="single" w:color="000000" w:themeColor="text1" w:sz="8" w:space="0"/>
-          <w:insideV w:val="single" w:color="000000" w:themeColor="text1" w:sz="8" w:space="0"/>
+          <w:top w:val="single" w:sz="8" w:space="0" w:color="000000" w:themeColor="text1"/>
+          <w:left w:val="single" w:sz="8" w:space="0" w:color="000000" w:themeColor="text1"/>
+          <w:bottom w:val="single" w:sz="8" w:space="0" w:color="000000" w:themeColor="text1"/>
+          <w:right w:val="single" w:sz="8" w:space="0" w:color="000000" w:themeColor="text1"/>
+          <w:insideV w:val="single" w:sz="8" w:space="0" w:color="000000" w:themeColor="text1"/>
         </w:tcBorders>
       </w:tcPr>
     </w:tblStylePr>
@@ -6802,12 +6891,12 @@
       <w:tblStyleRowBandSize w:val="1"/>
       <w:tblStyleColBandSize w:val="1"/>
       <w:tblBorders>
-        <w:top w:val="single" w:color="4F81BD" w:themeColor="accent1" w:sz="8" w:space="0"/>
-        <w:left w:val="single" w:color="4F81BD" w:themeColor="accent1" w:sz="8" w:space="0"/>
-        <w:bottom w:val="single" w:color="4F81BD" w:themeColor="accent1" w:sz="8" w:space="0"/>
-        <w:right w:val="single" w:color="4F81BD" w:themeColor="accent1" w:sz="8" w:space="0"/>
-        <w:insideH w:val="single" w:color="4F81BD" w:themeColor="accent1" w:sz="8" w:space="0"/>
-        <w:insideV w:val="single" w:color="4F81BD" w:themeColor="accent1" w:sz="8" w:space="0"/>
+        <w:top w:val="single" w:sz="8" w:space="0" w:color="4F81BD" w:themeColor="accent1"/>
+        <w:left w:val="single" w:sz="8" w:space="0" w:color="4F81BD" w:themeColor="accent1"/>
+        <w:bottom w:val="single" w:sz="8" w:space="0" w:color="4F81BD" w:themeColor="accent1"/>
+        <w:right w:val="single" w:sz="8" w:space="0" w:color="4F81BD" w:themeColor="accent1"/>
+        <w:insideH w:val="single" w:sz="8" w:space="0" w:color="4F81BD" w:themeColor="accent1"/>
+        <w:insideV w:val="single" w:sz="8" w:space="0" w:color="4F81BD" w:themeColor="accent1"/>
       </w:tblBorders>
     </w:tblPr>
     <w:tblStylePr w:type="firstRow">
@@ -6815,19 +6904,19 @@
         <w:spacing w:before="0" w:after="0" w:line="240" w:lineRule="auto"/>
       </w:pPr>
       <w:rPr>
-        <w:rFonts w:asciiTheme="majorHAnsi" w:hAnsiTheme="majorHAnsi" w:eastAsiaTheme="majorEastAsia" w:cstheme="majorBidi"/>
-        <w:b/>
-        <w:bCs/>
-      </w:rPr>
-      <w:tblPr/>
-      <w:tcPr>
-        <w:tcBorders>
-          <w:top w:val="single" w:color="4F81BD" w:themeColor="accent1" w:sz="8" w:space="0"/>
-          <w:left w:val="single" w:color="4F81BD" w:themeColor="accent1" w:sz="8" w:space="0"/>
-          <w:bottom w:val="single" w:color="4F81BD" w:themeColor="accent1" w:sz="18" w:space="0"/>
-          <w:right w:val="single" w:color="4F81BD" w:themeColor="accent1" w:sz="8" w:space="0"/>
-          <w:insideH w:val="nil"/>
-          <w:insideV w:val="single" w:color="4F81BD" w:themeColor="accent1" w:sz="8" w:space="0"/>
+        <w:rFonts w:asciiTheme="majorHAnsi" w:eastAsiaTheme="majorEastAsia" w:hAnsiTheme="majorHAnsi" w:cstheme="majorBidi"/>
+        <w:b/>
+        <w:bCs/>
+      </w:rPr>
+      <w:tblPr/>
+      <w:tcPr>
+        <w:tcBorders>
+          <w:top w:val="single" w:sz="8" w:space="0" w:color="4F81BD" w:themeColor="accent1"/>
+          <w:left w:val="single" w:sz="8" w:space="0" w:color="4F81BD" w:themeColor="accent1"/>
+          <w:bottom w:val="single" w:sz="18" w:space="0" w:color="4F81BD" w:themeColor="accent1"/>
+          <w:right w:val="single" w:sz="8" w:space="0" w:color="4F81BD" w:themeColor="accent1"/>
+          <w:insideH w:val="nil"/>
+          <w:insideV w:val="single" w:sz="8" w:space="0" w:color="4F81BD" w:themeColor="accent1"/>
         </w:tcBorders>
       </w:tcPr>
     </w:tblStylePr>
@@ -6836,42 +6925,42 @@
         <w:spacing w:before="0" w:after="0" w:line="240" w:lineRule="auto"/>
       </w:pPr>
       <w:rPr>
-        <w:rFonts w:asciiTheme="majorHAnsi" w:hAnsiTheme="majorHAnsi" w:eastAsiaTheme="majorEastAsia" w:cstheme="majorBidi"/>
-        <w:b/>
-        <w:bCs/>
-      </w:rPr>
-      <w:tblPr/>
-      <w:tcPr>
-        <w:tcBorders>
-          <w:top w:val="double" w:color="4F81BD" w:themeColor="accent1" w:sz="6" w:space="0"/>
-          <w:left w:val="single" w:color="4F81BD" w:themeColor="accent1" w:sz="8" w:space="0"/>
-          <w:bottom w:val="single" w:color="4F81BD" w:themeColor="accent1" w:sz="8" w:space="0"/>
-          <w:right w:val="single" w:color="4F81BD" w:themeColor="accent1" w:sz="8" w:space="0"/>
-          <w:insideH w:val="nil"/>
-          <w:insideV w:val="single" w:color="4F81BD" w:themeColor="accent1" w:sz="8" w:space="0"/>
+        <w:rFonts w:asciiTheme="majorHAnsi" w:eastAsiaTheme="majorEastAsia" w:hAnsiTheme="majorHAnsi" w:cstheme="majorBidi"/>
+        <w:b/>
+        <w:bCs/>
+      </w:rPr>
+      <w:tblPr/>
+      <w:tcPr>
+        <w:tcBorders>
+          <w:top w:val="double" w:sz="6" w:space="0" w:color="4F81BD" w:themeColor="accent1"/>
+          <w:left w:val="single" w:sz="8" w:space="0" w:color="4F81BD" w:themeColor="accent1"/>
+          <w:bottom w:val="single" w:sz="8" w:space="0" w:color="4F81BD" w:themeColor="accent1"/>
+          <w:right w:val="single" w:sz="8" w:space="0" w:color="4F81BD" w:themeColor="accent1"/>
+          <w:insideH w:val="nil"/>
+          <w:insideV w:val="single" w:sz="8" w:space="0" w:color="4F81BD" w:themeColor="accent1"/>
         </w:tcBorders>
       </w:tcPr>
     </w:tblStylePr>
     <w:tblStylePr w:type="firstCol">
       <w:rPr>
-        <w:rFonts w:asciiTheme="majorHAnsi" w:hAnsiTheme="majorHAnsi" w:eastAsiaTheme="majorEastAsia" w:cstheme="majorBidi"/>
+        <w:rFonts w:asciiTheme="majorHAnsi" w:eastAsiaTheme="majorEastAsia" w:hAnsiTheme="majorHAnsi" w:cstheme="majorBidi"/>
         <w:b/>
         <w:bCs/>
       </w:rPr>
     </w:tblStylePr>
     <w:tblStylePr w:type="lastCol">
       <w:rPr>
-        <w:rFonts w:asciiTheme="majorHAnsi" w:hAnsiTheme="majorHAnsi" w:eastAsiaTheme="majorEastAsia" w:cstheme="majorBidi"/>
-        <w:b/>
-        <w:bCs/>
-      </w:rPr>
-      <w:tblPr/>
-      <w:tcPr>
-        <w:tcBorders>
-          <w:top w:val="single" w:color="4F81BD" w:themeColor="accent1" w:sz="8" w:space="0"/>
-          <w:left w:val="single" w:color="4F81BD" w:themeColor="accent1" w:sz="8" w:space="0"/>
-          <w:bottom w:val="single" w:color="4F81BD" w:themeColor="accent1" w:sz="8" w:space="0"/>
-          <w:right w:val="single" w:color="4F81BD" w:themeColor="accent1" w:sz="8" w:space="0"/>
+        <w:rFonts w:asciiTheme="majorHAnsi" w:eastAsiaTheme="majorEastAsia" w:hAnsiTheme="majorHAnsi" w:cstheme="majorBidi"/>
+        <w:b/>
+        <w:bCs/>
+      </w:rPr>
+      <w:tblPr/>
+      <w:tcPr>
+        <w:tcBorders>
+          <w:top w:val="single" w:sz="8" w:space="0" w:color="4F81BD" w:themeColor="accent1"/>
+          <w:left w:val="single" w:sz="8" w:space="0" w:color="4F81BD" w:themeColor="accent1"/>
+          <w:bottom w:val="single" w:sz="8" w:space="0" w:color="4F81BD" w:themeColor="accent1"/>
+          <w:right w:val="single" w:sz="8" w:space="0" w:color="4F81BD" w:themeColor="accent1"/>
         </w:tcBorders>
       </w:tcPr>
     </w:tblStylePr>
@@ -6879,10 +6968,10 @@
       <w:tblPr/>
       <w:tcPr>
         <w:tcBorders>
-          <w:top w:val="single" w:color="4F81BD" w:themeColor="accent1" w:sz="8" w:space="0"/>
-          <w:left w:val="single" w:color="4F81BD" w:themeColor="accent1" w:sz="8" w:space="0"/>
-          <w:bottom w:val="single" w:color="4F81BD" w:themeColor="accent1" w:sz="8" w:space="0"/>
-          <w:right w:val="single" w:color="4F81BD" w:themeColor="accent1" w:sz="8" w:space="0"/>
+          <w:top w:val="single" w:sz="8" w:space="0" w:color="4F81BD" w:themeColor="accent1"/>
+          <w:left w:val="single" w:sz="8" w:space="0" w:color="4F81BD" w:themeColor="accent1"/>
+          <w:bottom w:val="single" w:sz="8" w:space="0" w:color="4F81BD" w:themeColor="accent1"/>
+          <w:right w:val="single" w:sz="8" w:space="0" w:color="4F81BD" w:themeColor="accent1"/>
         </w:tcBorders>
         <w:shd w:val="clear" w:color="auto" w:fill="D3DFEE" w:themeFill="accent1" w:themeFillTint="3F"/>
       </w:tcPr>
@@ -6891,11 +6980,11 @@
       <w:tblPr/>
       <w:tcPr>
         <w:tcBorders>
-          <w:top w:val="single" w:color="4F81BD" w:themeColor="accent1" w:sz="8" w:space="0"/>
-          <w:left w:val="single" w:color="4F81BD" w:themeColor="accent1" w:sz="8" w:space="0"/>
-          <w:bottom w:val="single" w:color="4F81BD" w:themeColor="accent1" w:sz="8" w:space="0"/>
-          <w:right w:val="single" w:color="4F81BD" w:themeColor="accent1" w:sz="8" w:space="0"/>
-          <w:insideV w:val="single" w:color="4F81BD" w:themeColor="accent1" w:sz="8" w:space="0"/>
+          <w:top w:val="single" w:sz="8" w:space="0" w:color="4F81BD" w:themeColor="accent1"/>
+          <w:left w:val="single" w:sz="8" w:space="0" w:color="4F81BD" w:themeColor="accent1"/>
+          <w:bottom w:val="single" w:sz="8" w:space="0" w:color="4F81BD" w:themeColor="accent1"/>
+          <w:right w:val="single" w:sz="8" w:space="0" w:color="4F81BD" w:themeColor="accent1"/>
+          <w:insideV w:val="single" w:sz="8" w:space="0" w:color="4F81BD" w:themeColor="accent1"/>
         </w:tcBorders>
         <w:shd w:val="clear" w:color="auto" w:fill="D3DFEE" w:themeFill="accent1" w:themeFillTint="3F"/>
       </w:tcPr>
@@ -6904,11 +6993,11 @@
       <w:tblPr/>
       <w:tcPr>
         <w:tcBorders>
-          <w:top w:val="single" w:color="4F81BD" w:themeColor="accent1" w:sz="8" w:space="0"/>
-          <w:left w:val="single" w:color="4F81BD" w:themeColor="accent1" w:sz="8" w:space="0"/>
-          <w:bottom w:val="single" w:color="4F81BD" w:themeColor="accent1" w:sz="8" w:space="0"/>
-          <w:right w:val="single" w:color="4F81BD" w:themeColor="accent1" w:sz="8" w:space="0"/>
-          <w:insideV w:val="single" w:color="4F81BD" w:themeColor="accent1" w:sz="8" w:space="0"/>
+          <w:top w:val="single" w:sz="8" w:space="0" w:color="4F81BD" w:themeColor="accent1"/>
+          <w:left w:val="single" w:sz="8" w:space="0" w:color="4F81BD" w:themeColor="accent1"/>
+          <w:bottom w:val="single" w:sz="8" w:space="0" w:color="4F81BD" w:themeColor="accent1"/>
+          <w:right w:val="single" w:sz="8" w:space="0" w:color="4F81BD" w:themeColor="accent1"/>
+          <w:insideV w:val="single" w:sz="8" w:space="0" w:color="4F81BD" w:themeColor="accent1"/>
         </w:tcBorders>
       </w:tcPr>
     </w:tblStylePr>
@@ -6925,12 +7014,12 @@
       <w:tblStyleRowBandSize w:val="1"/>
       <w:tblStyleColBandSize w:val="1"/>
       <w:tblBorders>
-        <w:top w:val="single" w:color="C0504D" w:themeColor="accent2" w:sz="8" w:space="0"/>
-        <w:left w:val="single" w:color="C0504D" w:themeColor="accent2" w:sz="8" w:space="0"/>
-        <w:bottom w:val="single" w:color="C0504D" w:themeColor="accent2" w:sz="8" w:space="0"/>
-        <w:right w:val="single" w:color="C0504D" w:themeColor="accent2" w:sz="8" w:space="0"/>
-        <w:insideH w:val="single" w:color="C0504D" w:themeColor="accent2" w:sz="8" w:space="0"/>
-        <w:insideV w:val="single" w:color="C0504D" w:themeColor="accent2" w:sz="8" w:space="0"/>
+        <w:top w:val="single" w:sz="8" w:space="0" w:color="C0504D" w:themeColor="accent2"/>
+        <w:left w:val="single" w:sz="8" w:space="0" w:color="C0504D" w:themeColor="accent2"/>
+        <w:bottom w:val="single" w:sz="8" w:space="0" w:color="C0504D" w:themeColor="accent2"/>
+        <w:right w:val="single" w:sz="8" w:space="0" w:color="C0504D" w:themeColor="accent2"/>
+        <w:insideH w:val="single" w:sz="8" w:space="0" w:color="C0504D" w:themeColor="accent2"/>
+        <w:insideV w:val="single" w:sz="8" w:space="0" w:color="C0504D" w:themeColor="accent2"/>
       </w:tblBorders>
     </w:tblPr>
     <w:tblStylePr w:type="firstRow">
@@ -6938,19 +7027,19 @@
         <w:spacing w:before="0" w:after="0" w:line="240" w:lineRule="auto"/>
       </w:pPr>
       <w:rPr>
-        <w:rFonts w:asciiTheme="majorHAnsi" w:hAnsiTheme="majorHAnsi" w:eastAsiaTheme="majorEastAsia" w:cstheme="majorBidi"/>
-        <w:b/>
-        <w:bCs/>
-      </w:rPr>
-      <w:tblPr/>
-      <w:tcPr>
-        <w:tcBorders>
-          <w:top w:val="single" w:color="C0504D" w:themeColor="accent2" w:sz="8" w:space="0"/>
-          <w:left w:val="single" w:color="C0504D" w:themeColor="accent2" w:sz="8" w:space="0"/>
-          <w:bottom w:val="single" w:color="C0504D" w:themeColor="accent2" w:sz="18" w:space="0"/>
-          <w:right w:val="single" w:color="C0504D" w:themeColor="accent2" w:sz="8" w:space="0"/>
-          <w:insideH w:val="nil"/>
-          <w:insideV w:val="single" w:color="C0504D" w:themeColor="accent2" w:sz="8" w:space="0"/>
+        <w:rFonts w:asciiTheme="majorHAnsi" w:eastAsiaTheme="majorEastAsia" w:hAnsiTheme="majorHAnsi" w:cstheme="majorBidi"/>
+        <w:b/>
+        <w:bCs/>
+      </w:rPr>
+      <w:tblPr/>
+      <w:tcPr>
+        <w:tcBorders>
+          <w:top w:val="single" w:sz="8" w:space="0" w:color="C0504D" w:themeColor="accent2"/>
+          <w:left w:val="single" w:sz="8" w:space="0" w:color="C0504D" w:themeColor="accent2"/>
+          <w:bottom w:val="single" w:sz="18" w:space="0" w:color="C0504D" w:themeColor="accent2"/>
+          <w:right w:val="single" w:sz="8" w:space="0" w:color="C0504D" w:themeColor="accent2"/>
+          <w:insideH w:val="nil"/>
+          <w:insideV w:val="single" w:sz="8" w:space="0" w:color="C0504D" w:themeColor="accent2"/>
         </w:tcBorders>
       </w:tcPr>
     </w:tblStylePr>
@@ -6959,42 +7048,42 @@
         <w:spacing w:before="0" w:after="0" w:line="240" w:lineRule="auto"/>
       </w:pPr>
       <w:rPr>
-        <w:rFonts w:asciiTheme="majorHAnsi" w:hAnsiTheme="majorHAnsi" w:eastAsiaTheme="majorEastAsia" w:cstheme="majorBidi"/>
-        <w:b/>
-        <w:bCs/>
-      </w:rPr>
-      <w:tblPr/>
-      <w:tcPr>
-        <w:tcBorders>
-          <w:top w:val="double" w:color="C0504D" w:themeColor="accent2" w:sz="6" w:space="0"/>
-          <w:left w:val="single" w:color="C0504D" w:themeColor="accent2" w:sz="8" w:space="0"/>
-          <w:bottom w:val="single" w:color="C0504D" w:themeColor="accent2" w:sz="8" w:space="0"/>
-          <w:right w:val="single" w:color="C0504D" w:themeColor="accent2" w:sz="8" w:space="0"/>
-          <w:insideH w:val="nil"/>
-          <w:insideV w:val="single" w:color="C0504D" w:themeColor="accent2" w:sz="8" w:space="0"/>
+        <w:rFonts w:asciiTheme="majorHAnsi" w:eastAsiaTheme="majorEastAsia" w:hAnsiTheme="majorHAnsi" w:cstheme="majorBidi"/>
+        <w:b/>
+        <w:bCs/>
+      </w:rPr>
+      <w:tblPr/>
+      <w:tcPr>
+        <w:tcBorders>
+          <w:top w:val="double" w:sz="6" w:space="0" w:color="C0504D" w:themeColor="accent2"/>
+          <w:left w:val="single" w:sz="8" w:space="0" w:color="C0504D" w:themeColor="accent2"/>
+          <w:bottom w:val="single" w:sz="8" w:space="0" w:color="C0504D" w:themeColor="accent2"/>
+          <w:right w:val="single" w:sz="8" w:space="0" w:color="C0504D" w:themeColor="accent2"/>
+          <w:insideH w:val="nil"/>
+          <w:insideV w:val="single" w:sz="8" w:space="0" w:color="C0504D" w:themeColor="accent2"/>
         </w:tcBorders>
       </w:tcPr>
     </w:tblStylePr>
     <w:tblStylePr w:type="firstCol">
       <w:rPr>
-        <w:rFonts w:asciiTheme="majorHAnsi" w:hAnsiTheme="majorHAnsi" w:eastAsiaTheme="majorEastAsia" w:cstheme="majorBidi"/>
+        <w:rFonts w:asciiTheme="majorHAnsi" w:eastAsiaTheme="majorEastAsia" w:hAnsiTheme="majorHAnsi" w:cstheme="majorBidi"/>
         <w:b/>
         <w:bCs/>
       </w:rPr>
     </w:tblStylePr>
     <w:tblStylePr w:type="lastCol">
       <w:rPr>
-        <w:rFonts w:asciiTheme="majorHAnsi" w:hAnsiTheme="majorHAnsi" w:eastAsiaTheme="majorEastAsia" w:cstheme="majorBidi"/>
-        <w:b/>
-        <w:bCs/>
-      </w:rPr>
-      <w:tblPr/>
-      <w:tcPr>
-        <w:tcBorders>
-          <w:top w:val="single" w:color="C0504D" w:themeColor="accent2" w:sz="8" w:space="0"/>
-          <w:left w:val="single" w:color="C0504D" w:themeColor="accent2" w:sz="8" w:space="0"/>
-          <w:bottom w:val="single" w:color="C0504D" w:themeColor="accent2" w:sz="8" w:space="0"/>
-          <w:right w:val="single" w:color="C0504D" w:themeColor="accent2" w:sz="8" w:space="0"/>
+        <w:rFonts w:asciiTheme="majorHAnsi" w:eastAsiaTheme="majorEastAsia" w:hAnsiTheme="majorHAnsi" w:cstheme="majorBidi"/>
+        <w:b/>
+        <w:bCs/>
+      </w:rPr>
+      <w:tblPr/>
+      <w:tcPr>
+        <w:tcBorders>
+          <w:top w:val="single" w:sz="8" w:space="0" w:color="C0504D" w:themeColor="accent2"/>
+          <w:left w:val="single" w:sz="8" w:space="0" w:color="C0504D" w:themeColor="accent2"/>
+          <w:bottom w:val="single" w:sz="8" w:space="0" w:color="C0504D" w:themeColor="accent2"/>
+          <w:right w:val="single" w:sz="8" w:space="0" w:color="C0504D" w:themeColor="accent2"/>
         </w:tcBorders>
       </w:tcPr>
     </w:tblStylePr>
@@ -7002,10 +7091,10 @@
       <w:tblPr/>
       <w:tcPr>
         <w:tcBorders>
-          <w:top w:val="single" w:color="C0504D" w:themeColor="accent2" w:sz="8" w:space="0"/>
-          <w:left w:val="single" w:color="C0504D" w:themeColor="accent2" w:sz="8" w:space="0"/>
-          <w:bottom w:val="single" w:color="C0504D" w:themeColor="accent2" w:sz="8" w:space="0"/>
-          <w:right w:val="single" w:color="C0504D" w:themeColor="accent2" w:sz="8" w:space="0"/>
+          <w:top w:val="single" w:sz="8" w:space="0" w:color="C0504D" w:themeColor="accent2"/>
+          <w:left w:val="single" w:sz="8" w:space="0" w:color="C0504D" w:themeColor="accent2"/>
+          <w:bottom w:val="single" w:sz="8" w:space="0" w:color="C0504D" w:themeColor="accent2"/>
+          <w:right w:val="single" w:sz="8" w:space="0" w:color="C0504D" w:themeColor="accent2"/>
         </w:tcBorders>
         <w:shd w:val="clear" w:color="auto" w:fill="EFD3D2" w:themeFill="accent2" w:themeFillTint="3F"/>
       </w:tcPr>
@@ -7014,11 +7103,11 @@
       <w:tblPr/>
       <w:tcPr>
         <w:tcBorders>
-          <w:top w:val="single" w:color="C0504D" w:themeColor="accent2" w:sz="8" w:space="0"/>
-          <w:left w:val="single" w:color="C0504D" w:themeColor="accent2" w:sz="8" w:space="0"/>
-          <w:bottom w:val="single" w:color="C0504D" w:themeColor="accent2" w:sz="8" w:space="0"/>
-          <w:right w:val="single" w:color="C0504D" w:themeColor="accent2" w:sz="8" w:space="0"/>
-          <w:insideV w:val="single" w:color="C0504D" w:themeColor="accent2" w:sz="8" w:space="0"/>
+          <w:top w:val="single" w:sz="8" w:space="0" w:color="C0504D" w:themeColor="accent2"/>
+          <w:left w:val="single" w:sz="8" w:space="0" w:color="C0504D" w:themeColor="accent2"/>
+          <w:bottom w:val="single" w:sz="8" w:space="0" w:color="C0504D" w:themeColor="accent2"/>
+          <w:right w:val="single" w:sz="8" w:space="0" w:color="C0504D" w:themeColor="accent2"/>
+          <w:insideV w:val="single" w:sz="8" w:space="0" w:color="C0504D" w:themeColor="accent2"/>
         </w:tcBorders>
         <w:shd w:val="clear" w:color="auto" w:fill="EFD3D2" w:themeFill="accent2" w:themeFillTint="3F"/>
       </w:tcPr>
@@ -7027,11 +7116,11 @@
       <w:tblPr/>
       <w:tcPr>
         <w:tcBorders>
-          <w:top w:val="single" w:color="C0504D" w:themeColor="accent2" w:sz="8" w:space="0"/>
-          <w:left w:val="single" w:color="C0504D" w:themeColor="accent2" w:sz="8" w:space="0"/>
-          <w:bottom w:val="single" w:color="C0504D" w:themeColor="accent2" w:sz="8" w:space="0"/>
-          <w:right w:val="single" w:color="C0504D" w:themeColor="accent2" w:sz="8" w:space="0"/>
-          <w:insideV w:val="single" w:color="C0504D" w:themeColor="accent2" w:sz="8" w:space="0"/>
+          <w:top w:val="single" w:sz="8" w:space="0" w:color="C0504D" w:themeColor="accent2"/>
+          <w:left w:val="single" w:sz="8" w:space="0" w:color="C0504D" w:themeColor="accent2"/>
+          <w:bottom w:val="single" w:sz="8" w:space="0" w:color="C0504D" w:themeColor="accent2"/>
+          <w:right w:val="single" w:sz="8" w:space="0" w:color="C0504D" w:themeColor="accent2"/>
+          <w:insideV w:val="single" w:sz="8" w:space="0" w:color="C0504D" w:themeColor="accent2"/>
         </w:tcBorders>
       </w:tcPr>
     </w:tblStylePr>
@@ -7048,12 +7137,12 @@
       <w:tblStyleRowBandSize w:val="1"/>
       <w:tblStyleColBandSize w:val="1"/>
       <w:tblBorders>
-        <w:top w:val="single" w:color="9BBB59" w:themeColor="accent3" w:sz="8" w:space="0"/>
-        <w:left w:val="single" w:color="9BBB59" w:themeColor="accent3" w:sz="8" w:space="0"/>
-        <w:bottom w:val="single" w:color="9BBB59" w:themeColor="accent3" w:sz="8" w:space="0"/>
-        <w:right w:val="single" w:color="9BBB59" w:themeColor="accent3" w:sz="8" w:space="0"/>
-        <w:insideH w:val="single" w:color="9BBB59" w:themeColor="accent3" w:sz="8" w:space="0"/>
-        <w:insideV w:val="single" w:color="9BBB59" w:themeColor="accent3" w:sz="8" w:space="0"/>
+        <w:top w:val="single" w:sz="8" w:space="0" w:color="9BBB59" w:themeColor="accent3"/>
+        <w:left w:val="single" w:sz="8" w:space="0" w:color="9BBB59" w:themeColor="accent3"/>
+        <w:bottom w:val="single" w:sz="8" w:space="0" w:color="9BBB59" w:themeColor="accent3"/>
+        <w:right w:val="single" w:sz="8" w:space="0" w:color="9BBB59" w:themeColor="accent3"/>
+        <w:insideH w:val="single" w:sz="8" w:space="0" w:color="9BBB59" w:themeColor="accent3"/>
+        <w:insideV w:val="single" w:sz="8" w:space="0" w:color="9BBB59" w:themeColor="accent3"/>
       </w:tblBorders>
     </w:tblPr>
     <w:tblStylePr w:type="firstRow">
@@ -7061,19 +7150,19 @@
         <w:spacing w:before="0" w:after="0" w:line="240" w:lineRule="auto"/>
       </w:pPr>
       <w:rPr>
-        <w:rFonts w:asciiTheme="majorHAnsi" w:hAnsiTheme="majorHAnsi" w:eastAsiaTheme="majorEastAsia" w:cstheme="majorBidi"/>
-        <w:b/>
-        <w:bCs/>
-      </w:rPr>
-      <w:tblPr/>
-      <w:tcPr>
-        <w:tcBorders>
-          <w:top w:val="single" w:color="9BBB59" w:themeColor="accent3" w:sz="8" w:space="0"/>
-          <w:left w:val="single" w:color="9BBB59" w:themeColor="accent3" w:sz="8" w:space="0"/>
-          <w:bottom w:val="single" w:color="9BBB59" w:themeColor="accent3" w:sz="18" w:space="0"/>
-          <w:right w:val="single" w:color="9BBB59" w:themeColor="accent3" w:sz="8" w:space="0"/>
-          <w:insideH w:val="nil"/>
-          <w:insideV w:val="single" w:color="9BBB59" w:themeColor="accent3" w:sz="8" w:space="0"/>
+        <w:rFonts w:asciiTheme="majorHAnsi" w:eastAsiaTheme="majorEastAsia" w:hAnsiTheme="majorHAnsi" w:cstheme="majorBidi"/>
+        <w:b/>
+        <w:bCs/>
+      </w:rPr>
+      <w:tblPr/>
+      <w:tcPr>
+        <w:tcBorders>
+          <w:top w:val="single" w:sz="8" w:space="0" w:color="9BBB59" w:themeColor="accent3"/>
+          <w:left w:val="single" w:sz="8" w:space="0" w:color="9BBB59" w:themeColor="accent3"/>
+          <w:bottom w:val="single" w:sz="18" w:space="0" w:color="9BBB59" w:themeColor="accent3"/>
+          <w:right w:val="single" w:sz="8" w:space="0" w:color="9BBB59" w:themeColor="accent3"/>
+          <w:insideH w:val="nil"/>
+          <w:insideV w:val="single" w:sz="8" w:space="0" w:color="9BBB59" w:themeColor="accent3"/>
         </w:tcBorders>
       </w:tcPr>
     </w:tblStylePr>
@@ -7082,42 +7171,42 @@
         <w:spacing w:before="0" w:after="0" w:line="240" w:lineRule="auto"/>
       </w:pPr>
       <w:rPr>
-        <w:rFonts w:asciiTheme="majorHAnsi" w:hAnsiTheme="majorHAnsi" w:eastAsiaTheme="majorEastAsia" w:cstheme="majorBidi"/>
-        <w:b/>
-        <w:bCs/>
-      </w:rPr>
-      <w:tblPr/>
-      <w:tcPr>
-        <w:tcBorders>
-          <w:top w:val="double" w:color="9BBB59" w:themeColor="accent3" w:sz="6" w:space="0"/>
-          <w:left w:val="single" w:color="9BBB59" w:themeColor="accent3" w:sz="8" w:space="0"/>
-          <w:bottom w:val="single" w:color="9BBB59" w:themeColor="accent3" w:sz="8" w:space="0"/>
-          <w:right w:val="single" w:color="9BBB59" w:themeColor="accent3" w:sz="8" w:space="0"/>
-          <w:insideH w:val="nil"/>
-          <w:insideV w:val="single" w:color="9BBB59" w:themeColor="accent3" w:sz="8" w:space="0"/>
+        <w:rFonts w:asciiTheme="majorHAnsi" w:eastAsiaTheme="majorEastAsia" w:hAnsiTheme="majorHAnsi" w:cstheme="majorBidi"/>
+        <w:b/>
+        <w:bCs/>
+      </w:rPr>
+      <w:tblPr/>
+      <w:tcPr>
+        <w:tcBorders>
+          <w:top w:val="double" w:sz="6" w:space="0" w:color="9BBB59" w:themeColor="accent3"/>
+          <w:left w:val="single" w:sz="8" w:space="0" w:color="9BBB59" w:themeColor="accent3"/>
+          <w:bottom w:val="single" w:sz="8" w:space="0" w:color="9BBB59" w:themeColor="accent3"/>
+          <w:right w:val="single" w:sz="8" w:space="0" w:color="9BBB59" w:themeColor="accent3"/>
+          <w:insideH w:val="nil"/>
+          <w:insideV w:val="single" w:sz="8" w:space="0" w:color="9BBB59" w:themeColor="accent3"/>
         </w:tcBorders>
       </w:tcPr>
     </w:tblStylePr>
     <w:tblStylePr w:type="firstCol">
       <w:rPr>
-        <w:rFonts w:asciiTheme="majorHAnsi" w:hAnsiTheme="majorHAnsi" w:eastAsiaTheme="majorEastAsia" w:cstheme="majorBidi"/>
+        <w:rFonts w:asciiTheme="majorHAnsi" w:eastAsiaTheme="majorEastAsia" w:hAnsiTheme="majorHAnsi" w:cstheme="majorBidi"/>
         <w:b/>
         <w:bCs/>
       </w:rPr>
     </w:tblStylePr>
     <w:tblStylePr w:type="lastCol">
       <w:rPr>
-        <w:rFonts w:asciiTheme="majorHAnsi" w:hAnsiTheme="majorHAnsi" w:eastAsiaTheme="majorEastAsia" w:cstheme="majorBidi"/>
-        <w:b/>
-        <w:bCs/>
-      </w:rPr>
-      <w:tblPr/>
-      <w:tcPr>
-        <w:tcBorders>
-          <w:top w:val="single" w:color="9BBB59" w:themeColor="accent3" w:sz="8" w:space="0"/>
-          <w:left w:val="single" w:color="9BBB59" w:themeColor="accent3" w:sz="8" w:space="0"/>
-          <w:bottom w:val="single" w:color="9BBB59" w:themeColor="accent3" w:sz="8" w:space="0"/>
-          <w:right w:val="single" w:color="9BBB59" w:themeColor="accent3" w:sz="8" w:space="0"/>
+        <w:rFonts w:asciiTheme="majorHAnsi" w:eastAsiaTheme="majorEastAsia" w:hAnsiTheme="majorHAnsi" w:cstheme="majorBidi"/>
+        <w:b/>
+        <w:bCs/>
+      </w:rPr>
+      <w:tblPr/>
+      <w:tcPr>
+        <w:tcBorders>
+          <w:top w:val="single" w:sz="8" w:space="0" w:color="9BBB59" w:themeColor="accent3"/>
+          <w:left w:val="single" w:sz="8" w:space="0" w:color="9BBB59" w:themeColor="accent3"/>
+          <w:bottom w:val="single" w:sz="8" w:space="0" w:color="9BBB59" w:themeColor="accent3"/>
+          <w:right w:val="single" w:sz="8" w:space="0" w:color="9BBB59" w:themeColor="accent3"/>
         </w:tcBorders>
       </w:tcPr>
     </w:tblStylePr>
@@ -7125,10 +7214,10 @@
       <w:tblPr/>
       <w:tcPr>
         <w:tcBorders>
-          <w:top w:val="single" w:color="9BBB59" w:themeColor="accent3" w:sz="8" w:space="0"/>
-          <w:left w:val="single" w:color="9BBB59" w:themeColor="accent3" w:sz="8" w:space="0"/>
-          <w:bottom w:val="single" w:color="9BBB59" w:themeColor="accent3" w:sz="8" w:space="0"/>
-          <w:right w:val="single" w:color="9BBB59" w:themeColor="accent3" w:sz="8" w:space="0"/>
+          <w:top w:val="single" w:sz="8" w:space="0" w:color="9BBB59" w:themeColor="accent3"/>
+          <w:left w:val="single" w:sz="8" w:space="0" w:color="9BBB59" w:themeColor="accent3"/>
+          <w:bottom w:val="single" w:sz="8" w:space="0" w:color="9BBB59" w:themeColor="accent3"/>
+          <w:right w:val="single" w:sz="8" w:space="0" w:color="9BBB59" w:themeColor="accent3"/>
         </w:tcBorders>
         <w:shd w:val="clear" w:color="auto" w:fill="E6EED5" w:themeFill="accent3" w:themeFillTint="3F"/>
       </w:tcPr>
@@ -7137,11 +7226,11 @@
       <w:tblPr/>
       <w:tcPr>
         <w:tcBorders>
-          <w:top w:val="single" w:color="9BBB59" w:themeColor="accent3" w:sz="8" w:space="0"/>
-          <w:left w:val="single" w:color="9BBB59" w:themeColor="accent3" w:sz="8" w:space="0"/>
-          <w:bottom w:val="single" w:color="9BBB59" w:themeColor="accent3" w:sz="8" w:space="0"/>
-          <w:right w:val="single" w:color="9BBB59" w:themeColor="accent3" w:sz="8" w:space="0"/>
-          <w:insideV w:val="single" w:color="9BBB59" w:themeColor="accent3" w:sz="8" w:space="0"/>
+          <w:top w:val="single" w:sz="8" w:space="0" w:color="9BBB59" w:themeColor="accent3"/>
+          <w:left w:val="single" w:sz="8" w:space="0" w:color="9BBB59" w:themeColor="accent3"/>
+          <w:bottom w:val="single" w:sz="8" w:space="0" w:color="9BBB59" w:themeColor="accent3"/>
+          <w:right w:val="single" w:sz="8" w:space="0" w:color="9BBB59" w:themeColor="accent3"/>
+          <w:insideV w:val="single" w:sz="8" w:space="0" w:color="9BBB59" w:themeColor="accent3"/>
         </w:tcBorders>
         <w:shd w:val="clear" w:color="auto" w:fill="E6EED5" w:themeFill="accent3" w:themeFillTint="3F"/>
       </w:tcPr>
@@ -7150,11 +7239,11 @@
       <w:tblPr/>
       <w:tcPr>
         <w:tcBorders>
-          <w:top w:val="single" w:color="9BBB59" w:themeColor="accent3" w:sz="8" w:space="0"/>
-          <w:left w:val="single" w:color="9BBB59" w:themeColor="accent3" w:sz="8" w:space="0"/>
-          <w:bottom w:val="single" w:color="9BBB59" w:themeColor="accent3" w:sz="8" w:space="0"/>
-          <w:right w:val="single" w:color="9BBB59" w:themeColor="accent3" w:sz="8" w:space="0"/>
-          <w:insideV w:val="single" w:color="9BBB59" w:themeColor="accent3" w:sz="8" w:space="0"/>
+          <w:top w:val="single" w:sz="8" w:space="0" w:color="9BBB59" w:themeColor="accent3"/>
+          <w:left w:val="single" w:sz="8" w:space="0" w:color="9BBB59" w:themeColor="accent3"/>
+          <w:bottom w:val="single" w:sz="8" w:space="0" w:color="9BBB59" w:themeColor="accent3"/>
+          <w:right w:val="single" w:sz="8" w:space="0" w:color="9BBB59" w:themeColor="accent3"/>
+          <w:insideV w:val="single" w:sz="8" w:space="0" w:color="9BBB59" w:themeColor="accent3"/>
         </w:tcBorders>
       </w:tcPr>
     </w:tblStylePr>
@@ -7171,12 +7260,12 @@
       <w:tblStyleRowBandSize w:val="1"/>
       <w:tblStyleColBandSize w:val="1"/>
       <w:tblBorders>
-        <w:top w:val="single" w:color="8064A2" w:themeColor="accent4" w:sz="8" w:space="0"/>
-        <w:left w:val="single" w:color="8064A2" w:themeColor="accent4" w:sz="8" w:space="0"/>
-        <w:bottom w:val="single" w:color="8064A2" w:themeColor="accent4" w:sz="8" w:space="0"/>
-        <w:right w:val="single" w:color="8064A2" w:themeColor="accent4" w:sz="8" w:space="0"/>
-        <w:insideH w:val="single" w:color="8064A2" w:themeColor="accent4" w:sz="8" w:space="0"/>
-        <w:insideV w:val="single" w:color="8064A2" w:themeColor="accent4" w:sz="8" w:space="0"/>
+        <w:top w:val="single" w:sz="8" w:space="0" w:color="8064A2" w:themeColor="accent4"/>
+        <w:left w:val="single" w:sz="8" w:space="0" w:color="8064A2" w:themeColor="accent4"/>
+        <w:bottom w:val="single" w:sz="8" w:space="0" w:color="8064A2" w:themeColor="accent4"/>
+        <w:right w:val="single" w:sz="8" w:space="0" w:color="8064A2" w:themeColor="accent4"/>
+        <w:insideH w:val="single" w:sz="8" w:space="0" w:color="8064A2" w:themeColor="accent4"/>
+        <w:insideV w:val="single" w:sz="8" w:space="0" w:color="8064A2" w:themeColor="accent4"/>
       </w:tblBorders>
     </w:tblPr>
     <w:tblStylePr w:type="firstRow">
@@ -7184,19 +7273,19 @@
         <w:spacing w:before="0" w:after="0" w:line="240" w:lineRule="auto"/>
       </w:pPr>
       <w:rPr>
-        <w:rFonts w:asciiTheme="majorHAnsi" w:hAnsiTheme="majorHAnsi" w:eastAsiaTheme="majorEastAsia" w:cstheme="majorBidi"/>
-        <w:b/>
-        <w:bCs/>
-      </w:rPr>
-      <w:tblPr/>
-      <w:tcPr>
-        <w:tcBorders>
-          <w:top w:val="single" w:color="8064A2" w:themeColor="accent4" w:sz="8" w:space="0"/>
-          <w:left w:val="single" w:color="8064A2" w:themeColor="accent4" w:sz="8" w:space="0"/>
-          <w:bottom w:val="single" w:color="8064A2" w:themeColor="accent4" w:sz="18" w:space="0"/>
-          <w:right w:val="single" w:color="8064A2" w:themeColor="accent4" w:sz="8" w:space="0"/>
-          <w:insideH w:val="nil"/>
-          <w:insideV w:val="single" w:color="8064A2" w:themeColor="accent4" w:sz="8" w:space="0"/>
+        <w:rFonts w:asciiTheme="majorHAnsi" w:eastAsiaTheme="majorEastAsia" w:hAnsiTheme="majorHAnsi" w:cstheme="majorBidi"/>
+        <w:b/>
+        <w:bCs/>
+      </w:rPr>
+      <w:tblPr/>
+      <w:tcPr>
+        <w:tcBorders>
+          <w:top w:val="single" w:sz="8" w:space="0" w:color="8064A2" w:themeColor="accent4"/>
+          <w:left w:val="single" w:sz="8" w:space="0" w:color="8064A2" w:themeColor="accent4"/>
+          <w:bottom w:val="single" w:sz="18" w:space="0" w:color="8064A2" w:themeColor="accent4"/>
+          <w:right w:val="single" w:sz="8" w:space="0" w:color="8064A2" w:themeColor="accent4"/>
+          <w:insideH w:val="nil"/>
+          <w:insideV w:val="single" w:sz="8" w:space="0" w:color="8064A2" w:themeColor="accent4"/>
         </w:tcBorders>
       </w:tcPr>
     </w:tblStylePr>
@@ -7205,42 +7294,42 @@
         <w:spacing w:before="0" w:after="0" w:line="240" w:lineRule="auto"/>
       </w:pPr>
       <w:rPr>
-        <w:rFonts w:asciiTheme="majorHAnsi" w:hAnsiTheme="majorHAnsi" w:eastAsiaTheme="majorEastAsia" w:cstheme="majorBidi"/>
-        <w:b/>
-        <w:bCs/>
-      </w:rPr>
-      <w:tblPr/>
-      <w:tcPr>
-        <w:tcBorders>
-          <w:top w:val="double" w:color="8064A2" w:themeColor="accent4" w:sz="6" w:space="0"/>
-          <w:left w:val="single" w:color="8064A2" w:themeColor="accent4" w:sz="8" w:space="0"/>
-          <w:bottom w:val="single" w:color="8064A2" w:themeColor="accent4" w:sz="8" w:space="0"/>
-          <w:right w:val="single" w:color="8064A2" w:themeColor="accent4" w:sz="8" w:space="0"/>
-          <w:insideH w:val="nil"/>
-          <w:insideV w:val="single" w:color="8064A2" w:themeColor="accent4" w:sz="8" w:space="0"/>
+        <w:rFonts w:asciiTheme="majorHAnsi" w:eastAsiaTheme="majorEastAsia" w:hAnsiTheme="majorHAnsi" w:cstheme="majorBidi"/>
+        <w:b/>
+        <w:bCs/>
+      </w:rPr>
+      <w:tblPr/>
+      <w:tcPr>
+        <w:tcBorders>
+          <w:top w:val="double" w:sz="6" w:space="0" w:color="8064A2" w:themeColor="accent4"/>
+          <w:left w:val="single" w:sz="8" w:space="0" w:color="8064A2" w:themeColor="accent4"/>
+          <w:bottom w:val="single" w:sz="8" w:space="0" w:color="8064A2" w:themeColor="accent4"/>
+          <w:right w:val="single" w:sz="8" w:space="0" w:color="8064A2" w:themeColor="accent4"/>
+          <w:insideH w:val="nil"/>
+          <w:insideV w:val="single" w:sz="8" w:space="0" w:color="8064A2" w:themeColor="accent4"/>
         </w:tcBorders>
       </w:tcPr>
     </w:tblStylePr>
     <w:tblStylePr w:type="firstCol">
       <w:rPr>
-        <w:rFonts w:asciiTheme="majorHAnsi" w:hAnsiTheme="majorHAnsi" w:eastAsiaTheme="majorEastAsia" w:cstheme="majorBidi"/>
+        <w:rFonts w:asciiTheme="majorHAnsi" w:eastAsiaTheme="majorEastAsia" w:hAnsiTheme="majorHAnsi" w:cstheme="majorBidi"/>
         <w:b/>
         <w:bCs/>
       </w:rPr>
     </w:tblStylePr>
     <w:tblStylePr w:type="lastCol">
       <w:rPr>
-        <w:rFonts w:asciiTheme="majorHAnsi" w:hAnsiTheme="majorHAnsi" w:eastAsiaTheme="majorEastAsia" w:cstheme="majorBidi"/>
-        <w:b/>
-        <w:bCs/>
-      </w:rPr>
-      <w:tblPr/>
-      <w:tcPr>
-        <w:tcBorders>
-          <w:top w:val="single" w:color="8064A2" w:themeColor="accent4" w:sz="8" w:space="0"/>
-          <w:left w:val="single" w:color="8064A2" w:themeColor="accent4" w:sz="8" w:space="0"/>
-          <w:bottom w:val="single" w:color="8064A2" w:themeColor="accent4" w:sz="8" w:space="0"/>
-          <w:right w:val="single" w:color="8064A2" w:themeColor="accent4" w:sz="8" w:space="0"/>
+        <w:rFonts w:asciiTheme="majorHAnsi" w:eastAsiaTheme="majorEastAsia" w:hAnsiTheme="majorHAnsi" w:cstheme="majorBidi"/>
+        <w:b/>
+        <w:bCs/>
+      </w:rPr>
+      <w:tblPr/>
+      <w:tcPr>
+        <w:tcBorders>
+          <w:top w:val="single" w:sz="8" w:space="0" w:color="8064A2" w:themeColor="accent4"/>
+          <w:left w:val="single" w:sz="8" w:space="0" w:color="8064A2" w:themeColor="accent4"/>
+          <w:bottom w:val="single" w:sz="8" w:space="0" w:color="8064A2" w:themeColor="accent4"/>
+          <w:right w:val="single" w:sz="8" w:space="0" w:color="8064A2" w:themeColor="accent4"/>
         </w:tcBorders>
       </w:tcPr>
     </w:tblStylePr>
@@ -7248,10 +7337,10 @@
       <w:tblPr/>
       <w:tcPr>
         <w:tcBorders>
-          <w:top w:val="single" w:color="8064A2" w:themeColor="accent4" w:sz="8" w:space="0"/>
-          <w:left w:val="single" w:color="8064A2" w:themeColor="accent4" w:sz="8" w:space="0"/>
-          <w:bottom w:val="single" w:color="8064A2" w:themeColor="accent4" w:sz="8" w:space="0"/>
-          <w:right w:val="single" w:color="8064A2" w:themeColor="accent4" w:sz="8" w:space="0"/>
+          <w:top w:val="single" w:sz="8" w:space="0" w:color="8064A2" w:themeColor="accent4"/>
+          <w:left w:val="single" w:sz="8" w:space="0" w:color="8064A2" w:themeColor="accent4"/>
+          <w:bottom w:val="single" w:sz="8" w:space="0" w:color="8064A2" w:themeColor="accent4"/>
+          <w:right w:val="single" w:sz="8" w:space="0" w:color="8064A2" w:themeColor="accent4"/>
         </w:tcBorders>
         <w:shd w:val="clear" w:color="auto" w:fill="DFD8E8" w:themeFill="accent4" w:themeFillTint="3F"/>
       </w:tcPr>
@@ -7260,11 +7349,11 @@
       <w:tblPr/>
       <w:tcPr>
         <w:tcBorders>
-          <w:top w:val="single" w:color="8064A2" w:themeColor="accent4" w:sz="8" w:space="0"/>
-          <w:left w:val="single" w:color="8064A2" w:themeColor="accent4" w:sz="8" w:space="0"/>
-          <w:bottom w:val="single" w:color="8064A2" w:themeColor="accent4" w:sz="8" w:space="0"/>
-          <w:right w:val="single" w:color="8064A2" w:themeColor="accent4" w:sz="8" w:space="0"/>
-          <w:insideV w:val="single" w:color="8064A2" w:themeColor="accent4" w:sz="8" w:space="0"/>
+          <w:top w:val="single" w:sz="8" w:space="0" w:color="8064A2" w:themeColor="accent4"/>
+          <w:left w:val="single" w:sz="8" w:space="0" w:color="8064A2" w:themeColor="accent4"/>
+          <w:bottom w:val="single" w:sz="8" w:space="0" w:color="8064A2" w:themeColor="accent4"/>
+          <w:right w:val="single" w:sz="8" w:space="0" w:color="8064A2" w:themeColor="accent4"/>
+          <w:insideV w:val="single" w:sz="8" w:space="0" w:color="8064A2" w:themeColor="accent4"/>
         </w:tcBorders>
         <w:shd w:val="clear" w:color="auto" w:fill="DFD8E8" w:themeFill="accent4" w:themeFillTint="3F"/>
       </w:tcPr>
@@ -7273,11 +7362,11 @@
       <w:tblPr/>
       <w:tcPr>
         <w:tcBorders>
-          <w:top w:val="single" w:color="8064A2" w:themeColor="accent4" w:sz="8" w:space="0"/>
-          <w:left w:val="single" w:color="8064A2" w:themeColor="accent4" w:sz="8" w:space="0"/>
-          <w:bottom w:val="single" w:color="8064A2" w:themeColor="accent4" w:sz="8" w:space="0"/>
-          <w:right w:val="single" w:color="8064A2" w:themeColor="accent4" w:sz="8" w:space="0"/>
-          <w:insideV w:val="single" w:color="8064A2" w:themeColor="accent4" w:sz="8" w:space="0"/>
+          <w:top w:val="single" w:sz="8" w:space="0" w:color="8064A2" w:themeColor="accent4"/>
+          <w:left w:val="single" w:sz="8" w:space="0" w:color="8064A2" w:themeColor="accent4"/>
+          <w:bottom w:val="single" w:sz="8" w:space="0" w:color="8064A2" w:themeColor="accent4"/>
+          <w:right w:val="single" w:sz="8" w:space="0" w:color="8064A2" w:themeColor="accent4"/>
+          <w:insideV w:val="single" w:sz="8" w:space="0" w:color="8064A2" w:themeColor="accent4"/>
         </w:tcBorders>
       </w:tcPr>
     </w:tblStylePr>
@@ -7294,12 +7383,12 @@
       <w:tblStyleRowBandSize w:val="1"/>
       <w:tblStyleColBandSize w:val="1"/>
       <w:tblBorders>
-        <w:top w:val="single" w:color="4BACC6" w:themeColor="accent5" w:sz="8" w:space="0"/>
-        <w:left w:val="single" w:color="4BACC6" w:themeColor="accent5" w:sz="8" w:space="0"/>
-        <w:bottom w:val="single" w:color="4BACC6" w:themeColor="accent5" w:sz="8" w:space="0"/>
-        <w:right w:val="single" w:color="4BACC6" w:themeColor="accent5" w:sz="8" w:space="0"/>
-        <w:insideH w:val="single" w:color="4BACC6" w:themeColor="accent5" w:sz="8" w:space="0"/>
-        <w:insideV w:val="single" w:color="4BACC6" w:themeColor="accent5" w:sz="8" w:space="0"/>
+        <w:top w:val="single" w:sz="8" w:space="0" w:color="4BACC6" w:themeColor="accent5"/>
+        <w:left w:val="single" w:sz="8" w:space="0" w:color="4BACC6" w:themeColor="accent5"/>
+        <w:bottom w:val="single" w:sz="8" w:space="0" w:color="4BACC6" w:themeColor="accent5"/>
+        <w:right w:val="single" w:sz="8" w:space="0" w:color="4BACC6" w:themeColor="accent5"/>
+        <w:insideH w:val="single" w:sz="8" w:space="0" w:color="4BACC6" w:themeColor="accent5"/>
+        <w:insideV w:val="single" w:sz="8" w:space="0" w:color="4BACC6" w:themeColor="accent5"/>
       </w:tblBorders>
     </w:tblPr>
     <w:tblStylePr w:type="firstRow">
@@ -7307,19 +7396,19 @@
         <w:spacing w:before="0" w:after="0" w:line="240" w:lineRule="auto"/>
       </w:pPr>
       <w:rPr>
-        <w:rFonts w:asciiTheme="majorHAnsi" w:hAnsiTheme="majorHAnsi" w:eastAsiaTheme="majorEastAsia" w:cstheme="majorBidi"/>
-        <w:b/>
-        <w:bCs/>
-      </w:rPr>
-      <w:tblPr/>
-      <w:tcPr>
-        <w:tcBorders>
-          <w:top w:val="single" w:color="4BACC6" w:themeColor="accent5" w:sz="8" w:space="0"/>
-          <w:left w:val="single" w:color="4BACC6" w:themeColor="accent5" w:sz="8" w:space="0"/>
-          <w:bottom w:val="single" w:color="4BACC6" w:themeColor="accent5" w:sz="18" w:space="0"/>
-          <w:right w:val="single" w:color="4BACC6" w:themeColor="accent5" w:sz="8" w:space="0"/>
-          <w:insideH w:val="nil"/>
-          <w:insideV w:val="single" w:color="4BACC6" w:themeColor="accent5" w:sz="8" w:space="0"/>
+        <w:rFonts w:asciiTheme="majorHAnsi" w:eastAsiaTheme="majorEastAsia" w:hAnsiTheme="majorHAnsi" w:cstheme="majorBidi"/>
+        <w:b/>
+        <w:bCs/>
+      </w:rPr>
+      <w:tblPr/>
+      <w:tcPr>
+        <w:tcBorders>
+          <w:top w:val="single" w:sz="8" w:space="0" w:color="4BACC6" w:themeColor="accent5"/>
+          <w:left w:val="single" w:sz="8" w:space="0" w:color="4BACC6" w:themeColor="accent5"/>
+          <w:bottom w:val="single" w:sz="18" w:space="0" w:color="4BACC6" w:themeColor="accent5"/>
+          <w:right w:val="single" w:sz="8" w:space="0" w:color="4BACC6" w:themeColor="accent5"/>
+          <w:insideH w:val="nil"/>
+          <w:insideV w:val="single" w:sz="8" w:space="0" w:color="4BACC6" w:themeColor="accent5"/>
         </w:tcBorders>
       </w:tcPr>
     </w:tblStylePr>
@@ -7328,42 +7417,42 @@
         <w:spacing w:before="0" w:after="0" w:line="240" w:lineRule="auto"/>
       </w:pPr>
       <w:rPr>
-        <w:rFonts w:asciiTheme="majorHAnsi" w:hAnsiTheme="majorHAnsi" w:eastAsiaTheme="majorEastAsia" w:cstheme="majorBidi"/>
-        <w:b/>
-        <w:bCs/>
-      </w:rPr>
-      <w:tblPr/>
-      <w:tcPr>
-        <w:tcBorders>
-          <w:top w:val="double" w:color="4BACC6" w:themeColor="accent5" w:sz="6" w:space="0"/>
-          <w:left w:val="single" w:color="4BACC6" w:themeColor="accent5" w:sz="8" w:space="0"/>
-          <w:bottom w:val="single" w:color="4BACC6" w:themeColor="accent5" w:sz="8" w:space="0"/>
-          <w:right w:val="single" w:color="4BACC6" w:themeColor="accent5" w:sz="8" w:space="0"/>
-          <w:insideH w:val="nil"/>
-          <w:insideV w:val="single" w:color="4BACC6" w:themeColor="accent5" w:sz="8" w:space="0"/>
+        <w:rFonts w:asciiTheme="majorHAnsi" w:eastAsiaTheme="majorEastAsia" w:hAnsiTheme="majorHAnsi" w:cstheme="majorBidi"/>
+        <w:b/>
+        <w:bCs/>
+      </w:rPr>
+      <w:tblPr/>
+      <w:tcPr>
+        <w:tcBorders>
+          <w:top w:val="double" w:sz="6" w:space="0" w:color="4BACC6" w:themeColor="accent5"/>
+          <w:left w:val="single" w:sz="8" w:space="0" w:color="4BACC6" w:themeColor="accent5"/>
+          <w:bottom w:val="single" w:sz="8" w:space="0" w:color="4BACC6" w:themeColor="accent5"/>
+          <w:right w:val="single" w:sz="8" w:space="0" w:color="4BACC6" w:themeColor="accent5"/>
+          <w:insideH w:val="nil"/>
+          <w:insideV w:val="single" w:sz="8" w:space="0" w:color="4BACC6" w:themeColor="accent5"/>
         </w:tcBorders>
       </w:tcPr>
     </w:tblStylePr>
     <w:tblStylePr w:type="firstCol">
       <w:rPr>
-        <w:rFonts w:asciiTheme="majorHAnsi" w:hAnsiTheme="majorHAnsi" w:eastAsiaTheme="majorEastAsia" w:cstheme="majorBidi"/>
+        <w:rFonts w:asciiTheme="majorHAnsi" w:eastAsiaTheme="majorEastAsia" w:hAnsiTheme="majorHAnsi" w:cstheme="majorBidi"/>
         <w:b/>
         <w:bCs/>
       </w:rPr>
     </w:tblStylePr>
     <w:tblStylePr w:type="lastCol">
       <w:rPr>
-        <w:rFonts w:asciiTheme="majorHAnsi" w:hAnsiTheme="majorHAnsi" w:eastAsiaTheme="majorEastAsia" w:cstheme="majorBidi"/>
-        <w:b/>
-        <w:bCs/>
-      </w:rPr>
-      <w:tblPr/>
-      <w:tcPr>
-        <w:tcBorders>
-          <w:top w:val="single" w:color="4BACC6" w:themeColor="accent5" w:sz="8" w:space="0"/>
-          <w:left w:val="single" w:color="4BACC6" w:themeColor="accent5" w:sz="8" w:space="0"/>
-          <w:bottom w:val="single" w:color="4BACC6" w:themeColor="accent5" w:sz="8" w:space="0"/>
-          <w:right w:val="single" w:color="4BACC6" w:themeColor="accent5" w:sz="8" w:space="0"/>
+        <w:rFonts w:asciiTheme="majorHAnsi" w:eastAsiaTheme="majorEastAsia" w:hAnsiTheme="majorHAnsi" w:cstheme="majorBidi"/>
+        <w:b/>
+        <w:bCs/>
+      </w:rPr>
+      <w:tblPr/>
+      <w:tcPr>
+        <w:tcBorders>
+          <w:top w:val="single" w:sz="8" w:space="0" w:color="4BACC6" w:themeColor="accent5"/>
+          <w:left w:val="single" w:sz="8" w:space="0" w:color="4BACC6" w:themeColor="accent5"/>
+          <w:bottom w:val="single" w:sz="8" w:space="0" w:color="4BACC6" w:themeColor="accent5"/>
+          <w:right w:val="single" w:sz="8" w:space="0" w:color="4BACC6" w:themeColor="accent5"/>
         </w:tcBorders>
       </w:tcPr>
     </w:tblStylePr>
@@ -7371,10 +7460,10 @@
       <w:tblPr/>
       <w:tcPr>
         <w:tcBorders>
-          <w:top w:val="single" w:color="4BACC6" w:themeColor="accent5" w:sz="8" w:space="0"/>
-          <w:left w:val="single" w:color="4BACC6" w:themeColor="accent5" w:sz="8" w:space="0"/>
-          <w:bottom w:val="single" w:color="4BACC6" w:themeColor="accent5" w:sz="8" w:space="0"/>
-          <w:right w:val="single" w:color="4BACC6" w:themeColor="accent5" w:sz="8" w:space="0"/>
+          <w:top w:val="single" w:sz="8" w:space="0" w:color="4BACC6" w:themeColor="accent5"/>
+          <w:left w:val="single" w:sz="8" w:space="0" w:color="4BACC6" w:themeColor="accent5"/>
+          <w:bottom w:val="single" w:sz="8" w:space="0" w:color="4BACC6" w:themeColor="accent5"/>
+          <w:right w:val="single" w:sz="8" w:space="0" w:color="4BACC6" w:themeColor="accent5"/>
         </w:tcBorders>
         <w:shd w:val="clear" w:color="auto" w:fill="D2EAF1" w:themeFill="accent5" w:themeFillTint="3F"/>
       </w:tcPr>
@@ -7383,11 +7472,11 @@
       <w:tblPr/>
       <w:tcPr>
         <w:tcBorders>
-          <w:top w:val="single" w:color="4BACC6" w:themeColor="accent5" w:sz="8" w:space="0"/>
-          <w:left w:val="single" w:color="4BACC6" w:themeColor="accent5" w:sz="8" w:space="0"/>
-          <w:bottom w:val="single" w:color="4BACC6" w:themeColor="accent5" w:sz="8" w:space="0"/>
-          <w:right w:val="single" w:color="4BACC6" w:themeColor="accent5" w:sz="8" w:space="0"/>
-          <w:insideV w:val="single" w:color="4BACC6" w:themeColor="accent5" w:sz="8" w:space="0"/>
+          <w:top w:val="single" w:sz="8" w:space="0" w:color="4BACC6" w:themeColor="accent5"/>
+          <w:left w:val="single" w:sz="8" w:space="0" w:color="4BACC6" w:themeColor="accent5"/>
+          <w:bottom w:val="single" w:sz="8" w:space="0" w:color="4BACC6" w:themeColor="accent5"/>
+          <w:right w:val="single" w:sz="8" w:space="0" w:color="4BACC6" w:themeColor="accent5"/>
+          <w:insideV w:val="single" w:sz="8" w:space="0" w:color="4BACC6" w:themeColor="accent5"/>
         </w:tcBorders>
         <w:shd w:val="clear" w:color="auto" w:fill="D2EAF1" w:themeFill="accent5" w:themeFillTint="3F"/>
       </w:tcPr>
@@ -7396,11 +7485,11 @@
       <w:tblPr/>
       <w:tcPr>
         <w:tcBorders>
-          <w:top w:val="single" w:color="4BACC6" w:themeColor="accent5" w:sz="8" w:space="0"/>
-          <w:left w:val="single" w:color="4BACC6" w:themeColor="accent5" w:sz="8" w:space="0"/>
-          <w:bottom w:val="single" w:color="4BACC6" w:themeColor="accent5" w:sz="8" w:space="0"/>
-          <w:right w:val="single" w:color="4BACC6" w:themeColor="accent5" w:sz="8" w:space="0"/>
-          <w:insideV w:val="single" w:color="4BACC6" w:themeColor="accent5" w:sz="8" w:space="0"/>
+          <w:top w:val="single" w:sz="8" w:space="0" w:color="4BACC6" w:themeColor="accent5"/>
+          <w:left w:val="single" w:sz="8" w:space="0" w:color="4BACC6" w:themeColor="accent5"/>
+          <w:bottom w:val="single" w:sz="8" w:space="0" w:color="4BACC6" w:themeColor="accent5"/>
+          <w:right w:val="single" w:sz="8" w:space="0" w:color="4BACC6" w:themeColor="accent5"/>
+          <w:insideV w:val="single" w:sz="8" w:space="0" w:color="4BACC6" w:themeColor="accent5"/>
         </w:tcBorders>
       </w:tcPr>
     </w:tblStylePr>
@@ -7417,12 +7506,12 @@
       <w:tblStyleRowBandSize w:val="1"/>
       <w:tblStyleColBandSize w:val="1"/>
       <w:tblBorders>
-        <w:top w:val="single" w:color="F79646" w:themeColor="accent6" w:sz="8" w:space="0"/>
-        <w:left w:val="single" w:color="F79646" w:themeColor="accent6" w:sz="8" w:space="0"/>
-        <w:bottom w:val="single" w:color="F79646" w:themeColor="accent6" w:sz="8" w:space="0"/>
-        <w:right w:val="single" w:color="F79646" w:themeColor="accent6" w:sz="8" w:space="0"/>
-        <w:insideH w:val="single" w:color="F79646" w:themeColor="accent6" w:sz="8" w:space="0"/>
-        <w:insideV w:val="single" w:color="F79646" w:themeColor="accent6" w:sz="8" w:space="0"/>
+        <w:top w:val="single" w:sz="8" w:space="0" w:color="F79646" w:themeColor="accent6"/>
+        <w:left w:val="single" w:sz="8" w:space="0" w:color="F79646" w:themeColor="accent6"/>
+        <w:bottom w:val="single" w:sz="8" w:space="0" w:color="F79646" w:themeColor="accent6"/>
+        <w:right w:val="single" w:sz="8" w:space="0" w:color="F79646" w:themeColor="accent6"/>
+        <w:insideH w:val="single" w:sz="8" w:space="0" w:color="F79646" w:themeColor="accent6"/>
+        <w:insideV w:val="single" w:sz="8" w:space="0" w:color="F79646" w:themeColor="accent6"/>
       </w:tblBorders>
     </w:tblPr>
     <w:tblStylePr w:type="firstRow">
@@ -7430,19 +7519,19 @@
         <w:spacing w:before="0" w:after="0" w:line="240" w:lineRule="auto"/>
       </w:pPr>
       <w:rPr>
-        <w:rFonts w:asciiTheme="majorHAnsi" w:hAnsiTheme="majorHAnsi" w:eastAsiaTheme="majorEastAsia" w:cstheme="majorBidi"/>
-        <w:b/>
-        <w:bCs/>
-      </w:rPr>
-      <w:tblPr/>
-      <w:tcPr>
-        <w:tcBorders>
-          <w:top w:val="single" w:color="F79646" w:themeColor="accent6" w:sz="8" w:space="0"/>
-          <w:left w:val="single" w:color="F79646" w:themeColor="accent6" w:sz="8" w:space="0"/>
-          <w:bottom w:val="single" w:color="F79646" w:themeColor="accent6" w:sz="18" w:space="0"/>
-          <w:right w:val="single" w:color="F79646" w:themeColor="accent6" w:sz="8" w:space="0"/>
-          <w:insideH w:val="nil"/>
-          <w:insideV w:val="single" w:color="F79646" w:themeColor="accent6" w:sz="8" w:space="0"/>
+        <w:rFonts w:asciiTheme="majorHAnsi" w:eastAsiaTheme="majorEastAsia" w:hAnsiTheme="majorHAnsi" w:cstheme="majorBidi"/>
+        <w:b/>
+        <w:bCs/>
+      </w:rPr>
+      <w:tblPr/>
+      <w:tcPr>
+        <w:tcBorders>
+          <w:top w:val="single" w:sz="8" w:space="0" w:color="F79646" w:themeColor="accent6"/>
+          <w:left w:val="single" w:sz="8" w:space="0" w:color="F79646" w:themeColor="accent6"/>
+          <w:bottom w:val="single" w:sz="18" w:space="0" w:color="F79646" w:themeColor="accent6"/>
+          <w:right w:val="single" w:sz="8" w:space="0" w:color="F79646" w:themeColor="accent6"/>
+          <w:insideH w:val="nil"/>
+          <w:insideV w:val="single" w:sz="8" w:space="0" w:color="F79646" w:themeColor="accent6"/>
         </w:tcBorders>
       </w:tcPr>
     </w:tblStylePr>
@@ -7451,42 +7540,42 @@
         <w:spacing w:before="0" w:after="0" w:line="240" w:lineRule="auto"/>
       </w:pPr>
       <w:rPr>
-        <w:rFonts w:asciiTheme="majorHAnsi" w:hAnsiTheme="majorHAnsi" w:eastAsiaTheme="majorEastAsia" w:cstheme="majorBidi"/>
-        <w:b/>
-        <w:bCs/>
-      </w:rPr>
-      <w:tblPr/>
-      <w:tcPr>
-        <w:tcBorders>
-          <w:top w:val="double" w:color="F79646" w:themeColor="accent6" w:sz="6" w:space="0"/>
-          <w:left w:val="single" w:color="F79646" w:themeColor="accent6" w:sz="8" w:space="0"/>
-          <w:bottom w:val="single" w:color="F79646" w:themeColor="accent6" w:sz="8" w:space="0"/>
-          <w:right w:val="single" w:color="F79646" w:themeColor="accent6" w:sz="8" w:space="0"/>
-          <w:insideH w:val="nil"/>
-          <w:insideV w:val="single" w:color="F79646" w:themeColor="accent6" w:sz="8" w:space="0"/>
+        <w:rFonts w:asciiTheme="majorHAnsi" w:eastAsiaTheme="majorEastAsia" w:hAnsiTheme="majorHAnsi" w:cstheme="majorBidi"/>
+        <w:b/>
+        <w:bCs/>
+      </w:rPr>
+      <w:tblPr/>
+      <w:tcPr>
+        <w:tcBorders>
+          <w:top w:val="double" w:sz="6" w:space="0" w:color="F79646" w:themeColor="accent6"/>
+          <w:left w:val="single" w:sz="8" w:space="0" w:color="F79646" w:themeColor="accent6"/>
+          <w:bottom w:val="single" w:sz="8" w:space="0" w:color="F79646" w:themeColor="accent6"/>
+          <w:right w:val="single" w:sz="8" w:space="0" w:color="F79646" w:themeColor="accent6"/>
+          <w:insideH w:val="nil"/>
+          <w:insideV w:val="single" w:sz="8" w:space="0" w:color="F79646" w:themeColor="accent6"/>
         </w:tcBorders>
       </w:tcPr>
     </w:tblStylePr>
     <w:tblStylePr w:type="firstCol">
       <w:rPr>
-        <w:rFonts w:asciiTheme="majorHAnsi" w:hAnsiTheme="majorHAnsi" w:eastAsiaTheme="majorEastAsia" w:cstheme="majorBidi"/>
+        <w:rFonts w:asciiTheme="majorHAnsi" w:eastAsiaTheme="majorEastAsia" w:hAnsiTheme="majorHAnsi" w:cstheme="majorBidi"/>
         <w:b/>
         <w:bCs/>
       </w:rPr>
     </w:tblStylePr>
     <w:tblStylePr w:type="lastCol">
       <w:rPr>
-        <w:rFonts w:asciiTheme="majorHAnsi" w:hAnsiTheme="majorHAnsi" w:eastAsiaTheme="majorEastAsia" w:cstheme="majorBidi"/>
-        <w:b/>
-        <w:bCs/>
-      </w:rPr>
-      <w:tblPr/>
-      <w:tcPr>
-        <w:tcBorders>
-          <w:top w:val="single" w:color="F79646" w:themeColor="accent6" w:sz="8" w:space="0"/>
-          <w:left w:val="single" w:color="F79646" w:themeColor="accent6" w:sz="8" w:space="0"/>
-          <w:bottom w:val="single" w:color="F79646" w:themeColor="accent6" w:sz="8" w:space="0"/>
-          <w:right w:val="single" w:color="F79646" w:themeColor="accent6" w:sz="8" w:space="0"/>
+        <w:rFonts w:asciiTheme="majorHAnsi" w:eastAsiaTheme="majorEastAsia" w:hAnsiTheme="majorHAnsi" w:cstheme="majorBidi"/>
+        <w:b/>
+        <w:bCs/>
+      </w:rPr>
+      <w:tblPr/>
+      <w:tcPr>
+        <w:tcBorders>
+          <w:top w:val="single" w:sz="8" w:space="0" w:color="F79646" w:themeColor="accent6"/>
+          <w:left w:val="single" w:sz="8" w:space="0" w:color="F79646" w:themeColor="accent6"/>
+          <w:bottom w:val="single" w:sz="8" w:space="0" w:color="F79646" w:themeColor="accent6"/>
+          <w:right w:val="single" w:sz="8" w:space="0" w:color="F79646" w:themeColor="accent6"/>
         </w:tcBorders>
       </w:tcPr>
     </w:tblStylePr>
@@ -7494,10 +7583,10 @@
       <w:tblPr/>
       <w:tcPr>
         <w:tcBorders>
-          <w:top w:val="single" w:color="F79646" w:themeColor="accent6" w:sz="8" w:space="0"/>
-          <w:left w:val="single" w:color="F79646" w:themeColor="accent6" w:sz="8" w:space="0"/>
-          <w:bottom w:val="single" w:color="F79646" w:themeColor="accent6" w:sz="8" w:space="0"/>
-          <w:right w:val="single" w:color="F79646" w:themeColor="accent6" w:sz="8" w:space="0"/>
+          <w:top w:val="single" w:sz="8" w:space="0" w:color="F79646" w:themeColor="accent6"/>
+          <w:left w:val="single" w:sz="8" w:space="0" w:color="F79646" w:themeColor="accent6"/>
+          <w:bottom w:val="single" w:sz="8" w:space="0" w:color="F79646" w:themeColor="accent6"/>
+          <w:right w:val="single" w:sz="8" w:space="0" w:color="F79646" w:themeColor="accent6"/>
         </w:tcBorders>
         <w:shd w:val="clear" w:color="auto" w:fill="FDE4D0" w:themeFill="accent6" w:themeFillTint="3F"/>
       </w:tcPr>
@@ -7506,11 +7595,11 @@
       <w:tblPr/>
       <w:tcPr>
         <w:tcBorders>
-          <w:top w:val="single" w:color="F79646" w:themeColor="accent6" w:sz="8" w:space="0"/>
-          <w:left w:val="single" w:color="F79646" w:themeColor="accent6" w:sz="8" w:space="0"/>
-          <w:bottom w:val="single" w:color="F79646" w:themeColor="accent6" w:sz="8" w:space="0"/>
-          <w:right w:val="single" w:color="F79646" w:themeColor="accent6" w:sz="8" w:space="0"/>
-          <w:insideV w:val="single" w:color="F79646" w:themeColor="accent6" w:sz="8" w:space="0"/>
+          <w:top w:val="single" w:sz="8" w:space="0" w:color="F79646" w:themeColor="accent6"/>
+          <w:left w:val="single" w:sz="8" w:space="0" w:color="F79646" w:themeColor="accent6"/>
+          <w:bottom w:val="single" w:sz="8" w:space="0" w:color="F79646" w:themeColor="accent6"/>
+          <w:right w:val="single" w:sz="8" w:space="0" w:color="F79646" w:themeColor="accent6"/>
+          <w:insideV w:val="single" w:sz="8" w:space="0" w:color="F79646" w:themeColor="accent6"/>
         </w:tcBorders>
         <w:shd w:val="clear" w:color="auto" w:fill="FDE4D0" w:themeFill="accent6" w:themeFillTint="3F"/>
       </w:tcPr>
@@ -7519,11 +7608,11 @@
       <w:tblPr/>
       <w:tcPr>
         <w:tcBorders>
-          <w:top w:val="single" w:color="F79646" w:themeColor="accent6" w:sz="8" w:space="0"/>
-          <w:left w:val="single" w:color="F79646" w:themeColor="accent6" w:sz="8" w:space="0"/>
-          <w:bottom w:val="single" w:color="F79646" w:themeColor="accent6" w:sz="8" w:space="0"/>
-          <w:right w:val="single" w:color="F79646" w:themeColor="accent6" w:sz="8" w:space="0"/>
-          <w:insideV w:val="single" w:color="F79646" w:themeColor="accent6" w:sz="8" w:space="0"/>
+          <w:top w:val="single" w:sz="8" w:space="0" w:color="F79646" w:themeColor="accent6"/>
+          <w:left w:val="single" w:sz="8" w:space="0" w:color="F79646" w:themeColor="accent6"/>
+          <w:bottom w:val="single" w:sz="8" w:space="0" w:color="F79646" w:themeColor="accent6"/>
+          <w:right w:val="single" w:sz="8" w:space="0" w:color="F79646" w:themeColor="accent6"/>
+          <w:insideV w:val="single" w:sz="8" w:space="0" w:color="F79646" w:themeColor="accent6"/>
         </w:tcBorders>
       </w:tcPr>
     </w:tblStylePr>
@@ -7540,11 +7629,11 @@
       <w:tblStyleRowBandSize w:val="1"/>
       <w:tblStyleColBandSize w:val="1"/>
       <w:tblBorders>
-        <w:top w:val="single" w:color="404040" w:themeColor="text1" w:themeTint="BF" w:sz="8" w:space="0"/>
-        <w:left w:val="single" w:color="404040" w:themeColor="text1" w:themeTint="BF" w:sz="8" w:space="0"/>
-        <w:bottom w:val="single" w:color="404040" w:themeColor="text1" w:themeTint="BF" w:sz="8" w:space="0"/>
-        <w:right w:val="single" w:color="404040" w:themeColor="text1" w:themeTint="BF" w:sz="8" w:space="0"/>
-        <w:insideH w:val="single" w:color="404040" w:themeColor="text1" w:themeTint="BF" w:sz="8" w:space="0"/>
+        <w:top w:val="single" w:sz="8" w:space="0" w:color="404040" w:themeColor="text1" w:themeTint="BF"/>
+        <w:left w:val="single" w:sz="8" w:space="0" w:color="404040" w:themeColor="text1" w:themeTint="BF"/>
+        <w:bottom w:val="single" w:sz="8" w:space="0" w:color="404040" w:themeColor="text1" w:themeTint="BF"/>
+        <w:right w:val="single" w:sz="8" w:space="0" w:color="404040" w:themeColor="text1" w:themeTint="BF"/>
+        <w:insideH w:val="single" w:sz="8" w:space="0" w:color="404040" w:themeColor="text1" w:themeTint="BF"/>
       </w:tblBorders>
     </w:tblPr>
     <w:tblStylePr w:type="firstRow">
@@ -7559,10 +7648,10 @@
       <w:tblPr/>
       <w:tcPr>
         <w:tcBorders>
-          <w:top w:val="single" w:color="404040" w:themeColor="text1" w:themeTint="BF" w:sz="8" w:space="0"/>
-          <w:left w:val="single" w:color="404040" w:themeColor="text1" w:themeTint="BF" w:sz="8" w:space="0"/>
-          <w:bottom w:val="single" w:color="404040" w:themeColor="text1" w:themeTint="BF" w:sz="8" w:space="0"/>
-          <w:right w:val="single" w:color="404040" w:themeColor="text1" w:themeTint="BF" w:sz="8" w:space="0"/>
+          <w:top w:val="single" w:sz="8" w:space="0" w:color="404040" w:themeColor="text1" w:themeTint="BF"/>
+          <w:left w:val="single" w:sz="8" w:space="0" w:color="404040" w:themeColor="text1" w:themeTint="BF"/>
+          <w:bottom w:val="single" w:sz="8" w:space="0" w:color="404040" w:themeColor="text1" w:themeTint="BF"/>
+          <w:right w:val="single" w:sz="8" w:space="0" w:color="404040" w:themeColor="text1" w:themeTint="BF"/>
           <w:insideH w:val="nil"/>
           <w:insideV w:val="nil"/>
         </w:tcBorders>
@@ -7580,10 +7669,10 @@
       <w:tblPr/>
       <w:tcPr>
         <w:tcBorders>
-          <w:top w:val="double" w:color="404040" w:themeColor="text1" w:themeTint="BF" w:sz="6" w:space="0"/>
-          <w:left w:val="single" w:color="404040" w:themeColor="text1" w:themeTint="BF" w:sz="8" w:space="0"/>
-          <w:bottom w:val="single" w:color="404040" w:themeColor="text1" w:themeTint="BF" w:sz="8" w:space="0"/>
-          <w:right w:val="single" w:color="404040" w:themeColor="text1" w:themeTint="BF" w:sz="8" w:space="0"/>
+          <w:top w:val="double" w:sz="6" w:space="0" w:color="404040" w:themeColor="text1" w:themeTint="BF"/>
+          <w:left w:val="single" w:sz="8" w:space="0" w:color="404040" w:themeColor="text1" w:themeTint="BF"/>
+          <w:bottom w:val="single" w:sz="8" w:space="0" w:color="404040" w:themeColor="text1" w:themeTint="BF"/>
+          <w:right w:val="single" w:sz="8" w:space="0" w:color="404040" w:themeColor="text1" w:themeTint="BF"/>
           <w:insideH w:val="nil"/>
           <w:insideV w:val="nil"/>
         </w:tcBorders>
@@ -7639,11 +7728,11 @@
       <w:tblStyleRowBandSize w:val="1"/>
       <w:tblStyleColBandSize w:val="1"/>
       <w:tblBorders>
-        <w:top w:val="single" w:color="7BA0CD" w:themeColor="accent1" w:themeTint="BF" w:sz="8" w:space="0"/>
-        <w:left w:val="single" w:color="7BA0CD" w:themeColor="accent1" w:themeTint="BF" w:sz="8" w:space="0"/>
-        <w:bottom w:val="single" w:color="7BA0CD" w:themeColor="accent1" w:themeTint="BF" w:sz="8" w:space="0"/>
-        <w:right w:val="single" w:color="7BA0CD" w:themeColor="accent1" w:themeTint="BF" w:sz="8" w:space="0"/>
-        <w:insideH w:val="single" w:color="7BA0CD" w:themeColor="accent1" w:themeTint="BF" w:sz="8" w:space="0"/>
+        <w:top w:val="single" w:sz="8" w:space="0" w:color="7BA0CD" w:themeColor="accent1" w:themeTint="BF"/>
+        <w:left w:val="single" w:sz="8" w:space="0" w:color="7BA0CD" w:themeColor="accent1" w:themeTint="BF"/>
+        <w:bottom w:val="single" w:sz="8" w:space="0" w:color="7BA0CD" w:themeColor="accent1" w:themeTint="BF"/>
+        <w:right w:val="single" w:sz="8" w:space="0" w:color="7BA0CD" w:themeColor="accent1" w:themeTint="BF"/>
+        <w:insideH w:val="single" w:sz="8" w:space="0" w:color="7BA0CD" w:themeColor="accent1" w:themeTint="BF"/>
       </w:tblBorders>
     </w:tblPr>
     <w:tblStylePr w:type="firstRow">
@@ -7658,10 +7747,10 @@
       <w:tblPr/>
       <w:tcPr>
         <w:tcBorders>
-          <w:top w:val="single" w:color="7BA0CD" w:themeColor="accent1" w:themeTint="BF" w:sz="8" w:space="0"/>
-          <w:left w:val="single" w:color="7BA0CD" w:themeColor="accent1" w:themeTint="BF" w:sz="8" w:space="0"/>
-          <w:bottom w:val="single" w:color="7BA0CD" w:themeColor="accent1" w:themeTint="BF" w:sz="8" w:space="0"/>
-          <w:right w:val="single" w:color="7BA0CD" w:themeColor="accent1" w:themeTint="BF" w:sz="8" w:space="0"/>
+          <w:top w:val="single" w:sz="8" w:space="0" w:color="7BA0CD" w:themeColor="accent1" w:themeTint="BF"/>
+          <w:left w:val="single" w:sz="8" w:space="0" w:color="7BA0CD" w:themeColor="accent1" w:themeTint="BF"/>
+          <w:bottom w:val="single" w:sz="8" w:space="0" w:color="7BA0CD" w:themeColor="accent1" w:themeTint="BF"/>
+          <w:right w:val="single" w:sz="8" w:space="0" w:color="7BA0CD" w:themeColor="accent1" w:themeTint="BF"/>
           <w:insideH w:val="nil"/>
           <w:insideV w:val="nil"/>
         </w:tcBorders>
@@ -7679,10 +7768,10 @@
       <w:tblPr/>
       <w:tcPr>
         <w:tcBorders>
-          <w:top w:val="double" w:color="7BA0CD" w:themeColor="accent1" w:themeTint="BF" w:sz="6" w:space="0"/>
-          <w:left w:val="single" w:color="7BA0CD" w:themeColor="accent1" w:themeTint="BF" w:sz="8" w:space="0"/>
-          <w:bottom w:val="single" w:color="7BA0CD" w:themeColor="accent1" w:themeTint="BF" w:sz="8" w:space="0"/>
-          <w:right w:val="single" w:color="7BA0CD" w:themeColor="accent1" w:themeTint="BF" w:sz="8" w:space="0"/>
+          <w:top w:val="double" w:sz="6" w:space="0" w:color="7BA0CD" w:themeColor="accent1" w:themeTint="BF"/>
+          <w:left w:val="single" w:sz="8" w:space="0" w:color="7BA0CD" w:themeColor="accent1" w:themeTint="BF"/>
+          <w:bottom w:val="single" w:sz="8" w:space="0" w:color="7BA0CD" w:themeColor="accent1" w:themeTint="BF"/>
+          <w:right w:val="single" w:sz="8" w:space="0" w:color="7BA0CD" w:themeColor="accent1" w:themeTint="BF"/>
           <w:insideH w:val="nil"/>
           <w:insideV w:val="nil"/>
         </w:tcBorders>
@@ -7738,11 +7827,11 @@
       <w:tblStyleRowBandSize w:val="1"/>
       <w:tblStyleColBandSize w:val="1"/>
       <w:tblBorders>
-        <w:top w:val="single" w:color="CF7B79" w:themeColor="accent2" w:themeTint="BF" w:sz="8" w:space="0"/>
-        <w:left w:val="single" w:color="CF7B79" w:themeColor="accent2" w:themeTint="BF" w:sz="8" w:space="0"/>
-        <w:bottom w:val="single" w:color="CF7B79" w:themeColor="accent2" w:themeTint="BF" w:sz="8" w:space="0"/>
-        <w:right w:val="single" w:color="CF7B79" w:themeColor="accent2" w:themeTint="BF" w:sz="8" w:space="0"/>
-        <w:insideH w:val="single" w:color="CF7B79" w:themeColor="accent2" w:themeTint="BF" w:sz="8" w:space="0"/>
+        <w:top w:val="single" w:sz="8" w:space="0" w:color="CF7B79" w:themeColor="accent2" w:themeTint="BF"/>
+        <w:left w:val="single" w:sz="8" w:space="0" w:color="CF7B79" w:themeColor="accent2" w:themeTint="BF"/>
+        <w:bottom w:val="single" w:sz="8" w:space="0" w:color="CF7B79" w:themeColor="accent2" w:themeTint="BF"/>
+        <w:right w:val="single" w:sz="8" w:space="0" w:color="CF7B79" w:themeColor="accent2" w:themeTint="BF"/>
+        <w:insideH w:val="single" w:sz="8" w:space="0" w:color="CF7B79" w:themeColor="accent2" w:themeTint="BF"/>
       </w:tblBorders>
     </w:tblPr>
     <w:tblStylePr w:type="firstRow">
@@ -7757,10 +7846,10 @@
       <w:tblPr/>
       <w:tcPr>
         <w:tcBorders>
-          <w:top w:val="single" w:color="CF7B79" w:themeColor="accent2" w:themeTint="BF" w:sz="8" w:space="0"/>
-          <w:left w:val="single" w:color="CF7B79" w:themeColor="accent2" w:themeTint="BF" w:sz="8" w:space="0"/>
-          <w:bottom w:val="single" w:color="CF7B79" w:themeColor="accent2" w:themeTint="BF" w:sz="8" w:space="0"/>
-          <w:right w:val="single" w:color="CF7B79" w:themeColor="accent2" w:themeTint="BF" w:sz="8" w:space="0"/>
+          <w:top w:val="single" w:sz="8" w:space="0" w:color="CF7B79" w:themeColor="accent2" w:themeTint="BF"/>
+          <w:left w:val="single" w:sz="8" w:space="0" w:color="CF7B79" w:themeColor="accent2" w:themeTint="BF"/>
+          <w:bottom w:val="single" w:sz="8" w:space="0" w:color="CF7B79" w:themeColor="accent2" w:themeTint="BF"/>
+          <w:right w:val="single" w:sz="8" w:space="0" w:color="CF7B79" w:themeColor="accent2" w:themeTint="BF"/>
           <w:insideH w:val="nil"/>
           <w:insideV w:val="nil"/>
         </w:tcBorders>
@@ -7778,10 +7867,10 @@
       <w:tblPr/>
       <w:tcPr>
         <w:tcBorders>
-          <w:top w:val="double" w:color="CF7B79" w:themeColor="accent2" w:themeTint="BF" w:sz="6" w:space="0"/>
-          <w:left w:val="single" w:color="CF7B79" w:themeColor="accent2" w:themeTint="BF" w:sz="8" w:space="0"/>
-          <w:bottom w:val="single" w:color="CF7B79" w:themeColor="accent2" w:themeTint="BF" w:sz="8" w:space="0"/>
-          <w:right w:val="single" w:color="CF7B79" w:themeColor="accent2" w:themeTint="BF" w:sz="8" w:space="0"/>
+          <w:top w:val="double" w:sz="6" w:space="0" w:color="CF7B79" w:themeColor="accent2" w:themeTint="BF"/>
+          <w:left w:val="single" w:sz="8" w:space="0" w:color="CF7B79" w:themeColor="accent2" w:themeTint="BF"/>
+          <w:bottom w:val="single" w:sz="8" w:space="0" w:color="CF7B79" w:themeColor="accent2" w:themeTint="BF"/>
+          <w:right w:val="single" w:sz="8" w:space="0" w:color="CF7B79" w:themeColor="accent2" w:themeTint="BF"/>
           <w:insideH w:val="nil"/>
           <w:insideV w:val="nil"/>
         </w:tcBorders>
@@ -7837,11 +7926,11 @@
       <w:tblStyleRowBandSize w:val="1"/>
       <w:tblStyleColBandSize w:val="1"/>
       <w:tblBorders>
-        <w:top w:val="single" w:color="B3CC82" w:themeColor="accent3" w:themeTint="BF" w:sz="8" w:space="0"/>
-        <w:left w:val="single" w:color="B3CC82" w:themeColor="accent3" w:themeTint="BF" w:sz="8" w:space="0"/>
-        <w:bottom w:val="single" w:color="B3CC82" w:themeColor="accent3" w:themeTint="BF" w:sz="8" w:space="0"/>
-        <w:right w:val="single" w:color="B3CC82" w:themeColor="accent3" w:themeTint="BF" w:sz="8" w:space="0"/>
-        <w:insideH w:val="single" w:color="B3CC82" w:themeColor="accent3" w:themeTint="BF" w:sz="8" w:space="0"/>
+        <w:top w:val="single" w:sz="8" w:space="0" w:color="B3CC82" w:themeColor="accent3" w:themeTint="BF"/>
+        <w:left w:val="single" w:sz="8" w:space="0" w:color="B3CC82" w:themeColor="accent3" w:themeTint="BF"/>
+        <w:bottom w:val="single" w:sz="8" w:space="0" w:color="B3CC82" w:themeColor="accent3" w:themeTint="BF"/>
+        <w:right w:val="single" w:sz="8" w:space="0" w:color="B3CC82" w:themeColor="accent3" w:themeTint="BF"/>
+        <w:insideH w:val="single" w:sz="8" w:space="0" w:color="B3CC82" w:themeColor="accent3" w:themeTint="BF"/>
       </w:tblBorders>
     </w:tblPr>
     <w:tblStylePr w:type="firstRow">
@@ -7856,10 +7945,10 @@
       <w:tblPr/>
       <w:tcPr>
         <w:tcBorders>
-          <w:top w:val="single" w:color="B3CC82" w:themeColor="accent3" w:themeTint="BF" w:sz="8" w:space="0"/>
-          <w:left w:val="single" w:color="B3CC82" w:themeColor="accent3" w:themeTint="BF" w:sz="8" w:space="0"/>
-          <w:bottom w:val="single" w:color="B3CC82" w:themeColor="accent3" w:themeTint="BF" w:sz="8" w:space="0"/>
-          <w:right w:val="single" w:color="B3CC82" w:themeColor="accent3" w:themeTint="BF" w:sz="8" w:space="0"/>
+          <w:top w:val="single" w:sz="8" w:space="0" w:color="B3CC82" w:themeColor="accent3" w:themeTint="BF"/>
+          <w:left w:val="single" w:sz="8" w:space="0" w:color="B3CC82" w:themeColor="accent3" w:themeTint="BF"/>
+          <w:bottom w:val="single" w:sz="8" w:space="0" w:color="B3CC82" w:themeColor="accent3" w:themeTint="BF"/>
+          <w:right w:val="single" w:sz="8" w:space="0" w:color="B3CC82" w:themeColor="accent3" w:themeTint="BF"/>
           <w:insideH w:val="nil"/>
           <w:insideV w:val="nil"/>
         </w:tcBorders>
@@ -7877,10 +7966,10 @@
       <w:tblPr/>
       <w:tcPr>
         <w:tcBorders>
-          <w:top w:val="double" w:color="B3CC82" w:themeColor="accent3" w:themeTint="BF" w:sz="6" w:space="0"/>
-          <w:left w:val="single" w:color="B3CC82" w:themeColor="accent3" w:themeTint="BF" w:sz="8" w:space="0"/>
-          <w:bottom w:val="single" w:color="B3CC82" w:themeColor="accent3" w:themeTint="BF" w:sz="8" w:space="0"/>
-          <w:right w:val="single" w:color="B3CC82" w:themeColor="accent3" w:themeTint="BF" w:sz="8" w:space="0"/>
+          <w:top w:val="double" w:sz="6" w:space="0" w:color="B3CC82" w:themeColor="accent3" w:themeTint="BF"/>
+          <w:left w:val="single" w:sz="8" w:space="0" w:color="B3CC82" w:themeColor="accent3" w:themeTint="BF"/>
+          <w:bottom w:val="single" w:sz="8" w:space="0" w:color="B3CC82" w:themeColor="accent3" w:themeTint="BF"/>
+          <w:right w:val="single" w:sz="8" w:space="0" w:color="B3CC82" w:themeColor="accent3" w:themeTint="BF"/>
           <w:insideH w:val="nil"/>
           <w:insideV w:val="nil"/>
         </w:tcBorders>
@@ -7936,11 +8025,11 @@
       <w:tblStyleRowBandSize w:val="1"/>
       <w:tblStyleColBandSize w:val="1"/>
       <w:tblBorders>
-        <w:top w:val="single" w:color="9F8AB9" w:themeColor="accent4" w:themeTint="BF" w:sz="8" w:space="0"/>
-        <w:left w:val="single" w:color="9F8AB9" w:themeColor="accent4" w:themeTint="BF" w:sz="8" w:space="0"/>
-        <w:bottom w:val="single" w:color="9F8AB9" w:themeColor="accent4" w:themeTint="BF" w:sz="8" w:space="0"/>
-        <w:right w:val="single" w:color="9F8AB9" w:themeColor="accent4" w:themeTint="BF" w:sz="8" w:space="0"/>
-        <w:insideH w:val="single" w:color="9F8AB9" w:themeColor="accent4" w:themeTint="BF" w:sz="8" w:space="0"/>
+        <w:top w:val="single" w:sz="8" w:space="0" w:color="9F8AB9" w:themeColor="accent4" w:themeTint="BF"/>
+        <w:left w:val="single" w:sz="8" w:space="0" w:color="9F8AB9" w:themeColor="accent4" w:themeTint="BF"/>
+        <w:bottom w:val="single" w:sz="8" w:space="0" w:color="9F8AB9" w:themeColor="accent4" w:themeTint="BF"/>
+        <w:right w:val="single" w:sz="8" w:space="0" w:color="9F8AB9" w:themeColor="accent4" w:themeTint="BF"/>
+        <w:insideH w:val="single" w:sz="8" w:space="0" w:color="9F8AB9" w:themeColor="accent4" w:themeTint="BF"/>
       </w:tblBorders>
     </w:tblPr>
     <w:tblStylePr w:type="firstRow">
@@ -7955,10 +8044,10 @@
       <w:tblPr/>
       <w:tcPr>
         <w:tcBorders>
-          <w:top w:val="single" w:color="9F8AB9" w:themeColor="accent4" w:themeTint="BF" w:sz="8" w:space="0"/>
-          <w:left w:val="single" w:color="9F8AB9" w:themeColor="accent4" w:themeTint="BF" w:sz="8" w:space="0"/>
-          <w:bottom w:val="single" w:color="9F8AB9" w:themeColor="accent4" w:themeTint="BF" w:sz="8" w:space="0"/>
-          <w:right w:val="single" w:color="9F8AB9" w:themeColor="accent4" w:themeTint="BF" w:sz="8" w:space="0"/>
+          <w:top w:val="single" w:sz="8" w:space="0" w:color="9F8AB9" w:themeColor="accent4" w:themeTint="BF"/>
+          <w:left w:val="single" w:sz="8" w:space="0" w:color="9F8AB9" w:themeColor="accent4" w:themeTint="BF"/>
+          <w:bottom w:val="single" w:sz="8" w:space="0" w:color="9F8AB9" w:themeColor="accent4" w:themeTint="BF"/>
+          <w:right w:val="single" w:sz="8" w:space="0" w:color="9F8AB9" w:themeColor="accent4" w:themeTint="BF"/>
           <w:insideH w:val="nil"/>
           <w:insideV w:val="nil"/>
         </w:tcBorders>
@@ -7976,10 +8065,10 @@
       <w:tblPr/>
       <w:tcPr>
         <w:tcBorders>
-          <w:top w:val="double" w:color="9F8AB9" w:themeColor="accent4" w:themeTint="BF" w:sz="6" w:space="0"/>
-          <w:left w:val="single" w:color="9F8AB9" w:themeColor="accent4" w:themeTint="BF" w:sz="8" w:space="0"/>
-          <w:bottom w:val="single" w:color="9F8AB9" w:themeColor="accent4" w:themeTint="BF" w:sz="8" w:space="0"/>
-          <w:right w:val="single" w:color="9F8AB9" w:themeColor="accent4" w:themeTint="BF" w:sz="8" w:space="0"/>
+          <w:top w:val="double" w:sz="6" w:space="0" w:color="9F8AB9" w:themeColor="accent4" w:themeTint="BF"/>
+          <w:left w:val="single" w:sz="8" w:space="0" w:color="9F8AB9" w:themeColor="accent4" w:themeTint="BF"/>
+          <w:bottom w:val="single" w:sz="8" w:space="0" w:color="9F8AB9" w:themeColor="accent4" w:themeTint="BF"/>
+          <w:right w:val="single" w:sz="8" w:space="0" w:color="9F8AB9" w:themeColor="accent4" w:themeTint="BF"/>
           <w:insideH w:val="nil"/>
           <w:insideV w:val="nil"/>
         </w:tcBorders>
@@ -8035,11 +8124,11 @@
       <w:tblStyleRowBandSize w:val="1"/>
       <w:tblStyleColBandSize w:val="1"/>
       <w:tblBorders>
-        <w:top w:val="single" w:color="78C0D4" w:themeColor="accent5" w:themeTint="BF" w:sz="8" w:space="0"/>
-        <w:left w:val="single" w:color="78C0D4" w:themeColor="accent5" w:themeTint="BF" w:sz="8" w:space="0"/>
-        <w:bottom w:val="single" w:color="78C0D4" w:themeColor="accent5" w:themeTint="BF" w:sz="8" w:space="0"/>
-        <w:right w:val="single" w:color="78C0D4" w:themeColor="accent5" w:themeTint="BF" w:sz="8" w:space="0"/>
-        <w:insideH w:val="single" w:color="78C0D4" w:themeColor="accent5" w:themeTint="BF" w:sz="8" w:space="0"/>
+        <w:top w:val="single" w:sz="8" w:space="0" w:color="78C0D4" w:themeColor="accent5" w:themeTint="BF"/>
+        <w:left w:val="single" w:sz="8" w:space="0" w:color="78C0D4" w:themeColor="accent5" w:themeTint="BF"/>
+        <w:bottom w:val="single" w:sz="8" w:space="0" w:color="78C0D4" w:themeColor="accent5" w:themeTint="BF"/>
+        <w:right w:val="single" w:sz="8" w:space="0" w:color="78C0D4" w:themeColor="accent5" w:themeTint="BF"/>
+        <w:insideH w:val="single" w:sz="8" w:space="0" w:color="78C0D4" w:themeColor="accent5" w:themeTint="BF"/>
       </w:tblBorders>
     </w:tblPr>
     <w:tblStylePr w:type="firstRow">
@@ -8054,10 +8143,10 @@
       <w:tblPr/>
       <w:tcPr>
         <w:tcBorders>
-          <w:top w:val="single" w:color="78C0D4" w:themeColor="accent5" w:themeTint="BF" w:sz="8" w:space="0"/>
-          <w:left w:val="single" w:color="78C0D4" w:themeColor="accent5" w:themeTint="BF" w:sz="8" w:space="0"/>
-          <w:bottom w:val="single" w:color="78C0D4" w:themeColor="accent5" w:themeTint="BF" w:sz="8" w:space="0"/>
-          <w:right w:val="single" w:color="78C0D4" w:themeColor="accent5" w:themeTint="BF" w:sz="8" w:space="0"/>
+          <w:top w:val="single" w:sz="8" w:space="0" w:color="78C0D4" w:themeColor="accent5" w:themeTint="BF"/>
+          <w:left w:val="single" w:sz="8" w:space="0" w:color="78C0D4" w:themeColor="accent5" w:themeTint="BF"/>
+          <w:bottom w:val="single" w:sz="8" w:space="0" w:color="78C0D4" w:themeColor="accent5" w:themeTint="BF"/>
+          <w:right w:val="single" w:sz="8" w:space="0" w:color="78C0D4" w:themeColor="accent5" w:themeTint="BF"/>
           <w:insideH w:val="nil"/>
           <w:insideV w:val="nil"/>
         </w:tcBorders>
@@ -8075,10 +8164,10 @@
       <w:tblPr/>
       <w:tcPr>
         <w:tcBorders>
-          <w:top w:val="double" w:color="78C0D4" w:themeColor="accent5" w:themeTint="BF" w:sz="6" w:space="0"/>
-          <w:left w:val="single" w:color="78C0D4" w:themeColor="accent5" w:themeTint="BF" w:sz="8" w:space="0"/>
-          <w:bottom w:val="single" w:color="78C0D4" w:themeColor="accent5" w:themeTint="BF" w:sz="8" w:space="0"/>
-          <w:right w:val="single" w:color="78C0D4" w:themeColor="accent5" w:themeTint="BF" w:sz="8" w:space="0"/>
+          <w:top w:val="double" w:sz="6" w:space="0" w:color="78C0D4" w:themeColor="accent5" w:themeTint="BF"/>
+          <w:left w:val="single" w:sz="8" w:space="0" w:color="78C0D4" w:themeColor="accent5" w:themeTint="BF"/>
+          <w:bottom w:val="single" w:sz="8" w:space="0" w:color="78C0D4" w:themeColor="accent5" w:themeTint="BF"/>
+          <w:right w:val="single" w:sz="8" w:space="0" w:color="78C0D4" w:themeColor="accent5" w:themeTint="BF"/>
           <w:insideH w:val="nil"/>
           <w:insideV w:val="nil"/>
         </w:tcBorders>
@@ -8134,11 +8223,11 @@
       <w:tblStyleRowBandSize w:val="1"/>
       <w:tblStyleColBandSize w:val="1"/>
       <w:tblBorders>
-        <w:top w:val="single" w:color="F9B074" w:themeColor="accent6" w:themeTint="BF" w:sz="8" w:space="0"/>
-        <w:left w:val="single" w:color="F9B074" w:themeColor="accent6" w:themeTint="BF" w:sz="8" w:space="0"/>
-        <w:bottom w:val="single" w:color="F9B074" w:themeColor="accent6" w:themeTint="BF" w:sz="8" w:space="0"/>
-        <w:right w:val="single" w:color="F9B074" w:themeColor="accent6" w:themeTint="BF" w:sz="8" w:space="0"/>
-        <w:insideH w:val="single" w:color="F9B074" w:themeColor="accent6" w:themeTint="BF" w:sz="8" w:space="0"/>
+        <w:top w:val="single" w:sz="8" w:space="0" w:color="F9B074" w:themeColor="accent6" w:themeTint="BF"/>
+        <w:left w:val="single" w:sz="8" w:space="0" w:color="F9B074" w:themeColor="accent6" w:themeTint="BF"/>
+        <w:bottom w:val="single" w:sz="8" w:space="0" w:color="F9B074" w:themeColor="accent6" w:themeTint="BF"/>
+        <w:right w:val="single" w:sz="8" w:space="0" w:color="F9B074" w:themeColor="accent6" w:themeTint="BF"/>
+        <w:insideH w:val="single" w:sz="8" w:space="0" w:color="F9B074" w:themeColor="accent6" w:themeTint="BF"/>
       </w:tblBorders>
     </w:tblPr>
     <w:tblStylePr w:type="firstRow">
@@ -8153,10 +8242,10 @@
       <w:tblPr/>
       <w:tcPr>
         <w:tcBorders>
-          <w:top w:val="single" w:color="F9B074" w:themeColor="accent6" w:themeTint="BF" w:sz="8" w:space="0"/>
-          <w:left w:val="single" w:color="F9B074" w:themeColor="accent6" w:themeTint="BF" w:sz="8" w:space="0"/>
-          <w:bottom w:val="single" w:color="F9B074" w:themeColor="accent6" w:themeTint="BF" w:sz="8" w:space="0"/>
-          <w:right w:val="single" w:color="F9B074" w:themeColor="accent6" w:themeTint="BF" w:sz="8" w:space="0"/>
+          <w:top w:val="single" w:sz="8" w:space="0" w:color="F9B074" w:themeColor="accent6" w:themeTint="BF"/>
+          <w:left w:val="single" w:sz="8" w:space="0" w:color="F9B074" w:themeColor="accent6" w:themeTint="BF"/>
+          <w:bottom w:val="single" w:sz="8" w:space="0" w:color="F9B074" w:themeColor="accent6" w:themeTint="BF"/>
+          <w:right w:val="single" w:sz="8" w:space="0" w:color="F9B074" w:themeColor="accent6" w:themeTint="BF"/>
           <w:insideH w:val="nil"/>
           <w:insideV w:val="nil"/>
         </w:tcBorders>
@@ -8174,10 +8263,10 @@
       <w:tblPr/>
       <w:tcPr>
         <w:tcBorders>
-          <w:top w:val="double" w:color="F9B074" w:themeColor="accent6" w:themeTint="BF" w:sz="6" w:space="0"/>
-          <w:left w:val="single" w:color="F9B074" w:themeColor="accent6" w:themeTint="BF" w:sz="8" w:space="0"/>
-          <w:bottom w:val="single" w:color="F9B074" w:themeColor="accent6" w:themeTint="BF" w:sz="8" w:space="0"/>
-          <w:right w:val="single" w:color="F9B074" w:themeColor="accent6" w:themeTint="BF" w:sz="8" w:space="0"/>
+          <w:top w:val="double" w:sz="6" w:space="0" w:color="F9B074" w:themeColor="accent6" w:themeTint="BF"/>
+          <w:left w:val="single" w:sz="8" w:space="0" w:color="F9B074" w:themeColor="accent6" w:themeTint="BF"/>
+          <w:bottom w:val="single" w:sz="8" w:space="0" w:color="F9B074" w:themeColor="accent6" w:themeTint="BF"/>
+          <w:right w:val="single" w:sz="8" w:space="0" w:color="F9B074" w:themeColor="accent6" w:themeTint="BF"/>
           <w:insideH w:val="nil"/>
           <w:insideV w:val="nil"/>
         </w:tcBorders>
@@ -8233,8 +8322,8 @@
       <w:tblStyleRowBandSize w:val="1"/>
       <w:tblStyleColBandSize w:val="1"/>
       <w:tblBorders>
-        <w:top w:val="single" w:color="auto" w:sz="18" w:space="0"/>
-        <w:bottom w:val="single" w:color="auto" w:sz="18" w:space="0"/>
+        <w:top w:val="single" w:sz="18" w:space="0" w:color="auto"/>
+        <w:bottom w:val="single" w:sz="18" w:space="0" w:color="auto"/>
       </w:tblBorders>
     </w:tblPr>
     <w:tblStylePr w:type="firstRow">
@@ -8249,9 +8338,9 @@
       <w:tblPr/>
       <w:tcPr>
         <w:tcBorders>
-          <w:top w:val="single" w:color="auto" w:sz="18" w:space="0"/>
-          <w:left w:val="nil"/>
-          <w:bottom w:val="single" w:color="auto" w:sz="18" w:space="0"/>
+          <w:top w:val="single" w:sz="18" w:space="0" w:color="auto"/>
+          <w:left w:val="nil"/>
+          <w:bottom w:val="single" w:sz="18" w:space="0" w:color="auto"/>
           <w:right w:val="nil"/>
           <w:insideH w:val="nil"/>
           <w:insideV w:val="nil"/>
@@ -8269,9 +8358,9 @@
       <w:tblPr/>
       <w:tcPr>
         <w:tcBorders>
-          <w:top w:val="double" w:color="auto" w:sz="6" w:space="0"/>
-          <w:left w:val="nil"/>
-          <w:bottom w:val="single" w:color="auto" w:sz="18" w:space="0"/>
+          <w:top w:val="double" w:sz="6" w:space="0" w:color="auto"/>
+          <w:left w:val="nil"/>
+          <w:bottom w:val="single" w:sz="18" w:space="0" w:color="auto"/>
           <w:right w:val="nil"/>
           <w:insideH w:val="nil"/>
           <w:insideV w:val="nil"/>
@@ -8290,7 +8379,7 @@
         <w:tcBorders>
           <w:top w:val="nil"/>
           <w:left w:val="nil"/>
-          <w:bottom w:val="single" w:color="auto" w:sz="18" w:space="0"/>
+          <w:bottom w:val="single" w:sz="18" w:space="0" w:color="auto"/>
           <w:right w:val="nil"/>
           <w:insideH w:val="nil"/>
           <w:insideV w:val="nil"/>
@@ -8337,9 +8426,9 @@
       <w:tblPr/>
       <w:tcPr>
         <w:tcBorders>
-          <w:top w:val="single" w:color="auto" w:sz="18" w:space="0"/>
-          <w:left w:val="nil"/>
-          <w:bottom w:val="single" w:color="auto" w:sz="18" w:space="0"/>
+          <w:top w:val="single" w:sz="18" w:space="0" w:color="auto"/>
+          <w:left w:val="nil"/>
+          <w:bottom w:val="single" w:sz="18" w:space="0" w:color="auto"/>
           <w:right w:val="nil"/>
           <w:insideH w:val="nil"/>
           <w:insideV w:val="nil"/>
@@ -8353,9 +8442,9 @@
       <w:tblPr/>
       <w:tcPr>
         <w:tcBorders>
-          <w:top w:val="single" w:color="auto" w:sz="18" w:space="0"/>
-          <w:left w:val="nil"/>
-          <w:bottom w:val="single" w:color="auto" w:sz="18" w:space="0"/>
+          <w:top w:val="single" w:sz="18" w:space="0" w:color="auto"/>
+          <w:left w:val="nil"/>
+          <w:bottom w:val="single" w:sz="18" w:space="0" w:color="auto"/>
           <w:right w:val="nil"/>
           <w:insideH w:val="nil"/>
           <w:insideV w:val="nil"/>
@@ -8375,8 +8464,8 @@
       <w:tblStyleRowBandSize w:val="1"/>
       <w:tblStyleColBandSize w:val="1"/>
       <w:tblBorders>
-        <w:top w:val="single" w:color="auto" w:sz="18" w:space="0"/>
-        <w:bottom w:val="single" w:color="auto" w:sz="18" w:space="0"/>
+        <w:top w:val="single" w:sz="18" w:space="0" w:color="auto"/>
+        <w:bottom w:val="single" w:sz="18" w:space="0" w:color="auto"/>
       </w:tblBorders>
     </w:tblPr>
     <w:tblStylePr w:type="firstRow">
@@ -8391,9 +8480,9 @@
       <w:tblPr/>
       <w:tcPr>
         <w:tcBorders>
-          <w:top w:val="single" w:color="auto" w:sz="18" w:space="0"/>
-          <w:left w:val="nil"/>
-          <w:bottom w:val="single" w:color="auto" w:sz="18" w:space="0"/>
+          <w:top w:val="single" w:sz="18" w:space="0" w:color="auto"/>
+          <w:left w:val="nil"/>
+          <w:bottom w:val="single" w:sz="18" w:space="0" w:color="auto"/>
           <w:right w:val="nil"/>
           <w:insideH w:val="nil"/>
           <w:insideV w:val="nil"/>
@@ -8411,9 +8500,9 @@
       <w:tblPr/>
       <w:tcPr>
         <w:tcBorders>
-          <w:top w:val="double" w:color="auto" w:sz="6" w:space="0"/>
-          <w:left w:val="nil"/>
-          <w:bottom w:val="single" w:color="auto" w:sz="18" w:space="0"/>
+          <w:top w:val="double" w:sz="6" w:space="0" w:color="auto"/>
+          <w:left w:val="nil"/>
+          <w:bottom w:val="single" w:sz="18" w:space="0" w:color="auto"/>
           <w:right w:val="nil"/>
           <w:insideH w:val="nil"/>
           <w:insideV w:val="nil"/>
@@ -8432,7 +8521,7 @@
         <w:tcBorders>
           <w:top w:val="nil"/>
           <w:left w:val="nil"/>
-          <w:bottom w:val="single" w:color="auto" w:sz="18" w:space="0"/>
+          <w:bottom w:val="single" w:sz="18" w:space="0" w:color="auto"/>
           <w:right w:val="nil"/>
           <w:insideH w:val="nil"/>
           <w:insideV w:val="nil"/>
@@ -8479,9 +8568,9 @@
       <w:tblPr/>
       <w:tcPr>
         <w:tcBorders>
-          <w:top w:val="single" w:color="auto" w:sz="18" w:space="0"/>
-          <w:left w:val="nil"/>
-          <w:bottom w:val="single" w:color="auto" w:sz="18" w:space="0"/>
+          <w:top w:val="single" w:sz="18" w:space="0" w:color="auto"/>
+          <w:left w:val="nil"/>
+          <w:bottom w:val="single" w:sz="18" w:space="0" w:color="auto"/>
           <w:right w:val="nil"/>
           <w:insideH w:val="nil"/>
           <w:insideV w:val="nil"/>
@@ -8495,9 +8584,9 @@
       <w:tblPr/>
       <w:tcPr>
         <w:tcBorders>
-          <w:top w:val="single" w:color="auto" w:sz="18" w:space="0"/>
-          <w:left w:val="nil"/>
-          <w:bottom w:val="single" w:color="auto" w:sz="18" w:space="0"/>
+          <w:top w:val="single" w:sz="18" w:space="0" w:color="auto"/>
+          <w:left w:val="nil"/>
+          <w:bottom w:val="single" w:sz="18" w:space="0" w:color="auto"/>
           <w:right w:val="nil"/>
           <w:insideH w:val="nil"/>
           <w:insideV w:val="nil"/>
@@ -8517,8 +8606,8 @@
       <w:tblStyleRowBandSize w:val="1"/>
       <w:tblStyleColBandSize w:val="1"/>
       <w:tblBorders>
-        <w:top w:val="single" w:color="auto" w:sz="18" w:space="0"/>
-        <w:bottom w:val="single" w:color="auto" w:sz="18" w:space="0"/>
+        <w:top w:val="single" w:sz="18" w:space="0" w:color="auto"/>
+        <w:bottom w:val="single" w:sz="18" w:space="0" w:color="auto"/>
       </w:tblBorders>
     </w:tblPr>
     <w:tblStylePr w:type="firstRow">
@@ -8533,9 +8622,9 @@
       <w:tblPr/>
       <w:tcPr>
         <w:tcBorders>
-          <w:top w:val="single" w:color="auto" w:sz="18" w:space="0"/>
-          <w:left w:val="nil"/>
-          <w:bottom w:val="single" w:color="auto" w:sz="18" w:space="0"/>
+          <w:top w:val="single" w:sz="18" w:space="0" w:color="auto"/>
+          <w:left w:val="nil"/>
+          <w:bottom w:val="single" w:sz="18" w:space="0" w:color="auto"/>
           <w:right w:val="nil"/>
           <w:insideH w:val="nil"/>
           <w:insideV w:val="nil"/>
@@ -8553,9 +8642,9 @@
       <w:tblPr/>
       <w:tcPr>
         <w:tcBorders>
-          <w:top w:val="double" w:color="auto" w:sz="6" w:space="0"/>
-          <w:left w:val="nil"/>
-          <w:bottom w:val="single" w:color="auto" w:sz="18" w:space="0"/>
+          <w:top w:val="double" w:sz="6" w:space="0" w:color="auto"/>
+          <w:left w:val="nil"/>
+          <w:bottom w:val="single" w:sz="18" w:space="0" w:color="auto"/>
           <w:right w:val="nil"/>
           <w:insideH w:val="nil"/>
           <w:insideV w:val="nil"/>
@@ -8574,7 +8663,7 @@
         <w:tcBorders>
           <w:top w:val="nil"/>
           <w:left w:val="nil"/>
-          <w:bottom w:val="single" w:color="auto" w:sz="18" w:space="0"/>
+          <w:bottom w:val="single" w:sz="18" w:space="0" w:color="auto"/>
           <w:right w:val="nil"/>
           <w:insideH w:val="nil"/>
           <w:insideV w:val="nil"/>
@@ -8621,9 +8710,9 @@
       <w:tblPr/>
       <w:tcPr>
         <w:tcBorders>
-          <w:top w:val="single" w:color="auto" w:sz="18" w:space="0"/>
-          <w:left w:val="nil"/>
-          <w:bottom w:val="single" w:color="auto" w:sz="18" w:space="0"/>
+          <w:top w:val="single" w:sz="18" w:space="0" w:color="auto"/>
+          <w:left w:val="nil"/>
+          <w:bottom w:val="single" w:sz="18" w:space="0" w:color="auto"/>
           <w:right w:val="nil"/>
           <w:insideH w:val="nil"/>
           <w:insideV w:val="nil"/>
@@ -8637,9 +8726,9 @@
       <w:tblPr/>
       <w:tcPr>
         <w:tcBorders>
-          <w:top w:val="single" w:color="auto" w:sz="18" w:space="0"/>
-          <w:left w:val="nil"/>
-          <w:bottom w:val="single" w:color="auto" w:sz="18" w:space="0"/>
+          <w:top w:val="single" w:sz="18" w:space="0" w:color="auto"/>
+          <w:left w:val="nil"/>
+          <w:bottom w:val="single" w:sz="18" w:space="0" w:color="auto"/>
           <w:right w:val="nil"/>
           <w:insideH w:val="nil"/>
           <w:insideV w:val="nil"/>
@@ -8659,8 +8748,8 @@
       <w:tblStyleRowBandSize w:val="1"/>
       <w:tblStyleColBandSize w:val="1"/>
       <w:tblBorders>
-        <w:top w:val="single" w:color="auto" w:sz="18" w:space="0"/>
-        <w:bottom w:val="single" w:color="auto" w:sz="18" w:space="0"/>
+        <w:top w:val="single" w:sz="18" w:space="0" w:color="auto"/>
+        <w:bottom w:val="single" w:sz="18" w:space="0" w:color="auto"/>
       </w:tblBorders>
     </w:tblPr>
     <w:tblStylePr w:type="firstRow">
@@ -8675,9 +8764,9 @@
       <w:tblPr/>
       <w:tcPr>
         <w:tcBorders>
-          <w:top w:val="single" w:color="auto" w:sz="18" w:space="0"/>
-          <w:left w:val="nil"/>
-          <w:bottom w:val="single" w:color="auto" w:sz="18" w:space="0"/>
+          <w:top w:val="single" w:sz="18" w:space="0" w:color="auto"/>
+          <w:left w:val="nil"/>
+          <w:bottom w:val="single" w:sz="18" w:space="0" w:color="auto"/>
           <w:right w:val="nil"/>
           <w:insideH w:val="nil"/>
           <w:insideV w:val="nil"/>
@@ -8695,9 +8784,9 @@
       <w:tblPr/>
       <w:tcPr>
         <w:tcBorders>
-          <w:top w:val="double" w:color="auto" w:sz="6" w:space="0"/>
-          <w:left w:val="nil"/>
-          <w:bottom w:val="single" w:color="auto" w:sz="18" w:space="0"/>
+          <w:top w:val="double" w:sz="6" w:space="0" w:color="auto"/>
+          <w:left w:val="nil"/>
+          <w:bottom w:val="single" w:sz="18" w:space="0" w:color="auto"/>
           <w:right w:val="nil"/>
           <w:insideH w:val="nil"/>
           <w:insideV w:val="nil"/>
@@ -8716,7 +8805,7 @@
         <w:tcBorders>
           <w:top w:val="nil"/>
           <w:left w:val="nil"/>
-          <w:bottom w:val="single" w:color="auto" w:sz="18" w:space="0"/>
+          <w:bottom w:val="single" w:sz="18" w:space="0" w:color="auto"/>
           <w:right w:val="nil"/>
           <w:insideH w:val="nil"/>
           <w:insideV w:val="nil"/>
@@ -8763,9 +8852,9 @@
       <w:tblPr/>
       <w:tcPr>
         <w:tcBorders>
-          <w:top w:val="single" w:color="auto" w:sz="18" w:space="0"/>
-          <w:left w:val="nil"/>
-          <w:bottom w:val="single" w:color="auto" w:sz="18" w:space="0"/>
+          <w:top w:val="single" w:sz="18" w:space="0" w:color="auto"/>
+          <w:left w:val="nil"/>
+          <w:bottom w:val="single" w:sz="18" w:space="0" w:color="auto"/>
           <w:right w:val="nil"/>
           <w:insideH w:val="nil"/>
           <w:insideV w:val="nil"/>
@@ -8779,9 +8868,9 @@
       <w:tblPr/>
       <w:tcPr>
         <w:tcBorders>
-          <w:top w:val="single" w:color="auto" w:sz="18" w:space="0"/>
-          <w:left w:val="nil"/>
-          <w:bottom w:val="single" w:color="auto" w:sz="18" w:space="0"/>
+          <w:top w:val="single" w:sz="18" w:space="0" w:color="auto"/>
+          <w:left w:val="nil"/>
+          <w:bottom w:val="single" w:sz="18" w:space="0" w:color="auto"/>
           <w:right w:val="nil"/>
           <w:insideH w:val="nil"/>
           <w:insideV w:val="nil"/>
@@ -8801,8 +8890,8 @@
       <w:tblStyleRowBandSize w:val="1"/>
       <w:tblStyleColBandSize w:val="1"/>
       <w:tblBorders>
-        <w:top w:val="single" w:color="auto" w:sz="18" w:space="0"/>
-        <w:bottom w:val="single" w:color="auto" w:sz="18" w:space="0"/>
+        <w:top w:val="single" w:sz="18" w:space="0" w:color="auto"/>
+        <w:bottom w:val="single" w:sz="18" w:space="0" w:color="auto"/>
       </w:tblBorders>
     </w:tblPr>
     <w:tblStylePr w:type="firstRow">
@@ -8817,9 +8906,9 @@
       <w:tblPr/>
       <w:tcPr>
         <w:tcBorders>
-          <w:top w:val="single" w:color="auto" w:sz="18" w:space="0"/>
-          <w:left w:val="nil"/>
-          <w:bottom w:val="single" w:color="auto" w:sz="18" w:space="0"/>
+          <w:top w:val="single" w:sz="18" w:space="0" w:color="auto"/>
+          <w:left w:val="nil"/>
+          <w:bottom w:val="single" w:sz="18" w:space="0" w:color="auto"/>
           <w:right w:val="nil"/>
           <w:insideH w:val="nil"/>
           <w:insideV w:val="nil"/>
@@ -8837,9 +8926,9 @@
       <w:tblPr/>
       <w:tcPr>
         <w:tcBorders>
-          <w:top w:val="double" w:color="auto" w:sz="6" w:space="0"/>
-          <w:left w:val="nil"/>
-          <w:bottom w:val="single" w:color="auto" w:sz="18" w:space="0"/>
+          <w:top w:val="double" w:sz="6" w:space="0" w:color="auto"/>
+          <w:left w:val="nil"/>
+          <w:bottom w:val="single" w:sz="18" w:space="0" w:color="auto"/>
           <w:right w:val="nil"/>
           <w:insideH w:val="nil"/>
           <w:insideV w:val="nil"/>
@@ -8858,7 +8947,7 @@
         <w:tcBorders>
           <w:top w:val="nil"/>
           <w:left w:val="nil"/>
-          <w:bottom w:val="single" w:color="auto" w:sz="18" w:space="0"/>
+          <w:bottom w:val="single" w:sz="18" w:space="0" w:color="auto"/>
           <w:right w:val="nil"/>
           <w:insideH w:val="nil"/>
           <w:insideV w:val="nil"/>
@@ -8905,9 +8994,9 @@
       <w:tblPr/>
       <w:tcPr>
         <w:tcBorders>
-          <w:top w:val="single" w:color="auto" w:sz="18" w:space="0"/>
-          <w:left w:val="nil"/>
-          <w:bottom w:val="single" w:color="auto" w:sz="18" w:space="0"/>
+          <w:top w:val="single" w:sz="18" w:space="0" w:color="auto"/>
+          <w:left w:val="nil"/>
+          <w:bottom w:val="single" w:sz="18" w:space="0" w:color="auto"/>
           <w:right w:val="nil"/>
           <w:insideH w:val="nil"/>
           <w:insideV w:val="nil"/>
@@ -8921,9 +9010,9 @@
       <w:tblPr/>
       <w:tcPr>
         <w:tcBorders>
-          <w:top w:val="single" w:color="auto" w:sz="18" w:space="0"/>
-          <w:left w:val="nil"/>
-          <w:bottom w:val="single" w:color="auto" w:sz="18" w:space="0"/>
+          <w:top w:val="single" w:sz="18" w:space="0" w:color="auto"/>
+          <w:left w:val="nil"/>
+          <w:bottom w:val="single" w:sz="18" w:space="0" w:color="auto"/>
           <w:right w:val="nil"/>
           <w:insideH w:val="nil"/>
           <w:insideV w:val="nil"/>
@@ -8943,8 +9032,8 @@
       <w:tblStyleRowBandSize w:val="1"/>
       <w:tblStyleColBandSize w:val="1"/>
       <w:tblBorders>
-        <w:top w:val="single" w:color="auto" w:sz="18" w:space="0"/>
-        <w:bottom w:val="single" w:color="auto" w:sz="18" w:space="0"/>
+        <w:top w:val="single" w:sz="18" w:space="0" w:color="auto"/>
+        <w:bottom w:val="single" w:sz="18" w:space="0" w:color="auto"/>
       </w:tblBorders>
     </w:tblPr>
     <w:tblStylePr w:type="firstRow">
@@ -8959,9 +9048,9 @@
       <w:tblPr/>
       <w:tcPr>
         <w:tcBorders>
-          <w:top w:val="single" w:color="auto" w:sz="18" w:space="0"/>
-          <w:left w:val="nil"/>
-          <w:bottom w:val="single" w:color="auto" w:sz="18" w:space="0"/>
+          <w:top w:val="single" w:sz="18" w:space="0" w:color="auto"/>
+          <w:left w:val="nil"/>
+          <w:bottom w:val="single" w:sz="18" w:space="0" w:color="auto"/>
           <w:right w:val="nil"/>
           <w:insideH w:val="nil"/>
           <w:insideV w:val="nil"/>
@@ -8979,9 +9068,9 @@
       <w:tblPr/>
       <w:tcPr>
         <w:tcBorders>
-          <w:top w:val="double" w:color="auto" w:sz="6" w:space="0"/>
-          <w:left w:val="nil"/>
-          <w:bottom w:val="single" w:color="auto" w:sz="18" w:space="0"/>
+          <w:top w:val="double" w:sz="6" w:space="0" w:color="auto"/>
+          <w:left w:val="nil"/>
+          <w:bottom w:val="single" w:sz="18" w:space="0" w:color="auto"/>
           <w:right w:val="nil"/>
           <w:insideH w:val="nil"/>
           <w:insideV w:val="nil"/>
@@ -9000,7 +9089,7 @@
         <w:tcBorders>
           <w:top w:val="nil"/>
           <w:left w:val="nil"/>
-          <w:bottom w:val="single" w:color="auto" w:sz="18" w:space="0"/>
+          <w:bottom w:val="single" w:sz="18" w:space="0" w:color="auto"/>
           <w:right w:val="nil"/>
           <w:insideH w:val="nil"/>
           <w:insideV w:val="nil"/>
@@ -9047,9 +9136,9 @@
       <w:tblPr/>
       <w:tcPr>
         <w:tcBorders>
-          <w:top w:val="single" w:color="auto" w:sz="18" w:space="0"/>
-          <w:left w:val="nil"/>
-          <w:bottom w:val="single" w:color="auto" w:sz="18" w:space="0"/>
+          <w:top w:val="single" w:sz="18" w:space="0" w:color="auto"/>
+          <w:left w:val="nil"/>
+          <w:bottom w:val="single" w:sz="18" w:space="0" w:color="auto"/>
           <w:right w:val="nil"/>
           <w:insideH w:val="nil"/>
           <w:insideV w:val="nil"/>
@@ -9063,9 +9152,9 @@
       <w:tblPr/>
       <w:tcPr>
         <w:tcBorders>
-          <w:top w:val="single" w:color="auto" w:sz="18" w:space="0"/>
-          <w:left w:val="nil"/>
-          <w:bottom w:val="single" w:color="auto" w:sz="18" w:space="0"/>
+          <w:top w:val="single" w:sz="18" w:space="0" w:color="auto"/>
+          <w:left w:val="nil"/>
+          <w:bottom w:val="single" w:sz="18" w:space="0" w:color="auto"/>
           <w:right w:val="nil"/>
           <w:insideH w:val="nil"/>
           <w:insideV w:val="nil"/>
@@ -9085,8 +9174,8 @@
       <w:tblStyleRowBandSize w:val="1"/>
       <w:tblStyleColBandSize w:val="1"/>
       <w:tblBorders>
-        <w:top w:val="single" w:color="auto" w:sz="18" w:space="0"/>
-        <w:bottom w:val="single" w:color="auto" w:sz="18" w:space="0"/>
+        <w:top w:val="single" w:sz="18" w:space="0" w:color="auto"/>
+        <w:bottom w:val="single" w:sz="18" w:space="0" w:color="auto"/>
       </w:tblBorders>
     </w:tblPr>
     <w:tblStylePr w:type="firstRow">
@@ -9101,9 +9190,9 @@
       <w:tblPr/>
       <w:tcPr>
         <w:tcBorders>
-          <w:top w:val="single" w:color="auto" w:sz="18" w:space="0"/>
-          <w:left w:val="nil"/>
-          <w:bottom w:val="single" w:color="auto" w:sz="18" w:space="0"/>
+          <w:top w:val="single" w:sz="18" w:space="0" w:color="auto"/>
+          <w:left w:val="nil"/>
+          <w:bottom w:val="single" w:sz="18" w:space="0" w:color="auto"/>
           <w:right w:val="nil"/>
           <w:insideH w:val="nil"/>
           <w:insideV w:val="nil"/>
@@ -9121,9 +9210,9 @@
       <w:tblPr/>
       <w:tcPr>
         <w:tcBorders>
-          <w:top w:val="double" w:color="auto" w:sz="6" w:space="0"/>
-          <w:left w:val="nil"/>
-          <w:bottom w:val="single" w:color="auto" w:sz="18" w:space="0"/>
+          <w:top w:val="double" w:sz="6" w:space="0" w:color="auto"/>
+          <w:left w:val="nil"/>
+          <w:bottom w:val="single" w:sz="18" w:space="0" w:color="auto"/>
           <w:right w:val="nil"/>
           <w:insideH w:val="nil"/>
           <w:insideV w:val="nil"/>
@@ -9142,7 +9231,7 @@
         <w:tcBorders>
           <w:top w:val="nil"/>
           <w:left w:val="nil"/>
-          <w:bottom w:val="single" w:color="auto" w:sz="18" w:space="0"/>
+          <w:bottom w:val="single" w:sz="18" w:space="0" w:color="auto"/>
           <w:right w:val="nil"/>
           <w:insideH w:val="nil"/>
           <w:insideV w:val="nil"/>
@@ -9189,9 +9278,9 @@
       <w:tblPr/>
       <w:tcPr>
         <w:tcBorders>
-          <w:top w:val="single" w:color="auto" w:sz="18" w:space="0"/>
-          <w:left w:val="nil"/>
-          <w:bottom w:val="single" w:color="auto" w:sz="18" w:space="0"/>
+          <w:top w:val="single" w:sz="18" w:space="0" w:color="auto"/>
+          <w:left w:val="nil"/>
+          <w:bottom w:val="single" w:sz="18" w:space="0" w:color="auto"/>
           <w:right w:val="nil"/>
           <w:insideH w:val="nil"/>
           <w:insideV w:val="nil"/>
@@ -9205,9 +9294,9 @@
       <w:tblPr/>
       <w:tcPr>
         <w:tcBorders>
-          <w:top w:val="single" w:color="auto" w:sz="18" w:space="0"/>
-          <w:left w:val="nil"/>
-          <w:bottom w:val="single" w:color="auto" w:sz="18" w:space="0"/>
+          <w:top w:val="single" w:sz="18" w:space="0" w:color="auto"/>
+          <w:left w:val="nil"/>
+          <w:bottom w:val="single" w:sz="18" w:space="0" w:color="auto"/>
           <w:right w:val="nil"/>
           <w:insideH w:val="nil"/>
           <w:insideV w:val="nil"/>
@@ -9230,19 +9319,19 @@
       <w:tblStyleRowBandSize w:val="1"/>
       <w:tblStyleColBandSize w:val="1"/>
       <w:tblBorders>
-        <w:top w:val="single" w:color="000000" w:themeColor="text1" w:sz="8" w:space="0"/>
-        <w:bottom w:val="single" w:color="000000" w:themeColor="text1" w:sz="8" w:space="0"/>
+        <w:top w:val="single" w:sz="8" w:space="0" w:color="000000" w:themeColor="text1"/>
+        <w:bottom w:val="single" w:sz="8" w:space="0" w:color="000000" w:themeColor="text1"/>
       </w:tblBorders>
     </w:tblPr>
     <w:tblStylePr w:type="firstRow">
       <w:rPr>
-        <w:rFonts w:asciiTheme="majorHAnsi" w:hAnsiTheme="majorHAnsi" w:eastAsiaTheme="majorEastAsia" w:cstheme="majorBidi"/>
+        <w:rFonts w:asciiTheme="majorHAnsi" w:eastAsiaTheme="majorEastAsia" w:hAnsiTheme="majorHAnsi" w:cstheme="majorBidi"/>
       </w:rPr>
       <w:tblPr/>
       <w:tcPr>
         <w:tcBorders>
           <w:top w:val="nil"/>
-          <w:bottom w:val="single" w:color="000000" w:themeColor="text1" w:sz="8" w:space="0"/>
+          <w:bottom w:val="single" w:sz="8" w:space="0" w:color="000000" w:themeColor="text1"/>
         </w:tcBorders>
       </w:tcPr>
     </w:tblStylePr>
@@ -9255,8 +9344,8 @@
       <w:tblPr/>
       <w:tcPr>
         <w:tcBorders>
-          <w:top w:val="single" w:color="000000" w:themeColor="text1" w:sz="8" w:space="0"/>
-          <w:bottom w:val="single" w:color="000000" w:themeColor="text1" w:sz="8" w:space="0"/>
+          <w:top w:val="single" w:sz="8" w:space="0" w:color="000000" w:themeColor="text1"/>
+          <w:bottom w:val="single" w:sz="8" w:space="0" w:color="000000" w:themeColor="text1"/>
         </w:tcBorders>
       </w:tcPr>
     </w:tblStylePr>
@@ -9274,8 +9363,8 @@
       <w:tblPr/>
       <w:tcPr>
         <w:tcBorders>
-          <w:top w:val="single" w:color="000000" w:themeColor="text1" w:sz="8" w:space="0"/>
-          <w:bottom w:val="single" w:color="000000" w:themeColor="text1" w:sz="8" w:space="0"/>
+          <w:top w:val="single" w:sz="8" w:space="0" w:color="000000" w:themeColor="text1"/>
+          <w:bottom w:val="single" w:sz="8" w:space="0" w:color="000000" w:themeColor="text1"/>
         </w:tcBorders>
       </w:tcPr>
     </w:tblStylePr>
@@ -9307,19 +9396,19 @@
       <w:tblStyleRowBandSize w:val="1"/>
       <w:tblStyleColBandSize w:val="1"/>
       <w:tblBorders>
-        <w:top w:val="single" w:color="4F81BD" w:themeColor="accent1" w:sz="8" w:space="0"/>
-        <w:bottom w:val="single" w:color="4F81BD" w:themeColor="accent1" w:sz="8" w:space="0"/>
+        <w:top w:val="single" w:sz="8" w:space="0" w:color="4F81BD" w:themeColor="accent1"/>
+        <w:bottom w:val="single" w:sz="8" w:space="0" w:color="4F81BD" w:themeColor="accent1"/>
       </w:tblBorders>
     </w:tblPr>
     <w:tblStylePr w:type="firstRow">
       <w:rPr>
-        <w:rFonts w:asciiTheme="majorHAnsi" w:hAnsiTheme="majorHAnsi" w:eastAsiaTheme="majorEastAsia" w:cstheme="majorBidi"/>
+        <w:rFonts w:asciiTheme="majorHAnsi" w:eastAsiaTheme="majorEastAsia" w:hAnsiTheme="majorHAnsi" w:cstheme="majorBidi"/>
       </w:rPr>
       <w:tblPr/>
       <w:tcPr>
         <w:tcBorders>
           <w:top w:val="nil"/>
-          <w:bottom w:val="single" w:color="4F81BD" w:themeColor="accent1" w:sz="8" w:space="0"/>
+          <w:bottom w:val="single" w:sz="8" w:space="0" w:color="4F81BD" w:themeColor="accent1"/>
         </w:tcBorders>
       </w:tcPr>
     </w:tblStylePr>
@@ -9332,8 +9421,8 @@
       <w:tblPr/>
       <w:tcPr>
         <w:tcBorders>
-          <w:top w:val="single" w:color="4F81BD" w:themeColor="accent1" w:sz="8" w:space="0"/>
-          <w:bottom w:val="single" w:color="4F81BD" w:themeColor="accent1" w:sz="8" w:space="0"/>
+          <w:top w:val="single" w:sz="8" w:space="0" w:color="4F81BD" w:themeColor="accent1"/>
+          <w:bottom w:val="single" w:sz="8" w:space="0" w:color="4F81BD" w:themeColor="accent1"/>
         </w:tcBorders>
       </w:tcPr>
     </w:tblStylePr>
@@ -9351,8 +9440,8 @@
       <w:tblPr/>
       <w:tcPr>
         <w:tcBorders>
-          <w:top w:val="single" w:color="4F81BD" w:themeColor="accent1" w:sz="8" w:space="0"/>
-          <w:bottom w:val="single" w:color="4F81BD" w:themeColor="accent1" w:sz="8" w:space="0"/>
+          <w:top w:val="single" w:sz="8" w:space="0" w:color="4F81BD" w:themeColor="accent1"/>
+          <w:bottom w:val="single" w:sz="8" w:space="0" w:color="4F81BD" w:themeColor="accent1"/>
         </w:tcBorders>
       </w:tcPr>
     </w:tblStylePr>
@@ -9384,19 +9473,19 @@
       <w:tblStyleRowBandSize w:val="1"/>
       <w:tblStyleColBandSize w:val="1"/>
       <w:tblBorders>
-        <w:top w:val="single" w:color="C0504D" w:themeColor="accent2" w:sz="8" w:space="0"/>
-        <w:bottom w:val="single" w:color="C0504D" w:themeColor="accent2" w:sz="8" w:space="0"/>
+        <w:top w:val="single" w:sz="8" w:space="0" w:color="C0504D" w:themeColor="accent2"/>
+        <w:bottom w:val="single" w:sz="8" w:space="0" w:color="C0504D" w:themeColor="accent2"/>
       </w:tblBorders>
     </w:tblPr>
     <w:tblStylePr w:type="firstRow">
       <w:rPr>
-        <w:rFonts w:asciiTheme="majorHAnsi" w:hAnsiTheme="majorHAnsi" w:eastAsiaTheme="majorEastAsia" w:cstheme="majorBidi"/>
+        <w:rFonts w:asciiTheme="majorHAnsi" w:eastAsiaTheme="majorEastAsia" w:hAnsiTheme="majorHAnsi" w:cstheme="majorBidi"/>
       </w:rPr>
       <w:tblPr/>
       <w:tcPr>
         <w:tcBorders>
           <w:top w:val="nil"/>
-          <w:bottom w:val="single" w:color="C0504D" w:themeColor="accent2" w:sz="8" w:space="0"/>
+          <w:bottom w:val="single" w:sz="8" w:space="0" w:color="C0504D" w:themeColor="accent2"/>
         </w:tcBorders>
       </w:tcPr>
     </w:tblStylePr>
@@ -9409,8 +9498,8 @@
       <w:tblPr/>
       <w:tcPr>
         <w:tcBorders>
-          <w:top w:val="single" w:color="C0504D" w:themeColor="accent2" w:sz="8" w:space="0"/>
-          <w:bottom w:val="single" w:color="C0504D" w:themeColor="accent2" w:sz="8" w:space="0"/>
+          <w:top w:val="single" w:sz="8" w:space="0" w:color="C0504D" w:themeColor="accent2"/>
+          <w:bottom w:val="single" w:sz="8" w:space="0" w:color="C0504D" w:themeColor="accent2"/>
         </w:tcBorders>
       </w:tcPr>
     </w:tblStylePr>
@@ -9428,8 +9517,8 @@
       <w:tblPr/>
       <w:tcPr>
         <w:tcBorders>
-          <w:top w:val="single" w:color="C0504D" w:themeColor="accent2" w:sz="8" w:space="0"/>
-          <w:bottom w:val="single" w:color="C0504D" w:themeColor="accent2" w:sz="8" w:space="0"/>
+          <w:top w:val="single" w:sz="8" w:space="0" w:color="C0504D" w:themeColor="accent2"/>
+          <w:bottom w:val="single" w:sz="8" w:space="0" w:color="C0504D" w:themeColor="accent2"/>
         </w:tcBorders>
       </w:tcPr>
     </w:tblStylePr>
@@ -9461,19 +9550,19 @@
       <w:tblStyleRowBandSize w:val="1"/>
       <w:tblStyleColBandSize w:val="1"/>
       <w:tblBorders>
-        <w:top w:val="single" w:color="9BBB59" w:themeColor="accent3" w:sz="8" w:space="0"/>
-        <w:bottom w:val="single" w:color="9BBB59" w:themeColor="accent3" w:sz="8" w:space="0"/>
+        <w:top w:val="single" w:sz="8" w:space="0" w:color="9BBB59" w:themeColor="accent3"/>
+        <w:bottom w:val="single" w:sz="8" w:space="0" w:color="9BBB59" w:themeColor="accent3"/>
       </w:tblBorders>
     </w:tblPr>
     <w:tblStylePr w:type="firstRow">
       <w:rPr>
-        <w:rFonts w:asciiTheme="majorHAnsi" w:hAnsiTheme="majorHAnsi" w:eastAsiaTheme="majorEastAsia" w:cstheme="majorBidi"/>
+        <w:rFonts w:asciiTheme="majorHAnsi" w:eastAsiaTheme="majorEastAsia" w:hAnsiTheme="majorHAnsi" w:cstheme="majorBidi"/>
       </w:rPr>
       <w:tblPr/>
       <w:tcPr>
         <w:tcBorders>
           <w:top w:val="nil"/>
-          <w:bottom w:val="single" w:color="9BBB59" w:themeColor="accent3" w:sz="8" w:space="0"/>
+          <w:bottom w:val="single" w:sz="8" w:space="0" w:color="9BBB59" w:themeColor="accent3"/>
         </w:tcBorders>
       </w:tcPr>
     </w:tblStylePr>
@@ -9486,8 +9575,8 @@
       <w:tblPr/>
       <w:tcPr>
         <w:tcBorders>
-          <w:top w:val="single" w:color="9BBB59" w:themeColor="accent3" w:sz="8" w:space="0"/>
-          <w:bottom w:val="single" w:color="9BBB59" w:themeColor="accent3" w:sz="8" w:space="0"/>
+          <w:top w:val="single" w:sz="8" w:space="0" w:color="9BBB59" w:themeColor="accent3"/>
+          <w:bottom w:val="single" w:sz="8" w:space="0" w:color="9BBB59" w:themeColor="accent3"/>
         </w:tcBorders>
       </w:tcPr>
     </w:tblStylePr>
@@ -9505,8 +9594,8 @@
       <w:tblPr/>
       <w:tcPr>
         <w:tcBorders>
-          <w:top w:val="single" w:color="9BBB59" w:themeColor="accent3" w:sz="8" w:space="0"/>
-          <w:bottom w:val="single" w:color="9BBB59" w:themeColor="accent3" w:sz="8" w:space="0"/>
+          <w:top w:val="single" w:sz="8" w:space="0" w:color="9BBB59" w:themeColor="accent3"/>
+          <w:bottom w:val="single" w:sz="8" w:space="0" w:color="9BBB59" w:themeColor="accent3"/>
         </w:tcBorders>
       </w:tcPr>
     </w:tblStylePr>
@@ -9538,19 +9627,19 @@
       <w:tblStyleRowBandSize w:val="1"/>
       <w:tblStyleColBandSize w:val="1"/>
       <w:tblBorders>
-        <w:top w:val="single" w:color="8064A2" w:themeColor="accent4" w:sz="8" w:space="0"/>
-        <w:bottom w:val="single" w:color="8064A2" w:themeColor="accent4" w:sz="8" w:space="0"/>
+        <w:top w:val="single" w:sz="8" w:space="0" w:color="8064A2" w:themeColor="accent4"/>
+        <w:bottom w:val="single" w:sz="8" w:space="0" w:color="8064A2" w:themeColor="accent4"/>
       </w:tblBorders>
     </w:tblPr>
     <w:tblStylePr w:type="firstRow">
       <w:rPr>
-        <w:rFonts w:asciiTheme="majorHAnsi" w:hAnsiTheme="majorHAnsi" w:eastAsiaTheme="majorEastAsia" w:cstheme="majorBidi"/>
+        <w:rFonts w:asciiTheme="majorHAnsi" w:eastAsiaTheme="majorEastAsia" w:hAnsiTheme="majorHAnsi" w:cstheme="majorBidi"/>
       </w:rPr>
       <w:tblPr/>
       <w:tcPr>
         <w:tcBorders>
           <w:top w:val="nil"/>
-          <w:bottom w:val="single" w:color="8064A2" w:themeColor="accent4" w:sz="8" w:space="0"/>
+          <w:bottom w:val="single" w:sz="8" w:space="0" w:color="8064A2" w:themeColor="accent4"/>
         </w:tcBorders>
       </w:tcPr>
     </w:tblStylePr>
@@ -9563,8 +9652,8 @@
       <w:tblPr/>
       <w:tcPr>
         <w:tcBorders>
-          <w:top w:val="single" w:color="8064A2" w:themeColor="accent4" w:sz="8" w:space="0"/>
-          <w:bottom w:val="single" w:color="8064A2" w:themeColor="accent4" w:sz="8" w:space="0"/>
+          <w:top w:val="single" w:sz="8" w:space="0" w:color="8064A2" w:themeColor="accent4"/>
+          <w:bottom w:val="single" w:sz="8" w:space="0" w:color="8064A2" w:themeColor="accent4"/>
         </w:tcBorders>
       </w:tcPr>
     </w:tblStylePr>
@@ -9582,8 +9671,8 @@
       <w:tblPr/>
       <w:tcPr>
         <w:tcBorders>
-          <w:top w:val="single" w:color="8064A2" w:themeColor="accent4" w:sz="8" w:space="0"/>
-          <w:bottom w:val="single" w:color="8064A2" w:themeColor="accent4" w:sz="8" w:space="0"/>
+          <w:top w:val="single" w:sz="8" w:space="0" w:color="8064A2" w:themeColor="accent4"/>
+          <w:bottom w:val="single" w:sz="8" w:space="0" w:color="8064A2" w:themeColor="accent4"/>
         </w:tcBorders>
       </w:tcPr>
     </w:tblStylePr>
@@ -9615,19 +9704,19 @@
       <w:tblStyleRowBandSize w:val="1"/>
       <w:tblStyleColBandSize w:val="1"/>
       <w:tblBorders>
-        <w:top w:val="single" w:color="4BACC6" w:themeColor="accent5" w:sz="8" w:space="0"/>
-        <w:bottom w:val="single" w:color="4BACC6" w:themeColor="accent5" w:sz="8" w:space="0"/>
+        <w:top w:val="single" w:sz="8" w:space="0" w:color="4BACC6" w:themeColor="accent5"/>
+        <w:bottom w:val="single" w:sz="8" w:space="0" w:color="4BACC6" w:themeColor="accent5"/>
       </w:tblBorders>
     </w:tblPr>
     <w:tblStylePr w:type="firstRow">
       <w:rPr>
-        <w:rFonts w:asciiTheme="majorHAnsi" w:hAnsiTheme="majorHAnsi" w:eastAsiaTheme="majorEastAsia" w:cstheme="majorBidi"/>
+        <w:rFonts w:asciiTheme="majorHAnsi" w:eastAsiaTheme="majorEastAsia" w:hAnsiTheme="majorHAnsi" w:cstheme="majorBidi"/>
       </w:rPr>
       <w:tblPr/>
       <w:tcPr>
         <w:tcBorders>
           <w:top w:val="nil"/>
-          <w:bottom w:val="single" w:color="4BACC6" w:themeColor="accent5" w:sz="8" w:space="0"/>
+          <w:bottom w:val="single" w:sz="8" w:space="0" w:color="4BACC6" w:themeColor="accent5"/>
         </w:tcBorders>
       </w:tcPr>
     </w:tblStylePr>
@@ -9640,8 +9729,8 @@
       <w:tblPr/>
       <w:tcPr>
         <w:tcBorders>
-          <w:top w:val="single" w:color="4BACC6" w:themeColor="accent5" w:sz="8" w:space="0"/>
-          <w:bottom w:val="single" w:color="4BACC6" w:themeColor="accent5" w:sz="8" w:space="0"/>
+          <w:top w:val="single" w:sz="8" w:space="0" w:color="4BACC6" w:themeColor="accent5"/>
+          <w:bottom w:val="single" w:sz="8" w:space="0" w:color="4BACC6" w:themeColor="accent5"/>
         </w:tcBorders>
       </w:tcPr>
     </w:tblStylePr>
@@ -9659,8 +9748,8 @@
       <w:tblPr/>
       <w:tcPr>
         <w:tcBorders>
-          <w:top w:val="single" w:color="4BACC6" w:themeColor="accent5" w:sz="8" w:space="0"/>
-          <w:bottom w:val="single" w:color="4BACC6" w:themeColor="accent5" w:sz="8" w:space="0"/>
+          <w:top w:val="single" w:sz="8" w:space="0" w:color="4BACC6" w:themeColor="accent5"/>
+          <w:bottom w:val="single" w:sz="8" w:space="0" w:color="4BACC6" w:themeColor="accent5"/>
         </w:tcBorders>
       </w:tcPr>
     </w:tblStylePr>
@@ -9692,19 +9781,19 @@
       <w:tblStyleRowBandSize w:val="1"/>
       <w:tblStyleColBandSize w:val="1"/>
       <w:tblBorders>
-        <w:top w:val="single" w:color="F79646" w:themeColor="accent6" w:sz="8" w:space="0"/>
-        <w:bottom w:val="single" w:color="F79646" w:themeColor="accent6" w:sz="8" w:space="0"/>
+        <w:top w:val="single" w:sz="8" w:space="0" w:color="F79646" w:themeColor="accent6"/>
+        <w:bottom w:val="single" w:sz="8" w:space="0" w:color="F79646" w:themeColor="accent6"/>
       </w:tblBorders>
     </w:tblPr>
     <w:tblStylePr w:type="firstRow">
       <w:rPr>
-        <w:rFonts w:asciiTheme="majorHAnsi" w:hAnsiTheme="majorHAnsi" w:eastAsiaTheme="majorEastAsia" w:cstheme="majorBidi"/>
+        <w:rFonts w:asciiTheme="majorHAnsi" w:eastAsiaTheme="majorEastAsia" w:hAnsiTheme="majorHAnsi" w:cstheme="majorBidi"/>
       </w:rPr>
       <w:tblPr/>
       <w:tcPr>
         <w:tcBorders>
           <w:top w:val="nil"/>
-          <w:bottom w:val="single" w:color="F79646" w:themeColor="accent6" w:sz="8" w:space="0"/>
+          <w:bottom w:val="single" w:sz="8" w:space="0" w:color="F79646" w:themeColor="accent6"/>
         </w:tcBorders>
       </w:tcPr>
     </w:tblStylePr>
@@ -9717,8 +9806,8 @@
       <w:tblPr/>
       <w:tcPr>
         <w:tcBorders>
-          <w:top w:val="single" w:color="F79646" w:themeColor="accent6" w:sz="8" w:space="0"/>
-          <w:bottom w:val="single" w:color="F79646" w:themeColor="accent6" w:sz="8" w:space="0"/>
+          <w:top w:val="single" w:sz="8" w:space="0" w:color="F79646" w:themeColor="accent6"/>
+          <w:bottom w:val="single" w:sz="8" w:space="0" w:color="F79646" w:themeColor="accent6"/>
         </w:tcBorders>
       </w:tcPr>
     </w:tblStylePr>
@@ -9736,8 +9825,8 @@
       <w:tblPr/>
       <w:tcPr>
         <w:tcBorders>
-          <w:top w:val="single" w:color="F79646" w:themeColor="accent6" w:sz="8" w:space="0"/>
-          <w:bottom w:val="single" w:color="F79646" w:themeColor="accent6" w:sz="8" w:space="0"/>
+          <w:top w:val="single" w:sz="8" w:space="0" w:color="F79646" w:themeColor="accent6"/>
+          <w:bottom w:val="single" w:sz="8" w:space="0" w:color="F79646" w:themeColor="accent6"/>
         </w:tcBorders>
       </w:tcPr>
     </w:tblStylePr>
@@ -9763,17 +9852,17 @@
       <w:spacing w:after="0" w:line="240" w:lineRule="auto"/>
     </w:pPr>
     <w:rPr>
-      <w:rFonts w:asciiTheme="majorHAnsi" w:hAnsiTheme="majorHAnsi" w:eastAsiaTheme="majorEastAsia" w:cstheme="majorBidi"/>
+      <w:rFonts w:asciiTheme="majorHAnsi" w:eastAsiaTheme="majorEastAsia" w:hAnsiTheme="majorHAnsi" w:cstheme="majorBidi"/>
       <w:color w:val="000000" w:themeColor="text1"/>
     </w:rPr>
     <w:tblPr>
       <w:tblStyleRowBandSize w:val="1"/>
       <w:tblStyleColBandSize w:val="1"/>
       <w:tblBorders>
-        <w:top w:val="single" w:color="000000" w:themeColor="text1" w:sz="8" w:space="0"/>
-        <w:left w:val="single" w:color="000000" w:themeColor="text1" w:sz="8" w:space="0"/>
-        <w:bottom w:val="single" w:color="000000" w:themeColor="text1" w:sz="8" w:space="0"/>
-        <w:right w:val="single" w:color="000000" w:themeColor="text1" w:sz="8" w:space="0"/>
+        <w:top w:val="single" w:sz="8" w:space="0" w:color="000000" w:themeColor="text1"/>
+        <w:left w:val="single" w:sz="8" w:space="0" w:color="000000" w:themeColor="text1"/>
+        <w:bottom w:val="single" w:sz="8" w:space="0" w:color="000000" w:themeColor="text1"/>
+        <w:right w:val="single" w:sz="8" w:space="0" w:color="000000" w:themeColor="text1"/>
       </w:tblBorders>
     </w:tblPr>
     <w:tblStylePr w:type="firstRow">
@@ -9786,7 +9875,7 @@
         <w:tcBorders>
           <w:top w:val="nil"/>
           <w:left w:val="nil"/>
-          <w:bottom w:val="single" w:color="000000" w:themeColor="text1" w:sz="24" w:space="0"/>
+          <w:bottom w:val="single" w:sz="24" w:space="0" w:color="000000" w:themeColor="text1"/>
           <w:right w:val="nil"/>
           <w:insideH w:val="nil"/>
           <w:insideV w:val="nil"/>
@@ -9798,7 +9887,7 @@
       <w:tblPr/>
       <w:tcPr>
         <w:tcBorders>
-          <w:top w:val="single" w:color="000000" w:themeColor="text1" w:sz="8" w:space="0"/>
+          <w:top w:val="single" w:sz="8" w:space="0" w:color="000000" w:themeColor="text1"/>
           <w:left w:val="nil"/>
           <w:bottom w:val="nil"/>
           <w:right w:val="nil"/>
@@ -9815,7 +9904,7 @@
           <w:top w:val="nil"/>
           <w:left w:val="nil"/>
           <w:bottom w:val="nil"/>
-          <w:right w:val="single" w:color="000000" w:themeColor="text1" w:sz="8" w:space="0"/>
+          <w:right w:val="single" w:sz="8" w:space="0" w:color="000000" w:themeColor="text1"/>
           <w:insideH w:val="nil"/>
           <w:insideV w:val="nil"/>
         </w:tcBorders>
@@ -9827,7 +9916,7 @@
       <w:tcPr>
         <w:tcBorders>
           <w:top w:val="nil"/>
-          <w:left w:val="single" w:color="000000" w:themeColor="text1" w:sz="8" w:space="0"/>
+          <w:left w:val="single" w:sz="8" w:space="0" w:color="000000" w:themeColor="text1"/>
           <w:bottom w:val="nil"/>
           <w:right w:val="nil"/>
           <w:insideH w:val="nil"/>
@@ -9884,17 +9973,17 @@
       <w:spacing w:after="0" w:line="240" w:lineRule="auto"/>
     </w:pPr>
     <w:rPr>
-      <w:rFonts w:asciiTheme="majorHAnsi" w:hAnsiTheme="majorHAnsi" w:eastAsiaTheme="majorEastAsia" w:cstheme="majorBidi"/>
+      <w:rFonts w:asciiTheme="majorHAnsi" w:eastAsiaTheme="majorEastAsia" w:hAnsiTheme="majorHAnsi" w:cstheme="majorBidi"/>
       <w:color w:val="000000" w:themeColor="text1"/>
     </w:rPr>
     <w:tblPr>
       <w:tblStyleRowBandSize w:val="1"/>
       <w:tblStyleColBandSize w:val="1"/>
       <w:tblBorders>
-        <w:top w:val="single" w:color="4F81BD" w:themeColor="accent1" w:sz="8" w:space="0"/>
-        <w:left w:val="single" w:color="4F81BD" w:themeColor="accent1" w:sz="8" w:space="0"/>
-        <w:bottom w:val="single" w:color="4F81BD" w:themeColor="accent1" w:sz="8" w:space="0"/>
-        <w:right w:val="single" w:color="4F81BD" w:themeColor="accent1" w:sz="8" w:space="0"/>
+        <w:top w:val="single" w:sz="8" w:space="0" w:color="4F81BD" w:themeColor="accent1"/>
+        <w:left w:val="single" w:sz="8" w:space="0" w:color="4F81BD" w:themeColor="accent1"/>
+        <w:bottom w:val="single" w:sz="8" w:space="0" w:color="4F81BD" w:themeColor="accent1"/>
+        <w:right w:val="single" w:sz="8" w:space="0" w:color="4F81BD" w:themeColor="accent1"/>
       </w:tblBorders>
     </w:tblPr>
     <w:tblStylePr w:type="firstRow">
@@ -9907,7 +9996,7 @@
         <w:tcBorders>
           <w:top w:val="nil"/>
           <w:left w:val="nil"/>
-          <w:bottom w:val="single" w:color="4F81BD" w:themeColor="accent1" w:sz="24" w:space="0"/>
+          <w:bottom w:val="single" w:sz="24" w:space="0" w:color="4F81BD" w:themeColor="accent1"/>
           <w:right w:val="nil"/>
           <w:insideH w:val="nil"/>
           <w:insideV w:val="nil"/>
@@ -9919,7 +10008,7 @@
       <w:tblPr/>
       <w:tcPr>
         <w:tcBorders>
-          <w:top w:val="single" w:color="4F81BD" w:themeColor="accent1" w:sz="8" w:space="0"/>
+          <w:top w:val="single" w:sz="8" w:space="0" w:color="4F81BD" w:themeColor="accent1"/>
           <w:left w:val="nil"/>
           <w:bottom w:val="nil"/>
           <w:right w:val="nil"/>
@@ -9936,7 +10025,7 @@
           <w:top w:val="nil"/>
           <w:left w:val="nil"/>
           <w:bottom w:val="nil"/>
-          <w:right w:val="single" w:color="4F81BD" w:themeColor="accent1" w:sz="8" w:space="0"/>
+          <w:right w:val="single" w:sz="8" w:space="0" w:color="4F81BD" w:themeColor="accent1"/>
           <w:insideH w:val="nil"/>
           <w:insideV w:val="nil"/>
         </w:tcBorders>
@@ -9948,7 +10037,7 @@
       <w:tcPr>
         <w:tcBorders>
           <w:top w:val="nil"/>
-          <w:left w:val="single" w:color="4F81BD" w:themeColor="accent1" w:sz="8" w:space="0"/>
+          <w:left w:val="single" w:sz="8" w:space="0" w:color="4F81BD" w:themeColor="accent1"/>
           <w:bottom w:val="nil"/>
           <w:right w:val="nil"/>
           <w:insideH w:val="nil"/>
@@ -10005,17 +10094,17 @@
       <w:spacing w:after="0" w:line="240" w:lineRule="auto"/>
     </w:pPr>
     <w:rPr>
-      <w:rFonts w:asciiTheme="majorHAnsi" w:hAnsiTheme="majorHAnsi" w:eastAsiaTheme="majorEastAsia" w:cstheme="majorBidi"/>
+      <w:rFonts w:asciiTheme="majorHAnsi" w:eastAsiaTheme="majorEastAsia" w:hAnsiTheme="majorHAnsi" w:cstheme="majorBidi"/>
       <w:color w:val="000000" w:themeColor="text1"/>
     </w:rPr>
     <w:tblPr>
       <w:tblStyleRowBandSize w:val="1"/>
       <w:tblStyleColBandSize w:val="1"/>
       <w:tblBorders>
-        <w:top w:val="single" w:color="C0504D" w:themeColor="accent2" w:sz="8" w:space="0"/>
-        <w:left w:val="single" w:color="C0504D" w:themeColor="accent2" w:sz="8" w:space="0"/>
-        <w:bottom w:val="single" w:color="C0504D" w:themeColor="accent2" w:sz="8" w:space="0"/>
-        <w:right w:val="single" w:color="C0504D" w:themeColor="accent2" w:sz="8" w:space="0"/>
+        <w:top w:val="single" w:sz="8" w:space="0" w:color="C0504D" w:themeColor="accent2"/>
+        <w:left w:val="single" w:sz="8" w:space="0" w:color="C0504D" w:themeColor="accent2"/>
+        <w:bottom w:val="single" w:sz="8" w:space="0" w:color="C0504D" w:themeColor="accent2"/>
+        <w:right w:val="single" w:sz="8" w:space="0" w:color="C0504D" w:themeColor="accent2"/>
       </w:tblBorders>
     </w:tblPr>
     <w:tblStylePr w:type="firstRow">
@@ -10028,7 +10117,7 @@
         <w:tcBorders>
           <w:top w:val="nil"/>
           <w:left w:val="nil"/>
-          <w:bottom w:val="single" w:color="C0504D" w:themeColor="accent2" w:sz="24" w:space="0"/>
+          <w:bottom w:val="single" w:sz="24" w:space="0" w:color="C0504D" w:themeColor="accent2"/>
           <w:right w:val="nil"/>
           <w:insideH w:val="nil"/>
           <w:insideV w:val="nil"/>
@@ -10040,7 +10129,7 @@
       <w:tblPr/>
       <w:tcPr>
         <w:tcBorders>
-          <w:top w:val="single" w:color="C0504D" w:themeColor="accent2" w:sz="8" w:space="0"/>
+          <w:top w:val="single" w:sz="8" w:space="0" w:color="C0504D" w:themeColor="accent2"/>
           <w:left w:val="nil"/>
           <w:bottom w:val="nil"/>
           <w:right w:val="nil"/>
@@ -10057,7 +10146,7 @@
           <w:top w:val="nil"/>
           <w:left w:val="nil"/>
           <w:bottom w:val="nil"/>
-          <w:right w:val="single" w:color="C0504D" w:themeColor="accent2" w:sz="8" w:space="0"/>
+          <w:right w:val="single" w:sz="8" w:space="0" w:color="C0504D" w:themeColor="accent2"/>
           <w:insideH w:val="nil"/>
           <w:insideV w:val="nil"/>
         </w:tcBorders>
@@ -10069,7 +10158,7 @@
       <w:tcPr>
         <w:tcBorders>
           <w:top w:val="nil"/>
-          <w:left w:val="single" w:color="C0504D" w:themeColor="accent2" w:sz="8" w:space="0"/>
+          <w:left w:val="single" w:sz="8" w:space="0" w:color="C0504D" w:themeColor="accent2"/>
           <w:bottom w:val="nil"/>
           <w:right w:val="nil"/>
           <w:insideH w:val="nil"/>
@@ -10126,17 +10215,17 @@
       <w:spacing w:after="0" w:line="240" w:lineRule="auto"/>
     </w:pPr>
     <w:rPr>
-      <w:rFonts w:asciiTheme="majorHAnsi" w:hAnsiTheme="majorHAnsi" w:eastAsiaTheme="majorEastAsia" w:cstheme="majorBidi"/>
+      <w:rFonts w:asciiTheme="majorHAnsi" w:eastAsiaTheme="majorEastAsia" w:hAnsiTheme="majorHAnsi" w:cstheme="majorBidi"/>
       <w:color w:val="000000" w:themeColor="text1"/>
     </w:rPr>
     <w:tblPr>
       <w:tblStyleRowBandSize w:val="1"/>
       <w:tblStyleColBandSize w:val="1"/>
       <w:tblBorders>
-        <w:top w:val="single" w:color="9BBB59" w:themeColor="accent3" w:sz="8" w:space="0"/>
-        <w:left w:val="single" w:color="9BBB59" w:themeColor="accent3" w:sz="8" w:space="0"/>
-        <w:bottom w:val="single" w:color="9BBB59" w:themeColor="accent3" w:sz="8" w:space="0"/>
-        <w:right w:val="single" w:color="9BBB59" w:themeColor="accent3" w:sz="8" w:space="0"/>
+        <w:top w:val="single" w:sz="8" w:space="0" w:color="9BBB59" w:themeColor="accent3"/>
+        <w:left w:val="single" w:sz="8" w:space="0" w:color="9BBB59" w:themeColor="accent3"/>
+        <w:bottom w:val="single" w:sz="8" w:space="0" w:color="9BBB59" w:themeColor="accent3"/>
+        <w:right w:val="single" w:sz="8" w:space="0" w:color="9BBB59" w:themeColor="accent3"/>
       </w:tblBorders>
     </w:tblPr>
     <w:tblStylePr w:type="firstRow">
@@ -10149,7 +10238,7 @@
         <w:tcBorders>
           <w:top w:val="nil"/>
           <w:left w:val="nil"/>
-          <w:bottom w:val="single" w:color="9BBB59" w:themeColor="accent3" w:sz="24" w:space="0"/>
+          <w:bottom w:val="single" w:sz="24" w:space="0" w:color="9BBB59" w:themeColor="accent3"/>
           <w:right w:val="nil"/>
           <w:insideH w:val="nil"/>
           <w:insideV w:val="nil"/>
@@ -10161,7 +10250,7 @@
       <w:tblPr/>
       <w:tcPr>
         <w:tcBorders>
-          <w:top w:val="single" w:color="9BBB59" w:themeColor="accent3" w:sz="8" w:space="0"/>
+          <w:top w:val="single" w:sz="8" w:space="0" w:color="9BBB59" w:themeColor="accent3"/>
           <w:left w:val="nil"/>
           <w:bottom w:val="nil"/>
           <w:right w:val="nil"/>
@@ -10178,7 +10267,7 @@
           <w:top w:val="nil"/>
           <w:left w:val="nil"/>
           <w:bottom w:val="nil"/>
-          <w:right w:val="single" w:color="9BBB59" w:themeColor="accent3" w:sz="8" w:space="0"/>
+          <w:right w:val="single" w:sz="8" w:space="0" w:color="9BBB59" w:themeColor="accent3"/>
           <w:insideH w:val="nil"/>
           <w:insideV w:val="nil"/>
         </w:tcBorders>
@@ -10190,7 +10279,7 @@
       <w:tcPr>
         <w:tcBorders>
           <w:top w:val="nil"/>
-          <w:left w:val="single" w:color="9BBB59" w:themeColor="accent3" w:sz="8" w:space="0"/>
+          <w:left w:val="single" w:sz="8" w:space="0" w:color="9BBB59" w:themeColor="accent3"/>
           <w:bottom w:val="nil"/>
           <w:right w:val="nil"/>
           <w:insideH w:val="nil"/>
@@ -10247,17 +10336,17 @@
       <w:spacing w:after="0" w:line="240" w:lineRule="auto"/>
     </w:pPr>
     <w:rPr>
-      <w:rFonts w:asciiTheme="majorHAnsi" w:hAnsiTheme="majorHAnsi" w:eastAsiaTheme="majorEastAsia" w:cstheme="majorBidi"/>
+      <w:rFonts w:asciiTheme="majorHAnsi" w:eastAsiaTheme="majorEastAsia" w:hAnsiTheme="majorHAnsi" w:cstheme="majorBidi"/>
       <w:color w:val="000000" w:themeColor="text1"/>
     </w:rPr>
     <w:tblPr>
       <w:tblStyleRowBandSize w:val="1"/>
       <w:tblStyleColBandSize w:val="1"/>
       <w:tblBorders>
-        <w:top w:val="single" w:color="8064A2" w:themeColor="accent4" w:sz="8" w:space="0"/>
-        <w:left w:val="single" w:color="8064A2" w:themeColor="accent4" w:sz="8" w:space="0"/>
-        <w:bottom w:val="single" w:color="8064A2" w:themeColor="accent4" w:sz="8" w:space="0"/>
-        <w:right w:val="single" w:color="8064A2" w:themeColor="accent4" w:sz="8" w:space="0"/>
+        <w:top w:val="single" w:sz="8" w:space="0" w:color="8064A2" w:themeColor="accent4"/>
+        <w:left w:val="single" w:sz="8" w:space="0" w:color="8064A2" w:themeColor="accent4"/>
+        <w:bottom w:val="single" w:sz="8" w:space="0" w:color="8064A2" w:themeColor="accent4"/>
+        <w:right w:val="single" w:sz="8" w:space="0" w:color="8064A2" w:themeColor="accent4"/>
       </w:tblBorders>
     </w:tblPr>
     <w:tblStylePr w:type="firstRow">
@@ -10270,7 +10359,7 @@
         <w:tcBorders>
           <w:top w:val="nil"/>
           <w:left w:val="nil"/>
-          <w:bottom w:val="single" w:color="8064A2" w:themeColor="accent4" w:sz="24" w:space="0"/>
+          <w:bottom w:val="single" w:sz="24" w:space="0" w:color="8064A2" w:themeColor="accent4"/>
           <w:right w:val="nil"/>
           <w:insideH w:val="nil"/>
           <w:insideV w:val="nil"/>
@@ -10282,7 +10371,7 @@
       <w:tblPr/>
       <w:tcPr>
         <w:tcBorders>
-          <w:top w:val="single" w:color="8064A2" w:themeColor="accent4" w:sz="8" w:space="0"/>
+          <w:top w:val="single" w:sz="8" w:space="0" w:color="8064A2" w:themeColor="accent4"/>
           <w:left w:val="nil"/>
           <w:bottom w:val="nil"/>
           <w:right w:val="nil"/>
@@ -10299,7 +10388,7 @@
           <w:top w:val="nil"/>
           <w:left w:val="nil"/>
           <w:bottom w:val="nil"/>
-          <w:right w:val="single" w:color="8064A2" w:themeColor="accent4" w:sz="8" w:space="0"/>
+          <w:right w:val="single" w:sz="8" w:space="0" w:color="8064A2" w:themeColor="accent4"/>
           <w:insideH w:val="nil"/>
           <w:insideV w:val="nil"/>
         </w:tcBorders>
@@ -10311,7 +10400,7 @@
       <w:tcPr>
         <w:tcBorders>
           <w:top w:val="nil"/>
-          <w:left w:val="single" w:color="8064A2" w:themeColor="accent4" w:sz="8" w:space="0"/>
+          <w:left w:val="single" w:sz="8" w:space="0" w:color="8064A2" w:themeColor="accent4"/>
           <w:bottom w:val="nil"/>
           <w:right w:val="nil"/>
           <w:insideH w:val="nil"/>
@@ -10368,17 +10457,17 @@
       <w:spacing w:after="0" w:line="240" w:lineRule="auto"/>
     </w:pPr>
     <w:rPr>
-      <w:rFonts w:asciiTheme="majorHAnsi" w:hAnsiTheme="majorHAnsi" w:eastAsiaTheme="majorEastAsia" w:cstheme="majorBidi"/>
+      <w:rFonts w:asciiTheme="majorHAnsi" w:eastAsiaTheme="majorEastAsia" w:hAnsiTheme="majorHAnsi" w:cstheme="majorBidi"/>
       <w:color w:val="000000" w:themeColor="text1"/>
     </w:rPr>
     <w:tblPr>
       <w:tblStyleRowBandSize w:val="1"/>
       <w:tblStyleColBandSize w:val="1"/>
       <w:tblBorders>
-        <w:top w:val="single" w:color="4BACC6" w:themeColor="accent5" w:sz="8" w:space="0"/>
-        <w:left w:val="single" w:color="4BACC6" w:themeColor="accent5" w:sz="8" w:space="0"/>
-        <w:bottom w:val="single" w:color="4BACC6" w:themeColor="accent5" w:sz="8" w:space="0"/>
-        <w:right w:val="single" w:color="4BACC6" w:themeColor="accent5" w:sz="8" w:space="0"/>
+        <w:top w:val="single" w:sz="8" w:space="0" w:color="4BACC6" w:themeColor="accent5"/>
+        <w:left w:val="single" w:sz="8" w:space="0" w:color="4BACC6" w:themeColor="accent5"/>
+        <w:bottom w:val="single" w:sz="8" w:space="0" w:color="4BACC6" w:themeColor="accent5"/>
+        <w:right w:val="single" w:sz="8" w:space="0" w:color="4BACC6" w:themeColor="accent5"/>
       </w:tblBorders>
     </w:tblPr>
     <w:tblStylePr w:type="firstRow">
@@ -10391,7 +10480,7 @@
         <w:tcBorders>
           <w:top w:val="nil"/>
           <w:left w:val="nil"/>
-          <w:bottom w:val="single" w:color="4BACC6" w:themeColor="accent5" w:sz="24" w:space="0"/>
+          <w:bottom w:val="single" w:sz="24" w:space="0" w:color="4BACC6" w:themeColor="accent5"/>
           <w:right w:val="nil"/>
           <w:insideH w:val="nil"/>
           <w:insideV w:val="nil"/>
@@ -10403,7 +10492,7 @@
       <w:tblPr/>
       <w:tcPr>
         <w:tcBorders>
-          <w:top w:val="single" w:color="4BACC6" w:themeColor="accent5" w:sz="8" w:space="0"/>
+          <w:top w:val="single" w:sz="8" w:space="0" w:color="4BACC6" w:themeColor="accent5"/>
           <w:left w:val="nil"/>
           <w:bottom w:val="nil"/>
           <w:right w:val="nil"/>
@@ -10420,7 +10509,7 @@
           <w:top w:val="nil"/>
           <w:left w:val="nil"/>
           <w:bottom w:val="nil"/>
-          <w:right w:val="single" w:color="4BACC6" w:themeColor="accent5" w:sz="8" w:space="0"/>
+          <w:right w:val="single" w:sz="8" w:space="0" w:color="4BACC6" w:themeColor="accent5"/>
           <w:insideH w:val="nil"/>
           <w:insideV w:val="nil"/>
         </w:tcBorders>
@@ -10432,7 +10521,7 @@
       <w:tcPr>
         <w:tcBorders>
           <w:top w:val="nil"/>
-          <w:left w:val="single" w:color="4BACC6" w:themeColor="accent5" w:sz="8" w:space="0"/>
+          <w:left w:val="single" w:sz="8" w:space="0" w:color="4BACC6" w:themeColor="accent5"/>
           <w:bottom w:val="nil"/>
           <w:right w:val="nil"/>
           <w:insideH w:val="nil"/>
@@ -10489,17 +10578,17 @@
       <w:spacing w:after="0" w:line="240" w:lineRule="auto"/>
     </w:pPr>
     <w:rPr>
-      <w:rFonts w:asciiTheme="majorHAnsi" w:hAnsiTheme="majorHAnsi" w:eastAsiaTheme="majorEastAsia" w:cstheme="majorBidi"/>
+      <w:rFonts w:asciiTheme="majorHAnsi" w:eastAsiaTheme="majorEastAsia" w:hAnsiTheme="majorHAnsi" w:cstheme="majorBidi"/>
       <w:color w:val="000000" w:themeColor="text1"/>
     </w:rPr>
     <w:tblPr>
       <w:tblStyleRowBandSize w:val="1"/>
       <w:tblStyleColBandSize w:val="1"/>
       <w:tblBorders>
-        <w:top w:val="single" w:color="F79646" w:themeColor="accent6" w:sz="8" w:space="0"/>
-        <w:left w:val="single" w:color="F79646" w:themeColor="accent6" w:sz="8" w:space="0"/>
-        <w:bottom w:val="single" w:color="F79646" w:themeColor="accent6" w:sz="8" w:space="0"/>
-        <w:right w:val="single" w:color="F79646" w:themeColor="accent6" w:sz="8" w:space="0"/>
+        <w:top w:val="single" w:sz="8" w:space="0" w:color="F79646" w:themeColor="accent6"/>
+        <w:left w:val="single" w:sz="8" w:space="0" w:color="F79646" w:themeColor="accent6"/>
+        <w:bottom w:val="single" w:sz="8" w:space="0" w:color="F79646" w:themeColor="accent6"/>
+        <w:right w:val="single" w:sz="8" w:space="0" w:color="F79646" w:themeColor="accent6"/>
       </w:tblBorders>
     </w:tblPr>
     <w:tblStylePr w:type="firstRow">
@@ -10512,7 +10601,7 @@
         <w:tcBorders>
           <w:top w:val="nil"/>
           <w:left w:val="nil"/>
-          <w:bottom w:val="single" w:color="F79646" w:themeColor="accent6" w:sz="24" w:space="0"/>
+          <w:bottom w:val="single" w:sz="24" w:space="0" w:color="F79646" w:themeColor="accent6"/>
           <w:right w:val="nil"/>
           <w:insideH w:val="nil"/>
           <w:insideV w:val="nil"/>
@@ -10524,7 +10613,7 @@
       <w:tblPr/>
       <w:tcPr>
         <w:tcBorders>
-          <w:top w:val="single" w:color="F79646" w:themeColor="accent6" w:sz="8" w:space="0"/>
+          <w:top w:val="single" w:sz="8" w:space="0" w:color="F79646" w:themeColor="accent6"/>
           <w:left w:val="nil"/>
           <w:bottom w:val="nil"/>
           <w:right w:val="nil"/>
@@ -10541,7 +10630,7 @@
           <w:top w:val="nil"/>
           <w:left w:val="nil"/>
           <w:bottom w:val="nil"/>
-          <w:right w:val="single" w:color="F79646" w:themeColor="accent6" w:sz="8" w:space="0"/>
+          <w:right w:val="single" w:sz="8" w:space="0" w:color="F79646" w:themeColor="accent6"/>
           <w:insideH w:val="nil"/>
           <w:insideV w:val="nil"/>
         </w:tcBorders>
@@ -10553,7 +10642,7 @@
       <w:tcPr>
         <w:tcBorders>
           <w:top w:val="nil"/>
-          <w:left w:val="single" w:color="F79646" w:themeColor="accent6" w:sz="8" w:space="0"/>
+          <w:left w:val="single" w:sz="8" w:space="0" w:color="F79646" w:themeColor="accent6"/>
           <w:bottom w:val="nil"/>
           <w:right w:val="nil"/>
           <w:insideH w:val="nil"/>
@@ -10613,12 +10702,12 @@
       <w:tblStyleRowBandSize w:val="1"/>
       <w:tblStyleColBandSize w:val="1"/>
       <w:tblBorders>
-        <w:top w:val="single" w:color="404040" w:themeColor="text1" w:themeTint="BF" w:sz="8" w:space="0"/>
-        <w:left w:val="single" w:color="404040" w:themeColor="text1" w:themeTint="BF" w:sz="8" w:space="0"/>
-        <w:bottom w:val="single" w:color="404040" w:themeColor="text1" w:themeTint="BF" w:sz="8" w:space="0"/>
-        <w:right w:val="single" w:color="404040" w:themeColor="text1" w:themeTint="BF" w:sz="8" w:space="0"/>
-        <w:insideH w:val="single" w:color="404040" w:themeColor="text1" w:themeTint="BF" w:sz="8" w:space="0"/>
-        <w:insideV w:val="single" w:color="404040" w:themeColor="text1" w:themeTint="BF" w:sz="8" w:space="0"/>
+        <w:top w:val="single" w:sz="8" w:space="0" w:color="404040" w:themeColor="text1" w:themeTint="BF"/>
+        <w:left w:val="single" w:sz="8" w:space="0" w:color="404040" w:themeColor="text1" w:themeTint="BF"/>
+        <w:bottom w:val="single" w:sz="8" w:space="0" w:color="404040" w:themeColor="text1" w:themeTint="BF"/>
+        <w:right w:val="single" w:sz="8" w:space="0" w:color="404040" w:themeColor="text1" w:themeTint="BF"/>
+        <w:insideH w:val="single" w:sz="8" w:space="0" w:color="404040" w:themeColor="text1" w:themeTint="BF"/>
+        <w:insideV w:val="single" w:sz="8" w:space="0" w:color="404040" w:themeColor="text1" w:themeTint="BF"/>
       </w:tblBorders>
     </w:tblPr>
     <w:tcPr>
@@ -10638,7 +10727,7 @@
       <w:tblPr/>
       <w:tcPr>
         <w:tcBorders>
-          <w:top w:val="single" w:color="404040" w:themeColor="text1" w:themeTint="BF" w:sz="18" w:space="0"/>
+          <w:top w:val="single" w:sz="18" w:space="0" w:color="404040" w:themeColor="text1" w:themeTint="BF"/>
         </w:tcBorders>
       </w:tcPr>
     </w:tblStylePr>
@@ -10679,12 +10768,12 @@
       <w:tblStyleRowBandSize w:val="1"/>
       <w:tblStyleColBandSize w:val="1"/>
       <w:tblBorders>
-        <w:top w:val="single" w:color="7BA0CD" w:themeColor="accent1" w:themeTint="BF" w:sz="8" w:space="0"/>
-        <w:left w:val="single" w:color="7BA0CD" w:themeColor="accent1" w:themeTint="BF" w:sz="8" w:space="0"/>
-        <w:bottom w:val="single" w:color="7BA0CD" w:themeColor="accent1" w:themeTint="BF" w:sz="8" w:space="0"/>
-        <w:right w:val="single" w:color="7BA0CD" w:themeColor="accent1" w:themeTint="BF" w:sz="8" w:space="0"/>
-        <w:insideH w:val="single" w:color="7BA0CD" w:themeColor="accent1" w:themeTint="BF" w:sz="8" w:space="0"/>
-        <w:insideV w:val="single" w:color="7BA0CD" w:themeColor="accent1" w:themeTint="BF" w:sz="8" w:space="0"/>
+        <w:top w:val="single" w:sz="8" w:space="0" w:color="7BA0CD" w:themeColor="accent1" w:themeTint="BF"/>
+        <w:left w:val="single" w:sz="8" w:space="0" w:color="7BA0CD" w:themeColor="accent1" w:themeTint="BF"/>
+        <w:bottom w:val="single" w:sz="8" w:space="0" w:color="7BA0CD" w:themeColor="accent1" w:themeTint="BF"/>
+        <w:right w:val="single" w:sz="8" w:space="0" w:color="7BA0CD" w:themeColor="accent1" w:themeTint="BF"/>
+        <w:insideH w:val="single" w:sz="8" w:space="0" w:color="7BA0CD" w:themeColor="accent1" w:themeTint="BF"/>
+        <w:insideV w:val="single" w:sz="8" w:space="0" w:color="7BA0CD" w:themeColor="accent1" w:themeTint="BF"/>
       </w:tblBorders>
     </w:tblPr>
     <w:tcPr>
@@ -10704,7 +10793,7 @@
       <w:tblPr/>
       <w:tcPr>
         <w:tcBorders>
-          <w:top w:val="single" w:color="7BA0CD" w:themeColor="accent1" w:themeTint="BF" w:sz="18" w:space="0"/>
+          <w:top w:val="single" w:sz="18" w:space="0" w:color="7BA0CD" w:themeColor="accent1" w:themeTint="BF"/>
         </w:tcBorders>
       </w:tcPr>
     </w:tblStylePr>
@@ -10745,12 +10834,12 @@
       <w:tblStyleRowBandSize w:val="1"/>
       <w:tblStyleColBandSize w:val="1"/>
       <w:tblBorders>
-        <w:top w:val="single" w:color="CF7B79" w:themeColor="accent2" w:themeTint="BF" w:sz="8" w:space="0"/>
-        <w:left w:val="single" w:color="CF7B79" w:themeColor="accent2" w:themeTint="BF" w:sz="8" w:space="0"/>
-        <w:bottom w:val="single" w:color="CF7B79" w:themeColor="accent2" w:themeTint="BF" w:sz="8" w:space="0"/>
-        <w:right w:val="single" w:color="CF7B79" w:themeColor="accent2" w:themeTint="BF" w:sz="8" w:space="0"/>
-        <w:insideH w:val="single" w:color="CF7B79" w:themeColor="accent2" w:themeTint="BF" w:sz="8" w:space="0"/>
-        <w:insideV w:val="single" w:color="CF7B79" w:themeColor="accent2" w:themeTint="BF" w:sz="8" w:space="0"/>
+        <w:top w:val="single" w:sz="8" w:space="0" w:color="CF7B79" w:themeColor="accent2" w:themeTint="BF"/>
+        <w:left w:val="single" w:sz="8" w:space="0" w:color="CF7B79" w:themeColor="accent2" w:themeTint="BF"/>
+        <w:bottom w:val="single" w:sz="8" w:space="0" w:color="CF7B79" w:themeColor="accent2" w:themeTint="BF"/>
+        <w:right w:val="single" w:sz="8" w:space="0" w:color="CF7B79" w:themeColor="accent2" w:themeTint="BF"/>
+        <w:insideH w:val="single" w:sz="8" w:space="0" w:color="CF7B79" w:themeColor="accent2" w:themeTint="BF"/>
+        <w:insideV w:val="single" w:sz="8" w:space="0" w:color="CF7B79" w:themeColor="accent2" w:themeTint="BF"/>
       </w:tblBorders>
     </w:tblPr>
     <w:tcPr>
@@ -10770,7 +10859,7 @@
       <w:tblPr/>
       <w:tcPr>
         <w:tcBorders>
-          <w:top w:val="single" w:color="CF7B79" w:themeColor="accent2" w:themeTint="BF" w:sz="18" w:space="0"/>
+          <w:top w:val="single" w:sz="18" w:space="0" w:color="CF7B79" w:themeColor="accent2" w:themeTint="BF"/>
         </w:tcBorders>
       </w:tcPr>
     </w:tblStylePr>
@@ -10811,12 +10900,12 @@
       <w:tblStyleRowBandSize w:val="1"/>
       <w:tblStyleColBandSize w:val="1"/>
       <w:tblBorders>
-        <w:top w:val="single" w:color="B3CC82" w:themeColor="accent3" w:themeTint="BF" w:sz="8" w:space="0"/>
-        <w:left w:val="single" w:color="B3CC82" w:themeColor="accent3" w:themeTint="BF" w:sz="8" w:space="0"/>
-        <w:bottom w:val="single" w:color="B3CC82" w:themeColor="accent3" w:themeTint="BF" w:sz="8" w:space="0"/>
-        <w:right w:val="single" w:color="B3CC82" w:themeColor="accent3" w:themeTint="BF" w:sz="8" w:space="0"/>
-        <w:insideH w:val="single" w:color="B3CC82" w:themeColor="accent3" w:themeTint="BF" w:sz="8" w:space="0"/>
-        <w:insideV w:val="single" w:color="B3CC82" w:themeColor="accent3" w:themeTint="BF" w:sz="8" w:space="0"/>
+        <w:top w:val="single" w:sz="8" w:space="0" w:color="B3CC82" w:themeColor="accent3" w:themeTint="BF"/>
+        <w:left w:val="single" w:sz="8" w:space="0" w:color="B3CC82" w:themeColor="accent3" w:themeTint="BF"/>
+        <w:bottom w:val="single" w:sz="8" w:space="0" w:color="B3CC82" w:themeColor="accent3" w:themeTint="BF"/>
+        <w:right w:val="single" w:sz="8" w:space="0" w:color="B3CC82" w:themeColor="accent3" w:themeTint="BF"/>
+        <w:insideH w:val="single" w:sz="8" w:space="0" w:color="B3CC82" w:themeColor="accent3" w:themeTint="BF"/>
+        <w:insideV w:val="single" w:sz="8" w:space="0" w:color="B3CC82" w:themeColor="accent3" w:themeTint="BF"/>
       </w:tblBorders>
     </w:tblPr>
     <w:tcPr>
@@ -10836,7 +10925,7 @@
       <w:tblPr/>
       <w:tcPr>
         <w:tcBorders>
-          <w:top w:val="single" w:color="B3CC82" w:themeColor="accent3" w:themeTint="BF" w:sz="18" w:space="0"/>
+          <w:top w:val="single" w:sz="18" w:space="0" w:color="B3CC82" w:themeColor="accent3" w:themeTint="BF"/>
         </w:tcBorders>
       </w:tcPr>
     </w:tblStylePr>
@@ -10877,12 +10966,12 @@
       <w:tblStyleRowBandSize w:val="1"/>
       <w:tblStyleColBandSize w:val="1"/>
       <w:tblBorders>
-        <w:top w:val="single" w:color="9F8AB9" w:themeColor="accent4" w:themeTint="BF" w:sz="8" w:space="0"/>
-        <w:left w:val="single" w:color="9F8AB9" w:themeColor="accent4" w:themeTint="BF" w:sz="8" w:space="0"/>
-        <w:bottom w:val="single" w:color="9F8AB9" w:themeColor="accent4" w:themeTint="BF" w:sz="8" w:space="0"/>
-        <w:right w:val="single" w:color="9F8AB9" w:themeColor="accent4" w:themeTint="BF" w:sz="8" w:space="0"/>
-        <w:insideH w:val="single" w:color="9F8AB9" w:themeColor="accent4" w:themeTint="BF" w:sz="8" w:space="0"/>
-        <w:insideV w:val="single" w:color="9F8AB9" w:themeColor="accent4" w:themeTint="BF" w:sz="8" w:space="0"/>
+        <w:top w:val="single" w:sz="8" w:space="0" w:color="9F8AB9" w:themeColor="accent4" w:themeTint="BF"/>
+        <w:left w:val="single" w:sz="8" w:space="0" w:color="9F8AB9" w:themeColor="accent4" w:themeTint="BF"/>
+        <w:bottom w:val="single" w:sz="8" w:space="0" w:color="9F8AB9" w:themeColor="accent4" w:themeTint="BF"/>
+        <w:right w:val="single" w:sz="8" w:space="0" w:color="9F8AB9" w:themeColor="accent4" w:themeTint="BF"/>
+        <w:insideH w:val="single" w:sz="8" w:space="0" w:color="9F8AB9" w:themeColor="accent4" w:themeTint="BF"/>
+        <w:insideV w:val="single" w:sz="8" w:space="0" w:color="9F8AB9" w:themeColor="accent4" w:themeTint="BF"/>
       </w:tblBorders>
     </w:tblPr>
     <w:tcPr>
@@ -10902,7 +10991,7 @@
       <w:tblPr/>
       <w:tcPr>
         <w:tcBorders>
-          <w:top w:val="single" w:color="9F8AB9" w:themeColor="accent4" w:themeTint="BF" w:sz="18" w:space="0"/>
+          <w:top w:val="single" w:sz="18" w:space="0" w:color="9F8AB9" w:themeColor="accent4" w:themeTint="BF"/>
         </w:tcBorders>
       </w:tcPr>
     </w:tblStylePr>
@@ -10943,12 +11032,12 @@
       <w:tblStyleRowBandSize w:val="1"/>
       <w:tblStyleColBandSize w:val="1"/>
       <w:tblBorders>
-        <w:top w:val="single" w:color="78C0D4" w:themeColor="accent5" w:themeTint="BF" w:sz="8" w:space="0"/>
-        <w:left w:val="single" w:color="78C0D4" w:themeColor="accent5" w:themeTint="BF" w:sz="8" w:space="0"/>
-        <w:bottom w:val="single" w:color="78C0D4" w:themeColor="accent5" w:themeTint="BF" w:sz="8" w:space="0"/>
-        <w:right w:val="single" w:color="78C0D4" w:themeColor="accent5" w:themeTint="BF" w:sz="8" w:space="0"/>
-        <w:insideH w:val="single" w:color="78C0D4" w:themeColor="accent5" w:themeTint="BF" w:sz="8" w:space="0"/>
-        <w:insideV w:val="single" w:color="78C0D4" w:themeColor="accent5" w:themeTint="BF" w:sz="8" w:space="0"/>
+        <w:top w:val="single" w:sz="8" w:space="0" w:color="78C0D4" w:themeColor="accent5" w:themeTint="BF"/>
+        <w:left w:val="single" w:sz="8" w:space="0" w:color="78C0D4" w:themeColor="accent5" w:themeTint="BF"/>
+        <w:bottom w:val="single" w:sz="8" w:space="0" w:color="78C0D4" w:themeColor="accent5" w:themeTint="BF"/>
+        <w:right w:val="single" w:sz="8" w:space="0" w:color="78C0D4" w:themeColor="accent5" w:themeTint="BF"/>
+        <w:insideH w:val="single" w:sz="8" w:space="0" w:color="78C0D4" w:themeColor="accent5" w:themeTint="BF"/>
+        <w:insideV w:val="single" w:sz="8" w:space="0" w:color="78C0D4" w:themeColor="accent5" w:themeTint="BF"/>
       </w:tblBorders>
     </w:tblPr>
     <w:tcPr>
@@ -10968,7 +11057,7 @@
       <w:tblPr/>
       <w:tcPr>
         <w:tcBorders>
-          <w:top w:val="single" w:color="78C0D4" w:themeColor="accent5" w:themeTint="BF" w:sz="18" w:space="0"/>
+          <w:top w:val="single" w:sz="18" w:space="0" w:color="78C0D4" w:themeColor="accent5" w:themeTint="BF"/>
         </w:tcBorders>
       </w:tcPr>
     </w:tblStylePr>
@@ -11009,12 +11098,12 @@
       <w:tblStyleRowBandSize w:val="1"/>
       <w:tblStyleColBandSize w:val="1"/>
       <w:tblBorders>
-        <w:top w:val="single" w:color="F9B074" w:themeColor="accent6" w:themeTint="BF" w:sz="8" w:space="0"/>
-        <w:left w:val="single" w:color="F9B074" w:themeColor="accent6" w:themeTint="BF" w:sz="8" w:space="0"/>
-        <w:bottom w:val="single" w:color="F9B074" w:themeColor="accent6" w:themeTint="BF" w:sz="8" w:space="0"/>
-        <w:right w:val="single" w:color="F9B074" w:themeColor="accent6" w:themeTint="BF" w:sz="8" w:space="0"/>
-        <w:insideH w:val="single" w:color="F9B074" w:themeColor="accent6" w:themeTint="BF" w:sz="8" w:space="0"/>
-        <w:insideV w:val="single" w:color="F9B074" w:themeColor="accent6" w:themeTint="BF" w:sz="8" w:space="0"/>
+        <w:top w:val="single" w:sz="8" w:space="0" w:color="F9B074" w:themeColor="accent6" w:themeTint="BF"/>
+        <w:left w:val="single" w:sz="8" w:space="0" w:color="F9B074" w:themeColor="accent6" w:themeTint="BF"/>
+        <w:bottom w:val="single" w:sz="8" w:space="0" w:color="F9B074" w:themeColor="accent6" w:themeTint="BF"/>
+        <w:right w:val="single" w:sz="8" w:space="0" w:color="F9B074" w:themeColor="accent6" w:themeTint="BF"/>
+        <w:insideH w:val="single" w:sz="8" w:space="0" w:color="F9B074" w:themeColor="accent6" w:themeTint="BF"/>
+        <w:insideV w:val="single" w:sz="8" w:space="0" w:color="F9B074" w:themeColor="accent6" w:themeTint="BF"/>
       </w:tblBorders>
     </w:tblPr>
     <w:tcPr>
@@ -11034,7 +11123,7 @@
       <w:tblPr/>
       <w:tcPr>
         <w:tcBorders>
-          <w:top w:val="single" w:color="F9B074" w:themeColor="accent6" w:themeTint="BF" w:sz="18" w:space="0"/>
+          <w:top w:val="single" w:sz="18" w:space="0" w:color="F9B074" w:themeColor="accent6" w:themeTint="BF"/>
         </w:tcBorders>
       </w:tcPr>
     </w:tblStylePr>
@@ -11072,19 +11161,19 @@
       <w:spacing w:after="0" w:line="240" w:lineRule="auto"/>
     </w:pPr>
     <w:rPr>
-      <w:rFonts w:asciiTheme="majorHAnsi" w:hAnsiTheme="majorHAnsi" w:eastAsiaTheme="majorEastAsia" w:cstheme="majorBidi"/>
+      <w:rFonts w:asciiTheme="majorHAnsi" w:eastAsiaTheme="majorEastAsia" w:hAnsiTheme="majorHAnsi" w:cstheme="majorBidi"/>
       <w:color w:val="000000" w:themeColor="text1"/>
     </w:rPr>
     <w:tblPr>
       <w:tblStyleRowBandSize w:val="1"/>
       <w:tblStyleColBandSize w:val="1"/>
       <w:tblBorders>
-        <w:top w:val="single" w:color="000000" w:themeColor="text1" w:sz="8" w:space="0"/>
-        <w:left w:val="single" w:color="000000" w:themeColor="text1" w:sz="8" w:space="0"/>
-        <w:bottom w:val="single" w:color="000000" w:themeColor="text1" w:sz="8" w:space="0"/>
-        <w:right w:val="single" w:color="000000" w:themeColor="text1" w:sz="8" w:space="0"/>
-        <w:insideH w:val="single" w:color="000000" w:themeColor="text1" w:sz="8" w:space="0"/>
-        <w:insideV w:val="single" w:color="000000" w:themeColor="text1" w:sz="8" w:space="0"/>
+        <w:top w:val="single" w:sz="8" w:space="0" w:color="000000" w:themeColor="text1"/>
+        <w:left w:val="single" w:sz="8" w:space="0" w:color="000000" w:themeColor="text1"/>
+        <w:bottom w:val="single" w:sz="8" w:space="0" w:color="000000" w:themeColor="text1"/>
+        <w:right w:val="single" w:sz="8" w:space="0" w:color="000000" w:themeColor="text1"/>
+        <w:insideH w:val="single" w:sz="8" w:space="0" w:color="000000" w:themeColor="text1"/>
+        <w:insideV w:val="single" w:sz="8" w:space="0" w:color="000000" w:themeColor="text1"/>
       </w:tblBorders>
     </w:tblPr>
     <w:tcPr>
@@ -11110,7 +11199,7 @@
       <w:tblPr/>
       <w:tcPr>
         <w:tcBorders>
-          <w:top w:val="single" w:color="000000" w:themeColor="text1" w:sz="12" w:space="0"/>
+          <w:top w:val="single" w:sz="12" w:space="0" w:color="000000" w:themeColor="text1"/>
           <w:left w:val="nil"/>
           <w:bottom w:val="nil"/>
           <w:right w:val="nil"/>
@@ -11168,8 +11257,8 @@
       <w:tblPr/>
       <w:tcPr>
         <w:tcBorders>
-          <w:insideH w:val="single" w:color="000000" w:themeColor="text1" w:sz="6" w:space="0"/>
-          <w:insideV w:val="single" w:color="000000" w:themeColor="text1" w:sz="6" w:space="0"/>
+          <w:insideH w:val="single" w:sz="6" w:space="0" w:color="000000" w:themeColor="text1"/>
+          <w:insideV w:val="single" w:sz="6" w:space="0" w:color="000000" w:themeColor="text1"/>
         </w:tcBorders>
         <w:shd w:val="clear" w:color="auto" w:fill="808080" w:themeFill="text1" w:themeFillTint="7F"/>
       </w:tcPr>
@@ -11190,19 +11279,19 @@
       <w:spacing w:after="0" w:line="240" w:lineRule="auto"/>
     </w:pPr>
     <w:rPr>
-      <w:rFonts w:asciiTheme="majorHAnsi" w:hAnsiTheme="majorHAnsi" w:eastAsiaTheme="majorEastAsia" w:cstheme="majorBidi"/>
+      <w:rFonts w:asciiTheme="majorHAnsi" w:eastAsiaTheme="majorEastAsia" w:hAnsiTheme="majorHAnsi" w:cstheme="majorBidi"/>
       <w:color w:val="000000" w:themeColor="text1"/>
     </w:rPr>
     <w:tblPr>
       <w:tblStyleRowBandSize w:val="1"/>
       <w:tblStyleColBandSize w:val="1"/>
       <w:tblBorders>
-        <w:top w:val="single" w:color="4F81BD" w:themeColor="accent1" w:sz="8" w:space="0"/>
-        <w:left w:val="single" w:color="4F81BD" w:themeColor="accent1" w:sz="8" w:space="0"/>
-        <w:bottom w:val="single" w:color="4F81BD" w:themeColor="accent1" w:sz="8" w:space="0"/>
-        <w:right w:val="single" w:color="4F81BD" w:themeColor="accent1" w:sz="8" w:space="0"/>
-        <w:insideH w:val="single" w:color="4F81BD" w:themeColor="accent1" w:sz="8" w:space="0"/>
-        <w:insideV w:val="single" w:color="4F81BD" w:themeColor="accent1" w:sz="8" w:space="0"/>
+        <w:top w:val="single" w:sz="8" w:space="0" w:color="4F81BD" w:themeColor="accent1"/>
+        <w:left w:val="single" w:sz="8" w:space="0" w:color="4F81BD" w:themeColor="accent1"/>
+        <w:bottom w:val="single" w:sz="8" w:space="0" w:color="4F81BD" w:themeColor="accent1"/>
+        <w:right w:val="single" w:sz="8" w:space="0" w:color="4F81BD" w:themeColor="accent1"/>
+        <w:insideH w:val="single" w:sz="8" w:space="0" w:color="4F81BD" w:themeColor="accent1"/>
+        <w:insideV w:val="single" w:sz="8" w:space="0" w:color="4F81BD" w:themeColor="accent1"/>
       </w:tblBorders>
     </w:tblPr>
     <w:tcPr>
@@ -11228,7 +11317,7 @@
       <w:tblPr/>
       <w:tcPr>
         <w:tcBorders>
-          <w:top w:val="single" w:color="000000" w:themeColor="text1" w:sz="12" w:space="0"/>
+          <w:top w:val="single" w:sz="12" w:space="0" w:color="000000" w:themeColor="text1"/>
           <w:left w:val="nil"/>
           <w:bottom w:val="nil"/>
           <w:right w:val="nil"/>
@@ -11286,8 +11375,8 @@
       <w:tblPr/>
       <w:tcPr>
         <w:tcBorders>
-          <w:insideH w:val="single" w:color="4F81BD" w:themeColor="accent1" w:sz="6" w:space="0"/>
-          <w:insideV w:val="single" w:color="4F81BD" w:themeColor="accent1" w:sz="6" w:space="0"/>
+          <w:insideH w:val="single" w:sz="6" w:space="0" w:color="4F81BD" w:themeColor="accent1"/>
+          <w:insideV w:val="single" w:sz="6" w:space="0" w:color="4F81BD" w:themeColor="accent1"/>
         </w:tcBorders>
         <w:shd w:val="clear" w:color="auto" w:fill="A7BFDE" w:themeFill="accent1" w:themeFillTint="7F"/>
       </w:tcPr>
@@ -11308,19 +11397,19 @@
       <w:spacing w:after="0" w:line="240" w:lineRule="auto"/>
     </w:pPr>
     <w:rPr>
-      <w:rFonts w:asciiTheme="majorHAnsi" w:hAnsiTheme="majorHAnsi" w:eastAsiaTheme="majorEastAsia" w:cstheme="majorBidi"/>
+      <w:rFonts w:asciiTheme="majorHAnsi" w:eastAsiaTheme="majorEastAsia" w:hAnsiTheme="majorHAnsi" w:cstheme="majorBidi"/>
       <w:color w:val="000000" w:themeColor="text1"/>
     </w:rPr>
     <w:tblPr>
       <w:tblStyleRowBandSize w:val="1"/>
       <w:tblStyleColBandSize w:val="1"/>
       <w:tblBorders>
-        <w:top w:val="single" w:color="C0504D" w:themeColor="accent2" w:sz="8" w:space="0"/>
-        <w:left w:val="single" w:color="C0504D" w:themeColor="accent2" w:sz="8" w:space="0"/>
-        <w:bottom w:val="single" w:color="C0504D" w:themeColor="accent2" w:sz="8" w:space="0"/>
-        <w:right w:val="single" w:color="C0504D" w:themeColor="accent2" w:sz="8" w:space="0"/>
-        <w:insideH w:val="single" w:color="C0504D" w:themeColor="accent2" w:sz="8" w:space="0"/>
-        <w:insideV w:val="single" w:color="C0504D" w:themeColor="accent2" w:sz="8" w:space="0"/>
+        <w:top w:val="single" w:sz="8" w:space="0" w:color="C0504D" w:themeColor="accent2"/>
+        <w:left w:val="single" w:sz="8" w:space="0" w:color="C0504D" w:themeColor="accent2"/>
+        <w:bottom w:val="single" w:sz="8" w:space="0" w:color="C0504D" w:themeColor="accent2"/>
+        <w:right w:val="single" w:sz="8" w:space="0" w:color="C0504D" w:themeColor="accent2"/>
+        <w:insideH w:val="single" w:sz="8" w:space="0" w:color="C0504D" w:themeColor="accent2"/>
+        <w:insideV w:val="single" w:sz="8" w:space="0" w:color="C0504D" w:themeColor="accent2"/>
       </w:tblBorders>
     </w:tblPr>
     <w:tcPr>
@@ -11346,7 +11435,7 @@
       <w:tblPr/>
       <w:tcPr>
         <w:tcBorders>
-          <w:top w:val="single" w:color="000000" w:themeColor="text1" w:sz="12" w:space="0"/>
+          <w:top w:val="single" w:sz="12" w:space="0" w:color="000000" w:themeColor="text1"/>
           <w:left w:val="nil"/>
           <w:bottom w:val="nil"/>
           <w:right w:val="nil"/>
@@ -11404,8 +11493,8 @@
       <w:tblPr/>
       <w:tcPr>
         <w:tcBorders>
-          <w:insideH w:val="single" w:color="C0504D" w:themeColor="accent2" w:sz="6" w:space="0"/>
-          <w:insideV w:val="single" w:color="C0504D" w:themeColor="accent2" w:sz="6" w:space="0"/>
+          <w:insideH w:val="single" w:sz="6" w:space="0" w:color="C0504D" w:themeColor="accent2"/>
+          <w:insideV w:val="single" w:sz="6" w:space="0" w:color="C0504D" w:themeColor="accent2"/>
         </w:tcBorders>
         <w:shd w:val="clear" w:color="auto" w:fill="DFA7A6" w:themeFill="accent2" w:themeFillTint="7F"/>
       </w:tcPr>
@@ -11426,19 +11515,19 @@
       <w:spacing w:after="0" w:line="240" w:lineRule="auto"/>
     </w:pPr>
     <w:rPr>
-      <w:rFonts w:asciiTheme="majorHAnsi" w:hAnsiTheme="majorHAnsi" w:eastAsiaTheme="majorEastAsia" w:cstheme="majorBidi"/>
+      <w:rFonts w:asciiTheme="majorHAnsi" w:eastAsiaTheme="majorEastAsia" w:hAnsiTheme="majorHAnsi" w:cstheme="majorBidi"/>
       <w:color w:val="000000" w:themeColor="text1"/>
     </w:rPr>
     <w:tblPr>
       <w:tblStyleRowBandSize w:val="1"/>
       <w:tblStyleColBandSize w:val="1"/>
       <w:tblBorders>
-        <w:top w:val="single" w:color="9BBB59" w:themeColor="accent3" w:sz="8" w:space="0"/>
-        <w:left w:val="single" w:color="9BBB59" w:themeColor="accent3" w:sz="8" w:space="0"/>
-        <w:bottom w:val="single" w:color="9BBB59" w:themeColor="accent3" w:sz="8" w:space="0"/>
-        <w:right w:val="single" w:color="9BBB59" w:themeColor="accent3" w:sz="8" w:space="0"/>
-        <w:insideH w:val="single" w:color="9BBB59" w:themeColor="accent3" w:sz="8" w:space="0"/>
-        <w:insideV w:val="single" w:color="9BBB59" w:themeColor="accent3" w:sz="8" w:space="0"/>
+        <w:top w:val="single" w:sz="8" w:space="0" w:color="9BBB59" w:themeColor="accent3"/>
+        <w:left w:val="single" w:sz="8" w:space="0" w:color="9BBB59" w:themeColor="accent3"/>
+        <w:bottom w:val="single" w:sz="8" w:space="0" w:color="9BBB59" w:themeColor="accent3"/>
+        <w:right w:val="single" w:sz="8" w:space="0" w:color="9BBB59" w:themeColor="accent3"/>
+        <w:insideH w:val="single" w:sz="8" w:space="0" w:color="9BBB59" w:themeColor="accent3"/>
+        <w:insideV w:val="single" w:sz="8" w:space="0" w:color="9BBB59" w:themeColor="accent3"/>
       </w:tblBorders>
     </w:tblPr>
     <w:tcPr>
@@ -11464,7 +11553,7 @@
       <w:tblPr/>
       <w:tcPr>
         <w:tcBorders>
-          <w:top w:val="single" w:color="000000" w:themeColor="text1" w:sz="12" w:space="0"/>
+          <w:top w:val="single" w:sz="12" w:space="0" w:color="000000" w:themeColor="text1"/>
           <w:left w:val="nil"/>
           <w:bottom w:val="nil"/>
           <w:right w:val="nil"/>
@@ -11522,8 +11611,8 @@
       <w:tblPr/>
       <w:tcPr>
         <w:tcBorders>
-          <w:insideH w:val="single" w:color="9BBB59" w:themeColor="accent3" w:sz="6" w:space="0"/>
-          <w:insideV w:val="single" w:color="9BBB59" w:themeColor="accent3" w:sz="6" w:space="0"/>
+          <w:insideH w:val="single" w:sz="6" w:space="0" w:color="9BBB59" w:themeColor="accent3"/>
+          <w:insideV w:val="single" w:sz="6" w:space="0" w:color="9BBB59" w:themeColor="accent3"/>
         </w:tcBorders>
         <w:shd w:val="clear" w:color="auto" w:fill="CDDDAC" w:themeFill="accent3" w:themeFillTint="7F"/>
       </w:tcPr>
@@ -11544,19 +11633,19 @@
       <w:spacing w:after="0" w:line="240" w:lineRule="auto"/>
     </w:pPr>
     <w:rPr>
-      <w:rFonts w:asciiTheme="majorHAnsi" w:hAnsiTheme="majorHAnsi" w:eastAsiaTheme="majorEastAsia" w:cstheme="majorBidi"/>
+      <w:rFonts w:asciiTheme="majorHAnsi" w:eastAsiaTheme="majorEastAsia" w:hAnsiTheme="majorHAnsi" w:cstheme="majorBidi"/>
       <w:color w:val="000000" w:themeColor="text1"/>
     </w:rPr>
     <w:tblPr>
       <w:tblStyleRowBandSize w:val="1"/>
       <w:tblStyleColBandSize w:val="1"/>
       <w:tblBorders>
-        <w:top w:val="single" w:color="8064A2" w:themeColor="accent4" w:sz="8" w:space="0"/>
-        <w:left w:val="single" w:color="8064A2" w:themeColor="accent4" w:sz="8" w:space="0"/>
-        <w:bottom w:val="single" w:color="8064A2" w:themeColor="accent4" w:sz="8" w:space="0"/>
-        <w:right w:val="single" w:color="8064A2" w:themeColor="accent4" w:sz="8" w:space="0"/>
-        <w:insideH w:val="single" w:color="8064A2" w:themeColor="accent4" w:sz="8" w:space="0"/>
-        <w:insideV w:val="single" w:color="8064A2" w:themeColor="accent4" w:sz="8" w:space="0"/>
+        <w:top w:val="single" w:sz="8" w:space="0" w:color="8064A2" w:themeColor="accent4"/>
+        <w:left w:val="single" w:sz="8" w:space="0" w:color="8064A2" w:themeColor="accent4"/>
+        <w:bottom w:val="single" w:sz="8" w:space="0" w:color="8064A2" w:themeColor="accent4"/>
+        <w:right w:val="single" w:sz="8" w:space="0" w:color="8064A2" w:themeColor="accent4"/>
+        <w:insideH w:val="single" w:sz="8" w:space="0" w:color="8064A2" w:themeColor="accent4"/>
+        <w:insideV w:val="single" w:sz="8" w:space="0" w:color="8064A2" w:themeColor="accent4"/>
       </w:tblBorders>
     </w:tblPr>
     <w:tcPr>
@@ -11582,7 +11671,7 @@
       <w:tblPr/>
       <w:tcPr>
         <w:tcBorders>
-          <w:top w:val="single" w:color="000000" w:themeColor="text1" w:sz="12" w:space="0"/>
+          <w:top w:val="single" w:sz="12" w:space="0" w:color="000000" w:themeColor="text1"/>
           <w:left w:val="nil"/>
           <w:bottom w:val="nil"/>
           <w:right w:val="nil"/>
@@ -11640,8 +11729,8 @@
       <w:tblPr/>
       <w:tcPr>
         <w:tcBorders>
-          <w:insideH w:val="single" w:color="8064A2" w:themeColor="accent4" w:sz="6" w:space="0"/>
-          <w:insideV w:val="single" w:color="8064A2" w:themeColor="accent4" w:sz="6" w:space="0"/>
+          <w:insideH w:val="single" w:sz="6" w:space="0" w:color="8064A2" w:themeColor="accent4"/>
+          <w:insideV w:val="single" w:sz="6" w:space="0" w:color="8064A2" w:themeColor="accent4"/>
         </w:tcBorders>
         <w:shd w:val="clear" w:color="auto" w:fill="BFB1D0" w:themeFill="accent4" w:themeFillTint="7F"/>
       </w:tcPr>
@@ -11662,19 +11751,19 @@
       <w:spacing w:after="0" w:line="240" w:lineRule="auto"/>
     </w:pPr>
     <w:rPr>
-      <w:rFonts w:asciiTheme="majorHAnsi" w:hAnsiTheme="majorHAnsi" w:eastAsiaTheme="majorEastAsia" w:cstheme="majorBidi"/>
+      <w:rFonts w:asciiTheme="majorHAnsi" w:eastAsiaTheme="majorEastAsia" w:hAnsiTheme="majorHAnsi" w:cstheme="majorBidi"/>
       <w:color w:val="000000" w:themeColor="text1"/>
     </w:rPr>
     <w:tblPr>
       <w:tblStyleRowBandSize w:val="1"/>
       <w:tblStyleColBandSize w:val="1"/>
       <w:tblBorders>
-        <w:top w:val="single" w:color="4BACC6" w:themeColor="accent5" w:sz="8" w:space="0"/>
-        <w:left w:val="single" w:color="4BACC6" w:themeColor="accent5" w:sz="8" w:space="0"/>
-        <w:bottom w:val="single" w:color="4BACC6" w:themeColor="accent5" w:sz="8" w:space="0"/>
-        <w:right w:val="single" w:color="4BACC6" w:themeColor="accent5" w:sz="8" w:space="0"/>
-        <w:insideH w:val="single" w:color="4BACC6" w:themeColor="accent5" w:sz="8" w:space="0"/>
-        <w:insideV w:val="single" w:color="4BACC6" w:themeColor="accent5" w:sz="8" w:space="0"/>
+        <w:top w:val="single" w:sz="8" w:space="0" w:color="4BACC6" w:themeColor="accent5"/>
+        <w:left w:val="single" w:sz="8" w:space="0" w:color="4BACC6" w:themeColor="accent5"/>
+        <w:bottom w:val="single" w:sz="8" w:space="0" w:color="4BACC6" w:themeColor="accent5"/>
+        <w:right w:val="single" w:sz="8" w:space="0" w:color="4BACC6" w:themeColor="accent5"/>
+        <w:insideH w:val="single" w:sz="8" w:space="0" w:color="4BACC6" w:themeColor="accent5"/>
+        <w:insideV w:val="single" w:sz="8" w:space="0" w:color="4BACC6" w:themeColor="accent5"/>
       </w:tblBorders>
     </w:tblPr>
     <w:tcPr>
@@ -11700,7 +11789,7 @@
       <w:tblPr/>
       <w:tcPr>
         <w:tcBorders>
-          <w:top w:val="single" w:color="000000" w:themeColor="text1" w:sz="12" w:space="0"/>
+          <w:top w:val="single" w:sz="12" w:space="0" w:color="000000" w:themeColor="text1"/>
           <w:left w:val="nil"/>
           <w:bottom w:val="nil"/>
           <w:right w:val="nil"/>
@@ -11758,8 +11847,8 @@
       <w:tblPr/>
       <w:tcPr>
         <w:tcBorders>
-          <w:insideH w:val="single" w:color="4BACC6" w:themeColor="accent5" w:sz="6" w:space="0"/>
-          <w:insideV w:val="single" w:color="4BACC6" w:themeColor="accent5" w:sz="6" w:space="0"/>
+          <w:insideH w:val="single" w:sz="6" w:space="0" w:color="4BACC6" w:themeColor="accent5"/>
+          <w:insideV w:val="single" w:sz="6" w:space="0" w:color="4BACC6" w:themeColor="accent5"/>
         </w:tcBorders>
         <w:shd w:val="clear" w:color="auto" w:fill="A5D5E2" w:themeFill="accent5" w:themeFillTint="7F"/>
       </w:tcPr>
@@ -11780,19 +11869,19 @@
       <w:spacing w:after="0" w:line="240" w:lineRule="auto"/>
     </w:pPr>
     <w:rPr>
-      <w:rFonts w:asciiTheme="majorHAnsi" w:hAnsiTheme="majorHAnsi" w:eastAsiaTheme="majorEastAsia" w:cstheme="majorBidi"/>
+      <w:rFonts w:asciiTheme="majorHAnsi" w:eastAsiaTheme="majorEastAsia" w:hAnsiTheme="majorHAnsi" w:cstheme="majorBidi"/>
       <w:color w:val="000000" w:themeColor="text1"/>
     </w:rPr>
     <w:tblPr>
       <w:tblStyleRowBandSize w:val="1"/>
       <w:tblStyleColBandSize w:val="1"/>
       <w:tblBorders>
-        <w:top w:val="single" w:color="F79646" w:themeColor="accent6" w:sz="8" w:space="0"/>
-        <w:left w:val="single" w:color="F79646" w:themeColor="accent6" w:sz="8" w:space="0"/>
-        <w:bottom w:val="single" w:color="F79646" w:themeColor="accent6" w:sz="8" w:space="0"/>
-        <w:right w:val="single" w:color="F79646" w:themeColor="accent6" w:sz="8" w:space="0"/>
-        <w:insideH w:val="single" w:color="F79646" w:themeColor="accent6" w:sz="8" w:space="0"/>
-        <w:insideV w:val="single" w:color="F79646" w:themeColor="accent6" w:sz="8" w:space="0"/>
+        <w:top w:val="single" w:sz="8" w:space="0" w:color="F79646" w:themeColor="accent6"/>
+        <w:left w:val="single" w:sz="8" w:space="0" w:color="F79646" w:themeColor="accent6"/>
+        <w:bottom w:val="single" w:sz="8" w:space="0" w:color="F79646" w:themeColor="accent6"/>
+        <w:right w:val="single" w:sz="8" w:space="0" w:color="F79646" w:themeColor="accent6"/>
+        <w:insideH w:val="single" w:sz="8" w:space="0" w:color="F79646" w:themeColor="accent6"/>
+        <w:insideV w:val="single" w:sz="8" w:space="0" w:color="F79646" w:themeColor="accent6"/>
       </w:tblBorders>
     </w:tblPr>
     <w:tcPr>
@@ -11818,7 +11907,7 @@
       <w:tblPr/>
       <w:tcPr>
         <w:tcBorders>
-          <w:top w:val="single" w:color="000000" w:themeColor="text1" w:sz="12" w:space="0"/>
+          <w:top w:val="single" w:sz="12" w:space="0" w:color="000000" w:themeColor="text1"/>
           <w:left w:val="nil"/>
           <w:bottom w:val="nil"/>
           <w:right w:val="nil"/>
@@ -11876,8 +11965,8 @@
       <w:tblPr/>
       <w:tcPr>
         <w:tcBorders>
-          <w:insideH w:val="single" w:color="F79646" w:themeColor="accent6" w:sz="6" w:space="0"/>
-          <w:insideV w:val="single" w:color="F79646" w:themeColor="accent6" w:sz="6" w:space="0"/>
+          <w:insideH w:val="single" w:sz="6" w:space="0" w:color="F79646" w:themeColor="accent6"/>
+          <w:insideV w:val="single" w:sz="6" w:space="0" w:color="F79646" w:themeColor="accent6"/>
         </w:tcBorders>
         <w:shd w:val="clear" w:color="auto" w:fill="FBCAA2" w:themeFill="accent6" w:themeFillTint="7F"/>
       </w:tcPr>
@@ -11901,12 +11990,12 @@
       <w:tblStyleRowBandSize w:val="1"/>
       <w:tblStyleColBandSize w:val="1"/>
       <w:tblBorders>
-        <w:top w:val="single" w:color="FFFFFF" w:themeColor="background1" w:sz="8" w:space="0"/>
-        <w:left w:val="single" w:color="FFFFFF" w:themeColor="background1" w:sz="8" w:space="0"/>
-        <w:bottom w:val="single" w:color="FFFFFF" w:themeColor="background1" w:sz="8" w:space="0"/>
-        <w:right w:val="single" w:color="FFFFFF" w:themeColor="background1" w:sz="8" w:space="0"/>
-        <w:insideH w:val="single" w:color="FFFFFF" w:themeColor="background1" w:sz="6" w:space="0"/>
-        <w:insideV w:val="single" w:color="FFFFFF" w:themeColor="background1" w:sz="6" w:space="0"/>
+        <w:top w:val="single" w:sz="8" w:space="0" w:color="FFFFFF" w:themeColor="background1"/>
+        <w:left w:val="single" w:sz="8" w:space="0" w:color="FFFFFF" w:themeColor="background1"/>
+        <w:bottom w:val="single" w:sz="8" w:space="0" w:color="FFFFFF" w:themeColor="background1"/>
+        <w:right w:val="single" w:sz="8" w:space="0" w:color="FFFFFF" w:themeColor="background1"/>
+        <w:insideH w:val="single" w:sz="6" w:space="0" w:color="FFFFFF" w:themeColor="background1"/>
+        <w:insideV w:val="single" w:sz="6" w:space="0" w:color="FFFFFF" w:themeColor="background1"/>
       </w:tblBorders>
     </w:tblPr>
     <w:tcPr>
@@ -11923,12 +12012,12 @@
       <w:tblPr/>
       <w:tcPr>
         <w:tcBorders>
-          <w:top w:val="single" w:color="FFFFFF" w:themeColor="background1" w:sz="8" w:space="0"/>
-          <w:left w:val="single" w:color="FFFFFF" w:themeColor="background1" w:sz="8" w:space="0"/>
-          <w:bottom w:val="single" w:color="FFFFFF" w:themeColor="background1" w:sz="24" w:space="0"/>
-          <w:right w:val="single" w:color="FFFFFF" w:themeColor="background1" w:sz="8" w:space="0"/>
-          <w:insideH w:val="nil"/>
-          <w:insideV w:val="single" w:color="FFFFFF" w:themeColor="background1" w:sz="8" w:space="0"/>
+          <w:top w:val="single" w:sz="8" w:space="0" w:color="FFFFFF" w:themeColor="background1"/>
+          <w:left w:val="single" w:sz="8" w:space="0" w:color="FFFFFF" w:themeColor="background1"/>
+          <w:bottom w:val="single" w:sz="24" w:space="0" w:color="FFFFFF" w:themeColor="background1"/>
+          <w:right w:val="single" w:sz="8" w:space="0" w:color="FFFFFF" w:themeColor="background1"/>
+          <w:insideH w:val="nil"/>
+          <w:insideV w:val="single" w:sz="8" w:space="0" w:color="FFFFFF" w:themeColor="background1"/>
         </w:tcBorders>
         <w:shd w:val="clear" w:color="auto" w:fill="000000" w:themeFill="text1"/>
       </w:tcPr>
@@ -11944,12 +12033,12 @@
       <w:tblPr/>
       <w:tcPr>
         <w:tcBorders>
-          <w:top w:val="single" w:color="FFFFFF" w:themeColor="background1" w:sz="24" w:space="0"/>
-          <w:left w:val="single" w:color="FFFFFF" w:themeColor="background1" w:sz="8" w:space="0"/>
-          <w:bottom w:val="single" w:color="FFFFFF" w:themeColor="background1" w:sz="8" w:space="0"/>
-          <w:right w:val="single" w:color="FFFFFF" w:themeColor="background1" w:sz="8" w:space="0"/>
-          <w:insideH w:val="nil"/>
-          <w:insideV w:val="single" w:color="FFFFFF" w:themeColor="background1" w:sz="8" w:space="0"/>
+          <w:top w:val="single" w:sz="24" w:space="0" w:color="FFFFFF" w:themeColor="background1"/>
+          <w:left w:val="single" w:sz="8" w:space="0" w:color="FFFFFF" w:themeColor="background1"/>
+          <w:bottom w:val="single" w:sz="8" w:space="0" w:color="FFFFFF" w:themeColor="background1"/>
+          <w:right w:val="single" w:sz="8" w:space="0" w:color="FFFFFF" w:themeColor="background1"/>
+          <w:insideH w:val="nil"/>
+          <w:insideV w:val="single" w:sz="8" w:space="0" w:color="FFFFFF" w:themeColor="background1"/>
         </w:tcBorders>
         <w:shd w:val="clear" w:color="auto" w:fill="000000" w:themeFill="text1"/>
       </w:tcPr>
@@ -11965,8 +12054,8 @@
       <w:tblPr/>
       <w:tcPr>
         <w:tcBorders>
-          <w:left w:val="single" w:color="FFFFFF" w:themeColor="background1" w:sz="8" w:space="0"/>
-          <w:right w:val="single" w:color="FFFFFF" w:themeColor="background1" w:sz="24" w:space="0"/>
+          <w:left w:val="single" w:sz="8" w:space="0" w:color="FFFFFF" w:themeColor="background1"/>
+          <w:right w:val="single" w:sz="24" w:space="0" w:color="FFFFFF" w:themeColor="background1"/>
           <w:insideH w:val="nil"/>
           <w:insideV w:val="nil"/>
         </w:tcBorders>
@@ -11985,7 +12074,7 @@
       <w:tcPr>
         <w:tcBorders>
           <w:top w:val="nil"/>
-          <w:left w:val="single" w:color="FFFFFF" w:themeColor="background1" w:sz="24" w:space="0"/>
+          <w:left w:val="single" w:sz="24" w:space="0" w:color="FFFFFF" w:themeColor="background1"/>
           <w:bottom w:val="nil"/>
           <w:right w:val="nil"/>
           <w:insideH w:val="nil"/>
@@ -11998,10 +12087,10 @@
       <w:tblPr/>
       <w:tcPr>
         <w:tcBorders>
-          <w:top w:val="single" w:color="FFFFFF" w:themeColor="background1" w:sz="8" w:space="0"/>
-          <w:left w:val="single" w:color="FFFFFF" w:themeColor="background1" w:sz="8" w:space="0"/>
-          <w:bottom w:val="single" w:color="FFFFFF" w:themeColor="background1" w:sz="8" w:space="0"/>
-          <w:right w:val="single" w:color="FFFFFF" w:themeColor="background1" w:sz="8" w:space="0"/>
+          <w:top w:val="single" w:sz="8" w:space="0" w:color="FFFFFF" w:themeColor="background1"/>
+          <w:left w:val="single" w:sz="8" w:space="0" w:color="FFFFFF" w:themeColor="background1"/>
+          <w:bottom w:val="single" w:sz="8" w:space="0" w:color="FFFFFF" w:themeColor="background1"/>
+          <w:right w:val="single" w:sz="8" w:space="0" w:color="FFFFFF" w:themeColor="background1"/>
           <w:insideH w:val="nil"/>
           <w:insideV w:val="nil"/>
         </w:tcBorders>
@@ -12012,12 +12101,12 @@
       <w:tblPr/>
       <w:tcPr>
         <w:tcBorders>
-          <w:top w:val="single" w:color="FFFFFF" w:themeColor="background1" w:sz="8" w:space="0"/>
-          <w:left w:val="single" w:color="FFFFFF" w:themeColor="background1" w:sz="8" w:space="0"/>
-          <w:bottom w:val="single" w:color="FFFFFF" w:themeColor="background1" w:sz="8" w:space="0"/>
-          <w:right w:val="single" w:color="FFFFFF" w:themeColor="background1" w:sz="8" w:space="0"/>
-          <w:insideH w:val="single" w:color="FFFFFF" w:themeColor="background1" w:sz="8" w:space="0"/>
-          <w:insideV w:val="single" w:color="FFFFFF" w:themeColor="background1" w:sz="8" w:space="0"/>
+          <w:top w:val="single" w:sz="8" w:space="0" w:color="FFFFFF" w:themeColor="background1"/>
+          <w:left w:val="single" w:sz="8" w:space="0" w:color="FFFFFF" w:themeColor="background1"/>
+          <w:bottom w:val="single" w:sz="8" w:space="0" w:color="FFFFFF" w:themeColor="background1"/>
+          <w:right w:val="single" w:sz="8" w:space="0" w:color="FFFFFF" w:themeColor="background1"/>
+          <w:insideH w:val="single" w:sz="8" w:space="0" w:color="FFFFFF" w:themeColor="background1"/>
+          <w:insideV w:val="single" w:sz="8" w:space="0" w:color="FFFFFF" w:themeColor="background1"/>
         </w:tcBorders>
         <w:shd w:val="clear" w:color="auto" w:fill="808080" w:themeFill="text1" w:themeFillTint="7F"/>
       </w:tcPr>
@@ -12035,12 +12124,12 @@
       <w:tblStyleRowBandSize w:val="1"/>
       <w:tblStyleColBandSize w:val="1"/>
       <w:tblBorders>
-        <w:top w:val="single" w:color="FFFFFF" w:themeColor="background1" w:sz="8" w:space="0"/>
-        <w:left w:val="single" w:color="FFFFFF" w:themeColor="background1" w:sz="8" w:space="0"/>
-        <w:bottom w:val="single" w:color="FFFFFF" w:themeColor="background1" w:sz="8" w:space="0"/>
-        <w:right w:val="single" w:color="FFFFFF" w:themeColor="background1" w:sz="8" w:space="0"/>
-        <w:insideH w:val="single" w:color="FFFFFF" w:themeColor="background1" w:sz="6" w:space="0"/>
-        <w:insideV w:val="single" w:color="FFFFFF" w:themeColor="background1" w:sz="6" w:space="0"/>
+        <w:top w:val="single" w:sz="8" w:space="0" w:color="FFFFFF" w:themeColor="background1"/>
+        <w:left w:val="single" w:sz="8" w:space="0" w:color="FFFFFF" w:themeColor="background1"/>
+        <w:bottom w:val="single" w:sz="8" w:space="0" w:color="FFFFFF" w:themeColor="background1"/>
+        <w:right w:val="single" w:sz="8" w:space="0" w:color="FFFFFF" w:themeColor="background1"/>
+        <w:insideH w:val="single" w:sz="6" w:space="0" w:color="FFFFFF" w:themeColor="background1"/>
+        <w:insideV w:val="single" w:sz="6" w:space="0" w:color="FFFFFF" w:themeColor="background1"/>
       </w:tblBorders>
     </w:tblPr>
     <w:tcPr>
@@ -12057,12 +12146,12 @@
       <w:tblPr/>
       <w:tcPr>
         <w:tcBorders>
-          <w:top w:val="single" w:color="FFFFFF" w:themeColor="background1" w:sz="8" w:space="0"/>
-          <w:left w:val="single" w:color="FFFFFF" w:themeColor="background1" w:sz="8" w:space="0"/>
-          <w:bottom w:val="single" w:color="FFFFFF" w:themeColor="background1" w:sz="24" w:space="0"/>
-          <w:right w:val="single" w:color="FFFFFF" w:themeColor="background1" w:sz="8" w:space="0"/>
-          <w:insideH w:val="nil"/>
-          <w:insideV w:val="single" w:color="FFFFFF" w:themeColor="background1" w:sz="8" w:space="0"/>
+          <w:top w:val="single" w:sz="8" w:space="0" w:color="FFFFFF" w:themeColor="background1"/>
+          <w:left w:val="single" w:sz="8" w:space="0" w:color="FFFFFF" w:themeColor="background1"/>
+          <w:bottom w:val="single" w:sz="24" w:space="0" w:color="FFFFFF" w:themeColor="background1"/>
+          <w:right w:val="single" w:sz="8" w:space="0" w:color="FFFFFF" w:themeColor="background1"/>
+          <w:insideH w:val="nil"/>
+          <w:insideV w:val="single" w:sz="8" w:space="0" w:color="FFFFFF" w:themeColor="background1"/>
         </w:tcBorders>
         <w:shd w:val="clear" w:color="auto" w:fill="4F81BD" w:themeFill="accent1"/>
       </w:tcPr>
@@ -12078,12 +12167,12 @@
       <w:tblPr/>
       <w:tcPr>
         <w:tcBorders>
-          <w:top w:val="single" w:color="FFFFFF" w:themeColor="background1" w:sz="24" w:space="0"/>
-          <w:left w:val="single" w:color="FFFFFF" w:themeColor="background1" w:sz="8" w:space="0"/>
-          <w:bottom w:val="single" w:color="FFFFFF" w:themeColor="background1" w:sz="8" w:space="0"/>
-          <w:right w:val="single" w:color="FFFFFF" w:themeColor="background1" w:sz="8" w:space="0"/>
-          <w:insideH w:val="nil"/>
-          <w:insideV w:val="single" w:color="FFFFFF" w:themeColor="background1" w:sz="8" w:space="0"/>
+          <w:top w:val="single" w:sz="24" w:space="0" w:color="FFFFFF" w:themeColor="background1"/>
+          <w:left w:val="single" w:sz="8" w:space="0" w:color="FFFFFF" w:themeColor="background1"/>
+          <w:bottom w:val="single" w:sz="8" w:space="0" w:color="FFFFFF" w:themeColor="background1"/>
+          <w:right w:val="single" w:sz="8" w:space="0" w:color="FFFFFF" w:themeColor="background1"/>
+          <w:insideH w:val="nil"/>
+          <w:insideV w:val="single" w:sz="8" w:space="0" w:color="FFFFFF" w:themeColor="background1"/>
         </w:tcBorders>
         <w:shd w:val="clear" w:color="auto" w:fill="4F81BD" w:themeFill="accent1"/>
       </w:tcPr>
@@ -12099,8 +12188,8 @@
       <w:tblPr/>
       <w:tcPr>
         <w:tcBorders>
-          <w:left w:val="single" w:color="FFFFFF" w:themeColor="background1" w:sz="8" w:space="0"/>
-          <w:right w:val="single" w:color="FFFFFF" w:themeColor="background1" w:sz="24" w:space="0"/>
+          <w:left w:val="single" w:sz="8" w:space="0" w:color="FFFFFF" w:themeColor="background1"/>
+          <w:right w:val="single" w:sz="24" w:space="0" w:color="FFFFFF" w:themeColor="background1"/>
           <w:insideH w:val="nil"/>
           <w:insideV w:val="nil"/>
         </w:tcBorders>
@@ -12119,7 +12208,7 @@
       <w:tcPr>
         <w:tcBorders>
           <w:top w:val="nil"/>
-          <w:left w:val="single" w:color="FFFFFF" w:themeColor="background1" w:sz="24" w:space="0"/>
+          <w:left w:val="single" w:sz="24" w:space="0" w:color="FFFFFF" w:themeColor="background1"/>
           <w:bottom w:val="nil"/>
           <w:right w:val="nil"/>
           <w:insideH w:val="nil"/>
@@ -12132,10 +12221,10 @@
       <w:tblPr/>
       <w:tcPr>
         <w:tcBorders>
-          <w:top w:val="single" w:color="FFFFFF" w:themeColor="background1" w:sz="8" w:space="0"/>
-          <w:left w:val="single" w:color="FFFFFF" w:themeColor="background1" w:sz="8" w:space="0"/>
-          <w:bottom w:val="single" w:color="FFFFFF" w:themeColor="background1" w:sz="8" w:space="0"/>
-          <w:right w:val="single" w:color="FFFFFF" w:themeColor="background1" w:sz="8" w:space="0"/>
+          <w:top w:val="single" w:sz="8" w:space="0" w:color="FFFFFF" w:themeColor="background1"/>
+          <w:left w:val="single" w:sz="8" w:space="0" w:color="FFFFFF" w:themeColor="background1"/>
+          <w:bottom w:val="single" w:sz="8" w:space="0" w:color="FFFFFF" w:themeColor="background1"/>
+          <w:right w:val="single" w:sz="8" w:space="0" w:color="FFFFFF" w:themeColor="background1"/>
           <w:insideH w:val="nil"/>
           <w:insideV w:val="nil"/>
         </w:tcBorders>
@@ -12146,12 +12235,12 @@
       <w:tblPr/>
       <w:tcPr>
         <w:tcBorders>
-          <w:top w:val="single" w:color="FFFFFF" w:themeColor="background1" w:sz="8" w:space="0"/>
-          <w:left w:val="single" w:color="FFFFFF" w:themeColor="background1" w:sz="8" w:space="0"/>
-          <w:bottom w:val="single" w:color="FFFFFF" w:themeColor="background1" w:sz="8" w:space="0"/>
-          <w:right w:val="single" w:color="FFFFFF" w:themeColor="background1" w:sz="8" w:space="0"/>
-          <w:insideH w:val="single" w:color="FFFFFF" w:themeColor="background1" w:sz="8" w:space="0"/>
-          <w:insideV w:val="single" w:color="FFFFFF" w:themeColor="background1" w:sz="8" w:space="0"/>
+          <w:top w:val="single" w:sz="8" w:space="0" w:color="FFFFFF" w:themeColor="background1"/>
+          <w:left w:val="single" w:sz="8" w:space="0" w:color="FFFFFF" w:themeColor="background1"/>
+          <w:bottom w:val="single" w:sz="8" w:space="0" w:color="FFFFFF" w:themeColor="background1"/>
+          <w:right w:val="single" w:sz="8" w:space="0" w:color="FFFFFF" w:themeColor="background1"/>
+          <w:insideH w:val="single" w:sz="8" w:space="0" w:color="FFFFFF" w:themeColor="background1"/>
+          <w:insideV w:val="single" w:sz="8" w:space="0" w:color="FFFFFF" w:themeColor="background1"/>
         </w:tcBorders>
         <w:shd w:val="clear" w:color="auto" w:fill="A7BFDE" w:themeFill="accent1" w:themeFillTint="7F"/>
       </w:tcPr>
@@ -12169,12 +12258,12 @@
       <w:tblStyleRowBandSize w:val="1"/>
       <w:tblStyleColBandSize w:val="1"/>
       <w:tblBorders>
-        <w:top w:val="single" w:color="FFFFFF" w:themeColor="background1" w:sz="8" w:space="0"/>
-        <w:left w:val="single" w:color="FFFFFF" w:themeColor="background1" w:sz="8" w:space="0"/>
-        <w:bottom w:val="single" w:color="FFFFFF" w:themeColor="background1" w:sz="8" w:space="0"/>
-        <w:right w:val="single" w:color="FFFFFF" w:themeColor="background1" w:sz="8" w:space="0"/>
-        <w:insideH w:val="single" w:color="FFFFFF" w:themeColor="background1" w:sz="6" w:space="0"/>
-        <w:insideV w:val="single" w:color="FFFFFF" w:themeColor="background1" w:sz="6" w:space="0"/>
+        <w:top w:val="single" w:sz="8" w:space="0" w:color="FFFFFF" w:themeColor="background1"/>
+        <w:left w:val="single" w:sz="8" w:space="0" w:color="FFFFFF" w:themeColor="background1"/>
+        <w:bottom w:val="single" w:sz="8" w:space="0" w:color="FFFFFF" w:themeColor="background1"/>
+        <w:right w:val="single" w:sz="8" w:space="0" w:color="FFFFFF" w:themeColor="background1"/>
+        <w:insideH w:val="single" w:sz="6" w:space="0" w:color="FFFFFF" w:themeColor="background1"/>
+        <w:insideV w:val="single" w:sz="6" w:space="0" w:color="FFFFFF" w:themeColor="background1"/>
       </w:tblBorders>
     </w:tblPr>
     <w:tcPr>
@@ -12191,12 +12280,12 @@
       <w:tblPr/>
       <w:tcPr>
         <w:tcBorders>
-          <w:top w:val="single" w:color="FFFFFF" w:themeColor="background1" w:sz="8" w:space="0"/>
-          <w:left w:val="single" w:color="FFFFFF" w:themeColor="background1" w:sz="8" w:space="0"/>
-          <w:bottom w:val="single" w:color="FFFFFF" w:themeColor="background1" w:sz="24" w:space="0"/>
-          <w:right w:val="single" w:color="FFFFFF" w:themeColor="background1" w:sz="8" w:space="0"/>
-          <w:insideH w:val="nil"/>
-          <w:insideV w:val="single" w:color="FFFFFF" w:themeColor="background1" w:sz="8" w:space="0"/>
+          <w:top w:val="single" w:sz="8" w:space="0" w:color="FFFFFF" w:themeColor="background1"/>
+          <w:left w:val="single" w:sz="8" w:space="0" w:color="FFFFFF" w:themeColor="background1"/>
+          <w:bottom w:val="single" w:sz="24" w:space="0" w:color="FFFFFF" w:themeColor="background1"/>
+          <w:right w:val="single" w:sz="8" w:space="0" w:color="FFFFFF" w:themeColor="background1"/>
+          <w:insideH w:val="nil"/>
+          <w:insideV w:val="single" w:sz="8" w:space="0" w:color="FFFFFF" w:themeColor="background1"/>
         </w:tcBorders>
         <w:shd w:val="clear" w:color="auto" w:fill="C0504D" w:themeFill="accent2"/>
       </w:tcPr>
@@ -12212,12 +12301,12 @@
       <w:tblPr/>
       <w:tcPr>
         <w:tcBorders>
-          <w:top w:val="single" w:color="FFFFFF" w:themeColor="background1" w:sz="24" w:space="0"/>
-          <w:left w:val="single" w:color="FFFFFF" w:themeColor="background1" w:sz="8" w:space="0"/>
-          <w:bottom w:val="single" w:color="FFFFFF" w:themeColor="background1" w:sz="8" w:space="0"/>
-          <w:right w:val="single" w:color="FFFFFF" w:themeColor="background1" w:sz="8" w:space="0"/>
-          <w:insideH w:val="nil"/>
-          <w:insideV w:val="single" w:color="FFFFFF" w:themeColor="background1" w:sz="8" w:space="0"/>
+          <w:top w:val="single" w:sz="24" w:space="0" w:color="FFFFFF" w:themeColor="background1"/>
+          <w:left w:val="single" w:sz="8" w:space="0" w:color="FFFFFF" w:themeColor="background1"/>
+          <w:bottom w:val="single" w:sz="8" w:space="0" w:color="FFFFFF" w:themeColor="background1"/>
+          <w:right w:val="single" w:sz="8" w:space="0" w:color="FFFFFF" w:themeColor="background1"/>
+          <w:insideH w:val="nil"/>
+          <w:insideV w:val="single" w:sz="8" w:space="0" w:color="FFFFFF" w:themeColor="background1"/>
         </w:tcBorders>
         <w:shd w:val="clear" w:color="auto" w:fill="C0504D" w:themeFill="accent2"/>
       </w:tcPr>
@@ -12233,8 +12322,8 @@
       <w:tblPr/>
       <w:tcPr>
         <w:tcBorders>
-          <w:left w:val="single" w:color="FFFFFF" w:themeColor="background1" w:sz="8" w:space="0"/>
-          <w:right w:val="single" w:color="FFFFFF" w:themeColor="background1" w:sz="24" w:space="0"/>
+          <w:left w:val="single" w:sz="8" w:space="0" w:color="FFFFFF" w:themeColor="background1"/>
+          <w:right w:val="single" w:sz="24" w:space="0" w:color="FFFFFF" w:themeColor="background1"/>
           <w:insideH w:val="nil"/>
           <w:insideV w:val="nil"/>
         </w:tcBorders>
@@ -12253,7 +12342,7 @@
       <w:tcPr>
         <w:tcBorders>
           <w:top w:val="nil"/>
-          <w:left w:val="single" w:color="FFFFFF" w:themeColor="background1" w:sz="24" w:space="0"/>
+          <w:left w:val="single" w:sz="24" w:space="0" w:color="FFFFFF" w:themeColor="background1"/>
           <w:bottom w:val="nil"/>
           <w:right w:val="nil"/>
           <w:insideH w:val="nil"/>
@@ -12266,10 +12355,10 @@
       <w:tblPr/>
       <w:tcPr>
         <w:tcBorders>
-          <w:top w:val="single" w:color="FFFFFF" w:themeColor="background1" w:sz="8" w:space="0"/>
-          <w:left w:val="single" w:color="FFFFFF" w:themeColor="background1" w:sz="8" w:space="0"/>
-          <w:bottom w:val="single" w:color="FFFFFF" w:themeColor="background1" w:sz="8" w:space="0"/>
-          <w:right w:val="single" w:color="FFFFFF" w:themeColor="background1" w:sz="8" w:space="0"/>
+          <w:top w:val="single" w:sz="8" w:space="0" w:color="FFFFFF" w:themeColor="background1"/>
+          <w:left w:val="single" w:sz="8" w:space="0" w:color="FFFFFF" w:themeColor="background1"/>
+          <w:bottom w:val="single" w:sz="8" w:space="0" w:color="FFFFFF" w:themeColor="background1"/>
+          <w:right w:val="single" w:sz="8" w:space="0" w:color="FFFFFF" w:themeColor="background1"/>
           <w:insideH w:val="nil"/>
           <w:insideV w:val="nil"/>
         </w:tcBorders>
@@ -12280,12 +12369,12 @@
       <w:tblPr/>
       <w:tcPr>
         <w:tcBorders>
-          <w:top w:val="single" w:color="FFFFFF" w:themeColor="background1" w:sz="8" w:space="0"/>
-          <w:left w:val="single" w:color="FFFFFF" w:themeColor="background1" w:sz="8" w:space="0"/>
-          <w:bottom w:val="single" w:color="FFFFFF" w:themeColor="background1" w:sz="8" w:space="0"/>
-          <w:right w:val="single" w:color="FFFFFF" w:themeColor="background1" w:sz="8" w:space="0"/>
-          <w:insideH w:val="single" w:color="FFFFFF" w:themeColor="background1" w:sz="8" w:space="0"/>
-          <w:insideV w:val="single" w:color="FFFFFF" w:themeColor="background1" w:sz="8" w:space="0"/>
+          <w:top w:val="single" w:sz="8" w:space="0" w:color="FFFFFF" w:themeColor="background1"/>
+          <w:left w:val="single" w:sz="8" w:space="0" w:color="FFFFFF" w:themeColor="background1"/>
+          <w:bottom w:val="single" w:sz="8" w:space="0" w:color="FFFFFF" w:themeColor="background1"/>
+          <w:right w:val="single" w:sz="8" w:space="0" w:color="FFFFFF" w:themeColor="background1"/>
+          <w:insideH w:val="single" w:sz="8" w:space="0" w:color="FFFFFF" w:themeColor="background1"/>
+          <w:insideV w:val="single" w:sz="8" w:space="0" w:color="FFFFFF" w:themeColor="background1"/>
         </w:tcBorders>
         <w:shd w:val="clear" w:color="auto" w:fill="DFA7A6" w:themeFill="accent2" w:themeFillTint="7F"/>
       </w:tcPr>
@@ -12303,12 +12392,12 @@
       <w:tblStyleRowBandSize w:val="1"/>
       <w:tblStyleColBandSize w:val="1"/>
       <w:tblBorders>
-        <w:top w:val="single" w:color="FFFFFF" w:themeColor="background1" w:sz="8" w:space="0"/>
-        <w:left w:val="single" w:color="FFFFFF" w:themeColor="background1" w:sz="8" w:space="0"/>
-        <w:bottom w:val="single" w:color="FFFFFF" w:themeColor="background1" w:sz="8" w:space="0"/>
-        <w:right w:val="single" w:color="FFFFFF" w:themeColor="background1" w:sz="8" w:space="0"/>
-        <w:insideH w:val="single" w:color="FFFFFF" w:themeColor="background1" w:sz="6" w:space="0"/>
-        <w:insideV w:val="single" w:color="FFFFFF" w:themeColor="background1" w:sz="6" w:space="0"/>
+        <w:top w:val="single" w:sz="8" w:space="0" w:color="FFFFFF" w:themeColor="background1"/>
+        <w:left w:val="single" w:sz="8" w:space="0" w:color="FFFFFF" w:themeColor="background1"/>
+        <w:bottom w:val="single" w:sz="8" w:space="0" w:color="FFFFFF" w:themeColor="background1"/>
+        <w:right w:val="single" w:sz="8" w:space="0" w:color="FFFFFF" w:themeColor="background1"/>
+        <w:insideH w:val="single" w:sz="6" w:space="0" w:color="FFFFFF" w:themeColor="background1"/>
+        <w:insideV w:val="single" w:sz="6" w:space="0" w:color="FFFFFF" w:themeColor="background1"/>
       </w:tblBorders>
     </w:tblPr>
     <w:tcPr>
@@ -12325,12 +12414,12 @@
       <w:tblPr/>
       <w:tcPr>
         <w:tcBorders>
-          <w:top w:val="single" w:color="FFFFFF" w:themeColor="background1" w:sz="8" w:space="0"/>
-          <w:left w:val="single" w:color="FFFFFF" w:themeColor="background1" w:sz="8" w:space="0"/>
-          <w:bottom w:val="single" w:color="FFFFFF" w:themeColor="background1" w:sz="24" w:space="0"/>
-          <w:right w:val="single" w:color="FFFFFF" w:themeColor="background1" w:sz="8" w:space="0"/>
-          <w:insideH w:val="nil"/>
-          <w:insideV w:val="single" w:color="FFFFFF" w:themeColor="background1" w:sz="8" w:space="0"/>
+          <w:top w:val="single" w:sz="8" w:space="0" w:color="FFFFFF" w:themeColor="background1"/>
+          <w:left w:val="single" w:sz="8" w:space="0" w:color="FFFFFF" w:themeColor="background1"/>
+          <w:bottom w:val="single" w:sz="24" w:space="0" w:color="FFFFFF" w:themeColor="background1"/>
+          <w:right w:val="single" w:sz="8" w:space="0" w:color="FFFFFF" w:themeColor="background1"/>
+          <w:insideH w:val="nil"/>
+          <w:insideV w:val="single" w:sz="8" w:space="0" w:color="FFFFFF" w:themeColor="background1"/>
         </w:tcBorders>
         <w:shd w:val="clear" w:color="auto" w:fill="9BBB59" w:themeFill="accent3"/>
       </w:tcPr>
@@ -12346,12 +12435,12 @@
       <w:tblPr/>
       <w:tcPr>
         <w:tcBorders>
-          <w:top w:val="single" w:color="FFFFFF" w:themeColor="background1" w:sz="24" w:space="0"/>
-          <w:left w:val="single" w:color="FFFFFF" w:themeColor="background1" w:sz="8" w:space="0"/>
-          <w:bottom w:val="single" w:color="FFFFFF" w:themeColor="background1" w:sz="8" w:space="0"/>
-          <w:right w:val="single" w:color="FFFFFF" w:themeColor="background1" w:sz="8" w:space="0"/>
-          <w:insideH w:val="nil"/>
-          <w:insideV w:val="single" w:color="FFFFFF" w:themeColor="background1" w:sz="8" w:space="0"/>
+          <w:top w:val="single" w:sz="24" w:space="0" w:color="FFFFFF" w:themeColor="background1"/>
+          <w:left w:val="single" w:sz="8" w:space="0" w:color="FFFFFF" w:themeColor="background1"/>
+          <w:bottom w:val="single" w:sz="8" w:space="0" w:color="FFFFFF" w:themeColor="background1"/>
+          <w:right w:val="single" w:sz="8" w:space="0" w:color="FFFFFF" w:themeColor="background1"/>
+          <w:insideH w:val="nil"/>
+          <w:insideV w:val="single" w:sz="8" w:space="0" w:color="FFFFFF" w:themeColor="background1"/>
         </w:tcBorders>
         <w:shd w:val="clear" w:color="auto" w:fill="9BBB59" w:themeFill="accent3"/>
       </w:tcPr>
@@ -12367,8 +12456,8 @@
       <w:tblPr/>
       <w:tcPr>
         <w:tcBorders>
-          <w:left w:val="single" w:color="FFFFFF" w:themeColor="background1" w:sz="8" w:space="0"/>
-          <w:right w:val="single" w:color="FFFFFF" w:themeColor="background1" w:sz="24" w:space="0"/>
+          <w:left w:val="single" w:sz="8" w:space="0" w:color="FFFFFF" w:themeColor="background1"/>
+          <w:right w:val="single" w:sz="24" w:space="0" w:color="FFFFFF" w:themeColor="background1"/>
           <w:insideH w:val="nil"/>
           <w:insideV w:val="nil"/>
         </w:tcBorders>
@@ -12387,7 +12476,7 @@
       <w:tcPr>
         <w:tcBorders>
           <w:top w:val="nil"/>
-          <w:left w:val="single" w:color="FFFFFF" w:themeColor="background1" w:sz="24" w:space="0"/>
+          <w:left w:val="single" w:sz="24" w:space="0" w:color="FFFFFF" w:themeColor="background1"/>
           <w:bottom w:val="nil"/>
           <w:right w:val="nil"/>
           <w:insideH w:val="nil"/>
@@ -12400,10 +12489,10 @@
       <w:tblPr/>
       <w:tcPr>
         <w:tcBorders>
-          <w:top w:val="single" w:color="FFFFFF" w:themeColor="background1" w:sz="8" w:space="0"/>
-          <w:left w:val="single" w:color="FFFFFF" w:themeColor="background1" w:sz="8" w:space="0"/>
-          <w:bottom w:val="single" w:color="FFFFFF" w:themeColor="background1" w:sz="8" w:space="0"/>
-          <w:right w:val="single" w:color="FFFFFF" w:themeColor="background1" w:sz="8" w:space="0"/>
+          <w:top w:val="single" w:sz="8" w:space="0" w:color="FFFFFF" w:themeColor="background1"/>
+          <w:left w:val="single" w:sz="8" w:space="0" w:color="FFFFFF" w:themeColor="background1"/>
+          <w:bottom w:val="single" w:sz="8" w:space="0" w:color="FFFFFF" w:themeColor="background1"/>
+          <w:right w:val="single" w:sz="8" w:space="0" w:color="FFFFFF" w:themeColor="background1"/>
           <w:insideH w:val="nil"/>
           <w:insideV w:val="nil"/>
         </w:tcBorders>
@@ -12414,12 +12503,12 @@
       <w:tblPr/>
       <w:tcPr>
         <w:tcBorders>
-          <w:top w:val="single" w:color="FFFFFF" w:themeColor="background1" w:sz="8" w:space="0"/>
-          <w:left w:val="single" w:color="FFFFFF" w:themeColor="background1" w:sz="8" w:space="0"/>
-          <w:bottom w:val="single" w:color="FFFFFF" w:themeColor="background1" w:sz="8" w:space="0"/>
-          <w:right w:val="single" w:color="FFFFFF" w:themeColor="background1" w:sz="8" w:space="0"/>
-          <w:insideH w:val="single" w:color="FFFFFF" w:themeColor="background1" w:sz="8" w:space="0"/>
-          <w:insideV w:val="single" w:color="FFFFFF" w:themeColor="background1" w:sz="8" w:space="0"/>
+          <w:top w:val="single" w:sz="8" w:space="0" w:color="FFFFFF" w:themeColor="background1"/>
+          <w:left w:val="single" w:sz="8" w:space="0" w:color="FFFFFF" w:themeColor="background1"/>
+          <w:bottom w:val="single" w:sz="8" w:space="0" w:color="FFFFFF" w:themeColor="background1"/>
+          <w:right w:val="single" w:sz="8" w:space="0" w:color="FFFFFF" w:themeColor="background1"/>
+          <w:insideH w:val="single" w:sz="8" w:space="0" w:color="FFFFFF" w:themeColor="background1"/>
+          <w:insideV w:val="single" w:sz="8" w:space="0" w:color="FFFFFF" w:themeColor="background1"/>
         </w:tcBorders>
         <w:shd w:val="clear" w:color="auto" w:fill="CDDDAC" w:themeFill="accent3" w:themeFillTint="7F"/>
       </w:tcPr>
@@ -12437,12 +12526,12 @@
       <w:tblStyleRowBandSize w:val="1"/>
       <w:tblStyleColBandSize w:val="1"/>
       <w:tblBorders>
-        <w:top w:val="single" w:color="FFFFFF" w:themeColor="background1" w:sz="8" w:space="0"/>
-        <w:left w:val="single" w:color="FFFFFF" w:themeColor="background1" w:sz="8" w:space="0"/>
-        <w:bottom w:val="single" w:color="FFFFFF" w:themeColor="background1" w:sz="8" w:space="0"/>
-        <w:right w:val="single" w:color="FFFFFF" w:themeColor="background1" w:sz="8" w:space="0"/>
-        <w:insideH w:val="single" w:color="FFFFFF" w:themeColor="background1" w:sz="6" w:space="0"/>
-        <w:insideV w:val="single" w:color="FFFFFF" w:themeColor="background1" w:sz="6" w:space="0"/>
+        <w:top w:val="single" w:sz="8" w:space="0" w:color="FFFFFF" w:themeColor="background1"/>
+        <w:left w:val="single" w:sz="8" w:space="0" w:color="FFFFFF" w:themeColor="background1"/>
+        <w:bottom w:val="single" w:sz="8" w:space="0" w:color="FFFFFF" w:themeColor="background1"/>
+        <w:right w:val="single" w:sz="8" w:space="0" w:color="FFFFFF" w:themeColor="background1"/>
+        <w:insideH w:val="single" w:sz="6" w:space="0" w:color="FFFFFF" w:themeColor="background1"/>
+        <w:insideV w:val="single" w:sz="6" w:space="0" w:color="FFFFFF" w:themeColor="background1"/>
       </w:tblBorders>
     </w:tblPr>
     <w:tcPr>
@@ -12459,12 +12548,12 @@
       <w:tblPr/>
       <w:tcPr>
         <w:tcBorders>
-          <w:top w:val="single" w:color="FFFFFF" w:themeColor="background1" w:sz="8" w:space="0"/>
-          <w:left w:val="single" w:color="FFFFFF" w:themeColor="background1" w:sz="8" w:space="0"/>
-          <w:bottom w:val="single" w:color="FFFFFF" w:themeColor="background1" w:sz="24" w:space="0"/>
-          <w:right w:val="single" w:color="FFFFFF" w:themeColor="background1" w:sz="8" w:space="0"/>
-          <w:insideH w:val="nil"/>
-          <w:insideV w:val="single" w:color="FFFFFF" w:themeColor="background1" w:sz="8" w:space="0"/>
+          <w:top w:val="single" w:sz="8" w:space="0" w:color="FFFFFF" w:themeColor="background1"/>
+          <w:left w:val="single" w:sz="8" w:space="0" w:color="FFFFFF" w:themeColor="background1"/>
+          <w:bottom w:val="single" w:sz="24" w:space="0" w:color="FFFFFF" w:themeColor="background1"/>
+          <w:right w:val="single" w:sz="8" w:space="0" w:color="FFFFFF" w:themeColor="background1"/>
+          <w:insideH w:val="nil"/>
+          <w:insideV w:val="single" w:sz="8" w:space="0" w:color="FFFFFF" w:themeColor="background1"/>
         </w:tcBorders>
         <w:shd w:val="clear" w:color="auto" w:fill="8064A2" w:themeFill="accent4"/>
       </w:tcPr>
@@ -12480,12 +12569,12 @@
       <w:tblPr/>
       <w:tcPr>
         <w:tcBorders>
-          <w:top w:val="single" w:color="FFFFFF" w:themeColor="background1" w:sz="24" w:space="0"/>
-          <w:left w:val="single" w:color="FFFFFF" w:themeColor="background1" w:sz="8" w:space="0"/>
-          <w:bottom w:val="single" w:color="FFFFFF" w:themeColor="background1" w:sz="8" w:space="0"/>
-          <w:right w:val="single" w:color="FFFFFF" w:themeColor="background1" w:sz="8" w:space="0"/>
-          <w:insideH w:val="nil"/>
-          <w:insideV w:val="single" w:color="FFFFFF" w:themeColor="background1" w:sz="8" w:space="0"/>
+          <w:top w:val="single" w:sz="24" w:space="0" w:color="FFFFFF" w:themeColor="background1"/>
+          <w:left w:val="single" w:sz="8" w:space="0" w:color="FFFFFF" w:themeColor="background1"/>
+          <w:bottom w:val="single" w:sz="8" w:space="0" w:color="FFFFFF" w:themeColor="background1"/>
+          <w:right w:val="single" w:sz="8" w:space="0" w:color="FFFFFF" w:themeColor="background1"/>
+          <w:insideH w:val="nil"/>
+          <w:insideV w:val="single" w:sz="8" w:space="0" w:color="FFFFFF" w:themeColor="background1"/>
         </w:tcBorders>
         <w:shd w:val="clear" w:color="auto" w:fill="8064A2" w:themeFill="accent4"/>
       </w:tcPr>
@@ -12501,8 +12590,8 @@
       <w:tblPr/>
       <w:tcPr>
         <w:tcBorders>
-          <w:left w:val="single" w:color="FFFFFF" w:themeColor="background1" w:sz="8" w:space="0"/>
-          <w:right w:val="single" w:color="FFFFFF" w:themeColor="background1" w:sz="24" w:space="0"/>
+          <w:left w:val="single" w:sz="8" w:space="0" w:color="FFFFFF" w:themeColor="background1"/>
+          <w:right w:val="single" w:sz="24" w:space="0" w:color="FFFFFF" w:themeColor="background1"/>
           <w:insideH w:val="nil"/>
           <w:insideV w:val="nil"/>
         </w:tcBorders>
@@ -12521,7 +12610,7 @@
       <w:tcPr>
         <w:tcBorders>
           <w:top w:val="nil"/>
-          <w:left w:val="single" w:color="FFFFFF" w:themeColor="background1" w:sz="24" w:space="0"/>
+          <w:left w:val="single" w:sz="24" w:space="0" w:color="FFFFFF" w:themeColor="background1"/>
           <w:bottom w:val="nil"/>
           <w:right w:val="nil"/>
           <w:insideH w:val="nil"/>
@@ -12534,10 +12623,10 @@
       <w:tblPr/>
       <w:tcPr>
         <w:tcBorders>
-          <w:top w:val="single" w:color="FFFFFF" w:themeColor="background1" w:sz="8" w:space="0"/>
-          <w:left w:val="single" w:color="FFFFFF" w:themeColor="background1" w:sz="8" w:space="0"/>
-          <w:bottom w:val="single" w:color="FFFFFF" w:themeColor="background1" w:sz="8" w:space="0"/>
-          <w:right w:val="single" w:color="FFFFFF" w:themeColor="background1" w:sz="8" w:space="0"/>
+          <w:top w:val="single" w:sz="8" w:space="0" w:color="FFFFFF" w:themeColor="background1"/>
+          <w:left w:val="single" w:sz="8" w:space="0" w:color="FFFFFF" w:themeColor="background1"/>
+          <w:bottom w:val="single" w:sz="8" w:space="0" w:color="FFFFFF" w:themeColor="background1"/>
+          <w:right w:val="single" w:sz="8" w:space="0" w:color="FFFFFF" w:themeColor="background1"/>
           <w:insideH w:val="nil"/>
           <w:insideV w:val="nil"/>
         </w:tcBorders>
@@ -12548,12 +12637,12 @@
       <w:tblPr/>
       <w:tcPr>
         <w:tcBorders>
-          <w:top w:val="single" w:color="FFFFFF" w:themeColor="background1" w:sz="8" w:space="0"/>
-          <w:left w:val="single" w:color="FFFFFF" w:themeColor="background1" w:sz="8" w:space="0"/>
-          <w:bottom w:val="single" w:color="FFFFFF" w:themeColor="background1" w:sz="8" w:space="0"/>
-          <w:right w:val="single" w:color="FFFFFF" w:themeColor="background1" w:sz="8" w:space="0"/>
-          <w:insideH w:val="single" w:color="FFFFFF" w:themeColor="background1" w:sz="8" w:space="0"/>
-          <w:insideV w:val="single" w:color="FFFFFF" w:themeColor="background1" w:sz="8" w:space="0"/>
+          <w:top w:val="single" w:sz="8" w:space="0" w:color="FFFFFF" w:themeColor="background1"/>
+          <w:left w:val="single" w:sz="8" w:space="0" w:color="FFFFFF" w:themeColor="background1"/>
+          <w:bottom w:val="single" w:sz="8" w:space="0" w:color="FFFFFF" w:themeColor="background1"/>
+          <w:right w:val="single" w:sz="8" w:space="0" w:color="FFFFFF" w:themeColor="background1"/>
+          <w:insideH w:val="single" w:sz="8" w:space="0" w:color="FFFFFF" w:themeColor="background1"/>
+          <w:insideV w:val="single" w:sz="8" w:space="0" w:color="FFFFFF" w:themeColor="background1"/>
         </w:tcBorders>
         <w:shd w:val="clear" w:color="auto" w:fill="BFB1D0" w:themeFill="accent4" w:themeFillTint="7F"/>
       </w:tcPr>
@@ -12571,12 +12660,12 @@
       <w:tblStyleRowBandSize w:val="1"/>
       <w:tblStyleColBandSize w:val="1"/>
       <w:tblBorders>
-        <w:top w:val="single" w:color="FFFFFF" w:themeColor="background1" w:sz="8" w:space="0"/>
-        <w:left w:val="single" w:color="FFFFFF" w:themeColor="background1" w:sz="8" w:space="0"/>
-        <w:bottom w:val="single" w:color="FFFFFF" w:themeColor="background1" w:sz="8" w:space="0"/>
-        <w:right w:val="single" w:color="FFFFFF" w:themeColor="background1" w:sz="8" w:space="0"/>
-        <w:insideH w:val="single" w:color="FFFFFF" w:themeColor="background1" w:sz="6" w:space="0"/>
-        <w:insideV w:val="single" w:color="FFFFFF" w:themeColor="background1" w:sz="6" w:space="0"/>
+        <w:top w:val="single" w:sz="8" w:space="0" w:color="FFFFFF" w:themeColor="background1"/>
+        <w:left w:val="single" w:sz="8" w:space="0" w:color="FFFFFF" w:themeColor="background1"/>
+        <w:bottom w:val="single" w:sz="8" w:space="0" w:color="FFFFFF" w:themeColor="background1"/>
+        <w:right w:val="single" w:sz="8" w:space="0" w:color="FFFFFF" w:themeColor="background1"/>
+        <w:insideH w:val="single" w:sz="6" w:space="0" w:color="FFFFFF" w:themeColor="background1"/>
+        <w:insideV w:val="single" w:sz="6" w:space="0" w:color="FFFFFF" w:themeColor="background1"/>
       </w:tblBorders>
     </w:tblPr>
     <w:tcPr>
@@ -12593,12 +12682,12 @@
       <w:tblPr/>
       <w:tcPr>
         <w:tcBorders>
-          <w:top w:val="single" w:color="FFFFFF" w:themeColor="background1" w:sz="8" w:space="0"/>
-          <w:left w:val="single" w:color="FFFFFF" w:themeColor="background1" w:sz="8" w:space="0"/>
-          <w:bottom w:val="single" w:color="FFFFFF" w:themeColor="background1" w:sz="24" w:space="0"/>
-          <w:right w:val="single" w:color="FFFFFF" w:themeColor="background1" w:sz="8" w:space="0"/>
-          <w:insideH w:val="nil"/>
-          <w:insideV w:val="single" w:color="FFFFFF" w:themeColor="background1" w:sz="8" w:space="0"/>
+          <w:top w:val="single" w:sz="8" w:space="0" w:color="FFFFFF" w:themeColor="background1"/>
+          <w:left w:val="single" w:sz="8" w:space="0" w:color="FFFFFF" w:themeColor="background1"/>
+          <w:bottom w:val="single" w:sz="24" w:space="0" w:color="FFFFFF" w:themeColor="background1"/>
+          <w:right w:val="single" w:sz="8" w:space="0" w:color="FFFFFF" w:themeColor="background1"/>
+          <w:insideH w:val="nil"/>
+          <w:insideV w:val="single" w:sz="8" w:space="0" w:color="FFFFFF" w:themeColor="background1"/>
         </w:tcBorders>
         <w:shd w:val="clear" w:color="auto" w:fill="4BACC6" w:themeFill="accent5"/>
       </w:tcPr>
@@ -12614,12 +12703,12 @@
       <w:tblPr/>
       <w:tcPr>
         <w:tcBorders>
-          <w:top w:val="single" w:color="FFFFFF" w:themeColor="background1" w:sz="24" w:space="0"/>
-          <w:left w:val="single" w:color="FFFFFF" w:themeColor="background1" w:sz="8" w:space="0"/>
-          <w:bottom w:val="single" w:color="FFFFFF" w:themeColor="background1" w:sz="8" w:space="0"/>
-          <w:right w:val="single" w:color="FFFFFF" w:themeColor="background1" w:sz="8" w:space="0"/>
-          <w:insideH w:val="nil"/>
-          <w:insideV w:val="single" w:color="FFFFFF" w:themeColor="background1" w:sz="8" w:space="0"/>
+          <w:top w:val="single" w:sz="24" w:space="0" w:color="FFFFFF" w:themeColor="background1"/>
+          <w:left w:val="single" w:sz="8" w:space="0" w:color="FFFFFF" w:themeColor="background1"/>
+          <w:bottom w:val="single" w:sz="8" w:space="0" w:color="FFFFFF" w:themeColor="background1"/>
+          <w:right w:val="single" w:sz="8" w:space="0" w:color="FFFFFF" w:themeColor="background1"/>
+          <w:insideH w:val="nil"/>
+          <w:insideV w:val="single" w:sz="8" w:space="0" w:color="FFFFFF" w:themeColor="background1"/>
         </w:tcBorders>
         <w:shd w:val="clear" w:color="auto" w:fill="4BACC6" w:themeFill="accent5"/>
       </w:tcPr>
@@ -12635,8 +12724,8 @@
       <w:tblPr/>
       <w:tcPr>
         <w:tcBorders>
-          <w:left w:val="single" w:color="FFFFFF" w:themeColor="background1" w:sz="8" w:space="0"/>
-          <w:right w:val="single" w:color="FFFFFF" w:themeColor="background1" w:sz="24" w:space="0"/>
+          <w:left w:val="single" w:sz="8" w:space="0" w:color="FFFFFF" w:themeColor="background1"/>
+          <w:right w:val="single" w:sz="24" w:space="0" w:color="FFFFFF" w:themeColor="background1"/>
           <w:insideH w:val="nil"/>
           <w:insideV w:val="nil"/>
         </w:tcBorders>
@@ -12655,7 +12744,7 @@
       <w:tcPr>
         <w:tcBorders>
           <w:top w:val="nil"/>
-          <w:left w:val="single" w:color="FFFFFF" w:themeColor="background1" w:sz="24" w:space="0"/>
+          <w:left w:val="single" w:sz="24" w:space="0" w:color="FFFFFF" w:themeColor="background1"/>
           <w:bottom w:val="nil"/>
           <w:right w:val="nil"/>
           <w:insideH w:val="nil"/>
@@ -12668,10 +12757,10 @@
       <w:tblPr/>
       <w:tcPr>
         <w:tcBorders>
-          <w:top w:val="single" w:color="FFFFFF" w:themeColor="background1" w:sz="8" w:space="0"/>
-          <w:left w:val="single" w:color="FFFFFF" w:themeColor="background1" w:sz="8" w:space="0"/>
-          <w:bottom w:val="single" w:color="FFFFFF" w:themeColor="background1" w:sz="8" w:space="0"/>
-          <w:right w:val="single" w:color="FFFFFF" w:themeColor="background1" w:sz="8" w:space="0"/>
+          <w:top w:val="single" w:sz="8" w:space="0" w:color="FFFFFF" w:themeColor="background1"/>
+          <w:left w:val="single" w:sz="8" w:space="0" w:color="FFFFFF" w:themeColor="background1"/>
+          <w:bottom w:val="single" w:sz="8" w:space="0" w:color="FFFFFF" w:themeColor="background1"/>
+          <w:right w:val="single" w:sz="8" w:space="0" w:color="FFFFFF" w:themeColor="background1"/>
           <w:insideH w:val="nil"/>
           <w:insideV w:val="nil"/>
         </w:tcBorders>
@@ -12682,12 +12771,12 @@
       <w:tblPr/>
       <w:tcPr>
         <w:tcBorders>
-          <w:top w:val="single" w:color="FFFFFF" w:themeColor="background1" w:sz="8" w:space="0"/>
-          <w:left w:val="single" w:color="FFFFFF" w:themeColor="background1" w:sz="8" w:space="0"/>
-          <w:bottom w:val="single" w:color="FFFFFF" w:themeColor="background1" w:sz="8" w:space="0"/>
-          <w:right w:val="single" w:color="FFFFFF" w:themeColor="background1" w:sz="8" w:space="0"/>
-          <w:insideH w:val="single" w:color="FFFFFF" w:themeColor="background1" w:sz="8" w:space="0"/>
-          <w:insideV w:val="single" w:color="FFFFFF" w:themeColor="background1" w:sz="8" w:space="0"/>
+          <w:top w:val="single" w:sz="8" w:space="0" w:color="FFFFFF" w:themeColor="background1"/>
+          <w:left w:val="single" w:sz="8" w:space="0" w:color="FFFFFF" w:themeColor="background1"/>
+          <w:bottom w:val="single" w:sz="8" w:space="0" w:color="FFFFFF" w:themeColor="background1"/>
+          <w:right w:val="single" w:sz="8" w:space="0" w:color="FFFFFF" w:themeColor="background1"/>
+          <w:insideH w:val="single" w:sz="8" w:space="0" w:color="FFFFFF" w:themeColor="background1"/>
+          <w:insideV w:val="single" w:sz="8" w:space="0" w:color="FFFFFF" w:themeColor="background1"/>
         </w:tcBorders>
         <w:shd w:val="clear" w:color="auto" w:fill="A5D5E2" w:themeFill="accent5" w:themeFillTint="7F"/>
       </w:tcPr>
@@ -12705,12 +12794,12 @@
       <w:tblStyleRowBandSize w:val="1"/>
       <w:tblStyleColBandSize w:val="1"/>
       <w:tblBorders>
-        <w:top w:val="single" w:color="FFFFFF" w:themeColor="background1" w:sz="8" w:space="0"/>
-        <w:left w:val="single" w:color="FFFFFF" w:themeColor="background1" w:sz="8" w:space="0"/>
-        <w:bottom w:val="single" w:color="FFFFFF" w:themeColor="background1" w:sz="8" w:space="0"/>
-        <w:right w:val="single" w:color="FFFFFF" w:themeColor="background1" w:sz="8" w:space="0"/>
-        <w:insideH w:val="single" w:color="FFFFFF" w:themeColor="background1" w:sz="6" w:space="0"/>
-        <w:insideV w:val="single" w:color="FFFFFF" w:themeColor="background1" w:sz="6" w:space="0"/>
+        <w:top w:val="single" w:sz="8" w:space="0" w:color="FFFFFF" w:themeColor="background1"/>
+        <w:left w:val="single" w:sz="8" w:space="0" w:color="FFFFFF" w:themeColor="background1"/>
+        <w:bottom w:val="single" w:sz="8" w:space="0" w:color="FFFFFF" w:themeColor="background1"/>
+        <w:right w:val="single" w:sz="8" w:space="0" w:color="FFFFFF" w:themeColor="background1"/>
+        <w:insideH w:val="single" w:sz="6" w:space="0" w:color="FFFFFF" w:themeColor="background1"/>
+        <w:insideV w:val="single" w:sz="6" w:space="0" w:color="FFFFFF" w:themeColor="background1"/>
       </w:tblBorders>
     </w:tblPr>
     <w:tcPr>
@@ -12727,12 +12816,12 @@
       <w:tblPr/>
       <w:tcPr>
         <w:tcBorders>
-          <w:top w:val="single" w:color="FFFFFF" w:themeColor="background1" w:sz="8" w:space="0"/>
-          <w:left w:val="single" w:color="FFFFFF" w:themeColor="background1" w:sz="8" w:space="0"/>
-          <w:bottom w:val="single" w:color="FFFFFF" w:themeColor="background1" w:sz="24" w:space="0"/>
-          <w:right w:val="single" w:color="FFFFFF" w:themeColor="background1" w:sz="8" w:space="0"/>
-          <w:insideH w:val="nil"/>
-          <w:insideV w:val="single" w:color="FFFFFF" w:themeColor="background1" w:sz="8" w:space="0"/>
+          <w:top w:val="single" w:sz="8" w:space="0" w:color="FFFFFF" w:themeColor="background1"/>
+          <w:left w:val="single" w:sz="8" w:space="0" w:color="FFFFFF" w:themeColor="background1"/>
+          <w:bottom w:val="single" w:sz="24" w:space="0" w:color="FFFFFF" w:themeColor="background1"/>
+          <w:right w:val="single" w:sz="8" w:space="0" w:color="FFFFFF" w:themeColor="background1"/>
+          <w:insideH w:val="nil"/>
+          <w:insideV w:val="single" w:sz="8" w:space="0" w:color="FFFFFF" w:themeColor="background1"/>
         </w:tcBorders>
         <w:shd w:val="clear" w:color="auto" w:fill="F79646" w:themeFill="accent6"/>
       </w:tcPr>
@@ -12748,12 +12837,12 @@
       <w:tblPr/>
       <w:tcPr>
         <w:tcBorders>
-          <w:top w:val="single" w:color="FFFFFF" w:themeColor="background1" w:sz="24" w:space="0"/>
-          <w:left w:val="single" w:color="FFFFFF" w:themeColor="background1" w:sz="8" w:space="0"/>
-          <w:bottom w:val="single" w:color="FFFFFF" w:themeColor="background1" w:sz="8" w:space="0"/>
-          <w:right w:val="single" w:color="FFFFFF" w:themeColor="background1" w:sz="8" w:space="0"/>
-          <w:insideH w:val="nil"/>
-          <w:insideV w:val="single" w:color="FFFFFF" w:themeColor="background1" w:sz="8" w:space="0"/>
+          <w:top w:val="single" w:sz="24" w:space="0" w:color="FFFFFF" w:themeColor="background1"/>
+          <w:left w:val="single" w:sz="8" w:space="0" w:color="FFFFFF" w:themeColor="background1"/>
+          <w:bottom w:val="single" w:sz="8" w:space="0" w:color="FFFFFF" w:themeColor="background1"/>
+          <w:right w:val="single" w:sz="8" w:space="0" w:color="FFFFFF" w:themeColor="background1"/>
+          <w:insideH w:val="nil"/>
+          <w:insideV w:val="single" w:sz="8" w:space="0" w:color="FFFFFF" w:themeColor="background1"/>
         </w:tcBorders>
         <w:shd w:val="clear" w:color="auto" w:fill="F79646" w:themeFill="accent6"/>
       </w:tcPr>
@@ -12769,8 +12858,8 @@
       <w:tblPr/>
       <w:tcPr>
         <w:tcBorders>
-          <w:left w:val="single" w:color="FFFFFF" w:themeColor="background1" w:sz="8" w:space="0"/>
-          <w:right w:val="single" w:color="FFFFFF" w:themeColor="background1" w:sz="24" w:space="0"/>
+          <w:left w:val="single" w:sz="8" w:space="0" w:color="FFFFFF" w:themeColor="background1"/>
+          <w:right w:val="single" w:sz="24" w:space="0" w:color="FFFFFF" w:themeColor="background1"/>
           <w:insideH w:val="nil"/>
           <w:insideV w:val="nil"/>
         </w:tcBorders>
@@ -12789,7 +12878,7 @@
       <w:tcPr>
         <w:tcBorders>
           <w:top w:val="nil"/>
-          <w:left w:val="single" w:color="FFFFFF" w:themeColor="background1" w:sz="24" w:space="0"/>
+          <w:left w:val="single" w:sz="24" w:space="0" w:color="FFFFFF" w:themeColor="background1"/>
           <w:bottom w:val="nil"/>
           <w:right w:val="nil"/>
           <w:insideH w:val="nil"/>
@@ -12802,10 +12891,10 @@
       <w:tblPr/>
       <w:tcPr>
         <w:tcBorders>
-          <w:top w:val="single" w:color="FFFFFF" w:themeColor="background1" w:sz="8" w:space="0"/>
-          <w:left w:val="single" w:color="FFFFFF" w:themeColor="background1" w:sz="8" w:space="0"/>
-          <w:bottom w:val="single" w:color="FFFFFF" w:themeColor="background1" w:sz="8" w:space="0"/>
-          <w:right w:val="single" w:color="FFFFFF" w:themeColor="background1" w:sz="8" w:space="0"/>
+          <w:top w:val="single" w:sz="8" w:space="0" w:color="FFFFFF" w:themeColor="background1"/>
+          <w:left w:val="single" w:sz="8" w:space="0" w:color="FFFFFF" w:themeColor="background1"/>
+          <w:bottom w:val="single" w:sz="8" w:space="0" w:color="FFFFFF" w:themeColor="background1"/>
+          <w:right w:val="single" w:sz="8" w:space="0" w:color="FFFFFF" w:themeColor="background1"/>
           <w:insideH w:val="nil"/>
           <w:insideV w:val="nil"/>
         </w:tcBorders>
@@ -12816,12 +12905,12 @@
       <w:tblPr/>
       <w:tcPr>
         <w:tcBorders>
-          <w:top w:val="single" w:color="FFFFFF" w:themeColor="background1" w:sz="8" w:space="0"/>
-          <w:left w:val="single" w:color="FFFFFF" w:themeColor="background1" w:sz="8" w:space="0"/>
-          <w:bottom w:val="single" w:color="FFFFFF" w:themeColor="background1" w:sz="8" w:space="0"/>
-          <w:right w:val="single" w:color="FFFFFF" w:themeColor="background1" w:sz="8" w:space="0"/>
-          <w:insideH w:val="single" w:color="FFFFFF" w:themeColor="background1" w:sz="8" w:space="0"/>
-          <w:insideV w:val="single" w:color="FFFFFF" w:themeColor="background1" w:sz="8" w:space="0"/>
+          <w:top w:val="single" w:sz="8" w:space="0" w:color="FFFFFF" w:themeColor="background1"/>
+          <w:left w:val="single" w:sz="8" w:space="0" w:color="FFFFFF" w:themeColor="background1"/>
+          <w:bottom w:val="single" w:sz="8" w:space="0" w:color="FFFFFF" w:themeColor="background1"/>
+          <w:right w:val="single" w:sz="8" w:space="0" w:color="FFFFFF" w:themeColor="background1"/>
+          <w:insideH w:val="single" w:sz="8" w:space="0" w:color="FFFFFF" w:themeColor="background1"/>
+          <w:insideV w:val="single" w:sz="8" w:space="0" w:color="FFFFFF" w:themeColor="background1"/>
         </w:tcBorders>
         <w:shd w:val="clear" w:color="auto" w:fill="FBCAA2" w:themeFill="accent6" w:themeFillTint="7F"/>
       </w:tcPr>
@@ -12855,7 +12944,7 @@
         <w:tcBorders>
           <w:top w:val="nil"/>
           <w:left w:val="nil"/>
-          <w:bottom w:val="single" w:color="FFFFFF" w:themeColor="background1" w:sz="18" w:space="0"/>
+          <w:bottom w:val="single" w:sz="18" w:space="0" w:color="FFFFFF" w:themeColor="background1"/>
           <w:right w:val="nil"/>
           <w:insideH w:val="nil"/>
           <w:insideV w:val="nil"/>
@@ -12867,7 +12956,7 @@
       <w:tblPr/>
       <w:tcPr>
         <w:tcBorders>
-          <w:top w:val="single" w:color="FFFFFF" w:themeColor="background1" w:sz="18" w:space="0"/>
+          <w:top w:val="single" w:sz="18" w:space="0" w:color="FFFFFF" w:themeColor="background1"/>
           <w:left w:val="nil"/>
           <w:bottom w:val="nil"/>
           <w:right w:val="nil"/>
@@ -12884,7 +12973,7 @@
           <w:top w:val="nil"/>
           <w:left w:val="nil"/>
           <w:bottom w:val="nil"/>
-          <w:right w:val="single" w:color="FFFFFF" w:themeColor="background1" w:sz="18" w:space="0"/>
+          <w:right w:val="single" w:sz="18" w:space="0" w:color="FFFFFF" w:themeColor="background1"/>
           <w:insideH w:val="nil"/>
           <w:insideV w:val="nil"/>
         </w:tcBorders>
@@ -12896,7 +12985,7 @@
       <w:tcPr>
         <w:tcBorders>
           <w:top w:val="nil"/>
-          <w:left w:val="single" w:color="FFFFFF" w:themeColor="background1" w:sz="18" w:space="0"/>
+          <w:left w:val="single" w:sz="18" w:space="0" w:color="FFFFFF" w:themeColor="background1"/>
           <w:bottom w:val="nil"/>
           <w:right w:val="nil"/>
           <w:insideH w:val="nil"/>
@@ -12962,7 +13051,7 @@
         <w:tcBorders>
           <w:top w:val="nil"/>
           <w:left w:val="nil"/>
-          <w:bottom w:val="single" w:color="FFFFFF" w:themeColor="background1" w:sz="18" w:space="0"/>
+          <w:bottom w:val="single" w:sz="18" w:space="0" w:color="FFFFFF" w:themeColor="background1"/>
           <w:right w:val="nil"/>
           <w:insideH w:val="nil"/>
           <w:insideV w:val="nil"/>
@@ -12974,7 +13063,7 @@
       <w:tblPr/>
       <w:tcPr>
         <w:tcBorders>
-          <w:top w:val="single" w:color="FFFFFF" w:themeColor="background1" w:sz="18" w:space="0"/>
+          <w:top w:val="single" w:sz="18" w:space="0" w:color="FFFFFF" w:themeColor="background1"/>
           <w:left w:val="nil"/>
           <w:bottom w:val="nil"/>
           <w:right w:val="nil"/>
@@ -12991,7 +13080,7 @@
           <w:top w:val="nil"/>
           <w:left w:val="nil"/>
           <w:bottom w:val="nil"/>
-          <w:right w:val="single" w:color="FFFFFF" w:themeColor="background1" w:sz="18" w:space="0"/>
+          <w:right w:val="single" w:sz="18" w:space="0" w:color="FFFFFF" w:themeColor="background1"/>
           <w:insideH w:val="nil"/>
           <w:insideV w:val="nil"/>
         </w:tcBorders>
@@ -13003,7 +13092,7 @@
       <w:tcPr>
         <w:tcBorders>
           <w:top w:val="nil"/>
-          <w:left w:val="single" w:color="FFFFFF" w:themeColor="background1" w:sz="18" w:space="0"/>
+          <w:left w:val="single" w:sz="18" w:space="0" w:color="FFFFFF" w:themeColor="background1"/>
           <w:bottom w:val="nil"/>
           <w:right w:val="nil"/>
           <w:insideH w:val="nil"/>
@@ -13069,7 +13158,7 @@
         <w:tcBorders>
           <w:top w:val="nil"/>
           <w:left w:val="nil"/>
-          <w:bottom w:val="single" w:color="FFFFFF" w:themeColor="background1" w:sz="18" w:space="0"/>
+          <w:bottom w:val="single" w:sz="18" w:space="0" w:color="FFFFFF" w:themeColor="background1"/>
           <w:right w:val="nil"/>
           <w:insideH w:val="nil"/>
           <w:insideV w:val="nil"/>
@@ -13081,7 +13170,7 @@
       <w:tblPr/>
       <w:tcPr>
         <w:tcBorders>
-          <w:top w:val="single" w:color="FFFFFF" w:themeColor="background1" w:sz="18" w:space="0"/>
+          <w:top w:val="single" w:sz="18" w:space="0" w:color="FFFFFF" w:themeColor="background1"/>
           <w:left w:val="nil"/>
           <w:bottom w:val="nil"/>
           <w:right w:val="nil"/>
@@ -13098,7 +13187,7 @@
           <w:top w:val="nil"/>
           <w:left w:val="nil"/>
           <w:bottom w:val="nil"/>
-          <w:right w:val="single" w:color="FFFFFF" w:themeColor="background1" w:sz="18" w:space="0"/>
+          <w:right w:val="single" w:sz="18" w:space="0" w:color="FFFFFF" w:themeColor="background1"/>
           <w:insideH w:val="nil"/>
           <w:insideV w:val="nil"/>
         </w:tcBorders>
@@ -13110,7 +13199,7 @@
       <w:tcPr>
         <w:tcBorders>
           <w:top w:val="nil"/>
-          <w:left w:val="single" w:color="FFFFFF" w:themeColor="background1" w:sz="18" w:space="0"/>
+          <w:left w:val="single" w:sz="18" w:space="0" w:color="FFFFFF" w:themeColor="background1"/>
           <w:bottom w:val="nil"/>
           <w:right w:val="nil"/>
           <w:insideH w:val="nil"/>
@@ -13176,7 +13265,7 @@
         <w:tcBorders>
           <w:top w:val="nil"/>
           <w:left w:val="nil"/>
-          <w:bottom w:val="single" w:color="FFFFFF" w:themeColor="background1" w:sz="18" w:space="0"/>
+          <w:bottom w:val="single" w:sz="18" w:space="0" w:color="FFFFFF" w:themeColor="background1"/>
           <w:right w:val="nil"/>
           <w:insideH w:val="nil"/>
           <w:insideV w:val="nil"/>
@@ -13188,7 +13277,7 @@
       <w:tblPr/>
       <w:tcPr>
         <w:tcBorders>
-          <w:top w:val="single" w:color="FFFFFF" w:themeColor="background1" w:sz="18" w:space="0"/>
+          <w:top w:val="single" w:sz="18" w:space="0" w:color="FFFFFF" w:themeColor="background1"/>
           <w:left w:val="nil"/>
           <w:bottom w:val="nil"/>
           <w:right w:val="nil"/>
@@ -13205,7 +13294,7 @@
           <w:top w:val="nil"/>
           <w:left w:val="nil"/>
           <w:bottom w:val="nil"/>
-          <w:right w:val="single" w:color="FFFFFF" w:themeColor="background1" w:sz="18" w:space="0"/>
+          <w:right w:val="single" w:sz="18" w:space="0" w:color="FFFFFF" w:themeColor="background1"/>
           <w:insideH w:val="nil"/>
           <w:insideV w:val="nil"/>
         </w:tcBorders>
@@ -13217,7 +13306,7 @@
       <w:tcPr>
         <w:tcBorders>
           <w:top w:val="nil"/>
-          <w:left w:val="single" w:color="FFFFFF" w:themeColor="background1" w:sz="18" w:space="0"/>
+          <w:left w:val="single" w:sz="18" w:space="0" w:color="FFFFFF" w:themeColor="background1"/>
           <w:bottom w:val="nil"/>
           <w:right w:val="nil"/>
           <w:insideH w:val="nil"/>
@@ -13283,7 +13372,7 @@
         <w:tcBorders>
           <w:top w:val="nil"/>
           <w:left w:val="nil"/>
-          <w:bottom w:val="single" w:color="FFFFFF" w:themeColor="background1" w:sz="18" w:space="0"/>
+          <w:bottom w:val="single" w:sz="18" w:space="0" w:color="FFFFFF" w:themeColor="background1"/>
           <w:right w:val="nil"/>
           <w:insideH w:val="nil"/>
           <w:insideV w:val="nil"/>
@@ -13295,7 +13384,7 @@
       <w:tblPr/>
       <w:tcPr>
         <w:tcBorders>
-          <w:top w:val="single" w:color="FFFFFF" w:themeColor="background1" w:sz="18" w:space="0"/>
+          <w:top w:val="single" w:sz="18" w:space="0" w:color="FFFFFF" w:themeColor="background1"/>
           <w:left w:val="nil"/>
           <w:bottom w:val="nil"/>
           <w:right w:val="nil"/>
@@ -13312,7 +13401,7 @@
           <w:top w:val="nil"/>
           <w:left w:val="nil"/>
           <w:bottom w:val="nil"/>
-          <w:right w:val="single" w:color="FFFFFF" w:themeColor="background1" w:sz="18" w:space="0"/>
+          <w:right w:val="single" w:sz="18" w:space="0" w:color="FFFFFF" w:themeColor="background1"/>
           <w:insideH w:val="nil"/>
           <w:insideV w:val="nil"/>
         </w:tcBorders>
@@ -13324,7 +13413,7 @@
       <w:tcPr>
         <w:tcBorders>
           <w:top w:val="nil"/>
-          <w:left w:val="single" w:color="FFFFFF" w:themeColor="background1" w:sz="18" w:space="0"/>
+          <w:left w:val="single" w:sz="18" w:space="0" w:color="FFFFFF" w:themeColor="background1"/>
           <w:bottom w:val="nil"/>
           <w:right w:val="nil"/>
           <w:insideH w:val="nil"/>
@@ -13390,7 +13479,7 @@
         <w:tcBorders>
           <w:top w:val="nil"/>
           <w:left w:val="nil"/>
-          <w:bottom w:val="single" w:color="FFFFFF" w:themeColor="background1" w:sz="18" w:space="0"/>
+          <w:bottom w:val="single" w:sz="18" w:space="0" w:color="FFFFFF" w:themeColor="background1"/>
           <w:right w:val="nil"/>
           <w:insideH w:val="nil"/>
           <w:insideV w:val="nil"/>
@@ -13402,7 +13491,7 @@
       <w:tblPr/>
       <w:tcPr>
         <w:tcBorders>
-          <w:top w:val="single" w:color="FFFFFF" w:themeColor="background1" w:sz="18" w:space="0"/>
+          <w:top w:val="single" w:sz="18" w:space="0" w:color="FFFFFF" w:themeColor="background1"/>
           <w:left w:val="nil"/>
           <w:bottom w:val="nil"/>
           <w:right w:val="nil"/>
@@ -13419,7 +13508,7 @@
           <w:top w:val="nil"/>
           <w:left w:val="nil"/>
           <w:bottom w:val="nil"/>
-          <w:right w:val="single" w:color="FFFFFF" w:themeColor="background1" w:sz="18" w:space="0"/>
+          <w:right w:val="single" w:sz="18" w:space="0" w:color="FFFFFF" w:themeColor="background1"/>
           <w:insideH w:val="nil"/>
           <w:insideV w:val="nil"/>
         </w:tcBorders>
@@ -13431,7 +13520,7 @@
       <w:tcPr>
         <w:tcBorders>
           <w:top w:val="nil"/>
-          <w:left w:val="single" w:color="FFFFFF" w:themeColor="background1" w:sz="18" w:space="0"/>
+          <w:left w:val="single" w:sz="18" w:space="0" w:color="FFFFFF" w:themeColor="background1"/>
           <w:bottom w:val="nil"/>
           <w:right w:val="nil"/>
           <w:insideH w:val="nil"/>
@@ -13497,7 +13586,7 @@
         <w:tcBorders>
           <w:top w:val="nil"/>
           <w:left w:val="nil"/>
-          <w:bottom w:val="single" w:color="FFFFFF" w:themeColor="background1" w:sz="18" w:space="0"/>
+          <w:bottom w:val="single" w:sz="18" w:space="0" w:color="FFFFFF" w:themeColor="background1"/>
           <w:right w:val="nil"/>
           <w:insideH w:val="nil"/>
           <w:insideV w:val="nil"/>
@@ -13509,7 +13598,7 @@
       <w:tblPr/>
       <w:tcPr>
         <w:tcBorders>
-          <w:top w:val="single" w:color="FFFFFF" w:themeColor="background1" w:sz="18" w:space="0"/>
+          <w:top w:val="single" w:sz="18" w:space="0" w:color="FFFFFF" w:themeColor="background1"/>
           <w:left w:val="nil"/>
           <w:bottom w:val="nil"/>
           <w:right w:val="nil"/>
@@ -13526,7 +13615,7 @@
           <w:top w:val="nil"/>
           <w:left w:val="nil"/>
           <w:bottom w:val="nil"/>
-          <w:right w:val="single" w:color="FFFFFF" w:themeColor="background1" w:sz="18" w:space="0"/>
+          <w:right w:val="single" w:sz="18" w:space="0" w:color="FFFFFF" w:themeColor="background1"/>
           <w:insideH w:val="nil"/>
           <w:insideV w:val="nil"/>
         </w:tcBorders>
@@ -13538,7 +13627,7 @@
       <w:tcPr>
         <w:tcBorders>
           <w:top w:val="nil"/>
-          <w:left w:val="single" w:color="FFFFFF" w:themeColor="background1" w:sz="18" w:space="0"/>
+          <w:left w:val="single" w:sz="18" w:space="0" w:color="FFFFFF" w:themeColor="background1"/>
           <w:bottom w:val="nil"/>
           <w:right w:val="nil"/>
           <w:insideH w:val="nil"/>
@@ -13591,12 +13680,12 @@
       <w:tblStyleRowBandSize w:val="1"/>
       <w:tblStyleColBandSize w:val="1"/>
       <w:tblBorders>
-        <w:top w:val="single" w:color="C0504D" w:themeColor="accent2" w:sz="24" w:space="0"/>
-        <w:left w:val="single" w:color="000000" w:themeColor="text1" w:sz="4" w:space="0"/>
-        <w:bottom w:val="single" w:color="000000" w:themeColor="text1" w:sz="4" w:space="0"/>
-        <w:right w:val="single" w:color="000000" w:themeColor="text1" w:sz="4" w:space="0"/>
-        <w:insideH w:val="single" w:color="FFFFFF" w:themeColor="background1" w:sz="4" w:space="0"/>
-        <w:insideV w:val="single" w:color="FFFFFF" w:themeColor="background1" w:sz="4" w:space="0"/>
+        <w:top w:val="single" w:sz="24" w:space="0" w:color="C0504D" w:themeColor="accent2"/>
+        <w:left w:val="single" w:sz="4" w:space="0" w:color="000000" w:themeColor="text1"/>
+        <w:bottom w:val="single" w:sz="4" w:space="0" w:color="000000" w:themeColor="text1"/>
+        <w:right w:val="single" w:sz="4" w:space="0" w:color="000000" w:themeColor="text1"/>
+        <w:insideH w:val="single" w:sz="4" w:space="0" w:color="FFFFFF" w:themeColor="background1"/>
+        <w:insideV w:val="single" w:sz="4" w:space="0" w:color="FFFFFF" w:themeColor="background1"/>
       </w:tblBorders>
     </w:tblPr>
     <w:tcPr>
@@ -13612,7 +13701,7 @@
         <w:tcBorders>
           <w:top w:val="nil"/>
           <w:left w:val="nil"/>
-          <w:bottom w:val="single" w:color="C0504D" w:themeColor="accent2" w:sz="24" w:space="0"/>
+          <w:bottom w:val="single" w:sz="24" w:space="0" w:color="C0504D" w:themeColor="accent2"/>
           <w:right w:val="nil"/>
           <w:insideH w:val="nil"/>
           <w:insideV w:val="nil"/>
@@ -13629,7 +13718,7 @@
       <w:tblPr/>
       <w:tcPr>
         <w:tcBorders>
-          <w:top w:val="single" w:color="FFFFFF" w:themeColor="background1" w:sz="6" w:space="0"/>
+          <w:top w:val="single" w:sz="6" w:space="0" w:color="FFFFFF" w:themeColor="background1"/>
         </w:tcBorders>
         <w:shd w:val="clear" w:color="auto" w:fill="000000" w:themeFill="text1" w:themeFillShade="99"/>
       </w:tcPr>
@@ -13645,7 +13734,7 @@
           <w:left w:val="nil"/>
           <w:bottom w:val="nil"/>
           <w:right w:val="nil"/>
-          <w:insideH w:val="single" w:color="000000" w:themeColor="text1" w:themeShade="99" w:sz="4" w:space="0"/>
+          <w:insideH w:val="single" w:sz="4" w:space="0" w:color="000000" w:themeColor="text1" w:themeShade="99"/>
           <w:insideV w:val="nil"/>
         </w:tcBorders>
         <w:shd w:val="clear" w:color="auto" w:fill="000000" w:themeFill="text1" w:themeFillShade="99"/>
@@ -13706,12 +13795,12 @@
       <w:tblStyleRowBandSize w:val="1"/>
       <w:tblStyleColBandSize w:val="1"/>
       <w:tblBorders>
-        <w:top w:val="single" w:color="C0504D" w:themeColor="accent2" w:sz="24" w:space="0"/>
-        <w:left w:val="single" w:color="4F81BD" w:themeColor="accent1" w:sz="4" w:space="0"/>
-        <w:bottom w:val="single" w:color="4F81BD" w:themeColor="accent1" w:sz="4" w:space="0"/>
-        <w:right w:val="single" w:color="4F81BD" w:themeColor="accent1" w:sz="4" w:space="0"/>
-        <w:insideH w:val="single" w:color="FFFFFF" w:themeColor="background1" w:sz="4" w:space="0"/>
-        <w:insideV w:val="single" w:color="FFFFFF" w:themeColor="background1" w:sz="4" w:space="0"/>
+        <w:top w:val="single" w:sz="24" w:space="0" w:color="C0504D" w:themeColor="accent2"/>
+        <w:left w:val="single" w:sz="4" w:space="0" w:color="4F81BD" w:themeColor="accent1"/>
+        <w:bottom w:val="single" w:sz="4" w:space="0" w:color="4F81BD" w:themeColor="accent1"/>
+        <w:right w:val="single" w:sz="4" w:space="0" w:color="4F81BD" w:themeColor="accent1"/>
+        <w:insideH w:val="single" w:sz="4" w:space="0" w:color="FFFFFF" w:themeColor="background1"/>
+        <w:insideV w:val="single" w:sz="4" w:space="0" w:color="FFFFFF" w:themeColor="background1"/>
       </w:tblBorders>
     </w:tblPr>
     <w:tcPr>
@@ -13727,7 +13816,7 @@
         <w:tcBorders>
           <w:top w:val="nil"/>
           <w:left w:val="nil"/>
-          <w:bottom w:val="single" w:color="C0504D" w:themeColor="accent2" w:sz="24" w:space="0"/>
+          <w:bottom w:val="single" w:sz="24" w:space="0" w:color="C0504D" w:themeColor="accent2"/>
           <w:right w:val="nil"/>
           <w:insideH w:val="nil"/>
           <w:insideV w:val="nil"/>
@@ -13744,7 +13833,7 @@
       <w:tblPr/>
       <w:tcPr>
         <w:tcBorders>
-          <w:top w:val="single" w:color="FFFFFF" w:themeColor="background1" w:sz="6" w:space="0"/>
+          <w:top w:val="single" w:sz="6" w:space="0" w:color="FFFFFF" w:themeColor="background1"/>
         </w:tcBorders>
         <w:shd w:val="clear" w:color="auto" w:fill="2C4C74" w:themeFill="accent1" w:themeFillShade="99"/>
       </w:tcPr>
@@ -13760,7 +13849,7 @@
           <w:left w:val="nil"/>
           <w:bottom w:val="nil"/>
           <w:right w:val="nil"/>
-          <w:insideH w:val="single" w:color="2C4C74" w:themeColor="accent1" w:themeShade="99" w:sz="4" w:space="0"/>
+          <w:insideH w:val="single" w:sz="4" w:space="0" w:color="2C4C74" w:themeColor="accent1" w:themeShade="99"/>
           <w:insideV w:val="nil"/>
         </w:tcBorders>
         <w:shd w:val="clear" w:color="auto" w:fill="2C4C74" w:themeFill="accent1" w:themeFillShade="99"/>
@@ -13821,12 +13910,12 @@
       <w:tblStyleRowBandSize w:val="1"/>
       <w:tblStyleColBandSize w:val="1"/>
       <w:tblBorders>
-        <w:top w:val="single" w:color="C0504D" w:themeColor="accent2" w:sz="24" w:space="0"/>
-        <w:left w:val="single" w:color="C0504D" w:themeColor="accent2" w:sz="4" w:space="0"/>
-        <w:bottom w:val="single" w:color="C0504D" w:themeColor="accent2" w:sz="4" w:space="0"/>
-        <w:right w:val="single" w:color="C0504D" w:themeColor="accent2" w:sz="4" w:space="0"/>
-        <w:insideH w:val="single" w:color="FFFFFF" w:themeColor="background1" w:sz="4" w:space="0"/>
-        <w:insideV w:val="single" w:color="FFFFFF" w:themeColor="background1" w:sz="4" w:space="0"/>
+        <w:top w:val="single" w:sz="24" w:space="0" w:color="C0504D" w:themeColor="accent2"/>
+        <w:left w:val="single" w:sz="4" w:space="0" w:color="C0504D" w:themeColor="accent2"/>
+        <w:bottom w:val="single" w:sz="4" w:space="0" w:color="C0504D" w:themeColor="accent2"/>
+        <w:right w:val="single" w:sz="4" w:space="0" w:color="C0504D" w:themeColor="accent2"/>
+        <w:insideH w:val="single" w:sz="4" w:space="0" w:color="FFFFFF" w:themeColor="background1"/>
+        <w:insideV w:val="single" w:sz="4" w:space="0" w:color="FFFFFF" w:themeColor="background1"/>
       </w:tblBorders>
     </w:tblPr>
     <w:tcPr>
@@ -13842,7 +13931,7 @@
         <w:tcBorders>
           <w:top w:val="nil"/>
           <w:left w:val="nil"/>
-          <w:bottom w:val="single" w:color="C0504D" w:themeColor="accent2" w:sz="24" w:space="0"/>
+          <w:bottom w:val="single" w:sz="24" w:space="0" w:color="C0504D" w:themeColor="accent2"/>
           <w:right w:val="nil"/>
           <w:insideH w:val="nil"/>
           <w:insideV w:val="nil"/>
@@ -13859,7 +13948,7 @@
       <w:tblPr/>
       <w:tcPr>
         <w:tcBorders>
-          <w:top w:val="single" w:color="FFFFFF" w:themeColor="background1" w:sz="6" w:space="0"/>
+          <w:top w:val="single" w:sz="6" w:space="0" w:color="FFFFFF" w:themeColor="background1"/>
         </w:tcBorders>
         <w:shd w:val="clear" w:color="auto" w:fill="772C2A" w:themeFill="accent2" w:themeFillShade="99"/>
       </w:tcPr>
@@ -13875,7 +13964,7 @@
           <w:left w:val="nil"/>
           <w:bottom w:val="nil"/>
           <w:right w:val="nil"/>
-          <w:insideH w:val="single" w:color="772C2A" w:themeColor="accent2" w:themeShade="99" w:sz="4" w:space="0"/>
+          <w:insideH w:val="single" w:sz="4" w:space="0" w:color="772C2A" w:themeColor="accent2" w:themeShade="99"/>
           <w:insideV w:val="nil"/>
         </w:tcBorders>
         <w:shd w:val="clear" w:color="auto" w:fill="772C2A" w:themeFill="accent2" w:themeFillShade="99"/>
@@ -13936,12 +14025,12 @@
       <w:tblStyleRowBandSize w:val="1"/>
       <w:tblStyleColBandSize w:val="1"/>
       <w:tblBorders>
-        <w:top w:val="single" w:color="8064A2" w:themeColor="accent4" w:sz="24" w:space="0"/>
-        <w:left w:val="single" w:color="9BBB59" w:themeColor="accent3" w:sz="4" w:space="0"/>
-        <w:bottom w:val="single" w:color="9BBB59" w:themeColor="accent3" w:sz="4" w:space="0"/>
-        <w:right w:val="single" w:color="9BBB59" w:themeColor="accent3" w:sz="4" w:space="0"/>
-        <w:insideH w:val="single" w:color="FFFFFF" w:themeColor="background1" w:sz="4" w:space="0"/>
-        <w:insideV w:val="single" w:color="FFFFFF" w:themeColor="background1" w:sz="4" w:space="0"/>
+        <w:top w:val="single" w:sz="24" w:space="0" w:color="8064A2" w:themeColor="accent4"/>
+        <w:left w:val="single" w:sz="4" w:space="0" w:color="9BBB59" w:themeColor="accent3"/>
+        <w:bottom w:val="single" w:sz="4" w:space="0" w:color="9BBB59" w:themeColor="accent3"/>
+        <w:right w:val="single" w:sz="4" w:space="0" w:color="9BBB59" w:themeColor="accent3"/>
+        <w:insideH w:val="single" w:sz="4" w:space="0" w:color="FFFFFF" w:themeColor="background1"/>
+        <w:insideV w:val="single" w:sz="4" w:space="0" w:color="FFFFFF" w:themeColor="background1"/>
       </w:tblBorders>
     </w:tblPr>
     <w:tcPr>
@@ -13957,7 +14046,7 @@
         <w:tcBorders>
           <w:top w:val="nil"/>
           <w:left w:val="nil"/>
-          <w:bottom w:val="single" w:color="8064A2" w:themeColor="accent4" w:sz="24" w:space="0"/>
+          <w:bottom w:val="single" w:sz="24" w:space="0" w:color="8064A2" w:themeColor="accent4"/>
           <w:right w:val="nil"/>
           <w:insideH w:val="nil"/>
           <w:insideV w:val="nil"/>
@@ -13974,7 +14063,7 @@
       <w:tblPr/>
       <w:tcPr>
         <w:tcBorders>
-          <w:top w:val="single" w:color="FFFFFF" w:themeColor="background1" w:sz="6" w:space="0"/>
+          <w:top w:val="single" w:sz="6" w:space="0" w:color="FFFFFF" w:themeColor="background1"/>
         </w:tcBorders>
         <w:shd w:val="clear" w:color="auto" w:fill="5E7530" w:themeFill="accent3" w:themeFillShade="99"/>
       </w:tcPr>
@@ -13990,7 +14079,7 @@
           <w:left w:val="nil"/>
           <w:bottom w:val="nil"/>
           <w:right w:val="nil"/>
-          <w:insideH w:val="single" w:color="5E7530" w:themeColor="accent3" w:themeShade="99" w:sz="4" w:space="0"/>
+          <w:insideH w:val="single" w:sz="4" w:space="0" w:color="5E7530" w:themeColor="accent3" w:themeShade="99"/>
           <w:insideV w:val="nil"/>
         </w:tcBorders>
         <w:shd w:val="clear" w:color="auto" w:fill="5E7530" w:themeFill="accent3" w:themeFillShade="99"/>
@@ -14041,12 +14130,12 @@
       <w:tblStyleRowBandSize w:val="1"/>
       <w:tblStyleColBandSize w:val="1"/>
       <w:tblBorders>
-        <w:top w:val="single" w:color="9BBB59" w:themeColor="accent3" w:sz="24" w:space="0"/>
-        <w:left w:val="single" w:color="8064A2" w:themeColor="accent4" w:sz="4" w:space="0"/>
-        <w:bottom w:val="single" w:color="8064A2" w:themeColor="accent4" w:sz="4" w:space="0"/>
-        <w:right w:val="single" w:color="8064A2" w:themeColor="accent4" w:sz="4" w:space="0"/>
-        <w:insideH w:val="single" w:color="FFFFFF" w:themeColor="background1" w:sz="4" w:space="0"/>
-        <w:insideV w:val="single" w:color="FFFFFF" w:themeColor="background1" w:sz="4" w:space="0"/>
+        <w:top w:val="single" w:sz="24" w:space="0" w:color="9BBB59" w:themeColor="accent3"/>
+        <w:left w:val="single" w:sz="4" w:space="0" w:color="8064A2" w:themeColor="accent4"/>
+        <w:bottom w:val="single" w:sz="4" w:space="0" w:color="8064A2" w:themeColor="accent4"/>
+        <w:right w:val="single" w:sz="4" w:space="0" w:color="8064A2" w:themeColor="accent4"/>
+        <w:insideH w:val="single" w:sz="4" w:space="0" w:color="FFFFFF" w:themeColor="background1"/>
+        <w:insideV w:val="single" w:sz="4" w:space="0" w:color="FFFFFF" w:themeColor="background1"/>
       </w:tblBorders>
     </w:tblPr>
     <w:tcPr>
@@ -14062,7 +14151,7 @@
         <w:tcBorders>
           <w:top w:val="nil"/>
           <w:left w:val="nil"/>
-          <w:bottom w:val="single" w:color="9BBB59" w:themeColor="accent3" w:sz="24" w:space="0"/>
+          <w:bottom w:val="single" w:sz="24" w:space="0" w:color="9BBB59" w:themeColor="accent3"/>
           <w:right w:val="nil"/>
           <w:insideH w:val="nil"/>
           <w:insideV w:val="nil"/>
@@ -14079,7 +14168,7 @@
       <w:tblPr/>
       <w:tcPr>
         <w:tcBorders>
-          <w:top w:val="single" w:color="FFFFFF" w:themeColor="background1" w:sz="6" w:space="0"/>
+          <w:top w:val="single" w:sz="6" w:space="0" w:color="FFFFFF" w:themeColor="background1"/>
         </w:tcBorders>
         <w:shd w:val="clear" w:color="auto" w:fill="4C3B62" w:themeFill="accent4" w:themeFillShade="99"/>
       </w:tcPr>
@@ -14095,7 +14184,7 @@
           <w:left w:val="nil"/>
           <w:bottom w:val="nil"/>
           <w:right w:val="nil"/>
-          <w:insideH w:val="single" w:color="4C3B62" w:themeColor="accent4" w:themeShade="99" w:sz="4" w:space="0"/>
+          <w:insideH w:val="single" w:sz="4" w:space="0" w:color="4C3B62" w:themeColor="accent4" w:themeShade="99"/>
           <w:insideV w:val="nil"/>
         </w:tcBorders>
         <w:shd w:val="clear" w:color="auto" w:fill="4C3B62" w:themeFill="accent4" w:themeFillShade="99"/>
@@ -14156,12 +14245,12 @@
       <w:tblStyleRowBandSize w:val="1"/>
       <w:tblStyleColBandSize w:val="1"/>
       <w:tblBorders>
-        <w:top w:val="single" w:color="F79646" w:themeColor="accent6" w:sz="24" w:space="0"/>
-        <w:left w:val="single" w:color="4BACC6" w:themeColor="accent5" w:sz="4" w:space="0"/>
-        <w:bottom w:val="single" w:color="4BACC6" w:themeColor="accent5" w:sz="4" w:space="0"/>
-        <w:right w:val="single" w:color="4BACC6" w:themeColor="accent5" w:sz="4" w:space="0"/>
-        <w:insideH w:val="single" w:color="FFFFFF" w:themeColor="background1" w:sz="4" w:space="0"/>
-        <w:insideV w:val="single" w:color="FFFFFF" w:themeColor="background1" w:sz="4" w:space="0"/>
+        <w:top w:val="single" w:sz="24" w:space="0" w:color="F79646" w:themeColor="accent6"/>
+        <w:left w:val="single" w:sz="4" w:space="0" w:color="4BACC6" w:themeColor="accent5"/>
+        <w:bottom w:val="single" w:sz="4" w:space="0" w:color="4BACC6" w:themeColor="accent5"/>
+        <w:right w:val="single" w:sz="4" w:space="0" w:color="4BACC6" w:themeColor="accent5"/>
+        <w:insideH w:val="single" w:sz="4" w:space="0" w:color="FFFFFF" w:themeColor="background1"/>
+        <w:insideV w:val="single" w:sz="4" w:space="0" w:color="FFFFFF" w:themeColor="background1"/>
       </w:tblBorders>
     </w:tblPr>
     <w:tcPr>
@@ -14177,7 +14266,7 @@
         <w:tcBorders>
           <w:top w:val="nil"/>
           <w:left w:val="nil"/>
-          <w:bottom w:val="single" w:color="F79646" w:themeColor="accent6" w:sz="24" w:space="0"/>
+          <w:bottom w:val="single" w:sz="24" w:space="0" w:color="F79646" w:themeColor="accent6"/>
           <w:right w:val="nil"/>
           <w:insideH w:val="nil"/>
           <w:insideV w:val="nil"/>
@@ -14194,7 +14283,7 @@
       <w:tblPr/>
       <w:tcPr>
         <w:tcBorders>
-          <w:top w:val="single" w:color="FFFFFF" w:themeColor="background1" w:sz="6" w:space="0"/>
+          <w:top w:val="single" w:sz="6" w:space="0" w:color="FFFFFF" w:themeColor="background1"/>
         </w:tcBorders>
         <w:shd w:val="clear" w:color="auto" w:fill="276A7C" w:themeFill="accent5" w:themeFillShade="99"/>
       </w:tcPr>
@@ -14210,7 +14299,7 @@
           <w:left w:val="nil"/>
           <w:bottom w:val="nil"/>
           <w:right w:val="nil"/>
-          <w:insideH w:val="single" w:color="276A7C" w:themeColor="accent5" w:themeShade="99" w:sz="4" w:space="0"/>
+          <w:insideH w:val="single" w:sz="4" w:space="0" w:color="276A7C" w:themeColor="accent5" w:themeShade="99"/>
           <w:insideV w:val="nil"/>
         </w:tcBorders>
         <w:shd w:val="clear" w:color="auto" w:fill="276A7C" w:themeFill="accent5" w:themeFillShade="99"/>
@@ -14271,12 +14360,12 @@
       <w:tblStyleRowBandSize w:val="1"/>
       <w:tblStyleColBandSize w:val="1"/>
       <w:tblBorders>
-        <w:top w:val="single" w:color="4BACC6" w:themeColor="accent5" w:sz="24" w:space="0"/>
-        <w:left w:val="single" w:color="F79646" w:themeColor="accent6" w:sz="4" w:space="0"/>
-        <w:bottom w:val="single" w:color="F79646" w:themeColor="accent6" w:sz="4" w:space="0"/>
-        <w:right w:val="single" w:color="F79646" w:themeColor="accent6" w:sz="4" w:space="0"/>
-        <w:insideH w:val="single" w:color="FFFFFF" w:themeColor="background1" w:sz="4" w:space="0"/>
-        <w:insideV w:val="single" w:color="FFFFFF" w:themeColor="background1" w:sz="4" w:space="0"/>
+        <w:top w:val="single" w:sz="24" w:space="0" w:color="4BACC6" w:themeColor="accent5"/>
+        <w:left w:val="single" w:sz="4" w:space="0" w:color="F79646" w:themeColor="accent6"/>
+        <w:bottom w:val="single" w:sz="4" w:space="0" w:color="F79646" w:themeColor="accent6"/>
+        <w:right w:val="single" w:sz="4" w:space="0" w:color="F79646" w:themeColor="accent6"/>
+        <w:insideH w:val="single" w:sz="4" w:space="0" w:color="FFFFFF" w:themeColor="background1"/>
+        <w:insideV w:val="single" w:sz="4" w:space="0" w:color="FFFFFF" w:themeColor="background1"/>
       </w:tblBorders>
     </w:tblPr>
     <w:tcPr>
@@ -14292,7 +14381,7 @@
         <w:tcBorders>
           <w:top w:val="nil"/>
           <w:left w:val="nil"/>
-          <w:bottom w:val="single" w:color="4BACC6" w:themeColor="accent5" w:sz="24" w:space="0"/>
+          <w:bottom w:val="single" w:sz="24" w:space="0" w:color="4BACC6" w:themeColor="accent5"/>
           <w:right w:val="nil"/>
           <w:insideH w:val="nil"/>
           <w:insideV w:val="nil"/>
@@ -14309,7 +14398,7 @@
       <w:tblPr/>
       <w:tcPr>
         <w:tcBorders>
-          <w:top w:val="single" w:color="FFFFFF" w:themeColor="background1" w:sz="6" w:space="0"/>
+          <w:top w:val="single" w:sz="6" w:space="0" w:color="FFFFFF" w:themeColor="background1"/>
         </w:tcBorders>
         <w:shd w:val="clear" w:color="auto" w:fill="B65608" w:themeFill="accent6" w:themeFillShade="99"/>
       </w:tcPr>
@@ -14325,7 +14414,7 @@
           <w:left w:val="nil"/>
           <w:bottom w:val="nil"/>
           <w:right w:val="nil"/>
-          <w:insideH w:val="single" w:color="B65608" w:themeColor="accent6" w:themeShade="99" w:sz="4" w:space="0"/>
+          <w:insideH w:val="single" w:sz="4" w:space="0" w:color="B65608" w:themeColor="accent6" w:themeShade="99"/>
           <w:insideV w:val="nil"/>
         </w:tcBorders>
         <w:shd w:val="clear" w:color="auto" w:fill="B65608" w:themeFill="accent6" w:themeFillShade="99"/>
@@ -14398,7 +14487,7 @@
       <w:tblPr/>
       <w:tcPr>
         <w:tcBorders>
-          <w:bottom w:val="single" w:color="FFFFFF" w:themeColor="background1" w:sz="12" w:space="0"/>
+          <w:bottom w:val="single" w:sz="12" w:space="0" w:color="FFFFFF" w:themeColor="background1"/>
         </w:tcBorders>
         <w:shd w:val="clear" w:color="auto" w:fill="9E3A38" w:themeFill="accent2" w:themeFillShade="CC"/>
       </w:tcPr>
@@ -14412,7 +14501,7 @@
       <w:tblPr/>
       <w:tcPr>
         <w:tcBorders>
-          <w:top w:val="single" w:color="000000" w:themeColor="text1" w:sz="12" w:space="0"/>
+          <w:top w:val="single" w:sz="12" w:space="0" w:color="000000" w:themeColor="text1"/>
         </w:tcBorders>
         <w:shd w:val="clear" w:color="auto" w:fill="FFFFFF" w:themeFill="background1"/>
       </w:tcPr>
@@ -14477,7 +14566,7 @@
       <w:tblPr/>
       <w:tcPr>
         <w:tcBorders>
-          <w:bottom w:val="single" w:color="FFFFFF" w:themeColor="background1" w:sz="12" w:space="0"/>
+          <w:bottom w:val="single" w:sz="12" w:space="0" w:color="FFFFFF" w:themeColor="background1"/>
         </w:tcBorders>
         <w:shd w:val="clear" w:color="auto" w:fill="9E3A38" w:themeFill="accent2" w:themeFillShade="CC"/>
       </w:tcPr>
@@ -14491,7 +14580,7 @@
       <w:tblPr/>
       <w:tcPr>
         <w:tcBorders>
-          <w:top w:val="single" w:color="000000" w:themeColor="text1" w:sz="12" w:space="0"/>
+          <w:top w:val="single" w:sz="12" w:space="0" w:color="000000" w:themeColor="text1"/>
         </w:tcBorders>
         <w:shd w:val="clear" w:color="auto" w:fill="FFFFFF" w:themeFill="background1"/>
       </w:tcPr>
@@ -14556,7 +14645,7 @@
       <w:tblPr/>
       <w:tcPr>
         <w:tcBorders>
-          <w:bottom w:val="single" w:color="FFFFFF" w:themeColor="background1" w:sz="12" w:space="0"/>
+          <w:bottom w:val="single" w:sz="12" w:space="0" w:color="FFFFFF" w:themeColor="background1"/>
         </w:tcBorders>
         <w:shd w:val="clear" w:color="auto" w:fill="9E3A38" w:themeFill="accent2" w:themeFillShade="CC"/>
       </w:tcPr>
@@ -14570,7 +14659,7 @@
       <w:tblPr/>
       <w:tcPr>
         <w:tcBorders>
-          <w:top w:val="single" w:color="000000" w:themeColor="text1" w:sz="12" w:space="0"/>
+          <w:top w:val="single" w:sz="12" w:space="0" w:color="000000" w:themeColor="text1"/>
         </w:tcBorders>
         <w:shd w:val="clear" w:color="auto" w:fill="FFFFFF" w:themeFill="background1"/>
       </w:tcPr>
@@ -14635,7 +14724,7 @@
       <w:tblPr/>
       <w:tcPr>
         <w:tcBorders>
-          <w:bottom w:val="single" w:color="FFFFFF" w:themeColor="background1" w:sz="12" w:space="0"/>
+          <w:bottom w:val="single" w:sz="12" w:space="0" w:color="FFFFFF" w:themeColor="background1"/>
         </w:tcBorders>
         <w:shd w:val="clear" w:color="auto" w:fill="664E82" w:themeFill="accent4" w:themeFillShade="CC"/>
       </w:tcPr>
@@ -14649,7 +14738,7 @@
       <w:tblPr/>
       <w:tcPr>
         <w:tcBorders>
-          <w:top w:val="single" w:color="000000" w:themeColor="text1" w:sz="12" w:space="0"/>
+          <w:top w:val="single" w:sz="12" w:space="0" w:color="000000" w:themeColor="text1"/>
         </w:tcBorders>
         <w:shd w:val="clear" w:color="auto" w:fill="FFFFFF" w:themeFill="background1"/>
       </w:tcPr>
@@ -14714,7 +14803,7 @@
       <w:tblPr/>
       <w:tcPr>
         <w:tcBorders>
-          <w:bottom w:val="single" w:color="FFFFFF" w:themeColor="background1" w:sz="12" w:space="0"/>
+          <w:bottom w:val="single" w:sz="12" w:space="0" w:color="FFFFFF" w:themeColor="background1"/>
         </w:tcBorders>
         <w:shd w:val="clear" w:color="auto" w:fill="7E9C40" w:themeFill="accent3" w:themeFillShade="CC"/>
       </w:tcPr>
@@ -14728,7 +14817,7 @@
       <w:tblPr/>
       <w:tcPr>
         <w:tcBorders>
-          <w:top w:val="single" w:color="000000" w:themeColor="text1" w:sz="12" w:space="0"/>
+          <w:top w:val="single" w:sz="12" w:space="0" w:color="000000" w:themeColor="text1"/>
         </w:tcBorders>
         <w:shd w:val="clear" w:color="auto" w:fill="FFFFFF" w:themeFill="background1"/>
       </w:tcPr>
@@ -14793,7 +14882,7 @@
       <w:tblPr/>
       <w:tcPr>
         <w:tcBorders>
-          <w:bottom w:val="single" w:color="FFFFFF" w:themeColor="background1" w:sz="12" w:space="0"/>
+          <w:bottom w:val="single" w:sz="12" w:space="0" w:color="FFFFFF" w:themeColor="background1"/>
         </w:tcBorders>
         <w:shd w:val="clear" w:color="auto" w:fill="F2730A" w:themeFill="accent6" w:themeFillShade="CC"/>
       </w:tcPr>
@@ -14807,7 +14896,7 @@
       <w:tblPr/>
       <w:tcPr>
         <w:tcBorders>
-          <w:top w:val="single" w:color="000000" w:themeColor="text1" w:sz="12" w:space="0"/>
+          <w:top w:val="single" w:sz="12" w:space="0" w:color="000000" w:themeColor="text1"/>
         </w:tcBorders>
         <w:shd w:val="clear" w:color="auto" w:fill="FFFFFF" w:themeFill="background1"/>
       </w:tcPr>
@@ -14872,7 +14961,7 @@
       <w:tblPr/>
       <w:tcPr>
         <w:tcBorders>
-          <w:bottom w:val="single" w:color="FFFFFF" w:themeColor="background1" w:sz="12" w:space="0"/>
+          <w:bottom w:val="single" w:sz="12" w:space="0" w:color="FFFFFF" w:themeColor="background1"/>
         </w:tcBorders>
         <w:shd w:val="clear" w:color="auto" w:fill="348DA5" w:themeFill="accent5" w:themeFillShade="CC"/>
       </w:tcPr>
@@ -14886,7 +14975,7 @@
       <w:tblPr/>
       <w:tcPr>
         <w:tcBorders>
-          <w:top w:val="single" w:color="000000" w:themeColor="text1" w:sz="12" w:space="0"/>
+          <w:top w:val="single" w:sz="12" w:space="0" w:color="000000" w:themeColor="text1"/>
         </w:tcBorders>
         <w:shd w:val="clear" w:color="auto" w:fill="FFFFFF" w:themeFill="background1"/>
       </w:tcPr>
@@ -14939,7 +15028,7 @@
       <w:tblStyleRowBandSize w:val="1"/>
       <w:tblStyleColBandSize w:val="1"/>
       <w:tblBorders>
-        <w:insideH w:val="single" w:color="FFFFFF" w:themeColor="background1" w:sz="4" w:space="0"/>
+        <w:insideH w:val="single" w:sz="4" w:space="0" w:color="FFFFFF" w:themeColor="background1"/>
       </w:tblBorders>
     </w:tblPr>
     <w:tcPr>
@@ -15012,7 +15101,7 @@
       <w:tblStyleRowBandSize w:val="1"/>
       <w:tblStyleColBandSize w:val="1"/>
       <w:tblBorders>
-        <w:insideH w:val="single" w:color="FFFFFF" w:themeColor="background1" w:sz="4" w:space="0"/>
+        <w:insideH w:val="single" w:sz="4" w:space="0" w:color="FFFFFF" w:themeColor="background1"/>
       </w:tblBorders>
     </w:tblPr>
     <w:tcPr>
@@ -15085,7 +15174,7 @@
       <w:tblStyleRowBandSize w:val="1"/>
       <w:tblStyleColBandSize w:val="1"/>
       <w:tblBorders>
-        <w:insideH w:val="single" w:color="FFFFFF" w:themeColor="background1" w:sz="4" w:space="0"/>
+        <w:insideH w:val="single" w:sz="4" w:space="0" w:color="FFFFFF" w:themeColor="background1"/>
       </w:tblBorders>
     </w:tblPr>
     <w:tcPr>
@@ -15158,7 +15247,7 @@
       <w:tblStyleRowBandSize w:val="1"/>
       <w:tblStyleColBandSize w:val="1"/>
       <w:tblBorders>
-        <w:insideH w:val="single" w:color="FFFFFF" w:themeColor="background1" w:sz="4" w:space="0"/>
+        <w:insideH w:val="single" w:sz="4" w:space="0" w:color="FFFFFF" w:themeColor="background1"/>
       </w:tblBorders>
     </w:tblPr>
     <w:tcPr>
@@ -15231,7 +15320,7 @@
       <w:tblStyleRowBandSize w:val="1"/>
       <w:tblStyleColBandSize w:val="1"/>
       <w:tblBorders>
-        <w:insideH w:val="single" w:color="FFFFFF" w:themeColor="background1" w:sz="4" w:space="0"/>
+        <w:insideH w:val="single" w:sz="4" w:space="0" w:color="FFFFFF" w:themeColor="background1"/>
       </w:tblBorders>
     </w:tblPr>
     <w:tcPr>
@@ -15304,7 +15393,7 @@
       <w:tblStyleRowBandSize w:val="1"/>
       <w:tblStyleColBandSize w:val="1"/>
       <w:tblBorders>
-        <w:insideH w:val="single" w:color="FFFFFF" w:themeColor="background1" w:sz="4" w:space="0"/>
+        <w:insideH w:val="single" w:sz="4" w:space="0" w:color="FFFFFF" w:themeColor="background1"/>
       </w:tblBorders>
     </w:tblPr>
     <w:tcPr>
@@ -15377,7 +15466,7 @@
       <w:tblStyleRowBandSize w:val="1"/>
       <w:tblStyleColBandSize w:val="1"/>
       <w:tblBorders>
-        <w:insideH w:val="single" w:color="FFFFFF" w:themeColor="background1" w:sz="4" w:space="0"/>
+        <w:insideH w:val="single" w:sz="4" w:space="0" w:color="FFFFFF" w:themeColor="background1"/>
       </w:tblBorders>
     </w:tblPr>
     <w:tcPr>

--- a/paper/AI4S论文-MLP多层介质薄膜光谱预测与辅助设计.docx
+++ b/paper/AI4S论文-MLP多层介质薄膜光谱预测与辅助设计.docx
@@ -3394,7 +3394,7 @@
             <w:u w:val="single"/>
             <w:sz w:val="19"/>
           </w:rPr>
-          <w:t xml:space="preserve">https://github.com/USERNAME/REPOSITORY</w:t>
+          <w:t xml:space="preserve">https://github.com/Amao0333/ai4s-mlp-thinfilm</w:t>
         </w:r>
       </w:hyperlink>
     </w:p>

--- a/paper/AI4S论文-MLP多层介质薄膜光谱预测与辅助设计.docx
+++ b/paper/AI4S论文-MLP多层介质薄膜光谱预测与辅助设计.docx
@@ -88,7 +88,7 @@
         <w:rPr>
           <w:sz w:val="20"/>
         </w:rPr>
-        <w:t>多层介质薄膜的反射光谱由各层厚度经干涉效应决定，正向计算依赖传输矩阵法（TMM），评估大量候选时代价不可忽略。以 Air/H/L/H/L/Glass 四层膜为对象，用 TMM 生成 5000 组膜厚—光谱数据并训练 MLP 代理模型。测试集平均绝对误差 0.00638，R² = 0.9977；误差随训练样本数按 N^(−1.031) 幂律下降且边际收益递减，主因是膜厚空间的局部采样稀疏（r = 0.370）而非波长采样。10000 组候选中，MLP 排序与 TMM 真值的相关系数为 0.9983；所选设计经 TMM 复核达四分之一波长上限 0.6589 的 99.8%。代理模型可快速压缩候选规模，最终须由 TMM 复核。</w:t>
+        <w:t>多层介质薄膜的反射光谱由各层厚度经干涉效应决定，正向计算依赖传输矩阵法（TMM），评估大量候选时代价不可忽略。以 Air/H/L/H/L/Glass 四层膜为对象，用 TMM 生成 5000 组膜厚—光谱数据并训练 MLP 代理模型。测试集平均绝对误差 0.00638，R² = 0.9977；误差随训练样本数按 N^(−1.031) 幂律下降且边际收益递减；容量对照表明网络容量与膜厚空间的局部采样稀疏（r = 0.370）共同限制精度，而非波长采样。10000 组候选中，MLP 排序与 TMM 真值的相关系数为 0.9983；所选设计经 TMM 复核达四分之一波长上限 0.6589 的 99.8%。代理模型可快速压缩候选规模，最终须由 TMM 复核。</w:t>
       </w:r>
     </w:p>
     <w:p>
@@ -2197,7 +2197,7 @@
         <w:rPr>
           <w:sz w:val="20"/>
         </w:rPr>
-        <w:t>用 design_seed 生成 10000 组候选膜厚，MLP 预测并按 λ_target 处的反射率排序，再对全部候选做 TMM 复核（图 7b）：MLP 预测值与真值在目标波长处的 Spearman 相关系数为 0.9983，Pearson 相关系数 0.9984；MLP 排序的 Top10 中有 60% 落在 TMM 排序的 Top10 内，Top5 召回率 80%；MLP 排名第 1 的候选恰好也是全批 10000 组中 TMM 真值最高的结构，真值 R(480 nm) = 0.6579，处于候选池的 99.99 分位。</w:t>
+        <w:t>用 design_seed 生成 10000 组候选膜厚，MLP 预测并按 λ_target 处的反射率排序，再对全部候选做 TMM 复核（图 7b）：MLP 预测值与真值在目标波长处的 Spearman 相关系数为 0.9983，Pearson 相关系数 0.9984；MLP 排序的 Top10 中有 60% 落在 TMM 排序的 Top10 内，Top5 召回率 80%；MLP 排名第 1 的候选恰好也是全批 10000 组中 TMM 真值最高的结构，真值 R(480 nm) = 0.6579，处于候选池的 99.99 分位。作为对照，若完全不用代理模型、从同一候选池随机抽取同样 10 组（独立重复 10⁵ 次），其最优者 R 的均值为 0.5702、99 分位为 0.6519；MLP 所选高出随机均值 0.0876，随机取片超过它的概率仅 0.12%，说明增益来自代理模型本身而非候选池的先天质量。</w:t>
       </w:r>
     </w:p>
     <w:p>
@@ -2355,7 +2355,7 @@
         <w:rPr>
           <w:sz w:val="20"/>
         </w:rPr>
-        <w:t>第一，波长采样不足可以直接排除：干涉条纹间距的中位数为 180 nm、最小 120 nm，按 Nyquist 判据只需 ≤ 60 nm，而本文用 10 nm，冗余 6 倍。第二，光谱陡峭度与膜厚灵敏度均只有弱相关或不显著：逐样本 MSE 与相邻波长平均变化幅度的相关系数为 0.207（r² = 0.043），与总光学厚度为 0.148，与差分法估计的 |∂R/∂d|为 -0.078（不显著）。第三，局部采样密度相关性最强：测试样本到训练集的第 10 近邻距离与逐样本 MSE 的相关系数为 0.370（r² = 0.137），最稀疏组的平均 MSE 比最密集组高 48%（图 8b）。可见误差的主导来源是训练样本在膜厚空间中的局部稀疏。</w:t>
+        <w:t>第一，波长采样不足可以直接排除：干涉条纹间距的中位数为 180 nm、最小 120 nm，按 Nyquist 判据只需 ≤ 60 nm，而本文用 10 nm，冗余 6 倍。第二，光谱陡峭度与膜厚灵敏度均只有弱相关或不显著：逐样本 MSE 与相邻波长平均变化幅度的相关系数为 0.207（r² = 0.043），与总光学厚度为 0.148，与差分法估计的 |∂R/∂d|为 -0.078（不显著）。第三，局部采样密度相关性最强：测试样本到训练集的第 10 近邻距离与逐样本 MSE 的相关系数为 0.370（r² = 0.137），最稀疏组的平均 MSE 比最密集组高 48%（图 8b）。但采样密度只解释了 0.137 的方差，故还需检验网络容量：在与基准完全相同的训练数据与超参数下，把参数量从 2.8×10⁴ 降到 2.4×10³，测试 MSE 升至基准的 9.1 倍；增至 1.1×10⁵，则再降 58%（R² = 0.9991）。可见容量不足会系统性抬高误差，容量充足时膜厚空间的局部采样稀疏才成为主导因素。</w:t>
       </w:r>
     </w:p>
     <w:p>
@@ -3246,7 +3246,7 @@
         <w:rPr>
           <w:sz w:val="20"/>
         </w:rPr>
-        <w:t>MLP 对"膜厚—光谱"映射的学习效果总体良好：测试集 R² = 0.9977，目标波长处相关系数达 0.9984。失败样本的归因表明，限制精度的不是光谱的高频成分（10 nm 采样对最小条纹间距仍有约 6 倍冗余），而是训练样本在四维膜厚空间中的局部稀疏：第 10 近邻距离与误差的相关系数为 0.370，最稀疏组误差比最密集组高 48%。这有直接的可操作性：与其扩大均匀样本量，不如在误差较大的区域补充样本。</w:t>
+        <w:t>MLP 对"膜厚—光谱"映射的学习效果总体良好：测试集 R² = 0.9977，目标波长处相关系数达 0.9984。失败样本的归因表明，限制精度的不是光谱的高频成分（10 nm 采样对最小条纹间距仍有约 6 倍冗余），而是训练样本在四维膜厚空间中的局部稀疏与网络容量：第 10 近邻距离与误差的相关系数为 0.370，最稀疏组误差比最密集组高 48%；在相同训练预算下把参数量增至 1.1×10⁵，测试 MSE 再降 58%。这有直接的可操作性：既可在误差较大的区域补充样本，适度增大网络容量也仍有收益。</w:t>
       </w:r>
     </w:p>
     <w:p>
@@ -3309,7 +3309,7 @@
         <w:rPr>
           <w:sz w:val="20"/>
         </w:rPr>
-        <w:t>，说明在给定采样间隔与网络容量下，继续增加均匀随机样本的收益有限。需说明的是，该拟合仅基于 4 个数据量水平、每个水平 3 个种子，α 应视为趋势性估计。</w:t>
+        <w:t>，说明在固定网络容量下继续增加均匀随机样本的收益有限；而容量本身是可调自由度，前节的容量对照表明它在当前规模下仍有可观收益。需说明的是，该拟合仅基于 4 个数据量水平、每个水平 3 个种子，全部在固定容量下完成，α 应视为固定容量下的趋势性估计。</w:t>
       </w:r>
     </w:p>
     <w:p>
@@ -3335,7 +3335,7 @@
         <w:rPr>
           <w:sz w:val="20"/>
         </w:rPr>
-        <w:t>本研究有四点局限。第一，误差仍有约 86% 的方差未被所考察特征解释，说明除采样密度外还有其他因素（如网络容量与优化随机性）。第二，局部加密实验中的加密样本与高反射测试集取自同一分布（σ 相同、种子不同、无重叠），故它证明的是"数据分布与目标区域匹配"的收益，而非跨分布泛化能力。第三，本文采用固定折射率、无吸收、正入射的简化模型，实际膜系还需考虑色散、吸收与角度依赖。第四，公差分析显示整体厚度偏差 ±1% 时目标波长反射率仅降 0.0010，逐层 σ = 2 nm 时平均降 0.0018、最差降 0.0158，说明设计对制造误差总体不敏感，但极端误差仍会削弱性能。</w:t>
+        <w:t>本研究有四点局限。第一，采样密度只解释了误差方差的 0.137；容量对照已确认容量是其中一项重要因素，其余来源（如优化随机性、谱形复杂度）尚未定位。第二，局部加密实验中的加密样本与高反射测试集取自同一分布（σ 相同、种子不同、无重叠），故它证明的是"数据分布与目标区域匹配"的收益，而非跨分布泛化能力。第三，本文采用固定折射率、无吸收、正入射的简化模型，实际膜系还需考虑色散、吸收与角度依赖。第四，公差分析显示整体厚度偏差 ±1% 时目标波长反射率仅降 0.0010，逐层 σ = 2 nm 时平均降 0.0018、最差降 0.0158，说明设计对制造误差总体不敏感，但极端误差仍会削弱性能。</w:t>
       </w:r>
     </w:p>
     <w:p>

--- a/paper/AI4S论文-MLP多层介质薄膜光谱预测与辅助设计.docx
+++ b/paper/AI4S论文-MLP多层介质薄膜光谱预测与辅助设计.docx
@@ -88,7 +88,7 @@
         <w:rPr>
           <w:sz w:val="20"/>
         </w:rPr>
-        <w:t>多层介质薄膜的反射光谱由各层厚度经干涉效应决定，正向计算依赖传输矩阵法（TMM），评估大量候选时代价不可忽略。以 Air/H/L/H/L/Glass 四层膜为对象，用 TMM 生成 5000 组膜厚—光谱数据并训练 MLP 代理模型。测试集平均绝对误差 0.00638，R² = 0.9977；误差随训练样本数按 N^(−1.031) 幂律下降且边际收益递减；容量对照表明网络容量与膜厚空间的局部采样稀疏（r = 0.370）共同限制精度，而非波长采样。10000 组候选中，MLP 排序与 TMM 真值的相关系数为 0.9983；所选设计经 TMM 复核达四分之一波长上限 0.6589 的 99.8%。代理模型可快速压缩候选规模，最终须由 TMM 复核。</w:t>
+        <w:t>多层介质薄膜的反射光谱由各层厚度经干涉效应决定，正向计算依赖传输矩阵法（TMM），评估大量候选时代价不可忽略。以 Air/H/L/H/L/Glass 四层膜为对象，用 TMM 生成 5000 组膜厚—光谱数据并训练 MLP 代理模型。测试集平均绝对误差 0.00638，R² = 0.9977；误差随训练样本数按 N^(−1.031) 幂律下降且边际收益递减，该指数本身随网络容量在 0.43–1.38 间变化；容量与膜厚空间的局部采样稀疏（r = 0.370）共同限制精度，而非波长采样。10000 组候选中，MLP 排序与 TMM 真值的相关系数为 0.9983；所选设计经 TMM 复核达四分之一波长上限 0.6589 的 99.8%。代理模型可快速压缩候选规模，最终须由 TMM 复核。</w:t>
       </w:r>
     </w:p>
     <w:p>
@@ -3229,11 +3229,11 @@
     </w:tbl>
     <w:p>
       <w:pPr>
-        <w:pStyle w:val="1"/>
-        <w:spacing w:before="120" w:after="40"/>
-      </w:pPr>
-      <w:r>
-        <w:t>4. 讨论</w:t>
+        <w:pStyle w:val="21"/>
+        <w:spacing w:before="100" w:after="20"/>
+      </w:pPr>
+      <w:r>
+        <w:t>3.5 误差瓶颈：容量与数据量的耦合</w:t>
       </w:r>
     </w:p>
     <w:p>
@@ -3246,7 +3246,7 @@
         <w:rPr>
           <w:sz w:val="20"/>
         </w:rPr>
-        <w:t>MLP 对"膜厚—光谱"映射的学习效果总体良好：测试集 R² = 0.9977，目标波长处相关系数达 0.9984。失败样本的归因表明，限制精度的不是光谱的高频成分（10 nm 采样对最小条纹间距仍有约 6 倍冗余），而是训练样本在四维膜厚空间中的局部稀疏与网络容量：第 10 近邻距离与误差的相关系数为 0.370，最稀疏组误差比最密集组高 48%；在相同训练预算下把参数量增至 1.1×10⁵，测试 MSE 再降 58%。这有直接的可操作性：既可在误差较大的区域补充样本，适度增大网络容量也仍有收益。</w:t>
+        <w:t>3.4 节表明局部采样密度只解释了误差方差的 0.137，容量是另一项因素，但两者并不独立。把 3 种容量与 4 种样本数放在同一网格上（共 12 个配置，除结构与样本数外设置完全一致；为与容量对照同口径，每个配置均用同一初始化种子单次训练），可以看到幂律指数 α 本身就依赖容量：小容量下α = 0.43，基准 0.98，大容量 1.38（图 9）。基准容量下的 α 与 3.2 节基于 3 个种子平均得到的 1.031 略有差异，属种子波动范围。因此"误差按 N^(−1.031) 下降"只是中等容量下的结论，并非普适规律。</w:t>
       </w:r>
     </w:p>
     <w:p>
@@ -3259,57 +3259,7 @@
         <w:rPr>
           <w:sz w:val="20"/>
         </w:rPr>
-        <w:t>数据量效应显示误差按 N^(−1.031) 下降且边际收益递减：从 500 组增至 1000 组的收益远大于从 2000 组增至 4000 组。这与泛化误差随训练集规模幂律下降的经验规律一致</w:t>
-      </w:r>
-      <w:r>
-        <w:rPr>
-          <w:sz w:val="20"/>
-          <w:vertAlign w:val="superscript"/>
-        </w:rPr>
-        <w:t>[</w:t>
-      </w:r>
-      <w:r>
-        <w:rPr>
-          <w:vertAlign w:val="superscript"/>
-        </w:rPr>
-        <w:fldChar w:fldCharType="begin"/>
-      </w:r>
-      <w:r>
-        <w:rPr>
-          <w:vertAlign w:val="superscript"/>
-        </w:rPr>
-        <w:instrText xml:space="preserve"> REF _Ref12 \h </w:instrText>
-      </w:r>
-      <w:r>
-        <w:rPr>
-          <w:vertAlign w:val="superscript"/>
-        </w:rPr>
-        <w:fldChar w:fldCharType="separate"/>
-      </w:r>
-      <w:r>
-        <w:rPr>
-          <w:vertAlign w:val="superscript"/>
-        </w:rPr>
-        <w:t>12</w:t>
-      </w:r>
-      <w:r>
-        <w:rPr>
-          <w:vertAlign w:val="superscript"/>
-        </w:rPr>
-        <w:fldChar w:fldCharType="end"/>
-      </w:r>
-      <w:r>
-        <w:rPr>
-          <w:sz w:val="20"/>
-          <w:vertAlign w:val="superscript"/>
-        </w:rPr>
-        <w:t>]</w:t>
-      </w:r>
-      <w:r>
-        <w:rPr>
-          <w:sz w:val="20"/>
-        </w:rPr>
-        <w:t>，说明在固定网络容量下继续增加均匀随机样本的收益有限；而容量本身是可调自由度，前节的容量对照表明它在当前规模下仍有可观收益。需说明的是，该拟合仅基于 4 个数据量水平、每个水平 3 个种子，全部在固定容量下完成，α 应视为固定容量下的趋势性估计。</w:t>
+        <w:t>容量与数据的互补性在两个端点上最清楚。样本只有 500 组时，大容量的测试 MSE（5.7×10⁻⁴）与基准（5.4×10⁻⁴）基本相同，容量优势无从体现；样本增至 4000 组后，大容量比基准低 58%。反过来，小容量模型的 α 明显偏低，说明它无法充分利用更多样本——此时继续增加数据，收益会被容量瓶颈吞掉。</w:t>
       </w:r>
     </w:p>
     <w:p>
@@ -3322,7 +3272,65 @@
         <w:rPr>
           <w:sz w:val="20"/>
         </w:rPr>
-        <w:t>代理模型的价值需要谨慎界定。在 10000 组候选、四层膜这一简单体系下，TMM 穷举仅需 0.42 s，而"MLP 预测全部候选 + TMM 复核 Top10"需 0.005 s，绝对耗时都很小；批量推理时 MLP 的单候选耗时约为 TMM 的 1/138，但单点调用因框架固定开销反而不占优势。按实测，候选规模需超过约 501 组，节省的时间才能收回训练成本。其真正价值在于前向计算昂贵（层数多、含色散与吸收、斜入射）或候选空间极大的场景。即便排名一致性很高，代理模型也无法分辨最优尾部：顶部 0.1% 候选的真值跨度（0.0069）小于其预测误差（0.00786）；把 λ_target 处权重提高 10 倍可将该处误差降至 0.00597，Top1 的身份仍不稳定。稳妥的分工是"代理模型压缩候选规模、TMM 最终裁决"。</w:t>
+        <w:t>由此得到明确的取舍依据：数据与容量必须匹配。在本体系下，若样本量在 4000 组量级，把容量提高到 10⁵ 是划算的；而若样本只有 500 组，加大容量几乎无效，应优先扩充样本。</w:t>
+      </w:r>
+    </w:p>
+    <w:p>
+      <w:pPr>
+        <w:keepNext w:val="0"/>
+        <w:keepLines/>
+        <w:spacing w:before="40" w:after="0"/>
+        <w:jc w:val="center"/>
+      </w:pPr>
+      <w:r>
+        <w:drawing>
+          <wp:inline xmlns:a="http://schemas.openxmlformats.org/drawingml/2006/main" xmlns:pic="http://schemas.openxmlformats.org/drawingml/2006/picture">
+            <wp:extent cx="4428744" cy="2194560"/>
+            <wp:docPr id="9" name="Picture 9"/>
+            <wp:cNvGraphicFramePr>
+              <a:graphicFrameLocks noChangeAspect="1"/>
+            </wp:cNvGraphicFramePr>
+            <a:graphic>
+              <a:graphicData uri="http://schemas.openxmlformats.org/drawingml/2006/picture">
+                <pic:pic>
+                  <pic:nvPicPr>
+                    <pic:cNvPr id="0" name="fig9_capacity.png"/>
+                    <pic:cNvPicPr/>
+                  </pic:nvPicPr>
+                  <pic:blipFill>
+                    <a:blip r:embed="rId23"/>
+                    <a:stretch>
+                      <a:fillRect/>
+                    </a:stretch>
+                  </pic:blipFill>
+                  <pic:spPr>
+                    <a:xfrm>
+                      <a:off x="0" y="0"/>
+                      <a:ext cx="4428744" cy="2194560"/>
+                    </a:xfrm>
+                    <a:prstGeom prst="rect"/>
+                  </pic:spPr>
+                </pic:pic>
+              </a:graphicData>
+            </a:graphic>
+          </wp:inline>
+        </w:drawing>
+      </w:r>
+      <w:r>
+        <w:br/>
+      </w:r>
+      <w:r>
+        <w:rPr>
+          <w:b/>
+          <w:sz w:val="17"/>
+        </w:rPr>
+        <w:t>图 9</w:t>
+      </w:r>
+      <w:r>
+        <w:rPr>
+          <w:sz w:val="17"/>
+        </w:rPr>
+        <w:t xml:space="preserve"> 网络容量与训练样本量的耦合：三种容量下测试 MSE 随样本量的变化（双对数坐标），</w:t>
       </w:r>
     </w:p>
     <w:p>
@@ -3335,7 +3343,7 @@
         <w:rPr>
           <w:sz w:val="20"/>
         </w:rPr>
-        <w:t>本研究有四点局限。第一，采样密度只解释了误差方差的 0.137；容量对照已确认容量是其中一项重要因素，其余来源（如优化随机性、谱形复杂度）尚未定位。第二，局部加密实验中的加密样本与高反射测试集取自同一分布（σ 相同、种子不同、无重叠），故它证明的是"数据分布与目标区域匹配"的收益，而非跨分布泛化能力。第三，本文采用固定折射率、无吸收、正入射的简化模型，实际膜系还需考虑色散、吸收与角度依赖。第四，公差分析显示整体厚度偏差 ±1% 时目标波长反射率仅降 0.0010，逐层 σ = 2 nm 时平均降 0.0018、最差降 0.0158，说明设计对制造误差总体不敏感，但极端误差仍会削弱性能。</w:t>
+        <w:t>括号内为各自的幂律指数 α，点线为 α = 1 的参考斜率。</w:t>
       </w:r>
     </w:p>
     <w:p>
@@ -3344,7 +3352,7 @@
         <w:spacing w:before="120" w:after="40"/>
       </w:pPr>
       <w:r>
-        <w:t>5. 结论</w:t>
+        <w:t>4. 讨论</w:t>
       </w:r>
     </w:p>
     <w:p>
@@ -3357,16 +3365,7 @@
         <w:rPr>
           <w:sz w:val="20"/>
         </w:rPr>
-        <w:t>本文用 TMM 数据训练 MLP 代理模型并用于目标波长设计。结果表明：MLP 能准确预测反射光谱（测试集 R² = 0.9977）；误差随训练样本数按 N^(−1.031) 幂律下降并呈边际收益递减；在 10000 组候选中其排序与 TMM 真值的相关系数达 0.9983，所选设计经 TMM 复核达理论上限的 99.8%。代理模型适合压缩候选规模，尾部名次仍需 TMM 裁决。</w:t>
-      </w:r>
-    </w:p>
-    <w:p>
-      <w:pPr>
-        <w:pStyle w:val="1"/>
-        <w:spacing w:before="120" w:after="40"/>
-      </w:pPr>
-      <w:r>
-        <w:t>数据与代码可用性</w:t>
+        <w:t>MLP 对"膜厚—光谱"映射的学习效果总体良好：测试集 R² = 0.9977，目标波长处相关系数达 0.9984。失败样本的归因表明，限制精度的不是光谱的高频成分（10 nm 采样对最小条纹间距仍有约 6 倍冗余），而是训练样本在四维膜厚空间中的局部稀疏与网络容量：第 10 近邻距离与误差的相关系数为 0.370，最稀疏组误差比最密集组高 48%；在相同训练预算下把参数量增至 1.1×10⁵，测试 MSE 再降 58%。这有直接的可操作性：既可在误差较大的区域补充样本，适度增大网络容量也仍有收益。</w:t>
       </w:r>
     </w:p>
     <w:p>
@@ -3379,15 +3378,135 @@
         <w:rPr>
           <w:sz w:val="20"/>
         </w:rPr>
-        <w:t>本研究所用数据由本文 TMM 代码生成。全部源代码、训练与筛选脚本、环境依赖及复现说明见仓库：</w:t>
+        <w:t>数据量效应显示误差按 N^(−1.031) 下降且边际收益递减：从 500 组增至 1000 组的收益远大于从 2000 组增至 4000 组。这与泛化误差随训练集规模幂律下降的经验规律一致</w:t>
+      </w:r>
+      <w:r>
+        <w:rPr>
+          <w:sz w:val="20"/>
+          <w:vertAlign w:val="superscript"/>
+        </w:rPr>
+        <w:t>[</w:t>
+      </w:r>
+      <w:r>
+        <w:rPr>
+          <w:vertAlign w:val="superscript"/>
+        </w:rPr>
+        <w:fldChar w:fldCharType="begin"/>
+      </w:r>
+      <w:r>
+        <w:rPr>
+          <w:vertAlign w:val="superscript"/>
+        </w:rPr>
+        <w:instrText xml:space="preserve"> REF _Ref12 \h </w:instrText>
+      </w:r>
+      <w:r>
+        <w:rPr>
+          <w:vertAlign w:val="superscript"/>
+        </w:rPr>
+        <w:fldChar w:fldCharType="separate"/>
+      </w:r>
+      <w:r>
+        <w:rPr>
+          <w:vertAlign w:val="superscript"/>
+        </w:rPr>
+        <w:t>12</w:t>
+      </w:r>
+      <w:r>
+        <w:rPr>
+          <w:vertAlign w:val="superscript"/>
+        </w:rPr>
+        <w:fldChar w:fldCharType="end"/>
+      </w:r>
+      <w:r>
+        <w:rPr>
+          <w:sz w:val="20"/>
+          <w:vertAlign w:val="superscript"/>
+        </w:rPr>
+        <w:t>]</w:t>
+      </w:r>
+      <w:r>
+        <w:rPr>
+          <w:sz w:val="20"/>
+        </w:rPr>
+        <w:t>，说明在固定网络容量下继续增加均匀随机样本的收益有限；而容量本身是可调自由度，前节的容量对照表明它在当前规模下仍有可观收益。需说明的是，该拟合仅基于 4 个数据量水平、每个水平 3 个种子，全部在固定容量下完成，α 应视为固定容量下的趋势性估计。3.5 节进一步表明，把容量提高一个量级可将该指数抬到 1.38，即容量与数据互为条件，单独讨论任一方都会失真。</w:t>
       </w:r>
     </w:p>
     <w:p>
       <w:pPr>
+        <w:spacing w:line="254" w:lineRule="auto" w:after="20"/>
+        <w:ind w:firstLine="400"/>
+        <w:jc w:val="both"/>
+      </w:pPr>
+      <w:r>
+        <w:rPr>
+          <w:sz w:val="20"/>
+        </w:rPr>
+        <w:t>代理模型的价值需要谨慎界定。在 10000 组候选、四层膜这一简单体系下，TMM 穷举仅需 0.27 s，而"MLP 预测全部候选 + TMM 复核 Top10"需 0.004 s，绝对耗时都很小；批量推理时 MLP 的单候选耗时约为 TMM 的 1/119，但单点调用因框架固定开销反而不占优势。按实测，要把训练开销赚回来需筛选约 9.6×10⁶ 个候选——在四层膜这一简单体系下，代理模型在经济上并不划算。其真正价值在于前向计算昂贵（层数多、含色散与吸收、斜入射）或候选空间极大的场景。即便排名一致性很高，代理模型也无法分辨最优尾部：顶部 0.1% 候选的真值跨度（0.0069）小于其预测误差（0.00786）；把 λ_target 处权重提高 10 倍可将该处误差降至 0.00597，Top1 的身份仍不稳定。稳妥的分工是"代理模型压缩候选规模、TMM 最终裁决"。</w:t>
+      </w:r>
+    </w:p>
+    <w:p>
+      <w:pPr>
+        <w:spacing w:line="254" w:lineRule="auto" w:after="20"/>
+        <w:ind w:firstLine="400"/>
+        <w:jc w:val="both"/>
+      </w:pPr>
+      <w:r>
+        <w:rPr>
+          <w:sz w:val="20"/>
+        </w:rPr>
+        <w:t>本研究有四点局限。第一，采样密度只解释了误差方差的 0.137；容量对照已确认容量是其中一项重要因素，其余来源（如优化随机性、谱形复杂度）尚未定位。第二，局部加密实验中的加密样本与高反射测试集取自同一分布（σ 相同、种子不同、无重叠），故它证明的是"数据分布与目标区域匹配"的收益，而非跨分布泛化能力。第三，本文采用固定折射率、无吸收、正入射的简化模型，实际膜系还需考虑色散、吸收与角度依赖。第四，公差分析显示整体厚度偏差 ±1% 时目标波长反射率仅降 0.0010，逐层 σ = 2 nm 时平均降 0.0018、最差降 0.0158，说明设计对制造误差总体不敏感，但极端误差仍会削弱性能。</w:t>
+      </w:r>
+    </w:p>
+    <w:p>
+      <w:pPr>
+        <w:pStyle w:val="1"/>
+        <w:spacing w:before="120" w:after="40"/>
+      </w:pPr>
+      <w:r>
+        <w:t>5. 结论</w:t>
+      </w:r>
+    </w:p>
+    <w:p>
+      <w:pPr>
+        <w:spacing w:line="254" w:lineRule="auto" w:after="20"/>
+        <w:ind w:firstLine="400"/>
+        <w:jc w:val="both"/>
+      </w:pPr>
+      <w:r>
+        <w:rPr>
+          <w:sz w:val="20"/>
+        </w:rPr>
+        <w:t>本文用 TMM 数据训练 MLP 代理模型并用于目标波长设计。结果表明：MLP 能准确预测反射光谱（测试集 R² = 0.9977）；误差随训练样本数按 N^(−1.031) 幂律下降并呈边际收益递减，且该指数随容量在 0.43–1.38 间变化；在 10000 组候选中其排序与 TMM 真值的相关系数达 0.9983，所选设计经 TMM 复核达理论上限的 99.8%。代理模型适合压缩候选规模，尾部名次仍需 TMM 裁决。</w:t>
+      </w:r>
+    </w:p>
+    <w:p>
+      <w:pPr>
+        <w:pStyle w:val="1"/>
+        <w:spacing w:before="120" w:after="40"/>
+      </w:pPr>
+      <w:r>
+        <w:t>数据与代码可用性</w:t>
+      </w:r>
+    </w:p>
+    <w:p>
+      <w:pPr>
+        <w:spacing w:line="254" w:lineRule="auto" w:after="20"/>
+        <w:ind w:firstLine="400"/>
+        <w:jc w:val="both"/>
+      </w:pPr>
+      <w:r>
+        <w:rPr>
+          <w:sz w:val="20"/>
+        </w:rPr>
+        <w:t>本研究所用数据由本文 TMM 代码生成。全部源代码、训练与筛选脚本、环境依赖及复现说明见仓库：</w:t>
+      </w:r>
+    </w:p>
+    <w:p>
+      <w:pPr>
         <w:spacing w:after="20"/>
         <w:jc w:val="left"/>
       </w:pPr>
-      <w:hyperlink r:id="rId23">
+      <w:hyperlink r:id="rId24">
         <w:r>
           <w:rPr>
             <w:color w:val="0563C1"/>

--- a/paper/AI4S论文-MLP多层介质薄膜光谱预测与辅助设计.docx
+++ b/paper/AI4S论文-MLP多层介质薄膜光谱预测与辅助设计.docx
@@ -3277,6 +3277,19 @@
     </w:p>
     <w:p>
       <w:pPr>
+        <w:spacing w:line="254" w:lineRule="auto" w:after="20"/>
+        <w:ind w:firstLine="400"/>
+        <w:jc w:val="both"/>
+      </w:pPr>
+      <w:r>
+        <w:rPr>
+          <w:sz w:val="20"/>
+        </w:rPr>
+        <w:t>容量带来的精度提升也会直接转化为筛选能力。用同一批 10000 组候选、同一套 TMM 真值，只把代理模型换成大容量版本，目标波长处的预测 MAE 由 0.00786 降到 0.00517，与真值的排序一致性由 0.9983 升到 0.9992，Top10 召回率从 60% 提高到 80%。对照 3.3 节的分辨率分析可以理解这一改善：基准模型的预测误差（0.00786）大于候选池顶部 0.1% 的真值跨度（0.0069），故尾部名次不可分辨；大容量模型把误差压到 0.00517 后已接近该跨度，筛选质量随之提升。分辨率极限并非固定常数，但突破它需要付出容量成本。</w:t>
+      </w:r>
+    </w:p>
+    <w:p>
+      <w:pPr>
         <w:keepNext w:val="0"/>
         <w:keepLines/>
         <w:spacing w:before="40" w:after="0"/>

--- a/paper/AI4S论文-MLP多层介质薄膜光谱预测与辅助设计.docx
+++ b/paper/AI4S论文-MLP多层介质薄膜光谱预测与辅助设计.docx
@@ -2355,7 +2355,7 @@
         <w:rPr>
           <w:sz w:val="20"/>
         </w:rPr>
-        <w:t>第一，波长采样不足可以直接排除：干涉条纹间距的中位数为 180 nm、最小 120 nm，按 Nyquist 判据只需 ≤ 60 nm，而本文用 10 nm，冗余 6 倍。第二，光谱陡峭度与膜厚灵敏度均只有弱相关或不显著：逐样本 MSE 与相邻波长平均变化幅度的相关系数为 0.207（r² = 0.043），与总光学厚度为 0.148，与差分法估计的 |∂R/∂d|为 -0.078（不显著）。第三，局部采样密度相关性最强：测试样本到训练集的第 10 近邻距离与逐样本 MSE 的相关系数为 0.370（r² = 0.137），最稀疏组的平均 MSE 比最密集组高 48%（图 8b）。但采样密度只解释了 0.137 的方差，故还需检验网络容量：在与基准完全相同的训练数据与超参数下，把参数量从 2.8×10⁴ 降到 2.4×10³，测试 MSE 升至基准的 9.1 倍；增至 1.1×10⁵，则再降 58%（R² = 0.9991）。可见容量不足会系统性抬高误差，容量充足时膜厚空间的局部采样稀疏才成为主导因素。</w:t>
+        <w:t>第一，波长采样不足可以直接排除：干涉条纹间距的中位数为 180 nm、最小 120 nm，按 Nyquist 判据只需 ≤ 60 nm，而本文用 10 nm，冗余 6 倍。第二，光谱陡峭度与膜厚灵敏度均只有弱相关或不显著：逐样本 MSE 与相邻波长平均变化幅度的相关系数为 0.207（r² = 0.043），与总光学厚度为 0.148，与差分法估计的 |∂R/∂d|为 -0.078（不显著）。第三，局部采样密度相关性最强：测试样本到训练集的第 10 近邻距离与逐样本 MSE 的相关系数为 0.370（r² = 0.137），最稀疏组的平均 MSE 比最密集组高 48%（图 8b）。四类解释中只有局部采样密度成立，故它是数据侧的主导因素；但它只解释了 0.137 的方差，模型侧的因素尚未排除，下一节继续检验。</w:t>
       </w:r>
     </w:p>
     <w:p>
@@ -3246,7 +3246,20 @@
         <w:rPr>
           <w:sz w:val="20"/>
         </w:rPr>
-        <w:t>3.4 节表明局部采样密度只解释了误差方差的 0.137，容量是另一项因素，但两者并不独立。把 3 种容量与 4 种样本数放在同一网格上（共 12 个配置，除结构与样本数外设置完全一致；为与容量对照同口径，每个配置均用同一初始化种子单次训练），可以看到幂律指数 α 本身就依赖容量：小容量下α = 0.43，基准 0.98，大容量 1.38（图 9）。基准容量下的 α 与 3.2 节基于 3 个种子平均得到的 1.031 略有差异，属种子波动范围。因此"误差按 N^(−1.031) 下降"只是中等容量下的结论，并非普适规律。</w:t>
+        <w:t>3.4 节的四类解释都在数据与光学一侧，采样密度也只解释了 0.137 的方差，因此还需考察模型侧的因素。先做容量对照：在与基准完全相同的训练数据、划分、种子与超参数下只改变隐藏层结构，把参数量从 2.8×10⁴ 降到 2.4×10³，测试 MSE 升至基准的 9.1 倍；增至 1.1×10⁵，则再降 58%（R² = 0.9991）。可见容量不足会系统性抬高误差，容量充足时局部采样稀疏才成为主导因素。</w:t>
+      </w:r>
+    </w:p>
+    <w:p>
+      <w:pPr>
+        <w:spacing w:line="254" w:lineRule="auto" w:after="20"/>
+        <w:ind w:firstLine="400"/>
+        <w:jc w:val="both"/>
+      </w:pPr>
+      <w:r>
+        <w:rPr>
+          <w:sz w:val="20"/>
+        </w:rPr>
+        <w:t>容量与数据量并不独立。把 3 种容量与 4 种样本数放在同一网格上（共 12 个配置，除结构与样本数外设置完全一致；为与容量对照同口径，每个配置均用同一初始化种子单次训练），可以看到幂律指数 α 本身就依赖容量：小容量下α = 0.43，基准 0.98，大容量 1.38（图 9）。基准容量下的 α 与 3.2 节基于 3 个种子平均得到的 1.031 略有差异，属种子波动范围。因此"误差按 N^(−1.031) 下降"只是中等容量下的结论，并非普适规律。</w:t>
       </w:r>
     </w:p>
     <w:p>
@@ -3378,7 +3391,7 @@
         <w:rPr>
           <w:sz w:val="20"/>
         </w:rPr>
-        <w:t>MLP 对"膜厚—光谱"映射的学习效果总体良好：测试集 R² = 0.9977，目标波长处相关系数达 0.9984。失败样本的归因表明，限制精度的不是光谱的高频成分（10 nm 采样对最小条纹间距仍有约 6 倍冗余），而是训练样本在四维膜厚空间中的局部稀疏与网络容量：第 10 近邻距离与误差的相关系数为 0.370，最稀疏组误差比最密集组高 48%；在相同训练预算下把参数量增至 1.1×10⁵，测试 MSE 再降 58%。这有直接的可操作性：既可在误差较大的区域补充样本，适度增大网络容量也仍有收益。</w:t>
+        <w:t>MLP 对"膜厚—光谱"映射的学习效果总体良好：测试集 R² = 0.9977，目标波长处相关系数达 0.9984。失败样本的归因（3.4、3.5 节）表明，限制精度的不是光谱的高频成分（10 nm 采样对最小条纹间距仍有约 6 倍冗余），而是训练样本在四维膜厚空间中的局部稀疏与网络容量这两类因素，且两者互为条件——容量不足时数据的收益被吞掉，容量充足时局部稀疏才成为主导。其可操作性在于：既可在误差较大的区域补充样本，适度增大网络容量也仍有收益，但需注意二者必须匹配。</w:t>
       </w:r>
     </w:p>
     <w:p>
@@ -3454,7 +3467,7 @@
         <w:rPr>
           <w:sz w:val="20"/>
         </w:rPr>
-        <w:t>代理模型的价值需要谨慎界定。在 10000 组候选、四层膜这一简单体系下，TMM 穷举仅需 0.27 s，而"MLP 预测全部候选 + TMM 复核 Top10"需 0.004 s，绝对耗时都很小；批量推理时 MLP 的单候选耗时约为 TMM 的 1/119，但单点调用因框架固定开销反而不占优势。按实测，要把训练开销赚回来需筛选约 9.6×10⁶ 个候选——在四层膜这一简单体系下，代理模型在经济上并不划算。其真正价值在于前向计算昂贵（层数多、含色散与吸收、斜入射）或候选空间极大的场景。即便排名一致性很高，代理模型也无法分辨最优尾部：顶部 0.1% 候选的真值跨度（0.0069）小于其预测误差（0.00786）；把 λ_target 处权重提高 10 倍可将该处误差降至 0.00597，Top1 的身份仍不稳定。稳妥的分工是"代理模型压缩候选规模、TMM 最终裁决"。</w:t>
+        <w:t>代理模型的价值需要谨慎界定。在 10000 组候选、四层膜这一简单体系下，TMM 穷举仅需 0.27 s，而"MLP 预测全部候选 + TMM 复核 Top10"需 0.004 s，绝对耗时都很小；批量推理时 MLP 的单候选耗时约为 TMM 的 1/119，但单点调用因框架固定开销反而不占优势。按实测，要把训练开销赚回来需筛选约 9.6×10⁶ 个候选——在四层膜这一简单体系下，代理模型在经济上并不划算。其真正价值在于前向计算昂贵（层数多、含色散与吸收、斜入射）或候选空间极大的场景。即便排名一致性很高，基准精度下的代理模型也难以分辨最优尾部：顶部 0.1% 候选的真值跨度（0.0069）小于其预测误差（0.00786）；把 λ_target 处权重提高 10 倍可将该处误差降至 0.00597，Top1 的身份仍不稳定。3.5 节则显示，把容量提高一个量级可把误差压到 0.00517、Top10 召回率升至 80%——分辨率极限可以被逼近，但要付出容量成本。稳妥的分工仍是"代理模型压缩候选规模、TMM 最终裁决"。</w:t>
       </w:r>
     </w:p>
     <w:p>
@@ -3657,7 +3670,7 @@
         <w:rPr>
           <w:sz w:val="14"/>
         </w:rPr>
-        <w:t>SULLIVAN B T, DOBROWOLSKI J A. Implementation of a numerical needle method for thin-film design[J/OL]. Applied Optics, 1996, 35(28): 5484. DOI:10.1364/ao.35.005484.</w:t>
+        <w:t>SULLIVAN B T, DOBROWOLSKI J A. Implementation of a numerical needle method for thin-film design[J/OL]. Applied Optics, 1996, 35(28): 5484-5492. DOI:10.1364/ao.35.005484.</w:t>
       </w:r>
     </w:p>
     <w:p>
